--- a/projecto-completo.docx
+++ b/projecto-completo.docx
@@ -153,7 +153,19 @@
         <w:rPr>
           <w:lang w:val="pt-PT"/>
         </w:rPr>
-        <w:t xml:space="preserve"> ampliaram o acesso a dispositivos protésicos, especialmente em contextos economicamente desfavorecidos. No entanto, muitos desses modelos dependem de geometrias fixas, isto é, formas pré-definidas sem adaptação automática, ou de ajustes manuais pouco padronizados, o que resulta em alterações sem um protocolo uniforme e dificulta a escalabilidade, a reprodutibilidade e a integração robusta de dados antropométricos, ou seja, medidas corporais específicas do utilizador.</w:t>
+        <w:t xml:space="preserve"> ampliaram o acesso a dispositivos protésicos, especialmente em contextos economicamente desfavorecidos. No entanto, muitos desses modelos dependem de geometrias fixas, isto é, formas pré-definidas sem adaptação automática, ou de ajustes manuais pouco padronizados, o que resulta em alterações sem um protocolo uniforme e dificulta a </w:t>
+      </w:r>
+      <w:r>
+        <w:rPr>
+          <w:lang w:val="pt-PT"/>
+        </w:rPr>
+        <w:t>expansã</w:t>
+      </w:r>
+      <w:r>
+        <w:rPr>
+          <w:lang w:val="pt-PT"/>
+        </w:rPr>
+        <w:t>, a reprodutibilidade e a integração robusta de dados antropométricos, ou seja, medidas corporais específicas do utilizador.</w:t>
       </w:r>
     </w:p>
     <w:p>
@@ -2124,7 +2136,19 @@
         <w:rPr>
           <w:lang w:val="pt-PT"/>
         </w:rPr>
-        <w:t>Entre os principais desafios identificados destacam-se: – a articulação entre padronização e personalização, particularmente relevante em dispositivos médicos sujeitos a regulamentação rigorosa; – a discrepância entre modelos teóricos de UCD ensinados academicamente e as restrições institucionais à prática em saúde; – a dificuldade de tradução de processos participativos para contextos de implementação e de escalabilidade; – e a necessidade de integrar dimensões interseccionais (como género e fatores socioculturais) na investigação e no desenvolvimento.</w:t>
+        <w:t>Entre os principais desafios identificados destacam-se: – a articulação entre padronização e personalização, particularmente relevante em dispositivos médicos sujeitos a regulamentação rigorosa; – a discrepância entre modelos teóricos de UCD ensinados academicamente e as restrições institucionais à prática em saúde; – a dificuldade de tradução de processos participativos para contextos de implementação e de e</w:t>
+      </w:r>
+      <w:r>
+        <w:rPr>
+          <w:lang w:val="pt-PT"/>
+        </w:rPr>
+        <w:t>xpansão</w:t>
+      </w:r>
+      <w:r>
+        <w:rPr>
+          <w:lang w:val="pt-PT"/>
+        </w:rPr>
+        <w:t>; – e a necessidade de integrar dimensões interseccionais (como género e fatores socioculturais) na investigação e no desenvolvimento.</w:t>
       </w:r>
       <w:commentRangeEnd w:id="6"/>
       <w:r>
@@ -4775,7 +4799,19 @@
         <w:rPr>
           <w:lang w:val="pt-PT"/>
         </w:rPr>
-        <w:t>1. Seleção modular de componentes: a personalização é obtida por meio da combinação de módulos interoperáveis, permitindo adaptar a funcionalidade por meio de combinações e substituições. A modularidade surge como estratégia para conciliar personalização, reutilização e escalabilidade em ecossistemas de produto (Dechev et al., 2023 (#ref-dechev-2023); Peters &amp; Richter, 2023 (#ref-peters-2023)).</w:t>
+        <w:t xml:space="preserve">1. Seleção modular de componentes: a personalização é obtida por meio da combinação de módulos interoperáveis, permitindo adaptar a funcionalidade por meio de combinações e substituições. A modularidade surge como estratégia para conciliar personalização, reutilização e </w:t>
+      </w:r>
+      <w:r>
+        <w:rPr>
+          <w:lang w:val="pt-PT"/>
+        </w:rPr>
+        <w:t>expansão</w:t>
+      </w:r>
+      <w:r>
+        <w:rPr>
+          <w:lang w:val="pt-PT"/>
+        </w:rPr>
+        <w:t xml:space="preserve"> em ecossistemas de produto (Dechev et al., 2023 (#ref-dechev-2023); Peters &amp; Richter, 2023 (#ref-peters-2023)).</w:t>
       </w:r>
     </w:p>
     <w:p>
@@ -6290,15 +6326,17 @@
         <w:pStyle w:val="Normal"/>
         <w:bidi w:val="0"/>
         <w:jc w:val="left"/>
-        <w:rPr>
-          <w:lang w:val="pt-PT"/>
-        </w:rPr>
-      </w:pPr>
-      <w:r>
-        <w:rPr>
-          <w:lang w:val="pt-PT"/>
-        </w:rPr>
-        <w:t>Partindo deste enquadramento, a investigação assume o desenvolvimento de um sistema paramétrico assistido por inteligência artificial como meio para explorar formas mais configuráveis, reprodutíveis e acessíveis de personalização protésica. A dimensão investigativa do projeto não reside apenas na obtenção de uma solução funcional, mas também na explicitação dos critérios, das relações paramétricas e dos mecanismos de decisão que estruturam o processo, tornando-o analisável, criticável e potencialmente transferível para outros contextos de desenvolvimento.</w:t>
+        <w:rPr/>
+      </w:pPr>
+      <w:r>
+        <w:rPr>
+          <w:lang w:val="pt-PT"/>
+        </w:rPr>
+        <w:t xml:space="preserve">Partindo deste enquadramento, a investigação assume o desenvolvimento de um sistema paramétrico assistido por inteligência artificial como meio para explorar formas mais configuráveis, reprodutíveis e acessíveis de personalização protésica. </w:t>
+      </w:r>
+      <w:r>
+        <w:rPr/>
+        <w:t>O contributo de investigação do projeto não reside apenas na obtenção de uma solução funcional, mas também na explicitação dos critérios, das relações paramétricas e dos mecanismos de decisão que estruturam o processo, tornando-o analisável, aberto à revisão crítica e potencialmente transferível para outros contextos de desenvolvimento.</w:t>
       </w:r>
     </w:p>
     <w:p>
@@ -7079,7 +7117,19 @@
         <w:rPr>
           <w:lang w:val="pt-PT"/>
         </w:rPr>
-        <w:t>Os constrangimentos materiais são definidos em termos de resistência, rigidez, durabilidade e compatibilidade biológica. Os constrangimentos mecânicos incluem limites de binário, deformação admissível, integridade estrutural sob carga e capacidades cinemáticas mínimas para a realização de tarefas quotidianas. Os constrangimentos anatómicos são integrados com base em dados antropométricos e, quando possível, na digitalização do membro residual, condicionando as geometrias, as zonas de contacto e os volumes internos. Por fim, os constrangimentos produtivos relacionam-se com as capacidades e limitações do fabrico aditivo, incluindo tolerâncias, orientação de impressão, tempo de fabrico, custo e escalabilidade.</w:t>
+        <w:t xml:space="preserve">Os constrangimentos materiais são definidos em termos de resistência, rigidez, durabilidade e compatibilidade biológica. Os constrangimentos mecânicos incluem limites de binário, deformação admissível, integridade estrutural sob carga e capacidades cinemáticas mínimas para a realização de tarefas quotidianas. Os constrangimentos anatómicos são integrados com base em dados antropométricos e, quando possível, na digitalização do membro residual, condicionando as geometrias, as zonas de contacto e os volumes internos. Por fim, os constrangimentos produtivos relacionam-se com as capacidades e limitações do fabrico aditivo, incluindo tolerâncias, orientação de impressão, tempo de fabrico, custo e </w:t>
+      </w:r>
+      <w:r>
+        <w:rPr>
+          <w:lang w:val="pt-PT"/>
+        </w:rPr>
+        <w:t>escalonamento</w:t>
+      </w:r>
+      <w:r>
+        <w:rPr>
+          <w:lang w:val="pt-PT"/>
+        </w:rPr>
+        <w:t>.</w:t>
       </w:r>
     </w:p>
     <w:p>
@@ -13901,7 +13951,7 @@
         <w:rPr>
           <w:lang w:val="pt-PT"/>
         </w:rPr>
-        <w:t>A dimensão funcional introduziu um nível adicional de exigência. Em sistemas configuráveis para próteses, a coerência geométrica e a imprimibilidade não bastam para assegurar a adequação ao uso. A articulação entre segmentos, o posicionamento relativo dos mecanismos, a distribuição de massa, as zonas de esforço e a amplitude de movimento influenciam diretamente o desempenho esperado do objeto. Por essa razão, várias revisões do modelo implicaram reajustes que não se limitavam a problemas formais, mas também à necessidade de manter um equilíbrio plausível entre adaptação dimensional, comportamento funcional e viabilidade material. O refinamento correspondeu, assim, a uma negociação contínua entre a simplificação paramétrica e a exigência prototípica.</w:t>
+        <w:t>Em sistemas configuráveis para próteses, a coerência geométrica e a compatibilidade com o processo de impressão não são suficientes para assegurar a adequação ao uso. A articulação entre segmentos, o posicionamento relativo dos mecanismos, a distribuição de massa, as zonas sujeitas a esforço e a amplitude de movimento influenciam diretamente o desempenho esperado do objeto. Por essa razão, várias revisões do modelo implicaram reajustes que não se limitavam à correção formal da geometria, mas procuravam manter um equilíbrio plausível entre adaptação dimensional, comportamento funcional e viabilidade material. O refinamento correspondeu, assim, a uma negociação contínua entre a simplificação paramétrica e as exigências funcionais e materiais do protótipo.</w:t>
       </w:r>
     </w:p>
     <w:p>
@@ -14018,95 +14068,235 @@
         <w:pStyle w:val="Normal"/>
         <w:bidi w:val="0"/>
         <w:jc w:val="left"/>
-        <w:rPr>
-          <w:lang w:val="pt-PT"/>
-        </w:rPr>
-      </w:pPr>
-      <w:r>
-        <w:rPr>
-          <w:lang w:val="pt-PT"/>
-        </w:rPr>
-        <w:t>A plataforma web desenvolvida no âmbito deste projeto constitui a camada de mediação entre o modelo paramétrico, os dados do utilizador e os processos de configuração digital da prótese. O seu enquadramento conceptual assenta na ideia de que a personalização não deve depender da manipulação direta do código nem de competências avançadas de modelação tridimensional, mas de uma interface capaz de traduzir dados antropométricos, decisões de configuração e critérios de fabrico em parâmetros operacionais inteligíveis. Nesta perspetiva, a plataforma não é apenas um visualizador técnico do modelo, mas também um dispositivo de mediação que reorganiza a relação entre o sistema paramétrico, o utilizador, o processo de decisão e a preparação para o fabrico. Esta leitura é coerente com a literatura sobre personalização digital e mass personalisation, que descreve os configuradores como infraestruturas que expõem uma parte controlada do espaço de variação, permitindo adaptar produtos sem comprometer a coerência interna do modelo-base (Ozdemir, Verlinden, &amp; Cascini, 2022; Stralen, 2018 (#ref-stralen-2018)).</w:t>
-      </w:r>
-    </w:p>
-    <w:p>
-      <w:pPr>
-        <w:pStyle w:val="Normal"/>
-        <w:bidi w:val="0"/>
-        <w:jc w:val="left"/>
-        <w:rPr>
-          <w:lang w:val="pt-PT"/>
-        </w:rPr>
-      </w:pPr>
-      <w:r>
-        <w:rPr>
-          <w:lang w:val="pt-PT"/>
-        </w:rPr>
-        <w:t>Do ponto de vista funcional, a plataforma foi concebida para suportar um processo de personalização progressiva, no qual a definição geométrica da prótese resulta da articulação entre a recolha de dados, a seleção do modelo, o ajustamento de parâmetros, a visualização do resultado e a eventual exportação para prototipagem. Esta organização procura reduzir a distância entre o domínio técnico da modelação paramétrica e o contexto aplicado de utilização clínica, projetual ou experimental. Em vez de exigir que cada interveniente compreenda a estrutura interna do ficheiro OpenSCAD, o sistema disponibiliza uma camada de interação mais acessível, baseada em controlos paramétricos, pré-visualização tridimensional e gestão de configurações. Tal opção aproxima-se de abordagens recentes em plataformas de personalização protésica, nas quais a interface funciona como meio de tornar observável, configurável e progressivamente verificável um processo que, de outro modo, permaneceria dependente de software especializado ou de mediação exclusivamente técnica (Peixoto et al., 2025 (#ref-peixoto-2025)).</w:t>
-      </w:r>
-    </w:p>
-    <w:p>
-      <w:pPr>
-        <w:pStyle w:val="Normal"/>
-        <w:bidi w:val="0"/>
-        <w:jc w:val="left"/>
-        <w:rPr>
-          <w:lang w:val="pt-PT"/>
-        </w:rPr>
-      </w:pPr>
-      <w:r>
-        <w:rPr>
-          <w:lang w:val="pt-PT"/>
-        </w:rPr>
-        <w:t>Neste sentido, a plataforma deve ser entendida como um sistema sociotécnico, e não apenas como um artefacto de software. A personalização deixa de ser concebida como um ato individual e isolado e passa a ser enquadrada como um processo distribuído, no qual diferentes agentes intervêm com graus distintos de responsabilidade e de controlo. Num contexto de próteses personalizadas, o resultado final pode depender da articulação entre o utilizador final, o designer, o técnico ou o clínico, bem como de condicionantes produtivas e de critérios de validação. A plataforma procura, assim, oferecer uma infraestrutura digital que acomode essa pluralidade de agentes sem comprometer a consistência técnica da configuração paramétrica nem deslocar indevidamente a responsabilidade para o utilizador menos especializado (Bai, Yuan, Liu, Huang, &amp; Feng, 2024; Quintero et al., 2018 (#ref-quintero-2018)).</w:t>
-      </w:r>
-    </w:p>
-    <w:p>
-      <w:pPr>
-        <w:pStyle w:val="Normal"/>
-        <w:bidi w:val="0"/>
-        <w:jc w:val="left"/>
-        <w:rPr>
-          <w:lang w:val="pt-PT"/>
-        </w:rPr>
-      </w:pPr>
-      <w:r>
-        <w:rPr>
-          <w:lang w:val="pt-PT"/>
-        </w:rPr>
-        <w:t>A definição dos perfis de utilizador corresponde, por isso, a uma opção conceptual central. O sistema organiza-se em três perfis principais: administrador, técnico e utilizador. O perfil de administrador assegura a gestão global da plataforma, incluindo a criação de contas, a definição de permissões e a supervisão do ecossistema de configurações. O perfil técnico, pensado para profissionais intermédios, como protésicos, clínicos ou operadores especializados, permite criar, editar e acompanhar configurações próprias e, quando aplicável, aceder às configurações dos utilizadores sob sua responsabilidade. O perfil de utilizador corresponde ao nível mais restrito, centrado na consulta das suas configurações, no acompanhamento do processo e em interações delimitadas pelo sistema. Esta segmentação traduz uma lógica de controlo de acesso baseada em papéis, procurando equilibrar autonomia, segurança, inteligibilidade e responsabilidade distribuída.</w:t>
-      </w:r>
-    </w:p>
-    <w:p>
-      <w:pPr>
-        <w:pStyle w:val="Normal"/>
-        <w:bidi w:val="0"/>
-        <w:jc w:val="left"/>
-        <w:rPr>
-          <w:lang w:val="pt-PT"/>
-        </w:rPr>
-      </w:pPr>
-      <w:r>
-        <w:rPr>
-          <w:lang w:val="pt-PT"/>
-        </w:rPr>
-        <w:t>Importa sublinhar que esta diferenciação não se limita a uma decisão administrativa. Ela participa diretamente na forma como a plataforma enquadra a personalização. Ao reservar certos parâmetros, decisões ou operações a perfis técnicos, o sistema reconhece que nem todos os aspetos da configuração devem ser apresentados ao utilizador final como escolhas livres. Em domínios sensíveis, como o das próteses, a experiência de uso beneficia quando a interface torna visível o processo, mas também quando delimita o campo de ação de forma coerente com critérios de supervisão, segurança e adequação funcional. A literatura sobre interfaces clínicas e interação em próteses inteligentes aponta precisamente para a necessidade de distinguir entre participação informada do utilizador e controlo técnico supervisionado, evitando tanto a opacidade excessiva como a transferência imprudente de responsabilidade para agentes não especializados (Bai et al., 2024 (#ref-bai-2024); Quintero et al., 2018 (#ref-quintero-2018)).</w:t>
-      </w:r>
-    </w:p>
-    <w:p>
-      <w:pPr>
-        <w:pStyle w:val="Normal"/>
-        <w:bidi w:val="0"/>
-        <w:jc w:val="left"/>
-        <w:rPr>
-          <w:lang w:val="pt-PT"/>
-        </w:rPr>
-      </w:pPr>
-      <w:r>
-        <w:rPr>
-          <w:lang w:val="pt-PT"/>
-        </w:rPr>
-        <w:t>Deste modo, o enquadramento conceptual da plataforma articula três objetivos complementares: tornar a lógica paramétrica operável em ambiente web, estruturar a personalização como um processo progressivo e inteligível e distribuir o acesso às operações de acordo com papéis diferenciados. O valor da plataforma, nesta fase, não reside apenas em permitir editar parâmetros à distância, mas também em reconfigurar o próprio processo de personalização como uma sequência assistida, rastreável e criticável. É nessa articulação entre configurabilidade, mediação da interface e organização por perfis que a secção seguinte, dedicada à arquitetura geral do sistema, encontra a sua base conceptual.</w:t>
+        <w:rPr/>
+      </w:pPr>
+      <w:r>
+        <w:rPr>
+          <w:lang w:val="pt-PT"/>
+        </w:rPr>
+        <w:t xml:space="preserve">A plataforma web desenvolvida no âmbito deste projeto constitui a camada de mediação entre o modelo paramétrico, os dados do utilizador e os processos de configuração digital da prótese. O seu enquadramento conceptual assenta na ideia de que a personalização não deve depender da manipulação direta do código nem de competências avançadas de modelação tridimensional, mas de uma interface capaz de traduzir dados antropométricos, decisões de configuração e critérios de fabrico em parâmetros operacionais inteligíveis. Nesta perspetiva, a plataforma não é apenas um visualizador técnico do modelo, mas também um dispositivo de mediação que reorganiza a relação entre o sistema paramétrico, o utilizador, o processo de decisão e a preparação para o fabrico. </w:t>
+      </w:r>
+      <w:r>
+        <w:rPr/>
+        <w:t>Esta leitura é coerente com os estudos sobre personalização digital e personalização em massa, que descrevem os configuradores como infraestruturas capazes de expor uma parte controlada do espaço de variação, permitindo adaptar produtos sem comprometer a coerência interna do modelo-base (Ozdemir, Verlinden, &amp; Cascini, 2022; Stralen, 2018 (#ref-stralen-2018)).</w:t>
+      </w:r>
+    </w:p>
+    <w:p>
+      <w:pPr>
+        <w:pStyle w:val="Normal"/>
+        <w:bidi w:val="0"/>
+        <w:jc w:val="left"/>
+        <w:rPr>
+          <w:lang w:val="pt-PT"/>
+        </w:rPr>
+      </w:pPr>
+      <w:r>
+        <w:rPr>
+          <w:lang w:val="pt-PT"/>
+        </w:rPr>
+        <w:t xml:space="preserve">Do ponto de vista funcional, a plataforma foi concebida para suportar um processo </w:t>
+      </w:r>
+      <w:r>
+        <w:rPr>
+          <w:lang w:val="pt-PT"/>
+        </w:rPr>
+        <w:t xml:space="preserve">progressivo </w:t>
+      </w:r>
+      <w:r>
+        <w:rPr>
+          <w:lang w:val="pt-PT"/>
+        </w:rPr>
+        <w:t xml:space="preserve">de personalização, no qual a definição geométrica da prótese resulta da articulação entre a recolha de dados, a seleção do modelo, o ajustamento de parâmetros, a visualização do resultado e a eventual exportação para prototipagem. Esta organização procura reduzir a distância entre o domínio técnico da modelação paramétrica e o contexto aplicado de utilização clínica, experimental </w:t>
+      </w:r>
+      <w:r>
+        <w:rPr>
+          <w:lang w:val="pt-PT"/>
+        </w:rPr>
+        <w:t>ou de projecto</w:t>
+      </w:r>
+      <w:r>
+        <w:rPr>
+          <w:lang w:val="pt-PT"/>
+        </w:rPr>
+        <w:t>.</w:t>
+      </w:r>
+    </w:p>
+    <w:p>
+      <w:pPr>
+        <w:pStyle w:val="Normal"/>
+        <w:bidi w:val="0"/>
+        <w:jc w:val="left"/>
+        <w:rPr>
+          <w:lang w:val="pt-PT"/>
+        </w:rPr>
+      </w:pPr>
+      <w:r>
+        <w:rPr>
+          <w:lang w:val="pt-PT"/>
+        </w:rPr>
+        <w:t xml:space="preserve">Em vez de exigir que cada interveniente compreenda a estrutura interna do ficheiro OpenSCAD, o sistema disponibiliza uma camada de interação mais acessível, baseada em controlos paramétricos, pré-visualização tridimensional e gestão de configurações. Tal opção aproxima-se de abordagens recentes em plataformas de personalização </w:t>
+      </w:r>
+      <w:r>
+        <w:rPr>
+          <w:lang w:val="pt-PT"/>
+        </w:rPr>
+        <w:t>de próteses</w:t>
+      </w:r>
+      <w:r>
+        <w:rPr>
+          <w:lang w:val="pt-PT"/>
+        </w:rPr>
+        <w:t>, nas quais a interface funciona como meio de tornar observável, configurável e progressivamente verificável um processo que, de outro modo, permaneceria dependente de software especializado ou de mediação exclus</w:t>
+      </w:r>
+      <w:commentRangeStart w:id="83"/>
+      <w:r>
+        <w:rPr>
+          <w:lang w:val="pt-PT"/>
+        </w:rPr>
+        <w:t>ivamente técnica (Peixoto et al., 2025 (#ref-peixoto-2025)).</w:t>
+      </w:r>
+      <w:commentRangeEnd w:id="83"/>
+      <w:r>
+        <w:commentReference w:id="83"/>
+      </w:r>
+      <w:r>
+        <w:rPr>
+          <w:lang w:val="pt-PT"/>
+        </w:rPr>
+      </w:r>
+    </w:p>
+    <w:p>
+      <w:pPr>
+        <w:pStyle w:val="Normal"/>
+        <w:bidi w:val="0"/>
+        <w:jc w:val="left"/>
+        <w:rPr>
+          <w:lang w:val="pt-PT"/>
+        </w:rPr>
+      </w:pPr>
+      <w:r>
+        <w:rPr>
+          <w:lang w:val="pt-PT"/>
+        </w:rPr>
+        <w:t>Neste sentido, a plataforma deve ser entendida como uma infraestrutura de mediação entre componentes técnicos, utilizadores e intervenientes especializados, e não apenas como um artefacto de software. A personalização deixa, assim, de corresponder a um ato individual e isolado, passando a ser enquadrada como um processo distribuído, no qual diferentes intervenientes participam com graus distintos de responsabilidade, conhecimento e controlo.</w:t>
+      </w:r>
+    </w:p>
+    <w:p>
+      <w:pPr>
+        <w:pStyle w:val="Normal"/>
+        <w:bidi w:val="0"/>
+        <w:jc w:val="left"/>
+        <w:rPr>
+          <w:lang w:val="pt-PT"/>
+        </w:rPr>
+      </w:pPr>
+      <w:r>
+        <w:rPr>
+          <w:lang w:val="pt-PT"/>
+        </w:rPr>
+        <w:t>Num contexto de próteses personalizadas, o resultado final pode depender da articulação entre o utilizador final, o designer, o técnico ou o clínico, bem como de condicionantes produtivas e de critérios de validação. A plataforma procura, assim, oferecer uma infraestrutura digital que acomode essa pluralidade de agentes sem comprometer a consistência técnica da configuração paramétrica nem deslocar indevidamente a responsabilidade para o utilizador menos especializado (Bai, Yuan, Liu, Huang, &amp; Feng, 2024; Quintero et al., 2018 (#ref-quintero-2018)).</w:t>
+      </w:r>
+    </w:p>
+    <w:p>
+      <w:pPr>
+        <w:pStyle w:val="Normal"/>
+        <w:bidi w:val="0"/>
+        <w:jc w:val="left"/>
+        <w:rPr>
+          <w:lang w:val="pt-PT"/>
+        </w:rPr>
+      </w:pPr>
+      <w:r>
+        <w:rPr>
+          <w:lang w:val="pt-PT"/>
+        </w:rPr>
+        <w:t>A definição dos perfis de utilizador constitui, por isso, uma decisão estruturante no desenho da plataforma, uma vez que determina como se distribuem responsabilidades, permissões e formas de intervenção no processo de personalização. O sistema organiza-se em três perfis principais: administrador, técnico e utilizador.</w:t>
+      </w:r>
+    </w:p>
+    <w:p>
+      <w:pPr>
+        <w:pStyle w:val="Normal"/>
+        <w:bidi w:val="0"/>
+        <w:jc w:val="left"/>
+        <w:rPr/>
+      </w:pPr>
+      <w:r>
+        <w:rPr>
+          <w:lang w:val="pt-PT"/>
+        </w:rPr>
+        <w:t xml:space="preserve">O perfil de administrador assegura a gestão global da plataforma, incluindo a criação de contas, a definição de permissões e a supervisão do ecossistema de configurações, </w:t>
+      </w:r>
+      <w:r>
+        <w:rPr>
+          <w:lang w:val="pt-PT"/>
+        </w:rPr>
+        <w:t>incluindo da base de dados antropométricos</w:t>
+      </w:r>
+      <w:r>
+        <w:rPr>
+          <w:lang w:val="pt-PT"/>
+        </w:rPr>
+        <w:t xml:space="preserve">. </w:t>
+      </w:r>
+      <w:r>
+        <w:rPr/>
+        <w:t>O perfil técnico, pensado para profissionais intermédios, como técnicos de ortoprotesia, clínicos ou operadores especializados, permite criar, editar e acompanhar configurações próprias e, quando aplicável, aceder às configurações dos utilizadores sob sua responsabilidade.</w:t>
+      </w:r>
+      <w:r>
+        <w:rPr>
+          <w:lang w:val="pt-PT"/>
+        </w:rPr>
+        <w:t xml:space="preserve"> O perfil de utilizador corresponde ao nível mais restrito, centrado na consulta das suas configurações, no acompanhamento do processo e em interações delimitadas pelo sistema.</w:t>
+      </w:r>
+    </w:p>
+    <w:p>
+      <w:pPr>
+        <w:pStyle w:val="Normal"/>
+        <w:bidi w:val="0"/>
+        <w:jc w:val="left"/>
+        <w:rPr>
+          <w:lang w:val="pt-PT"/>
+        </w:rPr>
+      </w:pPr>
+      <w:r>
+        <w:rPr>
+          <w:lang w:val="pt-PT"/>
+        </w:rPr>
+        <w:t>Esta segmentação traduz uma lógica de controlo de acesso baseada em papéis, procurando equilibrar autonomia, segurança e responsabilidade distribuída, ao tornar claros os limites de intervenção de cada perfil. Importa sublinhar que esta diferenciação não se limita a uma decisão administrativa, participando diretamente na forma como a plataforma enquadra a personalização.</w:t>
+      </w:r>
+    </w:p>
+    <w:p>
+      <w:pPr>
+        <w:pStyle w:val="Normal"/>
+        <w:bidi w:val="0"/>
+        <w:jc w:val="left"/>
+        <w:rPr>
+          <w:lang w:val="pt-PT"/>
+        </w:rPr>
+      </w:pPr>
+      <w:r>
+        <w:rPr>
+          <w:lang w:val="pt-PT"/>
+        </w:rPr>
+        <w:t>Ao reservar certos parâmetros, decisões ou operações a perfis técnicos, o sistema reconhece que nem todos os aspetos da configuração devem ser apresentados ao utilizador final como escolhas livres. Em domínios sensíveis, como o das próteses, a experiência de uso beneficia quando a interface torna visível o processo, mas também quando delimita o campo de ação de forma coerente com critérios de supervisão, segurança e adequação funcional. A literatura sobre interfaces clínicas e interação em próteses inteligentes aponta precisamente para a necessidade de distinguir entre participação informada do utilizador e controlo técnico supervisionado, evitando tanto a opacidade excessiva como a transferência imprudente de responsabilidade para agentes não especializados (Bai et al., 2024 (#ref-bai-2024); Quintero et al., 2018 (#ref-quintero-2018)).</w:t>
+      </w:r>
+    </w:p>
+    <w:p>
+      <w:pPr>
+        <w:pStyle w:val="Normal"/>
+        <w:bidi w:val="0"/>
+        <w:jc w:val="left"/>
+        <w:rPr/>
+      </w:pPr>
+      <w:r>
+        <w:rPr>
+          <w:lang w:val="pt-PT"/>
+        </w:rPr>
+        <w:t xml:space="preserve">Deste modo, o enquadramento conceptual da plataforma articula três objetivos complementares: tornar a lógica paramétrica operável em ambiente web, estruturar a personalização como um processo progressivo e inteligível e distribuir o acesso às operações de acordo com papéis diferenciados. O valor da plataforma, nesta fase, não reside apenas em permitir editar parâmetros à distância, </w:t>
+      </w:r>
+      <w:r>
+        <w:rPr/>
+        <w:t>mas também em reconfigurar o próprio processo de personalização como uma sequência assistida, documentável e passível de revisão crítica. É nessa articulação entre capacidade de configuração, mediação pela interface e organização por perfis que a secção seguinte, dedicada à arquitetura geral do sistema, encontra a sua base conceptual.</w:t>
       </w:r>
     </w:p>
     <w:p>
@@ -14168,7 +14358,7 @@
         <w:rPr>
           <w:lang w:val="pt-PT"/>
         </w:rPr>
-        <w:t>A arquitetura geral do sistema foi concebida como uma estrutura em camadas, organizada para separar a interface, a lógica de aplicação, a persistência de dados e os serviços complementares de apoio à configuração. Esta opção procura responder a um problema central do projeto: tornar operável um modelo paramétrico tecnicamente exigente num ambiente web sem concentrar, no mesmo ponto, responsabilidades de interação, cálculo geométrico, armazenamento e controlo de acesso. Em termos conceptuais, esta separação prolonga a lógica já discutida nas secções anteriores: a personalização digital exige sistemas suficientemente configuráveis para acomodar a variação, mas também suficientemente disciplinados para preservar a coerência, a rastreabilidade e a capacidade de manutenção (Ozdemir et al., 2022 (#ref-ozdemir-2022); Lei et al., 2016 (#ref-lei-2016)).</w:t>
+        <w:t>O sistema organiza-se numa estrutura em camadas, concebida para distinguir a interface de utilização, a lógica de configuração, a persistência de dados e os serviços complementares de apoio ao processo de personalização. Esta opção procura responder a um problema central do projeto: tornar operável um modelo paramétrico tecnicamente exigente num ambiente web sem concentrar, no mesmo ponto, responsabilidades de interação, cálculo geométrico, armazenamento e controlo de acesso. Em termos conceptuais, esta separação prolonga a lógica já discutida nas secções anteriores: a personalização digital exige sistemas suficientemente configuráveis para acomodar a variação, mas também suficientemente disciplinados para preservar a coerência, a rastreabilidade e a capacidade de manutenção (Ozdemir et al., 2022 (#ref-ozdemir-2022); Lei et al., 2016 (#ref-lei-2016)).</w:t>
       </w:r>
     </w:p>
     <w:p>
@@ -14301,63 +14491,165 @@
         <w:pStyle w:val="Normal"/>
         <w:bidi w:val="0"/>
         <w:jc w:val="left"/>
-        <w:rPr>
-          <w:lang w:val="pt-PT"/>
-        </w:rPr>
-      </w:pPr>
-      <w:r>
-        <w:rPr>
-          <w:lang w:val="pt-PT"/>
-        </w:rPr>
-        <w:t>No lado do cliente, a aplicação funciona no navegador e integra os componentes responsáveis pela interface, pela recolha e edição de parâmetros, pela gestão do estado da sessão e pela visualização local dos modelos. No lado do servidor, um serviço desenvolvido em Node.js com Express assegura o fornecimento de ficheiros estáticos, o processamento de pedidos à API, a autenticação de utilizadores, a aplicação de permissões e a comunicação com a camada de persistência. Esta distribuição de responsabilidades evita que a interface dependa de processamento remoto contínuo para todas as operações e, simultaneamente, impede que tarefas sensíveis, como a gestão de utilizadores, o controlo de acessos e a comunicação com serviços externos, fiquem expostas diretamente no cliente. A arquitetura não corresponde, portanto, a uma simples divisão técnica entre “frente” e “retaguarda”, mas sim a uma estratégia de contenção da complexidade e de delimitação explícita de responsabilidades.</w:t>
-      </w:r>
-    </w:p>
-    <w:p>
-      <w:pPr>
-        <w:pStyle w:val="Normal"/>
-        <w:bidi w:val="0"/>
-        <w:jc w:val="left"/>
-        <w:rPr>
-          <w:lang w:val="pt-PT"/>
-        </w:rPr>
-      </w:pPr>
-      <w:r>
-        <w:rPr>
-          <w:lang w:val="pt-PT"/>
-        </w:rPr>
-        <w:t>A camada de persistência assenta numa base de dados SQLite, utilizada para armazenar contas de utilizador, configurações guardadas, relações de atribuição técnica e tokens de autenticação. A escolha desta solução responde ao caráter prototípico e funcional do sistema nesta fase da investigação, privilegiando a leveza de implementação, a portabilidade e a facilidade de manutenção. As configurações paramétricas são armazenadas como estruturas JSON associadas a um modelo e a um utilizador, permitindo preservar diferentes instâncias de personalização, recuperá-las em momentos posteriores e compará-las como estados distintos do processo projetual. Deste modo, a base de dados não funciona apenas como repositório administrativo, mas também como infraestrutura que sustenta a continuidade, o versionamento prático e a rastreabilidade das variantes produzidas.</w:t>
-      </w:r>
-    </w:p>
-    <w:p>
-      <w:pPr>
-        <w:pStyle w:val="Normal"/>
-        <w:bidi w:val="0"/>
-        <w:jc w:val="left"/>
-        <w:rPr>
-          <w:lang w:val="pt-PT"/>
-        </w:rPr>
-      </w:pPr>
-      <w:r>
-        <w:rPr>
-          <w:lang w:val="pt-PT"/>
-        </w:rPr>
-        <w:t>Um dos aspetos mais relevantes da arquitetura é que a renderização geométrica não é executada no servidor. Em vez disso, o cálculo e a geração da geometria tridimensional ocorrem localmente no navegador, por meio de um processo baseado em OpenSCAD, compilado para WebAssembly e executado em um Web Worker. Esta decisão reduz a carga computacional do backend, diminui a dependência de um serviço remoto de renderização e favorece uma interação mais imediata durante a edição paramétrica. Ao mesmo tempo, preserva-se uma fronteira clara: o servidor mantém-se responsável pela autenticação, armazenamento, gestão de configurações e intermediação de chamadas a serviços de inteligência artificial, enquanto o cliente assume a computação geométrica intensiva. A arquitetura resultante é, assim, híbrida: centraliza funções de controlo e persistência, mas distribui localmente a geração formal do modelo.</w:t>
-      </w:r>
-    </w:p>
-    <w:p>
-      <w:pPr>
-        <w:pStyle w:val="Normal"/>
-        <w:bidi w:val="0"/>
-        <w:jc w:val="left"/>
-        <w:rPr>
-          <w:lang w:val="pt-PT"/>
-        </w:rPr>
-      </w:pPr>
-      <w:r>
-        <w:rPr>
-          <w:lang w:val="pt-PT"/>
-        </w:rPr>
-        <w:t>No plano da segurança e do controlo de acesso, a arquitetura incorpora autenticação baseada em JWT, utilização de tokens de atualização em cookies HttpOnly, validação de dados, limitação de pedidos e bloqueio explícito de ficheiros sensíveis. Estes mecanismos não devem ser entendidos como adições periféricas, mas como parte integrante do desenho do sistema, sobretudo num contexto em que múltiplos perfis de utilizador operam sobre configurações potencialmente sensíveis e em que a plataforma articula a autonomia de uso com a supervisão técnica. A literatura sobre interfaces de configuração em contexto protésico sublinha, precisamente, a importância de equilibrar a participação, a diferenciação de permissões e o enquadramento seguro das operações críticas (Quintero et al., 2018 (#ref-quintero-2018); Bai et al., 2024 (#ref-bai-2024)). Neste sentido, a arquitetura traduz uma opção por robustez e extensibilidade controlada: não procura apenas “ligar” componentes, mas estruturar um ecossistema técnico coerente com os requisitos de personalização assistida, gestão multiutilizador e futura evolução da plataforma.</w:t>
+        <w:rPr/>
+      </w:pPr>
+      <w:r>
+        <w:rPr>
+          <w:lang w:val="pt-PT"/>
+        </w:rPr>
+        <w:t xml:space="preserve">No navegador do utilizador, a aplicação integra os componentes responsáveis pela interface, pela recolha e edição de parâmetros, pela gestão do estado da sessão e pela visualização local dos modelos. </w:t>
+      </w:r>
+      <w:r>
+        <w:rPr/>
+        <w:t>No servidor, um serviço desenvolvido em Node.js, com recurso ao framework Express.js, assegura a disponibilização de ficheiros estáticos, o processamento de pedidos à API, a autenticação de utilizadores, a aplicação de permissões e a comunicação com a camada de persistência.</w:t>
+      </w:r>
+      <w:r>
+        <w:rPr>
+          <w:lang w:val="pt-PT"/>
+        </w:rPr>
+        <w:t xml:space="preserve"> Esta distribuição de responsabilidades evita que a interface dependa de processamento remoto contínuo para todas as operações e, simultaneamente, impede que tarefas sensíveis, como a gestão de utilizadores, o controlo de acessos e a comunicação com serviços externos, fiquem expostas diretamente no cliente. A arquitetura não corresponde, portanto, a uma simples divisão técnica entre “frente” </w:t>
+      </w:r>
+      <w:r>
+        <w:rPr>
+          <w:lang w:val="pt-PT"/>
+        </w:rPr>
+        <w:t>(</w:t>
+      </w:r>
+      <w:r>
+        <w:rPr>
+          <w:i/>
+          <w:iCs/>
+          <w:lang w:val="pt-PT"/>
+        </w:rPr>
+        <w:t>frontend</w:t>
+      </w:r>
+      <w:r>
+        <w:rPr>
+          <w:lang w:val="pt-PT"/>
+        </w:rPr>
+        <w:t>)</w:t>
+      </w:r>
+      <w:r>
+        <w:rPr>
+          <w:lang w:val="pt-PT"/>
+        </w:rPr>
+        <w:t xml:space="preserve"> e “retaguarda” </w:t>
+      </w:r>
+      <w:r>
+        <w:rPr>
+          <w:lang w:val="pt-PT"/>
+        </w:rPr>
+        <w:t>(</w:t>
+      </w:r>
+      <w:r>
+        <w:rPr>
+          <w:i/>
+          <w:iCs/>
+          <w:lang w:val="pt-PT"/>
+        </w:rPr>
+        <w:t>backend</w:t>
+      </w:r>
+      <w:r>
+        <w:rPr>
+          <w:lang w:val="pt-PT"/>
+        </w:rPr>
+        <w:t>)</w:t>
+      </w:r>
+      <w:r>
+        <w:rPr>
+          <w:lang w:val="pt-PT"/>
+        </w:rPr>
+        <w:t>, mas sim a uma estratégia de contenção da complexidade e de delimitação explícita de responsabilidades.</w:t>
+      </w:r>
+    </w:p>
+    <w:p>
+      <w:pPr>
+        <w:pStyle w:val="Normal"/>
+        <w:bidi w:val="0"/>
+        <w:jc w:val="left"/>
+        <w:rPr>
+          <w:lang w:val="pt-PT"/>
+        </w:rPr>
+      </w:pPr>
+      <w:r>
+        <w:rPr>
+          <w:lang w:val="pt-PT"/>
+        </w:rPr>
+        <w:t xml:space="preserve">A camada de persistência assenta numa base de dados SQLite, utilizada para armazenar contas de utilizador, configurações guardadas, relações de atribuição técnica e tokens de autenticação. A escolha desta solução responde ao caráter prototípico e funcional do sistema nesta fase da investigação, privilegiando a leveza de implementação, a portabilidade e a facilidade de manutenção. As configurações paramétricas são armazenadas como estruturas JSON associadas a um modelo e a um utilizador, permitindo preservar diferentes instâncias de personalização, recuperá-las em momentos posteriores e compará-las como estados distintos do processo </w:t>
+      </w:r>
+      <w:r>
+        <w:rPr>
+          <w:lang w:val="pt-PT"/>
+        </w:rPr>
+        <w:t>do projeto.</w:t>
+      </w:r>
+      <w:r>
+        <w:rPr>
+          <w:lang w:val="pt-PT"/>
+        </w:rPr>
+        <w:t xml:space="preserve"> Deste modo, a base de dados não funciona apenas como repositório administrativo, mas também como infraestrutura que sustenta a continuidade do processo, a gestão prática de versões e o acompanhamento da evolução das variantes produzidas.</w:t>
+      </w:r>
+    </w:p>
+    <w:p>
+      <w:pPr>
+        <w:pStyle w:val="Normal"/>
+        <w:bidi w:val="0"/>
+        <w:jc w:val="left"/>
+        <w:rPr>
+          <w:lang w:val="pt-PT"/>
+        </w:rPr>
+      </w:pPr>
+      <w:r>
+        <w:rPr>
+          <w:lang w:val="pt-PT"/>
+        </w:rPr>
+        <w:t xml:space="preserve">Um dos aspetos mais relevantes da arquitetura é que a renderização geométrica não é executada no servidor. Em vez disso, o cálculo e a geração da geometria tridimensional ocorrem localmente no navegador, através de uma versão do OpenSCAD compilada para WebAssembly, tecnologia que permite executar código de elevado desempenho em ambiente web. Este processo é realizado num Web Worker, isto é, numa tarefa separada da interface principal, evitando que a geração do modelo bloqueie a interação do utilizador com a plataforma. Esta decisão reduz a carga computacional do </w:t>
+      </w:r>
+      <w:r>
+        <w:rPr>
+          <w:i/>
+          <w:iCs/>
+          <w:lang w:val="pt-PT"/>
+        </w:rPr>
+        <w:t>backen</w:t>
+      </w:r>
+      <w:r>
+        <w:rPr>
+          <w:lang w:val="pt-PT"/>
+        </w:rPr>
+        <w:t>d, diminui a dependência de um serviço remoto de renderização e favorece uma interação mais imediata durante a edição paramétrica. Ao mesmo tempo, preserva-se uma fronteira clara: o servidor mantém-se responsável pela autenticação, armazenamento, gestão de configurações e intermediação de chamadas a serviços de inteligência artificial, enquanto o cliente assume a computação geométrica intensiva. A arquitetura resultante é, assim, híbrida: centraliza funções de controlo e persistência, mas distribui localmente a geração formal do modelo.</w:t>
+      </w:r>
+    </w:p>
+    <w:p>
+      <w:pPr>
+        <w:pStyle w:val="Normal"/>
+        <w:bidi w:val="0"/>
+        <w:jc w:val="left"/>
+        <w:rPr>
+          <w:lang w:val="pt-PT"/>
+        </w:rPr>
+      </w:pPr>
+      <w:r>
+        <w:rPr>
+          <w:lang w:val="pt-PT"/>
+        </w:rPr>
+        <w:t>No plano da segurança e do controlo de acesso, a arquitetura incorpora autenticação baseada em JSON Web Token (JWT), um mecanismo que permite verificar a identidade do utilizador através de credenciais digitais temporárias. A plataforma utiliza ainda tokens de atualização armazenados em cookies HttpOnly, isto é, cookies que não podem ser acedidos diretamente por scripts executados no navegador, reduzindo a exposição a certos tipos de ataque. Estes mecanismos são complementados por validação de dados, limitação de pedidos e bloqueio explícito de ficheiros sensíveis.</w:t>
+      </w:r>
+    </w:p>
+    <w:p>
+      <w:pPr>
+        <w:pStyle w:val="Normal"/>
+        <w:bidi w:val="0"/>
+        <w:jc w:val="left"/>
+        <w:rPr>
+          <w:lang w:val="pt-PT"/>
+        </w:rPr>
+      </w:pPr>
+      <w:r>
+        <w:rPr>
+          <w:lang w:val="pt-PT"/>
+        </w:rPr>
+        <w:t>Estes mecanismos não devem ser entendidos como adições periféricas, mas como parte integrante do desenho do sistema, sobretudo num contexto em que múltiplos perfis de utilizador operam sobre configurações potencialmente sensíveis e em que a plataforma articula a autonomia de uso com a supervisão técnica. A literatura sobre interfaces de configuração em contexto protésico sublinha, precisamente, a importância de equilibrar a participação, a diferenciação de permissões e o enquadramento seguro das operações críticas (Quintero et al., 2018 (#ref-quintero-2018); Bai et al., 2024 (#ref-bai-2024)). Neste sentido, a arquitetura traduz uma opção por robustez e extensibilidade controlada: não procura apenas “ligar” componentes, mas estruturar um ecossistema técnico coerente com os requisitos de personalização assistida, gestão multiutilizador e futura evolução da plataforma.</w:t>
       </w:r>
     </w:p>
     <w:p>
@@ -14419,39 +14711,90 @@
         <w:rPr>
           <w:lang w:val="pt-PT"/>
         </w:rPr>
-        <w:t>A integração do OpenSCAD por meio de WebAssembly constitui um dos elementos</w:t>
-      </w:r>
-    </w:p>
-    <w:p>
-      <w:pPr>
-        <w:pStyle w:val="Normal"/>
-        <w:bidi w:val="0"/>
-        <w:jc w:val="left"/>
-        <w:rPr>
-          <w:lang w:val="pt-PT"/>
-        </w:rPr>
-      </w:pPr>
-      <w:r>
-        <w:rPr>
-          <w:lang w:val="pt-PT"/>
-        </w:rPr>
-        <w:t>técnicos mais relevantes da plataforma, pois permite executar localmente, no navegador, um modelo paramétrico baseado em código, sem depender de um serviço externo de renderização contínua. O OpenSCAD funciona como linguagem e ambiente de modelação em que a geometria é definida por instruções escritas, parâmetros numéricos e relações explícitas entre componentes, em vez de resultar exclusivamente de manipulação gráfica direta. O WebAssembly (WASM), por sua vez, possibilita a execução de aplicações compiladas com desempenho próximo ao nativo no contexto da web. A articulação entre ambos torna viável um cenário particularmente pertinente para esta investigação: preservar a lógica algorítmica do modelo e, ao mesmo tempo, disponibilizá-la num ambiente de utilização mais acessível, orientado por uma interface (Machado et al., 2019 (#ref-machado-2019); Nilsiam &amp; Pearce, 2017 (#ref-nilsiam-2017)).</w:t>
-      </w:r>
-    </w:p>
-    <w:p>
-      <w:pPr>
-        <w:pStyle w:val="Normal"/>
-        <w:bidi w:val="0"/>
-        <w:jc w:val="left"/>
-        <w:rPr>
-          <w:lang w:val="pt-PT"/>
-        </w:rPr>
-      </w:pPr>
-      <w:r>
-        <w:rPr>
-          <w:lang w:val="pt-PT"/>
-        </w:rPr>
-        <w:t>Em termos operacionais, o processo organiza-se em uma cadeia relativamente clara. Os ficheiros .scad, que contêm a definição algorítmica do modelo, e os conjuntos de parâmetros produzidos pela interface são carregados no frontend. Esses elementos são depois encaminhados para um Web Worker, isto é, um processo separado da interface principal, capaz de executar tarefas pesadas em segundo plano. Nesse worker, a versão compilada do OpenSCAD em WASM interpreta o código, aplica os parâmetros recebidos e gera a geometria tridimensional correspondente. O resultado é então devolvido ao ambiente de visualização no navegador, onde o utilizador pode observar os efeitos das alterações introduzidas sem sair da plataforma nem recorrer a software CAD instalado localmente. Esta cadeia de parâmetros -&gt; worker -&gt; OpenSCAD em WASM -&gt; geometria visível é central para o funcionamento do sistema, pois liga a edição, o cálculo e o feedback formal numa sequência rastreável.</w:t>
+        <w:t xml:space="preserve">A integração do OpenSCAD por meio de WebAssembly, </w:t>
+      </w:r>
+      <w:r>
+        <w:rPr>
+          <w:lang w:val="pt-PT"/>
+        </w:rPr>
+        <w:t>como referido anteriormente,</w:t>
+      </w:r>
+      <w:r>
+        <w:rPr>
+          <w:lang w:val="pt-PT"/>
+        </w:rPr>
+        <w:t xml:space="preserve"> constitui um dos elementos técnicos mais relevantes da plataforma, pois permite executar localmente, no navegador, um modelo paramétrico baseado em código, sem depender de um serviço externo de renderização contínua. O OpenSCAD funciona como linguagem e ambiente de modelação em que a geometria é definida por instruções escritas, parâmetros numéricos e relações explícitas entre componentes, em vez de resultar exclusivamente de manipulação gráfica direta. O WebAssembly (WASM), por sua vez, possibilita a execução de aplicações compiladas com desempenho próximo ao nativo no contexto da web. A articulação entre ambos torna viável um cenário particularmente pertinente para esta investigação: preservar a lógica algorítmica do modelo e, ao mesmo tempo, disponibilizá-la num ambiente de utilização mais acessível, orientado por uma interface (Machado et al., 2019 (#ref-machado-2019); Nilsiam &amp; Pearce, 2017 (#ref-nilsiam-2017)).</w:t>
+      </w:r>
+    </w:p>
+    <w:p>
+      <w:pPr>
+        <w:pStyle w:val="Normal"/>
+        <w:bidi w:val="0"/>
+        <w:jc w:val="left"/>
+        <w:rPr>
+          <w:lang w:val="pt-PT"/>
+        </w:rPr>
+      </w:pPr>
+      <w:r>
+        <w:rPr>
+          <w:shd w:fill="FFFF00" w:val="clear"/>
+          <w:lang w:val="pt-PT"/>
+        </w:rPr>
+        <w:t>E</w:t>
+      </w:r>
+      <w:commentRangeStart w:id="84"/>
+      <w:r>
+        <w:rPr>
+          <w:shd w:fill="FFFF00" w:val="clear"/>
+          <w:lang w:val="pt-PT"/>
+        </w:rPr>
+        <w:t xml:space="preserve">m termos operacionais, o processo organiza-se  </w:t>
+      </w:r>
+      <w:r>
+        <w:rPr>
+          <w:shd w:fill="FFFF00" w:val="clear"/>
+          <w:lang w:val="pt-PT"/>
+        </w:rPr>
+        <w:t>n</w:t>
+      </w:r>
+      <w:r>
+        <w:rPr>
+          <w:shd w:fill="FFFF00" w:val="clear"/>
+          <w:lang w:val="pt-PT"/>
+        </w:rPr>
+        <w:t>uma cadeia relativamente clara. Os ficheiros .scad, que contêm a definição algorítmica do modelo, e os conjuntos de parâmetros produzidos pela interface são carregados no frontend.</w:t>
+      </w:r>
+      <w:r>
+        <w:rPr>
+          <w:shd w:fill="FFFF00" w:val="clear"/>
+          <w:lang w:val="pt-PT"/>
+        </w:rPr>
+      </w:r>
+      <w:commentRangeEnd w:id="84"/>
+      <w:r>
+        <w:commentReference w:id="84"/>
+      </w:r>
+      <w:r>
+        <w:rPr>
+          <w:lang w:val="pt-PT"/>
+        </w:rPr>
+        <w:t xml:space="preserve"> </w:t>
+      </w:r>
+      <w:commentRangeStart w:id="85"/>
+      <w:r>
+        <w:rPr>
+          <w:lang w:val="pt-PT"/>
+        </w:rPr>
+        <w:t>Esses elementos são depois encaminhados para um Web Worker, isto é, um processo separado da interface principal, capaz de executar tarefas pesadas em segundo plano. Nesse worker, a versão compilada do OpenSCAD em WASM interpreta o código, aplica os parâmetros recebidos e gera a geometria tridimensional correspondente. O resultado é então devolvido ao ambiente de visualização no navegador, onde o utilizador pode observar os efeitos das alterações introduzidas sem sair da plataforma nem recorrer a software CAD instalado localmente. Esta cadeia de parâmetros -&gt; worker -&gt; OpenSCAD em WASM -&gt; geometria visível é central para o funcionamento do sistema, pois liga a edição, o cálculo e o feedback formal numa sequência rastreável.</w:t>
+      </w:r>
+      <w:commentRangeEnd w:id="85"/>
+      <w:r>
+        <w:commentReference w:id="85"/>
+      </w:r>
+      <w:r>
+        <w:rPr>
+          <w:lang w:val="pt-PT"/>
+        </w:rPr>
       </w:r>
     </w:p>
     <w:p>
@@ -14499,23 +14842,49 @@
         <w:rPr>
           <w:lang w:val="pt-PT"/>
         </w:rPr>
-        <w:t>Esta integração tem ainda valor estratégico no contexto da investigação, pois aproxima a lógica da modelação baseada em código à acessibilidade operacional exigida por uma plataforma web. A literatura sobre OpenSCAD tem sublinhado precisamente a sua afinidade com fluxos repetíveis, configuradores digitais e a partilha de modelos paramétricos em ambientes abertos, ainda que, muitas vezes, fora de contextos protésicos especificamente clínicos (Machado et al., 2019 (#ref-machado-2019); Nilsiam &amp; Pearce, 2017 (#ref-nilsiam-2017)). No presente projeto, a adoção de WASM não representa apenas uma decisão de engenharia para “correr código no browser”; representa a tentativa de integrar, numa mesma infraestrutura, a transparência do modelo paramétrico, a observabilidade da interação e a capacidade de atualização iterativa da geometria.</w:t>
-      </w:r>
-    </w:p>
-    <w:p>
-      <w:pPr>
-        <w:pStyle w:val="Normal"/>
-        <w:bidi w:val="0"/>
-        <w:jc w:val="left"/>
-        <w:rPr>
-          <w:lang w:val="pt-PT"/>
-        </w:rPr>
-      </w:pPr>
-      <w:r>
-        <w:rPr>
-          <w:lang w:val="pt-PT"/>
-        </w:rPr>
-        <w:t>Não obstante as vantagens, esta solução introduz limitações que importa reconhecer. O desempenho da renderização depende da complexidade do modelo, dos valores paramétricos escolhidos e dos recursos do dispositivo do utilizador, podendo resultar em tempos de espera mais longos para geometrias mais exigentes. Acresce que o carregamento inicial do módulo WASM, a serialização de dados entre a interface e o worker e a própria conversão da saída geométrica para formatos visualizáveis introduzem sobrecarga que não existe da mesma forma em ambientes CAD locais dedicados. Assim, a integração de OpenSCAD via WebAssembly deve ser entendida como um compromisso tecnicamente situado: amplia a acessibilidade e a autonomia local, mas o faz dentro dos limites computacionais e operacionais do navegador. O valor da solução reside, por isso, menos numa promessa de desempenho absoluto e mais na capacidade de tornar executável, em ambiente web, um núcleo paramétrico explícito e criticável.</w:t>
+        <w:t xml:space="preserve">Esta integração tem ainda valor estratégico no contexto da investigação, pois aproxima a lógica da modelação baseada em código à acessibilidade operacional exigida por uma plataforma web. A literatura sobre OpenSCAD tem sublinhado precisamente a sua afinidade com fluxos repetíveis, configuradores digitais e a partilha de modelos paramétricos em ambientes abertos, ainda que, muitas vezes, fora de contextos </w:t>
+      </w:r>
+      <w:r>
+        <w:rPr>
+          <w:lang w:val="pt-PT"/>
+        </w:rPr>
+        <w:t>de próteses e</w:t>
+      </w:r>
+      <w:r>
+        <w:rPr>
+          <w:lang w:val="pt-PT"/>
+        </w:rPr>
+        <w:t xml:space="preserve"> especificamente clínicos (Machado et al., 2019 (#ref-machado-2019); Nilsiam &amp; Pearce, 2017 (#ref-nilsiam-2017)). No presente projeto, a adoção de WASM não representa apenas uma decisão de engenharia para “correr código no browser”; representa a tentativa de integrar, numa mesma infraestrutura, a transparência do modelo paramétrico, a observabilidade da interação e a capacidade de atualização iterativa da geometria.</w:t>
+      </w:r>
+    </w:p>
+    <w:p>
+      <w:pPr>
+        <w:pStyle w:val="Normal"/>
+        <w:bidi w:val="0"/>
+        <w:jc w:val="left"/>
+        <w:rPr/>
+      </w:pPr>
+      <w:r>
+        <w:rPr>
+          <w:lang w:val="pt-PT"/>
+        </w:rPr>
+        <w:t xml:space="preserve">Não obstante as vantagens, esta solução introduz limitações que importa reconhecer: O desempenho da renderização depende da complexidade do modelo, dos valores paramétricos escolhidos e dos recursos do dispositivo do utilizador, podendo resultar em tempos de espera mais longos para geometrias mais exigentes. Acresce que o carregamento inicial do módulo WASM, a serialização de dados entre a interface e o worker e a própria conversão da saída geométrica para formatos visualizáveis introduzem sobrecarga que não existe da mesma forma em ambientes CAD locais dedicados. Assim, a integração de OpenSCAD via WebAssembly deve ser entendida como um compromisso tecnicamente situado: amplia a acessibilidade e a autonomia local, mas </w:t>
+      </w:r>
+      <w:r>
+        <w:rPr>
+          <w:lang w:val="pt-PT"/>
+        </w:rPr>
+        <w:t>apenas</w:t>
+      </w:r>
+      <w:r>
+        <w:rPr>
+          <w:lang w:val="pt-PT"/>
+        </w:rPr>
+        <w:t xml:space="preserve"> dentro dos limites computacionais e operacionais do navegador. </w:t>
+      </w:r>
+      <w:r>
+        <w:rPr/>
+        <w:t>O valor da solução reside, por isso, menos numa promessa de desempenho absoluto e mais na capacidade de tornar executável, em ambiente web, um núcleo paramétrico explícito, verificável e sujeito a revisão crítica.</w:t>
       </w:r>
     </w:p>
     <w:p>
@@ -14577,23 +14946,67 @@
         <w:rPr>
           <w:lang w:val="pt-PT"/>
         </w:rPr>
-        <w:t>A estrutura funcional da plataforma organiza-se em um conjunto de módulos interligados que suportam o ciclo completo de configuração paramétrica: seleção do modelo, introdução e edição de parâmetros, visualização tridimensional, sugestões assistidas por IA, gestão de configurações e administração multiutilizador. Esta organização modular não serve apenas para distribuir funcionalidades; também torna o processo de personalização legível e sequencial. Em vez de expor o utilizador a um ambiente indiferenciado de opções, a plataforma reparte o trabalho por etapas e componentes com funções distintas, o que está de acordo com a literatura sobre configuradores digitais, segundo a qual a eficácia da personalização depende, em grande medida, da clareza com que o sistema delimita o espaço de ação disponível e articula feedback com decisão (Ozdemir et al., 2022 (#ref-ozdemir-2022); Peixoto et al., 2025 (#ref-peixoto-2025)).</w:t>
-      </w:r>
-    </w:p>
-    <w:p>
-      <w:pPr>
-        <w:pStyle w:val="Normal"/>
-        <w:bidi w:val="0"/>
-        <w:jc w:val="left"/>
-        <w:rPr>
-          <w:lang w:val="pt-PT"/>
-        </w:rPr>
-      </w:pPr>
-      <w:r>
-        <w:rPr>
-          <w:lang w:val="pt-PT"/>
-        </w:rPr>
-        <w:t>A Figura 5.2 ilustra um precedente particularmente próximo desta lógica: uma ferramenta paramétrica orientada a terapeutas ocupacionais, na qual múltiplas variantes de produto podem ser configuradas a partir de dimensões, materiais e pesos ajustáveis. A sua pertinência para esta dissertação está na demonstração de que a parametrização ganha valor quando é mediada por uma interface capaz de ser usada por profissionais que não são necessariamente modeladores CAD avançados (Li &amp; Aflatoony, 2025 (#ref-li-aflatoony-2025)).</w:t>
+        <w:t xml:space="preserve">A estrutura funcional da plataforma organiza-se </w:t>
+      </w:r>
+      <w:r>
+        <w:rPr>
+          <w:lang w:val="pt-PT"/>
+        </w:rPr>
+        <w:t>n</w:t>
+      </w:r>
+      <w:r>
+        <w:rPr>
+          <w:lang w:val="pt-PT"/>
+        </w:rPr>
+        <w:t xml:space="preserve">um conjunto de módulos interligados que suportam o ciclo completo de configuração paramétrica: seleção do modelo, introdução e edição de parâmetros, visualização tridimensional, sugestões assistidas por IA, gestão de configurações e administração multiutilizador. Esta organização modular não serve apenas para distribuir funcionalidades; também torna o processo de personalização legível e sequencial. Em vez de expor o utilizador a um ambiente indiferenciado de opções, a plataforma reparte o trabalho por etapas e componentes com funções distintas, o que está de acordo com a literatura sobre configuradores digitais, segundo a qual a eficácia da personalização depende, em grande medida, da clareza com que o sistema delimita o espaço de ação disponível e articula </w:t>
+      </w:r>
+      <w:r>
+        <w:rPr>
+          <w:i/>
+          <w:iCs/>
+          <w:lang w:val="pt-PT"/>
+        </w:rPr>
+        <w:t>feedback</w:t>
+      </w:r>
+      <w:r>
+        <w:rPr>
+          <w:lang w:val="pt-PT"/>
+        </w:rPr>
+        <w:t xml:space="preserve"> com decisão (Ozdemir et al., 2022 (#ref-ozdemir-2022); Peixoto et al., 2025 (#ref-peixoto-2025)).</w:t>
+      </w:r>
+    </w:p>
+    <w:p>
+      <w:pPr>
+        <w:pStyle w:val="Normal"/>
+        <w:bidi w:val="0"/>
+        <w:jc w:val="left"/>
+        <w:rPr/>
+      </w:pPr>
+      <w:r>
+        <w:rPr>
+          <w:lang w:val="pt-PT"/>
+        </w:rPr>
+        <w:t xml:space="preserve">A Figura 5.2 ilustra um precedente particularmente próximo desta lógica: uma ferramenta paramétrica orientada a terapeutas ocupacionais, na qual múltiplas variantes de produto podem ser configuradas a partir de dimensões, materiais e pesos ajustáveis. </w:t>
+      </w:r>
+      <w:r>
+        <w:rPr/>
+        <w:t>A sua pertinência para esta dissertação reside em demonstrar que a parametrização ganha valor quando é mediada por uma interface acessível a profissionais que não são necessariamente especialistas em modelação CAD.</w:t>
+      </w:r>
+    </w:p>
+    <w:p>
+      <w:pPr>
+        <w:pStyle w:val="Normal"/>
+        <w:bidi w:val="0"/>
+        <w:jc w:val="left"/>
+        <w:rPr>
+          <w:lang w:val="pt-PT"/>
+        </w:rPr>
+      </w:pPr>
+      <w:r>
+        <w:rPr>
+          <w:lang w:val="pt-PT"/>
+        </w:rPr>
+        <w:t>(Li &amp; Aflatoony, 2025 (#ref-li-aflatoony-2025)).</w:t>
       </w:r>
     </w:p>
     <w:p>
@@ -14718,23 +15131,51 @@
         <w:rPr>
           <w:lang w:val="pt-PT"/>
         </w:rPr>
-        <w:t>O ponto de entrada do sistema é o módulo de seleção de modelos. Cada modelo é descrito por um ficheiro de configuração que inclui o identificador, a descrição, o ficheiro OpenSCAD associado e a lista de parâmetros editáveis. A partir dessa estrutura, a interface consegue gerar dinamicamente os controlos de edição necessários, como sliders, campos numéricos, caixas de seleção ou campos de texto. Esta opção reduz a rigidez do sistema e permite acomodar famílias distintas de modelos paramétricos sem exigir reprogramação manual de cada ecrã. Em termos funcionais, este módulo atua como mediador entre a biblioteca de modelos e a interface, convertendo uma estrutura técnica de ficheiros e parâmetros num ponto de entrada compreensível para a configuração.</w:t>
-      </w:r>
-    </w:p>
-    <w:p>
-      <w:pPr>
-        <w:pStyle w:val="Normal"/>
-        <w:bidi w:val="0"/>
-        <w:jc w:val="left"/>
-        <w:rPr>
-          <w:lang w:val="pt-PT"/>
-        </w:rPr>
-      </w:pPr>
-      <w:r>
-        <w:rPr>
-          <w:lang w:val="pt-PT"/>
-        </w:rPr>
-        <w:t>O núcleo operativo da plataforma situa-se, depois, na articulação entre o módulo de edição paramétrica e o de visualização 3D. Quando os parâmetros são alterados, o sistema recompõe o código, aciona a renderização local e devolve ao utilizador a geometria atualizada. Esta ligação direta entre edição e pré-visualização é decisiva do ponto de vista funcional, pois transforma a manipulação de variáveis abstratas em observação imediata das suas consequências formais. Funções de reposição de valores por defeito, atualização incremental e exportação de ficheiros STL alargam esta utilidade para além da mera experimentação visual, aproximando a plataforma de um ambiente de prototipagem e de preparação para fabrico. A literatura sobre interfaces para configuração assistida em contexto protésico sugere precisamente que a legibilidade do processo melhora quando o utilizador consegue relacionar a ação, a consequência geométrica e a possibilidade de validação num mesmo circuito de interação (Peixoto et al., 2025 (#ref-peixoto-2025); Quintero et al., 2018 (#ref-quintero-2018)).</w:t>
+        <w:t>O ponto de entrada do sistema é o módulo de seleção de modelos. Cada modelo é descrito por um ficheiro de configuração que inclui o identificador, a descrição, o ficheiro OpenSCAD associado e a lista de parâmetros editáveis. A partir dessa estrutura, a interface gera automaticamente os controlos necessários para editar esses parâmetros, incluindo campos numéricos, seletores de valores dentro de intervalos definidos, caixas de seleção e campos de texto. Esta opção reduz a rigidez do sistema e permite acomodar famílias distintas de modelos paramétricos sem exigir reprogramação manual de cada ecrã. Em termos funcionais, este módulo atua como mediador entre a biblioteca de modelos e a interface, convertendo uma estrutura técnica de ficheiros e parâmetros num ponto de entrada compreensível para a configuração.</w:t>
+      </w:r>
+    </w:p>
+    <w:p>
+      <w:pPr>
+        <w:pStyle w:val="Normal"/>
+        <w:bidi w:val="0"/>
+        <w:jc w:val="left"/>
+        <w:rPr>
+          <w:lang w:val="pt-PT"/>
+        </w:rPr>
+      </w:pPr>
+      <w:r>
+        <w:rPr>
+          <w:lang w:val="pt-PT"/>
+        </w:rPr>
+        <w:t xml:space="preserve">O núcleo operativo da plataforma situa-se, depois, na articulação entre o módulo de edição paramétrica e o de visualização 3D. Quando os parâmetros são alterados, o sistema recompõe o código, aciona a renderização local e devolve ao utilizador a geometria atualizada. Esta ligação direta entre edição e pré-visualização é decisiva do ponto de vista funcional, pois transforma a manipulação de variáveis abstratas em observação imediata das suas consequências formais. Funções de reposição de valores por defeito, atualização incremental e exportação de ficheiros </w:t>
+      </w:r>
+      <w:commentRangeStart w:id="86"/>
+      <w:r>
+        <w:rPr>
+          <w:lang w:val="pt-PT"/>
+        </w:rPr>
+        <w:t xml:space="preserve">STL </w:t>
+      </w:r>
+      <w:r>
+        <w:rPr>
+          <w:lang w:val="pt-PT"/>
+        </w:rPr>
+        <w:t>ou 3MF</w:t>
+      </w:r>
+      <w:r>
+        <w:rPr>
+          <w:lang w:val="pt-PT"/>
+        </w:rPr>
+      </w:r>
+      <w:commentRangeEnd w:id="86"/>
+      <w:r>
+        <w:commentReference w:id="86"/>
+      </w:r>
+      <w:r>
+        <w:rPr>
+          <w:lang w:val="pt-PT"/>
+        </w:rPr>
+        <w:t xml:space="preserve"> alargam esta utilidade para além da mera experimentação visual, aproximando a plataforma de um ambiente de prototipagem e de preparação para fabrico. A literatura sobre interfaces para configuração assistida em contexto protésico sugere precisamente que a legibilidade do processo melhora quando o utilizador consegue relacionar a ação, a consequência geométrica e a possibilidade de validação num mesmo circuito de interação (Peixoto et al., 2025 (#ref-peixoto-2025); Quintero et al., 2018 (#ref-quintero-2018)).</w:t>
       </w:r>
     </w:p>
     <w:p>
@@ -14766,109 +15207,185 @@
         <w:rPr>
           <w:lang w:val="pt-PT"/>
         </w:rPr>
-        <w:t>Esta arquitetura corrige uma fragilidade identificada numa versão anterior do sistema, em que o pedido à IA permanecia demasiado associado a um modelo já removido e podia induzir sugestões com nomes de parâmetros inexistentes. Ao ancorar a sugestão no esquema vivo do modelo ativo, a IA passa a operar sobre a mesma gramática paramétrica que a interface, os perfis antropométricos importados e o modelo OpenSCAD. O papel funcional deste módulo não é gerar autonomamente a prótese, mas sim ampliar a capacidade exploratória do sistema, sugerindo pontos de partida plausíveis e ajudando a reduzir a carga inicial de parametrização. Nesta perspetiva, o módulo de IA integra-se no fluxo como suporte à decisão, e não como instância soberana de configuração, o que mantém coerência com a lógica human-in-the-loop assumida no projeto.</w:t>
-      </w:r>
-    </w:p>
-    <w:p>
-      <w:pPr>
-        <w:pStyle w:val="Normal"/>
-        <w:bidi w:val="0"/>
-        <w:jc w:val="left"/>
-        <w:rPr>
-          <w:lang w:val="pt-PT"/>
-        </w:rPr>
-      </w:pPr>
-      <w:r>
-        <w:rPr>
-          <w:lang w:val="pt-PT"/>
-        </w:rPr>
-        <w:t>A evolução posterior do módulo acrescentou uma ancoragem opcional em dados populacionais. Quando o frontend envia a descrição do paciente e o identificador do modelo, o servidor procura o perfil antropométrico populacional mais próximo, considerando atributos como sexo, idade aproximada e país, e projeta as médias desse perfil sobre os parâmetros disponíveis no modelo ativo. O bloco de referência é então anexado ao pedido enviado à IA como prior mensurável, sem se sobrepor a medições diretamente fornecidas pelo utilizador. Esta solução reforça a continuidade entre três caminhos da plataforma: seleção manual de uma baseline populacional, importação de perfis antropométricos e sugestão assistida por IA.</w:t>
-      </w:r>
-    </w:p>
-    <w:p>
-      <w:pPr>
-        <w:pStyle w:val="Normal"/>
-        <w:bidi w:val="0"/>
-        <w:jc w:val="left"/>
-        <w:rPr>
-          <w:lang w:val="pt-PT"/>
-        </w:rPr>
-      </w:pPr>
-      <w:r>
-        <w:rPr>
-          <w:lang w:val="pt-PT"/>
-        </w:rPr>
-        <w:t>Outro componente central é o módulo de gestão de configurações. A possibilidade de nomear, guardar, recuperar, atualizar e eliminar instâncias de personalização é particularmente relevante num processo iterativo, em que diferentes variantes podem corresponder a hipóteses sucessivas de trabalho e não apenas a estados finais. Funcionalmente, este módulo transforma a configuração de um ato momentâneo numa sequência acumulativa e rastreável, permitindo retomar versões anteriores, comparar alternativas e sustentar processos de revisão progressiva. Deste modo, a gestão de configurações não é uma simples conveniência de interface: é parte integrante da estrutura funcional que torna a personalização verificável e acumulável ao longo do tempo.</w:t>
-      </w:r>
-    </w:p>
-    <w:p>
-      <w:pPr>
-        <w:pStyle w:val="Normal"/>
-        <w:bidi w:val="0"/>
-        <w:jc w:val="left"/>
-        <w:rPr>
-          <w:lang w:val="pt-PT"/>
-        </w:rPr>
-      </w:pPr>
-      <w:r>
-        <w:rPr>
-          <w:lang w:val="pt-PT"/>
-        </w:rPr>
-        <w:t>Por fim, a plataforma inclui um módulo administrativo e de controlo de acesso que suporta a organização multiutilizador. Este módulo assegura a criação de contas, a diferenciação de permissões, a atribuição de utilizadores a técnicos e a delimitação das ações acessíveis a cada perfil. A sua presença confirma que a estrutura funcional da plataforma não se esgota na manipulação de parâmetros e na visualização de formas; inclui também a gestão das relações entre agentes, das responsabilidades e dos níveis de intervenção. Neste sentido, a aplicação obtém sugestões paramétricas através do servidor, que se comunica com serviços externos por intermédio de um proxy seguro¹, mas enquadra essa capacidade dentro de uma estrutura funcional mais ampla, em que configuração, supervisão e persistência coexistem como partes de um mesmo sistema operativo.</w:t>
-      </w:r>
-    </w:p>
-    <w:p>
-      <w:pPr>
-        <w:pStyle w:val="Normal"/>
-        <w:bidi w:val="0"/>
-        <w:jc w:val="left"/>
-        <w:rPr>
-          <w:lang w:val="pt-PT"/>
-        </w:rPr>
-      </w:pPr>
-      <w:r>
-        <w:rPr>
-          <w:lang w:val="pt-PT"/>
-        </w:rPr>
-        <w:t xml:space="preserve">¹ </w:t>
-      </w:r>
-      <w:r>
-        <w:rPr>
-          <w:lang w:val="pt-PT"/>
-        </w:rPr>
-        <w:t>Entende-se por proxy seguro uma camada intermédia de comunicação que permite ao servidor gerir os pedidos enviados a serviços externos, protegendo credenciais sensíveis, controlando o acesso e reduzindo a exposição direta da aplicação a sistemas externos.</w:t>
-      </w:r>
-    </w:p>
-    <w:p>
-      <w:pPr>
-        <w:pStyle w:val="Normal"/>
-        <w:bidi w:val="0"/>
-        <w:jc w:val="left"/>
-        <w:rPr>
-          <w:lang w:val="pt-PT"/>
-        </w:rPr>
-      </w:pPr>
-      <w:r>
-        <w:rPr>
-          <w:lang w:val="pt-PT"/>
-        </w:rPr>
-        <w:t>A biblioteca de modelos integrada na plataforma confirma esta lógica modular. Em vez de tratar a prótese como um único ficheiro estático, o sistema organiza diferentes famílias de mãos protésicas como modelos registados, cada uma com parâmetros, dependências, limites e modos de visualização próprios. Esta decisão permitiu comparar estratégias distintas de integração: modelos reconstruídos integralmente em OpenSCAD, modelos provenientes de geometrias existentes e modelos open source já paramétricos, mas não alinhados com a nomenclatura antropométrica da plataforma. A integração não consistiu, portanto, apenas em “carregar” ficheiros tridimensionais; consistiu em traduzir cada modelo para uma interface comum de parâmetros, mantendo as suas restrições mecânicas específicas.</w:t>
-      </w:r>
-    </w:p>
-    <w:p>
-      <w:pPr>
-        <w:pStyle w:val="Normal"/>
-        <w:bidi w:val="0"/>
-        <w:jc w:val="left"/>
-        <w:rPr>
-          <w:lang w:val="pt-PT"/>
-        </w:rPr>
-      </w:pPr>
-      <w:r>
-        <w:rPr>
-          <w:lang w:val="pt-PT"/>
-        </w:rPr>
-        <w:t>No caso do Paraglider Hand, também conhecido como Flexible Flyer, a integração partiu de uma mão mecânica acionada pelo corpo, derivada da linhagem Phoenix e UnLimbited. O desafio principal não foi reconstruir a geometria dos dedos, já definida em OpenSCAD, mas alinhar a lógica original do modelo com os nomes canónicos usados pelo sistema. A palma passou a ser controlada pela largura metacarpal, enquanto os dedos foram associados a comprimentos digitais independentes. Esta separação foi importante porque a largura da palma e o comprimento dos dedos não variam necessariamente de forma proporcional. Ao mesmo tempo, a palma teve de manter escalonamento uniforme, uma vez que os furos cilíndricos para pinos metálicos não podem ser deformados em elipses sem comprometer a montagem. Assim, certas medidas, como o comprimento e a espessura da palma, foram mantidas como informação contextual para a IA e para o perfil antropométrico, mas não foram usadas como transformações geométricas ativas nesse modelo.</w:t>
+        <w:t xml:space="preserve">Esta arquitetura corrige uma fragilidade identificada numa versão anterior do sistema, em que o pedido à IA permanecia demasiado associado a um modelo já removido e podia induzir sugestões com nomes de parâmetros inexistentes. Ao ancorar a sugestão no esquema vivo do modelo ativo, a IA passa a operar sobre a mesma gramática paramétrica que a interface, os perfis antropométricos importados e o modelo OpenSCAD. O papel funcional deste módulo não é gerar autonomamente a prótese, mas sim ampliar a capacidade exploratória do sistema, sugerindo pontos de partida plausíveis e ajudando a reduzir a carga inicial de parametrização. Nesta perspetiva, o módulo de IA integra-se no fluxo como suporte à decisão, e não como instância soberana de configuração, o que mantém coerência com a lógica </w:t>
+      </w:r>
+      <w:r>
+        <w:rPr>
+          <w:i/>
+          <w:iCs/>
+          <w:lang w:val="pt-PT"/>
+        </w:rPr>
+        <w:t>human-in-the-loop</w:t>
+      </w:r>
+      <w:r>
+        <w:rPr>
+          <w:lang w:val="pt-PT"/>
+        </w:rPr>
+        <w:t xml:space="preserve"> assumida no projeto.</w:t>
+      </w:r>
+    </w:p>
+    <w:p>
+      <w:pPr>
+        <w:pStyle w:val="Normal"/>
+        <w:bidi w:val="0"/>
+        <w:jc w:val="left"/>
+        <w:rPr/>
+      </w:pPr>
+      <w:r>
+        <w:rPr>
+          <w:lang w:val="pt-PT"/>
+        </w:rPr>
+        <w:t xml:space="preserve">A evolução posterior do módulo acrescentou uma ancoragem opcional em dados populacionais. Quando o </w:t>
+      </w:r>
+      <w:r>
+        <w:rPr>
+          <w:i/>
+          <w:iCs/>
+          <w:lang w:val="pt-PT"/>
+        </w:rPr>
+        <w:t>frontend</w:t>
+      </w:r>
+      <w:r>
+        <w:rPr>
+          <w:lang w:val="pt-PT"/>
+        </w:rPr>
+        <w:t xml:space="preserve"> envia a descrição do paciente e o identificador do modelo, o servidor procura o perfil antropométrico populacional mais próximo, considerando atributos como sexo, idade aproximada e país, e projeta as médias desse perfil sobre os parâmetros disponíveis no modelo ativo. </w:t>
+      </w:r>
+      <w:r>
+        <w:rPr/>
+        <w:t>O bloco de referência é então anexado ao pedido enviado à IA como ponto de ancoragem quantitativo, permitindo orientar a sugestão paramétrica sem se sobrepor a medições diretamente fornecidas pelo utilizador.</w:t>
+      </w:r>
+      <w:r>
+        <w:rPr>
+          <w:lang w:val="pt-PT"/>
+        </w:rPr>
+        <w:t xml:space="preserve"> </w:t>
+      </w:r>
+      <w:r>
+        <w:rPr/>
+        <w:t>Esta solução reforça a continuidade entre três formas de introdução de dados na plataforma: a seleção manual de um perfil populacional de referência, a importação de perfis antropométricos e a sugestão assistida por IA.</w:t>
+      </w:r>
+    </w:p>
+    <w:p>
+      <w:pPr>
+        <w:pStyle w:val="Normal"/>
+        <w:bidi w:val="0"/>
+        <w:jc w:val="left"/>
+        <w:rPr/>
+      </w:pPr>
+      <w:r>
+        <w:rPr>
+          <w:lang w:val="pt-PT"/>
+        </w:rPr>
+        <w:t xml:space="preserve">Outro componente central é o módulo de gestão de configurações. A possibilidade de nomear, guardar, recuperar, atualizar e eliminar instâncias de personalização é particularmente relevante num processo iterativo, em que diferentes variantes podem corresponder a hipóteses sucessivas de trabalho e não apenas a estados finais. </w:t>
+      </w:r>
+      <w:r>
+        <w:rPr/>
+        <w:t>Funcionalmente, este módulo transforma a configuração de um ato momentâneo numa sequência acumulativa, na qual diferentes estados podem ser guardados, recuperados e comparados ao longo do processo</w:t>
+      </w:r>
+      <w:r>
+        <w:rPr>
+          <w:lang w:val="pt-PT"/>
+        </w:rPr>
+        <w:t>, permitindo retomar versões anteriores, comparar alternativas e sustentar processos de revisão progressiva. Deste modo, a gestão de configurações não é uma simples conveniência de interface: é parte integrante da estrutura funcional que torna a personalização verificável e acumulável ao longo do tempo.</w:t>
+      </w:r>
+    </w:p>
+    <w:p>
+      <w:pPr>
+        <w:pStyle w:val="Normal"/>
+        <w:bidi w:val="0"/>
+        <w:jc w:val="left"/>
+        <w:rPr>
+          <w:lang w:val="pt-PT"/>
+        </w:rPr>
+      </w:pPr>
+      <w:r>
+        <w:rPr>
+          <w:lang w:val="pt-PT"/>
+        </w:rPr>
+        <w:t xml:space="preserve">Por fim, a plataforma inclui um módulo administrativo e de controlo de acesso que suporta a organização multi-utilizador. Este módulo assegura a criação de contas, a diferenciação de permissões, a atribuição de utilizadores a técnicos e a delimitação das ações acessíveis a cada perfil. A sua presença confirma que a estrutura funcional da plataforma não se esgota na manipulação de parâmetros e na visualização de formas; inclui também a gestão das relações entre agentes, das responsabilidades e dos níveis de intervenção. Neste sentido, a aplicação obtém sugestões paramétricas através do servidor, que se comunica com serviços externos por intermédio de um </w:t>
+      </w:r>
+      <w:commentRangeStart w:id="87"/>
+      <w:r>
+        <w:rPr>
+          <w:lang w:val="pt-PT"/>
+        </w:rPr>
+        <w:t>proxy seguro</w:t>
+      </w:r>
+      <w:r>
+        <w:rPr>
+          <w:lang w:val="pt-PT"/>
+        </w:rPr>
+      </w:r>
+      <w:commentRangeEnd w:id="87"/>
+      <w:r>
+        <w:commentReference w:id="87"/>
+      </w:r>
+      <w:r>
+        <w:rPr>
+          <w:lang w:val="pt-PT"/>
+        </w:rPr>
+        <w:t>, mas enquadra essa capacidade dentro de uma estrutura funcional mais ampla, em que configuração, supervisão e persistência coexistem como partes de um mesmo sistema operativo.</w:t>
+      </w:r>
+    </w:p>
+    <w:p>
+      <w:pPr>
+        <w:pStyle w:val="Normal"/>
+        <w:bidi w:val="0"/>
+        <w:jc w:val="left"/>
+        <w:rPr>
+          <w:lang w:val="pt-PT"/>
+        </w:rPr>
+      </w:pPr>
+      <w:r>
+        <w:rPr>
+          <w:lang w:val="pt-PT"/>
+        </w:rPr>
+        <w:t xml:space="preserve">A biblioteca de modelos integrada na plataforma confirma esta lógica modular. Em vez de tratar a prótese como um único ficheiro estático, o sistema organiza diferentes famílias de </w:t>
+      </w:r>
+      <w:r>
+        <w:rPr>
+          <w:lang w:val="pt-PT"/>
+        </w:rPr>
+        <w:t>próteses</w:t>
+      </w:r>
+      <w:r>
+        <w:rPr>
+          <w:lang w:val="pt-PT"/>
+        </w:rPr>
+        <w:t xml:space="preserve"> como modelos registados, cada uma com parâmetros, dependências, limites e modos de visualização próprios. Esta decisão permitiu comparar estratégias distintas de integração: modelos reconstruídos integralmente em OpenSCAD, modelos provenientes de geometrias existentes e modelos open source já paramétricos, mas não alinhados com a nomenclatura antropométrica da plataforma. A integração não consistiu, portanto, apenas em “carregar” ficheiros tridimensionais; consistiu em traduzir cada modelo para uma interface comum de parâmetros, mantendo as suas restrições mecânicas específicas.</w:t>
+      </w:r>
+    </w:p>
+    <w:p>
+      <w:pPr>
+        <w:pStyle w:val="Normal"/>
+        <w:bidi w:val="0"/>
+        <w:jc w:val="left"/>
+        <w:rPr>
+          <w:lang w:val="pt-PT"/>
+        </w:rPr>
+      </w:pPr>
+      <w:commentRangeStart w:id="88"/>
+      <w:r>
+        <w:rPr>
+          <w:lang w:val="pt-PT"/>
+        </w:rPr>
+        <w:t>No caso do Paraglider Hand, também conhecido como Flexible Flyer, a integração partiu de uma mão mecânica acionada pelo corpo, derivada da linhagem Phoenix e UnLimbited.</w:t>
+      </w:r>
+      <w:r>
+        <w:rPr>
+          <w:lang w:val="pt-PT"/>
+        </w:rPr>
+      </w:r>
+      <w:commentRangeEnd w:id="88"/>
+      <w:r>
+        <w:commentReference w:id="88"/>
+      </w:r>
+      <w:r>
+        <w:rPr>
+          <w:lang w:val="pt-PT"/>
+        </w:rPr>
+        <w:t xml:space="preserve"> O desafio principal não foi reconstruir a geometria dos dedos, já definida em OpenSCAD, mas alinhar a lógica original do modelo com os nomes canónicos usados pelo sistema. A palma passou a ser controlada pela largura metacarpal, enquanto os dedos foram associados a comprimentos digitais independentes. Esta separação foi importante porque a largura da palma e o comprimento dos dedos não variam necessariamente de forma proporcional. Ao mesmo tempo, a palma teve de manter escalonamento uniforme, uma vez que os furos cilíndricos para pinos metálicos não podem ser deformados em elipses sem comprometer a montagem. Assim, certas medidas, como o comprimento e a espessura da palma, foram mantidas como informação contextual para a IA e para o perfil antropométrico, mas não foram usadas como transformações geométricas ativas nesse modelo.</w:t>
       </w:r>
     </w:p>
     <w:p>
@@ -14900,23 +15417,69 @@
         <w:rPr>
           <w:lang w:val="pt-PT"/>
         </w:rPr>
-        <w:t>O trabalho realizado sobre modelos do tipo Cyborg Beast/Flexy Hand teve uma função complementar. Estes modelos foram usados como base exploratória para testar uma reparametrização mais ampla, em que a geometria original foi reorganizada em torno de medidas antropométricas da palma, dos dedos, do punho e do membro residual. A versão antropométrica resultante não foi tratada como simples escala global: incorporou comprimentos digitais, espessuras estruturais, canais internos, parâmetros de hardware e dimensões de encaixe derivadas de medidas do antebraço. Essa experiência foi útil para clarificar a diferença entre adaptar um modelo existente por multiplicadores gerais e reconstruir a sua lógica dimensional em torno de uma estrutura antropométrica coerente. Mesmo quando determinados modelos permaneceram como material de desenvolvimento e comparação, contribuíram para estabilizar a taxonomia de parâmetros que a plataforma passou a exigir aos modelos ativos.</w:t>
-      </w:r>
-    </w:p>
-    <w:p>
-      <w:pPr>
-        <w:pStyle w:val="Normal"/>
-        <w:bidi w:val="0"/>
-        <w:jc w:val="left"/>
-        <w:rPr>
-          <w:lang w:val="pt-PT"/>
-        </w:rPr>
-      </w:pPr>
-      <w:r>
-        <w:rPr>
-          <w:lang w:val="pt-PT"/>
-        </w:rPr>
-        <w:t>Em conjunto, estes casos mostram que a escalabilidade da plataforma depende menos da quantidade de modelos disponíveis e mais da existência de uma gramática comum de integração. Cada nova mão exige três operações: identificar quais parâmetros antropométricos são relevantes, decidir que parâmetros podem alterar a geometria sem quebrar interfaces mecânicas e declarar essas relações de forma compreensível para a interface, para o renderizador e para a camada de IA. A biblioteca de modelos torna-se, assim, um campo de validação técnica da própria arquitetura: quanto mais heterogéneos forem os modelos integrados, mais clara se torna a necessidade de separar dados antropométricos, regras geométricas, restrições de fabrico e sugestões assistidas.</w:t>
+        <w:t xml:space="preserve">O trabalho realizado sobre modelos do tipo Cyborg Beast/Flexy Hand teve uma função complementar. Estes modelos foram usados como base exploratória para testar uma reparametrização mais ampla, em que a geometria original foi reorganizada em torno de medidas antropométricas da palma, dos dedos, do punho e do membro residual. A versão antropométrica resultante não foi tratada como simples escala global: incorporou comprimentos digitais, espessuras estruturais, canais internos, </w:t>
+      </w:r>
+      <w:commentRangeStart w:id="89"/>
+      <w:r>
+        <w:rPr>
+          <w:lang w:val="pt-PT"/>
+        </w:rPr>
+        <w:t>parâmetros de hardware</w:t>
+      </w:r>
+      <w:r>
+        <w:rPr>
+          <w:lang w:val="pt-PT"/>
+        </w:rPr>
+      </w:r>
+      <w:commentRangeEnd w:id="89"/>
+      <w:r>
+        <w:commentReference w:id="89"/>
+      </w:r>
+      <w:r>
+        <w:rPr>
+          <w:lang w:val="pt-PT"/>
+        </w:rPr>
+        <w:t xml:space="preserve"> e dimensões de encaixe derivadas de medidas do antebraço. Essa experiência foi útil para clarificar a diferença entre adaptar um modelo existente por multiplicadores gerais e reconstruir a sua lógica dimensional em torno de uma estrutura antropométrica coerente. Mesmo quando determinados modelos permaneceram como material de desenvolvimento e comparação, contribuíram para estabilizar a taxonomia de parâmetros que a plataforma passou a exigir aos modelos ativos.</w:t>
+      </w:r>
+    </w:p>
+    <w:p>
+      <w:pPr>
+        <w:pStyle w:val="Normal"/>
+        <w:bidi w:val="0"/>
+        <w:jc w:val="left"/>
+        <w:rPr>
+          <w:lang w:val="pt-PT"/>
+        </w:rPr>
+      </w:pPr>
+      <w:r>
+        <w:rPr>
+          <w:lang w:val="pt-PT"/>
+        </w:rPr>
+        <w:t xml:space="preserve">Em conjunto, estes casos mostram que a </w:t>
+      </w:r>
+      <w:r>
+        <w:rPr>
+          <w:lang w:val="pt-PT"/>
+        </w:rPr>
+        <w:t>expansão</w:t>
+      </w:r>
+      <w:r>
+        <w:rPr>
+          <w:lang w:val="pt-PT"/>
+        </w:rPr>
+        <w:t xml:space="preserve"> da plataforma depende menos da quantidade de modelos disponíveis e mais da existência de uma gramática comum de integração. Cada nova </w:t>
+      </w:r>
+      <w:r>
+        <w:rPr>
+          <w:lang w:val="pt-PT"/>
+        </w:rPr>
+        <w:t>prótese a integrar no sistema</w:t>
+      </w:r>
+      <w:r>
+        <w:rPr>
+          <w:lang w:val="pt-PT"/>
+        </w:rPr>
+        <w:t xml:space="preserve"> exige três operações: identificar quais parâmetros antropométricos são relevantes, decidir que parâmetros podem alterar a geometria sem quebrar interfaces mecânicas e declarar essas relações de forma compreensível para a interface, para o renderizador e para a camada de IA. A biblioteca de modelos torna-se, assim, um campo de validação técnica da própria arquitetura: quanto mais heterogéneos forem os modelos integrados, mais clara se torna a necessidade de separar dados antropométricos, regras geométricas, restrições de fabrico e sugestões assistidas.</w:t>
       </w:r>
     </w:p>
     <w:p>
@@ -14947,119 +15510,275 @@
         <w:rPr>
           <w:lang w:val="pt-PT"/>
         </w:rPr>
-        <w:t>5.5 Gestão de parâmetros, versões e escalabilidade</w:t>
-      </w:r>
-    </w:p>
-    <w:p>
-      <w:pPr>
-        <w:pStyle w:val="Normal"/>
-        <w:bidi w:val="0"/>
-        <w:jc w:val="left"/>
-        <w:rPr>
-          <w:lang w:val="pt-PT"/>
-        </w:rPr>
-      </w:pPr>
-      <w:r>
-        <w:rPr>
-          <w:lang w:val="pt-PT"/>
-        </w:rPr>
-        <w:t>A gestão de parâmetros constitui uma das condições centrais para transformar um modelo paramétrico em um sistema utilizável e persistente. No caso da plataforma desenvolvida, essa gestão é operacionalizada através de ficheiros de configuração que descrevem cada parâmetro segundo atributos como nome, tipo, valor inicial, limites, incrementos e agrupamento temático. Esta estrutura não cumpre apenas uma função técnica de leitura na interface; formaliza a relação entre o código OpenSCAD, o espaço de variação permitido e os mecanismos de controlo disponibilizados ao utilizador. Em termos metodológicos, esta opção aproxima-se da lógica descrita na literatura sobre configuradores e personalização digital, segundo a qual a eficácia do sistema depende da capacidade de expor apenas parâmetros relevantes, dentro de limites inteligíveis e controlados, preservando a coerência interna do modelo-base (Ozdemir et al., 2022 (#ref-ozdemir-2022); Lei et al., 2016 (#ref-lei-2016)).</w:t>
-      </w:r>
-    </w:p>
-    <w:p>
-      <w:pPr>
-        <w:pStyle w:val="Normal"/>
-        <w:bidi w:val="0"/>
-        <w:jc w:val="left"/>
-        <w:rPr>
-          <w:lang w:val="pt-PT"/>
-        </w:rPr>
-      </w:pPr>
-      <w:r>
-        <w:rPr>
-          <w:lang w:val="pt-PT"/>
-        </w:rPr>
-        <w:t>Ao descrever os parâmetros em estruturas independentes do código geométrico principal, a plataforma obtém duas vantagens. A primeira é a rastreabilidade: torna-se possível saber quais variáveis são editáveis, quais são os seus intervalos válidos e como se articulam com a interface. A segunda é a reconfigurabilidade do próprio sistema: a adição, remoção ou ajuste de parâmetros pode ser realizada sem reescrever integralmente a lógica de interação. Assim, a gestão de parâmetros funciona como uma camada intermédia entre a definição geométrica e a experiência de uso, permitindo que o modelo permaneça tecnicamente explícito sem exigir que o utilizador interaja diretamente com a sua sintaxe interna.</w:t>
-      </w:r>
-    </w:p>
-    <w:p>
-      <w:pPr>
-        <w:pStyle w:val="Normal"/>
-        <w:bidi w:val="0"/>
-        <w:jc w:val="left"/>
-        <w:rPr>
-          <w:lang w:val="pt-PT"/>
-        </w:rPr>
-      </w:pPr>
-      <w:r>
-        <w:rPr>
-          <w:lang w:val="pt-PT"/>
-        </w:rPr>
-        <w:t>A gestão de versões manifesta-se, neste estágio do projeto, sobretudo por meio do armazenamento de configurações salvas. A plataforma permite conservar diferentes conjuntos de parâmetros associados ao mesmo modelo, atribuindo-lhes identificação própria, notas descritivas e associação a um utilizador específico. Embora esta solução ainda não corresponda a um sistema de versionamento completo nos moldes tradicionais do desenvolvimento de software, já suporta uma função projetualmente relevante: acompanhar o processo iterativo de configuração, preservar variantes e permitir a comparação entre estados sucessivos do mesmo artefacto. Cada configuração registada pode, assim, ser entendida como uma instância rastreável do processo de personalização, e não apenas como um ficheiro transitório. Esta capacidade é particularmente importante num contexto em que a personalização não é um ato único, mas uma sequência de aproximações, testes e revisões.</w:t>
-      </w:r>
-    </w:p>
-    <w:p>
-      <w:pPr>
-        <w:pStyle w:val="Normal"/>
-        <w:bidi w:val="0"/>
-        <w:jc w:val="left"/>
-        <w:rPr>
-          <w:lang w:val="pt-PT"/>
-        </w:rPr>
-      </w:pPr>
-      <w:r>
-        <w:rPr>
-          <w:lang w:val="pt-PT"/>
-        </w:rPr>
-        <w:t>Do ponto de vista funcional, a persistência dessas configurações em estruturas JSON associadas a modelos e utilizadores reforça a continuidade entre interação, revisão e reutilização. O sistema deixa de operar apenas em tempo real e passa a acumular histórico operativo, possibilitando retomar soluções anteriores, documentar alternativas exploradas e preparar comparações futuras entre versões. Esta forma de versionamento prático é coerente com o caráter prototípico da plataforma: ainda não pretende substituir mecanismos mais sofisticados de gestão de revisões, mas fornece uma base suficiente para sustentar o acompanhamento iterativo do desenvolvimento e a análise reflexiva do processo.</w:t>
-      </w:r>
-    </w:p>
-    <w:p>
-      <w:pPr>
-        <w:pStyle w:val="Normal"/>
-        <w:bidi w:val="0"/>
-        <w:jc w:val="left"/>
-        <w:rPr>
-          <w:lang w:val="pt-PT"/>
-        </w:rPr>
-      </w:pPr>
-      <w:r>
-        <w:rPr>
-          <w:lang w:val="pt-PT"/>
-        </w:rPr>
-        <w:t>Quanto à escalabilidade, a plataforma beneficia de uma arquitetura modular e orientada para configuração. A separação entre modelos, parâmetros, interface, autenticação e persistência permite acrescentar novos modelos em OpenSCAD, novos tipos de parâmetros ou novas rotinas de apoio sem reestruturar integralmente a aplicação. Na prática, a introdução de um novo modelo exige sobretudo a adição do ficheiro .scad correspondente e o respetivo registo em models-config.json, o que evidencia uma forma de escalabilidade baseada menos na duplicação de código e mais na extensão configurável. Esta característica é consistente com a literatura sobre sistemas paramétricos e famílias de produto, que associa robustez e expansão sustentável à qualidade das estruturas relacionais, e não ao aumento indiscriminado de opções ou de módulos independentes (Lei et al., 2016 (#ref-lei-2016); Ozdemir et al., 2022 (#ref-ozdemir-2022)).</w:t>
-      </w:r>
-    </w:p>
-    <w:p>
-      <w:pPr>
-        <w:pStyle w:val="Normal"/>
-        <w:bidi w:val="0"/>
-        <w:jc w:val="left"/>
-        <w:rPr>
-          <w:lang w:val="pt-PT"/>
-        </w:rPr>
-      </w:pPr>
-      <w:r>
-        <w:rPr>
-          <w:lang w:val="pt-PT"/>
-        </w:rPr>
-        <w:t>Todavia, esta escalabilidade deve ser analisada criticamente. O recurso ao SQLite é adequado a um protótipo funcional com baixa ou média concorrência, mas poderá revelar limitações em cenários de utilização mais intensiva, com múltiplos utilizadores simultâneos, maior volume de configurações ou necessidades mais exigentes de auditoria e sincronização. De forma semelhante, a renderização local via WASM, embora eficaz em muitos contextos, depende do desempenho do dispositivo do utilizador, o que introduz variabilidade na experiência e impõe limites ao crescimento indiscriminado da complexidade geométrica. Assim, a escalabilidade da plataforma não pode ser reduzida à possibilidade de adicionar funcionalidades ou modelos; envolve também a capacidade de sustentar esse crescimento sem perder legibilidade, desempenho, segurança e manutenibilidade.</w:t>
-      </w:r>
-    </w:p>
-    <w:p>
-      <w:pPr>
-        <w:pStyle w:val="Normal"/>
-        <w:bidi w:val="0"/>
-        <w:jc w:val="left"/>
-        <w:rPr>
-          <w:lang w:val="pt-PT"/>
-        </w:rPr>
-      </w:pPr>
-      <w:r>
-        <w:rPr>
-          <w:lang w:val="pt-PT"/>
-        </w:rPr>
-        <w:t>Neste sentido, a secção confirma uma conclusão importante para o projeto: a gestão de parâmetros, de configurações e de expansão futura deve ser entendida como parte integrante da própria lógica de design da plataforma. Não se trata apenas de resolver problemas infraestruturais posteriores, mas de reconhecer que a configurabilidade, a persistência e o crescimento controlado são condições para que a personalização paramétrica permaneça tecnicamente viável e metodologicamente rastreável ao longo do desenvolvimento.</w:t>
+        <w:t xml:space="preserve">5.5 Gestão de parâmetros, versões e </w:t>
+      </w:r>
+      <w:r>
+        <w:rPr>
+          <w:lang w:val="pt-PT"/>
+        </w:rPr>
+        <w:t>expansão</w:t>
+      </w:r>
+    </w:p>
+    <w:p>
+      <w:pPr>
+        <w:pStyle w:val="Heading3"/>
+        <w:bidi w:val="0"/>
+        <w:jc w:val="left"/>
+        <w:rPr>
+          <w:lang w:val="pt-PT"/>
+        </w:rPr>
+      </w:pPr>
+      <w:r>
+        <w:rPr>
+          <w:lang w:val="pt-PT"/>
+        </w:rPr>
+      </w:r>
+    </w:p>
+    <w:p>
+      <w:pPr>
+        <w:pStyle w:val="Normal"/>
+        <w:bidi w:val="0"/>
+        <w:jc w:val="left"/>
+        <w:rPr>
+          <w:lang w:val="pt-PT"/>
+        </w:rPr>
+      </w:pPr>
+      <w:r>
+        <w:rPr>
+          <w:lang w:val="pt-PT"/>
+        </w:rPr>
+        <w:t>Controlar</w:t>
+      </w:r>
+      <w:r>
+        <w:rPr>
+          <w:lang w:val="pt-PT"/>
+        </w:rPr>
+        <w:t xml:space="preserve"> parâmetros constitui uma das condições centrais para transformar um modelo paramétrico </w:t>
+      </w:r>
+      <w:r>
+        <w:rPr>
+          <w:lang w:val="pt-PT"/>
+        </w:rPr>
+        <w:t>n</w:t>
+      </w:r>
+      <w:r>
+        <w:rPr>
+          <w:lang w:val="pt-PT"/>
+        </w:rPr>
+        <w:t>um sistema utilizável e persistente. No caso da plataforma desenvolvida, essa gestão é operacionalizada através de ficheiros de configuração que descrevem cada parâmetro segundo atributos como nome, tipo, valor inicial, limites, incrementos e agrupamento temático. Esta estrutura não cumpre apenas uma função técnica de leitura na interface; formaliza a relação entre o código OpenSCAD, o espaço de variação permitido e os mecanismos de controlo disponibilizados ao utilizador. Em termos metodológicos, esta opção aproxima-se da lógica descrita na literatura sobre configuradores e personalização digital, segundo a qual a eficácia do sistema depende da capacidade de expor apenas parâmetros relevantes, dentro de limites inteligíveis e controlados, preservando a coerência interna do modelo-base (Ozdemir et al., 2022 (#ref-ozdemir-2022); Lei et al., 2016 (#ref-lei-2016)).</w:t>
+      </w:r>
+    </w:p>
+    <w:p>
+      <w:pPr>
+        <w:pStyle w:val="Normal"/>
+        <w:bidi w:val="0"/>
+        <w:jc w:val="left"/>
+        <w:rPr/>
+      </w:pPr>
+      <w:r>
+        <w:rPr>
+          <w:lang w:val="pt-PT"/>
+        </w:rPr>
+        <w:t xml:space="preserve">Ao descrever os parâmetros em estruturas independentes do código geométrico principal, a plataforma obtém duas vantagens. A primeira é a rastreabilidade: torna-se possível saber quais variáveis são editáveis, quais são os seus intervalos válidos e como se articulam com a interface. </w:t>
+      </w:r>
+      <w:r>
+        <w:rPr/>
+        <w:t xml:space="preserve">A segunda vantagem reside na possibilidade de adaptar a estrutura do próprio sistema: parâmetros podem ser adicionados, removidos ou ajustados sem que seja necessário reescrever integralmente a lógica de interação. Assim, a gestão de parâmetros funciona como uma camada intermédia entre a definição geométrica e a experiência de uso, permitindo que o modelo permaneça tecnicamente explícito sem exigir que o utilizador interaja diretamente com a sua sintaxe interna. </w:t>
+      </w:r>
+    </w:p>
+    <w:p>
+      <w:pPr>
+        <w:pStyle w:val="Normal"/>
+        <w:bidi w:val="0"/>
+        <w:jc w:val="left"/>
+        <w:rPr/>
+      </w:pPr>
+      <w:r>
+        <w:rPr>
+          <w:lang w:val="pt-PT"/>
+        </w:rPr>
+        <w:t>A gestão de versões manifesta-se, neste estágio do projeto, sobretudo por meio do armazenamento de configurações salvas. A plataforma permite conservar diferentes conjuntos de parâmetros associados ao mesmo modelo, atribuindo-lhes identificação própria, notas descritivas e associação a um utilizador específico. E</w:t>
+      </w:r>
+      <w:r>
+        <w:rPr/>
+        <w:t>mbora esta solução ainda não corresponda a um sistema completo de gestão de versões, como os utilizados no desenvolvimento de software, já suporta uma função relevante para o processo de projeto: acompanhar a configuração ao longo do tempo, preservar variantes e permitir a comparação entre estados sucessivos do mesmo artefacto.</w:t>
+      </w:r>
+      <w:r>
+        <w:rPr>
+          <w:lang w:val="pt-PT"/>
+        </w:rPr>
+        <w:t xml:space="preserve"> Cada configuração registada pode, assim, ser entendida como uma instância rastreável do processo de personalização, e não apenas como um ficheiro transitório. Esta capacidade é particularmente importante num contexto em que a personalização não é um ato único, mas uma sequência de aproximações, testes e revisões.</w:t>
+      </w:r>
+    </w:p>
+    <w:p>
+      <w:pPr>
+        <w:pStyle w:val="Normal"/>
+        <w:bidi w:val="0"/>
+        <w:jc w:val="left"/>
+        <w:rPr>
+          <w:lang w:val="pt-PT"/>
+        </w:rPr>
+      </w:pPr>
+      <w:r>
+        <w:rPr>
+          <w:lang w:val="pt-PT"/>
+        </w:rPr>
+        <w:t xml:space="preserve">Do ponto de vista funcional, a persistência dessas configurações em estruturas </w:t>
+      </w:r>
+      <w:commentRangeStart w:id="90"/>
+      <w:r>
+        <w:rPr>
+          <w:lang w:val="pt-PT"/>
+        </w:rPr>
+        <w:t>JSON</w:t>
+      </w:r>
+      <w:r>
+        <w:rPr>
+          <w:lang w:val="pt-PT"/>
+        </w:rPr>
+      </w:r>
+      <w:commentRangeEnd w:id="90"/>
+      <w:r>
+        <w:commentReference w:id="90"/>
+      </w:r>
+      <w:r>
+        <w:rPr>
+          <w:lang w:val="pt-PT"/>
+        </w:rPr>
+        <w:t xml:space="preserve"> associadas a modelos e utilizadores reforça a continuidade entre interação, revisão e reutilização. O sistema deixa, assim, de limitar a configuração ao estado temporário da sessão e passa a preservar um registo das configurações realizadas, possibilitando retomar soluções anteriores, documentar alternativas exploradas e preparar comparações futuras entre versões. Esta forma de gestão prática de versões é coerente com o caráter experimental da plataforma: ainda não pretende substituir mecanismos mais sofisticados de gestão de revisões, mas fornece uma base suficiente para sustentar o acompanhamento iterativo do desenvolvimento e a análise reflexiva do processo.</w:t>
+      </w:r>
+    </w:p>
+    <w:p>
+      <w:pPr>
+        <w:pStyle w:val="BodyText"/>
+        <w:bidi w:val="0"/>
+        <w:jc w:val="left"/>
+        <w:rPr/>
+      </w:pPr>
+      <w:r>
+        <w:rPr>
+          <w:lang w:val="pt-PT"/>
+        </w:rPr>
+        <w:t xml:space="preserve">Quanto à capacidade de expansão, a plataforma beneficia de uma arquitetura modular e orientada por ficheiros de configuração. A separação entre modelos, parâmetros, interface, autenticação e persistência permite acrescentar novos modelos em OpenSCAD, novos tipos de parâmetros ou novas rotinas de apoio sem reestruturar integralmente a aplicação. </w:t>
+      </w:r>
+      <w:r>
+        <w:rPr/>
+        <w:t>Na prática, a introdução de um novo modelo exige sobretudo a adição do ficheiro .scad correspondente e o seu registo no ficheiro de configuração dos modelos (models-config.json). Esta estrutura evidencia uma lógica de expansão baseada menos na duplicação de código e mais na extensão controlada da plataforma.</w:t>
+      </w:r>
+      <w:r>
+        <w:rPr>
+          <w:lang w:val="pt-PT"/>
+        </w:rPr>
+        <w:t xml:space="preserve"> Esta característica é consistente com a literatura sobre sistemas paramétricos e famílias de produto, que associa robustez e expansão sustentável à qualidade das estruturas relacionais, e não ao aumento indiscriminado de opções ou de módulos independentes (Lei et al., 2016 (#ref-lei-2016); Ozdemir et al., 2022 (#ref-ozdemir-2022)).</w:t>
+      </w:r>
+    </w:p>
+    <w:p>
+      <w:pPr>
+        <w:pStyle w:val="Normal"/>
+        <w:bidi w:val="0"/>
+        <w:jc w:val="left"/>
+        <w:rPr>
+          <w:lang w:val="pt-PT"/>
+        </w:rPr>
+      </w:pPr>
+      <w:r>
+        <w:rPr>
+          <w:lang w:val="pt-PT"/>
+        </w:rPr>
+        <w:t>Todavia, esta lógica de expansão deve ser analisada criticamente.</w:t>
+      </w:r>
+    </w:p>
+    <w:p>
+      <w:pPr>
+        <w:pStyle w:val="BodyText"/>
+        <w:bidi w:val="0"/>
+        <w:jc w:val="left"/>
+        <w:rPr>
+          <w:lang w:val="pt-PT"/>
+        </w:rPr>
+      </w:pPr>
+      <w:r>
+        <w:rPr>
+          <w:lang w:val="pt-PT"/>
+        </w:rPr>
+        <w:t xml:space="preserve">O recurso ao </w:t>
+      </w:r>
+      <w:commentRangeStart w:id="91"/>
+      <w:r>
+        <w:rPr>
+          <w:lang w:val="pt-PT"/>
+        </w:rPr>
+        <w:t>SQLite</w:t>
+      </w:r>
+      <w:r>
+        <w:rPr>
+          <w:lang w:val="pt-PT"/>
+        </w:rPr>
+      </w:r>
+      <w:commentRangeEnd w:id="91"/>
+      <w:r>
+        <w:commentReference w:id="91"/>
+      </w:r>
+      <w:r>
+        <w:rPr>
+          <w:lang w:val="pt-PT"/>
+        </w:rPr>
+        <w:t xml:space="preserve"> é adequado a um protótipo funcional com um número reduzido ou moderado de acessos simultâneos, mas poderá revelar limitações em cenários de utilização mais intensiva, com maior volume de configurações, operações frequentes de leitura e escrita ou necessidades mais exigentes de auditoria e sincronização.</w:t>
+      </w:r>
+    </w:p>
+    <w:p>
+      <w:pPr>
+        <w:pStyle w:val="BodyText"/>
+        <w:bidi w:val="0"/>
+        <w:jc w:val="left"/>
+        <w:rPr/>
+      </w:pPr>
+      <w:r>
+        <w:rPr>
+          <w:lang w:val="pt-PT"/>
+        </w:rPr>
+        <w:t xml:space="preserve">De forma semelhante, a renderização local via WASM, embora eficaz em muitos contextos, depende do desempenho do dispositivo do utilizador, o que introduz variabilidade na experiência e impõe limites ao crescimento indiscriminado da complexidade geométrica. </w:t>
+      </w:r>
+      <w:r>
+        <w:rPr/>
+        <w:t>Assim, a capacidade de expansão da plataforma não pode ser reduzida à possibilidade de adicionar funcionalidades ou modelos; envolve também a capacidade de sustentar esse crescimento sem perder legibilidade, desempenho, segurança e facilidade de manutenção.</w:t>
+      </w:r>
+    </w:p>
+    <w:p>
+      <w:pPr>
+        <w:pStyle w:val="BodyText"/>
+        <w:bidi w:val="0"/>
+        <w:jc w:val="left"/>
+        <w:rPr>
+          <w:highlight w:val="none"/>
+          <w:shd w:fill="FFFF00" w:val="clear"/>
+          <w:lang w:val="pt-PT"/>
+        </w:rPr>
+      </w:pPr>
+      <w:r>
+        <w:rPr>
+          <w:shd w:fill="FFFF00" w:val="clear"/>
+          <w:lang w:val="pt-PT"/>
+        </w:rPr>
+        <w:t>Neste sentido, a secção confirma uma conclusão importante para o projeto: a gestão de parâmetros, de configurações e da expansão futura deve ser entendida como parte integrante da própria lógica de design da plataforma. Não se trata apenas de resolver problemas infraestruturais posteriores, mas de reconhecer que a capacidade de configuração, a persistência e o crescimento controlado são condições para que a personalização paramétrica permaneça tecnicamente viável e passível de acompanhamento e revisão ao longo do desenvolvimento.</w:t>
+      </w:r>
+    </w:p>
+    <w:p>
+      <w:pPr>
+        <w:pStyle w:val="Normal"/>
+        <w:bidi w:val="0"/>
+        <w:jc w:val="left"/>
+        <w:rPr>
+          <w:highlight w:val="none"/>
+          <w:shd w:fill="FFFF00" w:val="clear"/>
+          <w:lang w:val="pt-PT"/>
+        </w:rPr>
+      </w:pPr>
+      <w:r>
+        <w:rPr>
+          <w:shd w:fill="FFFF00" w:val="clear"/>
+          <w:lang w:val="pt-PT"/>
+        </w:rPr>
       </w:r>
     </w:p>
     <w:p>
@@ -15278,7 +15997,20 @@
         <w:rPr>
           <w:lang w:val="pt-PT"/>
         </w:rPr>
-        <w:t>No plano da personalização, esta mediação é importante porque a adaptação de uma prótese não se reduz ao escalonamento uniforme da forma. A literatura indica que diferentes parâmetros podem ter de ser controlados de forma independente para respeitar as proporções anatómicas, o conforto, a mobilidade e os requisitos de montagem. O estudo de Lim et al. (2018) (#ref-lim-2018), por exemplo, demonstra que o comprimento e a largura de um dedo protésico não devem ser ajustados como se fossem variáveis que variam de forma linear e proporcional, reforçando a necessidade de parametrizações mais finas do que simples operações de escala. De forma convergente, Gu et al. (2024) (#ref-gu-2024) mostram que abordagens data-driven podem apoiar a adaptação estrutural e a melhoria da vestibilidade, sugerindo que métodos inteligentes podem ser úteis para antecipar as relações entre geometria, desempenho e conforto. Para o sistema proposto, isto significa que a IA pode funcionar como uma camada de inferência preliminar sobre um espaço paramétrico já estruturado, e não como um gerador autónomo de soluções.</w:t>
+        <w:t xml:space="preserve">No plano da personalização, esta mediação é importante porque a adaptação de uma prótese não se reduz ao escalonamento uniforme da forma. A literatura indica que diferentes parâmetros podem ter de ser controlados de forma independente para respeitar as proporções anatómicas, o conforto, a mobilidade e os requisitos de montagem. O estudo de Lim et al. (2018) (#ref-lim-2018), por exemplo, demonstra que o comprimento e a largura de um dedo protésico não devem ser ajustados como se fossem variáveis que variam de forma linear e proporcional, reforçando a necessidade de parametrizações mais finas do que simples operações de escala. De forma convergente, Gu et al. (2024) (#ref-gu-2024) mostram que abordagens data-driven podem apoiar a adaptação estrutural e a melhoria da </w:t>
+      </w:r>
+      <w:r>
+        <w:rPr>
+          <w:shd w:fill="FFFF00" w:val="clear"/>
+          <w:lang w:val="pt-PT"/>
+        </w:rPr>
+        <w:t>vestibilidade,</w:t>
+      </w:r>
+      <w:r>
+        <w:rPr>
+          <w:lang w:val="pt-PT"/>
+        </w:rPr>
+        <w:t xml:space="preserve"> sugerindo que métodos inteligentes podem ser úteis para antecipar as relações entre geometria, desempenho e conforto. Para o sistema proposto, isto significa que a IA pode funcionar como uma camada de inferência preliminar sobre um espaço paramétrico já estruturado, e não como um gerador autónomo de soluções.</w:t>
       </w:r>
     </w:p>
     <w:p>
@@ -15954,7 +16686,23 @@
         <w:rPr>
           <w:lang w:val="pt-PT"/>
         </w:rPr>
-        <w:t>Deste modo, a estratégia de interação adotada não deve ser lida apenas como um conjunto de escolhas de interface, mas como uma decisão metodológica sobre a forma de tornar o processo de personalização observável, configurável e criticável. A UI/UX participa diretamente na construção do sistema, atuando como infraestrutura de mediação entre o conhecimento técnico, os dados individuais e a decisão projetual. O seu objetivo não é simplificar artificialmente o problema, mas organizar a complexidade de forma inteligível, preservando continuidade com a lógica paramétrica do modelo e com o enquadramento assistivo da IA discutido no capítulo anterior.</w:t>
+        <w:t>Deste modo, a estratégia de interação adotada não deve ser lida apenas como um conjunto de escolhas de interface, mas como uma decisão metodológica sobre a forma de tornar o processo de personalização observável, configurável e aberto à revisão crítica ao longo do desenvolvimento.</w:t>
+      </w:r>
+    </w:p>
+    <w:p>
+      <w:pPr>
+        <w:pStyle w:val="Normal"/>
+        <w:bidi w:val="0"/>
+        <w:jc w:val="left"/>
+        <w:rPr>
+          <w:lang w:val="pt-PT"/>
+        </w:rPr>
+      </w:pPr>
+      <w:r>
+        <w:rPr>
+          <w:lang w:val="pt-PT"/>
+        </w:rPr>
+        <w:t>A UI/UX participa diretamente na construção do sistema, atuando como infraestrutura de mediação entre o conhecimento técnico, os dados individuais e a decisão projetual. O seu objetivo não é simplificar artificialmente o problema, mas organizar a complexidade de forma inteligível, preservando continuidade com a lógica paramétrica do modelo e com o enquadramento assistivo da IA discutido no capítulo anterior.</w:t>
       </w:r>
     </w:p>
     <w:p>
@@ -18606,7 +19354,23 @@
         <w:rPr>
           <w:lang w:val="pt-PT"/>
         </w:rPr>
-        <w:t>Face aos objetivos da investigação, os resultados reforçam a pertinência de articular design paramétrico, dados antropométricos, interface web e IA numa plataforma única, desde que a IA permaneça enquadrada por regras explícitas e revisão humana. A contribuição não está em automatizar a conceção de uma prótese final, mas em estruturar um fluxo no qual informação incompleta pode ser convertida num ponto de partida dimensionalmente plausível, editável, visualizável e criticável. Esta capacidade responde diretamente ao problema de acessibilidade identificado no projeto: muitos utilizadores conseguem descrever idade, altura, constituição física ou lado amputado, mas não dominam a nomenclatura nem os procedimentos de medição necessários para parametrizar uma mão protésica.</w:t>
+        <w:t>Face aos objetivos da investigação, os resultados reforçam a pertinência de articular design paramétrico, dados antropométricos, interface web e IA numa plataforma única, desde que a IA permaneça enquadrada por regras explícitas e revisão humana. A contribuição não está em automatizar a conceção de uma prótese final, mas em estruturar um fluxo no qual informação incompleta pode ser convertida num ponto de partida dimensionalmente plausível, editável, visualizável e passível de revisão crítica.</w:t>
+      </w:r>
+    </w:p>
+    <w:p>
+      <w:pPr>
+        <w:pStyle w:val="Normal"/>
+        <w:bidi w:val="0"/>
+        <w:jc w:val="left"/>
+        <w:rPr>
+          <w:lang w:val="pt-PT"/>
+        </w:rPr>
+      </w:pPr>
+      <w:r>
+        <w:rPr>
+          <w:lang w:val="pt-PT"/>
+        </w:rPr>
+        <w:t>Esta capacidade responde diretamente ao problema de acessibilidade identificado no projeto: muitos utilizadores conseguem descrever idade, altura, constituição física ou lado amputado, mas não dominam a nomenclatura nem os procedimentos de medição necessários para parametrizar uma mão protésica.</w:t>
       </w:r>
     </w:p>
     <w:p>
@@ -22460,8 +23224,10 @@
         <w:annotationRef/>
       </w:r>
       <w:r>
-        <w:rPr/>
-        <w:t>Isto já fiu definido anteriormento?</w:t>
+        <w:rPr>
+          <w:lang w:val="pt-PT"/>
+        </w:rPr>
+        <w:t>Isto já foi definido anteriormento?</w:t>
       </w:r>
     </w:p>
   </w:comment>
@@ -22680,6 +23446,209 @@
           <w:lang w:val="pt-PT"/>
         </w:rPr>
         <w:t>Sei que já referimos o DfAM antes mas não me recordo se já foi definido.</w:t>
+      </w:r>
+    </w:p>
+  </w:comment>
+  <w:comment w:id="83" w:author="Unknown Author" w:date="2026-07-04T15:20:50Z" w:initials="">
+    <w:p>
+      <w:pPr>
+        <w:overflowPunct w:val="false"/>
+        <w:rPr/>
+      </w:pPr>
+      <w:r>
+        <w:annotationRef/>
+      </w:r>
+      <w:r>
+        <w:rPr>
+          <w:lang w:val="pt-PT"/>
+        </w:rPr>
+        <w:t>Vamos meter aqui uma imagem</w:t>
+      </w:r>
+    </w:p>
+  </w:comment>
+  <w:comment w:id="84" w:author="Unknown Author" w:date="2026-07-04T16:13:25Z" w:initials="">
+    <w:p>
+      <w:pPr>
+        <w:overflowPunct w:val="false"/>
+        <w:rPr/>
+      </w:pPr>
+      <w:r>
+        <w:annotationRef/>
+      </w:r>
+      <w:r>
+        <w:rPr>
+          <w:lang w:val="pt-PT"/>
+        </w:rPr>
+        <w:t>Vamos reescrever isto</w:t>
+      </w:r>
+    </w:p>
+  </w:comment>
+  <w:comment w:id="85" w:author="Unknown Author" w:date="2026-07-04T18:13:58Z" w:initials="">
+    <w:p>
+      <w:pPr>
+        <w:overflowPunct w:val="false"/>
+        <w:rPr/>
+      </w:pPr>
+      <w:r>
+        <w:annotationRef/>
+      </w:r>
+      <w:r>
+        <w:rPr>
+          <w:lang w:val="pt-PT"/>
+        </w:rPr>
+        <w:t>Já escrevemos isto duo no parágrafo anterior.</w:t>
+      </w:r>
+    </w:p>
+  </w:comment>
+  <w:comment w:id="86" w:author="Unknown Author" w:date="2026-07-04T18:35:39Z" w:initials="">
+    <w:p>
+      <w:pPr>
+        <w:overflowPunct w:val="false"/>
+        <w:rPr/>
+      </w:pPr>
+      <w:r>
+        <w:annotationRef/>
+      </w:r>
+      <w:r>
+        <w:rPr>
+          <w:lang w:val="pt-PT"/>
+        </w:rPr>
+        <w:t>Não te esqueças de adicionar ao indice estas siglas.</w:t>
+      </w:r>
+    </w:p>
+  </w:comment>
+  <w:comment w:id="87" w:author="Unknown Author" w:date="2026-07-04T18:49:44Z" w:initials="">
+    <w:p>
+      <w:pPr>
+        <w:overflowPunct w:val="false"/>
+        <w:autoSpaceDE w:val="false"/>
+        <w:bidi w:val="0"/>
+        <w:spacing w:before="0" w:after="0"/>
+        <w:jc w:val="left"/>
+        <w:rPr/>
+      </w:pPr>
+      <w:r>
+        <w:annotationRef/>
+      </w:r>
+      <w:r>
+        <w:rPr>
+          <w:rFonts w:ascii="Calibri" w:hAnsi="Calibri" w:eastAsia="Noto Serif CJK SC" w:cs="Calibri"/>
+          <w:color w:val="auto"/>
+          <w:kern w:val="0"/>
+          <w:sz w:val="22"/>
+          <w:szCs w:val="22"/>
+          <w:lang w:val="pt-PT" w:eastAsia="zh-CN" w:bidi="en-US"/>
+        </w:rPr>
+        <w:t>¹ Entende-se por proxy seguro uma camada intermédia de comunicação que permite ao servidor gerir os pedidos enviados a serviços externos, protegendo credenciais sensíveis, controlando o acesso e reduzindo a exposição direta da aplicação a sistemas externos.</w:t>
+      </w:r>
+    </w:p>
+    <w:p>
+      <w:pPr>
+        <w:overflowPunct w:val="false"/>
+        <w:autoSpaceDE w:val="false"/>
+        <w:bidi w:val="0"/>
+        <w:spacing w:before="0" w:after="0"/>
+        <w:jc w:val="left"/>
+        <w:rPr/>
+      </w:pPr>
+      <w:r>
+        <w:rPr>
+          <w:rFonts w:cs="Calibri" w:eastAsia="Noto Serif CJK SC" w:ascii="Calibri" w:hAnsi="Calibri"/>
+          <w:color w:val="auto"/>
+          <w:kern w:val="0"/>
+          <w:sz w:val="22"/>
+          <w:szCs w:val="22"/>
+          <w:lang w:eastAsia="zh-CN" w:val="pt-PT" w:bidi="en-US"/>
+        </w:rPr>
+      </w:r>
+    </w:p>
+    <w:p>
+      <w:pPr>
+        <w:overflowPunct w:val="false"/>
+        <w:autoSpaceDE w:val="false"/>
+        <w:bidi w:val="0"/>
+        <w:spacing w:before="0" w:after="0"/>
+        <w:jc w:val="left"/>
+        <w:rPr/>
+      </w:pPr>
+      <w:r>
+        <w:rPr>
+          <w:rFonts w:ascii="Calibri" w:hAnsi="Calibri" w:eastAsia="Noto Serif CJK SC" w:cs="Calibri"/>
+          <w:color w:val="auto"/>
+          <w:kern w:val="0"/>
+          <w:sz w:val="22"/>
+          <w:szCs w:val="22"/>
+          <w:lang w:val="pt-PT" w:eastAsia="zh-CN" w:bidi="en-US"/>
+        </w:rPr>
+        <w:t>Já escrevemos proxy antes.</w:t>
+      </w:r>
+    </w:p>
+  </w:comment>
+  <w:comment w:id="88" w:author="Unknown Author" w:date="2026-07-04T18:51:43Z" w:initials="">
+    <w:p>
+      <w:pPr>
+        <w:overflowPunct w:val="false"/>
+        <w:rPr/>
+      </w:pPr>
+      <w:r>
+        <w:annotationRef/>
+      </w:r>
+      <w:r>
+        <w:rPr>
+          <w:lang w:val="pt-PT"/>
+        </w:rPr>
+        <w:t>Faz sentido integrar uma parte sobre a E-nable e os modelos deles.</w:t>
+      </w:r>
+    </w:p>
+  </w:comment>
+  <w:comment w:id="89" w:author="Unknown Author" w:date="2026-07-04T18:53:29Z" w:initials="">
+    <w:p>
+      <w:pPr>
+        <w:overflowPunct w:val="false"/>
+        <w:rPr/>
+      </w:pPr>
+      <w:r>
+        <w:annotationRef/>
+      </w:r>
+      <w:r>
+        <w:rPr>
+          <w:lang w:val="pt-PT"/>
+        </w:rPr>
+        <w:t>Parametros de hardware</w:t>
+      </w:r>
+    </w:p>
+  </w:comment>
+  <w:comment w:id="90" w:author="Unknown Author" w:date="2026-07-04T19:12:30Z" w:initials="">
+    <w:p>
+      <w:pPr>
+        <w:overflowPunct w:val="false"/>
+        <w:rPr/>
+      </w:pPr>
+      <w:r>
+        <w:annotationRef/>
+      </w:r>
+      <w:r>
+        <w:rPr>
+          <w:lang w:val="pt-PT"/>
+        </w:rPr>
+        <w:t>Adicionar ao indice</w:t>
+      </w:r>
+    </w:p>
+  </w:comment>
+  <w:comment w:id="91" w:author="Unknown Author" w:date="2026-07-04T21:37:44Z" w:initials="">
+    <w:p>
+      <w:pPr>
+        <w:overflowPunct w:val="false"/>
+        <w:rPr/>
+      </w:pPr>
+      <w:r>
+        <w:annotationRef/>
+      </w:r>
+      <w:r>
+        <w:rPr>
+          <w:lang w:val="pt-PT"/>
+        </w:rPr>
+        <w:t>Isto está no indice? Vai lá ver</w:t>
       </w:r>
     </w:p>
   </w:comment>

--- a/projecto-completo.docx
+++ b/projecto-completo.docx
@@ -31,7 +31,13 @@
         <w:rPr>
           <w:lang w:val="pt-PT"/>
         </w:rPr>
-        <w:t>Versão do documento:0.4.5</w:t>
+        <w:t>Versão do documento:0.4.</w:t>
+      </w:r>
+      <w:r>
+        <w:rPr>
+          <w:lang w:val="pt-PT"/>
+        </w:rPr>
+        <w:t>6</w:t>
       </w:r>
     </w:p>
     <w:p>
@@ -153,19 +159,7 @@
         <w:rPr>
           <w:lang w:val="pt-PT"/>
         </w:rPr>
-        <w:t xml:space="preserve"> ampliaram o acesso a dispositivos protésicos, especialmente em contextos economicamente desfavorecidos. No entanto, muitos desses modelos dependem de geometrias fixas, isto é, formas pré-definidas sem adaptação automática, ou de ajustes manuais pouco padronizados, o que resulta em alterações sem um protocolo uniforme e dificulta a </w:t>
-      </w:r>
-      <w:r>
-        <w:rPr>
-          <w:lang w:val="pt-PT"/>
-        </w:rPr>
-        <w:t>expansã</w:t>
-      </w:r>
-      <w:r>
-        <w:rPr>
-          <w:lang w:val="pt-PT"/>
-        </w:rPr>
-        <w:t>, a reprodutibilidade e a integração robusta de dados antropométricos, ou seja, medidas corporais específicas do utilizador.</w:t>
+        <w:t xml:space="preserve"> ampliaram o acesso a dispositivos protésicos, especialmente em contextos economicamente desfavorecidos. No entanto, muitos desses modelos dependem de geometrias fixas, isto é, formas pré-definidas sem adaptação automática, ou de ajustes manuais pouco padronizados, o que resulta em alterações sem um protocolo uniforme e dificulta a expansã, a reprodutibilidade e a integração robusta de dados antropométricos, ou seja, medidas corporais específicas do utilizador.</w:t>
       </w:r>
     </w:p>
     <w:p>
@@ -194,9 +188,7 @@
         </w:rPr>
       </w:pPr>
       <w:r>
-        <w:rPr>
-          <w:lang w:val="pt-PT"/>
-        </w:rPr>
+        <w:rPr/>
         <w:drawing>
           <wp:inline distT="0" distB="0" distL="0" distR="0">
             <wp:extent cx="5715000" cy="3924300"/>
@@ -691,21 +683,18 @@
           <w:lang w:val="pt-PT"/>
         </w:rPr>
       </w:pPr>
-      <w:commentRangeStart w:id="0"/>
       <w:r>
         <w:rPr>
           <w:lang w:val="pt-PT"/>
         </w:rPr>
         <w:t>[!Quem diz que são 4?] As próteses de membro superior podem ser classificadas de acordo com a fonte de energia e o mecanismo de controlo. Distinguem-se quatro categorias principais: passivas (cosméticas), mecânicas acionadas pelo corpo, mioelétricas (externamente alimentadas) e híbridas. Cada tipo possui vantagens e limitações, o que reflete diferentes equilíbrios entre desempenho funcional, conforto, durabilidade e custo.</w:t>
       </w:r>
-      <w:commentRangeEnd w:id="0"/>
-      <w:r>
+      <w:r>
+        <w:rPr/>
         <w:commentReference w:id="0"/>
       </w:r>
       <w:r>
-        <w:rPr>
-          <w:lang w:val="pt-PT"/>
-        </w:rPr>
+        <w:rPr/>
         <w:commentReference w:id="1"/>
       </w:r>
     </w:p>
@@ -860,9 +849,7 @@
         </w:rPr>
       </w:pPr>
       <w:r>
-        <w:rPr>
-          <w:lang w:val="pt-PT"/>
-        </w:rPr>
+        <w:rPr/>
         <w:drawing>
           <wp:inline distT="0" distB="0" distL="0" distR="0">
             <wp:extent cx="5715000" cy="5467350"/>
@@ -1105,9 +1092,7 @@
         </w:rPr>
       </w:pPr>
       <w:r>
-        <w:rPr>
-          <w:lang w:val="pt-PT"/>
-        </w:rPr>
+        <w:rPr/>
         <w:drawing>
           <wp:inline distT="0" distB="0" distL="0" distR="0">
             <wp:extent cx="5715000" cy="4086225"/>
@@ -1302,7 +1287,29 @@
         <w:rPr>
           <w:lang w:val="pt-PT"/>
         </w:rPr>
-        <w:t>O design industrial, no contexto da saúde e das tecnologias de apoio, é reconhecido progressivamente como uma disciplina mediadora entre as necessidades humanas, os contextos de utilização e os sistemas técnicos regulados. A literatura evidencia que o design não se limita à configuração formal de produtos, mas também desempenha um papel estruturante na promoção da inclusão, da autonomia e da participação social, ao modelar a relação entre indivíduos e ambientes por meio de artefactos e sistemas. Em particular, nas tecnologias de apoio, o design é descrito como um elemento que medeia a interação entre os utilizadores e o seu meio envolvente, contribuindo para reduzir barreiras funcionais e sociais e, consequentemente, para melhorar os resultados de participação e a qualidade de vida (Clarkson &amp; Coleman, 2010 (#ref-clarkson-2010); Shah &amp; Robinson, 2006 (#ref-shah-2006)).</w:t>
+        <w:t xml:space="preserve">O design industrial, no contexto da saúde e das tecnologias de apoio, é reconhecido progressivamente como uma disciplina mediadora entre as necessidades humanas, os contextos de utilização e os sistemas técnicos regulados. </w:t>
+      </w:r>
+      <w:commentRangeStart w:id="2"/>
+      <w:r>
+        <w:rPr>
+          <w:lang w:val="pt-PT"/>
+        </w:rPr>
+        <w:t xml:space="preserve">A literatura evidencia que o design não se limita à configuração formal de produtos, </w:t>
+      </w:r>
+      <w:r>
+        <w:rPr>
+          <w:lang w:val="pt-PT"/>
+        </w:rPr>
+      </w:r>
+      <w:commentRangeEnd w:id="2"/>
+      <w:r>
+        <w:commentReference w:id="2"/>
+      </w:r>
+      <w:r>
+        <w:rPr>
+          <w:lang w:val="pt-PT"/>
+        </w:rPr>
+        <w:t>mas também desempenha um papel estruturante na promoção da inclusão, da autonomia e da participação social, ao modelar a relação entre indivíduos e ambientes por meio de artefactos e sistemas. Em particular, nas tecnologias de apoio, o design é descrito como um elemento que medeia a interação entre os utilizadores e o seu meio envolvente, contribuindo para reduzir barreiras funcionais e sociais e, consequentemente, para melhorar os resultados de participação e a qualidade de vida (Clarkson &amp; Coleman, 2010 (#ref-clarkson-2010); Shah &amp; Robinson, 2006 (#ref-shah-2006)).</w:t>
       </w:r>
     </w:p>
     <w:p>
@@ -1933,23 +1940,20 @@
           <w:lang w:val="pt-PT"/>
         </w:rPr>
       </w:pPr>
-      <w:commentRangeStart w:id="2"/>
       <w:r>
         <w:rPr>
           <w:lang w:val="pt-PT"/>
         </w:rPr>
         <w:t>O design centrado no humano (Human-Centred Design – HCD) amplia esta perspetiva ao integrar dimensões culturais, contextuais e sistémicas. No desenvolvimento de dispositivos médicos, o HCD é associado a práticas como etnografia, design participativo, mapeamento de jornadas (journey maps), mapeamento de stakeholders e avaliação de fatores humanos. A norma ISO 62366 estabelece requisitos específicos para a aplicação de engenharia de usabilidade em dispositivos médicos, reforçando a integração formal de testes formativos e sumativos no processo regulado (Fisher &amp; Johansen, 2020 (#ref-fisher-2020); Millet et al., 2018 (#ref-millet-2018)).</w:t>
       </w:r>
-      <w:commentRangeEnd w:id="2"/>
-      <w:r>
-        <w:commentReference w:id="2"/>
-      </w:r>
-      <w:r>
-        <w:rPr>
-          <w:lang w:val="pt-PT"/>
-        </w:rPr>
+      <w:r>
+        <w:rPr/>
         <w:commentReference w:id="3"/>
       </w:r>
+      <w:r>
+        <w:rPr/>
+        <w:commentReference w:id="4"/>
+      </w:r>
     </w:p>
     <w:p>
       <w:pPr>
@@ -2088,23 +2092,20 @@
           <w:lang w:val="pt-PT"/>
         </w:rPr>
       </w:pPr>
-      <w:commentRangeStart w:id="4"/>
       <w:r>
         <w:rPr>
           <w:lang w:val="pt-PT"/>
         </w:rPr>
         <w:t>A avaliação da evidência tem sido igualmente reforçada por meio do uso de protocolos sistemáticos, como o PRISMA, e de instrumentos de avaliação crítica, o que reflete uma crescente preocupação em fundamentar decisões de design com base empírica robusta (Chapman et al., 2025 (#ref-chapman-2025)).</w:t>
       </w:r>
-      <w:commentRangeEnd w:id="4"/>
-      <w:r>
-        <w:commentReference w:id="4"/>
-      </w:r>
-      <w:r>
-        <w:rPr>
-          <w:lang w:val="pt-PT"/>
-        </w:rPr>
+      <w:r>
+        <w:rPr/>
         <w:commentReference w:id="5"/>
       </w:r>
+      <w:r>
+        <w:rPr/>
+        <w:commentReference w:id="6"/>
+      </w:r>
     </w:p>
     <w:p>
       <w:pPr>
@@ -2131,35 +2132,20 @@
           <w:lang w:val="pt-PT"/>
         </w:rPr>
       </w:pPr>
-      <w:commentRangeStart w:id="6"/>
-      <w:r>
-        <w:rPr>
-          <w:lang w:val="pt-PT"/>
-        </w:rPr>
-        <w:t>Entre os principais desafios identificados destacam-se: – a articulação entre padronização e personalização, particularmente relevante em dispositivos médicos sujeitos a regulamentação rigorosa; – a discrepância entre modelos teóricos de UCD ensinados academicamente e as restrições institucionais à prática em saúde; – a dificuldade de tradução de processos participativos para contextos de implementação e de e</w:t>
-      </w:r>
-      <w:r>
-        <w:rPr>
-          <w:lang w:val="pt-PT"/>
-        </w:rPr>
-        <w:t>xpansão</w:t>
-      </w:r>
-      <w:r>
-        <w:rPr>
-          <w:lang w:val="pt-PT"/>
-        </w:rPr>
-        <w:t>; – e a necessidade de integrar dimensões interseccionais (como género e fatores socioculturais) na investigação e no desenvolvimento.</w:t>
-      </w:r>
-      <w:commentRangeEnd w:id="6"/>
-      <w:r>
-        <w:commentReference w:id="6"/>
-      </w:r>
-      <w:r>
-        <w:rPr>
-          <w:lang w:val="pt-PT"/>
-        </w:rPr>
+      <w:r>
+        <w:rPr>
+          <w:lang w:val="pt-PT"/>
+        </w:rPr>
+        <w:t>Entre os principais desafios identificados destacam-se: – a articulação entre padronização e personalização, particularmente relevante em dispositivos médicos sujeitos a regulamentação rigorosa; – a discrepância entre modelos teóricos de UCD ensinados academicamente e as restrições institucionais à prática em saúde; – a dificuldade de tradução de processos participativos para contextos de implementação e de expansão; – e a necessidade de integrar dimensões interseccionais (como género e fatores socioculturais) na investigação e no desenvolvimento.</w:t>
+      </w:r>
+      <w:r>
+        <w:rPr/>
         <w:commentReference w:id="7"/>
       </w:r>
+      <w:r>
+        <w:rPr/>
+        <w:commentReference w:id="8"/>
+      </w:r>
     </w:p>
     <w:p>
       <w:pPr>
@@ -2235,9 +2221,7 @@
         </w:rPr>
       </w:pPr>
       <w:r>
-        <w:rPr>
-          <w:lang w:val="pt-PT"/>
-        </w:rPr>
+        <w:rPr/>
         <w:drawing>
           <wp:inline distT="0" distB="0" distL="0" distR="0">
             <wp:extent cx="5715000" cy="3924300"/>
@@ -2367,23 +2351,20 @@
           <w:lang w:val="pt-PT"/>
         </w:rPr>
       </w:pPr>
-      <w:commentRangeStart w:id="8"/>
       <w:r>
         <w:rPr>
           <w:lang w:val="pt-PT"/>
         </w:rPr>
         <w:t>No contexto da adaptação ao utilizador, a literatura destaca que a parametrização torna-se particularmente eficaz quando associada a dados mensuráveis, como a antropometria ou as digitalizações tridimensionais. Em vez de um escalonamento uniforme, que pode introduzir desvios significativos, a definição de parâmetros independentes (por exemplo, comprimento e largura) permite ajustes mais precisos e controlo dimensional dentro de margens reduzidas. Em aplicações protésicas, esta abordagem revelou maior proximidade às cinemáticas naturais e melhor adequação morfológica face a modelos simplesmente [^8]escalados (Lim et al., 2018 (#ref-lim-2018)).</w:t>
       </w:r>
-      <w:commentRangeEnd w:id="8"/>
-      <w:r>
-        <w:commentReference w:id="8"/>
-      </w:r>
-      <w:r>
-        <w:rPr>
-          <w:lang w:val="pt-PT"/>
-        </w:rPr>
+      <w:r>
+        <w:rPr/>
         <w:commentReference w:id="9"/>
       </w:r>
+      <w:r>
+        <w:rPr/>
+        <w:commentReference w:id="10"/>
+      </w:r>
     </w:p>
     <w:p>
       <w:pPr>
@@ -2458,8 +2439,6 @@
           <w:lang w:val="pt-PT"/>
         </w:rPr>
       </w:pPr>
-      <w:commentRangeStart w:id="10"/>
-      <w:commentRangeStart w:id="11"/>
       <w:r>
         <w:rPr>
           <w:lang w:val="pt-PT"/>
@@ -2467,25 +2446,21 @@
         <w:t>As tecnologias de FA utilizadas incluem FDM/FFF (extrusão de termoplásticos), SLS (fusão seletiva a laser), SLA (estereolitografia) e processos industriais metálicos, o que reflete a diversidade de rotas produtivas para componentes personalizados. Cada tecnologia implica requisitos específicos de projeto, reforçando a importância de integrar critérios técnicos no modelo paramétrico desde o início (Chtioui et al., 2023 (#ref-chtioui-2023); Wiberg et al., 2019 (#ref-wiberg-2019)).[^10]</w:t>
       </w:r>
       <w:r>
-        <w:rPr>
-          <w:lang w:val="pt-PT"/>
-        </w:rPr>
+        <w:rPr/>
+        <w:commentReference w:id="11"/>
+      </w:r>
+      <w:r>
+        <w:rPr/>
         <w:commentReference w:id="12"/>
       </w:r>
-      <w:commentRangeEnd w:id="11"/>
-      <w:r>
-        <w:commentReference w:id="11"/>
-      </w:r>
-      <w:commentRangeEnd w:id="10"/>
-      <w:r>
-        <w:commentReference w:id="10"/>
-      </w:r>
-      <w:r>
-        <w:rPr>
-          <w:lang w:val="pt-PT"/>
-        </w:rPr>
+      <w:r>
+        <w:rPr/>
         <w:commentReference w:id="13"/>
       </w:r>
+      <w:r>
+        <w:rPr/>
+        <w:commentReference w:id="14"/>
+      </w:r>
     </w:p>
     <w:p>
       <w:pPr>
@@ -2545,9 +2520,7 @@
         </w:rPr>
       </w:pPr>
       <w:r>
-        <w:rPr>
-          <w:lang w:val="pt-PT"/>
-        </w:rPr>
+        <w:rPr/>
         <w:drawing>
           <wp:inline distT="0" distB="0" distL="0" distR="0">
             <wp:extent cx="5715000" cy="3019425"/>
@@ -2629,7 +2602,6 @@
           <w:lang w:val="pt-PT"/>
         </w:rPr>
       </w:pPr>
-      <w:commentRangeStart w:id="14"/>
       <w:r>
         <w:rPr>
           <w:lang w:val="pt-PT"/>
@@ -2662,16 +2634,14 @@
         </w:rPr>
         <w:t>, reduzindo custos marginais ao eliminar a utilização de moldes e dispositivos específicos de [^12]fabrico (Lei et al., 2016 (#ref-lei-2016); Stralen, 2018 (#ref-stralen-2018)).</w:t>
       </w:r>
-      <w:commentRangeEnd w:id="14"/>
-      <w:r>
-        <w:commentReference w:id="14"/>
-      </w:r>
-      <w:r>
-        <w:rPr>
-          <w:lang w:val="pt-PT"/>
-        </w:rPr>
+      <w:r>
+        <w:rPr/>
         <w:commentReference w:id="15"/>
       </w:r>
+      <w:r>
+        <w:rPr/>
+        <w:commentReference w:id="16"/>
+      </w:r>
     </w:p>
     <w:p>
       <w:pPr>
@@ -2714,23 +2684,20 @@
           <w:lang w:val="pt-PT"/>
         </w:rPr>
       </w:pPr>
-      <w:commentRangeStart w:id="16"/>
       <w:r>
         <w:rPr>
           <w:lang w:val="pt-PT"/>
         </w:rPr>
         <w:t>A parametrização é frequentemente combinada com métodos de otimização topológica, de geração de estruturas reticuladas e de abordagens multiobjetivo. Estas estratégias permitem gerir compromissos entre peso, resistência, custo e tempo de fabrico, explorando fronteiras de Pareto para selecionar soluções alinhadas com objetivos específicos (Lei et al., 2016 (#ref-lei-2016); Yao et al., 2016 (#ref-yao-2016)).</w:t>
       </w:r>
-      <w:commentRangeEnd w:id="16"/>
-      <w:r>
-        <w:commentReference w:id="16"/>
-      </w:r>
-      <w:r>
-        <w:rPr>
-          <w:lang w:val="pt-PT"/>
-        </w:rPr>
+      <w:r>
+        <w:rPr/>
         <w:commentReference w:id="17"/>
       </w:r>
+      <w:r>
+        <w:rPr/>
+        <w:commentReference w:id="18"/>
+      </w:r>
     </w:p>
     <w:p>
       <w:pPr>
@@ -2869,8 +2836,6 @@
           <w:lang w:val="pt-PT"/>
         </w:rPr>
       </w:pPr>
-      <w:commentRangeStart w:id="18"/>
-      <w:commentRangeStart w:id="19"/>
       <w:r>
         <w:rPr>
           <w:lang w:val="pt-PT"/>
@@ -2878,25 +2843,21 @@
         <w:t>A antropometria constitui um fundamento técnico e metodológico central no design protésico, na medida em que a adequação geométrica do dispositivo ao corpo do utilizador condiciona diretamente o conforto, a segurança, o desempenho funcional e a aceitação. Em próteses e tecnologias de apoio, a literatura recente evidencia uma transição progressiva de medições manuais baseadas em marcos anatómicos para processos digitais de captura de superfície (digitalização 3D e fotogrametria), integrados com fluxos CAD/CAM e com fabricação aditiva. Esta evolução é frequentemente descrita como uma cadeia “aquisição anatómica → modelação/retificação em CAD → fabrico aditivo → pós-processamento”, embora também se reconheça que muitos estudos permanecem em fases de prova de conceito e carecem de validação longitudinal e em larga escala (Chainando et al., 2025 (#ref-chainando-2025)).</w:t>
       </w:r>
       <w:r>
-        <w:rPr>
-          <w:lang w:val="pt-PT"/>
-        </w:rPr>
+        <w:rPr/>
+        <w:commentReference w:id="19"/>
+      </w:r>
+      <w:r>
+        <w:rPr/>
         <w:commentReference w:id="20"/>
       </w:r>
-      <w:commentRangeEnd w:id="19"/>
-      <w:r>
-        <w:commentReference w:id="19"/>
-      </w:r>
-      <w:commentRangeEnd w:id="18"/>
-      <w:r>
-        <w:commentReference w:id="18"/>
-      </w:r>
-      <w:r>
-        <w:rPr>
-          <w:lang w:val="pt-PT"/>
-        </w:rPr>
+      <w:r>
+        <w:rPr/>
         <w:commentReference w:id="21"/>
       </w:r>
+      <w:r>
+        <w:rPr/>
+        <w:commentReference w:id="22"/>
+      </w:r>
     </w:p>
     <w:p>
       <w:pPr>
@@ -2972,9 +2933,7 @@
         </w:rPr>
       </w:pPr>
       <w:r>
-        <w:rPr>
-          <w:lang w:val="pt-PT"/>
-        </w:rPr>
+        <w:rPr/>
         <w:drawing>
           <wp:inline distT="0" distB="0" distL="0" distR="0">
             <wp:extent cx="5715000" cy="4219575"/>
@@ -3089,23 +3048,20 @@
           <w:lang w:val="pt-PT"/>
         </w:rPr>
       </w:pPr>
-      <w:commentRangeStart w:id="22"/>
       <w:r>
         <w:rPr>
           <w:lang w:val="pt-PT"/>
         </w:rPr>
         <w:t>1. A antropometria manual inclui medições em posturas normalizadas, com instrumentos clínicos e de ergonomia. Mantém relevância em contextos de acessibilidade clínica e de monitorização simples (por exemplo, circunferências para inferir variações do coto). Contudo, assinala-se que as medidas de circunferência podem ser um proxy frágil para alterações reais de volume, dependendo da geometria e da distribuição dos tecidos, o que limita a sua fiabilidade para decisões de ajuste fino (Ibrahim et al., 2024 (#ref-ibrahim-2024)).</w:t>
       </w:r>
-      <w:commentRangeEnd w:id="22"/>
-      <w:r>
-        <w:commentReference w:id="22"/>
-      </w:r>
-      <w:r>
-        <w:rPr>
-          <w:lang w:val="pt-PT"/>
-        </w:rPr>
+      <w:r>
+        <w:rPr/>
         <w:commentReference w:id="23"/>
       </w:r>
+      <w:r>
+        <w:rPr/>
+        <w:commentReference w:id="24"/>
+      </w:r>
     </w:p>
     <w:p>
       <w:pPr>
@@ -3117,23 +3073,20 @@
           <w:lang w:val="pt-PT"/>
         </w:rPr>
       </w:pPr>
-      <w:commentRangeStart w:id="24"/>
       <w:r>
         <w:rPr>
           <w:lang w:val="pt-PT"/>
         </w:rPr>
         <w:t>2. Digitalização 3D (scanning óptico)capta a superfície corporal em nuvens de pontos ou malhas, que são posteriormente limpas e convertidas em modelos utilizáveis (frequentemente em STL) para CAD e fabrico. É descrita como facilitadora de fluxos de personalização e pode ser combinada com a automatização (por exemplo, correspondência de características anatómicas) para reduzir o trabalho manual. A consistência pode variar conforme a complexidade da forma, e desafios de repetibilidade são relatados quando a geometria é irregular, como em cotos complexos (Squibb et al., 2024 (#ref-squibb-2024)).</w:t>
       </w:r>
-      <w:commentRangeEnd w:id="24"/>
-      <w:r>
-        <w:commentReference w:id="24"/>
-      </w:r>
-      <w:r>
-        <w:rPr>
-          <w:lang w:val="pt-PT"/>
-        </w:rPr>
+      <w:r>
+        <w:rPr/>
         <w:commentReference w:id="25"/>
       </w:r>
+      <w:r>
+        <w:rPr/>
+        <w:commentReference w:id="26"/>
+      </w:r>
     </w:p>
     <w:p>
       <w:pPr>
@@ -3145,23 +3098,20 @@
           <w:lang w:val="pt-PT"/>
         </w:rPr>
       </w:pPr>
-      <w:commentRangeStart w:id="26"/>
       <w:r>
         <w:rPr>
           <w:lang w:val="pt-PT"/>
         </w:rPr>
         <w:t>3. Fotogrametria reconstrói modelos 3D a partir de fotografias 2D, incluindo soluções baseadas em smartphones.É apresentada como um método promissor pela rapidez na captura e pelo potencial de democratização, embora possa exigir mais tempo de processamento e cuidados com a iluminação e a cobertura da imagem. Em síntese, as ortóteses constituem uma das abordagens mais adequadas para a aquisição da geometria 3D do corpo em fluxos personalizados (Silva et al., 2024 (#ref-silva-2024)).</w:t>
       </w:r>
-      <w:commentRangeEnd w:id="26"/>
-      <w:r>
-        <w:commentReference w:id="26"/>
-      </w:r>
-      <w:r>
-        <w:rPr>
-          <w:lang w:val="pt-PT"/>
-        </w:rPr>
+      <w:r>
+        <w:rPr/>
         <w:commentReference w:id="27"/>
       </w:r>
+      <w:r>
+        <w:rPr/>
+        <w:commentReference w:id="28"/>
+      </w:r>
     </w:p>
     <w:p>
       <w:pPr>
@@ -3173,8 +3123,6 @@
           <w:lang w:val="pt-PT"/>
         </w:rPr>
       </w:pPr>
-      <w:commentRangeStart w:id="28"/>
-      <w:commentRangeStart w:id="29"/>
       <w:r>
         <w:rPr>
           <w:lang w:val="pt-PT"/>
@@ -3182,25 +3130,21 @@
         <w:t>4. Imagens médicas (CT/MRI) permitem obter geometria externa e, em alguns casos, informação interna (por exemplo, estruturas ósseas), o que sustenta modelos mais ricos e abordagens como a modelação estatística de forma. Contudo, envolve maior custo e menor acessibilidade e, no caso do CT, implica considerações associadas à exposição à radiação e à dependência do contexto hospitalar.</w:t>
       </w:r>
       <w:r>
-        <w:rPr>
-          <w:lang w:val="pt-PT"/>
-        </w:rPr>
+        <w:rPr/>
+        <w:commentReference w:id="29"/>
+      </w:r>
+      <w:r>
+        <w:rPr/>
         <w:commentReference w:id="30"/>
       </w:r>
-      <w:commentRangeEnd w:id="29"/>
-      <w:r>
-        <w:commentReference w:id="29"/>
-      </w:r>
-      <w:commentRangeEnd w:id="28"/>
-      <w:r>
-        <w:commentReference w:id="28"/>
-      </w:r>
-      <w:r>
-        <w:rPr>
-          <w:lang w:val="pt-PT"/>
-        </w:rPr>
+      <w:r>
+        <w:rPr/>
         <w:commentReference w:id="31"/>
       </w:r>
+      <w:r>
+        <w:rPr/>
+        <w:commentReference w:id="32"/>
+      </w:r>
     </w:p>
     <w:p>
       <w:pPr>
@@ -3212,23 +3156,20 @@
           <w:lang w:val="pt-PT"/>
         </w:rPr>
       </w:pPr>
-      <w:commentRangeStart w:id="32"/>
       <w:r>
         <w:rPr>
           <w:lang w:val="pt-PT"/>
         </w:rPr>
         <w:t>5. Medições complementares da interface (pressão, termografia, bioimpedância) A literatura enfatiza que, em próteses, a adequação não é apenas geométrica: depende do comportamento da interface durante o uso. Por isso, surgem métodos adjuntos que quantificam sinais de ajuste, como a distribuição de pressão e de cisalhamento, “hot spots” térmicos e flutuações de volume do coto. Estes métodos ajudam a ligar decisões de forma/retificação a desfechos de conforto e segurança, embora, em muitos casos, sejam descritos como ainda experimentais e com barreiras à adoção clínica (Ibrahim et al., 2024 (#ref-ibrahim-2024); Young et al., 2023 (#ref-young-2023)).</w:t>
       </w:r>
-      <w:commentRangeEnd w:id="32"/>
-      <w:r>
-        <w:commentReference w:id="32"/>
-      </w:r>
-      <w:r>
-        <w:rPr>
-          <w:lang w:val="pt-PT"/>
-        </w:rPr>
+      <w:r>
+        <w:rPr/>
         <w:commentReference w:id="33"/>
       </w:r>
+      <w:r>
+        <w:rPr/>
+        <w:commentReference w:id="34"/>
+      </w:r>
     </w:p>
     <w:p>
       <w:pPr>
@@ -3271,8 +3212,6 @@
           <w:lang w:val="pt-PT"/>
         </w:rPr>
       </w:pPr>
-      <w:commentRangeStart w:id="34"/>
-      <w:commentRangeStart w:id="35"/>
       <w:r>
         <w:rPr>
           <w:lang w:val="pt-PT"/>
@@ -3286,25 +3225,21 @@
         <w:t>Dimensionamento estatístico por percentis e avaliação de incompatibilidades dimensionais: método típico no design ergonómico para definir dimensões que acomodam uma percentagem da população; aplicado sobretudo a produtos de uso “externo” (por exemplo, cadeiras de rodas e interfaces). – Métodos multivariados e aprendizagem estatística: usados quando se trabalha com dados de alta dimensionalidade (malhas, secções, nuvens de pontos), permitindo extrair padrões de retificação ou modos de variação. – Modelos preditivos e modelação estatística de forma (SSM): aplicados para reconstruir a geometria a partir de medições reduzidas e inferir relações entre a superfície e a anatomia interna, com PCA e regressões como ferramentas frequentes, embora limitados por tamanhos amostrais reduzidos em vários estudos (Sunderland et al., 2024 (#ref-sunderland-2024)).</w:t>
       </w:r>
       <w:r>
-        <w:rPr>
-          <w:lang w:val="pt-PT"/>
-        </w:rPr>
+        <w:rPr/>
+        <w:commentReference w:id="35"/>
+      </w:r>
+      <w:r>
+        <w:rPr/>
         <w:commentReference w:id="36"/>
       </w:r>
-      <w:commentRangeEnd w:id="35"/>
-      <w:r>
-        <w:commentReference w:id="35"/>
-      </w:r>
-      <w:commentRangeEnd w:id="34"/>
-      <w:r>
-        <w:commentReference w:id="34"/>
-      </w:r>
-      <w:r>
-        <w:rPr>
-          <w:lang w:val="pt-PT"/>
-        </w:rPr>
+      <w:r>
+        <w:rPr/>
         <w:commentReference w:id="37"/>
       </w:r>
+      <w:r>
+        <w:rPr/>
+        <w:commentReference w:id="38"/>
+      </w:r>
     </w:p>
     <w:p>
       <w:pPr>
@@ -3373,7 +3308,29 @@
         <w:rPr>
           <w:lang w:val="pt-PT"/>
         </w:rPr>
-        <w:t>Encaixes protésicos e ortóteses: forte ênfase na digitalização 3D, na análise quantitativa de malhas e na validação por meio de métricas de interface e/ou de simulação (FEA). Em workflows digitais de fabrico, verificam-se diferenças geométricas relevantes entre soluções manuais e digitais, reforçando que “digitalizar” não se limita a mudar de formato, mas também a alterar o resultado do ajuste final (Kannenberg et al., 2024 (#ref-kannenberg-2024); Silva et al., 2024 (#ref-silva-2024)). – Próteses de membro superior: coexistência de CT, scanners comerciais e fotogrametria como métodos de captura; estudos comparativos indicam que medições obtidas por 3D scanning podem ser fiáveis e repetíveis face a métodos tradicionais quando bem implementadas. Há também destaque para pipelines automatizados que adaptam modelos CAD inteligentes a dados de digitalização, encurtando o intervalo entre a captura e a obtenção de um modelo pronto para fabricação (Chainando et al., 2025 (#ref-chainando-2025); Çıklaçandır et al., 2022 (#ref-cklacandr-2022)). – Produtos de assistência definidos por zonas de alcance funcional (ex.: cadeiras de rodas e acessórios): a antropometria é frequentemente operacionalizada como critério de posicionamento e de acessibilidade, com mapeamentos de alcance e critérios percentílicos.</w:t>
+        <w:t xml:space="preserve">Encaixes protésicos e ortóteses: forte ênfase na digitalização 3D, na análise quantitativa de malhas e na validação por meio de métricas de interface e/ou de simulação (FEA). Em workflows digitais de fabrico, verificam-se diferenças geométricas relevantes entre soluções manuais e digitais, reforçando que “digitalizar” </w:t>
+      </w:r>
+      <w:commentRangeStart w:id="39"/>
+      <w:r>
+        <w:rPr>
+          <w:lang w:val="pt-PT"/>
+        </w:rPr>
+        <w:t>não se limita a mudar de formato, mas também a alterar o resultado do ajuste final</w:t>
+      </w:r>
+      <w:r>
+        <w:rPr>
+          <w:lang w:val="pt-PT"/>
+        </w:rPr>
+      </w:r>
+      <w:commentRangeEnd w:id="39"/>
+      <w:r>
+        <w:commentReference w:id="39"/>
+      </w:r>
+      <w:r>
+        <w:rPr>
+          <w:lang w:val="pt-PT"/>
+        </w:rPr>
+        <w:t xml:space="preserve"> (Kannenberg et al., 2024 (#ref-kannenberg-2024); Silva et al., 2024 (#ref-silva-2024)). – Próteses de membro superior: coexistência de CT, scanners comerciais e fotogrametria como métodos de captura; estudos comparativos indicam que medições obtidas por 3D scanning podem ser fiáveis e repetíveis face a métodos tradicionais quando bem implementadas. Há também destaque para pipelines automatizados que adaptam modelos CAD inteligentes a dados de digitalização, encurtando o intervalo entre a captura e a obtenção de um modelo pronto para fabricação (Chainando et al., 2025 (#ref-chainando-2025); Çıklaçandır et al., 2022 (#ref-cklacandr-2022)). – Produtos de assistência definidos por zonas de alcance funcional (ex.: cadeiras de rodas e acessórios): a antropometria é frequentemente operacionalizada como critério de posicionamento e de acessibilidade, com mapeamentos de alcance e critérios percentílicos.</w:t>
       </w:r>
     </w:p>
     <w:p>
@@ -3562,9 +3519,7 @@
         </w:rPr>
       </w:pPr>
       <w:r>
-        <w:rPr>
-          <w:lang w:val="pt-PT"/>
-        </w:rPr>
+        <w:rPr/>
         <w:drawing>
           <wp:inline distT="0" distB="0" distL="0" distR="0">
             <wp:extent cx="5715000" cy="2638425"/>
@@ -3678,22 +3633,19 @@
           <w:lang w:val="pt-PT"/>
         </w:rPr>
       </w:pPr>
-      <w:commentRangeStart w:id="38"/>
       <w:r>
         <w:rPr>
           <w:lang w:val="pt-PT"/>
         </w:rPr>
         <w:t>Dentro deste campo, a aprendizagem automática designa as abordagens em que o sistema aprende a partir de dados, em vez de depender exclusivamente de regras explicitamente escritas. A aprendizagem profunda corresponde a um subconjunto desta família e baseia-se em redes neuronais artificiais com múltiplas camadas, particularmente adequadas para tratar dados complexos, como imagens, texto ou som. Já a IA generativa refere-se a modelos capazes de produzir novos conteúdos — por exemplo, texto, imagens, composições formais ou variantes de projeto — com base nos padrões que aprenderam. Esta distinção é particularmente importante para o design, pois diferentes tipos de IA apoiam diferentes tipos de tarefas: algumas ajudam a analisar, outras a prever, outras a otimizar e outras ainda a gerar alternativas (Khanolkar et al., 2023 (#ref-khanolkar-2023); Krahe et al., 2020 (#ref-krahe-2020); Li et al., 2021 (#ref-li-2021)).</w:t>
       </w:r>
-      <w:commentRangeEnd w:id="38"/>
-      <w:r>
-        <w:commentReference w:id="38"/>
-      </w:r>
-      <w:r>
-        <w:rPr>
-          <w:lang w:val="pt-PT"/>
-        </w:rPr>
-        <w:commentReference w:id="39"/>
+      <w:r>
+        <w:rPr/>
+        <w:commentReference w:id="40"/>
+      </w:r>
+      <w:r>
+        <w:rPr/>
+        <w:commentReference w:id="41"/>
       </w:r>
     </w:p>
     <w:p>
@@ -3753,22 +3705,19 @@
           <w:lang w:val="pt-PT"/>
         </w:rPr>
       </w:pPr>
-      <w:commentRangeStart w:id="40"/>
       <w:r>
         <w:rPr>
           <w:lang w:val="pt-PT"/>
         </w:rPr>
         <w:t>Nos modelos generativos, este processo torna-se particularmente visível. O sistema aprende distribuições de forma, linguagem, composição ou estilo e, a partir daí, produz novas saídas em resposta a condições ou prompts. Isto permite criar imagens, textos ou alternativas formais que não existiam previamente naquela forma exata, mas também significa que o resultado pode ser apenas plausível, e não necessariamente adequado, original ou tecnicamente robusto. Para o design, esta distinção é decisiva: gerar muitas alternativas não equivale a resolver bem o problema de projeto (Burnap et al., 2019 (#ref-burnap-2019); Choudhury et al., 2025 (#ref-choudhury-2025); Li et al., 2021 (#ref-li-2021)).</w:t>
       </w:r>
-      <w:commentRangeEnd w:id="40"/>
-      <w:r>
-        <w:commentReference w:id="40"/>
-      </w:r>
-      <w:r>
-        <w:rPr>
-          <w:lang w:val="pt-PT"/>
-        </w:rPr>
-        <w:commentReference w:id="41"/>
+      <w:r>
+        <w:rPr/>
+        <w:commentReference w:id="42"/>
+      </w:r>
+      <w:r>
+        <w:rPr/>
+        <w:commentReference w:id="43"/>
       </w:r>
     </w:p>
     <w:p>
@@ -3860,22 +3809,19 @@
           <w:lang w:val="pt-PT"/>
         </w:rPr>
       </w:pPr>
-      <w:commentRangeStart w:id="42"/>
       <w:r>
         <w:rPr>
           <w:lang w:val="pt-PT"/>
         </w:rPr>
         <w:t>Isto não significa, porém, que a IA seja igualmente eficaz em todas as etapas. A literatura sugere que seu valor tende a ser maior em tarefas de exploração divergente, análise extensiva e automatização parcial, enquanto as etapas de convergência, enquadramento contextual, decisão ética e validação final continuam a depender fortemente do julgamento humano. A IA pode ampliar o que é possível explorar e tornar mais rápida a comparação entre alternativas, mas não elimina a necessidade de decidir o que faz sentido desenvolver, para quem, em que contexto e com que consequências (Ao et al., 2025 (#ref-ao-2025); Choudhury et al., 2025 (#ref-choudhury-2025); Virós-i-Martin &amp; Selva, 2021 (#ref-viros-i-martin-2021)).</w:t>
       </w:r>
-      <w:commentRangeEnd w:id="42"/>
-      <w:r>
-        <w:commentReference w:id="42"/>
-      </w:r>
-      <w:r>
-        <w:rPr>
-          <w:lang w:val="pt-PT"/>
-        </w:rPr>
-        <w:commentReference w:id="43"/>
+      <w:r>
+        <w:rPr/>
+        <w:commentReference w:id="44"/>
+      </w:r>
+      <w:r>
+        <w:rPr/>
+        <w:commentReference w:id="45"/>
       </w:r>
     </w:p>
     <w:p>
@@ -3903,22 +3849,19 @@
           <w:lang w:val="pt-PT"/>
         </w:rPr>
       </w:pPr>
-      <w:commentRangeStart w:id="44"/>
       <w:r>
         <w:rPr>
           <w:lang w:val="pt-PT"/>
         </w:rPr>
         <w:t>Neste quadro, a questão central deixa de ser se a IA substitui o designer e passa a ser como ela redistribui a agência no processo de projeto. A literatura descreve uma deslocação do designer, enquanto gerador exclusivo de forma, para um papel mais híbrido de orientador, curador, intérprete e decisor estratégico. Em vez de desaparecer, o papel humano torna-se mais exigente em tarefas como a formulação do problema, a definição de critérios, a leitura contextual, a seleção entre alternativas e a justificação das decisões. Esta transformação é particularmente relevante em domínios sensíveis, onde a adequação ao utilizador, a responsabilidade técnica e a aceitabilidade ética não podem ser delegadas a um sistema treinado apenas com dados passados (Figoli et al., 2022 (#ref-figoli-2022); Kadenhe et al., 2025 (#ref-kadenhe-2025); Virós-i-Martin &amp; Selva, 2021 (#ref-viros-i-martin-2021)).</w:t>
       </w:r>
-      <w:commentRangeEnd w:id="44"/>
-      <w:r>
-        <w:commentReference w:id="44"/>
-      </w:r>
-      <w:r>
-        <w:rPr>
-          <w:lang w:val="pt-PT"/>
-        </w:rPr>
-        <w:commentReference w:id="45"/>
+      <w:r>
+        <w:rPr/>
+        <w:commentReference w:id="46"/>
+      </w:r>
+      <w:r>
+        <w:rPr/>
+        <w:commentReference w:id="47"/>
       </w:r>
     </w:p>
     <w:p>
@@ -4074,7 +4017,6 @@
           <w:lang w:val="pt-PT"/>
         </w:rPr>
       </w:pPr>
-      <w:commentRangeStart w:id="46"/>
       <w:r>
         <w:rPr>
           <w:shd w:fill="FFFF00" w:val="clear"/>
@@ -4083,41 +4025,27 @@
         <w:t>O meta-design aprofunda esta lógica ao defender a participação “em uso”,</w:t>
       </w:r>
       <w:r>
+        <w:rPr/>
+        <w:commentReference w:id="48"/>
+      </w:r>
+      <w:r>
+        <w:rPr/>
+        <w:commentReference w:id="49"/>
+      </w:r>
+      <w:r>
         <w:rPr>
           <w:shd w:fill="FFFF00" w:val="clear"/>
           <w:lang w:val="pt-PT"/>
         </w:rPr>
-        <w:commentReference w:id="47"/>
-      </w:r>
-      <w:commentRangeEnd w:id="46"/>
-      <w:r>
-        <w:commentReference w:id="46"/>
-      </w:r>
-      <w:r>
-        <w:rPr>
-          <w:shd w:fill="FFFF00" w:val="clear"/>
-          <w:lang w:val="pt-PT"/>
-        </w:rPr>
-        <w:t xml:space="preserve"> estabelecendo condições técnicas e sociais para que os utilizadores se tornem co-designers e o sistema evolua ao longo do tempo. </w:t>
-      </w:r>
-      <w:commentRangeStart w:id="48"/>
-      <w:r>
-        <w:rPr>
-          <w:shd w:fill="FFFF00" w:val="clear"/>
-          <w:lang w:val="pt-PT"/>
-        </w:rPr>
-        <w:t>O modelo Seeding, Evolutionary Growth, and Reseeding formaliza este processo como alternância entre “sementes” iniciais, criadas por especialistas, evolução por meio do desenvolvimento do utilizador e reestruturações periódicas que consolidam as aprendizagens e reorganizam o sistema</w:t>
-      </w:r>
-      <w:r>
-        <w:rPr>
-          <w:shd w:fill="FFFF00" w:val="clear"/>
-          <w:lang w:val="pt-PT"/>
-        </w:rPr>
-        <w:commentReference w:id="49"/>
-      </w:r>
-      <w:commentRangeEnd w:id="48"/>
-      <w:r>
-        <w:commentReference w:id="48"/>
+        <w:t xml:space="preserve"> estabelecendo condições técnicas e sociais para que os utilizadores se tornem co-designers e o sistema evolua ao longo do tempo. O modelo Seeding, Evolutionary Growth, and Reseeding formaliza este processo como alternância entre “sementes” iniciais, criadas por especialistas, evolução por meio do desenvolvimento do utilizador e reestruturações periódicas que consolidam as aprendizagens e reorganizam o sistema</w:t>
+      </w:r>
+      <w:r>
+        <w:rPr/>
+        <w:commentReference w:id="50"/>
+      </w:r>
+      <w:r>
+        <w:rPr/>
+        <w:commentReference w:id="51"/>
       </w:r>
       <w:r>
         <w:rPr>
@@ -4152,9 +4080,7 @@
         </w:rPr>
       </w:pPr>
       <w:r>
-        <w:rPr>
-          <w:lang w:val="pt-PT"/>
-        </w:rPr>
+        <w:rPr/>
         <w:drawing>
           <wp:inline distT="0" distB="0" distL="0" distR="0">
             <wp:extent cx="5715000" cy="2990850"/>
@@ -4242,7 +4168,6 @@
         </w:rPr>
         <w:t xml:space="preserve">A literatura identifica, contudo, riscos como a </w:t>
       </w:r>
-      <w:commentRangeStart w:id="50"/>
       <w:r>
         <w:rPr>
           <w:shd w:fill="FFFF00" w:val="clear"/>
@@ -4251,56 +4176,49 @@
         <w:t>participation overload</w:t>
       </w:r>
       <w:r>
+        <w:rPr/>
+        <w:commentReference w:id="52"/>
+      </w:r>
+      <w:r>
+        <w:rPr/>
+        <w:commentReference w:id="53"/>
+      </w:r>
+      <w:r>
+        <w:rPr>
+          <w:lang w:val="pt-PT"/>
+        </w:rPr>
+        <w:t>, isto é, a transferência excessiva de carga de trabalho e de decisão para os utilizadores, o que requer mecanismos de apoio, curadoria e reutilização para tornar a participação sustentável (Fischer et al., 2017 (#ref-fischer-2017)).</w:t>
+      </w:r>
+    </w:p>
+    <w:p>
+      <w:pPr>
+        <w:pStyle w:val="Normal"/>
+        <w:bidi w:val="0"/>
+        <w:jc w:val="left"/>
+        <w:rPr>
+          <w:lang w:val="pt-PT"/>
+        </w:rPr>
+      </w:pPr>
+      <w:r>
+        <w:rPr>
+          <w:lang w:val="pt-PT"/>
+        </w:rPr>
+        <w:t xml:space="preserve">Em paralelo, o conceito de </w:t>
+      </w:r>
+      <w:r>
         <w:rPr>
           <w:shd w:fill="FFFF00" w:val="clear"/>
           <w:lang w:val="pt-PT"/>
         </w:rPr>
-        <w:commentReference w:id="51"/>
-      </w:r>
-      <w:commentRangeEnd w:id="50"/>
-      <w:r>
-        <w:commentReference w:id="50"/>
-      </w:r>
-      <w:r>
-        <w:rPr>
-          <w:lang w:val="pt-PT"/>
-        </w:rPr>
-        <w:t>, isto é, a transferência excessiva de carga de trabalho e de decisão para os utilizadores, o que requer mecanismos de apoio, curadoria e reutilização para tornar a participação sustentável (Fischer et al., 2017 (#ref-fischer-2017)).</w:t>
-      </w:r>
-    </w:p>
-    <w:p>
-      <w:pPr>
-        <w:pStyle w:val="Normal"/>
-        <w:bidi w:val="0"/>
-        <w:jc w:val="left"/>
-        <w:rPr>
-          <w:lang w:val="pt-PT"/>
-        </w:rPr>
-      </w:pPr>
-      <w:r>
-        <w:rPr>
-          <w:lang w:val="pt-PT"/>
-        </w:rPr>
-        <w:t xml:space="preserve">Em paralelo, o conceito de </w:t>
-      </w:r>
-      <w:commentRangeStart w:id="52"/>
-      <w:r>
-        <w:rPr>
-          <w:shd w:fill="FFFF00" w:val="clear"/>
-          <w:lang w:val="pt-PT"/>
-        </w:rPr>
         <w:t>Software Shaping Workshop</w:t>
       </w:r>
       <w:r>
-        <w:rPr>
-          <w:shd w:fill="FFFF00" w:val="clear"/>
-          <w:lang w:val="pt-PT"/>
-        </w:rPr>
-        <w:commentReference w:id="53"/>
-      </w:r>
-      <w:commentRangeEnd w:id="52"/>
-      <w:r>
-        <w:commentReference w:id="52"/>
+        <w:rPr/>
+        <w:commentReference w:id="54"/>
+      </w:r>
+      <w:r>
+        <w:rPr/>
+        <w:commentReference w:id="55"/>
       </w:r>
       <w:r>
         <w:rPr>
@@ -4350,7 +4268,6 @@
           <w:shd w:fill="FFFF00" w:val="clear"/>
         </w:rPr>
       </w:pPr>
-      <w:commentRangeStart w:id="54"/>
       <w:r>
         <w:rPr>
           <w:shd w:fill="FFFF00" w:val="clear"/>
@@ -4697,7 +4614,6 @@
       <w:r>
         <w:rPr>
           <w:shd w:fill="FFFF00" w:val="clear"/>
-          <w:lang w:val="pt-PT"/>
         </w:rPr>
       </w:r>
     </w:p>
@@ -4724,17 +4640,17 @@
           </w:rPr>
           <w:t>https://www.semanticscholar.org/paper/305d55af5fda06b4d1b33e7d29c1f16d1b7ea488</w:t>
         </w:r>
-        <w:commentRangeEnd w:id="54"/>
         <w:r>
-          <w:commentReference w:id="54"/>
+          <w:rPr>
+            <w:rStyle w:val="Hyperlink"/>
+          </w:rPr>
+          <w:commentReference w:id="56"/>
         </w:r>
         <w:r>
           <w:rPr>
             <w:rStyle w:val="Hyperlink"/>
-            <w:shd w:fill="FFFF00" w:val="clear"/>
-            <w:lang w:val="pt-PT"/>
           </w:rPr>
-          <w:commentReference w:id="55"/>
+          <w:commentReference w:id="57"/>
         </w:r>
       </w:hyperlink>
     </w:p>
@@ -4799,19 +4715,7 @@
         <w:rPr>
           <w:lang w:val="pt-PT"/>
         </w:rPr>
-        <w:t xml:space="preserve">1. Seleção modular de componentes: a personalização é obtida por meio da combinação de módulos interoperáveis, permitindo adaptar a funcionalidade por meio de combinações e substituições. A modularidade surge como estratégia para conciliar personalização, reutilização e </w:t>
-      </w:r>
-      <w:r>
-        <w:rPr>
-          <w:lang w:val="pt-PT"/>
-        </w:rPr>
-        <w:t>expansão</w:t>
-      </w:r>
-      <w:r>
-        <w:rPr>
-          <w:lang w:val="pt-PT"/>
-        </w:rPr>
-        <w:t xml:space="preserve"> em ecossistemas de produto (Dechev et al., 2023 (#ref-dechev-2023); Peters &amp; Richter, 2023 (#ref-peters-2023)).</w:t>
+        <w:t>1. Seleção modular de componentes: a personalização é obtida por meio da combinação de módulos interoperáveis, permitindo adaptar a funcionalidade por meio de combinações e substituições. A modularidade surge como estratégia para conciliar personalização, reutilização e expansão em ecossistemas de produto (Dechev et al., 2023 (#ref-dechev-2023); Peters &amp; Richter, 2023 (#ref-peters-2023)).</w:t>
       </w:r>
     </w:p>
     <w:p>
@@ -4979,28 +4883,15 @@
           <w:iCs/>
           <w:lang w:val="pt-PT"/>
         </w:rPr>
-        <w:t xml:space="preserve"> </w:t>
-      </w:r>
-      <w:commentRangeStart w:id="56"/>
-      <w:r>
-        <w:rPr>
-          <w:i/>
-          <w:iCs/>
-          <w:lang w:val="pt-PT"/>
-        </w:rPr>
-        <w:t>digital twins</w:t>
-      </w:r>
-      <w:r>
-        <w:rPr>
-          <w:i/>
-          <w:iCs/>
-          <w:lang w:val="pt-PT"/>
-        </w:rPr>
-        <w:commentReference w:id="57"/>
-      </w:r>
-      <w:commentRangeEnd w:id="56"/>
-      <w:r>
-        <w:commentReference w:id="56"/>
+        <w:t xml:space="preserve"> digital twins</w:t>
+      </w:r>
+      <w:r>
+        <w:rPr/>
+        <w:commentReference w:id="58"/>
+      </w:r>
+      <w:r>
+        <w:rPr/>
+        <w:commentReference w:id="59"/>
       </w:r>
       <w:r>
         <w:rPr>
@@ -5022,40 +4913,53 @@
         <w:rPr>
           <w:lang w:val="pt-PT"/>
         </w:rPr>
-        <w:t>Na reabilitação, plataformas de virtual coaching, serious games configuráveis e modelos de cocriação tecnológica são apresentados como formas de personalizar os tratamentos com base no estado clínico, nos objetivos terapêuticos e no feedback do utilizador. As avaliações indicam boa usabilidade e experiência do utilizador quando a participação é integrada no ciclo de desenvolvimento e mostram que a personalização não se limita à interface, estendendo-se à seleção de exercícios, ao ritmo do programa e à mediação por profissionais de saúde (Cole, 2011 (#ref-cole-2011); Kerr et al., 2024 (#ref-kerr-2024); Seregni et al., 2021 (#ref-seregni-2021)).</w:t>
-      </w:r>
-    </w:p>
-    <w:p>
-      <w:pPr>
-        <w:pStyle w:val="Normal"/>
-        <w:bidi w:val="0"/>
-        <w:jc w:val="left"/>
-        <w:rPr>
-          <w:lang w:val="pt-PT"/>
-        </w:rPr>
-      </w:pPr>
-      <w:r>
-        <w:rPr>
-          <w:lang w:val="pt-PT"/>
-        </w:rPr>
-        <w:t xml:space="preserve">No contexto protésico e assistivo, evidencia-se a relevância dos ecossistemas modulares e das cadeias de aprendizagem distribuída. Estudos sobre próteses pediátricas, serviços de reabilitação assistiva e </w:t>
-      </w:r>
-      <w:commentRangeStart w:id="58"/>
-      <w:r>
-        <w:rPr>
-          <w:lang w:val="pt-PT"/>
-        </w:rPr>
-        <w:t>modelos como o Victoria Hand Project</w:t>
-      </w:r>
-      <w:r>
-        <w:rPr>
-          <w:lang w:val="pt-PT"/>
-        </w:rPr>
-        <w:commentReference w:id="59"/>
-      </w:r>
-      <w:commentRangeEnd w:id="58"/>
-      <w:r>
-        <w:commentReference w:id="58"/>
+        <w:t xml:space="preserve">Na reabilitação, plataformas de virtual coaching, serious games configuráveis e modelos de cocriação tecnológica são apresentados como formas de personalizar os tratamentos com base no estado clínico, nos objetivos terapêuticos e no feedback do utilizador. As avaliações indicam boa usabilidade e experiência do utilizador quando a participação é integrada no ciclo de desenvolvimento e mostram que a </w:t>
+      </w:r>
+      <w:commentRangeStart w:id="60"/>
+      <w:r>
+        <w:rPr>
+          <w:lang w:val="pt-PT"/>
+        </w:rPr>
+        <w:t>personalização não se limita à interface, estendendo-se à seleção de exercícios, ao</w:t>
+      </w:r>
+      <w:r>
+        <w:rPr>
+          <w:lang w:val="pt-PT"/>
+        </w:rPr>
+      </w:r>
+      <w:commentRangeEnd w:id="60"/>
+      <w:r>
+        <w:commentReference w:id="60"/>
+      </w:r>
+      <w:r>
+        <w:rPr>
+          <w:lang w:val="pt-PT"/>
+        </w:rPr>
+        <w:t xml:space="preserve"> ritmo do programa e à mediação por profissionais de saúde (Cole, 2011 (#ref-cole-2011); Kerr et al., 2024 (#ref-kerr-2024); Seregni et al., 2021 (#ref-seregni-2021)).</w:t>
+      </w:r>
+    </w:p>
+    <w:p>
+      <w:pPr>
+        <w:pStyle w:val="Normal"/>
+        <w:bidi w:val="0"/>
+        <w:jc w:val="left"/>
+        <w:rPr>
+          <w:lang w:val="pt-PT"/>
+        </w:rPr>
+      </w:pPr>
+      <w:r>
+        <w:rPr>
+          <w:lang w:val="pt-PT"/>
+        </w:rPr>
+        <w:t>No contexto protésico e assistivo, evidencia-se a relevância dos ecossistemas modulares e das cadeias de aprendizagem distribuída. Estudos sobre próteses pediátricas, serviços de reabilitação assistiva e modelos como o Victoria Hand Project</w:t>
+      </w:r>
+      <w:r>
+        <w:rPr/>
+        <w:commentReference w:id="61"/>
+      </w:r>
+      <w:r>
+        <w:rPr/>
+        <w:commentReference w:id="62"/>
       </w:r>
       <w:r>
         <w:rPr>
@@ -5240,7 +5144,6 @@
         </w:rPr>
         <w:t xml:space="preserve">A distância entre o potencial técnico destas abordagens e a sua consolidação prática torna-se particularmente visível quando se analisam os níveis de prontidão tecnológica descritos na literatura. A Figura 2.8 apresenta a distribuição dos estudos </w:t>
       </w:r>
-      <w:commentRangeStart w:id="60"/>
       <w:r>
         <w:rPr>
           <w:shd w:fill="FFFF00" w:val="clear"/>
@@ -5249,15 +5152,12 @@
         <w:t>por nível de prontidão tecnológica, ou Technology Readiness Level (TRL),</w:t>
       </w:r>
       <w:r>
-        <w:rPr>
-          <w:shd w:fill="FFFF00" w:val="clear"/>
-          <w:lang w:val="pt-PT"/>
-        </w:rPr>
-        <w:commentReference w:id="61"/>
-      </w:r>
-      <w:commentRangeEnd w:id="60"/>
-      <w:r>
-        <w:commentReference w:id="60"/>
+        <w:rPr/>
+        <w:commentReference w:id="63"/>
+      </w:r>
+      <w:r>
+        <w:rPr/>
+        <w:commentReference w:id="64"/>
       </w:r>
       <w:r>
         <w:rPr>
@@ -5276,9 +5176,7 @@
         </w:rPr>
       </w:pPr>
       <w:r>
-        <w:rPr>
-          <w:lang w:val="pt-PT"/>
-        </w:rPr>
+        <w:rPr/>
         <w:drawing>
           <wp:inline distT="0" distB="0" distL="0" distR="0">
             <wp:extent cx="5715000" cy="4067175"/>
@@ -5328,7 +5226,6 @@
           <w:lang w:val="pt-PT"/>
         </w:rPr>
       </w:pPr>
-      <w:commentRangeStart w:id="62"/>
       <w:r>
         <w:rPr>
           <w:lang w:val="pt-PT"/>
@@ -5351,15 +5248,13 @@
         </w:rPr>
         <w:t>Fonte original (APA 7): Chainando, N., Faephu, C., Suwaphong, N., Bureerat, S., Limphirat, W., Thammajaruk, P., &amp; Syafrudin, M. (2025). Applying 3D scanning and printing techniques to produce upper limb prostheses: Bibliometric analysis and scoping review. Prosthesis, 7(2), 26. https://www.mdpi.com/2673-1592/7/2/26/pdf?version=1740996517</w:t>
       </w:r>
-      <w:commentRangeEnd w:id="62"/>
-      <w:r>
-        <w:commentReference w:id="62"/>
-      </w:r>
-      <w:r>
-        <w:rPr>
-          <w:lang w:val="pt-PT"/>
-        </w:rPr>
-        <w:commentReference w:id="63"/>
+      <w:r>
+        <w:rPr/>
+        <w:commentReference w:id="65"/>
+      </w:r>
+      <w:r>
+        <w:rPr/>
+        <w:commentReference w:id="66"/>
       </w:r>
     </w:p>
     <w:p>
@@ -5519,7 +5414,29 @@
         <w:rPr>
           <w:lang w:val="pt-PT"/>
         </w:rPr>
-        <w:t>Esta desarticulação tem implicações diretas para o design. Sem métricas ecologicamente válidas e sensíveis às prioridades do utilizador, torna-se difícil orientar decisões de projeto para benefícios significativos e sustentados. Como consequência, podem ocorrer melhorias técnicas que não se traduzem necessariamente em aceitação, integração funcional ou uso continuado da prótese. (Manz et al., 2022 (#ref-manz-2022); Samuelsson et al., 2012 (#ref-samuelsson-2012)).</w:t>
+        <w:t xml:space="preserve">Esta desarticulação tem implicações diretas para o design. Sem métricas ecologicamente válidas e sensíveis às prioridades do utilizador, torna-se difícil orientar decisões de projeto para benefícios significativos e sustentados. Como consequência, </w:t>
+      </w:r>
+      <w:commentRangeStart w:id="67"/>
+      <w:r>
+        <w:rPr>
+          <w:lang w:val="pt-PT"/>
+        </w:rPr>
+        <w:t>podem ocorrer melhorias técnicas que não se traduzem necessariamente em aceitação, integração f</w:t>
+      </w:r>
+      <w:r>
+        <w:rPr>
+          <w:lang w:val="pt-PT"/>
+        </w:rPr>
+      </w:r>
+      <w:commentRangeEnd w:id="67"/>
+      <w:r>
+        <w:commentReference w:id="67"/>
+      </w:r>
+      <w:r>
+        <w:rPr>
+          <w:lang w:val="pt-PT"/>
+        </w:rPr>
+        <w:t>uncional ou uso continuado da prótese. (Manz et al., 2022 (#ref-manz-2022); Samuelsson et al., 2012 (#ref-samuelsson-2012)).</w:t>
       </w:r>
     </w:p>
     <w:p>
@@ -6139,9 +6056,7 @@
         </w:rPr>
       </w:pPr>
       <w:r>
-        <w:rPr>
-          <w:lang w:val="pt-PT"/>
-        </w:rPr>
+        <w:rPr/>
         <w:drawing>
           <wp:inline distT="0" distB="0" distL="0" distR="0">
             <wp:extent cx="5715000" cy="2181225"/>
@@ -6237,22 +6152,19 @@
           <w:lang w:val="pt-PT"/>
         </w:rPr>
       </w:pPr>
-      <w:commentRangeStart w:id="64"/>
       <w:r>
         <w:rPr>
           <w:lang w:val="pt-PT"/>
         </w:rPr>
         <w:t>Fonte original (APA 7): Silva, L. A. da, Medola, F. O., Rodrigues, O. V., Rodrigues, A. C. T., &amp; Sandnes, F. E. (2018). Interdisciplinary-based development of user-friendly customized 3D printed upper limb prosthesis. Comunicação em conferência.</w:t>
       </w:r>
-      <w:commentRangeEnd w:id="64"/>
-      <w:r>
-        <w:commentReference w:id="64"/>
-      </w:r>
-      <w:r>
-        <w:rPr>
-          <w:lang w:val="pt-PT"/>
-        </w:rPr>
-        <w:commentReference w:id="65"/>
+      <w:r>
+        <w:rPr/>
+        <w:commentReference w:id="68"/>
+      </w:r>
+      <w:r>
+        <w:rPr/>
+        <w:commentReference w:id="69"/>
       </w:r>
       <w:r>
         <w:br w:type="page"/>
@@ -6352,24 +6264,15 @@
         <w:rPr>
           <w:lang w:val="pt-PT"/>
         </w:rPr>
-        <w:t xml:space="preserve">A hipótese principal sustenta que a integração de design paramétrico e de ferramentas de inteligência artificial permite desenvolver próteses mais adequadas às necessidades anatómicas e funcionais dos utilizadores, tornando o processo de personalização mais acessível e escalável, especialmente em contextos economicamente desfavorecidos. As hipóteses secundárias aprofundam esta perspetiva, sugerindo que a combinação de princípios de design inclusivo, </w:t>
-      </w:r>
-      <w:commentRangeStart w:id="66"/>
-      <w:r>
-        <w:rPr>
-          <w:lang w:val="pt-PT"/>
-        </w:rPr>
-        <w:t>DfAM</w:t>
-      </w:r>
-      <w:r>
-        <w:rPr>
-          <w:lang w:val="pt-PT"/>
-        </w:rPr>
-        <w:commentReference w:id="67"/>
-      </w:r>
-      <w:commentRangeEnd w:id="66"/>
-      <w:r>
-        <w:commentReference w:id="66"/>
+        <w:t>A hipótese principal sustenta que a integração de design paramétrico e de ferramentas de inteligência artificial permite desenvolver próteses mais adequadas às necessidades anatómicas e funcionais dos utilizadores, tornando o processo de personalização mais acessível e escalável, especialmente em contextos economicamente desfavorecidos. As hipóteses secundárias aprofundam esta perspetiva, sugerindo que a combinação de princípios de design inclusivo, DfAM</w:t>
+      </w:r>
+      <w:r>
+        <w:rPr/>
+        <w:commentReference w:id="70"/>
+      </w:r>
+      <w:r>
+        <w:rPr/>
+        <w:commentReference w:id="71"/>
       </w:r>
       <w:r>
         <w:rPr>
@@ -6498,10 +6401,8 @@
         </w:rPr>
       </w:pPr>
       <w:r>
-        <w:rPr>
-          <w:lang w:val="pt-PT"/>
-        </w:rPr>
-        <w:commentReference w:id="68"/>
+        <w:rPr/>
+        <w:commentReference w:id="72"/>
       </w:r>
     </w:p>
     <w:p>
@@ -6579,24 +6480,15 @@
         <w:rPr>
           <w:lang w:val="pt-PT"/>
         </w:rPr>
-        <w:t>Durante o desenvolvimento do sistema paramétrico, os dados assumem natureza técnica e projetual, incluindo parâmetros geométricos, relações dimensionais, tempos de fabrico</w:t>
-      </w:r>
-      <w:commentRangeStart w:id="69"/>
-      <w:r>
-        <w:rPr>
-          <w:lang w:val="pt-PT"/>
-        </w:rPr>
-        <w:t>, consumo de material e desempenho estrutural dos protótipos</w:t>
-      </w:r>
-      <w:r>
-        <w:rPr>
-          <w:lang w:val="pt-PT"/>
-        </w:rPr>
-        <w:commentReference w:id="70"/>
-      </w:r>
-      <w:commentRangeEnd w:id="69"/>
-      <w:r>
-        <w:commentReference w:id="69"/>
+        <w:t>Durante o desenvolvimento do sistema paramétrico, os dados assumem natureza técnica e projetual, incluindo parâmetros geométricos, relações dimensionais, tempos de fabrico, consumo de material e desempenho estrutural dos protótipos</w:t>
+      </w:r>
+      <w:r>
+        <w:rPr/>
+        <w:commentReference w:id="73"/>
+      </w:r>
+      <w:r>
+        <w:rPr/>
+        <w:commentReference w:id="74"/>
       </w:r>
       <w:r>
         <w:rPr>
@@ -6662,9 +6554,7 @@
         </w:rPr>
       </w:pPr>
       <w:r>
-        <w:rPr>
-          <w:lang w:val="pt-PT"/>
-        </w:rPr>
+        <w:rPr/>
         <w:drawing>
           <wp:inline distT="0" distB="0" distL="0" distR="0">
             <wp:extent cx="5715000" cy="1905000"/>
@@ -6829,7 +6719,7 @@
         </w:rPr>
         <w:t>No caso específico da parametrização assistida por IA, a avaliação foi organizada em dois patamares. O primeiro incidiu sobre a plausibilidade numérica das sugestões, verificando conformidade com o esquema de parâmetros, respeito pelos intervalos mínimos e máximos, proporcionalidade entre dedos, adequação etária e coerência de lateralidade em amputações unilaterais. O segundo prolongou essa verificação até à geometria exportada, testando se os valores sugeridos eram efetivamente aplicados nos modelo</w:t>
       </w:r>
-      <w:commentRangeStart w:id="71"/>
+      <w:commentRangeStart w:id="75"/>
       <w:r>
         <w:rPr>
           <w:lang w:val="pt-PT"/>
@@ -6841,9 +6731,9 @@
           <w:lang w:val="pt-PT"/>
         </w:rPr>
       </w:r>
-      <w:commentRangeEnd w:id="71"/>
-      <w:r>
-        <w:commentReference w:id="71"/>
+      <w:commentRangeEnd w:id="75"/>
+      <w:r>
+        <w:commentReference w:id="75"/>
       </w:r>
       <w:r>
         <w:rPr>
@@ -6851,7 +6741,7 @@
         </w:rPr>
         <w:t xml:space="preserve">e se os ficheiros </w:t>
       </w:r>
-      <w:commentRangeStart w:id="72"/>
+      <w:commentRangeStart w:id="76"/>
       <w:r>
         <w:rPr>
           <w:lang w:val="pt-PT"/>
@@ -6863,9 +6753,9 @@
           <w:lang w:val="pt-PT"/>
         </w:rPr>
       </w:r>
-      <w:commentRangeEnd w:id="72"/>
-      <w:r>
-        <w:commentReference w:id="72"/>
+      <w:commentRangeEnd w:id="76"/>
+      <w:r>
+        <w:commentReference w:id="76"/>
       </w:r>
       <w:r>
         <w:rPr>
@@ -7060,24 +6950,15 @@
         <w:rPr>
           <w:lang w:val="pt-PT"/>
         </w:rPr>
-        <w:t xml:space="preserve">A tradução destas necessidades em parâmetros mensuráveis e programáveis constitui um ponto crítico no desenvolvimento de dispositivos médicos personalizados. Tal tradução implica converter necessidades qualitativas, como conforto, segurança ou facilidade de controlo, em especificações técnicas quantificáveis, como limites de peso, distribuição admissível de pressões, torque necessário nas articulações, número de graus de liberdade, autonomia energética ou tolerâncias dimensionais. A literatura sobre requisitos em próteses de membro superior mostra que este passo é decisivo, pois as prioridades dos utilizadores nem sempre coincidem com os indicadores habitualmente privilegiados pela engenharia, o que exige uma explicitação rigorosa das correspondências entre a necessidade, o critério de avaliação e a decisão de projeto (Cordella et al., 2016 (#ref-cordella-2016); Hofmann et al., 2016 (#ref-hofmann-2016); Jones et al., 2023 (#ref-jones-2023)). No desenvolvimento do sistema paramétrico proposto nesta investigação, esta relação traduz-se na definição de variáveis geométricas, mecânicas e construtivas controladas por parâmetros, permitindo a gerar geometrias adaptadas a dados antropométricos e a requisitos funcionais específicos. Contudo, para que esta tradução entre dados, requisitos e forma não resulte apenas de decisões empíricas ou arbitrárias, torna-se necessário enquadrar a especificação dos requisitos em modelos metodológicos adequados ao desenvolvimento de sistemas protésicos personalizados. Diversos enquadramentos metodológicos sustentam esta especificação em sistemas protésicos paramétricos ou fabricados digitalmente. </w:t>
-      </w:r>
-      <w:commentRangeStart w:id="73"/>
-      <w:r>
-        <w:rPr>
-          <w:lang w:val="pt-PT"/>
-        </w:rPr>
-        <w:t xml:space="preserve">Para além das abordagens clássicas da engenharia de produto, que estruturam o desenvolvimento através da definição de funções, requisitos técnicos, alternativas de solução e critérios de validação, observa-se uma transição clara para modelos centrados no utilizador , como o User-Centered Design, o Human-Centered Design e metodologias participativas e de co-criação. Estas abordagens promovem ciclos iterativos de prototipagem e avaliação com envolvimento ativo de utilizadores, clínicos e, em alguns casos, familiares, reconhecendo que a definição do problema de design depende tanto da performance mecânica como da experiência concreta de uso (Henao et al., 2025 (#ref-henao-2025); Peerdeman et al., 2011 (#ref-peerdeman-2011); Walker et al., 2019 (#ref-walker-2019)). </w:t>
-      </w:r>
-      <w:r>
-        <w:rPr>
-          <w:lang w:val="pt-PT"/>
-        </w:rPr>
-        <w:commentReference w:id="74"/>
-      </w:r>
-      <w:commentRangeEnd w:id="73"/>
-      <w:r>
-        <w:commentReference w:id="73"/>
+        <w:t xml:space="preserve">A tradução destas necessidades em parâmetros mensuráveis e programáveis constitui um ponto crítico no desenvolvimento de dispositivos médicos personalizados. Tal tradução implica converter necessidades qualitativas, como conforto, segurança ou facilidade de controlo, em especificações técnicas quantificáveis, como limites de peso, distribuição admissível de pressões, torque necessário nas articulações, número de graus de liberdade, autonomia energética ou tolerâncias dimensionais. A literatura sobre requisitos em próteses de membro superior mostra que este passo é decisivo, pois as prioridades dos utilizadores nem sempre coincidem com os indicadores habitualmente privilegiados pela engenharia, o que exige uma explicitação rigorosa das correspondências entre a necessidade, o critério de avaliação e a decisão de projeto (Cordella et al., 2016 (#ref-cordella-2016); Hofmann et al., 2016 (#ref-hofmann-2016); Jones et al., 2023 (#ref-jones-2023)). No desenvolvimento do sistema paramétrico proposto nesta investigação, esta relação traduz-se na definição de variáveis geométricas, mecânicas e construtivas controladas por parâmetros, permitindo a gerar geometrias adaptadas a dados antropométricos e a requisitos funcionais específicos. Contudo, para que esta tradução entre dados, requisitos e forma não resulte apenas de decisões empíricas ou arbitrárias, torna-se necessário enquadrar a especificação dos requisitos em modelos metodológicos adequados ao desenvolvimento de sistemas protésicos personalizados. Diversos enquadramentos metodológicos sustentam esta especificação em sistemas protésicos paramétricos ou fabricados digitalmente. Para além das abordagens clássicas da engenharia de produto, que estruturam o desenvolvimento através da definição de funções, requisitos técnicos, alternativas de solução e critérios de validação, observa-se uma transição clara para modelos centrados no utilizador , como o User-Centered Design, o Human-Centered Design e metodologias participativas e de co-criação. Estas abordagens promovem ciclos iterativos de prototipagem e avaliação com envolvimento ativo de utilizadores, clínicos e, em alguns casos, familiares, reconhecendo que a definição do problema de design depende tanto da performance mecânica como da experiência concreta de uso (Henao et al., 2025 (#ref-henao-2025); Peerdeman et al., 2011 (#ref-peerdeman-2011); Walker et al., 2019 (#ref-walker-2019)). </w:t>
+      </w:r>
+      <w:r>
+        <w:rPr/>
+        <w:commentReference w:id="77"/>
+      </w:r>
+      <w:r>
+        <w:rPr/>
+        <w:commentReference w:id="78"/>
       </w:r>
       <w:r>
         <w:rPr>
@@ -7117,19 +6998,7 @@
         <w:rPr>
           <w:lang w:val="pt-PT"/>
         </w:rPr>
-        <w:t xml:space="preserve">Os constrangimentos materiais são definidos em termos de resistência, rigidez, durabilidade e compatibilidade biológica. Os constrangimentos mecânicos incluem limites de binário, deformação admissível, integridade estrutural sob carga e capacidades cinemáticas mínimas para a realização de tarefas quotidianas. Os constrangimentos anatómicos são integrados com base em dados antropométricos e, quando possível, na digitalização do membro residual, condicionando as geometrias, as zonas de contacto e os volumes internos. Por fim, os constrangimentos produtivos relacionam-se com as capacidades e limitações do fabrico aditivo, incluindo tolerâncias, orientação de impressão, tempo de fabrico, custo e </w:t>
-      </w:r>
-      <w:r>
-        <w:rPr>
-          <w:lang w:val="pt-PT"/>
-        </w:rPr>
-        <w:t>escalonamento</w:t>
-      </w:r>
-      <w:r>
-        <w:rPr>
-          <w:lang w:val="pt-PT"/>
-        </w:rPr>
-        <w:t>.</w:t>
+        <w:t>Os constrangimentos materiais são definidos em termos de resistência, rigidez, durabilidade e compatibilidade biológica. Os constrangimentos mecânicos incluem limites de binário, deformação admissível, integridade estrutural sob carga e capacidades cinemáticas mínimas para a realização de tarefas quotidianas. Os constrangimentos anatómicos são integrados com base em dados antropométricos e, quando possível, na digitalização do membro residual, condicionando as geometrias, as zonas de contacto e os volumes internos. Por fim, os constrangimentos produtivos relacionam-se com as capacidades e limitações do fabrico aditivo, incluindo tolerâncias, orientação de impressão, tempo de fabrico, custo e escalonamento.</w:t>
       </w:r>
     </w:p>
     <w:p>
@@ -7252,9 +7121,7 @@
         </w:rPr>
       </w:pPr>
       <w:r>
-        <w:rPr>
-          <w:lang w:val="pt-PT"/>
-        </w:rPr>
+        <w:rPr/>
         <w:drawing>
           <wp:inline distT="0" distB="0" distL="0" distR="0">
             <wp:extent cx="4667250" cy="3467100"/>
@@ -7346,7 +7213,6 @@
       <w:r>
         <w:rPr>
           <w:u w:val="double"/>
-          <w:lang w:val="pt-PT"/>
         </w:rPr>
       </w:r>
     </w:p>
@@ -7388,6 +7254,7 @@
       <w:pPr>
         <w:pStyle w:val="Normal"/>
         <w:bidi w:val="0"/>
+        <w:spacing w:before="0" w:after="0"/>
         <w:jc w:val="left"/>
         <w:rPr>
           <w:lang w:val="pt-PT"/>
@@ -8997,9 +8864,7 @@
         </w:rPr>
       </w:pPr>
       <w:r>
-        <w:rPr>
-          <w:lang w:val="pt-PT"/>
-        </w:rPr>
+        <w:rPr/>
         <w:drawing>
           <wp:inline distT="0" distB="0" distL="0" distR="0">
             <wp:extent cx="5715000" cy="2705100"/>
@@ -9082,13 +8947,7 @@
         <w:rPr>
           <w:lang w:val="pt-PT"/>
         </w:rPr>
-        <w:t>Adaptado de f</w:t>
-      </w:r>
-      <w:r>
-        <w:rPr>
-          <w:lang w:val="pt-PT"/>
-        </w:rPr>
-        <w:t xml:space="preserve">onte original: Lim, D., Georgiou, T., Bhardwaj, A., O'Connell, G. D., &amp; Agogino, A. M. (2018, August 26). Customization of a 3D printed prosthetic finger using parametric modeling. In Proceedings of the ASME 2018 International Design Engineering Technical Conferences and Computers and Information in Engineering Conference. </w:t>
+        <w:t xml:space="preserve">Adaptado de fonte original: Lim, D., Georgiou, T., Bhardwaj, A., O'Connell, G. D., &amp; Agogino, A. M. (2018, August 26). Customization of a 3D printed prosthetic finger using parametric modeling. In Proceedings of the ASME 2018 International Design Engineering Technical Conferences and Computers and Information in Engineering Conference. </w:t>
       </w:r>
       <w:hyperlink r:id="rId19">
         <w:r>
@@ -9209,9 +9068,9 @@
       <w:tblGrid>
         <w:gridCol w:w="1805"/>
         <w:gridCol w:w="1805"/>
-        <w:gridCol w:w="1804"/>
-        <w:gridCol w:w="1805"/>
-        <w:gridCol w:w="1807"/>
+        <w:gridCol w:w="1802"/>
+        <w:gridCol w:w="1806"/>
+        <w:gridCol w:w="1808"/>
       </w:tblGrid>
       <w:tr>
         <w:trPr>
@@ -9273,7 +9132,7 @@
         </w:tc>
         <w:tc>
           <w:tcPr>
-            <w:tcW w:w="1804" w:type="dxa"/>
+            <w:tcW w:w="1802" w:type="dxa"/>
             <w:tcBorders>
               <w:top w:val="single" w:sz="4" w:space="0" w:color="808080"/>
               <w:left w:val="single" w:sz="4" w:space="0" w:color="808080"/>
@@ -9300,7 +9159,7 @@
         </w:tc>
         <w:tc>
           <w:tcPr>
-            <w:tcW w:w="1805" w:type="dxa"/>
+            <w:tcW w:w="1806" w:type="dxa"/>
             <w:tcBorders>
               <w:top w:val="single" w:sz="4" w:space="0" w:color="808080"/>
               <w:left w:val="single" w:sz="4" w:space="0" w:color="808080"/>
@@ -9327,7 +9186,7 @@
         </w:tc>
         <w:tc>
           <w:tcPr>
-            <w:tcW w:w="1807" w:type="dxa"/>
+            <w:tcW w:w="1808" w:type="dxa"/>
             <w:tcBorders>
               <w:top w:val="single" w:sz="4" w:space="0" w:color="808080"/>
               <w:left w:val="single" w:sz="4" w:space="0" w:color="808080"/>
@@ -9411,7 +9270,7 @@
         </w:tc>
         <w:tc>
           <w:tcPr>
-            <w:tcW w:w="1804" w:type="dxa"/>
+            <w:tcW w:w="1802" w:type="dxa"/>
             <w:tcBorders>
               <w:top w:val="single" w:sz="4" w:space="0" w:color="808080"/>
               <w:left w:val="single" w:sz="4" w:space="0" w:color="808080"/>
@@ -9438,7 +9297,7 @@
         </w:tc>
         <w:tc>
           <w:tcPr>
-            <w:tcW w:w="1805" w:type="dxa"/>
+            <w:tcW w:w="1806" w:type="dxa"/>
             <w:tcBorders>
               <w:top w:val="single" w:sz="4" w:space="0" w:color="808080"/>
               <w:left w:val="single" w:sz="4" w:space="0" w:color="808080"/>
@@ -9465,7 +9324,7 @@
         </w:tc>
         <w:tc>
           <w:tcPr>
-            <w:tcW w:w="1807" w:type="dxa"/>
+            <w:tcW w:w="1808" w:type="dxa"/>
             <w:tcBorders>
               <w:top w:val="single" w:sz="4" w:space="0" w:color="808080"/>
               <w:left w:val="single" w:sz="4" w:space="0" w:color="808080"/>
@@ -9549,7 +9408,7 @@
         </w:tc>
         <w:tc>
           <w:tcPr>
-            <w:tcW w:w="1804" w:type="dxa"/>
+            <w:tcW w:w="1802" w:type="dxa"/>
             <w:tcBorders>
               <w:top w:val="single" w:sz="4" w:space="0" w:color="808080"/>
               <w:left w:val="single" w:sz="4" w:space="0" w:color="808080"/>
@@ -9576,7 +9435,7 @@
         </w:tc>
         <w:tc>
           <w:tcPr>
-            <w:tcW w:w="1805" w:type="dxa"/>
+            <w:tcW w:w="1806" w:type="dxa"/>
             <w:tcBorders>
               <w:top w:val="single" w:sz="4" w:space="0" w:color="808080"/>
               <w:left w:val="single" w:sz="4" w:space="0" w:color="808080"/>
@@ -9603,7 +9462,7 @@
         </w:tc>
         <w:tc>
           <w:tcPr>
-            <w:tcW w:w="1807" w:type="dxa"/>
+            <w:tcW w:w="1808" w:type="dxa"/>
             <w:tcBorders>
               <w:top w:val="single" w:sz="4" w:space="0" w:color="808080"/>
               <w:left w:val="single" w:sz="4" w:space="0" w:color="808080"/>
@@ -9687,7 +9546,7 @@
         </w:tc>
         <w:tc>
           <w:tcPr>
-            <w:tcW w:w="1804" w:type="dxa"/>
+            <w:tcW w:w="1802" w:type="dxa"/>
             <w:tcBorders>
               <w:top w:val="single" w:sz="4" w:space="0" w:color="808080"/>
               <w:left w:val="single" w:sz="4" w:space="0" w:color="808080"/>
@@ -9714,7 +9573,7 @@
         </w:tc>
         <w:tc>
           <w:tcPr>
-            <w:tcW w:w="1805" w:type="dxa"/>
+            <w:tcW w:w="1806" w:type="dxa"/>
             <w:tcBorders>
               <w:top w:val="single" w:sz="4" w:space="0" w:color="808080"/>
               <w:left w:val="single" w:sz="4" w:space="0" w:color="808080"/>
@@ -9741,7 +9600,7 @@
         </w:tc>
         <w:tc>
           <w:tcPr>
-            <w:tcW w:w="1807" w:type="dxa"/>
+            <w:tcW w:w="1808" w:type="dxa"/>
             <w:tcBorders>
               <w:top w:val="single" w:sz="4" w:space="0" w:color="808080"/>
               <w:left w:val="single" w:sz="4" w:space="0" w:color="808080"/>
@@ -9884,6 +9743,7 @@
       <w:pPr>
         <w:pStyle w:val="Normal"/>
         <w:bidi w:val="0"/>
+        <w:spacing w:before="0" w:after="0"/>
         <w:jc w:val="left"/>
         <w:rPr>
           <w:lang w:val="pt-PT"/>
@@ -9925,10 +9785,10 @@
         </w:tblCellMar>
       </w:tblPr>
       <w:tblGrid>
-        <w:gridCol w:w="2246"/>
+        <w:gridCol w:w="2244"/>
         <w:gridCol w:w="2613"/>
-        <w:gridCol w:w="2526"/>
-        <w:gridCol w:w="1641"/>
+        <w:gridCol w:w="2527"/>
+        <w:gridCol w:w="1642"/>
       </w:tblGrid>
       <w:tr>
         <w:trPr>
@@ -9936,7 +9796,7 @@
         </w:trPr>
         <w:tc>
           <w:tcPr>
-            <w:tcW w:w="2246" w:type="dxa"/>
+            <w:tcW w:w="2244" w:type="dxa"/>
             <w:tcBorders>
               <w:top w:val="single" w:sz="4" w:space="0" w:color="808080"/>
               <w:left w:val="single" w:sz="4" w:space="0" w:color="808080"/>
@@ -9990,7 +9850,7 @@
         </w:tc>
         <w:tc>
           <w:tcPr>
-            <w:tcW w:w="2526" w:type="dxa"/>
+            <w:tcW w:w="2527" w:type="dxa"/>
             <w:tcBorders>
               <w:top w:val="single" w:sz="4" w:space="0" w:color="808080"/>
               <w:left w:val="single" w:sz="4" w:space="0" w:color="808080"/>
@@ -10017,7 +9877,7 @@
         </w:tc>
         <w:tc>
           <w:tcPr>
-            <w:tcW w:w="1641" w:type="dxa"/>
+            <w:tcW w:w="1642" w:type="dxa"/>
             <w:tcBorders>
               <w:top w:val="single" w:sz="4" w:space="0" w:color="808080"/>
               <w:left w:val="single" w:sz="4" w:space="0" w:color="808080"/>
@@ -10047,7 +9907,7 @@
         <w:trPr/>
         <w:tc>
           <w:tcPr>
-            <w:tcW w:w="2246" w:type="dxa"/>
+            <w:tcW w:w="2244" w:type="dxa"/>
             <w:tcBorders>
               <w:top w:val="single" w:sz="4" w:space="0" w:color="808080"/>
               <w:left w:val="single" w:sz="4" w:space="0" w:color="808080"/>
@@ -10101,7 +9961,7 @@
         </w:tc>
         <w:tc>
           <w:tcPr>
-            <w:tcW w:w="2526" w:type="dxa"/>
+            <w:tcW w:w="2527" w:type="dxa"/>
             <w:tcBorders>
               <w:top w:val="single" w:sz="4" w:space="0" w:color="808080"/>
               <w:left w:val="single" w:sz="4" w:space="0" w:color="808080"/>
@@ -10128,7 +9988,7 @@
         </w:tc>
         <w:tc>
           <w:tcPr>
-            <w:tcW w:w="1641" w:type="dxa"/>
+            <w:tcW w:w="1642" w:type="dxa"/>
             <w:tcBorders>
               <w:top w:val="single" w:sz="4" w:space="0" w:color="808080"/>
               <w:left w:val="single" w:sz="4" w:space="0" w:color="808080"/>
@@ -10158,7 +10018,7 @@
         <w:trPr/>
         <w:tc>
           <w:tcPr>
-            <w:tcW w:w="2246" w:type="dxa"/>
+            <w:tcW w:w="2244" w:type="dxa"/>
             <w:tcBorders>
               <w:top w:val="single" w:sz="4" w:space="0" w:color="808080"/>
               <w:left w:val="single" w:sz="4" w:space="0" w:color="808080"/>
@@ -10212,7 +10072,7 @@
         </w:tc>
         <w:tc>
           <w:tcPr>
-            <w:tcW w:w="2526" w:type="dxa"/>
+            <w:tcW w:w="2527" w:type="dxa"/>
             <w:tcBorders>
               <w:top w:val="single" w:sz="4" w:space="0" w:color="808080"/>
               <w:left w:val="single" w:sz="4" w:space="0" w:color="808080"/>
@@ -10239,7 +10099,7 @@
         </w:tc>
         <w:tc>
           <w:tcPr>
-            <w:tcW w:w="1641" w:type="dxa"/>
+            <w:tcW w:w="1642" w:type="dxa"/>
             <w:tcBorders>
               <w:top w:val="single" w:sz="4" w:space="0" w:color="808080"/>
               <w:left w:val="single" w:sz="4" w:space="0" w:color="808080"/>
@@ -10269,7 +10129,7 @@
         <w:trPr/>
         <w:tc>
           <w:tcPr>
-            <w:tcW w:w="2246" w:type="dxa"/>
+            <w:tcW w:w="2244" w:type="dxa"/>
             <w:tcBorders>
               <w:top w:val="single" w:sz="4" w:space="0" w:color="808080"/>
               <w:left w:val="single" w:sz="4" w:space="0" w:color="808080"/>
@@ -10323,7 +10183,7 @@
         </w:tc>
         <w:tc>
           <w:tcPr>
-            <w:tcW w:w="2526" w:type="dxa"/>
+            <w:tcW w:w="2527" w:type="dxa"/>
             <w:tcBorders>
               <w:top w:val="single" w:sz="4" w:space="0" w:color="808080"/>
               <w:left w:val="single" w:sz="4" w:space="0" w:color="808080"/>
@@ -10350,7 +10210,7 @@
         </w:tc>
         <w:tc>
           <w:tcPr>
-            <w:tcW w:w="1641" w:type="dxa"/>
+            <w:tcW w:w="1642" w:type="dxa"/>
             <w:tcBorders>
               <w:top w:val="single" w:sz="4" w:space="0" w:color="808080"/>
               <w:left w:val="single" w:sz="4" w:space="0" w:color="808080"/>
@@ -10380,7 +10240,7 @@
         <w:trPr/>
         <w:tc>
           <w:tcPr>
-            <w:tcW w:w="2246" w:type="dxa"/>
+            <w:tcW w:w="2244" w:type="dxa"/>
             <w:tcBorders>
               <w:top w:val="single" w:sz="4" w:space="0" w:color="808080"/>
               <w:left w:val="single" w:sz="4" w:space="0" w:color="808080"/>
@@ -10434,7 +10294,7 @@
         </w:tc>
         <w:tc>
           <w:tcPr>
-            <w:tcW w:w="2526" w:type="dxa"/>
+            <w:tcW w:w="2527" w:type="dxa"/>
             <w:tcBorders>
               <w:top w:val="single" w:sz="4" w:space="0" w:color="808080"/>
               <w:left w:val="single" w:sz="4" w:space="0" w:color="808080"/>
@@ -10461,7 +10321,7 @@
         </w:tc>
         <w:tc>
           <w:tcPr>
-            <w:tcW w:w="1641" w:type="dxa"/>
+            <w:tcW w:w="1642" w:type="dxa"/>
             <w:tcBorders>
               <w:top w:val="single" w:sz="4" w:space="0" w:color="808080"/>
               <w:left w:val="single" w:sz="4" w:space="0" w:color="808080"/>
@@ -10491,7 +10351,7 @@
         <w:trPr/>
         <w:tc>
           <w:tcPr>
-            <w:tcW w:w="2246" w:type="dxa"/>
+            <w:tcW w:w="2244" w:type="dxa"/>
             <w:tcBorders>
               <w:top w:val="single" w:sz="4" w:space="0" w:color="808080"/>
               <w:left w:val="single" w:sz="4" w:space="0" w:color="808080"/>
@@ -10545,7 +10405,7 @@
         </w:tc>
         <w:tc>
           <w:tcPr>
-            <w:tcW w:w="2526" w:type="dxa"/>
+            <w:tcW w:w="2527" w:type="dxa"/>
             <w:tcBorders>
               <w:top w:val="single" w:sz="4" w:space="0" w:color="808080"/>
               <w:left w:val="single" w:sz="4" w:space="0" w:color="808080"/>
@@ -10572,7 +10432,7 @@
         </w:tc>
         <w:tc>
           <w:tcPr>
-            <w:tcW w:w="1641" w:type="dxa"/>
+            <w:tcW w:w="1642" w:type="dxa"/>
             <w:tcBorders>
               <w:top w:val="single" w:sz="4" w:space="0" w:color="808080"/>
               <w:left w:val="single" w:sz="4" w:space="0" w:color="808080"/>
@@ -10602,7 +10462,7 @@
         <w:trPr/>
         <w:tc>
           <w:tcPr>
-            <w:tcW w:w="2246" w:type="dxa"/>
+            <w:tcW w:w="2244" w:type="dxa"/>
             <w:tcBorders>
               <w:top w:val="single" w:sz="4" w:space="0" w:color="808080"/>
               <w:left w:val="single" w:sz="4" w:space="0" w:color="808080"/>
@@ -10656,7 +10516,7 @@
         </w:tc>
         <w:tc>
           <w:tcPr>
-            <w:tcW w:w="2526" w:type="dxa"/>
+            <w:tcW w:w="2527" w:type="dxa"/>
             <w:tcBorders>
               <w:top w:val="single" w:sz="4" w:space="0" w:color="808080"/>
               <w:left w:val="single" w:sz="4" w:space="0" w:color="808080"/>
@@ -10683,7 +10543,7 @@
         </w:tc>
         <w:tc>
           <w:tcPr>
-            <w:tcW w:w="1641" w:type="dxa"/>
+            <w:tcW w:w="1642" w:type="dxa"/>
             <w:tcBorders>
               <w:top w:val="single" w:sz="4" w:space="0" w:color="808080"/>
               <w:left w:val="single" w:sz="4" w:space="0" w:color="808080"/>
@@ -10713,7 +10573,7 @@
         <w:trPr/>
         <w:tc>
           <w:tcPr>
-            <w:tcW w:w="2246" w:type="dxa"/>
+            <w:tcW w:w="2244" w:type="dxa"/>
             <w:tcBorders>
               <w:top w:val="single" w:sz="4" w:space="0" w:color="808080"/>
               <w:left w:val="single" w:sz="4" w:space="0" w:color="808080"/>
@@ -10767,7 +10627,7 @@
         </w:tc>
         <w:tc>
           <w:tcPr>
-            <w:tcW w:w="2526" w:type="dxa"/>
+            <w:tcW w:w="2527" w:type="dxa"/>
             <w:tcBorders>
               <w:top w:val="single" w:sz="4" w:space="0" w:color="808080"/>
               <w:left w:val="single" w:sz="4" w:space="0" w:color="808080"/>
@@ -10794,7 +10654,7 @@
         </w:tc>
         <w:tc>
           <w:tcPr>
-            <w:tcW w:w="1641" w:type="dxa"/>
+            <w:tcW w:w="1642" w:type="dxa"/>
             <w:tcBorders>
               <w:top w:val="single" w:sz="4" w:space="0" w:color="808080"/>
               <w:left w:val="single" w:sz="4" w:space="0" w:color="808080"/>
@@ -10824,7 +10684,7 @@
         <w:trPr/>
         <w:tc>
           <w:tcPr>
-            <w:tcW w:w="2246" w:type="dxa"/>
+            <w:tcW w:w="2244" w:type="dxa"/>
             <w:tcBorders>
               <w:top w:val="single" w:sz="4" w:space="0" w:color="808080"/>
               <w:left w:val="single" w:sz="4" w:space="0" w:color="808080"/>
@@ -10878,7 +10738,7 @@
         </w:tc>
         <w:tc>
           <w:tcPr>
-            <w:tcW w:w="2526" w:type="dxa"/>
+            <w:tcW w:w="2527" w:type="dxa"/>
             <w:tcBorders>
               <w:top w:val="single" w:sz="4" w:space="0" w:color="808080"/>
               <w:left w:val="single" w:sz="4" w:space="0" w:color="808080"/>
@@ -10905,7 +10765,7 @@
         </w:tc>
         <w:tc>
           <w:tcPr>
-            <w:tcW w:w="1641" w:type="dxa"/>
+            <w:tcW w:w="1642" w:type="dxa"/>
             <w:tcBorders>
               <w:top w:val="single" w:sz="4" w:space="0" w:color="808080"/>
               <w:left w:val="single" w:sz="4" w:space="0" w:color="808080"/>
@@ -10935,7 +10795,7 @@
         <w:trPr/>
         <w:tc>
           <w:tcPr>
-            <w:tcW w:w="2246" w:type="dxa"/>
+            <w:tcW w:w="2244" w:type="dxa"/>
             <w:tcBorders>
               <w:top w:val="single" w:sz="4" w:space="0" w:color="808080"/>
               <w:left w:val="single" w:sz="4" w:space="0" w:color="808080"/>
@@ -10989,7 +10849,7 @@
         </w:tc>
         <w:tc>
           <w:tcPr>
-            <w:tcW w:w="2526" w:type="dxa"/>
+            <w:tcW w:w="2527" w:type="dxa"/>
             <w:tcBorders>
               <w:top w:val="single" w:sz="4" w:space="0" w:color="808080"/>
               <w:left w:val="single" w:sz="4" w:space="0" w:color="808080"/>
@@ -11016,7 +10876,7 @@
         </w:tc>
         <w:tc>
           <w:tcPr>
-            <w:tcW w:w="1641" w:type="dxa"/>
+            <w:tcW w:w="1642" w:type="dxa"/>
             <w:tcBorders>
               <w:top w:val="single" w:sz="4" w:space="0" w:color="808080"/>
               <w:left w:val="single" w:sz="4" w:space="0" w:color="808080"/>
@@ -11046,7 +10906,7 @@
         <w:trPr/>
         <w:tc>
           <w:tcPr>
-            <w:tcW w:w="2246" w:type="dxa"/>
+            <w:tcW w:w="2244" w:type="dxa"/>
             <w:tcBorders>
               <w:top w:val="single" w:sz="4" w:space="0" w:color="808080"/>
               <w:left w:val="single" w:sz="4" w:space="0" w:color="808080"/>
@@ -11100,7 +10960,7 @@
         </w:tc>
         <w:tc>
           <w:tcPr>
-            <w:tcW w:w="2526" w:type="dxa"/>
+            <w:tcW w:w="2527" w:type="dxa"/>
             <w:tcBorders>
               <w:top w:val="single" w:sz="4" w:space="0" w:color="808080"/>
               <w:left w:val="single" w:sz="4" w:space="0" w:color="808080"/>
@@ -11127,7 +10987,7 @@
         </w:tc>
         <w:tc>
           <w:tcPr>
-            <w:tcW w:w="1641" w:type="dxa"/>
+            <w:tcW w:w="1642" w:type="dxa"/>
             <w:tcBorders>
               <w:top w:val="single" w:sz="4" w:space="0" w:color="808080"/>
               <w:left w:val="single" w:sz="4" w:space="0" w:color="808080"/>
@@ -11157,7 +11017,7 @@
         <w:trPr/>
         <w:tc>
           <w:tcPr>
-            <w:tcW w:w="2246" w:type="dxa"/>
+            <w:tcW w:w="2244" w:type="dxa"/>
             <w:tcBorders>
               <w:top w:val="single" w:sz="4" w:space="0" w:color="808080"/>
               <w:left w:val="single" w:sz="4" w:space="0" w:color="808080"/>
@@ -11211,7 +11071,7 @@
         </w:tc>
         <w:tc>
           <w:tcPr>
-            <w:tcW w:w="2526" w:type="dxa"/>
+            <w:tcW w:w="2527" w:type="dxa"/>
             <w:tcBorders>
               <w:top w:val="single" w:sz="4" w:space="0" w:color="808080"/>
               <w:left w:val="single" w:sz="4" w:space="0" w:color="808080"/>
@@ -11238,7 +11098,7 @@
         </w:tc>
         <w:tc>
           <w:tcPr>
-            <w:tcW w:w="1641" w:type="dxa"/>
+            <w:tcW w:w="1642" w:type="dxa"/>
             <w:tcBorders>
               <w:top w:val="single" w:sz="4" w:space="0" w:color="808080"/>
               <w:left w:val="single" w:sz="4" w:space="0" w:color="808080"/>
@@ -11268,7 +11128,7 @@
         <w:trPr/>
         <w:tc>
           <w:tcPr>
-            <w:tcW w:w="2246" w:type="dxa"/>
+            <w:tcW w:w="2244" w:type="dxa"/>
             <w:tcBorders>
               <w:top w:val="single" w:sz="4" w:space="0" w:color="808080"/>
               <w:left w:val="single" w:sz="4" w:space="0" w:color="808080"/>
@@ -11322,7 +11182,7 @@
         </w:tc>
         <w:tc>
           <w:tcPr>
-            <w:tcW w:w="2526" w:type="dxa"/>
+            <w:tcW w:w="2527" w:type="dxa"/>
             <w:tcBorders>
               <w:top w:val="single" w:sz="4" w:space="0" w:color="808080"/>
               <w:left w:val="single" w:sz="4" w:space="0" w:color="808080"/>
@@ -11349,7 +11209,7 @@
         </w:tc>
         <w:tc>
           <w:tcPr>
-            <w:tcW w:w="1641" w:type="dxa"/>
+            <w:tcW w:w="1642" w:type="dxa"/>
             <w:tcBorders>
               <w:top w:val="single" w:sz="4" w:space="0" w:color="808080"/>
               <w:left w:val="single" w:sz="4" w:space="0" w:color="808080"/>
@@ -11416,7 +11276,7 @@
           <w:lang w:val="pt-PT"/>
         </w:rPr>
       </w:pPr>
-      <w:commentRangeStart w:id="75"/>
+      <w:commentRangeStart w:id="79"/>
       <w:r>
         <w:rPr>
           <w:lang w:val="pt-PT"/>
@@ -11428,9 +11288,9 @@
           <w:lang w:val="pt-PT"/>
         </w:rPr>
       </w:r>
-      <w:commentRangeEnd w:id="75"/>
-      <w:r>
-        <w:commentReference w:id="75"/>
+      <w:commentRangeEnd w:id="79"/>
+      <w:r>
+        <w:commentReference w:id="79"/>
       </w:r>
       <w:r>
         <w:rPr>
@@ -11438,7 +11298,7 @@
         </w:rPr>
         <w:t xml:space="preserve"> Em vez de criar uma linha por dimensão com colunas fixas para média, desvio-padrão e percentis, cada estatística foi registada como uma linha própria. Assim, uma mesma dimensão pode originar várias linhas para média, desvio-padrão, P5, P50, P95, mínimo ou máximo. Este formato facilita a integração de fontes incompletas, porque nem todos os estudos reportam o mesmo conjunto de estatísticas. Na base atual, existem 612 médias, 609 desvios-padrão, 513 percentis, 28 mínimos e 28 máximos. Esta assimetria é metodologicamente relevante: </w:t>
       </w:r>
-      <w:commentRangeStart w:id="76"/>
+      <w:commentRangeStart w:id="80"/>
       <w:r>
         <w:rPr>
           <w:lang w:val="pt-PT"/>
@@ -11450,9 +11310,9 @@
           <w:lang w:val="pt-PT"/>
         </w:rPr>
       </w:r>
-      <w:commentRangeEnd w:id="76"/>
-      <w:r>
-        <w:commentReference w:id="76"/>
+      <w:commentRangeEnd w:id="80"/>
+      <w:r>
+        <w:commentReference w:id="80"/>
       </w:r>
       <w:r>
         <w:rPr>
@@ -11476,7 +11336,7 @@
         </w:rPr>
         <w:t xml:space="preserve">As principais dificuldades encontradas dizem respeito à heterogeneidade dos protocolos. A expressão “comprimento da mão”, por exemplo, nem sempre corresponde ao mesmo trajeto anatómico: </w:t>
       </w:r>
-      <w:commentRangeStart w:id="77"/>
+      <w:commentRangeStart w:id="81"/>
       <w:r>
         <w:rPr>
           <w:lang w:val="pt-PT"/>
@@ -11488,9 +11348,9 @@
           <w:lang w:val="pt-PT"/>
         </w:rPr>
       </w:r>
-      <w:commentRangeEnd w:id="77"/>
-      <w:r>
-        <w:commentReference w:id="77"/>
+      <w:commentRangeEnd w:id="81"/>
+      <w:r>
+        <w:commentReference w:id="81"/>
       </w:r>
       <w:r>
         <w:rPr>
@@ -11518,7 +11378,7 @@
         <w:br/>
         <w:t xml:space="preserve">Em sentido inverso, algumas fontes facilitaram a extração. As tabelas com percentis claros, unidades explícitas e separação por sexo ou idade permitiram codificação direta e maior confiança. A estrutura HTML da DINED </w:t>
       </w:r>
-      <w:commentRangeStart w:id="78"/>
+      <w:commentRangeStart w:id="82"/>
       <w:r>
         <w:rPr>
           <w:shd w:fill="FFFF00" w:val="clear"/>
@@ -11532,9 +11392,9 @@
           <w:lang w:val="pt-PT"/>
         </w:rPr>
       </w:r>
-      <w:commentRangeEnd w:id="78"/>
-      <w:r>
-        <w:commentReference w:id="78"/>
+      <w:commentRangeEnd w:id="82"/>
+      <w:r>
+        <w:commentReference w:id="82"/>
       </w:r>
       <w:r>
         <w:rPr>
@@ -11558,7 +11418,7 @@
         </w:rPr>
         <w:t>As decisões de normalização dos dados seguiram quatro princípios metodológicos. Em primeiro lugar, todas as medidas antropométricas foram convertidas para milímetros, centímetros e polegadas, mantendo-se também a unidade originalmente utilizada em cada fonte. Esta decisão permite comparar valores entre estudos sem perder a referência ao formato de publicação original e reduz o risco de conversões ambíguas no momento de utilização dos dados. Em segundo lugar, valores provenientes de subgrupos com dimensão amostral reduzida, dados extraídos de figuras em vez de tabelas, desvios-padrão discrepantes ou definições anatómicas pouco explícitas foram mantidos na base, mas assinalados através de notas de qualidade. Deste modo, a incerteza associada a cada registo permanece documentada, em vez de ser eliminada sem justificação metodológica. Em terceiro lugar, as medidas foram agrupadas por região corporal, distinguindo dimensões da mão, dedos e palma, diretamente relevantes para a geração da geometria principal, de dimensões do punho e antebraço, mais associadas à interface, à fixação ou à adaptação ao membro residual. Por fim, os valores recolhidos foram tratados como referências paramétricas, e não como prescrições dimensionais finais. A base antropométrica construída responde, assim, a uma necessidade específica do modelo desenvolvido: traduzir o enquadramento antropométrico da personalização protésica em intervalos, relações proporcionais e restrições utilizáveis no processo de modelação. Deste modo, os dados não definem automaticamente a forma da prótese, mas delimitam o espaço de variação dentro do qual o modelo pode operar com maior coerência geométrica e metodológica. Para tal, o sistema necessita de identificar quais as medidas recorrentes na literatura, que variações podem ser consideradas plausíveis entre populações, que dimensões podem funcionar como entradas mínimas de configuração e em que situações o redimensionamento uniforme se torna metodologicamente arriscado. A base de dados construída permite comparar, de forma rastreável, valores relativos ao comprimento da mão, à largura da palma, aos comprimentos digitais, às dimensões do punho e às relações com o antebraço. Deste modo, sustenta a passagem entre o enquadramento antropométrico e</w:t>
       </w:r>
-      <w:commentRangeStart w:id="79"/>
+      <w:commentRangeStart w:id="83"/>
       <w:r>
         <w:rPr>
           <w:lang w:val="pt-PT"/>
@@ -11570,9 +11430,9 @@
           <w:lang w:val="pt-PT"/>
         </w:rPr>
       </w:r>
-      <w:commentRangeEnd w:id="79"/>
-      <w:r>
-        <w:commentReference w:id="79"/>
+      <w:commentRangeEnd w:id="83"/>
+      <w:r>
+        <w:commentReference w:id="83"/>
       </w:r>
       <w:r>
         <w:rPr>
@@ -12793,9 +12653,7 @@
         </w:rPr>
       </w:pPr>
       <w:r>
-        <w:rPr>
-          <w:lang w:val="pt-PT"/>
-        </w:rPr>
+        <w:rPr/>
         <w:drawing>
           <wp:inline distT="0" distB="0" distL="0" distR="0">
             <wp:extent cx="5715000" cy="3324225"/>
@@ -12950,19 +12808,7 @@
         <w:rPr>
           <w:lang w:val="pt-PT"/>
         </w:rPr>
-        <w:t>Numa primeira camada situam-se os dados de entrada, provenientes de medições lineares, de dados consolidados de referência ou de digitalização tridimensional. Numa segunda camada, esses dados são transformados em parâmetros geométricos derivados, responsáveis por estabelecer proporções, espessuras, posições articulares e relações entre subcomponentes. Segue-se uma camada funcional, na qual se definem exigências de mobilidade, montagem ou integração mecânica, e uma camada de restrições produtivas, na qual se enquadram espessuras mínimas, folgas, tolerâncias e limites de fabricaçã</w:t>
-      </w:r>
-      <w:r>
-        <w:rPr>
-          <w:lang w:val="pt-PT"/>
-        </w:rPr>
-        <w:t>o</w:t>
-      </w:r>
-      <w:r>
-        <w:rPr>
-          <w:lang w:val="pt-PT"/>
-        </w:rPr>
-        <w:t>. Esta organização permite controlar a personalização sem comprometer a coerência interna do sistema (Moreo, 2016 (#ref-moreo-2016); Nini et al., 2024 (#ref-nini-2024); Saldarriaga et al., 2024 (#ref-saldarriaga-2024)).</w:t>
+        <w:t>Numa primeira camada situam-se os dados de entrada, provenientes de medições lineares, de dados consolidados de referência ou de digitalização tridimensional. Numa segunda camada, esses dados são transformados em parâmetros geométricos derivados, responsáveis por estabelecer proporções, espessuras, posições articulares e relações entre subcomponentes. Segue-se uma camada funcional, na qual se definem exigências de mobilidade, montagem ou integração mecânica, e uma camada de restrições produtivas, na qual se enquadram espessuras mínimas, folgas, tolerâncias e limites de fabricação. Esta organização permite controlar a personalização sem comprometer a coerência interna do sistema (Moreo, 2016 (#ref-moreo-2016); Nini et al., 2024 (#ref-nini-2024); Saldarriaga et al., 2024 (#ref-saldarriaga-2024)).</w:t>
       </w:r>
     </w:p>
     <w:p>
@@ -13431,19 +13277,7 @@
               <w:rPr>
                 <w:lang w:val="pt-PT"/>
               </w:rPr>
-              <w:t>Garantir fabricaçã</w:t>
-            </w:r>
-            <w:r>
-              <w:rPr>
-                <w:lang w:val="pt-PT"/>
-              </w:rPr>
-              <w:t>o</w:t>
-            </w:r>
-            <w:r>
-              <w:rPr>
-                <w:lang w:val="pt-PT"/>
-              </w:rPr>
-              <w:t xml:space="preserve"> e robustez</w:t>
+              <w:t>Garantir fabricação e robustez</w:t>
             </w:r>
           </w:p>
         </w:tc>
@@ -13552,13 +13386,7 @@
         <w:rPr>
           <w:lang w:val="pt-PT"/>
         </w:rPr>
-        <w:t>A</w:t>
-      </w:r>
-      <w:r>
-        <w:rPr>
-          <w:lang w:val="pt-PT"/>
-        </w:rPr>
-        <w:t xml:space="preserve"> modelação em OpenSCAD pode ser articulada a fluxos de dados mais complexos, incluindo a digitalização tridimensional e a automatização parcial do desenho. Trabalhos como os de Herbst et al. (2021) (#ref-herbst-2021) e Saldarriaga et al. (2024) (#ref-saldarriaga-2024) mostram que a personalização tende a aproximar a medição, a parametrização e o fabrico, reduzindo o intervalo entre a captura anatómica e a geração de modelos prontos para produção. No caso desta investigação, essa articulação não significa abandonar a lógica explícita do código, mas, antes, usá-la como núcleo organizador sobre o qual dados, restrições e interfaces de configuração podem ser integrados de modo consistente e repetível.</w:t>
+        <w:t>A modelação em OpenSCAD pode ser articulada a fluxos de dados mais complexos, incluindo a digitalização tridimensional e a automatização parcial do desenho. Trabalhos como os de Herbst et al. (2021) (#ref-herbst-2021) e Saldarriaga et al. (2024) (#ref-saldarriaga-2024) mostram que a personalização tende a aproximar a medição, a parametrização e o fabrico, reduzindo o intervalo entre a captura anatómica e a geração de modelos prontos para produção. No caso desta investigação, essa articulação não significa abandonar a lógica explícita do código, mas, antes, usá-la como núcleo organizador sobre o qual dados, restrições e interfaces de configuração podem ser integrados de modo consistente e repetível.</w:t>
       </w:r>
     </w:p>
     <w:p>
@@ -13620,19 +13448,7 @@
         <w:rPr>
           <w:lang w:val="pt-PT"/>
         </w:rPr>
-        <w:t xml:space="preserve">A adoção do OpenSCAD </w:t>
-      </w:r>
-      <w:r>
-        <w:rPr>
-          <w:lang w:val="pt-PT"/>
-        </w:rPr>
-        <w:t xml:space="preserve">neste projecto, </w:t>
-      </w:r>
-      <w:r>
-        <w:rPr>
-          <w:lang w:val="pt-PT"/>
-        </w:rPr>
-        <w:t>apresenta vantagens metodológicas relevantes, sobretudo pela forma como torna explícita a construção do modelo paramétrico. Ao ser definido por código, o modelo permite que as relações entre variáveis, dependências e restrições sejam mais facilmente identificadas do que em muitos fluxos CAD baseados apenas em operações gráficas. Esta condição favorece a transparência do processo, a revisão crítica e a possibilidade de reconstituir as decisões de modelação, qualidades particularmente importantes num trabalho académico em que o modelo paramétrico não constitui apenas um instrumento de produção formal, mas também um objeto de análise (Machado et al., 2019 (#ref-machado-2019)).</w:t>
+        <w:t>A adoção do OpenSCAD neste projecto, apresenta vantagens metodológicas relevantes, sobretudo pela forma como torna explícita a construção do modelo paramétrico. Ao ser definido por código, o modelo permite que as relações entre variáveis, dependências e restrições sejam mais facilmente identificadas do que em muitos fluxos CAD baseados apenas em operações gráficas. Esta condição favorece a transparência do processo, a revisão crítica e a possibilidade de reconstituir as decisões de modelação, qualidades particularmente importantes num trabalho académico em que o modelo paramétrico não constitui apenas um instrumento de produção formal, mas também um objeto de análise (Machado et al., 2019 (#ref-machado-2019)).</w:t>
       </w:r>
     </w:p>
     <w:p>
@@ -13713,11 +13529,27 @@
         <w:jc w:val="left"/>
         <w:rPr/>
       </w:pPr>
-      <w:r>
-        <w:rPr>
-          <w:lang w:val="pt-PT"/>
-        </w:rPr>
-        <w:t xml:space="preserve">Por fim, importa reconhecer que a robustez da abordagem não se esgota na geração da geometria. Mesmo quando a lógica paramétrica é clara e as restrições estão integradas, a validação continua a depender da verificação no slicer, do controlo dimensional, de eventual simulação estrutural e da observação do comportamento da peça em protótipo. Em consequência, o valor do OpenSCAD nesta investigação não reside numa promessa de automatização total, mas na capacidade de fornecer uma infraestrutura técnica clara para ligar a personalização antropométrica, a modularidade, as restrições de fabrico e a documentação do processo. </w:t>
+      <w:commentRangeStart w:id="84"/>
+      <w:r>
+        <w:rPr>
+          <w:lang w:val="pt-PT"/>
+        </w:rPr>
+        <w:t>Por fim, importa reconhecer que a robustez da abordagem não se esgota na geração</w:t>
+      </w:r>
+      <w:r>
+        <w:rPr>
+          <w:lang w:val="pt-PT"/>
+        </w:rPr>
+      </w:r>
+      <w:commentRangeEnd w:id="84"/>
+      <w:r>
+        <w:commentReference w:id="84"/>
+      </w:r>
+      <w:r>
+        <w:rPr>
+          <w:lang w:val="pt-PT"/>
+        </w:rPr>
+        <w:t xml:space="preserve"> da geometria. Mesmo quando a lógica paramétrica é clara e as restrições estão integradas, a validação continua a depender da verificação no slicer, do controlo dimensional, de eventual simulação estrutural e da observação do comportamento da peça em protótipo. Em consequência, o valor do OpenSCAD nesta investigação não reside numa promessa de automatização total, mas na capacidade de fornecer uma infraestrutura técnica clara para ligar a personalização antropométrica, a modularidade, as restrições de fabrico e a documentação do processo. </w:t>
       </w:r>
       <w:r>
         <w:rPr/>
@@ -13779,7 +13611,7 @@
           <w:lang w:val="pt-PT"/>
         </w:rPr>
       </w:pPr>
-      <w:commentRangeStart w:id="80"/>
+      <w:commentRangeStart w:id="85"/>
       <w:r>
         <w:rPr>
           <w:lang w:val="pt-PT"/>
@@ -13791,9 +13623,9 @@
           <w:lang w:val="pt-PT"/>
         </w:rPr>
       </w:r>
-      <w:commentRangeEnd w:id="80"/>
-      <w:r>
-        <w:commentReference w:id="80"/>
+      <w:commentRangeEnd w:id="85"/>
+      <w:r>
+        <w:commentReference w:id="85"/>
       </w:r>
       <w:r>
         <w:rPr>
@@ -13851,14 +13683,14 @@
         <w:rPr/>
         <w:t xml:space="preserve">Esta organização modular permitiu isolar problemas, testar componentes de forma localizada e introduzir alterações sem comprometer integralmente o comportamento global do modelo. No contexto do presente projeto, esta estratégia revelou-se especialmente útil na articulação entre elementos estruturais, zonas de contacto, interfaces mecânicas e componentes de ligação. </w:t>
       </w:r>
-      <w:commentRangeStart w:id="81"/>
+      <w:commentRangeStart w:id="86"/>
       <w:r>
         <w:rPr/>
         <w:t>Para além de organizar o código, a divisão do modelo em módulos contribuiu para clarificar progressivamente a lógica do objeto, aproximando-o de uma estrutura configurável, mais sistemática e compatível com futuros contextos de interface ou de configuração assistida (Nilsiam &amp; Pearce, 2017 (#ref-nilsiam-2017)).</w:t>
       </w:r>
-      <w:commentRangeEnd w:id="81"/>
-      <w:r>
-        <w:commentReference w:id="81"/>
+      <w:commentRangeEnd w:id="86"/>
+      <w:r>
+        <w:commentReference w:id="86"/>
       </w:r>
       <w:r>
         <w:rPr/>
@@ -13891,19 +13723,7 @@
         <w:rPr>
           <w:lang w:val="pt-PT"/>
         </w:rPr>
-        <w:t>Outro eixo central do processo prendeu-se à relação entre personalização e fabricaçã</w:t>
-      </w:r>
-      <w:r>
-        <w:rPr>
-          <w:lang w:val="pt-PT"/>
-        </w:rPr>
-        <w:t>o</w:t>
-      </w:r>
-      <w:r>
-        <w:rPr>
-          <w:lang w:val="pt-PT"/>
-        </w:rPr>
-        <w:t xml:space="preserve">. </w:t>
+        <w:t xml:space="preserve">Outro eixo central do processo prendeu-se à relação entre personalização e fabricação. </w:t>
       </w:r>
       <w:r>
         <w:rPr/>
@@ -13915,7 +13735,7 @@
         </w:rPr>
         <w:t xml:space="preserve">. Neste sentido, a evolução do modelo confirmou a relevância de integrar critérios de </w:t>
       </w:r>
-      <w:commentRangeStart w:id="82"/>
+      <w:commentRangeStart w:id="87"/>
       <w:r>
         <w:rPr>
           <w:lang w:val="pt-PT"/>
@@ -13927,9 +13747,9 @@
           <w:lang w:val="pt-PT"/>
         </w:rPr>
       </w:r>
-      <w:commentRangeEnd w:id="82"/>
-      <w:r>
-        <w:commentReference w:id="82"/>
+      <w:commentRangeEnd w:id="87"/>
+      <w:r>
+        <w:commentReference w:id="87"/>
       </w:r>
       <w:r>
         <w:rPr>
@@ -13951,7 +13771,29 @@
         <w:rPr>
           <w:lang w:val="pt-PT"/>
         </w:rPr>
-        <w:t>Em sistemas configuráveis para próteses, a coerência geométrica e a compatibilidade com o processo de impressão não são suficientes para assegurar a adequação ao uso. A articulação entre segmentos, o posicionamento relativo dos mecanismos, a distribuição de massa, as zonas sujeitas a esforço e a amplitude de movimento influenciam diretamente o desempenho esperado do objeto. Por essa razão, várias revisões do modelo implicaram reajustes que não se limitavam à correção formal da geometria, mas procuravam manter um equilíbrio plausível entre adaptação dimensional, comportamento funcional e viabilidade material. O refinamento correspondeu, assim, a uma negociação contínua entre a simplificação paramétrica e as exigências funcionais e materiais do protótipo.</w:t>
+        <w:t xml:space="preserve">Em sistemas configuráveis para próteses, a coerência geométrica e a compatibilidade com o processo de impressão não são suficientes para assegurar a adequação ao uso. A articulação entre segmentos, o posicionamento relativo dos mecanismos, a distribuição de massa, as zonas sujeitas a esforço e a amplitude de movimento influenciam diretamente o desempenho esperado do objeto. Por essa razão, várias </w:t>
+      </w:r>
+      <w:commentRangeStart w:id="88"/>
+      <w:r>
+        <w:rPr>
+          <w:lang w:val="pt-PT"/>
+        </w:rPr>
+        <w:t>revisões do modelo implicaram reajustes que não se limitavam à correção formal da</w:t>
+      </w:r>
+      <w:r>
+        <w:rPr>
+          <w:lang w:val="pt-PT"/>
+        </w:rPr>
+      </w:r>
+      <w:commentRangeEnd w:id="88"/>
+      <w:r>
+        <w:commentReference w:id="88"/>
+      </w:r>
+      <w:r>
+        <w:rPr>
+          <w:lang w:val="pt-PT"/>
+        </w:rPr>
+        <w:t xml:space="preserve"> geometria, mas procuravam manter um equilíbrio plausível entre adaptação dimensional, comportamento funcional e viabilidade material. O refinamento correspondeu, assim, a uma negociação contínua entre a simplificação paramétrica e as exigências funcionais e materiais do protótipo.</w:t>
       </w:r>
     </w:p>
     <w:p>
@@ -14094,70 +13936,34 @@
         <w:rPr>
           <w:lang w:val="pt-PT"/>
         </w:rPr>
-        <w:t xml:space="preserve">Do ponto de vista funcional, a plataforma foi concebida para suportar um processo </w:t>
-      </w:r>
-      <w:r>
-        <w:rPr>
-          <w:lang w:val="pt-PT"/>
-        </w:rPr>
-        <w:t xml:space="preserve">progressivo </w:t>
-      </w:r>
-      <w:r>
-        <w:rPr>
-          <w:lang w:val="pt-PT"/>
-        </w:rPr>
-        <w:t xml:space="preserve">de personalização, no qual a definição geométrica da prótese resulta da articulação entre a recolha de dados, a seleção do modelo, o ajustamento de parâmetros, a visualização do resultado e a eventual exportação para prototipagem. Esta organização procura reduzir a distância entre o domínio técnico da modelação paramétrica e o contexto aplicado de utilização clínica, experimental </w:t>
-      </w:r>
-      <w:r>
-        <w:rPr>
-          <w:lang w:val="pt-PT"/>
-        </w:rPr>
-        <w:t>ou de projecto</w:t>
-      </w:r>
-      <w:r>
-        <w:rPr>
-          <w:lang w:val="pt-PT"/>
-        </w:rPr>
-        <w:t>.</w:t>
-      </w:r>
-    </w:p>
-    <w:p>
-      <w:pPr>
-        <w:pStyle w:val="Normal"/>
-        <w:bidi w:val="0"/>
-        <w:jc w:val="left"/>
-        <w:rPr>
-          <w:lang w:val="pt-PT"/>
-        </w:rPr>
-      </w:pPr>
-      <w:r>
-        <w:rPr>
-          <w:lang w:val="pt-PT"/>
-        </w:rPr>
-        <w:t xml:space="preserve">Em vez de exigir que cada interveniente compreenda a estrutura interna do ficheiro OpenSCAD, o sistema disponibiliza uma camada de interação mais acessível, baseada em controlos paramétricos, pré-visualização tridimensional e gestão de configurações. Tal opção aproxima-se de abordagens recentes em plataformas de personalização </w:t>
-      </w:r>
-      <w:r>
-        <w:rPr>
-          <w:lang w:val="pt-PT"/>
-        </w:rPr>
-        <w:t>de próteses</w:t>
-      </w:r>
-      <w:r>
-        <w:rPr>
-          <w:lang w:val="pt-PT"/>
-        </w:rPr>
-        <w:t>, nas quais a interface funciona como meio de tornar observável, configurável e progressivamente verificável um processo que, de outro modo, permaneceria dependente de software especializado ou de mediação exclus</w:t>
-      </w:r>
-      <w:commentRangeStart w:id="83"/>
+        <w:t>Do ponto de vista funcional, a plataforma foi concebida para suportar um processo progressivo de personalização, no qual a definição geométrica da prótese resulta da articulação entre a recolha de dados, a seleção do modelo, o ajustamento de parâmetros, a visualização do resultado e a eventual exportação para prototipagem. Esta organização procura reduzir a distância entre o domínio técnico da modelação paramétrica e o contexto aplicado de utilização clínica, experimental ou de projecto.</w:t>
+      </w:r>
+    </w:p>
+    <w:p>
+      <w:pPr>
+        <w:pStyle w:val="Normal"/>
+        <w:bidi w:val="0"/>
+        <w:jc w:val="left"/>
+        <w:rPr>
+          <w:lang w:val="pt-PT"/>
+        </w:rPr>
+      </w:pPr>
+      <w:r>
+        <w:rPr>
+          <w:lang w:val="pt-PT"/>
+        </w:rPr>
+        <w:t>Em vez de exigir que cada interveniente compreenda a estrutura interna do ficheiro OpenSCAD, o sistema disponibiliza uma camada de interação mais acessível, baseada em controlos paramétricos, pré-visualização tridimensional e gestão de configurações. Tal opção aproxima-se de abordagens recentes em plataformas de personalização de próteses, nas quais a interface funciona como meio de tornar observável, configurável e progressivamente verificável um processo que, de outro modo, permaneceria dependente de software especializado ou de mediação exclus</w:t>
+      </w:r>
+      <w:commentRangeStart w:id="89"/>
       <w:r>
         <w:rPr>
           <w:lang w:val="pt-PT"/>
         </w:rPr>
         <w:t>ivamente técnica (Peixoto et al., 2025 (#ref-peixoto-2025)).</w:t>
       </w:r>
-      <w:commentRangeEnd w:id="83"/>
-      <w:r>
-        <w:commentReference w:id="83"/>
+      <w:commentRangeEnd w:id="89"/>
+      <w:r>
+        <w:commentReference w:id="89"/>
       </w:r>
       <w:r>
         <w:rPr>
@@ -14224,19 +14030,7 @@
         <w:rPr>
           <w:lang w:val="pt-PT"/>
         </w:rPr>
-        <w:t xml:space="preserve">O perfil de administrador assegura a gestão global da plataforma, incluindo a criação de contas, a definição de permissões e a supervisão do ecossistema de configurações, </w:t>
-      </w:r>
-      <w:r>
-        <w:rPr>
-          <w:lang w:val="pt-PT"/>
-        </w:rPr>
-        <w:t>incluindo da base de dados antropométricos</w:t>
-      </w:r>
-      <w:r>
-        <w:rPr>
-          <w:lang w:val="pt-PT"/>
-        </w:rPr>
-        <w:t xml:space="preserve">. </w:t>
+        <w:t xml:space="preserve">O perfil de administrador assegura a gestão global da plataforma, incluindo a criação de contas, a definição de permissões e a supervisão do ecossistema de configurações, incluindo da base de dados antropométricos. </w:t>
       </w:r>
       <w:r>
         <w:rPr/>
@@ -14262,7 +14056,23 @@
         <w:rPr>
           <w:lang w:val="pt-PT"/>
         </w:rPr>
-        <w:t>Esta segmentação traduz uma lógica de controlo de acesso baseada em papéis, procurando equilibrar autonomia, segurança e responsabilidade distribuída, ao tornar claros os limites de intervenção de cada perfil. Importa sublinhar que esta diferenciação não se limita a uma decisão administrativa, participando diretamente na forma como a plataforma enquadra a personalização.</w:t>
+        <w:t>Esta segmentação traduz uma lógica de controlo de acesso baseada em papéis, procurando equilibrar autonomia, segurança e responsabilidade distribuída, ao tornar claros os limites de intervenção de cada perfil. Importa sublinhar que</w:t>
+      </w:r>
+      <w:commentRangeStart w:id="90"/>
+      <w:r>
+        <w:rPr>
+          <w:lang w:val="pt-PT"/>
+        </w:rPr>
+        <w:t xml:space="preserve"> esta diferenciação não se limita a uma decisão administrativa, participando diretamente na forma como a plataforma enquadra a personalização.</w:t>
+      </w:r>
+      <w:commentRangeEnd w:id="90"/>
+      <w:r>
+        <w:commentReference w:id="90"/>
+      </w:r>
+      <w:r>
+        <w:rPr>
+          <w:lang w:val="pt-PT"/>
+        </w:rPr>
       </w:r>
     </w:p>
     <w:p>
@@ -14387,9 +14197,7 @@
         </w:rPr>
       </w:pPr>
       <w:r>
-        <w:rPr>
-          <w:lang w:val="pt-PT"/>
-        </w:rPr>
+        <w:rPr/>
         <w:drawing>
           <wp:inline distT="0" distB="0" distL="0" distR="0">
             <wp:extent cx="5715000" cy="3238500"/>
@@ -14507,13 +14315,7 @@
         <w:rPr>
           <w:lang w:val="pt-PT"/>
         </w:rPr>
-        <w:t xml:space="preserve"> Esta distribuição de responsabilidades evita que a interface dependa de processamento remoto contínuo para todas as operações e, simultaneamente, impede que tarefas sensíveis, como a gestão de utilizadores, o controlo de acessos e a comunicação com serviços externos, fiquem expostas diretamente no cliente. A arquitetura não corresponde, portanto, a uma simples divisão técnica entre “frente” </w:t>
-      </w:r>
-      <w:r>
-        <w:rPr>
-          <w:lang w:val="pt-PT"/>
-        </w:rPr>
-        <w:t>(</w:t>
+        <w:t xml:space="preserve"> Esta distribuição de responsabilidades evita que a interface dependa de processamento remoto contínuo para todas as operações e, simultaneamente, impede que tarefas sensíveis, como a gestão de utilizadores, o controlo de acessos e a comunicação com serviços externos, fiquem expostas diretamente no cliente. A arquitetura não corresponde, portanto, a uma simples divisão técnica entre “frente” (</w:t>
       </w:r>
       <w:r>
         <w:rPr>
@@ -14527,19 +14329,7 @@
         <w:rPr>
           <w:lang w:val="pt-PT"/>
         </w:rPr>
-        <w:t>)</w:t>
-      </w:r>
-      <w:r>
-        <w:rPr>
-          <w:lang w:val="pt-PT"/>
-        </w:rPr>
-        <w:t xml:space="preserve"> e “retaguarda” </w:t>
-      </w:r>
-      <w:r>
-        <w:rPr>
-          <w:lang w:val="pt-PT"/>
-        </w:rPr>
-        <w:t>(</w:t>
+        <w:t>) e “retaguarda” (</w:t>
       </w:r>
       <w:r>
         <w:rPr>
@@ -14553,41 +14343,23 @@
         <w:rPr>
           <w:lang w:val="pt-PT"/>
         </w:rPr>
-        <w:t>)</w:t>
-      </w:r>
-      <w:r>
-        <w:rPr>
-          <w:lang w:val="pt-PT"/>
-        </w:rPr>
-        <w:t>, mas sim a uma estratégia de contenção da complexidade e de delimitação explícita de responsabilidades.</w:t>
-      </w:r>
-    </w:p>
-    <w:p>
-      <w:pPr>
-        <w:pStyle w:val="Normal"/>
-        <w:bidi w:val="0"/>
-        <w:jc w:val="left"/>
-        <w:rPr>
-          <w:lang w:val="pt-PT"/>
-        </w:rPr>
-      </w:pPr>
-      <w:r>
-        <w:rPr>
-          <w:lang w:val="pt-PT"/>
-        </w:rPr>
-        <w:t xml:space="preserve">A camada de persistência assenta numa base de dados SQLite, utilizada para armazenar contas de utilizador, configurações guardadas, relações de atribuição técnica e tokens de autenticação. A escolha desta solução responde ao caráter prototípico e funcional do sistema nesta fase da investigação, privilegiando a leveza de implementação, a portabilidade e a facilidade de manutenção. As configurações paramétricas são armazenadas como estruturas JSON associadas a um modelo e a um utilizador, permitindo preservar diferentes instâncias de personalização, recuperá-las em momentos posteriores e compará-las como estados distintos do processo </w:t>
-      </w:r>
-      <w:r>
-        <w:rPr>
-          <w:lang w:val="pt-PT"/>
-        </w:rPr>
-        <w:t>do projeto.</w:t>
-      </w:r>
-      <w:r>
-        <w:rPr>
-          <w:lang w:val="pt-PT"/>
-        </w:rPr>
-        <w:t xml:space="preserve"> Deste modo, a base de dados não funciona apenas como repositório administrativo, mas também como infraestrutura que sustenta a continuidade do processo, a gestão prática de versões e o acompanhamento da evolução das variantes produzidas.</w:t>
+        <w:t>), mas sim a uma estratégia de contenção da complexidade e de delimitação explícita de responsabilidades.</w:t>
+      </w:r>
+    </w:p>
+    <w:p>
+      <w:pPr>
+        <w:pStyle w:val="Normal"/>
+        <w:bidi w:val="0"/>
+        <w:jc w:val="left"/>
+        <w:rPr>
+          <w:lang w:val="pt-PT"/>
+        </w:rPr>
+      </w:pPr>
+      <w:r>
+        <w:rPr>
+          <w:lang w:val="pt-PT"/>
+        </w:rPr>
+        <w:t>A camada de persistência assenta numa base de dados SQLite, utilizada para armazenar contas de utilizador, configurações guardadas, relações de atribuição técnica e tokens de autenticação. A escolha desta solução responde ao caráter prototípico e funcional do sistema nesta fase da investigação, privilegiando a leveza de implementação, a portabilidade e a facilidade de manutenção. As configurações paramétricas são armazenadas como estruturas JSON associadas a um modelo e a um utilizador, permitindo preservar diferentes instâncias de personalização, recuperá-las em momentos posteriores e compará-las como estados distintos do processo do projeto. Deste modo, a base de dados não funciona apenas como repositório administrativo, mas também como infraestrutura que sustenta a continuidade do processo, a gestão prática de versões e o acompanhamento da evolução das variantes produzidas.</w:t>
       </w:r>
     </w:p>
     <w:p>
@@ -14711,19 +14483,7 @@
         <w:rPr>
           <w:lang w:val="pt-PT"/>
         </w:rPr>
-        <w:t xml:space="preserve">A integração do OpenSCAD por meio de WebAssembly, </w:t>
-      </w:r>
-      <w:r>
-        <w:rPr>
-          <w:lang w:val="pt-PT"/>
-        </w:rPr>
-        <w:t>como referido anteriormente,</w:t>
-      </w:r>
-      <w:r>
-        <w:rPr>
-          <w:lang w:val="pt-PT"/>
-        </w:rPr>
-        <w:t xml:space="preserve"> constitui um dos elementos técnicos mais relevantes da plataforma, pois permite executar localmente, no navegador, um modelo paramétrico baseado em código, sem depender de um serviço externo de renderização contínua. O OpenSCAD funciona como linguagem e ambiente de modelação em que a geometria é definida por instruções escritas, parâmetros numéricos e relações explícitas entre componentes, em vez de resultar exclusivamente de manipulação gráfica direta. O WebAssembly (WASM), por sua vez, possibilita a execução de aplicações compiladas com desempenho próximo ao nativo no contexto da web. A articulação entre ambos torna viável um cenário particularmente pertinente para esta investigação: preservar a lógica algorítmica do modelo e, ao mesmo tempo, disponibilizá-la num ambiente de utilização mais acessível, orientado por uma interface (Machado et al., 2019 (#ref-machado-2019); Nilsiam &amp; Pearce, 2017 (#ref-nilsiam-2017)).</w:t>
+        <w:t>A integração do OpenSCAD por meio de WebAssembly, como referido anteriormente, constitui um dos elementos técnicos mais relevantes da plataforma, pois permite executar localmente, no navegador, um modelo paramétrico baseado em código, sem depender de um serviço externo de renderização contínua. O OpenSCAD funciona como linguagem e ambiente de modelação em que a geometria é definida por instruções escritas, parâmetros numéricos e relações explícitas entre componentes, em vez de resultar exclusivamente de manipulação gráfica direta. O WebAssembly (WASM), por sua vez, possibilita a execução de aplicações compiladas com desempenho próximo ao nativo no contexto da web. A articulação entre ambos torna viável um cenário particularmente pertinente para esta investigação: preservar a lógica algorítmica do modelo e, ao mesmo tempo, disponibilizá-la num ambiente de utilização mais acessível, orientado por uma interface (Machado et al., 2019 (#ref-machado-2019); Nilsiam &amp; Pearce, 2017 (#ref-nilsiam-2017)).</w:t>
       </w:r>
     </w:p>
     <w:p>
@@ -14742,37 +14502,23 @@
         </w:rPr>
         <w:t>E</w:t>
       </w:r>
-      <w:commentRangeStart w:id="84"/>
+      <w:commentRangeStart w:id="91"/>
       <w:r>
         <w:rPr>
           <w:shd w:fill="FFFF00" w:val="clear"/>
           <w:lang w:val="pt-PT"/>
         </w:rPr>
-        <w:t xml:space="preserve">m termos operacionais, o processo organiza-se  </w:t>
+        <w:t>m termos operacionais, o processo organiza-se  numa cadeia relativamente clara. Os ficheiros .scad, que contêm a definição algorítmica do modelo, e os conjuntos de parâmetros produzidos pela interface são carregados no frontend.</w:t>
       </w:r>
       <w:r>
         <w:rPr>
           <w:shd w:fill="FFFF00" w:val="clear"/>
           <w:lang w:val="pt-PT"/>
         </w:rPr>
-        <w:t>n</w:t>
-      </w:r>
-      <w:r>
-        <w:rPr>
-          <w:shd w:fill="FFFF00" w:val="clear"/>
-          <w:lang w:val="pt-PT"/>
-        </w:rPr>
-        <w:t>uma cadeia relativamente clara. Os ficheiros .scad, que contêm a definição algorítmica do modelo, e os conjuntos de parâmetros produzidos pela interface são carregados no frontend.</w:t>
-      </w:r>
-      <w:r>
-        <w:rPr>
-          <w:shd w:fill="FFFF00" w:val="clear"/>
-          <w:lang w:val="pt-PT"/>
-        </w:rPr>
-      </w:r>
-      <w:commentRangeEnd w:id="84"/>
-      <w:r>
-        <w:commentReference w:id="84"/>
+      </w:r>
+      <w:commentRangeEnd w:id="91"/>
+      <w:r>
+        <w:commentReference w:id="91"/>
       </w:r>
       <w:r>
         <w:rPr>
@@ -14780,16 +14526,16 @@
         </w:rPr>
         <w:t xml:space="preserve"> </w:t>
       </w:r>
-      <w:commentRangeStart w:id="85"/>
+      <w:commentRangeStart w:id="92"/>
       <w:r>
         <w:rPr>
           <w:lang w:val="pt-PT"/>
         </w:rPr>
         <w:t>Esses elementos são depois encaminhados para um Web Worker, isto é, um processo separado da interface principal, capaz de executar tarefas pesadas em segundo plano. Nesse worker, a versão compilada do OpenSCAD em WASM interpreta o código, aplica os parâmetros recebidos e gera a geometria tridimensional correspondente. O resultado é então devolvido ao ambiente de visualização no navegador, onde o utilizador pode observar os efeitos das alterações introduzidas sem sair da plataforma nem recorrer a software CAD instalado localmente. Esta cadeia de parâmetros -&gt; worker -&gt; OpenSCAD em WASM -&gt; geometria visível é central para o funcionamento do sistema, pois liga a edição, o cálculo e o feedback formal numa sequência rastreável.</w:t>
       </w:r>
-      <w:commentRangeEnd w:id="85"/>
-      <w:r>
-        <w:commentReference w:id="85"/>
+      <w:commentRangeEnd w:id="92"/>
+      <w:r>
+        <w:commentReference w:id="92"/>
       </w:r>
       <w:r>
         <w:rPr>
@@ -14842,45 +14588,21 @@
         <w:rPr>
           <w:lang w:val="pt-PT"/>
         </w:rPr>
-        <w:t xml:space="preserve">Esta integração tem ainda valor estratégico no contexto da investigação, pois aproxima a lógica da modelação baseada em código à acessibilidade operacional exigida por uma plataforma web. A literatura sobre OpenSCAD tem sublinhado precisamente a sua afinidade com fluxos repetíveis, configuradores digitais e a partilha de modelos paramétricos em ambientes abertos, ainda que, muitas vezes, fora de contextos </w:t>
-      </w:r>
-      <w:r>
-        <w:rPr>
-          <w:lang w:val="pt-PT"/>
-        </w:rPr>
-        <w:t>de próteses e</w:t>
-      </w:r>
-      <w:r>
-        <w:rPr>
-          <w:lang w:val="pt-PT"/>
-        </w:rPr>
-        <w:t xml:space="preserve"> especificamente clínicos (Machado et al., 2019 (#ref-machado-2019); Nilsiam &amp; Pearce, 2017 (#ref-nilsiam-2017)). No presente projeto, a adoção de WASM não representa apenas uma decisão de engenharia para “correr código no browser”; representa a tentativa de integrar, numa mesma infraestrutura, a transparência do modelo paramétrico, a observabilidade da interação e a capacidade de atualização iterativa da geometria.</w:t>
-      </w:r>
-    </w:p>
-    <w:p>
-      <w:pPr>
-        <w:pStyle w:val="Normal"/>
-        <w:bidi w:val="0"/>
-        <w:jc w:val="left"/>
-        <w:rPr/>
-      </w:pPr>
-      <w:r>
-        <w:rPr>
-          <w:lang w:val="pt-PT"/>
-        </w:rPr>
-        <w:t xml:space="preserve">Não obstante as vantagens, esta solução introduz limitações que importa reconhecer: O desempenho da renderização depende da complexidade do modelo, dos valores paramétricos escolhidos e dos recursos do dispositivo do utilizador, podendo resultar em tempos de espera mais longos para geometrias mais exigentes. Acresce que o carregamento inicial do módulo WASM, a serialização de dados entre a interface e o worker e a própria conversão da saída geométrica para formatos visualizáveis introduzem sobrecarga que não existe da mesma forma em ambientes CAD locais dedicados. Assim, a integração de OpenSCAD via WebAssembly deve ser entendida como um compromisso tecnicamente situado: amplia a acessibilidade e a autonomia local, mas </w:t>
-      </w:r>
-      <w:r>
-        <w:rPr>
-          <w:lang w:val="pt-PT"/>
-        </w:rPr>
-        <w:t>apenas</w:t>
-      </w:r>
-      <w:r>
-        <w:rPr>
-          <w:lang w:val="pt-PT"/>
-        </w:rPr>
-        <w:t xml:space="preserve"> dentro dos limites computacionais e operacionais do navegador. </w:t>
+        <w:t>Esta integração tem ainda valor estratégico no contexto da investigação, pois aproxima a lógica da modelação baseada em código à acessibilidade operacional exigida por uma plataforma web. A literatura sobre OpenSCAD tem sublinhado precisamente a sua afinidade com fluxos repetíveis, configuradores digitais e a partilha de modelos paramétricos em ambientes abertos, ainda que, muitas vezes, fora de contextos de próteses e especificamente clínicos (Machado et al., 2019 (#ref-machado-2019); Nilsiam &amp; Pearce, 2017 (#ref-nilsiam-2017)). No presente projeto, a adoção de WASM não representa apenas uma decisão de engenharia para “correr código no browser”; representa a tentativa de integrar, numa mesma infraestrutura, a transparência do modelo paramétrico, a observabilidade da interação e a capacidade de atualização iterativa da geometria.</w:t>
+      </w:r>
+    </w:p>
+    <w:p>
+      <w:pPr>
+        <w:pStyle w:val="Normal"/>
+        <w:bidi w:val="0"/>
+        <w:jc w:val="left"/>
+        <w:rPr/>
+      </w:pPr>
+      <w:r>
+        <w:rPr>
+          <w:lang w:val="pt-PT"/>
+        </w:rPr>
+        <w:t xml:space="preserve">Não obstante as vantagens, esta solução introduz limitações que importa reconhecer: O desempenho da renderização depende da complexidade do modelo, dos valores paramétricos escolhidos e dos recursos do dispositivo do utilizador, podendo resultar em tempos de espera mais longos para geometrias mais exigentes. Acresce que o carregamento inicial do módulo WASM, a serialização de dados entre a interface e o worker e a própria conversão da saída geométrica para formatos visualizáveis introduzem sobrecarga que não existe da mesma forma em ambientes CAD locais dedicados. Assim, a integração de OpenSCAD via WebAssembly deve ser entendida como um compromisso tecnicamente situado: amplia a acessibilidade e a autonomia local, mas apenas dentro dos limites computacionais e operacionais do navegador. </w:t>
       </w:r>
       <w:r>
         <w:rPr/>
@@ -14946,19 +14668,29 @@
         <w:rPr>
           <w:lang w:val="pt-PT"/>
         </w:rPr>
-        <w:t xml:space="preserve">A estrutura funcional da plataforma organiza-se </w:t>
-      </w:r>
-      <w:r>
-        <w:rPr>
-          <w:lang w:val="pt-PT"/>
-        </w:rPr>
-        <w:t>n</w:t>
-      </w:r>
-      <w:r>
-        <w:rPr>
-          <w:lang w:val="pt-PT"/>
-        </w:rPr>
-        <w:t xml:space="preserve">um conjunto de módulos interligados que suportam o ciclo completo de configuração paramétrica: seleção do modelo, introdução e edição de parâmetros, visualização tridimensional, sugestões assistidas por IA, gestão de configurações e administração multiutilizador. Esta organização modular não serve apenas para distribuir funcionalidades; também torna o processo de personalização legível e sequencial. Em vez de expor o utilizador a um ambiente indiferenciado de opções, a plataforma reparte o trabalho por etapas e componentes com funções distintas, o que está de acordo com a literatura sobre configuradores digitais, segundo a qual a eficácia da personalização depende, em grande medida, da clareza com que o sistema delimita o espaço de ação disponível e articula </w:t>
+        <w:t xml:space="preserve">A estrutura funcional da plataforma organiza-se num conjunto de módulos interligados que suportam o ciclo completo de configuração paramétrica: seleção do modelo, introdução e edição de parâmetros, visualização tridimensional, sugestões assistidas por IA, gestão de configurações e administração multiutilizador. Esta </w:t>
+      </w:r>
+      <w:commentRangeStart w:id="93"/>
+      <w:r>
+        <w:rPr>
+          <w:lang w:val="pt-PT"/>
+        </w:rPr>
+        <w:t>organização modular não serve apenas para distribuir funcionalidades;</w:t>
+      </w:r>
+      <w:r>
+        <w:rPr>
+          <w:lang w:val="pt-PT"/>
+        </w:rPr>
+      </w:r>
+      <w:commentRangeEnd w:id="93"/>
+      <w:r>
+        <w:commentReference w:id="93"/>
+      </w:r>
+      <w:r>
+        <w:rPr>
+          <w:lang w:val="pt-PT"/>
+        </w:rPr>
+        <w:t xml:space="preserve"> também torna o processo de personalização legível e sequencial. Em vez de expor o utilizador a um ambiente indiferenciado de opções, a plataforma reparte o trabalho por etapas e componentes com funções distintas, o que está de acordo com a literatura sobre configuradores digitais, segundo a qual a eficácia da personalização depende, em grande medida, da clareza com que o sistema delimita o espaço de ação disponível e articula </w:t>
       </w:r>
       <w:r>
         <w:rPr>
@@ -15019,9 +14751,7 @@
         </w:rPr>
       </w:pPr>
       <w:r>
-        <w:rPr>
-          <w:lang w:val="pt-PT"/>
-        </w:rPr>
+        <w:rPr/>
         <w:drawing>
           <wp:inline distT="0" distB="0" distL="0" distR="0">
             <wp:extent cx="5715000" cy="4657725"/>
@@ -15149,27 +14879,21 @@
         </w:rPr>
         <w:t xml:space="preserve">O núcleo operativo da plataforma situa-se, depois, na articulação entre o módulo de edição paramétrica e o de visualização 3D. Quando os parâmetros são alterados, o sistema recompõe o código, aciona a renderização local e devolve ao utilizador a geometria atualizada. Esta ligação direta entre edição e pré-visualização é decisiva do ponto de vista funcional, pois transforma a manipulação de variáveis abstratas em observação imediata das suas consequências formais. Funções de reposição de valores por defeito, atualização incremental e exportação de ficheiros </w:t>
       </w:r>
-      <w:commentRangeStart w:id="86"/>
-      <w:r>
-        <w:rPr>
-          <w:lang w:val="pt-PT"/>
-        </w:rPr>
-        <w:t xml:space="preserve">STL </w:t>
-      </w:r>
-      <w:r>
-        <w:rPr>
-          <w:lang w:val="pt-PT"/>
-        </w:rPr>
-        <w:t>ou 3MF</w:t>
-      </w:r>
-      <w:r>
-        <w:rPr>
-          <w:lang w:val="pt-PT"/>
-        </w:rPr>
-      </w:r>
-      <w:commentRangeEnd w:id="86"/>
-      <w:r>
-        <w:commentReference w:id="86"/>
+      <w:commentRangeStart w:id="94"/>
+      <w:r>
+        <w:rPr>
+          <w:lang w:val="pt-PT"/>
+        </w:rPr>
+        <w:t>STL ou 3MF</w:t>
+      </w:r>
+      <w:r>
+        <w:rPr>
+          <w:lang w:val="pt-PT"/>
+        </w:rPr>
+      </w:r>
+      <w:commentRangeEnd w:id="94"/>
+      <w:r>
+        <w:commentReference w:id="94"/>
       </w:r>
       <w:r>
         <w:rPr>
@@ -15303,9 +15027,31 @@
         <w:rPr>
           <w:lang w:val="pt-PT"/>
         </w:rPr>
-        <w:t xml:space="preserve">Por fim, a plataforma inclui um módulo administrativo e de controlo de acesso que suporta a organização multi-utilizador. Este módulo assegura a criação de contas, a diferenciação de permissões, a atribuição de utilizadores a técnicos e a delimitação das ações acessíveis a cada perfil. A sua presença confirma que a estrutura funcional da plataforma não se esgota na manipulação de parâmetros e na visualização de formas; inclui também a gestão das relações entre agentes, das responsabilidades e dos níveis de intervenção. Neste sentido, a aplicação obtém sugestões paramétricas através do servidor, que se comunica com serviços externos por intermédio de um </w:t>
-      </w:r>
-      <w:commentRangeStart w:id="87"/>
+        <w:t xml:space="preserve">Por fim, a plataforma inclui um módulo administrativo e de controlo de acesso que suporta a organização multi-utilizador. Este módulo assegura a criação de contas, a diferenciação de permissões, a atribuição de utilizadores a técnicos e a delimitação das ações acessíveis a cada perfil. A sua presença confirma que a estrutura funcional </w:t>
+      </w:r>
+      <w:commentRangeStart w:id="95"/>
+      <w:r>
+        <w:rPr>
+          <w:lang w:val="pt-PT"/>
+        </w:rPr>
+        <w:t>da plataforma não se esgota na manipulação de parâmetros e na visualização de</w:t>
+      </w:r>
+      <w:r>
+        <w:rPr>
+          <w:lang w:val="pt-PT"/>
+        </w:rPr>
+      </w:r>
+      <w:commentRangeEnd w:id="95"/>
+      <w:r>
+        <w:commentReference w:id="95"/>
+      </w:r>
+      <w:r>
+        <w:rPr>
+          <w:lang w:val="pt-PT"/>
+        </w:rPr>
+        <w:t xml:space="preserve"> formas; inclui também a gestão das relações entre agentes, das responsabilidades e dos níveis de intervenção. Neste sentido, a aplicação obtém sugestões paramétricas através do servidor, que se comunica com serviços externos por intermédio de um </w:t>
+      </w:r>
+      <w:commentRangeStart w:id="96"/>
       <w:r>
         <w:rPr>
           <w:lang w:val="pt-PT"/>
@@ -15317,9 +15063,9 @@
           <w:lang w:val="pt-PT"/>
         </w:rPr>
       </w:r>
-      <w:commentRangeEnd w:id="87"/>
-      <w:r>
-        <w:commentReference w:id="87"/>
+      <w:commentRangeEnd w:id="96"/>
+      <w:r>
+        <w:commentReference w:id="96"/>
       </w:r>
       <w:r>
         <w:rPr>
@@ -15341,31 +15087,19 @@
         <w:rPr>
           <w:lang w:val="pt-PT"/>
         </w:rPr>
-        <w:t xml:space="preserve">A biblioteca de modelos integrada na plataforma confirma esta lógica modular. Em vez de tratar a prótese como um único ficheiro estático, o sistema organiza diferentes famílias de </w:t>
-      </w:r>
-      <w:r>
-        <w:rPr>
-          <w:lang w:val="pt-PT"/>
-        </w:rPr>
-        <w:t>próteses</w:t>
-      </w:r>
-      <w:r>
-        <w:rPr>
-          <w:lang w:val="pt-PT"/>
-        </w:rPr>
-        <w:t xml:space="preserve"> como modelos registados, cada uma com parâmetros, dependências, limites e modos de visualização próprios. Esta decisão permitiu comparar estratégias distintas de integração: modelos reconstruídos integralmente em OpenSCAD, modelos provenientes de geometrias existentes e modelos open source já paramétricos, mas não alinhados com a nomenclatura antropométrica da plataforma. A integração não consistiu, portanto, apenas em “carregar” ficheiros tridimensionais; consistiu em traduzir cada modelo para uma interface comum de parâmetros, mantendo as suas restrições mecânicas específicas.</w:t>
-      </w:r>
-    </w:p>
-    <w:p>
-      <w:pPr>
-        <w:pStyle w:val="Normal"/>
-        <w:bidi w:val="0"/>
-        <w:jc w:val="left"/>
-        <w:rPr>
-          <w:lang w:val="pt-PT"/>
-        </w:rPr>
-      </w:pPr>
-      <w:commentRangeStart w:id="88"/>
+        <w:t>A biblioteca de modelos integrada na plataforma confirma esta lógica modular. Em vez de tratar a prótese como um único ficheiro estático, o sistema organiza diferentes famílias de próteses como modelos registados, cada uma com parâmetros, dependências, limites e modos de visualização próprios. Esta decisão permitiu comparar estratégias distintas de integração: modelos reconstruídos integralmente em OpenSCAD, modelos provenientes de geometrias existentes e modelos open source já paramétricos, mas não alinhados com a nomenclatura antropométrica da plataforma. A integração não consistiu, portanto, apenas em “carregar” ficheiros tridimensionais; consistiu em traduzir cada modelo para uma interface comum de parâmetros, mantendo as suas restrições mecânicas específicas.</w:t>
+      </w:r>
+    </w:p>
+    <w:p>
+      <w:pPr>
+        <w:pStyle w:val="Normal"/>
+        <w:bidi w:val="0"/>
+        <w:jc w:val="left"/>
+        <w:rPr>
+          <w:lang w:val="pt-PT"/>
+        </w:rPr>
+      </w:pPr>
+      <w:commentRangeStart w:id="97"/>
       <w:r>
         <w:rPr>
           <w:lang w:val="pt-PT"/>
@@ -15377,9 +15111,9 @@
           <w:lang w:val="pt-PT"/>
         </w:rPr>
       </w:r>
-      <w:commentRangeEnd w:id="88"/>
-      <w:r>
-        <w:commentReference w:id="88"/>
+      <w:commentRangeEnd w:id="97"/>
+      <w:r>
+        <w:commentReference w:id="97"/>
       </w:r>
       <w:r>
         <w:rPr>
@@ -15419,7 +15153,7 @@
         </w:rPr>
         <w:t xml:space="preserve">O trabalho realizado sobre modelos do tipo Cyborg Beast/Flexy Hand teve uma função complementar. Estes modelos foram usados como base exploratória para testar uma reparametrização mais ampla, em que a geometria original foi reorganizada em torno de medidas antropométricas da palma, dos dedos, do punho e do membro residual. A versão antropométrica resultante não foi tratada como simples escala global: incorporou comprimentos digitais, espessuras estruturais, canais internos, </w:t>
       </w:r>
-      <w:commentRangeStart w:id="89"/>
+      <w:commentRangeStart w:id="98"/>
       <w:r>
         <w:rPr>
           <w:lang w:val="pt-PT"/>
@@ -15431,9 +15165,9 @@
           <w:lang w:val="pt-PT"/>
         </w:rPr>
       </w:r>
-      <w:commentRangeEnd w:id="89"/>
-      <w:r>
-        <w:commentReference w:id="89"/>
+      <w:commentRangeEnd w:id="98"/>
+      <w:r>
+        <w:commentReference w:id="98"/>
       </w:r>
       <w:r>
         <w:rPr>
@@ -15455,31 +15189,7 @@
         <w:rPr>
           <w:lang w:val="pt-PT"/>
         </w:rPr>
-        <w:t xml:space="preserve">Em conjunto, estes casos mostram que a </w:t>
-      </w:r>
-      <w:r>
-        <w:rPr>
-          <w:lang w:val="pt-PT"/>
-        </w:rPr>
-        <w:t>expansão</w:t>
-      </w:r>
-      <w:r>
-        <w:rPr>
-          <w:lang w:val="pt-PT"/>
-        </w:rPr>
-        <w:t xml:space="preserve"> da plataforma depende menos da quantidade de modelos disponíveis e mais da existência de uma gramática comum de integração. Cada nova </w:t>
-      </w:r>
-      <w:r>
-        <w:rPr>
-          <w:lang w:val="pt-PT"/>
-        </w:rPr>
-        <w:t>prótese a integrar no sistema</w:t>
-      </w:r>
-      <w:r>
-        <w:rPr>
-          <w:lang w:val="pt-PT"/>
-        </w:rPr>
-        <w:t xml:space="preserve"> exige três operações: identificar quais parâmetros antropométricos são relevantes, decidir que parâmetros podem alterar a geometria sem quebrar interfaces mecânicas e declarar essas relações de forma compreensível para a interface, para o renderizador e para a camada de IA. A biblioteca de modelos torna-se, assim, um campo de validação técnica da própria arquitetura: quanto mais heterogéneos forem os modelos integrados, mais clara se torna a necessidade de separar dados antropométricos, regras geométricas, restrições de fabrico e sugestões assistidas.</w:t>
+        <w:t>Em conjunto, estes casos mostram que a expansão da plataforma depende menos da quantidade de modelos disponíveis e mais da existência de uma gramática comum de integração. Cada nova prótese a integrar no sistema exige três operações: identificar quais parâmetros antropométricos são relevantes, decidir que parâmetros podem alterar a geometria sem quebrar interfaces mecânicas e declarar essas relações de forma compreensível para a interface, para o renderizador e para a camada de IA. A biblioteca de modelos torna-se, assim, um campo de validação técnica da própria arquitetura: quanto mais heterogéneos forem os modelos integrados, mais clara se torna a necessidade de separar dados antropométricos, regras geométricas, restrições de fabrico e sugestões assistidas.</w:t>
       </w:r>
     </w:p>
     <w:p>
@@ -15510,13 +15220,7 @@
         <w:rPr>
           <w:lang w:val="pt-PT"/>
         </w:rPr>
-        <w:t xml:space="preserve">5.5 Gestão de parâmetros, versões e </w:t>
-      </w:r>
-      <w:r>
-        <w:rPr>
-          <w:lang w:val="pt-PT"/>
-        </w:rPr>
-        <w:t>expansão</w:t>
+        <w:t>5.5 Gestão de parâmetros, versões e expansão</w:t>
       </w:r>
     </w:p>
     <w:p>
@@ -15547,25 +15251,7 @@
         <w:rPr>
           <w:lang w:val="pt-PT"/>
         </w:rPr>
-        <w:t>Controlar</w:t>
-      </w:r>
-      <w:r>
-        <w:rPr>
-          <w:lang w:val="pt-PT"/>
-        </w:rPr>
-        <w:t xml:space="preserve"> parâmetros constitui uma das condições centrais para transformar um modelo paramétrico </w:t>
-      </w:r>
-      <w:r>
-        <w:rPr>
-          <w:lang w:val="pt-PT"/>
-        </w:rPr>
-        <w:t>n</w:t>
-      </w:r>
-      <w:r>
-        <w:rPr>
-          <w:lang w:val="pt-PT"/>
-        </w:rPr>
-        <w:t>um sistema utilizável e persistente. No caso da plataforma desenvolvida, essa gestão é operacionalizada através de ficheiros de configuração que descrevem cada parâmetro segundo atributos como nome, tipo, valor inicial, limites, incrementos e agrupamento temático. Esta estrutura não cumpre apenas uma função técnica de leitura na interface; formaliza a relação entre o código OpenSCAD, o espaço de variação permitido e os mecanismos de controlo disponibilizados ao utilizador. Em termos metodológicos, esta opção aproxima-se da lógica descrita na literatura sobre configuradores e personalização digital, segundo a qual a eficácia do sistema depende da capacidade de expor apenas parâmetros relevantes, dentro de limites inteligíveis e controlados, preservando a coerência interna do modelo-base (Ozdemir et al., 2022 (#ref-ozdemir-2022); Lei et al., 2016 (#ref-lei-2016)).</w:t>
+        <w:t>Controlar parâmetros constitui uma das condições centrais para transformar um modelo paramétrico num sistema utilizável e persistente. No caso da plataforma desenvolvida, essa gestão é operacionalizada através de ficheiros de configuração que descrevem cada parâmetro segundo atributos como nome, tipo, valor inicial, limites, incrementos e agrupamento temático. Esta estrutura não cumpre apenas uma função técnica de leitura na interface; formaliza a relação entre o código OpenSCAD, o espaço de variação permitido e os mecanismos de controlo disponibilizados ao utilizador. Em termos metodológicos, esta opção aproxima-se da lógica descrita na literatura sobre configuradores e personalização digital, segundo a qual a eficácia do sistema depende da capacidade de expor apenas parâmetros relevantes, dentro de limites inteligíveis e controlados, preservando a coerência interna do modelo-base (Ozdemir et al., 2022 (#ref-ozdemir-2022); Lei et al., 2016 (#ref-lei-2016)).</w:t>
       </w:r>
     </w:p>
     <w:p>
@@ -15625,7 +15311,7 @@
         </w:rPr>
         <w:t xml:space="preserve">Do ponto de vista funcional, a persistência dessas configurações em estruturas </w:t>
       </w:r>
-      <w:commentRangeStart w:id="90"/>
+      <w:commentRangeStart w:id="99"/>
       <w:r>
         <w:rPr>
           <w:lang w:val="pt-PT"/>
@@ -15637,9 +15323,9 @@
           <w:lang w:val="pt-PT"/>
         </w:rPr>
       </w:r>
-      <w:commentRangeEnd w:id="90"/>
-      <w:r>
-        <w:commentReference w:id="90"/>
+      <w:commentRangeEnd w:id="99"/>
+      <w:r>
+        <w:commentReference w:id="99"/>
       </w:r>
       <w:r>
         <w:rPr>
@@ -15703,7 +15389,7 @@
         </w:rPr>
         <w:t xml:space="preserve">O recurso ao </w:t>
       </w:r>
-      <w:commentRangeStart w:id="91"/>
+      <w:commentRangeStart w:id="100"/>
       <w:r>
         <w:rPr>
           <w:lang w:val="pt-PT"/>
@@ -15715,9 +15401,9 @@
           <w:lang w:val="pt-PT"/>
         </w:rPr>
       </w:r>
-      <w:commentRangeEnd w:id="91"/>
-      <w:r>
-        <w:commentReference w:id="91"/>
+      <w:commentRangeEnd w:id="100"/>
+      <w:r>
+        <w:commentReference w:id="100"/>
       </w:r>
       <w:r>
         <w:rPr>
@@ -15741,12 +15427,24 @@
       </w:r>
       <w:r>
         <w:rPr/>
-        <w:t>Assim, a capacidade de expansão da plataforma não pode ser reduzida à possibilidade de adicionar funcionalidades ou modelos; envolve também a capacidade de sustentar esse crescimento sem perder legibilidade, desempenho, segurança e facilidade de manutenção.</w:t>
+        <w:t>Para além da integração de novas funcionalidades ou modelos, a expansão da plataforma depende da capacidade de sustentar esse crescimento sem comprometer a clareza da organização interna, o desempenho, a segurança e a facilidade de manutenção do sistema.</w:t>
       </w:r>
     </w:p>
     <w:p>
       <w:pPr>
         <w:pStyle w:val="BodyText"/>
+        <w:bidi w:val="0"/>
+        <w:jc w:val="left"/>
+        <w:rPr/>
+      </w:pPr>
+      <w:r>
+        <w:rPr/>
+        <w:t>Neste sentido, a secção confirma uma conclusão importante para o projeto: a gestão de parâmetros, de configurações e da expansão futura integra a própria lógica de design da plataforma. A capacidade de configuração, a persistência e o crescimento controlado sustentam uma personalização paramétrica tecnicamente viável, documentável e sujeita a revisão ao longo do desenvolvimento.</w:t>
+      </w:r>
+    </w:p>
+    <w:p>
+      <w:pPr>
+        <w:pStyle w:val="Normal"/>
         <w:bidi w:val="0"/>
         <w:jc w:val="left"/>
         <w:rPr>
@@ -15760,20 +15458,216 @@
           <w:shd w:fill="FFFF00" w:val="clear"/>
           <w:lang w:val="pt-PT"/>
         </w:rPr>
-        <w:t>Neste sentido, a secção confirma uma conclusão importante para o projeto: a gestão de parâmetros, de configurações e da expansão futura deve ser entendida como parte integrante da própria lógica de design da plataforma. Não se trata apenas de resolver problemas infraestruturais posteriores, mas de reconhecer que a capacidade de configuração, a persistência e o crescimento controlado são condições para que a personalização paramétrica permaneça tecnicamente viável e passível de acompanhamento e revisão ao longo do desenvolvimento.</w:t>
-      </w:r>
-    </w:p>
-    <w:p>
-      <w:pPr>
-        <w:pStyle w:val="Normal"/>
-        <w:bidi w:val="0"/>
-        <w:jc w:val="left"/>
-        <w:rPr>
-          <w:highlight w:val="none"/>
+      </w:r>
+    </w:p>
+    <w:p>
+      <w:pPr>
+        <w:pStyle w:val="Heading2"/>
+        <w:bidi w:val="0"/>
+        <w:jc w:val="left"/>
+        <w:rPr>
+          <w:lang w:val="pt-PT"/>
+        </w:rPr>
+      </w:pPr>
+      <w:r>
+        <w:rPr>
+          <w:lang w:val="pt-PT"/>
+        </w:rPr>
+      </w:r>
+    </w:p>
+    <w:p>
+      <w:pPr>
+        <w:pStyle w:val="Heading2"/>
+        <w:bidi w:val="0"/>
+        <w:jc w:val="left"/>
+        <w:rPr>
+          <w:lang w:val="pt-PT"/>
+        </w:rPr>
+      </w:pPr>
+      <w:r>
+        <w:rPr>
+          <w:lang w:val="pt-PT"/>
+        </w:rPr>
+        <w:t>Capítulo 6 — Integração da Inteligência Artificial</w:t>
+      </w:r>
+    </w:p>
+    <w:p>
+      <w:pPr>
+        <w:pStyle w:val="Heading3"/>
+        <w:bidi w:val="0"/>
+        <w:jc w:val="left"/>
+        <w:rPr>
+          <w:lang w:val="pt-PT"/>
+        </w:rPr>
+      </w:pPr>
+      <w:r>
+        <w:rPr>
+          <w:lang w:val="pt-PT"/>
+        </w:rPr>
+      </w:r>
+    </w:p>
+    <w:p>
+      <w:pPr>
+        <w:pStyle w:val="Heading3"/>
+        <w:bidi w:val="0"/>
+        <w:jc w:val="left"/>
+        <w:rPr>
+          <w:lang w:val="pt-PT"/>
+        </w:rPr>
+      </w:pPr>
+      <w:r>
+        <w:rPr>
+          <w:lang w:val="pt-PT"/>
+        </w:rPr>
+        <w:t xml:space="preserve">6.1 Papel da </w:t>
+      </w:r>
+      <w:commentRangeStart w:id="101"/>
+      <w:r>
+        <w:rPr>
+          <w:lang w:val="pt-PT"/>
+        </w:rPr>
+        <w:t>IA</w:t>
+      </w:r>
+      <w:r>
+        <w:rPr>
+          <w:lang w:val="pt-PT"/>
+        </w:rPr>
+      </w:r>
+      <w:commentRangeEnd w:id="101"/>
+      <w:r>
+        <w:commentReference w:id="101"/>
+      </w:r>
+      <w:r>
+        <w:rPr>
+          <w:lang w:val="pt-PT"/>
+        </w:rPr>
+        <w:t xml:space="preserve"> no sistema proposto</w:t>
+      </w:r>
+    </w:p>
+    <w:p>
+      <w:pPr>
+        <w:pStyle w:val="Normal"/>
+        <w:bidi w:val="0"/>
+        <w:jc w:val="left"/>
+        <w:rPr>
+          <w:lang w:val="pt-PT"/>
+        </w:rPr>
+      </w:pPr>
+      <w:r>
+        <w:rPr>
+          <w:lang w:val="pt-PT"/>
+        </w:rPr>
+      </w:r>
+    </w:p>
+    <w:p>
+      <w:pPr>
+        <w:pStyle w:val="Normal"/>
+        <w:bidi w:val="0"/>
+        <w:jc w:val="left"/>
+        <w:rPr>
+          <w:lang w:val="pt-PT"/>
+        </w:rPr>
+      </w:pPr>
+      <w:r>
+        <w:rPr>
+          <w:lang w:val="pt-PT"/>
+        </w:rPr>
+        <w:t>No sistema desenvolvido, a IA assume uma função distinta daquela que surge com maior frequência nos estudos sobre próteses. Enquanto grande parte da investigação consultada se concentra em tarefas de controlo, interpretação de biosinais, reconhecimento de gestos e adaptação funcional, esta investigação explora a IA como camada de apoio à configuração paramétrica, articulada com dados antropométricos, modelos geométricos explícitos e interface web.</w:t>
+      </w:r>
+    </w:p>
+    <w:p>
+      <w:pPr>
+        <w:pStyle w:val="Normal"/>
+        <w:bidi w:val="0"/>
+        <w:jc w:val="left"/>
+        <w:rPr>
+          <w:lang w:val="pt-PT"/>
+        </w:rPr>
+      </w:pPr>
+      <w:r>
+        <w:rPr>
+          <w:lang w:val="pt-PT"/>
+        </w:rPr>
+        <w:t xml:space="preserve">Os estudos consultados indicam que, no caso das próteses de membro superior, a aprendizagem automática tem sido aplicada sobretudo à classificação de sinais </w:t>
+      </w:r>
+      <w:commentRangeStart w:id="102"/>
+      <w:r>
+        <w:rPr>
+          <w:lang w:val="pt-PT"/>
+        </w:rPr>
+        <w:t>EMG</w:t>
+      </w:r>
+      <w:r>
+        <w:rPr>
+          <w:lang w:val="pt-PT"/>
+        </w:rPr>
+      </w:r>
+      <w:commentRangeEnd w:id="102"/>
+      <w:r>
+        <w:commentReference w:id="102"/>
+      </w:r>
+      <w:r>
+        <w:rPr>
+          <w:lang w:val="pt-PT"/>
+        </w:rPr>
+        <w:t>, à inferência de intenção motora, isto é, à interpretação dos sinais corporais que permitem estimar o movimento que o utilizador pretende realizar, e à melhoria do desempenho operativo do dispositivo (Choo e Chang, 2023; Terrazas-Rodas e Carrión-Pérez, 2022; Hachoumi, Laabidi e Eddabbah, 2026; Batista, Vieira e Gaspar, 2025).</w:t>
+      </w:r>
+    </w:p>
+    <w:p>
+      <w:pPr>
+        <w:pStyle w:val="Normal"/>
+        <w:bidi w:val="0"/>
+        <w:jc w:val="left"/>
+        <w:rPr/>
+      </w:pPr>
+      <w:r>
+        <w:rPr>
+          <w:lang w:val="pt-PT"/>
+        </w:rPr>
+        <w:t xml:space="preserve">Em contrapartida, continuam pouco consolidadas as abordagens que articulam, no mesmo sistema, a entrada antropométrica, o modelo paramétrico explícito, a sugestão assistida de parâmetros e a supervisão técnica. </w:t>
+      </w:r>
+      <w:r>
+        <w:rPr/>
+        <w:t>Esta lacuna é central para a presente investigação, pois permite situar a proposta como uma articulação entre componentes que os estudos consultados tendem a desenvolver de forma fragmentada.</w:t>
+      </w:r>
+    </w:p>
+    <w:p>
+      <w:pPr>
+        <w:pStyle w:val="Normal"/>
+        <w:bidi w:val="0"/>
+        <w:jc w:val="left"/>
+        <w:rPr>
+          <w:lang w:val="pt-PT"/>
+        </w:rPr>
+      </w:pPr>
+      <w:r>
+        <w:rPr>
+          <w:lang w:val="pt-PT"/>
+        </w:rPr>
+        <w:t xml:space="preserve">Neste enquadramento, a IA assume a função de camada complementar de apoio à configuração, operando sobre uma base paramétrica já definida e articulando-se com a lógica geométrica do modelo, a decisão de projeto e a validação técnica. A literatura sobre modelação paramétrica aplicada a próteses personalizadas e sobre fabrico aditivo mostra que há um fundamento técnico robusto para construir geometrias configuráveis com base em regras explícitas, parâmetros dimensionais e relações geométricas controladas. </w:t>
+      </w:r>
+      <w:r>
+        <w:rPr/>
+        <w:t>Estudos sobre próteses paramétricas para diferentes níveis de amputação de membros superiores, sobre a personalização de dedos protésicos por modelação paramétrica e sobre encaixes protésicos personalizados para próteses transradiais demonstram que a personalização pode ser estruturada através de modelos explícitos e fluxos CAD/CAM ajustáveis.</w:t>
+      </w:r>
+      <w:r>
+        <w:rPr>
+          <w:lang w:val="pt-PT"/>
+        </w:rPr>
+        <w:t xml:space="preserve"> (da Silveira Romero et al., 2025 (#ref-da-silveira-romero-2025); Lim et al., 2018 (#ref-lim-2018); Saldarriaga et al., 2024 (#ref-saldarriaga-2024)). </w:t>
+      </w:r>
+      <w:commentRangeStart w:id="103"/>
+      <w:r>
+        <w:rPr>
           <w:shd w:fill="FFFF00" w:val="clear"/>
           <w:lang w:val="pt-PT"/>
         </w:rPr>
-      </w:pPr>
+        <w:t>O sistema aqui proposto parte precisamente desta premissa: a geometria não é gerada de forma opaca por um modelo autónomo, mas sim por um modelo paramétrico explícito, definido em OpenSCAD e manipulável por meio de parâmetros rastreáveis.</w:t>
+      </w:r>
+      <w:commentRangeEnd w:id="103"/>
+      <w:r>
+        <w:commentReference w:id="103"/>
+      </w:r>
       <w:r>
         <w:rPr>
           <w:shd w:fill="FFFF00" w:val="clear"/>
@@ -15783,33 +15677,120 @@
     </w:p>
     <w:p>
       <w:pPr>
-        <w:pStyle w:val="Heading2"/>
-        <w:bidi w:val="0"/>
-        <w:jc w:val="left"/>
-        <w:rPr>
-          <w:lang w:val="pt-PT"/>
-        </w:rPr>
-      </w:pPr>
-      <w:r>
-        <w:rPr>
-          <w:lang w:val="pt-PT"/>
-        </w:rPr>
-      </w:r>
-    </w:p>
-    <w:p>
-      <w:pPr>
-        <w:pStyle w:val="Heading2"/>
-        <w:bidi w:val="0"/>
-        <w:jc w:val="left"/>
-        <w:rPr>
-          <w:lang w:val="pt-PT"/>
-        </w:rPr>
-      </w:pPr>
-      <w:r>
-        <w:rPr>
-          <w:lang w:val="pt-PT"/>
-        </w:rPr>
-        <w:t>Capítulo 6 — Integração da Inteligência Artificial</w:t>
+        <w:pStyle w:val="Normal"/>
+        <w:bidi w:val="0"/>
+        <w:jc w:val="left"/>
+        <w:rPr>
+          <w:lang w:val="pt-PT"/>
+        </w:rPr>
+      </w:pPr>
+      <w:r>
+        <w:rPr>
+          <w:lang w:val="pt-PT"/>
+        </w:rPr>
+        <w:t>É neste ponto que a IA assume uma função específica. Em vez de atuar como gerador integral da forma, atua como um mecanismo de mediação entre os dados de entrada e a exploração inicial do espaço paramétrico. O seu papel é apoiar a tradução de informação antropométrica, de preferências funcionais e de critérios de fabrico em sugestões paramétricas plausíveis, reduzindo a complexidade associada à definição manual de valores iniciais e à navegação em sistemas com múltiplas dependências internas. Esta posição aproxima-se de abordagen</w:t>
+      </w:r>
+      <w:r>
+        <w:rPr>
+          <w:shd w:fill="FFFF00" w:val="clear"/>
+          <w:lang w:val="pt-PT"/>
+        </w:rPr>
+        <w:t xml:space="preserve">s </w:t>
+      </w:r>
+      <w:commentRangeStart w:id="104"/>
+      <w:r>
+        <w:rPr>
+          <w:i/>
+          <w:iCs/>
+          <w:shd w:fill="FFFF00" w:val="clear"/>
+          <w:lang w:val="pt-PT"/>
+        </w:rPr>
+        <w:t>data-driven</w:t>
+      </w:r>
+      <w:r>
+        <w:rPr>
+          <w:i/>
+          <w:iCs/>
+          <w:shd w:fill="FFFF00" w:val="clear"/>
+          <w:lang w:val="pt-PT"/>
+        </w:rPr>
+      </w:r>
+      <w:commentRangeEnd w:id="104"/>
+      <w:r>
+        <w:commentReference w:id="104"/>
+      </w:r>
+      <w:r>
+        <w:rPr>
+          <w:lang w:val="pt-PT"/>
+        </w:rPr>
+        <w:t xml:space="preserve"> orientadas a melhorar a adaptação, o conforto e a adequação estrutural, sem eliminar a necessidade de interpretação humana (Gu et al., 2024 (#ref-gu-2024)).</w:t>
+      </w:r>
+    </w:p>
+    <w:p>
+      <w:pPr>
+        <w:pStyle w:val="Normal"/>
+        <w:bidi w:val="0"/>
+        <w:jc w:val="left"/>
+        <w:rPr>
+          <w:lang w:val="pt-PT"/>
+        </w:rPr>
+      </w:pPr>
+      <w:r>
+        <w:rPr>
+          <w:lang w:val="pt-PT"/>
+        </w:rPr>
+        <w:t>No processo de desenvolvimento, a IA funciona como uma ferramenta de apoio à decisão e à iteração: propõe pontos de partida, ajuda a comparar cenários, acelera os ciclos de teste e permanece articulada com a estrutura técnica do sistema.</w:t>
+      </w:r>
+    </w:p>
+    <w:p>
+      <w:pPr>
+        <w:pStyle w:val="Normal"/>
+        <w:bidi w:val="0"/>
+        <w:jc w:val="left"/>
+        <w:rPr>
+          <w:lang w:val="pt-PT"/>
+        </w:rPr>
+      </w:pPr>
+      <w:r>
+        <w:rPr>
+          <w:lang w:val="pt-PT"/>
+        </w:rPr>
+        <w:t xml:space="preserve">Entre os antecedentes mais próximos desta lógica encontram-se trabalhos que combinam personalização anatómica, modelação paramétrica, fabrico aditivo e componentes inteligentes, como o estudo de Romero et al. (2025) (#ref-da-silveira-romero-2025), </w:t>
+      </w:r>
+      <w:r>
+        <w:rPr/>
+        <w:t>bem como modelos de otimização estrutural orientados por dados anatómicos e restrições de adaptação, como o proposto por Gu et al. (2024) (#ref-gu-2024).</w:t>
+      </w:r>
+    </w:p>
+    <w:p>
+      <w:pPr>
+        <w:pStyle w:val="Normal"/>
+        <w:bidi w:val="0"/>
+        <w:jc w:val="left"/>
+        <w:rPr>
+          <w:lang w:val="pt-PT"/>
+        </w:rPr>
+      </w:pPr>
+      <w:r>
+        <w:rPr>
+          <w:lang w:val="pt-PT"/>
+        </w:rPr>
+        <w:t>Esta leitura é coerente com a arquitetura da plataforma descrita no capítulo anterior. O sistema separa a camada de interface, a lógica paramétrica, a renderização local em WebAssembly e a comunicação controlada com serviços externos de IA. Tal organização é metodologicamente relevante porque preserva uma continuidade verificável entre a entrada inicial, a sugestão produzida pela IA e o resultado geométrico gerado pelo modelo. Em vez de encerrar o processo num modelo generativo pouco transparente, o sistema mantém a IA supervisionado e num estado de apoio: sugere, mas não determina autonomamente; apoia, mas não valida; acelera, mas não substitui o julgamento técnico. Esta opção é importante, considerando que a supervisão clínica ou técnica permanece limitada em vários estudos que já articulam modelação digital, CAD, IA, co-design assistido ou impressão 3D (Romero et al., 2025 (#ref-da-silveira-romero-2025); Elbreki et al., 2022 (#ref-elbreki-2022); Idris et al., 2024 (#ref-idris-2024)). O valor da IA reside na sua capacidade de reforçar um processo de personalização já estruturado por lógica paramétrica explícita, por requisitos de fabrico e por responsabilidade humana e menos na promessa de automatização total.</w:t>
+      </w:r>
+    </w:p>
+    <w:p>
+      <w:pPr>
+        <w:pStyle w:val="Normal"/>
+        <w:bidi w:val="0"/>
+        <w:jc w:val="left"/>
+        <w:rPr>
+          <w:lang w:val="pt-PT"/>
+        </w:rPr>
+      </w:pPr>
+      <w:r>
+        <w:rPr>
+          <w:lang w:val="pt-PT"/>
+        </w:rPr>
       </w:r>
     </w:p>
     <w:p>
@@ -15825,6 +15806,7 @@
         <w:rPr>
           <w:lang w:val="pt-PT"/>
         </w:rPr>
+        <w:t>6.2 IA na parametrização, personalização e apoio à decisão</w:t>
       </w:r>
     </w:p>
     <w:p>
@@ -15840,86 +15822,171 @@
         <w:rPr>
           <w:lang w:val="pt-PT"/>
         </w:rPr>
-        <w:t>6.1 Papel da IA no sistema proposto</w:t>
-      </w:r>
-    </w:p>
-    <w:p>
-      <w:pPr>
-        <w:pStyle w:val="Normal"/>
-        <w:bidi w:val="0"/>
-        <w:jc w:val="left"/>
-        <w:rPr>
-          <w:lang w:val="pt-PT"/>
-        </w:rPr>
-      </w:pPr>
-      <w:r>
-        <w:rPr>
-          <w:lang w:val="pt-PT"/>
-        </w:rPr>
-      </w:r>
-    </w:p>
-    <w:p>
-      <w:pPr>
-        <w:pStyle w:val="Normal"/>
-        <w:bidi w:val="0"/>
-        <w:jc w:val="left"/>
-        <w:rPr>
-          <w:lang w:val="pt-PT"/>
-        </w:rPr>
-      </w:pPr>
-      <w:r>
-        <w:rPr>
-          <w:lang w:val="pt-PT"/>
-        </w:rPr>
-        <w:t>A integração da inteligência artificial no sistema proposto deve ser enquadrada com precisão. A literatura recente mostra que a IA já ocupa um lugar relevante no domínio das próteses, mas esse lugar permanece concentrado sobretudo em tarefas de controlo, interpretação de biosinais, reconhecimento de gestos e adaptação funcional, e menos na estruturação integral de fluxos de personalização paramétrica. Revisões sobre próteses de membro superior e sobre próteses e ortóteses indicam que a aprendizagem automática é aplicada principalmente à classificação de sinais EMG, à inferência de intenção motora e à melhoria do desempenho operativo do dispositivo (Choo e Chang, 2023; Terrazas-Rodas e Carrión-Pérez, 2022; Hachoumi, Laabidi e Eddabbah, 2026; Batista, Vieira e Gaspar, 2025). Em contrapartida, continuam pouco consolidadas as abordagens que articulam, no mesmo sistema, a entrada antropométrica, o modelo paramétrico explícito, a sugestão assistida de parâmetros e a supervisão técnica. Esta lacuna é central para a presente investigação, pois permite situar a proposta não como repetição do estado da arte, mas como tentativa de ligação entre componentes que a literatura tende a desenvolver de forma fragmentada.</w:t>
-      </w:r>
-    </w:p>
-    <w:p>
-      <w:pPr>
-        <w:pStyle w:val="Normal"/>
-        <w:bidi w:val="0"/>
-        <w:jc w:val="left"/>
-        <w:rPr>
-          <w:lang w:val="pt-PT"/>
-        </w:rPr>
-      </w:pPr>
-      <w:r>
-        <w:rPr>
-          <w:lang w:val="pt-PT"/>
-        </w:rPr>
-        <w:t>Neste enquadramento, o papel da IA não consiste em substituir o processo de projeto, a lógica geométrica nem a validação técnica. A sua função é a de uma camada complementar de apoio à configuração, operando sobre uma base paramétrica já definida. A literatura sobre modelação paramétrica aplicada a próteses personalizadas e sobre fabrico aditivo mostra que há um fundamento técnico robusto para construir geometrias configuráveis com base em regras explícitas, parâmetros dimensionais e relações geométricas controladas. Estudos sobre próteses paramétricas para diferentes níveis de amputação da mão, sobre customização de dedos protésicos por modelação paramétrica e sobre sockets personalizados para próteses transradiais demonstram que a personalização pode ser estruturada por meio de modelos explícitos e fluxos CAD/CAM ajustáveis (da Silveira Romero et al., 2025 (#ref-da-silveira-romero-2025); Lim et al., 2018 (#ref-lim-2018); Saldarriaga et al., 2024 (#ref-saldarriaga-2024)). O sistema aqui proposto parte precisamente desta premissa: a geometria não é gerada de forma opaca por um modelo autónomo, mas sim por um modelo paramétrico explícito, definido em OpenSCAD e manipulável por meio de parâmetros rastreáveis.</w:t>
-      </w:r>
-    </w:p>
-    <w:p>
-      <w:pPr>
-        <w:pStyle w:val="Normal"/>
-        <w:bidi w:val="0"/>
-        <w:jc w:val="left"/>
-        <w:rPr>
-          <w:lang w:val="pt-PT"/>
-        </w:rPr>
-      </w:pPr>
-      <w:r>
-        <w:rPr>
-          <w:lang w:val="pt-PT"/>
-        </w:rPr>
-        <w:t>É neste ponto que a IA assume uma função específica. Em vez de atuar como gerador integral da forma, atua como um mecanismo de mediação entre os dados de entrada e a exploração inicial do espaço paramétrico. O seu papel é apoiar a tradução de informação antropométrica, de preferências funcionais e de critérios de fabrico em sugestões paramétricas plausíveis, reduzindo a complexidade associada à definição manual de valores iniciais e à navegação em sistemas com múltiplas dependências internas. Esta posição aproxima-se de abordagens data-driven orientadas a melhorar a adaptação, o conforto e a adequação estrutural, sem eliminar a necessidade de interpretação humana (Gu et al., 2024 (#ref-gu-2024)). Em termos projetuais, a IA funciona como instrumento de apoio à decisão e à iteração: propõe pontos de partida, ajuda a comparar cenários e acelera os ciclos de teste, sem substituir a estrutura técnica do sistema. Entre os antecedentes mais próximos desta lógica encontram-se trabalhos que combinam personalização anatómica, modelação paramétrica, fabrico aditivo e componentes inteligentes, como o estudo de Romero et al. (2025) (#ref-da-silveira-romero-2025), bem como quadros de otimização estrutural orientados por dados anatómicos e constrangimentos de adaptação, como o proposto por Gu et al. (2024) (#ref-gu-2024).</w:t>
-      </w:r>
-    </w:p>
-    <w:p>
-      <w:pPr>
-        <w:pStyle w:val="Normal"/>
-        <w:bidi w:val="0"/>
-        <w:jc w:val="left"/>
-        <w:rPr>
-          <w:lang w:val="pt-PT"/>
-        </w:rPr>
-      </w:pPr>
-      <w:r>
-        <w:rPr>
-          <w:lang w:val="pt-PT"/>
-        </w:rPr>
-        <w:t>Esta leitura é coerente com a arquitetura da plataforma descrita no capítulo anterior. O sistema separa a camada de interface, a lógica paramétrica, a renderização local em WebAssembly e a comunicação controlada com serviços externos de IA. Tal organização é metodologicamente relevante porque preserva a rastreabilidade entre a entrada, a sugestão e o resultado geométrico. Em vez de encerrar o processo num modelo generativo pouco transparente, o sistema mantém a IA numa posição assistiva e supervisionada: sugere, mas não determina autonomamente; apoia, mas não valida; acelera, mas não substitui o julgamento técnico. Esta opção é particularmente importante, considerando que a supervisão clínica ou técnica permanece limitada em vários estudos que já articulam modelação digital, CAD, IA, co-design assistido ou impressão 3D (Romero et al., 2025 (#ref-da-silveira-romero-2025); Elbreki et al., 2022 (#ref-elbreki-2022); Idris et al., 2024 (#ref-idris-2024)). O valor da IA reside, assim, menos na promessa de automatização total e mais na sua capacidade de reforçar um processo de personalização já estruturado por lógica paramétrica explícita, por requisitos de fabrico e por responsabilidade humana.</w:t>
+      </w:r>
+    </w:p>
+    <w:p>
+      <w:pPr>
+        <w:pStyle w:val="Normal"/>
+        <w:bidi w:val="0"/>
+        <w:jc w:val="left"/>
+        <w:rPr>
+          <w:lang w:val="pt-PT"/>
+        </w:rPr>
+      </w:pPr>
+      <w:r>
+        <w:rPr>
+          <w:lang w:val="pt-PT"/>
+        </w:rPr>
+        <w:t xml:space="preserve">No domínio da parametrização, a inteligência artificial torna-se mais relevante quando opera sobre uma estrutura geométrica previamente formalizada, em vez de tentar substituí-la. Em sistemas como o aqui proposto, isso significa receber dados antropométricos, requisitos funcionais e restrições de fabrico e convertê-los em sugestões iniciais para os parâmetros já definidos no modelo. A literatura sobre próteses paramétricas e personalização anatómica mostra que a customização eficaz depende de relações explícitas entre medidas, proporções e componentes geométricos, e não apenas da introdução isolada de valores numéricos (Saldarriaga et al., 2024 (#ref-saldarriaga-2024); da Silveira Romero et al., 2025 (#ref-da-silveira-romero-2025)). </w:t>
+      </w:r>
+      <w:r>
+        <w:rPr/>
+        <w:t>Neste enquadramento, a IA amplia a capacidade de utilização do modelo paramétrico, ajudando a propor intervalos plausíveis, combinações coerentes entre variáveis e pontos de partida mais ajustados ao caso específico.</w:t>
+      </w:r>
+    </w:p>
+    <w:p>
+      <w:pPr>
+        <w:pStyle w:val="Normal"/>
+        <w:bidi w:val="0"/>
+        <w:jc w:val="left"/>
+        <w:rPr>
+          <w:lang w:val="pt-PT"/>
+        </w:rPr>
+      </w:pPr>
+      <w:r>
+        <w:rPr>
+          <w:lang w:val="pt-PT"/>
+        </w:rPr>
+        <w:t xml:space="preserve">No plano da personalização, esta mediação é importante porque a adaptação de uma prótese exige o controlo independente de diferentes parâmetros anatómicos, funcionais e construtivos, ultrapassando a simples alteração proporcional da escala do modelo. A literatura indica que diferentes parâmetros podem ter de ser controlados de forma independente para respeitar as proporções anatómicas, o conforto, a mobilidade e os requisitos de montagem. </w:t>
+      </w:r>
+      <w:r>
+        <w:rPr/>
+        <w:t>O estudo de Lim et al. (2018) (#ref-lim-2018), por exemplo, demonstra que o comprimento e a largura de um dedo protésico podem exigir ajustamentos independentes, uma vez que não evoluem necessariamente segundo uma relação linear e proporcional. Este resultado reforça a necessidade de parametrizações mais precisas do que simples operações de escala.</w:t>
+      </w:r>
+    </w:p>
+    <w:p>
+      <w:pPr>
+        <w:pStyle w:val="Normal"/>
+        <w:bidi w:val="0"/>
+        <w:jc w:val="left"/>
+        <w:rPr>
+          <w:lang w:val="pt-PT"/>
+        </w:rPr>
+      </w:pPr>
+      <w:r>
+        <w:rPr>
+          <w:lang w:val="pt-PT"/>
+        </w:rPr>
+      </w:r>
+    </w:p>
+    <w:p>
+      <w:pPr>
+        <w:pStyle w:val="Normal"/>
+        <w:bidi w:val="0"/>
+        <w:jc w:val="left"/>
+        <w:rPr>
+          <w:lang w:val="pt-PT"/>
+        </w:rPr>
+      </w:pPr>
+      <w:r>
+        <w:rPr>
+          <w:lang w:val="pt-PT"/>
+        </w:rPr>
+        <w:t>De forma convergente, Gu et al. (2024) (#ref-gu-2024) mostram que abordagens orientadas por dados podem apoiar a adaptação estrutural e a qualidade do ajuste ao corpo, sugerindo que métodos inteligentes podem ajudar a antecipar relações entre geometria, desempenho e conforto. No sistema proposto, a IA funciona, assim, como uma camada de inferência preliminar sobre um espaço paramétrico já estruturado, orientando a exploração inicial das configurações.</w:t>
+      </w:r>
+    </w:p>
+    <w:p>
+      <w:pPr>
+        <w:pStyle w:val="Normal"/>
+        <w:bidi w:val="0"/>
+        <w:jc w:val="left"/>
+        <w:rPr>
+          <w:lang w:val="pt-PT"/>
+        </w:rPr>
+      </w:pPr>
+      <w:r>
+        <w:rPr>
+          <w:lang w:val="pt-PT"/>
+        </w:rPr>
+        <w:t>A operacionalização desta lógica ocorre em dois objetos distintos. O primeiro é um vetor numérico de parâmetros geométricos, consumido diretamente pela interface e pelos modelos OpenSCAD. O segundo é um contexto semântico para a IA, que descreve a origem das medições, campos em falta, incerteza, valores atípicos, tolerâncias, hardware selecionado e notas sobre parâmetros derivados. Esta separação é importante porque impede confundir cálculo geométrico com raciocínio assistido: os parâmetros numéricos alimentam o modelo; o contexto semântico ajuda a IA a explicar, ponderar ou sugerir ajustes, mas não substitui as regras determinísticas que geram a geometria.</w:t>
+      </w:r>
+    </w:p>
+    <w:p>
+      <w:pPr>
+        <w:pStyle w:val="Normal"/>
+        <w:bidi w:val="0"/>
+        <w:jc w:val="left"/>
+        <w:rPr>
+          <w:lang w:val="pt-PT"/>
+        </w:rPr>
+      </w:pPr>
+      <w:r>
+        <w:rPr>
+          <w:lang w:val="pt-PT"/>
+        </w:rPr>
+        <w:t>No protótipo implementado, esta separação é materializada pela construção dinâmica do pedido enviado ao modelo de linguagem. O pedido inclui a descrição livre do utilizador, o esquema vivo do modelo selecionado, os nomes exatos dos parâmetros, as legendas, os tipos, os limites e os valores correntes. Quando existe correspondência com um perfil populacional importado, inclui também as médias medidas desse grupo como referência explícita. Deste modo, a IA não infere valores num espaço aberto: opera dentro de uma gramática paramétrica previamente declarada, limitada pelo modelo ativo e sujeita a filtragem posterior pela aplicação.</w:t>
+      </w:r>
+    </w:p>
+    <w:p>
+      <w:pPr>
+        <w:pStyle w:val="Normal"/>
+        <w:bidi w:val="0"/>
+        <w:jc w:val="left"/>
+        <w:rPr>
+          <w:lang w:val="pt-PT"/>
+        </w:rPr>
+      </w:pPr>
+      <w:r>
+        <w:rPr>
+          <w:lang w:val="pt-PT"/>
+        </w:rPr>
+        <w:t>O apoio à decisão emerge precisamente desta capacidade de transformar dados de entrada em cenários comparáveis. Em vez de produzir uma única configuração apresentada como “ótima”, a integração da IA revela maior utilidade quando ajuda a explicitar compromissos entre robustez, leveza, amplitude de ajuste, rapidez de fabrico, facilidade de montagem e adequação anatómica. Esta lógica está alinhada com exemplos recentes de integração entre digitalização, modelação paramétrica, fabrico aditivo e sistemas inteligentes, como o trabalho de Romero et al. (2025) (#ref-da-silveira-romero-2025), ainda que aí a componente de IA esteja mais ligada ao controlo mioelétrico do que à sugestão paramétrica em ambiente web. A pertinência desse precedente reside menos na equivalência técnica direta e mais no facto de mostrar que a personalização digital e a camada inteligente podem coexistir no mesmo fluxo, desde que cada componente mantenha uma função claramente delimitada.</w:t>
+      </w:r>
+    </w:p>
+    <w:p>
+      <w:pPr>
+        <w:pStyle w:val="Normal"/>
+        <w:bidi w:val="0"/>
+        <w:jc w:val="left"/>
+        <w:rPr>
+          <w:lang w:val="pt-PT"/>
+        </w:rPr>
+      </w:pPr>
+      <w:r>
+        <w:rPr>
+          <w:lang w:val="pt-PT"/>
+        </w:rPr>
+        <w:t xml:space="preserve">É por isso que, nesta investigação, a personalização assistida por IA deve ser entendida como uma prática de </w:t>
+      </w:r>
+      <w:commentRangeStart w:id="105"/>
+      <w:r>
+        <w:rPr>
+          <w:i/>
+          <w:iCs/>
+          <w:lang w:val="pt-PT"/>
+        </w:rPr>
+        <w:t>human-in-the-loop.</w:t>
+      </w:r>
+      <w:r>
+        <w:rPr>
+          <w:i/>
+          <w:iCs/>
+          <w:lang w:val="pt-PT"/>
+        </w:rPr>
+      </w:r>
+      <w:commentRangeEnd w:id="105"/>
+      <w:r>
+        <w:commentReference w:id="105"/>
+      </w:r>
+      <w:r>
+        <w:rPr/>
+        <w:t xml:space="preserve">O sistema procura ampliar a capacidade de análise e de exploração do protesista, do designer ou do utilizador informado. A IA pode sugerir configurações iniciais, organizar alternativas, sinalizar dependências entre parâmetros e tornar mais claras certas consequências de projeto, </w:t>
+      </w:r>
+      <w:r>
+        <w:rPr>
+          <w:lang w:val="pt-PT"/>
+        </w:rPr>
+        <w:t>a aceitação final, porém, continua dependente de verificação técnica e de julgamento contextual. Deste modo, a parametrização assistida por IA não corresponde a uma automatização cega da personalização, mas a um mecanismo de apoio à decisão que atua sobre uma base geométrica explícita, rastreável e tecnicamente verificável.</w:t>
       </w:r>
     </w:p>
     <w:p>
@@ -15950,7 +16017,7 @@
         <w:rPr>
           <w:lang w:val="pt-PT"/>
         </w:rPr>
-        <w:t>6.2 IA na parametrização, personalização e apoio à decisão</w:t>
+        <w:t>6.3 Validação antropométrica assistida por IA no sistema</w:t>
       </w:r>
     </w:p>
     <w:p>
@@ -15981,100 +16048,303 @@
         <w:rPr>
           <w:lang w:val="pt-PT"/>
         </w:rPr>
-        <w:t>No domínio da parametrização, a inteligência artificial torna-se mais relevante quando opera sobre uma estrutura geométrica previamente formalizada, em vez de tentar substituí-la. Em sistemas como o aqui proposto, isso significa receber dados antropométricos, requisitos funcionais e restrições de fabrico e convertê-los em sugestões iniciais para os parâmetros já definidos no modelo. A literatura sobre próteses paramétricas e personalização anatómica mostra que a customização eficaz depende de relações explícitas entre medidas, proporções e componentes geométricos, e não apenas da introdução isolada de valores numéricos (Saldarriaga et al., 2024 (#ref-saldarriaga-2024); da Silveira Romero et al., 2025 (#ref-da-silveira-romero-2025)). Neste enquadramento, a IA não elimina a lógica determinística do modelo paramétrico; antes, aumenta a sua operabilidade, ajudando a propor intervalos plausíveis, combinações coerentes entre variáveis e pontos de partida mais ajustados ao caso específico.</w:t>
-      </w:r>
-    </w:p>
-    <w:p>
-      <w:pPr>
-        <w:pStyle w:val="Normal"/>
-        <w:bidi w:val="0"/>
-        <w:jc w:val="left"/>
-        <w:rPr>
-          <w:lang w:val="pt-PT"/>
-        </w:rPr>
-      </w:pPr>
-      <w:r>
-        <w:rPr>
-          <w:lang w:val="pt-PT"/>
-        </w:rPr>
-        <w:t xml:space="preserve">No plano da personalização, esta mediação é importante porque a adaptação de uma prótese não se reduz ao escalonamento uniforme da forma. A literatura indica que diferentes parâmetros podem ter de ser controlados de forma independente para respeitar as proporções anatómicas, o conforto, a mobilidade e os requisitos de montagem. O estudo de Lim et al. (2018) (#ref-lim-2018), por exemplo, demonstra que o comprimento e a largura de um dedo protésico não devem ser ajustados como se fossem variáveis que variam de forma linear e proporcional, reforçando a necessidade de parametrizações mais finas do que simples operações de escala. De forma convergente, Gu et al. (2024) (#ref-gu-2024) mostram que abordagens data-driven podem apoiar a adaptação estrutural e a melhoria da </w:t>
-      </w:r>
-      <w:r>
-        <w:rPr>
-          <w:shd w:fill="FFFF00" w:val="clear"/>
-          <w:lang w:val="pt-PT"/>
-        </w:rPr>
-        <w:t>vestibilidade,</w:t>
-      </w:r>
-      <w:r>
-        <w:rPr>
-          <w:lang w:val="pt-PT"/>
-        </w:rPr>
-        <w:t xml:space="preserve"> sugerindo que métodos inteligentes podem ser úteis para antecipar as relações entre geometria, desempenho e conforto. Para o sistema proposto, isto significa que a IA pode funcionar como uma camada de inferência preliminar sobre um espaço paramétrico já estruturado, e não como um gerador autónomo de soluções.</w:t>
-      </w:r>
-    </w:p>
-    <w:p>
-      <w:pPr>
-        <w:pStyle w:val="Normal"/>
-        <w:bidi w:val="0"/>
-        <w:jc w:val="left"/>
-        <w:rPr>
-          <w:lang w:val="pt-PT"/>
-        </w:rPr>
-      </w:pPr>
-      <w:r>
-        <w:rPr>
-          <w:lang w:val="pt-PT"/>
-        </w:rPr>
-        <w:t>A operacionalização desta lógica ocorre em dois objetos distintos. O primeiro é um vetor numérico de parâmetros geométricos, consumido diretamente pela interface e pelos modelos OpenSCAD. O segundo é um contexto semântico para a IA, que descreve a origem das medições, campos em falta, incerteza, valores atípicos, tolerâncias, hardware selecionado e notas sobre parâmetros derivados. Esta separação é importante porque impede confundir cálculo geométrico com raciocínio assistido: os parâmetros numéricos alimentam o modelo; o contexto semântico ajuda a IA a explicar, ponderar ou sugerir ajustes, mas não substitui as regras determinísticas que geram a geometria.</w:t>
-      </w:r>
-    </w:p>
-    <w:p>
-      <w:pPr>
-        <w:pStyle w:val="Normal"/>
-        <w:bidi w:val="0"/>
-        <w:jc w:val="left"/>
-        <w:rPr>
-          <w:lang w:val="pt-PT"/>
-        </w:rPr>
-      </w:pPr>
-      <w:r>
-        <w:rPr>
-          <w:lang w:val="pt-PT"/>
-        </w:rPr>
-        <w:t>No protótipo implementado, esta separação é materializada pela construção dinâmica do pedido enviado ao modelo de linguagem. O pedido inclui a descrição livre do paciente, o esquema vivo do modelo selecionado, os nomes exatos dos parâmetros, as legendas, os tipos, os limites e os valores correntes. Quando existe correspondência com um perfil populacional importado, inclui também as médias medidas desse grupo como referência explícita. Deste modo, a IA não infere valores num espaço aberto: opera dentro de uma gramática paramétrica previamente declarada, limitada pelo modelo ativo e sujeita a filtragem posterior pela aplicação.</w:t>
-      </w:r>
-    </w:p>
-    <w:p>
-      <w:pPr>
-        <w:pStyle w:val="Normal"/>
-        <w:bidi w:val="0"/>
-        <w:jc w:val="left"/>
-        <w:rPr>
-          <w:lang w:val="pt-PT"/>
-        </w:rPr>
-      </w:pPr>
-      <w:r>
-        <w:rPr>
-          <w:lang w:val="pt-PT"/>
-        </w:rPr>
-        <w:t>O apoio à decisão emerge precisamente desta capacidade de transformar dados de entrada em cenários comparáveis. Em vez de produzir uma única configuração apresentada como “ótima”, a integração da IA revela maior utilidade quando ajuda a explicitar compromissos entre robustez, leveza, amplitude de ajuste, rapidez de fabrico, facilidade de montagem e adequação anatómica. Esta lógica está alinhada com exemplos recentes de integração entre digitalização, modelação paramétrica, fabrico aditivo e sistemas inteligentes, como o trabalho de Romero et al. (2025) (#ref-da-silveira-romero-2025), ainda que aí a componente de IA esteja mais ligada ao controlo mioelétrico do que à sugestão paramétrica em ambiente web. A pertinência desse precedente reside menos na equivalência técnica direta e mais no facto de mostrar que a personalização digital e a camada inteligente podem coexistir no mesmo fluxo, desde que cada componente mantenha uma função claramente delimitada.</w:t>
-      </w:r>
-    </w:p>
-    <w:p>
-      <w:pPr>
-        <w:pStyle w:val="Normal"/>
-        <w:bidi w:val="0"/>
-        <w:jc w:val="left"/>
-        <w:rPr>
-          <w:lang w:val="pt-PT"/>
-        </w:rPr>
-      </w:pPr>
-      <w:r>
-        <w:rPr>
-          <w:lang w:val="pt-PT"/>
-        </w:rPr>
-        <w:t>É por isso que, nesta investigação, a personalização assistida por IA deve ser entendida como uma prática de human-in-the-loop. O sistema não procura substituir o protésico, o designer ou o utilizador informado, mas sim ampliar a sua capacidade de análise e de exploração. A IA pode sugerir configurações iniciais, organizar alternativas, sinalizar dependências entre parâmetros e tornar mais legíveis certas consequências projetuais; a aceitação final, porém, continua dependente de verificação técnica e de julgamento contextual. Deste modo, a parametrização assistida por IA não corresponde a uma automatização cega da personalização, mas a um mecanismo de apoio à decisão que atua sobre uma base geométrica explícita, rastreável e tecnicamente verificável.</w:t>
+        <w:t xml:space="preserve">A validação antropométrica assistida por IA realizada no sistema deve ser entendida como validação interna de plausibilidade e de coerência paramétrica, não como validação clínica da prótese final.  </w:t>
+      </w:r>
+      <w:r>
+        <w:rPr/>
+        <w:t>O objetivo consistiu em avaliar se uma descrição em linguagem natural, produzida por uma pessoa sem conhecimento especializado sobre medições da mão, poderia ser convertida num conjunto inicial de parâmetros anatómica e tecnicamente plausível. Esta formulação delimita o alcance da validação realizada: a plataforma permite verificar a conformidade com o esquema de parâmetros, os intervalos declarados, a proporcionalidade digital e a coerência de lateralidade, mas a demonstração de conforto, segurança, desempenho funcional ou adequação terapêutica exige avaliação técnica e clínica posterior.</w:t>
+      </w:r>
+    </w:p>
+    <w:p>
+      <w:pPr>
+        <w:pStyle w:val="Normal"/>
+        <w:bidi w:val="0"/>
+        <w:jc w:val="left"/>
+        <w:rPr>
+          <w:lang w:val="pt-PT"/>
+        </w:rPr>
+      </w:pPr>
+      <w:r>
+        <w:rPr>
+          <w:lang w:val="pt-PT"/>
+        </w:rPr>
+        <w:t xml:space="preserve">O ensaio foi estruturado a partir da cadeia funcional implementada na plataforma: descrição livre do caso, construção do pedido no </w:t>
+      </w:r>
+      <w:r>
+        <w:rPr>
+          <w:i/>
+          <w:iCs/>
+          <w:lang w:val="pt-PT"/>
+        </w:rPr>
+        <w:t>frontend</w:t>
+      </w:r>
+      <w:r>
+        <w:rPr>
+          <w:lang w:val="pt-PT"/>
+        </w:rPr>
+        <w:t xml:space="preserve"> com injeção do esquema vivo do modelo, chamada autenticada à rota de sugestão por IA, resposta JSON com valores paramétricos, filtragem de chaves desconhecidas e aplicação dos valores válidos aos controlos do modelo. Esta arquitetura tem uma consequência importante: a IA não trabalha sobre uma lista genérica de medidas, mas sobre os parâmetros efetivamente disponíveis no modelo ativo, incluindo nomes exatos, legendas, limites e valores correntes. Assim, a validação não incidiu apenas sobre os números sugeridos, mas também sobre a capacidade do fluxo de manter continuidade entre linguagem natural, estrutura antropométrica, interface e geração geométrica.</w:t>
+      </w:r>
+    </w:p>
+    <w:p>
+      <w:pPr>
+        <w:pStyle w:val="Normal"/>
+        <w:bidi w:val="0"/>
+        <w:jc w:val="left"/>
+        <w:rPr>
+          <w:lang w:val="pt-PT"/>
+        </w:rPr>
+      </w:pPr>
+      <w:r>
+        <w:rPr>
+          <w:lang w:val="pt-PT"/>
+        </w:rPr>
+        <w:t xml:space="preserve">Foram definidos cinco critérios de verificação. O primeiro foi a conformidade com o esquema: a saída deveria ser JSON válido, conter apenas nomes de parâmetros existentes e respeitar os limites mínimos e máximos declarados. O segundo foi a proporcionalidade dos dedos, exigindo uma ordenação anatómica plausível, com o dedo médio como referência mais longa, o dedo mínimo como mais curto e o polegar abaixo do comprimento do dedo médio. O terceiro foi a plausibilidade adulta, usando como referência os intervalos antropométricos canónicos já adotados no sistema. O quarto foi a adequação etária, sobretudo em perfis infantis ou adolescentes. </w:t>
+      </w:r>
+      <w:r>
+        <w:rPr/>
+        <w:t>O quinto critério foi a lateralidade em casos de amputação unilateral, verificando se o parâmetro responsável pela inversão lateral gerava a mão correspondente ao lado amputado, e não uma réplica da mão medida.</w:t>
+      </w:r>
+    </w:p>
+    <w:p>
+      <w:pPr>
+        <w:pStyle w:val="Normal"/>
+        <w:bidi w:val="0"/>
+        <w:jc w:val="left"/>
+        <w:rPr>
+          <w:lang w:val="pt-PT"/>
+        </w:rPr>
+      </w:pPr>
+      <w:commentRangeStart w:id="106"/>
+      <w:r>
+        <w:rPr>
+          <w:lang w:val="pt-PT"/>
+        </w:rPr>
+        <w:t>O primeiro conjunto experimental usou cinco perfis sintéticos descritos apenas por indicadores populacionais indiretos, como idade, sexo, altura, peso, país, envergadura ou constituição física, sem qualquer medição direta da mão. E</w:t>
+      </w:r>
+      <w:r>
+        <w:rPr>
+          <w:lang w:val="pt-PT"/>
+        </w:rPr>
+      </w:r>
+      <w:commentRangeEnd w:id="106"/>
+      <w:r>
+        <w:commentReference w:id="106"/>
+      </w:r>
+      <w:r>
+        <w:rPr>
+          <w:lang w:val="pt-PT"/>
+        </w:rPr>
+        <w:t xml:space="preserve">ste cenário corresponde ao caso de menor literacia técnica: o utilizador não sabe medir o membro superior e/ou mão com rigor, mas consegue fornecer informação demográfica geral. Nas cinco situações, a IA produziu valores dentro dos limites do modelo, manteve a ordem anatómica dos dedos e gerou dimensões compatíveis com a idade e a constituição descritas. </w:t>
+      </w:r>
+      <w:r>
+        <w:rPr/>
+        <w:t>A redução espontânea dos parâmetros relativos aos componentes mecânicos num perfil infantil também mostrou que o modelo de linguagem utilizou as legendas do esquema, e não apenas os nomes técnicos dos parâmetros.</w:t>
+      </w:r>
+    </w:p>
+    <w:p>
+      <w:pPr>
+        <w:pStyle w:val="Normal"/>
+        <w:bidi w:val="0"/>
+        <w:jc w:val="left"/>
+        <w:rPr>
+          <w:lang w:val="pt-PT"/>
+        </w:rPr>
+      </w:pPr>
+      <w:r>
+        <w:rPr>
+          <w:lang w:val="pt-PT"/>
+        </w:rPr>
+        <w:t>O segundo conjunto experimental avaliou três graus de detalhe dos dados de entrada em cenários de amputação unilateral. Num caso com medições completas da mão intacta, os valores fornecidos foram preservados e o sistema sugeriu a mão correspondente ao lado amputado.</w:t>
+      </w:r>
+    </w:p>
+    <w:p>
+      <w:pPr>
+        <w:pStyle w:val="Normal"/>
+        <w:bidi w:val="0"/>
+        <w:jc w:val="left"/>
+        <w:rPr>
+          <w:lang w:val="pt-PT"/>
+        </w:rPr>
+      </w:pPr>
+      <w:r>
+        <w:rPr>
+          <w:lang w:val="pt-PT"/>
+        </w:rPr>
+        <w:t xml:space="preserve">Num caso parcial, com apenas a largura da palma e dados demográficos, a medida fornecida foi mantida e as dimensões em falta foram estimadas de modo proporcional. Num caso apenas demográfico, a IA gerou um conjunto completo de medidas plausíveis. Nos três casos, a lateralidade sugerida foi correta. </w:t>
+      </w:r>
+      <w:r>
+        <w:rPr/>
+        <w:t>Este resultado é relevante porque mostra que a IA consegue ajustar a resposta à informação disponível: usa medições diretas quando existem, estima valores a partir de dados parciais e recorre a referências populacionais quando apenas existe uma descrição geral.</w:t>
+      </w:r>
+    </w:p>
+    <w:p>
+      <w:pPr>
+        <w:pStyle w:val="Normal"/>
+        <w:bidi w:val="0"/>
+        <w:jc w:val="left"/>
+        <w:rPr>
+          <w:lang w:val="pt-PT"/>
+        </w:rPr>
+      </w:pPr>
+      <w:r>
+        <w:rPr>
+          <w:lang w:val="pt-PT"/>
+        </w:rPr>
+        <w:t>Numa etapa posterior, a validação foi prolongada para além da resposta numérica, acompanhando o percurso completo até à exportação dos modelos nos formatos STL e 3MF, utilizados na preparação de ficheiros para impressão 3D.</w:t>
+      </w:r>
+    </w:p>
+    <w:p>
+      <w:pPr>
+        <w:pStyle w:val="Normal"/>
+        <w:bidi w:val="0"/>
+        <w:jc w:val="left"/>
+        <w:rPr>
+          <w:lang w:val="pt-PT"/>
+        </w:rPr>
+      </w:pPr>
+      <w:r>
+        <w:rPr>
+          <w:lang w:val="pt-PT"/>
+        </w:rPr>
+        <w:t>Nesta etapa, foram testadas descrições de utilizadores em três mãos ativas na plataforma — Flexy Beast, Paraglider Hand e UnLimbited Phoenix —, utilizando o fluxo real de sugestão por IA. O procedimento incluiu a aplicação dos parâmetros sugeridos, a exportação das geometrias e a medição das malhas resultantes.</w:t>
+      </w:r>
+    </w:p>
+    <w:p>
+      <w:pPr>
+        <w:pStyle w:val="Normal"/>
+        <w:bidi w:val="0"/>
+        <w:jc w:val="left"/>
+        <w:rPr>
+          <w:lang w:val="pt-PT"/>
+        </w:rPr>
+      </w:pPr>
+      <w:r>
+        <w:rPr>
+          <w:lang w:val="pt-PT"/>
+        </w:rPr>
+        <w:t>O objetivo d</w:t>
+      </w:r>
+      <w:r>
+        <w:rPr>
+          <w:lang w:val="pt-PT"/>
+        </w:rPr>
+        <w:commentReference w:id="107"/>
+      </w:r>
+      <w:r>
+        <w:rPr>
+          <w:lang w:val="pt-PT"/>
+        </w:rPr>
+        <w:t>esta etapa foi confirmar se a coerência paramétrica observada no JSON chegava efetivamente à geometria imprimível e se diferentes modelos respondiam de forma previsível aos mesmos perfis antropométricos.</w:t>
+      </w:r>
+    </w:p>
+    <w:p>
+      <w:pPr>
+        <w:pStyle w:val="Normal"/>
+        <w:bidi w:val="0"/>
+        <w:jc w:val="left"/>
+        <w:rPr>
+          <w:lang w:val="pt-PT"/>
+        </w:rPr>
+      </w:pPr>
+      <w:r>
+        <w:rPr>
+          <w:lang w:val="pt-PT"/>
+        </w:rPr>
+        <w:t>Os resultados devem, contudo, ser lidos com cautela. A execução documentada corresponde a uma amostra representativa, não a uma caracterização estatística completa da distribuição de saídas.</w:t>
+      </w:r>
+    </w:p>
+    <w:p>
+      <w:pPr>
+        <w:pStyle w:val="Normal"/>
+        <w:bidi w:val="0"/>
+        <w:jc w:val="left"/>
+        <w:rPr>
+          <w:lang w:val="pt-PT"/>
+        </w:rPr>
+      </w:pPr>
+      <w:r>
+        <w:rPr>
+          <w:lang w:val="pt-PT"/>
+        </w:rPr>
+        <w:t xml:space="preserve">A repetição do mesmo perfil produziu </w:t>
+      </w:r>
+      <w:r>
+        <w:rPr>
+          <w:lang w:val="pt-PT"/>
+        </w:rPr>
+        <w:t xml:space="preserve">pequenas </w:t>
+      </w:r>
+      <w:r>
+        <w:rPr>
+          <w:lang w:val="pt-PT"/>
+        </w:rPr>
+        <w:t>variações, na ordem de poucos milímetros, preservando as relações anatómicas essenciais e os limites do modelo. Esta variação confirma a natureza estocástica da componente de IA: mesmo perante o mesmo perfil, o sistema pode produzir respostas ligeiramente diferentes entre execuções sucessivas.</w:t>
+      </w:r>
+    </w:p>
+    <w:p>
+      <w:pPr>
+        <w:pStyle w:val="Normal"/>
+        <w:bidi w:val="0"/>
+        <w:jc w:val="left"/>
+        <w:rPr>
+          <w:lang w:val="pt-PT"/>
+        </w:rPr>
+      </w:pPr>
+      <w:r>
+        <w:rPr/>
+        <w:t>Observou-se também uma forma de variabilidade estrutural: em algumas execuções, certos parâmetros relativos aos componentes mecânicos foram devolvidos explicitamente; noutras, foram omitidos, mantendo-se o valor corrente do modelo. Ambas as respostas são aceitáveis segundo a especificação atual do sistema, mas reforçam a necessidade de avaliar propriedades estáveis, e não valores exatos isolados.</w:t>
+      </w:r>
+    </w:p>
+    <w:p>
+      <w:pPr>
+        <w:pStyle w:val="Normal"/>
+        <w:bidi w:val="0"/>
+        <w:jc w:val="left"/>
+        <w:rPr>
+          <w:lang w:val="pt-PT"/>
+        </w:rPr>
+      </w:pPr>
+      <w:r>
+        <w:rPr>
+          <w:lang w:val="pt-PT"/>
+        </w:rPr>
+        <w:t>A principal fragilidade identificada nas validações posteriores relaciona-se com a lateralidade da configuração protésica. Nos primeiros testes, baseados em descrições de casos de amputação unilateral, o sistema gerou corretamente a mão correspondente à situação descrita. Contudo, numa verificação posterior centrada no utilizador, com pedidos explícitos para uma mão esquerda, observou-se que a IA tendia a devolver sistematicamente o valor correspondente à mão direita.</w:t>
+      </w:r>
+    </w:p>
+    <w:p>
+      <w:pPr>
+        <w:pStyle w:val="Normal"/>
+        <w:bidi w:val="0"/>
+        <w:jc w:val="left"/>
+        <w:rPr>
+          <w:lang w:val="pt-PT"/>
+        </w:rPr>
+      </w:pPr>
+      <w:r>
+        <w:rPr>
+          <w:lang w:val="pt-PT"/>
+        </w:rPr>
+        <w:t>Esta fragilidade foi tratada como um risco de configuração com implicações na adequação funcional do modelo. Para a corrigir, a lateralidade passou a ser definida diretamente pela interface como uma condição determinística do sistema. O parâmetro correspondente foi identificado no esquema com a função role: "laterality", retirado do conjunto de valores que a IA pode sugerir e incluído no pedido como informação fixa. Caso a resposta da IA inclua novamente esse parâmetro, o sistema ignora-o durante a validação da resposta. Desta forma, a lateralidade da configuração protésica passa a ser controlada pela plataforma, em vez de depender da interpretação textual realizada pelo modelo de linguagem.</w:t>
+      </w:r>
+      <w:r>
+        <w:rPr/>
+        <w:t>A principal conclusão desta validação é que a IA pode facilitar o acesso à configuração paramétrica, ao transformar descrições incompletas e não técnicas em pontos de partida editáveis, coerentes e passíveis de verificação. Esta função só se torna metodologicamente defensável quando a sugestão permanece ancorada no esquema do modelo, limitada por intervalos definidos, filtrada pela interface e sujeita a revisão humana.</w:t>
+      </w:r>
+    </w:p>
+    <w:p>
+      <w:pPr>
+        <w:pStyle w:val="Normal"/>
+        <w:bidi w:val="0"/>
+        <w:jc w:val="left"/>
+        <w:rPr>
+          <w:lang w:val="pt-PT"/>
+        </w:rPr>
+      </w:pPr>
+      <w:r>
+        <w:rPr>
+          <w:lang w:val="pt-PT"/>
+        </w:rPr>
+        <w:t>Deste modo, a validação antropométrica assistida por IA contribui para reduzir a barreira inicial de configuração e para tornar a parametrização mais acessível, mas não substitui medição direta, avaliação técnica, prototipagem física nem validação clínica.</w:t>
       </w:r>
     </w:p>
     <w:p>
@@ -16105,7 +16375,7 @@
         <w:rPr>
           <w:lang w:val="pt-PT"/>
         </w:rPr>
-        <w:t>6.3 Validação antropométrica assistida por IA no sistema</w:t>
+        <w:t>6.4 Ajuste, validação e limitações éticas e técnicas</w:t>
       </w:r>
     </w:p>
     <w:p>
@@ -16136,227 +16406,49 @@
         <w:rPr>
           <w:lang w:val="pt-PT"/>
         </w:rPr>
-        <w:t>A validação antropométrica assistida por IA realizada no sistema deve ser entendida como validação interna de plausibilidade e de coerência paramétrica, não como validação clínica da prótese final. O objetivo foi verificar se uma pessoa sem conhecimento técnico de medições da mão poderia descrever um caso em linguagem comum e obter, como ponto de partida, um conjunto de parâmetros anatómica e tecnicamente plausível para o modelo Flexy Beast. Esta distinção é metodologicamente essencial: a plataforma consegue testar conformidade com o esquema, intervalos declarados, proporcionalidade digital e coerência de lateralidade, mas não consegue, por si só, provar conforto, segurança, desempenho funcional ou adequação terapêutica.</w:t>
-      </w:r>
-    </w:p>
-    <w:p>
-      <w:pPr>
-        <w:pStyle w:val="Normal"/>
-        <w:bidi w:val="0"/>
-        <w:jc w:val="left"/>
-        <w:rPr>
-          <w:lang w:val="pt-PT"/>
-        </w:rPr>
-      </w:pPr>
-      <w:r>
-        <w:rPr>
-          <w:lang w:val="pt-PT"/>
-        </w:rPr>
-        <w:t>O ensaio foi estruturado a partir da cadeia funcional implementada na plataforma: descrição livre do caso, construção do pedido no frontend com injeção do esquema vivo do modelo, chamada autenticada à rota de sugestão por IA, resposta JSON com valores paramétricos, filtragem de chaves desconhecidas e aplicação dos valores válidos aos controlos do modelo. Esta arquitetura tem uma consequência importante: a IA não trabalha sobre uma lista genérica de medidas, mas sobre os parâmetros efetivamente disponíveis no modelo ativo, incluindo nomes exatos, legendas, limites e valores correntes. Assim, a validação não incidiu apenas sobre os números sugeridos, mas também sobre a capacidade do fluxo de manter continuidade entre linguagem natural, estrutura antropométrica, interface e geração geométrica.</w:t>
-      </w:r>
-    </w:p>
-    <w:p>
-      <w:pPr>
-        <w:pStyle w:val="Normal"/>
-        <w:bidi w:val="0"/>
-        <w:jc w:val="left"/>
-        <w:rPr>
-          <w:lang w:val="pt-PT"/>
-        </w:rPr>
-      </w:pPr>
-      <w:r>
-        <w:rPr>
-          <w:lang w:val="pt-PT"/>
-        </w:rPr>
-        <w:t>Foram definidos cinco critérios de verificação. O primeiro foi a conformidade com o esquema: a saída deveria ser JSON válido, conter apenas nomes de parâmetros existentes e respeitar os limites mínimos e máximos declarados. O segundo foi a proporcionalidade dos dedos, exigindo uma ordenação anatómica plausível, com o dedo médio como referência mais longa, o dedo mínimo como mais curto e o polegar abaixo do comprimento do dedo médio. O terceiro foi a plausibilidade adulta, usando como referência os intervalos antropométricos canónicos já adotados no sistema. O quarto foi a adequação etária, sobretudo em perfis infantis ou adolescentes. O quinto foi a lateralidade em casos de amputação unilateral, verificando se o parâmetro de espelhamento produzia a mão do lado amputado e não uma cópia do lado medido.</w:t>
-      </w:r>
-    </w:p>
-    <w:p>
-      <w:pPr>
-        <w:pStyle w:val="Normal"/>
-        <w:bidi w:val="0"/>
-        <w:jc w:val="left"/>
-        <w:rPr>
-          <w:lang w:val="pt-PT"/>
-        </w:rPr>
-      </w:pPr>
-      <w:r>
-        <w:rPr>
-          <w:lang w:val="pt-PT"/>
-        </w:rPr>
-        <w:t>O primeiro conjunto experimental usou cinco perfis sintéticos descritos apenas por indicadores populacionais indiretos, como idade, sexo, altura, peso, país, envergadura ou constituição física, sem qualquer medição direta da mão. Este cenário é relevante porque corresponde ao caso de menor literacia técnica: o utilizador não sabe medir a mão com rigor, mas consegue fornecer informação demográfica geral. Nas cinco situações, a IA produziu valores dentro dos limites do modelo, manteve a ordem anatómica dos dedos e gerou dimensões compatíveis com a idade e a constituição descritas. A redução espontânea de parâmetros de hardware num perfil infantil também mostrou que o modelo de linguagem usou as legendas do esquema, e não apenas os nomes técnicos dos parâmetros.</w:t>
-      </w:r>
-    </w:p>
-    <w:p>
-      <w:pPr>
-        <w:pStyle w:val="Normal"/>
-        <w:bidi w:val="0"/>
-        <w:jc w:val="left"/>
-        <w:rPr>
-          <w:lang w:val="pt-PT"/>
-        </w:rPr>
-      </w:pPr>
-      <w:r>
-        <w:rPr>
-          <w:lang w:val="pt-PT"/>
-        </w:rPr>
-        <w:t>O segundo conjunto experimental avaliou três níveis de riqueza de entrada em cenários de amputação unilateral. Num caso com medições completas da mão intacta, os valores fornecidos foram preservados de forma literal e o sistema sugeriu a mão oposta. Num caso parcial, com apenas a largura da palma e dados demográficos, a medida fornecida foi mantida e as dimensões em falta foram estimadas de modo proporcional. Num caso apenas demográfico, a IA gerou um conjunto completo de medidas plausíveis. Nos três casos, a lateralidade sugerida foi correta. Este resultado é relevante porque mostra que a IA consegue degradar o comportamento de forma gradual: usa medições diretas quando existem, ancora estimativas em dados parciais e recorre a normas populacionais quando só há descrição geral.</w:t>
-      </w:r>
-    </w:p>
-    <w:p>
-      <w:pPr>
-        <w:pStyle w:val="Normal"/>
-        <w:bidi w:val="0"/>
-        <w:jc w:val="left"/>
-        <w:rPr>
-          <w:lang w:val="pt-PT"/>
-        </w:rPr>
-      </w:pPr>
-      <w:r>
-        <w:rPr>
-          <w:lang w:val="pt-PT"/>
-        </w:rPr>
-        <w:t>Numa etapa posterior, a validação foi prolongada para além da resposta numérica, acompanhando o percurso completo até à exportação STL. Esta verificação intermodelos aplicou descrições de pacientes a três mãos ativas na plataforma — Flexy Beast, Paraglider Hand e UnLimbited Phoenix —, acionou o fluxo real de sugestão por IA, aplicou os parâmetros, exportou as geometrias e mediu as malhas resultantes. O objetivo desta etapa foi confirmar se a coerência paramétrica observada no JSON chegava efetivamente à geometria imprimível e se diferentes modelos respondiam de forma previsível aos mesmos perfis antropométricos.</w:t>
-      </w:r>
-    </w:p>
-    <w:p>
-      <w:pPr>
-        <w:pStyle w:val="Normal"/>
-        <w:bidi w:val="0"/>
-        <w:jc w:val="left"/>
-        <w:rPr>
-          <w:lang w:val="pt-PT"/>
-        </w:rPr>
-      </w:pPr>
-      <w:r>
-        <w:rPr>
-          <w:lang w:val="pt-PT"/>
-        </w:rPr>
-        <w:t>Os resultados devem, contudo, ser lidos com cautela. A execução documentada corresponde a uma amostra representativa, não a uma caracterização estatística completa da distribuição de saídas. A repetição do mesmo perfil produziu variações pequenas, na ordem de poucos milímetros, preservando os invariantes anatómicos e os limites do modelo; ainda assim, essa variabilidade confirma que a componente de IA é estocástica. Também se observou uma forma de variabilidade estrutural: em algumas execuções, certos parâmetros de hardware foram emitidos explicitamente; noutras, foram omitidos, deixando o valor corrente do modelo. Ambas as respostas são aceitáveis no contrato atual, mas reforçam a necessidade de avaliar propriedades invariantes, e não valores exatos isolados.</w:t>
-      </w:r>
-    </w:p>
-    <w:p>
-      <w:pPr>
-        <w:pStyle w:val="Normal"/>
-        <w:bidi w:val="0"/>
-        <w:jc w:val="left"/>
-        <w:rPr>
-          <w:lang w:val="pt-PT"/>
-        </w:rPr>
-      </w:pPr>
-      <w:r>
-        <w:rPr>
-          <w:lang w:val="pt-PT"/>
-        </w:rPr>
-        <w:t xml:space="preserve">A principal fragilidade identificada nas validações posteriores prende-se com a lateralidade. Embora os primeiros ensaios de amputação unilateral tenham produzido o lado correto, a verificação UCD com pedidos explícitos de mão esquerda mostrou que a IA tendia a emitir sistematicamente o valor correspondente à mão direita. Esta falha foi tratada como risco de segurança e corrigida na arquitetura: a lateralidade passou a ser uma escolha determinística da interface, marcada nos parâmetros com </w:t>
-      </w:r>
-      <w:r>
-        <w:rPr>
-          <w:rFonts w:ascii="Consolas" w:hAnsi="Consolas"/>
-          <w:sz w:val="20"/>
-          <w:lang w:val="pt-PT"/>
-        </w:rPr>
-        <w:t>role: "laterality"</w:t>
-      </w:r>
-      <w:r>
-        <w:rPr>
-          <w:lang w:val="pt-PT"/>
-        </w:rPr>
-        <w:t>, excluída da lista de valores sugeridos pela IA, injetada no pedido como facto fixo e descartada defensivamente caso surja na resposta do modelo. Assim, o lado da prótese deixa de depender de inferência linguística e passa a ser uma restrição controlada pelo sistema.</w:t>
-      </w:r>
-    </w:p>
-    <w:p>
-      <w:pPr>
-        <w:pStyle w:val="Normal"/>
-        <w:bidi w:val="0"/>
-        <w:jc w:val="left"/>
-        <w:rPr>
-          <w:lang w:val="pt-PT"/>
-        </w:rPr>
-      </w:pPr>
-      <w:r>
-        <w:rPr>
-          <w:lang w:val="pt-PT"/>
-        </w:rPr>
-        <w:t>A principal conclusão desta validação é que a IA pode cumprir uma função útil de acessibilidade paramétrica: transformar descrições incompletas e não técnicas em pontos de partida editáveis, coerentes e auditáveis. No entanto, a sua utilidade depende da arquitetura que a contém. A sugestão só é metodologicamente defensável porque está ancorada no esquema do modelo, limitada por intervalos, filtrada pela interface e sujeita a revisão humana. Deste modo, a validação antropométrica assistida por IA contribui para reduzir a barreira inicial de configuração e para tornar a parametrização mais acessível, mas não substitui medição direta, avaliação técnica, prototipagem física nem validação clínica.</w:t>
-      </w:r>
-    </w:p>
-    <w:p>
-      <w:pPr>
-        <w:pStyle w:val="Normal"/>
-        <w:bidi w:val="0"/>
-        <w:jc w:val="left"/>
-        <w:rPr>
-          <w:lang w:val="pt-PT"/>
-        </w:rPr>
-      </w:pPr>
-      <w:r>
-        <w:rPr>
-          <w:lang w:val="pt-PT"/>
-        </w:rPr>
-      </w:r>
-    </w:p>
-    <w:p>
-      <w:pPr>
-        <w:pStyle w:val="Heading3"/>
-        <w:bidi w:val="0"/>
-        <w:jc w:val="left"/>
-        <w:rPr>
-          <w:lang w:val="pt-PT"/>
-        </w:rPr>
-      </w:pPr>
-      <w:r>
-        <w:rPr>
-          <w:lang w:val="pt-PT"/>
-        </w:rPr>
-        <w:t>6.4 Ajuste, validação e limitações éticas e técnicas</w:t>
-      </w:r>
-    </w:p>
-    <w:p>
-      <w:pPr>
-        <w:pStyle w:val="Heading3"/>
-        <w:bidi w:val="0"/>
-        <w:jc w:val="left"/>
-        <w:rPr>
-          <w:lang w:val="pt-PT"/>
-        </w:rPr>
-      </w:pPr>
-      <w:r>
-        <w:rPr>
-          <w:lang w:val="pt-PT"/>
-        </w:rPr>
-      </w:r>
-    </w:p>
-    <w:p>
-      <w:pPr>
-        <w:pStyle w:val="Normal"/>
-        <w:bidi w:val="0"/>
-        <w:jc w:val="left"/>
-        <w:rPr>
-          <w:lang w:val="pt-PT"/>
-        </w:rPr>
-      </w:pPr>
-      <w:r>
-        <w:rPr>
-          <w:lang w:val="pt-PT"/>
-        </w:rPr>
-        <w:t>A introdução de IA num sistema deste tipo exige distinguir claramente entre sugestão paramétrica, ajuste efetivo e validação final. Uma recomendação produzida por um modelo de IA pode ser útil como ponto de partida, mas não equivale a uma prova de adequação funcional, de conforto ergonómico ou de segurança estrutural. O ajuste real de uma prótese depende sempre de confirmação em contexto técnico e, idealmente, de iterações de teste, observação e refinamento. Por essa razão, as saídas da IA devem ser entendidas como hipóteses operativas sujeitas a validação posterior, e não como prescrições definitivas.</w:t>
-      </w:r>
-    </w:p>
-    <w:p>
-      <w:pPr>
-        <w:pStyle w:val="Normal"/>
-        <w:bidi w:val="0"/>
-        <w:jc w:val="left"/>
-        <w:rPr>
-          <w:lang w:val="pt-PT"/>
-        </w:rPr>
-      </w:pPr>
-      <w:r>
-        <w:rPr>
-          <w:lang w:val="pt-PT"/>
-        </w:rPr>
-        <w:t>Do ponto de vista técnico, subsistem limitações significativas. A IA pode produzir sugestões plausíveis, mas inadequadas para casos extremos, perfis antropométricos pouco representados ou combinações paramétricas fora da distribuição esperada. Pode também introduzir inconsistências difíceis de detetar se a sua saída não for confrontada com restrições geométricas, limites de fabrico e critérios funcionais explícitos. Assim, a integração robusta da IA depende da existência de salvaguardas no próprio sistema: limites paramétricos, validação de intervalos, verificação de coerência entre módulos, comparação entre alternativas e supervisão humana capaz de identificar quando uma sugestão é tecnicamente infundada ou insuficientemente justificada. Esta necessidade de enquadramento crítico é coerente com a literatura sobre explicabilidade e responsabilidade no design assistido por IA, que sublinha a importância de não tratar o modelo algorítmico como uma caixa-preta autojustificada (Panchal et al., 2019 (#ref-panchal-2019); Yüksel et al., 2023 (#ref-yuksel-2023)).</w:t>
+        <w:t xml:space="preserve">A introdução de IA num sistema </w:t>
+      </w:r>
+      <w:r>
+        <w:rPr>
+          <w:lang w:val="pt-PT"/>
+        </w:rPr>
+        <w:t>como o proposto</w:t>
+      </w:r>
+      <w:r>
+        <w:rPr>
+          <w:lang w:val="pt-PT"/>
+        </w:rPr>
+        <w:t xml:space="preserve"> exige distinguir claramente entre sugestão paramétrica, ajuste efetivo e validação final. Uma recomendação produzida por um modelo de IA pode ser útil como ponto de partida, mas não equivale a uma prova de adequação funcional, de conforto ergonómico ou de segurança estrutural. O ajuste real de uma prótese depende sempre de confirmação em contexto técnico e, idealmente, de iterações de teste, observação e refinamento. </w:t>
+      </w:r>
+      <w:r>
+        <w:rPr/>
+        <w:t>Por essa razão, os valores sugeridos pela IA devem ser entendidos como hipóteses operativas sujeitas a validação posterior, e não como prescrições definitivas.</w:t>
+      </w:r>
+    </w:p>
+    <w:p>
+      <w:pPr>
+        <w:pStyle w:val="Normal"/>
+        <w:bidi w:val="0"/>
+        <w:jc w:val="left"/>
+        <w:rPr>
+          <w:lang w:val="pt-PT"/>
+        </w:rPr>
+      </w:pPr>
+      <w:r>
+        <w:rPr>
+          <w:lang w:val="pt-PT"/>
+        </w:rPr>
+        <w:t xml:space="preserve">Do ponto de vista técnico, subsistem limitações significativas. A IA pode produzir sugestões plausíveis, mas inadequadas para casos extremos, perfis antropométricos pouco representados ou combinações paramétricas fora da distribuição esperada. Pode também introduzir inconsistências difíceis de detetar se a sua saída não for confrontada com restrições geométricas, limites de fabrico e critérios funcionais explícitos. </w:t>
+      </w:r>
+      <w:r>
+        <w:rPr/>
+        <w:t>Assim, a integração robusta da IA depende da existência de salvaguardas incorporadas no próprio sistema, incluindo limites paramétricos, validação de intervalos, verificação de coerência entre módulos, comparação entre alternativas e supervisão humana capaz de identificar sugestões tecnicamente infundadas ou insuficientemente justificadas. Esta necessidade de enquadramento crítico é coerente com a literatura sobre responsabilidade no design assistido por IA, que sublinha a importância de compreender os dados considerados, os critérios aplicados e os limites das sugestões produzidas pelo modelo.</w:t>
+      </w:r>
+      <w:r>
+        <w:rPr>
+          <w:lang w:val="pt-PT"/>
+        </w:rPr>
+        <w:t>(Panchal et al., 2019 (#ref-panchal-2019); Yüksel et al., 2023 (#ref-yuksel-2023)).</w:t>
       </w:r>
     </w:p>
     <w:p>
@@ -16388,6 +16480,19 @@
         <w:rPr>
           <w:lang w:val="pt-PT"/>
         </w:rPr>
+      </w:r>
+    </w:p>
+    <w:p>
+      <w:pPr>
+        <w:pStyle w:val="Normal"/>
+        <w:bidi w:val="0"/>
+        <w:jc w:val="left"/>
+        <w:rPr>
+          <w:lang w:val="pt-PT"/>
+        </w:rPr>
+      </w:pPr>
+      <w:r>
+        <w:rPr/>
         <w:drawing>
           <wp:inline distT="0" distB="0" distL="0" distR="0">
             <wp:extent cx="5715000" cy="2000250"/>
@@ -16441,6 +16546,21 @@
         <w:rPr>
           <w:lang w:val="pt-PT"/>
         </w:rPr>
+      </w:r>
+    </w:p>
+    <w:p>
+      <w:pPr>
+        <w:pStyle w:val="Normal"/>
+        <w:bidi w:val="0"/>
+        <w:jc w:val="left"/>
+        <w:rPr>
+          <w:lang w:val="pt-PT"/>
+        </w:rPr>
+      </w:pPr>
+      <w:r>
+        <w:rPr>
+          <w:lang w:val="pt-PT"/>
+        </w:rPr>
         <w:t>Figura 6.1 — Relação entre desafios de explicabilidade e princípios de IA responsável.</w:t>
       </w:r>
     </w:p>
@@ -16457,7 +16577,13 @@
         <w:rPr>
           <w:lang w:val="pt-PT"/>
         </w:rPr>
-        <w:t xml:space="preserve">Fonte original (APA 7): Barredo Arrieta, A., Díaz-Rodríguez, N., Del Ser, J., Bennetot, A., Tabik, S., Barbado, A., García, S., Gil-López, S., Molina, D., Benjamins, R., Chatila, R., &amp; Herrera, F. (2020). Explainable Artificial Intelligence (XAI): Concepts, taxonomies, opportunities and challenges toward responsible AI. Information Fusion, 58, 82-115. </w:t>
+        <w:t>Adaptação de</w:t>
+      </w:r>
+      <w:r>
+        <w:rPr>
+          <w:lang w:val="pt-PT"/>
+        </w:rPr>
+        <w:t xml:space="preserve"> Barredo Arrieta, A., Díaz-Rodríguez, N., Del Ser, J., Bennetot, A., Tabik, S., Barbado, A., García, S., Gil-López, S., Molina, D., Benjamins, R., Chatila, R., &amp; Herrera, F. (2020). Explainable Artificial Intelligence (XAI): Concepts, taxonomies, opportunities and challenges toward responsible AI. Information Fusion, 58, 82-115. </w:t>
       </w:r>
       <w:hyperlink r:id="rId27">
         <w:r>
@@ -16497,7 +16623,39 @@
         <w:rPr>
           <w:lang w:val="pt-PT"/>
         </w:rPr>
-        <w:t>As limitações éticas são igualmente centrais. Num domínio associado a dispositivos personalizados e potencialmente sensíveis, importa evitar a recolha excessiva de dados, a exposição desnecessária de informação pessoal e a falsa perceção de objetividade algorítmica. Mesmo quando o sistema trabalha com dados antropométricos não clínicos ou em cenários experimentais, a sua arquitetura deve assumir princípios de minimização de dados, controlo de acesso e transparência quanto ao papel efetivo da IA. O utilizador deve compreender que está perante um sistema de apoio à decisão e não perante uma autoridade clínica autónoma. Esta clareza é essencial para evitar deslocamentos indevidos de responsabilidade e definir corretamente o escopo da ferramenta.</w:t>
+        <w:t>As limitações éticas assumem particular relevância num domínio associado a dispositivos personalizados e potencialmente sensíveis, exigindo atenção à recolha excessiva de dados, à exposição desnecessária de informação pessoal e ao risco de aceitar sugestões algorítmicas como se fossem neutras ou automaticamente válidas.</w:t>
+      </w:r>
+    </w:p>
+    <w:p>
+      <w:pPr>
+        <w:pStyle w:val="Normal"/>
+        <w:bidi w:val="0"/>
+        <w:jc w:val="left"/>
+        <w:rPr>
+          <w:lang w:val="pt-PT"/>
+        </w:rPr>
+      </w:pPr>
+      <w:r>
+        <w:rPr>
+          <w:lang w:val="pt-PT"/>
+        </w:rPr>
+        <w:t>Mesmo quando a plataforma utiliza apenas dados antropométricos não clínicos ou cenários experimentais, a sua arquitetura deve limitar a recolha ao necessário, controlar quem pode aceder às configurações e explicitar que a IA atua como apoio à configuração, e não como autoridade técnica ou clínica.</w:t>
+      </w:r>
+    </w:p>
+    <w:p>
+      <w:pPr>
+        <w:pStyle w:val="Normal"/>
+        <w:bidi w:val="0"/>
+        <w:jc w:val="left"/>
+        <w:rPr>
+          <w:lang w:val="pt-PT"/>
+        </w:rPr>
+      </w:pPr>
+      <w:r>
+        <w:rPr>
+          <w:lang w:val="pt-PT"/>
+        </w:rPr>
+        <w:t>A plataforma deve comunicar de forma clara que a IA desempenha uma função de apoio à decisão no processo de configuração, sem assumir autoridade clínica ou validar autonomamente a adequação da prótese. Esta delimitação é essencial para evitar deslocamentos indevidos de responsabilidade e para definir corretamente o âmbito da ferramenta</w:t>
       </w:r>
     </w:p>
     <w:p>
@@ -16580,97 +16738,189 @@
     </w:p>
     <w:p>
       <w:pPr>
-        <w:pStyle w:val="Normal"/>
-        <w:bidi w:val="0"/>
-        <w:jc w:val="left"/>
-        <w:rPr>
-          <w:lang w:val="pt-PT"/>
-        </w:rPr>
-      </w:pPr>
-      <w:r>
-        <w:rPr>
-          <w:lang w:val="pt-PT"/>
-        </w:rPr>
-      </w:r>
-    </w:p>
-    <w:p>
-      <w:pPr>
-        <w:pStyle w:val="Normal"/>
-        <w:bidi w:val="0"/>
-        <w:jc w:val="left"/>
-        <w:rPr>
-          <w:lang w:val="pt-PT"/>
-        </w:rPr>
-      </w:pPr>
-      <w:r>
-        <w:rPr>
-          <w:lang w:val="pt-PT"/>
-        </w:rPr>
-        <w:t>A estratégia de interação da plataforma foi definida a partir de um problema central: tornar utilizável um sistema de modelação paramétrica baseado em código sem expor o utilizador à complexidade direta do OpenSCAD. Em vez de apresentar a lógica algorítmica do modelo como interface principal, a aplicação organiza a interação em torno de ações reconhecíveis e progressivas, como selecionar um modelo, introduzir dados antropométricos, ajustar parâmetros, observar o resultado e guardar versões. Esta opção traduz uma decisão de UI/UX deliberada: a interface não procura ocultar a natureza técnica do sistema, mas reconfigurá-la em operações compreensíveis, sequenciais e verificáveis, em linha com abordagens que privilegiam a clareza do onboarding, a navegação guiada e a redução da carga interpretativa em plataformas de personalização protésica (Colombo et al., 2015 (#ref-colombo-2015); Peixoto et al., 2025 (#ref-peixoto-2025)).</w:t>
-      </w:r>
-    </w:p>
-    <w:p>
-      <w:pPr>
-        <w:pStyle w:val="Normal"/>
-        <w:bidi w:val="0"/>
-        <w:jc w:val="left"/>
-        <w:rPr>
-          <w:lang w:val="pt-PT"/>
-        </w:rPr>
-      </w:pPr>
-      <w:r>
-        <w:rPr>
-          <w:lang w:val="pt-PT"/>
-        </w:rPr>
-        <w:t>Do ponto de vista estrutural, a interface assenta numa lógica de composição modular e orientada por tarefa. O utilizador não enfrenta um ambiente tridimensional aberto nem um editor de código, mas sim um conjunto de módulos de interação cuja organização corresponde a etapas reconhecíveis do processo de configuração. A seleção do modelo funciona como ponto de entrada; os parâmetros surgem depois como elementos editáveis com correspondência direta a propriedades geométricas; a visualização tridimensional atua como mecanismo de feedback contínuo; e as ações de guardar, recuperar ou exportar prolongam o processo para além do momento de configuração imediata. Esta organização procura reduzir carga cognitiva, evitar navegação errática e manter uma relação legível entre intenção, ação e consequência formal. A literatura revisada sugere precisamente que sistemas de configuração mais eficazes tendem a separar a visualização, o ajuste e a validação em camadas de interação mais inteligíveis, quer em plataformas web orientadas ao utilizador final, quer em interfaces destinadas a profissionais de ajuste protésico (Peixoto et al., 2025 (#ref-peixoto-2025); Quintero et al., 2018 (#ref-quintero-2018)).</w:t>
-      </w:r>
-    </w:p>
-    <w:p>
-      <w:pPr>
-        <w:pStyle w:val="Normal"/>
-        <w:bidi w:val="0"/>
-        <w:jc w:val="left"/>
-        <w:rPr>
-          <w:lang w:val="pt-PT"/>
-        </w:rPr>
-      </w:pPr>
-      <w:r>
-        <w:rPr>
-          <w:lang w:val="pt-PT"/>
-        </w:rPr>
-        <w:t>Uma decisão particularmente relevante reside na forma como a interface traduz a lógica paramétrica em linguagem operacional. Cada controlo não representa apenas um valor numérico isolado, mas também um ponto de acesso a relações geométricas que permanecem definidas no modelo. Em termos de UI/UX, isto significa que a plataforma deve tornar editável apenas o que pode ser interpretado, observado e, idealmente, revisto de forma responsável. A estratégia de interação não consiste, portanto, em maximizar liberdade aparente, mas em expor uma parte controlada do espaço de variação. Esta contenção é importante porque, em sistemas configuráveis aplicados a próteses, excesso de liberdade pode gerar combinações pouco inteligíveis, tecnicamente frágeis ou difíceis de validar. A interface atua como filtro e mediadora: aumenta a acessibilidade sem comprometer a coerência interna do modelo paramétrico.</w:t>
-      </w:r>
-    </w:p>
-    <w:p>
-      <w:pPr>
-        <w:pStyle w:val="Normal"/>
-        <w:bidi w:val="0"/>
-        <w:jc w:val="left"/>
-        <w:rPr>
-          <w:lang w:val="pt-PT"/>
-        </w:rPr>
-      </w:pPr>
-      <w:r>
-        <w:rPr>
-          <w:lang w:val="pt-PT"/>
-        </w:rPr>
-        <w:t>Outra decisão relevante diz respeito à articulação entre a edição paramétrica e a pré-visualização. A renderização local via WebAssembly permite que a resposta visual decorra da própria lógica geométrica do sistema, e não de imagens estáticas ou de simplificações visuais desconexas do modelo. Em termos de experiência, isto reforça a sensação de continuidade entre o controlo paramétrico e a forma observada. Ao mesmo tempo, o uso de Web Workers protege a interface de bloqueios excessivos durante operações mais pesadas, contribuindo para uma interação mais estável e previsível. A experiência não é instantânea em todos os casos, mas a arquitetura foi concebida para que os tempos de espera sejam compreendidos como parte do processamento geométrico real, e não como uma falha arbitrária da interface. A importância deste feedback iterativo, da visualização em tempo real e de formas de manipulação mais naturais é coerente com trabalhos que articulam configuração assistida, visualização e ajuste progressivo em contextos protésicos, ainda que, muitas vezes, fora de plataformas web puras (Abbas Alili et al., 2023; Colombo et al., 2015 (#ref-colombo-2015); Peixoto et al., 2025 (#ref-peixoto-2025)).</w:t>
-      </w:r>
-    </w:p>
-    <w:p>
-      <w:pPr>
-        <w:pStyle w:val="Normal"/>
-        <w:bidi w:val="0"/>
-        <w:jc w:val="left"/>
-        <w:rPr>
-          <w:lang w:val="pt-PT"/>
-        </w:rPr>
-      </w:pPr>
-      <w:r>
-        <w:rPr>
-          <w:lang w:val="pt-PT"/>
-        </w:rPr>
-        <w:t>Em termos de linguagem visual e de uso, a plataforma privilegia a clareza funcional em relação à exuberância formal. Isto é coerente com o contexto do projeto: trata-se de uma ferramenta de configuração protésica, não de um configurador lúdico ou promocional. Assim, as decisões de UI/UX visam favorecer a legibilidade, a consistência entre os controlos, a previsibilidade das ações e a rastreabilidade das alterações. O valor da interface não reside apenas na aparência, mas na sua capacidade de mediar, com o mínimo de ambiguidade possível, a passagem entre os dados do utilizador, as regras paramétricas, a assistência algorítmica e o resultado tridimensional. Essa necessidade de clareza torna-se ainda mais evidente quando a literatura sobre próteses inteligentes sublinha a importância de equilibrar a autonomia do utilizador, os mecanismos de supervisão e a diferenciação de permissões entre utilizadores e profissionais (Bai et al., 2024 (#ref-bai-2024); Quintero et al., 2018 (#ref-quintero-2018)).</w:t>
+        <w:pStyle w:val="Heading3"/>
+        <w:bidi w:val="0"/>
+        <w:jc w:val="left"/>
+        <w:rPr>
+          <w:lang w:val="pt-PT"/>
+        </w:rPr>
+      </w:pPr>
+      <w:r>
+        <w:rPr>
+          <w:lang w:val="pt-PT"/>
+        </w:rPr>
+      </w:r>
+    </w:p>
+    <w:p>
+      <w:pPr>
+        <w:pStyle w:val="Normal"/>
+        <w:bidi w:val="0"/>
+        <w:jc w:val="left"/>
+        <w:rPr>
+          <w:lang w:val="pt-PT"/>
+        </w:rPr>
+      </w:pPr>
+      <w:r>
+        <w:rPr>
+          <w:lang w:val="pt-PT"/>
+        </w:rPr>
+        <w:t>O ponto de partida desta secção é a necessidade de tornar acessível, através da interface, um sistema de modelação paramétrica baseado em código. A plataforma procura traduzir essa complexidade técnica em operações compreensíveis, permitindo selecionar modelos, introduzir dados antropométricos, ajustar parâmetros, observar resultados e guardar configurações sem exigir contacto direto com a estrutura interna do código.</w:t>
+      </w:r>
+      <w:r>
+        <w:rPr/>
+        <w:t>Em vez de exigir contacto direto com a estrutura interna do modelo, a aplicação organiza a interação em torno de ações reconhecíveis e progressivas, como selecionar um modelo, introduzir dados antropométricos, ajustar parâmetros, observar o resultado e guardar configurações.</w:t>
+      </w:r>
+    </w:p>
+    <w:p>
+      <w:pPr>
+        <w:pStyle w:val="Normal"/>
+        <w:bidi w:val="0"/>
+        <w:jc w:val="left"/>
+        <w:rPr>
+          <w:lang w:val="pt-PT"/>
+        </w:rPr>
+      </w:pPr>
+      <w:r>
+        <w:rPr>
+          <w:lang w:val="pt-PT"/>
+        </w:rPr>
+        <w:t>Esta opção traduz uma decisão deliberada de desenho da interface: a plataforma não procura ocultar a natureza técnica do sistema, mas reorganizá-la em operações compreensíveis, sequenciais e verificáveis. Esta abordagem aproxima-se de modelos que valorizam a orientação inicial do utilizador no contacto com a plataforma, a navegação guiada e a redução da carga interpretativa em processos de personalização protésica (Colombo et al., 2015 (#ref-colombo-2015); Peixoto et al., 2025 (#ref-peixoto-2025)).</w:t>
+      </w:r>
+    </w:p>
+    <w:p>
+      <w:pPr>
+        <w:pStyle w:val="Normal"/>
+        <w:bidi w:val="0"/>
+        <w:jc w:val="left"/>
+        <w:rPr>
+          <w:lang w:val="pt-PT"/>
+        </w:rPr>
+      </w:pPr>
+      <w:r>
+        <w:rPr>
+          <w:lang w:val="pt-PT"/>
+        </w:rPr>
+        <w:t xml:space="preserve">Do ponto de vista estrutural, a interface assenta numa lógica de composição modular e orientada por tarefa. O utilizador não enfrenta um ambiente tridimensional aberto nem um editor de código, mas sim um conjunto de módulos de interação cuja organização corresponde a etapas reconhecíveis do processo de configuração. A seleção do modelo funciona como ponto de entrada; os parâmetros surgem depois como elementos editáveis com correspondência direta a propriedades geométricas; a visualização tridimensional atua como mecanismo de </w:t>
+      </w:r>
+      <w:r>
+        <w:rPr>
+          <w:i/>
+          <w:iCs/>
+          <w:lang w:val="pt-PT"/>
+        </w:rPr>
+        <w:t>feedback</w:t>
+      </w:r>
+      <w:r>
+        <w:rPr>
+          <w:lang w:val="pt-PT"/>
+        </w:rPr>
+        <w:t xml:space="preserve"> contínuo; e as ações de guardar, recuperar ou exportar prolongam o processo para além do momento de configuração imediata. Esta organização procura reduzir carga cognitiva, evitar navegação errática e manter uma relação legível entre intenção, ação e consequência formal. </w:t>
+      </w:r>
+      <w:r>
+        <w:rPr/>
+        <w:t>Os estudos analisados sugerem que os sistemas de configuração mais eficazes distinguem visualização, ajuste e validação em camadas de interação claras, tanto em plataformas web orientadas para o utilizador final como em interfaces destinadas a profissionais responsáveis pelo ajuste protésico (Peixoto et al., 2025 (#ref-peixoto-2025); Quintero et al., 2018 (#ref-quintero-2018)).</w:t>
+      </w:r>
+    </w:p>
+    <w:p>
+      <w:pPr>
+        <w:pStyle w:val="Normal"/>
+        <w:bidi w:val="0"/>
+        <w:jc w:val="left"/>
+        <w:rPr>
+          <w:lang w:val="pt-PT"/>
+        </w:rPr>
+      </w:pPr>
+      <w:r>
+        <w:rPr>
+          <w:lang w:val="pt-PT"/>
+        </w:rPr>
+        <w:t xml:space="preserve">Uma decisão particularmente relevante reside na forma como a interface traduz a lógica paramétrica em linguagem operacional. Cada controlo não representa apenas um valor numérico isolado, mas também um ponto de acesso a relações geométricas que permanecem definidas no modelo. Em termos de </w:t>
+      </w:r>
+      <w:commentRangeStart w:id="108"/>
+      <w:r>
+        <w:rPr>
+          <w:lang w:val="pt-PT"/>
+        </w:rPr>
+        <w:t>UI/UX</w:t>
+      </w:r>
+      <w:r>
+        <w:rPr>
+          <w:lang w:val="pt-PT"/>
+        </w:rPr>
+      </w:r>
+      <w:commentRangeEnd w:id="108"/>
+      <w:r>
+        <w:commentReference w:id="108"/>
+      </w:r>
+      <w:r>
+        <w:rPr>
+          <w:lang w:val="pt-PT"/>
+        </w:rPr>
+        <w:t>, isto significa que a plataforma deve tornar editável apenas o que pode ser interpretado, observado e, idealmente, revisto de forma responsável. A estratégia de interação não consiste, portanto, em maximizar liberdade aparente, mas em expor uma parte controlada do espaço de variação. Esta contenção é importante porque, em sistemas configuráveis aplicados a próteses, excesso de liberdade pode gerar combinações pouco inteligíveis, tecnicamente frágeis ou difíceis de validar. A interface atua como filtro e mediadora: aumenta a acessibilidade sem comprometer a coerência interna do modelo paramétrico.</w:t>
+      </w:r>
+    </w:p>
+    <w:p>
+      <w:pPr>
+        <w:pStyle w:val="Normal"/>
+        <w:bidi w:val="0"/>
+        <w:jc w:val="left"/>
+        <w:rPr>
+          <w:lang w:val="pt-PT"/>
+        </w:rPr>
+      </w:pPr>
+      <w:r>
+        <w:rPr>
+          <w:lang w:val="pt-PT"/>
+        </w:rPr>
+        <w:t>A articulação entre edição paramétrica e pré-visualização constitui outra decisão relevante, pois a renderização local através de WebAssembly permite que a resposta visual resulte diretamente da geometria gerada pelo sistema, evitando o recurso a imagens estáticas ou a representações simplificadas desligadas do modelo.</w:t>
+      </w:r>
+    </w:p>
+    <w:p>
+      <w:pPr>
+        <w:pStyle w:val="Normal"/>
+        <w:bidi w:val="0"/>
+        <w:jc w:val="left"/>
+        <w:rPr>
+          <w:lang w:val="pt-PT"/>
+        </w:rPr>
+      </w:pPr>
+      <w:r>
+        <w:rPr>
+          <w:lang w:val="pt-PT"/>
+        </w:rPr>
+        <w:t>Em termos de experiência, isto reforça a sensação de continuidade entre o controlo paramétrico e a forma observada. Ao mesmo tempo, o uso de Web Workers protege a interface de bloqueios excessivos durante operações mais pesadas, contribuindo para uma interação mais estável e previsível. A experiência não é instantânea em todos os casos, mas a arquitetura foi concebida para que os tempos de espera sejam compreendidos como parte do processamento geométrico real, e não como uma falha arbitrária da interface. A importância deste feedback iterativo, da visualização em tempo real e de formas de manipulação mais naturais é coerente com trabalhos que articulam configuração assistida, visualização e ajuste progressivo em contextos protésicos, ainda que, muitas vezes, fora de plataformas web puras (Abbas Alili et al., 2023; Colombo et al., 2015 (#ref-colombo-2015); Peixoto et al., 2025 (#ref-peixoto-2025)).</w:t>
+      </w:r>
+    </w:p>
+    <w:p>
+      <w:pPr>
+        <w:pStyle w:val="Normal"/>
+        <w:bidi w:val="0"/>
+        <w:jc w:val="left"/>
+        <w:rPr>
+          <w:lang w:val="pt-PT"/>
+        </w:rPr>
+      </w:pPr>
+      <w:r>
+        <w:rPr>
+          <w:lang w:val="pt-PT"/>
+        </w:rPr>
+        <w:t>A interface privilegia a clareza operacional em relação à exuberância formal, em coerência com o contexto do projeto: trata-se de uma ferramenta de configuração protésica, e não de um configurador lúdico ou promocional.</w:t>
+      </w:r>
+    </w:p>
+    <w:p>
+      <w:pPr>
+        <w:pStyle w:val="Normal"/>
+        <w:bidi w:val="0"/>
+        <w:jc w:val="left"/>
+        <w:rPr>
+          <w:lang w:val="pt-PT"/>
+        </w:rPr>
+      </w:pPr>
+      <w:r>
+        <w:rPr>
+          <w:lang w:val="pt-PT"/>
+        </w:rPr>
+        <w:t>As decisões de desenho da interface procuram, assim, favorecer a clareza operacional, a consistência entre controlos, a previsibilidade das ações e o registo das alterações, mediando a passagem entre os dados do utilizador, as regras paramétricas, a assistência algorítmica e o resultado tridimensional. Esta clareza é particularmente relevante em sistemas protésicos inteligentes, nos quais importa equilibrar autonomia do utilizador, supervisão técnica e diferenciação de permissões entre utilizadores e profissionais (Bai et al., 2024 (#ref-bai-2024); Quintero et al., 2018 (#ref-quintero-2018)).</w:t>
       </w:r>
     </w:p>
     <w:p>
@@ -16702,7 +16952,31 @@
         <w:rPr>
           <w:lang w:val="pt-PT"/>
         </w:rPr>
-        <w:t>A UI/UX participa diretamente na construção do sistema, atuando como infraestrutura de mediação entre o conhecimento técnico, os dados individuais e a decisão projetual. O seu objetivo não é simplificar artificialmente o problema, mas organizar a complexidade de forma inteligível, preservando continuidade com a lógica paramétrica do modelo e com o enquadramento assistivo da IA discutido no capítulo anterior.</w:t>
+        <w:t xml:space="preserve">A UI/UX participa diretamente na construção do sistema, atuando como infraestrutura de mediação entre o conhecimento técnico, os dados individuais e a decisão </w:t>
+      </w:r>
+      <w:r>
+        <w:rPr>
+          <w:lang w:val="pt-PT"/>
+        </w:rPr>
+        <w:t>do projeto</w:t>
+      </w:r>
+      <w:r>
+        <w:rPr>
+          <w:lang w:val="pt-PT"/>
+        </w:rPr>
+        <w:t xml:space="preserve">. O seu objetivo não é simplificar artificialmente o problema, mas organizar a complexidade de forma inteligível, preservando continuidade com a lógica paramétrica do modelo e com o enquadramento </w:t>
+      </w:r>
+      <w:r>
+        <w:rPr>
+          <w:lang w:val="pt-PT"/>
+        </w:rPr>
+        <w:t>de apoio</w:t>
+      </w:r>
+      <w:r>
+        <w:rPr>
+          <w:lang w:val="pt-PT"/>
+        </w:rPr>
+        <w:t xml:space="preserve"> da IA discutido no capítulo anterior.</w:t>
       </w:r>
     </w:p>
     <w:p>
@@ -16857,9 +17131,7 @@
         </w:rPr>
       </w:pPr>
       <w:r>
-        <w:rPr>
-          <w:lang w:val="pt-PT"/>
-        </w:rPr>
+        <w:rPr/>
         <w:drawing>
           <wp:inline distT="0" distB="0" distL="0" distR="0">
             <wp:extent cx="5038725" cy="4724400"/>
@@ -16960,7 +17232,29 @@
         <w:rPr>
           <w:lang w:val="pt-PT"/>
         </w:rPr>
-        <w:t>Do ponto de vista da experiência global, a plataforma revela-se mais forte quando entendida como um espaço de colaboração assimétrica. O designer ou técnico dispõe de uma ferramenta que acelera iterações, estrutura a exploração paramétrica e apoia decisões de maior responsabilidade; o utilizador final ganha maior transparência, inteligibilidade e possibilidade de acompanhamento; e o sistema, no seu conjunto, passa a oferecer uma cadeia de interação mais clara entre o conhecimento especializado e a necessidade individual. A utilização da plataforma não se resume, por isso, à ergonomia dos ecrãs, mas à forma como distribui a agência entre diferentes participantes no processo de personalização. Esta leitura é consistente com abordagens human-in-the-loop, nas quais as preferências do utilizador, o ajustamento algorítmico e a supervisão profissional coexistem de forma hierárquica e não mutuamente exclusiva, ao mesmo tempo que a literatura mais ampla sobre fabrico digital em próteses continua a assinalar lacunas de formação, validação longitudinal e comparação sistemática entre workflows (Alili et al., 2023 (#ref-alili-2023); Oldfrey et al., 2024 (#ref-oldfrey-2024)). É precisamente essa distribuição desigual, mas intencional, de acesso, interpretação e decisão que prepara a questão seguinte: não apenas quem usa a plataforma, mas também de que modo ela própria medeia o processo de design.</w:t>
+        <w:t>Do ponto de vista da experiência global, a plataforma revela-se mais forte quando entendida como um espaço de colaboração assimétrica. O designer ou técnico dispõe de uma ferramenta que acelera iterações, estrutura a exploração paramétrica e apoia decisões de maior responsabilidade; o utilizador final ganha maior transparência, inteligibilidade e possibilidade de acompanhamento; e o sistema, no seu conjunto, passa a oferecer uma cadeia de interação mais clara entre o conhecimento especializado e a necessidade individual.</w:t>
+      </w:r>
+      <w:commentRangeStart w:id="109"/>
+      <w:r>
+        <w:rPr>
+          <w:lang w:val="pt-PT"/>
+        </w:rPr>
+        <w:t xml:space="preserve"> A utilização da plataforma não se resume, por isso, à ergonomia dos ecrãs, mas à forma como distribui a agência entre</w:t>
+      </w:r>
+      <w:r>
+        <w:rPr>
+          <w:lang w:val="pt-PT"/>
+        </w:rPr>
+      </w:r>
+      <w:commentRangeEnd w:id="109"/>
+      <w:r>
+        <w:commentReference w:id="109"/>
+      </w:r>
+      <w:r>
+        <w:rPr>
+          <w:lang w:val="pt-PT"/>
+        </w:rPr>
+        <w:t xml:space="preserve"> diferentes participantes no processo de personalização. Esta leitura é consistente com abordagens human-in-the-loop, nas quais as preferências do utilizador, o ajustamento algorítmico e a supervisão profissional coexistem de forma hierárquica e não mutuamente exclusiva, ao mesmo tempo que a literatura mais ampla sobre fabrico digital em próteses continua a assinalar lacunas de formação, validação longitudinal e comparação sistemática entre workflows (Alili et al., 2023 (#ref-alili-2023); Oldfrey et al., 2024 (#ref-oldfrey-2024)). É precisamente essa distribuição desigual, mas intencional, de acesso, interpretação e decisão que prepara a questão seguinte: não apenas quem usa a plataforma, mas também de que modo ela própria medeia o processo de design.</w:t>
       </w:r>
     </w:p>
     <w:p>
@@ -17240,9 +17534,7 @@
         </w:rPr>
       </w:pPr>
       <w:r>
-        <w:rPr>
-          <w:lang w:val="pt-PT"/>
-        </w:rPr>
+        <w:rPr/>
         <w:drawing>
           <wp:inline distT="0" distB="0" distL="0" distR="0">
             <wp:extent cx="5715000" cy="3571875"/>
@@ -22391,6 +22683,22 @@
 
 <file path=word/comments.xml><?xml version="1.0" encoding="utf-8"?>
 <w:comments xmlns:o="urn:schemas-microsoft-com:office:office" xmlns:r="http://schemas.openxmlformats.org/officeDocument/2006/relationships" xmlns:v="urn:schemas-microsoft-com:vml" xmlns:w="http://schemas.openxmlformats.org/wordprocessingml/2006/main" xmlns:w10="urn:schemas-microsoft-com:office:word" xmlns:wp="http://schemas.openxmlformats.org/drawingml/2006/wordprocessingDrawing" xmlns:pic="http://schemas.openxmlformats.org/drawingml/2006/picture" xmlns:wps="http://schemas.microsoft.com/office/word/2010/wordprocessingShape" xmlns:wpg="http://schemas.microsoft.com/office/word/2010/wordprocessingGroup" xmlns:mc="http://schemas.openxmlformats.org/markup-compatibility/2006" xmlns:wp14="http://schemas.microsoft.com/office/word/2010/wordprocessingDrawing" xmlns:w14="http://schemas.microsoft.com/office/word/2010/wordml" xmlns:w15="http://schemas.microsoft.com/office/word/2012/wordml" mc:Ignorable="w14 wp14 w15">
+  <w:comment w:id="0" w:author="" w:initials="">
+    <w:p>
+      <w:pPr>
+        <w:overflowPunct w:val="true"/>
+        <w:rPr/>
+      </w:pPr>
+      <w:r>
+        <w:annotationRef/>
+      </w:r>
+      <w:r>
+        <w:rPr>
+          <w:lang w:val="pt-PT"/>
+        </w:rPr>
+      </w:r>
+    </w:p>
+  </w:comment>
   <w:comment w:id="1" w:author="Unknown Author" w:date="2026-06-30T18:08:33Z" w:initials="">
     <w:p>
       <w:pPr>
@@ -22402,7 +22710,9 @@
         <w:annotationRef/>
       </w:r>
       <w:r>
-        <w:rPr/>
+        <w:rPr>
+          <w:lang w:val="pt-PT"/>
+        </w:rPr>
         <w:t xml:space="preserve"> material/prosthetics-design/A review of technology, materials and R&amp;D challenges of upper limb prosthesis for improved user suitability.pdf</w:t>
       </w:r>
     </w:p>
@@ -22413,7 +22723,9 @@
         <w:rPr/>
       </w:pPr>
       <w:r>
-        <w:rPr/>
+        <w:rPr>
+          <w:lang w:val="pt-PT"/>
+        </w:rPr>
       </w:r>
     </w:p>
     <w:p>
@@ -22423,7 +22735,9 @@
         <w:rPr/>
       </w:pPr>
       <w:r>
-        <w:rPr/>
+        <w:rPr>
+          <w:lang w:val="pt-PT"/>
+        </w:rPr>
         <w:t xml:space="preserve">  Ela sustenta a classificação assim: Brack e Amalu classificam a tecnologia de próteses de membro superior em próteses passivas, ativas e híbridas; depois</w:t>
       </w:r>
     </w:p>
@@ -22434,7 +22748,9 @@
         <w:rPr/>
       </w:pPr>
       <w:r>
-        <w:rPr/>
+        <w:rPr>
+          <w:lang w:val="pt-PT"/>
+        </w:rPr>
         <w:t xml:space="preserve">  subdividem as ativas em acionadas pelo corpo e mioelétricas. Também definem as híbridas como combinação de componentes acionados pelo corpo e mioelétricos.</w:t>
       </w:r>
     </w:p>
@@ -22445,7 +22761,9 @@
         <w:rPr/>
       </w:pPr>
       <w:r>
-        <w:rPr/>
+        <w:rPr>
+          <w:lang w:val="pt-PT"/>
+        </w:rPr>
       </w:r>
     </w:p>
     <w:p>
@@ -22455,7 +22773,9 @@
         <w:rPr/>
       </w:pPr>
       <w:r>
-        <w:rPr/>
+        <w:rPr>
+          <w:lang w:val="pt-PT"/>
+        </w:rPr>
         <w:t xml:space="preserve">  Podes citar a frase como:</w:t>
       </w:r>
     </w:p>
@@ -22466,7 +22786,9 @@
         <w:rPr/>
       </w:pPr>
       <w:r>
-        <w:rPr/>
+        <w:rPr>
+          <w:lang w:val="pt-PT"/>
+        </w:rPr>
       </w:r>
     </w:p>
     <w:p>
@@ -22476,7 +22798,9 @@
         <w:rPr/>
       </w:pPr>
       <w:r>
-        <w:rPr/>
+        <w:rPr>
+          <w:lang w:val="pt-PT"/>
+        </w:rPr>
         <w:t xml:space="preserve">  &gt; As próteses de membro superior podem ser classificadas de acordo com a fonte de energia e o mecanismo de controlo, distinguindo-se próteses passivas, acionadas</w:t>
       </w:r>
     </w:p>
@@ -22487,7 +22811,9 @@
         <w:rPr/>
       </w:pPr>
       <w:r>
-        <w:rPr/>
+        <w:rPr>
+          <w:lang w:val="pt-PT"/>
+        </w:rPr>
         <w:t xml:space="preserve">  &gt; pelo corpo, mioelétricas e híbridas (Brack &amp; Amalu, 2021).</w:t>
       </w:r>
     </w:p>
@@ -22498,7 +22824,9 @@
         <w:rPr/>
       </w:pPr>
       <w:r>
-        <w:rPr/>
+        <w:rPr>
+          <w:lang w:val="pt-PT"/>
+        </w:rPr>
       </w:r>
     </w:p>
     <w:p>
@@ -22508,7 +22836,9 @@
         <w:rPr/>
       </w:pPr>
       <w:r>
-        <w:rPr/>
+        <w:rPr>
+          <w:lang w:val="pt-PT"/>
+        </w:rPr>
         <w:t xml:space="preserve">  Entrada APA 7:</w:t>
       </w:r>
     </w:p>
@@ -22519,7 +22849,9 @@
         <w:rPr/>
       </w:pPr>
       <w:r>
-        <w:rPr/>
+        <w:rPr>
+          <w:lang w:val="pt-PT"/>
+        </w:rPr>
       </w:r>
     </w:p>
     <w:p>
@@ -22529,7 +22861,9 @@
         <w:rPr/>
       </w:pPr>
       <w:r>
-        <w:rPr/>
+        <w:rPr>
+          <w:lang w:val="pt-PT"/>
+        </w:rPr>
         <w:t xml:space="preserve">  Brack, R., &amp; Amalu, E. H. (2021). A review of technology, materials and R&amp;D challenges of upper limb prosthesis for improved user suitability. Journal of</w:t>
       </w:r>
     </w:p>
@@ -22540,7 +22874,9 @@
         <w:rPr/>
       </w:pPr>
       <w:r>
-        <w:rPr/>
+        <w:rPr>
+          <w:lang w:val="pt-PT"/>
+        </w:rPr>
         <w:t xml:space="preserve">  Orthopaedics, 23, 88–96. https://doi.org/10.1016/j.jor.2020.12.009</w:t>
       </w:r>
     </w:p>
@@ -22551,27 +22887,80 @@
         <w:rPr/>
       </w:pPr>
       <w:r>
-        <w:rPr/>
+        <w:rPr>
+          <w:lang w:val="pt-PT"/>
+        </w:rPr>
       </w:r>
     </w:p>
   </w:comment>
-  <w:comment w:id="3" w:author="Unknown Author" w:date="2026-06-30T20:08:54Z" w:initials="">
+  <w:comment w:id="2" w:author="Unknown Author" w:date="2026-07-05T12:15:35Z" w:initials="">
     <w:p>
       <w:pPr>
         <w:overflowPunct w:val="false"/>
-        <w:bidi w:val="0"/>
         <w:rPr/>
       </w:pPr>
       <w:r>
         <w:annotationRef/>
       </w:r>
       <w:r>
-        <w:rPr/>
+        <w:rPr>
+          <w:lang w:val="pt-PT"/>
+        </w:rPr>
+        <w:t>Negação</w:t>
+      </w:r>
+    </w:p>
+  </w:comment>
+  <w:comment w:id="3" w:author="" w:initials="">
+    <w:p>
+      <w:pPr>
+        <w:overflowPunct w:val="true"/>
+        <w:rPr/>
+      </w:pPr>
+      <w:r>
+        <w:annotationRef/>
+      </w:r>
+      <w:r>
+        <w:rPr>
+          <w:lang w:val="pt-PT"/>
+        </w:rPr>
+      </w:r>
+    </w:p>
+  </w:comment>
+  <w:comment w:id="4" w:author="Unknown Author" w:date="2026-06-30T20:08:54Z" w:initials="">
+    <w:p>
+      <w:pPr>
+        <w:overflowPunct w:val="false"/>
+        <w:bidi w:val="0"/>
+        <w:rPr/>
+      </w:pPr>
+      <w:r>
+        <w:annotationRef/>
+      </w:r>
+      <w:r>
+        <w:rPr>
+          <w:lang w:val="pt-PT"/>
+        </w:rPr>
         <w:t>Meter a norma</w:t>
       </w:r>
     </w:p>
   </w:comment>
-  <w:comment w:id="5" w:author="Unknown Author" w:date="2026-06-30T20:11:38Z" w:initials="">
+  <w:comment w:id="5" w:author="" w:initials="">
+    <w:p>
+      <w:pPr>
+        <w:overflowPunct w:val="true"/>
+        <w:rPr/>
+      </w:pPr>
+      <w:r>
+        <w:annotationRef/>
+      </w:r>
+      <w:r>
+        <w:rPr>
+          <w:lang w:val="pt-PT"/>
+        </w:rPr>
+      </w:r>
+    </w:p>
+  </w:comment>
+  <w:comment w:id="6" w:author="Unknown Author" w:date="2026-06-30T20:11:38Z" w:initials="">
     <w:p>
       <w:pPr>
         <w:overflowPunct w:val="false"/>
@@ -22582,12 +22971,30 @@
         <w:annotationRef/>
       </w:r>
       <w:r>
-        <w:rPr/>
+        <w:rPr>
+          <w:lang w:val="pt-PT"/>
+        </w:rPr>
         <w:t>Explicar o prisma</w:t>
       </w:r>
     </w:p>
   </w:comment>
-  <w:comment w:id="7" w:author="Unknown Author" w:date="2026-06-30T20:17:49Z" w:initials="">
+  <w:comment w:id="7" w:author="" w:initials="">
+    <w:p>
+      <w:pPr>
+        <w:overflowPunct w:val="true"/>
+        <w:rPr/>
+      </w:pPr>
+      <w:r>
+        <w:annotationRef/>
+      </w:r>
+      <w:r>
+        <w:rPr>
+          <w:lang w:val="pt-PT"/>
+        </w:rPr>
+      </w:r>
+    </w:p>
+  </w:comment>
+  <w:comment w:id="8" w:author="Unknown Author" w:date="2026-06-30T20:17:49Z" w:initials="">
     <w:p>
       <w:pPr>
         <w:overflowPunct w:val="false"/>
@@ -22598,7 +23005,9 @@
         <w:annotationRef/>
       </w:r>
       <w:r>
-        <w:rPr/>
+        <w:rPr>
+          <w:lang w:val="pt-PT"/>
+        </w:rPr>
         <w:t>Quem diz?</w:t>
       </w:r>
     </w:p>
@@ -22609,7 +23018,9 @@
         <w:rPr/>
       </w:pPr>
       <w:r>
-        <w:rPr/>
+        <w:rPr>
+          <w:lang w:val="pt-PT"/>
+        </w:rPr>
       </w:r>
     </w:p>
     <w:p>
@@ -22619,7 +23030,9 @@
         <w:rPr/>
       </w:pPr>
       <w:r>
-        <w:rPr/>
+        <w:rPr>
+          <w:lang w:val="pt-PT"/>
+        </w:rPr>
         <w:t xml:space="preserve"> Privitera, M. (2017). Designing industrial design in the highly regulated medical device development process: Defining our valuable contribution towards</w:t>
       </w:r>
     </w:p>
@@ -22630,7 +23043,9 @@
         <w:rPr/>
       </w:pPr>
       <w:r>
-        <w:rPr/>
+        <w:rPr>
+          <w:lang w:val="pt-PT"/>
+        </w:rPr>
         <w:t xml:space="preserve">  usability. The Design Journal, 20(sup1), S2190–S2206. https://doi.org/10.1080/14606925.2017.1352735</w:t>
       </w:r>
     </w:p>
@@ -22641,7 +23056,9 @@
         <w:rPr/>
       </w:pPr>
       <w:r>
-        <w:rPr/>
+        <w:rPr>
+          <w:lang w:val="pt-PT"/>
+        </w:rPr>
       </w:r>
     </w:p>
     <w:p>
@@ -22651,7 +23068,9 @@
         <w:rPr/>
       </w:pPr>
       <w:r>
-        <w:rPr/>
+        <w:rPr>
+          <w:lang w:val="pt-PT"/>
+        </w:rPr>
         <w:t xml:space="preserve">  Oldfrey, B. M., et al. (2024). A scoping review of digital fabrication techniques applied to prosthetics and orthotics: Part 1 of 2: Prosthetics. Prosthetics and</w:t>
       </w:r>
     </w:p>
@@ -22662,7 +23081,9 @@
         <w:rPr/>
       </w:pPr>
       <w:r>
-        <w:rPr/>
+        <w:rPr>
+          <w:lang w:val="pt-PT"/>
+        </w:rPr>
         <w:t xml:space="preserve">  Orthotics International, 48, 574–589. https://doi.org/10.1097/PXR.0000000000000351</w:t>
       </w:r>
     </w:p>
@@ -22673,7 +23094,9 @@
         <w:rPr/>
       </w:pPr>
       <w:r>
-        <w:rPr/>
+        <w:rPr>
+          <w:lang w:val="pt-PT"/>
+        </w:rPr>
       </w:r>
     </w:p>
     <w:p>
@@ -22683,7 +23106,9 @@
         <w:rPr/>
       </w:pPr>
       <w:r>
-        <w:rPr/>
+        <w:rPr>
+          <w:lang w:val="pt-PT"/>
+        </w:rPr>
         <w:t xml:space="preserve">  Mc Guinness, E., Patel, D., Patrick, M., &amp; Austin, V. (2025). Outcomes of assistive technology use by sex and gender: A scoping review. Disability and</w:t>
       </w:r>
     </w:p>
@@ -22694,7 +23119,9 @@
         <w:rPr/>
       </w:pPr>
       <w:r>
-        <w:rPr/>
+        <w:rPr>
+          <w:lang w:val="pt-PT"/>
+        </w:rPr>
         <w:t xml:space="preserve">  Rehabilitation: Assistive Technology, 20(8), 2666–2690. https://doi.org/10.1080/17483107.2025.2516615</w:t>
       </w:r>
     </w:p>
@@ -22705,11 +23132,29 @@
         <w:rPr/>
       </w:pPr>
       <w:r>
-        <w:rPr/>
+        <w:rPr>
+          <w:lang w:val="pt-PT"/>
+        </w:rPr>
       </w:r>
     </w:p>
   </w:comment>
-  <w:comment w:id="9" w:author="Unknown Author" w:date="2026-06-30T20:34:34Z" w:initials="">
+  <w:comment w:id="9" w:author="" w:initials="">
+    <w:p>
+      <w:pPr>
+        <w:overflowPunct w:val="true"/>
+        <w:rPr/>
+      </w:pPr>
+      <w:r>
+        <w:annotationRef/>
+      </w:r>
+      <w:r>
+        <w:rPr>
+          <w:lang w:val="pt-PT"/>
+        </w:rPr>
+      </w:r>
+    </w:p>
+  </w:comment>
+  <w:comment w:id="10" w:author="Unknown Author" w:date="2026-06-30T20:34:34Z" w:initials="">
     <w:p>
       <w:pPr>
         <w:overflowPunct w:val="false"/>
@@ -22720,12 +23165,14 @@
         <w:annotationRef/>
       </w:r>
       <w:r>
-        <w:rPr/>
+        <w:rPr>
+          <w:lang w:val="pt-PT"/>
+        </w:rPr>
         <w:t>Escalados ou escalonados</w:t>
       </w:r>
     </w:p>
   </w:comment>
-  <w:comment w:id="12" w:author="Unknown Author" w:date="2026-06-30T20:44:05Z" w:initials="">
+  <w:comment w:id="11" w:author="Unknown Author" w:date="2026-06-30T20:44:05Z" w:initials="">
     <w:p>
       <w:pPr>
         <w:overflowPunct w:val="false"/>
@@ -22736,7 +23183,9 @@
         <w:annotationRef/>
       </w:r>
       <w:r>
-        <w:rPr/>
+        <w:rPr>
+          <w:lang w:val="pt-PT"/>
+        </w:rPr>
         <w:t>Mesmo problema</w:t>
       </w:r>
     </w:p>
@@ -22747,11 +23196,45 @@
         <w:rPr/>
       </w:pPr>
       <w:r>
-        <w:rPr/>
+        <w:rPr>
+          <w:lang w:val="pt-PT"/>
+        </w:rPr>
       </w:r>
     </w:p>
   </w:comment>
-  <w:comment w:id="13" w:author="Unknown Author" w:date="2026-06-30T20:36:00Z" w:initials="">
+  <w:comment w:id="12" w:author="" w:initials="">
+    <w:p>
+      <w:pPr>
+        <w:overflowPunct w:val="true"/>
+        <w:rPr/>
+      </w:pPr>
+      <w:r>
+        <w:annotationRef/>
+      </w:r>
+      <w:r>
+        <w:rPr>
+          <w:lang w:val="pt-PT"/>
+        </w:rPr>
+      </w:r>
+    </w:p>
+  </w:comment>
+  <w:comment w:id="13" w:author="" w:initials="">
+    <w:p>
+      <w:pPr>
+        <w:overflowPunct w:val="true"/>
+        <w:rPr/>
+      </w:pPr>
+      <w:r>
+        <w:annotationRef/>
+      </w:r>
+      <w:r>
+        <w:rPr>
+          <w:lang w:val="pt-PT"/>
+        </w:rPr>
+      </w:r>
+    </w:p>
+  </w:comment>
+  <w:comment w:id="14" w:author="Unknown Author" w:date="2026-06-30T20:36:00Z" w:initials="">
     <w:p>
       <w:pPr>
         <w:overflowPunct w:val="false"/>
@@ -22762,12 +23245,30 @@
         <w:annotationRef/>
       </w:r>
       <w:r>
-        <w:rPr/>
+        <w:rPr>
+          <w:lang w:val="pt-PT"/>
+        </w:rPr>
         <w:t>Não me recordo se escrevemos antes FA ou não.</w:t>
       </w:r>
     </w:p>
   </w:comment>
-  <w:comment w:id="15" w:author="Unknown Author" w:date="2026-06-30T20:54:43Z" w:initials="">
+  <w:comment w:id="15" w:author="" w:initials="">
+    <w:p>
+      <w:pPr>
+        <w:overflowPunct w:val="true"/>
+        <w:rPr/>
+      </w:pPr>
+      <w:r>
+        <w:annotationRef/>
+      </w:r>
+      <w:r>
+        <w:rPr>
+          <w:lang w:val="pt-PT"/>
+        </w:rPr>
+      </w:r>
+    </w:p>
+  </w:comment>
+  <w:comment w:id="16" w:author="Unknown Author" w:date="2026-06-30T20:54:43Z" w:initials="">
     <w:p>
       <w:pPr>
         <w:overflowPunct w:val="false"/>
@@ -22778,12 +23279,30 @@
         <w:annotationRef/>
       </w:r>
       <w:r>
-        <w:rPr/>
+        <w:rPr>
+          <w:lang w:val="pt-PT"/>
+        </w:rPr>
         <w:t>E meter isto em português de portugal?</w:t>
       </w:r>
     </w:p>
   </w:comment>
-  <w:comment w:id="17" w:author="Unknown Author" w:date="2026-06-30T21:02:37Z" w:initials="">
+  <w:comment w:id="17" w:author="" w:initials="">
+    <w:p>
+      <w:pPr>
+        <w:overflowPunct w:val="true"/>
+        <w:rPr/>
+      </w:pPr>
+      <w:r>
+        <w:annotationRef/>
+      </w:r>
+      <w:r>
+        <w:rPr>
+          <w:lang w:val="pt-PT"/>
+        </w:rPr>
+      </w:r>
+    </w:p>
+  </w:comment>
+  <w:comment w:id="18" w:author="Unknown Author" w:date="2026-06-30T21:02:37Z" w:initials="">
     <w:p>
       <w:pPr>
         <w:overflowPunct w:val="false"/>
@@ -22794,12 +23313,14 @@
         <w:annotationRef/>
       </w:r>
       <w:r>
-        <w:rPr/>
+        <w:rPr>
+          <w:lang w:val="pt-PT"/>
+        </w:rPr>
         <w:t>É meter aqui uma nota a explicar o que é uma fronteira de pareto.</w:t>
       </w:r>
     </w:p>
   </w:comment>
-  <w:comment w:id="20" w:author="Unknown Author" w:date="2026-06-30T21:07:24Z" w:initials="">
+  <w:comment w:id="19" w:author="Unknown Author" w:date="2026-06-30T21:07:24Z" w:initials="">
     <w:p>
       <w:pPr>
         <w:overflowPunct w:val="false"/>
@@ -22810,12 +23331,46 @@
         <w:annotationRef/>
       </w:r>
       <w:r>
-        <w:rPr/>
+        <w:rPr>
+          <w:lang w:val="pt-PT"/>
+        </w:rPr>
         <w:t>Antes já tinhamos apontado para FA</w:t>
       </w:r>
     </w:p>
   </w:comment>
-  <w:comment w:id="21" w:author="Unknown Author" w:date="2026-06-30T21:07:04Z" w:initials="">
+  <w:comment w:id="20" w:author="" w:initials="">
+    <w:p>
+      <w:pPr>
+        <w:overflowPunct w:val="true"/>
+        <w:rPr/>
+      </w:pPr>
+      <w:r>
+        <w:annotationRef/>
+      </w:r>
+      <w:r>
+        <w:rPr>
+          <w:lang w:val="pt-PT"/>
+        </w:rPr>
+      </w:r>
+    </w:p>
+  </w:comment>
+  <w:comment w:id="21" w:author="" w:initials="">
+    <w:p>
+      <w:pPr>
+        <w:overflowPunct w:val="true"/>
+        <w:rPr/>
+      </w:pPr>
+      <w:r>
+        <w:annotationRef/>
+      </w:r>
+      <w:r>
+        <w:rPr>
+          <w:lang w:val="pt-PT"/>
+        </w:rPr>
+      </w:r>
+    </w:p>
+  </w:comment>
+  <w:comment w:id="22" w:author="Unknown Author" w:date="2026-06-30T21:07:04Z" w:initials="">
     <w:p>
       <w:pPr>
         <w:overflowPunct w:val="false"/>
@@ -22826,12 +23381,30 @@
         <w:annotationRef/>
       </w:r>
       <w:r>
-        <w:rPr/>
+        <w:rPr>
+          <w:lang w:val="pt-PT"/>
+        </w:rPr>
         <w:t>É preciso definir o que é CAD/CAM</w:t>
       </w:r>
     </w:p>
   </w:comment>
-  <w:comment w:id="23" w:author="Unknown Author" w:date="2026-06-30T21:11:54Z" w:initials="">
+  <w:comment w:id="23" w:author="" w:initials="">
+    <w:p>
+      <w:pPr>
+        <w:overflowPunct w:val="true"/>
+        <w:rPr/>
+      </w:pPr>
+      <w:r>
+        <w:annotationRef/>
+      </w:r>
+      <w:r>
+        <w:rPr>
+          <w:lang w:val="pt-PT"/>
+        </w:rPr>
+      </w:r>
+    </w:p>
+  </w:comment>
+  <w:comment w:id="24" w:author="Unknown Author" w:date="2026-06-30T21:11:54Z" w:initials="">
     <w:p>
       <w:pPr>
         <w:overflowPunct w:val="false"/>
@@ -22842,7 +23415,9 @@
         <w:annotationRef/>
       </w:r>
       <w:r>
-        <w:rPr/>
+        <w:rPr>
+          <w:lang w:val="pt-PT"/>
+        </w:rPr>
         <w:t>Um proxy? Brooooo</w:t>
       </w:r>
     </w:p>
@@ -22853,11 +23428,29 @@
         <w:rPr/>
       </w:pPr>
       <w:r>
-        <w:rPr/>
+        <w:rPr>
+          <w:lang w:val="pt-PT"/>
+        </w:rPr>
       </w:r>
     </w:p>
   </w:comment>
-  <w:comment w:id="25" w:author="Unknown Author" w:date="2026-07-01T07:18:56Z" w:initials="">
+  <w:comment w:id="25" w:author="" w:initials="">
+    <w:p>
+      <w:pPr>
+        <w:overflowPunct w:val="true"/>
+        <w:rPr/>
+      </w:pPr>
+      <w:r>
+        <w:annotationRef/>
+      </w:r>
+      <w:r>
+        <w:rPr>
+          <w:lang w:val="pt-PT"/>
+        </w:rPr>
+      </w:r>
+    </w:p>
+  </w:comment>
+  <w:comment w:id="26" w:author="Unknown Author" w:date="2026-07-01T07:18:56Z" w:initials="">
     <w:p>
       <w:pPr>
         <w:overflowPunct w:val="false"/>
@@ -22868,12 +23461,30 @@
         <w:annotationRef/>
       </w:r>
       <w:r>
-        <w:rPr/>
+        <w:rPr>
+          <w:lang w:val="pt-PT"/>
+        </w:rPr>
         <w:t>Sem ser in engrishe prease</w:t>
       </w:r>
     </w:p>
   </w:comment>
-  <w:comment w:id="27" w:author="Unknown Author" w:date="2026-07-01T07:37:46Z" w:initials="">
+  <w:comment w:id="27" w:author="" w:initials="">
+    <w:p>
+      <w:pPr>
+        <w:overflowPunct w:val="true"/>
+        <w:rPr/>
+      </w:pPr>
+      <w:r>
+        <w:annotationRef/>
+      </w:r>
+      <w:r>
+        <w:rPr>
+          <w:lang w:val="pt-PT"/>
+        </w:rPr>
+      </w:r>
+    </w:p>
+  </w:comment>
+  <w:comment w:id="28" w:author="Unknown Author" w:date="2026-07-01T07:37:46Z" w:initials="">
     <w:p>
       <w:pPr>
         <w:overflowPunct w:val="false"/>
@@ -22884,12 +23495,14 @@
         <w:annotationRef/>
       </w:r>
       <w:r>
-        <w:rPr/>
+        <w:rPr>
+          <w:lang w:val="pt-PT"/>
+        </w:rPr>
         <w:t>Isto parece-me perdido aqui</w:t>
       </w:r>
     </w:p>
   </w:comment>
-  <w:comment w:id="30" w:author="Unknown Author" w:date="2026-07-01T07:38:17Z" w:initials="">
+  <w:comment w:id="29" w:author="Unknown Author" w:date="2026-07-01T07:38:17Z" w:initials="">
     <w:p>
       <w:pPr>
         <w:overflowPunct w:val="false"/>
@@ -22900,12 +23513,46 @@
         <w:annotationRef/>
       </w:r>
       <w:r>
-        <w:rPr/>
+        <w:rPr>
+          <w:lang w:val="pt-PT"/>
+        </w:rPr>
         <w:t>É preciso explicar o que é a modelação estatística de forma</w:t>
       </w:r>
     </w:p>
   </w:comment>
-  <w:comment w:id="31" w:author="Unknown Author" w:date="2026-07-01T07:38:53Z" w:initials="">
+  <w:comment w:id="30" w:author="" w:initials="">
+    <w:p>
+      <w:pPr>
+        <w:overflowPunct w:val="true"/>
+        <w:rPr/>
+      </w:pPr>
+      <w:r>
+        <w:annotationRef/>
+      </w:r>
+      <w:r>
+        <w:rPr>
+          <w:lang w:val="pt-PT"/>
+        </w:rPr>
+      </w:r>
+    </w:p>
+  </w:comment>
+  <w:comment w:id="31" w:author="" w:initials="">
+    <w:p>
+      <w:pPr>
+        <w:overflowPunct w:val="true"/>
+        <w:rPr/>
+      </w:pPr>
+      <w:r>
+        <w:annotationRef/>
+      </w:r>
+      <w:r>
+        <w:rPr>
+          <w:lang w:val="pt-PT"/>
+        </w:rPr>
+      </w:r>
+    </w:p>
+  </w:comment>
+  <w:comment w:id="32" w:author="Unknown Author" w:date="2026-07-01T07:38:53Z" w:initials="">
     <w:p>
       <w:pPr>
         <w:overflowPunct w:val="false"/>
@@ -22916,12 +23563,30 @@
         <w:annotationRef/>
       </w:r>
       <w:r>
-        <w:rPr/>
+        <w:rPr>
+          <w:lang w:val="pt-PT"/>
+        </w:rPr>
         <w:t>É preciso explicar o que é um CT/MRI</w:t>
       </w:r>
     </w:p>
   </w:comment>
-  <w:comment w:id="33" w:author="Unknown Author" w:date="2026-07-01T07:40:04Z" w:initials="">
+  <w:comment w:id="33" w:author="" w:initials="">
+    <w:p>
+      <w:pPr>
+        <w:overflowPunct w:val="true"/>
+        <w:rPr/>
+      </w:pPr>
+      <w:r>
+        <w:annotationRef/>
+      </w:r>
+      <w:r>
+        <w:rPr>
+          <w:lang w:val="pt-PT"/>
+        </w:rPr>
+      </w:r>
+    </w:p>
+  </w:comment>
+  <w:comment w:id="34" w:author="Unknown Author" w:date="2026-07-01T07:40:04Z" w:initials="">
     <w:p>
       <w:pPr>
         <w:overflowPunct w:val="false"/>
@@ -22932,12 +23597,14 @@
         <w:annotationRef/>
       </w:r>
       <w:r>
-        <w:rPr/>
+        <w:rPr>
+          <w:lang w:val="pt-PT"/>
+        </w:rPr>
         <w:t>Explicar o que são hot spots térmicos</w:t>
       </w:r>
     </w:p>
   </w:comment>
-  <w:comment w:id="36" w:author="Unknown Author" w:date="2026-07-01T07:42:10Z" w:initials="">
+  <w:comment w:id="35" w:author="Unknown Author" w:date="2026-07-01T07:42:10Z" w:initials="">
     <w:p>
       <w:pPr>
         <w:overflowPunct w:val="false"/>
@@ -22948,12 +23615,46 @@
         <w:annotationRef/>
       </w:r>
       <w:r>
-        <w:rPr/>
+        <w:rPr>
+          <w:lang w:val="pt-PT"/>
+        </w:rPr>
         <w:t>Com PCA? Claro, bro. E vai querer mais alguma coisa para comer?</w:t>
       </w:r>
     </w:p>
   </w:comment>
-  <w:comment w:id="37" w:author="Unknown Author" w:date="2026-07-01T07:42:41Z" w:initials="">
+  <w:comment w:id="36" w:author="" w:initials="">
+    <w:p>
+      <w:pPr>
+        <w:overflowPunct w:val="true"/>
+        <w:rPr/>
+      </w:pPr>
+      <w:r>
+        <w:annotationRef/>
+      </w:r>
+      <w:r>
+        <w:rPr>
+          <w:lang w:val="pt-PT"/>
+        </w:rPr>
+      </w:r>
+    </w:p>
+  </w:comment>
+  <w:comment w:id="37" w:author="" w:initials="">
+    <w:p>
+      <w:pPr>
+        <w:overflowPunct w:val="true"/>
+        <w:rPr/>
+      </w:pPr>
+      <w:r>
+        <w:annotationRef/>
+      </w:r>
+      <w:r>
+        <w:rPr>
+          <w:lang w:val="pt-PT"/>
+        </w:rPr>
+      </w:r>
+    </w:p>
+  </w:comment>
+  <w:comment w:id="38" w:author="Unknown Author" w:date="2026-07-01T07:42:41Z" w:initials="">
     <w:p>
       <w:pPr>
         <w:overflowPunct w:val="false"/>
@@ -22964,28 +23665,81 @@
         <w:annotationRef/>
       </w:r>
       <w:r>
-        <w:rPr/>
+        <w:rPr>
+          <w:lang w:val="pt-PT"/>
+        </w:rPr>
         <w:t>Definir sigla</w:t>
       </w:r>
     </w:p>
   </w:comment>
-  <w:comment w:id="39" w:author="Unknown Author" w:date="2026-07-01T07:50:57Z" w:initials="">
+  <w:comment w:id="39" w:author="Unknown Author" w:date="2026-07-05T12:15:50Z" w:initials="">
     <w:p>
       <w:pPr>
         <w:overflowPunct w:val="false"/>
-        <w:bidi w:val="0"/>
         <w:rPr/>
       </w:pPr>
       <w:r>
         <w:annotationRef/>
       </w:r>
       <w:r>
-        <w:rPr/>
+        <w:rPr>
+          <w:lang w:val="pt-PT"/>
+        </w:rPr>
+        <w:t>Negação</w:t>
+      </w:r>
+    </w:p>
+  </w:comment>
+  <w:comment w:id="40" w:author="" w:initials="">
+    <w:p>
+      <w:pPr>
+        <w:overflowPunct w:val="true"/>
+        <w:rPr/>
+      </w:pPr>
+      <w:r>
+        <w:annotationRef/>
+      </w:r>
+      <w:r>
+        <w:rPr>
+          <w:lang w:val="pt-PT"/>
+        </w:rPr>
+      </w:r>
+    </w:p>
+  </w:comment>
+  <w:comment w:id="41" w:author="Unknown Author" w:date="2026-07-01T07:50:57Z" w:initials="">
+    <w:p>
+      <w:pPr>
+        <w:overflowPunct w:val="false"/>
+        <w:bidi w:val="0"/>
+        <w:rPr/>
+      </w:pPr>
+      <w:r>
+        <w:annotationRef/>
+      </w:r>
+      <w:r>
+        <w:rPr>
+          <w:lang w:val="pt-PT"/>
+        </w:rPr>
         <w:t>Vamos definir</w:t>
       </w:r>
     </w:p>
   </w:comment>
-  <w:comment w:id="41" w:author="Unknown Author" w:date="2026-07-01T08:01:54Z" w:initials="">
+  <w:comment w:id="42" w:author="" w:initials="">
+    <w:p>
+      <w:pPr>
+        <w:overflowPunct w:val="true"/>
+        <w:rPr/>
+      </w:pPr>
+      <w:r>
+        <w:annotationRef/>
+      </w:r>
+      <w:r>
+        <w:rPr>
+          <w:lang w:val="pt-PT"/>
+        </w:rPr>
+      </w:r>
+    </w:p>
+  </w:comment>
+  <w:comment w:id="43" w:author="Unknown Author" w:date="2026-07-01T08:01:54Z" w:initials="">
     <w:p>
       <w:pPr>
         <w:overflowPunct w:val="false"/>
@@ -22996,12 +23750,30 @@
         <w:annotationRef/>
       </w:r>
       <w:r>
-        <w:rPr/>
+        <w:rPr>
+          <w:lang w:val="pt-PT"/>
+        </w:rPr>
         <w:t>O que é um prompt? É preciso definir</w:t>
       </w:r>
     </w:p>
   </w:comment>
-  <w:comment w:id="43" w:author="Unknown Author" w:date="2026-07-01T08:10:15Z" w:initials="">
+  <w:comment w:id="44" w:author="" w:initials="">
+    <w:p>
+      <w:pPr>
+        <w:overflowPunct w:val="true"/>
+        <w:rPr/>
+      </w:pPr>
+      <w:r>
+        <w:annotationRef/>
+      </w:r>
+      <w:r>
+        <w:rPr>
+          <w:lang w:val="pt-PT"/>
+        </w:rPr>
+      </w:r>
+    </w:p>
+  </w:comment>
+  <w:comment w:id="45" w:author="Unknown Author" w:date="2026-07-01T08:10:15Z" w:initials="">
     <w:p>
       <w:pPr>
         <w:overflowPunct w:val="false"/>
@@ -23012,12 +23784,30 @@
         <w:annotationRef/>
       </w:r>
       <w:r>
-        <w:rPr/>
+        <w:rPr>
+          <w:lang w:val="pt-PT"/>
+        </w:rPr>
         <w:t>Não sei se julgamento é a expressão correta</w:t>
       </w:r>
     </w:p>
   </w:comment>
-  <w:comment w:id="45" w:author="Unknown Author" w:date="2026-07-01T08:12:05Z" w:initials="">
+  <w:comment w:id="46" w:author="" w:initials="">
+    <w:p>
+      <w:pPr>
+        <w:overflowPunct w:val="true"/>
+        <w:rPr/>
+      </w:pPr>
+      <w:r>
+        <w:annotationRef/>
+      </w:r>
+      <w:r>
+        <w:rPr>
+          <w:lang w:val="pt-PT"/>
+        </w:rPr>
+      </w:r>
+    </w:p>
+  </w:comment>
+  <w:comment w:id="47" w:author="Unknown Author" w:date="2026-07-01T08:12:05Z" w:initials="">
     <w:p>
       <w:pPr>
         <w:overflowPunct w:val="false"/>
@@ -23028,12 +23818,14 @@
         <w:annotationRef/>
       </w:r>
       <w:r>
-        <w:rPr/>
+        <w:rPr>
+          <w:lang w:val="pt-PT"/>
+        </w:rPr>
         <w:t>É uma boa frase se queres fazer de jesus pq vais ser cruxificado</w:t>
       </w:r>
     </w:p>
   </w:comment>
-  <w:comment w:id="47" w:author="Unknown Author" w:date="2026-07-01T19:07:33Z" w:initials="">
+  <w:comment w:id="48" w:author="Unknown Author" w:date="2026-07-01T19:07:33Z" w:initials="">
     <w:p>
       <w:pPr>
         <w:overflowPunct w:val="true"/>
@@ -23044,76 +23836,166 @@
         <w:annotationRef/>
       </w:r>
       <w:r>
-        <w:rPr/>
+        <w:rPr>
+          <w:lang w:val="pt-PT"/>
+        </w:rPr>
         <w:t>Precisas de definir o meta design</w:t>
       </w:r>
     </w:p>
   </w:comment>
-  <w:comment w:id="49" w:author="Unknown Author" w:date="2026-07-01T19:08:06Z" w:initials="">
+  <w:comment w:id="49" w:author="" w:initials="">
     <w:p>
       <w:pPr>
         <w:overflowPunct w:val="true"/>
-        <w:bidi w:val="0"/>
         <w:rPr/>
       </w:pPr>
       <w:r>
         <w:annotationRef/>
       </w:r>
       <w:r>
-        <w:rPr/>
+        <w:rPr>
+          <w:lang w:val="pt-PT"/>
+        </w:rPr>
+      </w:r>
+    </w:p>
+  </w:comment>
+  <w:comment w:id="50" w:author="Unknown Author" w:date="2026-07-01T19:08:06Z" w:initials="">
+    <w:p>
+      <w:pPr>
+        <w:overflowPunct w:val="true"/>
+        <w:bidi w:val="0"/>
+        <w:rPr/>
+      </w:pPr>
+      <w:r>
+        <w:annotationRef/>
+      </w:r>
+      <w:r>
+        <w:rPr>
+          <w:lang w:val="pt-PT"/>
+        </w:rPr>
         <w:t>Tens que desenvolver isto pare perceber seisto faz sentido de estar aqui ou se cortamos</w:t>
       </w:r>
     </w:p>
   </w:comment>
-  <w:comment w:id="51" w:author="Unknown Author" w:date="2026-07-01T19:09:25Z" w:initials="">
+  <w:comment w:id="51" w:author="" w:initials="">
     <w:p>
       <w:pPr>
         <w:overflowPunct w:val="true"/>
-        <w:bidi w:val="0"/>
         <w:rPr/>
       </w:pPr>
       <w:r>
         <w:annotationRef/>
       </w:r>
       <w:r>
-        <w:rPr/>
+        <w:rPr>
+          <w:lang w:val="pt-PT"/>
+        </w:rPr>
+      </w:r>
+    </w:p>
+  </w:comment>
+  <w:comment w:id="52" w:author="Unknown Author" w:date="2026-07-01T19:09:25Z" w:initials="">
+    <w:p>
+      <w:pPr>
+        <w:overflowPunct w:val="true"/>
+        <w:bidi w:val="0"/>
+        <w:rPr/>
+      </w:pPr>
+      <w:r>
+        <w:annotationRef/>
+      </w:r>
+      <w:r>
+        <w:rPr>
+          <w:lang w:val="pt-PT"/>
+        </w:rPr>
         <w:t>FALA PORTUGUÊS!</w:t>
       </w:r>
     </w:p>
   </w:comment>
-  <w:comment w:id="53" w:author="Unknown Author" w:date="2026-07-01T20:23:09Z" w:initials="">
+  <w:comment w:id="53" w:author="" w:initials="">
     <w:p>
       <w:pPr>
         <w:overflowPunct w:val="true"/>
-        <w:bidi w:val="0"/>
         <w:rPr/>
       </w:pPr>
       <w:r>
         <w:annotationRef/>
       </w:r>
       <w:r>
-        <w:rPr/>
+        <w:rPr>
+          <w:lang w:val="pt-PT"/>
+        </w:rPr>
+      </w:r>
+    </w:p>
+  </w:comment>
+  <w:comment w:id="54" w:author="Unknown Author" w:date="2026-07-01T20:23:09Z" w:initials="">
+    <w:p>
+      <w:pPr>
+        <w:overflowPunct w:val="true"/>
+        <w:bidi w:val="0"/>
+        <w:rPr/>
+      </w:pPr>
+      <w:r>
+        <w:annotationRef/>
+      </w:r>
+      <w:r>
+        <w:rPr>
+          <w:lang w:val="pt-PT"/>
+        </w:rPr>
         <w:t>E definir isto?</w:t>
       </w:r>
     </w:p>
   </w:comment>
-  <w:comment w:id="55" w:author="Unknown Author" w:date="2026-07-01T20:24:02Z" w:initials="">
+  <w:comment w:id="55" w:author="" w:initials="">
     <w:p>
       <w:pPr>
         <w:overflowPunct w:val="true"/>
-        <w:bidi w:val="0"/>
         <w:rPr/>
       </w:pPr>
       <w:r>
         <w:annotationRef/>
       </w:r>
       <w:r>
-        <w:rPr/>
+        <w:rPr>
+          <w:lang w:val="pt-PT"/>
+        </w:rPr>
+      </w:r>
+    </w:p>
+  </w:comment>
+  <w:comment w:id="56" w:author="" w:initials="">
+    <w:p>
+      <w:pPr>
+        <w:overflowPunct w:val="true"/>
+        <w:rPr/>
+      </w:pPr>
+      <w:r>
+        <w:annotationRef/>
+      </w:r>
+      <w:r>
+        <w:rPr>
+          <w:lang w:val="pt-PT"/>
+        </w:rPr>
+      </w:r>
+    </w:p>
+  </w:comment>
+  <w:comment w:id="57" w:author="Unknown Author" w:date="2026-07-01T20:24:02Z" w:initials="">
+    <w:p>
+      <w:pPr>
+        <w:overflowPunct w:val="true"/>
+        <w:bidi w:val="0"/>
+        <w:rPr/>
+      </w:pPr>
+      <w:r>
+        <w:annotationRef/>
+      </w:r>
+      <w:r>
+        <w:rPr>
+          <w:lang w:val="pt-PT"/>
+        </w:rPr>
         <w:t>Não precisava claramente de ser uma tabela</w:t>
       </w:r>
     </w:p>
   </w:comment>
-  <w:comment w:id="57" w:author="Unknown Author" w:date="2026-07-01T20:42:22Z" w:initials="">
+  <w:comment w:id="58" w:author="Unknown Author" w:date="2026-07-01T20:42:22Z" w:initials="">
     <w:p>
       <w:pPr>
         <w:overflowPunct w:val="true"/>
@@ -23124,7 +24006,9 @@
         <w:annotationRef/>
       </w:r>
       <w:r>
-        <w:rPr/>
+        <w:rPr>
+          <w:lang w:val="pt-PT"/>
+        </w:rPr>
         <w:t>Definir o que são</w:t>
       </w:r>
     </w:p>
@@ -23135,54 +24019,143 @@
         <w:rPr/>
       </w:pPr>
       <w:r>
-        <w:rPr/>
+        <w:rPr>
+          <w:lang w:val="pt-PT"/>
+        </w:rPr>
       </w:r>
     </w:p>
   </w:comment>
-  <w:comment w:id="59" w:author="Unknown Author" w:date="2026-07-01T20:43:47Z" w:initials="">
+  <w:comment w:id="59" w:author="" w:initials="">
     <w:p>
       <w:pPr>
         <w:overflowPunct w:val="true"/>
-        <w:bidi w:val="0"/>
         <w:rPr/>
       </w:pPr>
       <w:r>
         <w:annotationRef/>
       </w:r>
       <w:r>
-        <w:rPr/>
+        <w:rPr>
+          <w:lang w:val="pt-PT"/>
+        </w:rPr>
+      </w:r>
+    </w:p>
+  </w:comment>
+  <w:comment w:id="60" w:author="Unknown Author" w:date="2026-07-05T12:16:03Z" w:initials="">
+    <w:p>
+      <w:pPr>
+        <w:overflowPunct w:val="false"/>
+        <w:rPr/>
+      </w:pPr>
+      <w:r>
+        <w:annotationRef/>
+      </w:r>
+      <w:r>
+        <w:rPr>
+          <w:lang w:val="pt-PT"/>
+        </w:rPr>
+        <w:t>Negação</w:t>
+      </w:r>
+    </w:p>
+  </w:comment>
+  <w:comment w:id="61" w:author="Unknown Author" w:date="2026-07-01T20:43:47Z" w:initials="">
+    <w:p>
+      <w:pPr>
+        <w:overflowPunct w:val="true"/>
+        <w:bidi w:val="0"/>
+        <w:rPr/>
+      </w:pPr>
+      <w:r>
+        <w:annotationRef/>
+      </w:r>
+      <w:r>
+        <w:rPr>
+          <w:lang w:val="pt-PT"/>
+        </w:rPr>
         <w:t>É a primeira vez que estás a falar sobre isto. É preciso referir e explicar algures antes deste ponto o que é a Vitoria Hand Project e Já agora a E-Nabled</w:t>
       </w:r>
     </w:p>
   </w:comment>
-  <w:comment w:id="61" w:author="Unknown Author" w:date="2026-07-01T21:09:50Z" w:initials="">
+  <w:comment w:id="62" w:author="" w:initials="">
     <w:p>
       <w:pPr>
         <w:overflowPunct w:val="true"/>
-        <w:bidi w:val="0"/>
         <w:rPr/>
       </w:pPr>
       <w:r>
         <w:annotationRef/>
       </w:r>
       <w:r>
-        <w:rPr/>
+        <w:rPr>
+          <w:lang w:val="pt-PT"/>
+        </w:rPr>
+      </w:r>
+    </w:p>
+  </w:comment>
+  <w:comment w:id="63" w:author="Unknown Author" w:date="2026-07-01T21:09:50Z" w:initials="">
+    <w:p>
+      <w:pPr>
+        <w:overflowPunct w:val="true"/>
+        <w:bidi w:val="0"/>
+        <w:rPr/>
+      </w:pPr>
+      <w:r>
+        <w:annotationRef/>
+      </w:r>
+      <w:r>
+        <w:rPr>
+          <w:lang w:val="pt-PT"/>
+        </w:rPr>
         <w:t>Vamos adicionar uma nota a definir o que é</w:t>
       </w:r>
     </w:p>
   </w:comment>
-  <w:comment w:id="63" w:author="Unknown Author" w:date="2026-07-01T21:02:39Z" w:initials="">
+  <w:comment w:id="64" w:author="" w:initials="">
     <w:p>
       <w:pPr>
         <w:overflowPunct w:val="true"/>
-        <w:bidi w:val="0"/>
         <w:rPr/>
       </w:pPr>
       <w:r>
         <w:annotationRef/>
       </w:r>
       <w:r>
-        <w:rPr/>
+        <w:rPr>
+          <w:lang w:val="pt-PT"/>
+        </w:rPr>
+      </w:r>
+    </w:p>
+  </w:comment>
+  <w:comment w:id="65" w:author="" w:initials="">
+    <w:p>
+      <w:pPr>
+        <w:overflowPunct w:val="true"/>
+        <w:rPr/>
+      </w:pPr>
+      <w:r>
+        <w:annotationRef/>
+      </w:r>
+      <w:r>
+        <w:rPr>
+          <w:lang w:val="pt-PT"/>
+        </w:rPr>
+      </w:r>
+    </w:p>
+  </w:comment>
+  <w:comment w:id="66" w:author="Unknown Author" w:date="2026-07-01T21:02:39Z" w:initials="">
+    <w:p>
+      <w:pPr>
+        <w:overflowPunct w:val="true"/>
+        <w:bidi w:val="0"/>
+        <w:rPr/>
+      </w:pPr>
+      <w:r>
+        <w:annotationRef/>
+      </w:r>
+      <w:r>
+        <w:rPr>
+          <w:lang w:val="pt-PT"/>
+        </w:rPr>
         <w:t>Esta legenda precisa de mais explicação sobre o que são proteses UL, 3DP, LL other, etc</w:t>
       </w:r>
     </w:p>
@@ -23193,27 +24166,64 @@
         <w:rPr/>
       </w:pPr>
       <w:r>
-        <w:rPr/>
+        <w:rPr>
+          <w:lang w:val="pt-PT"/>
+        </w:rPr>
       </w:r>
     </w:p>
   </w:comment>
-  <w:comment w:id="65" w:author="Unknown Author" w:date="2026-07-02T17:25:21Z" w:initials="">
+  <w:comment w:id="67" w:author="Unknown Author" w:date="2026-07-05T12:16:20Z" w:initials="">
+    <w:p>
+      <w:pPr>
+        <w:overflowPunct w:val="false"/>
+        <w:rPr/>
+      </w:pPr>
+      <w:r>
+        <w:annotationRef/>
+      </w:r>
+      <w:r>
+        <w:rPr>
+          <w:lang w:val="pt-PT"/>
+        </w:rPr>
+        <w:t>Negação</w:t>
+      </w:r>
+    </w:p>
+  </w:comment>
+  <w:comment w:id="68" w:author="" w:initials="">
     <w:p>
       <w:pPr>
         <w:overflowPunct w:val="true"/>
-        <w:bidi w:val="0"/>
         <w:rPr/>
       </w:pPr>
       <w:r>
         <w:annotationRef/>
       </w:r>
       <w:r>
-        <w:rPr/>
+        <w:rPr>
+          <w:lang w:val="pt-PT"/>
+        </w:rPr>
+      </w:r>
+    </w:p>
+  </w:comment>
+  <w:comment w:id="69" w:author="Unknown Author" w:date="2026-07-02T17:25:21Z" w:initials="">
+    <w:p>
+      <w:pPr>
+        <w:overflowPunct w:val="true"/>
+        <w:bidi w:val="0"/>
+        <w:rPr/>
+      </w:pPr>
+      <w:r>
+        <w:annotationRef/>
+      </w:r>
+      <w:r>
+        <w:rPr>
+          <w:lang w:val="pt-PT"/>
+        </w:rPr>
         <w:t>Podemos adicionar aquele gráfico todo bonito que fizeste antes.</w:t>
       </w:r>
     </w:p>
   </w:comment>
-  <w:comment w:id="67" w:author="Unknown Author" w:date="2026-07-02T17:36:42Z" w:initials="">
+  <w:comment w:id="70" w:author="Unknown Author" w:date="2026-07-02T17:36:42Z" w:initials="">
     <w:p>
       <w:pPr>
         <w:overflowPunct w:val="true"/>
@@ -23231,23 +24241,41 @@
       </w:r>
     </w:p>
   </w:comment>
-  <w:comment w:id="68" w:author="Unknown Author" w:date="2026-07-02T17:57:37Z" w:initials="">
+  <w:comment w:id="71" w:author="" w:initials="">
     <w:p>
       <w:pPr>
         <w:overflowPunct w:val="true"/>
-        <w:bidi w:val="0"/>
         <w:rPr/>
       </w:pPr>
       <w:r>
         <w:annotationRef/>
       </w:r>
       <w:r>
-        <w:rPr/>
+        <w:rPr>
+          <w:lang w:val="pt-PT"/>
+        </w:rPr>
+      </w:r>
+    </w:p>
+  </w:comment>
+  <w:comment w:id="72" w:author="Unknown Author" w:date="2026-07-02T17:57:37Z" w:initials="">
+    <w:p>
+      <w:pPr>
+        <w:overflowPunct w:val="true"/>
+        <w:bidi w:val="0"/>
+        <w:rPr/>
+      </w:pPr>
+      <w:r>
+        <w:annotationRef/>
+      </w:r>
+      <w:r>
+        <w:rPr>
+          <w:lang w:val="pt-PT"/>
+        </w:rPr>
         <w:t>Aqui é que podemos meter o nosso gráfico bonitolas</w:t>
       </w:r>
     </w:p>
   </w:comment>
-  <w:comment w:id="70" w:author="Unknown Author" w:date="2026-07-02T18:05:03Z" w:initials="">
+  <w:comment w:id="73" w:author="Unknown Author" w:date="2026-07-02T18:05:03Z" w:initials="">
     <w:p>
       <w:pPr>
         <w:overflowPunct w:val="true"/>
@@ -23258,12 +24286,30 @@
         <w:annotationRef/>
       </w:r>
       <w:r>
-        <w:rPr/>
+        <w:rPr>
+          <w:lang w:val="pt-PT"/>
+        </w:rPr>
         <w:t>Falo disto? Acho que não faço em PLA e PETG</w:t>
       </w:r>
     </w:p>
   </w:comment>
-  <w:comment w:id="71" w:author="Unknown Author" w:date="2026-07-03T19:16:18Z" w:initials="">
+  <w:comment w:id="74" w:author="" w:initials="">
+    <w:p>
+      <w:pPr>
+        <w:overflowPunct w:val="true"/>
+        <w:rPr/>
+      </w:pPr>
+      <w:r>
+        <w:annotationRef/>
+      </w:r>
+      <w:r>
+        <w:rPr>
+          <w:lang w:val="pt-PT"/>
+        </w:rPr>
+      </w:r>
+    </w:p>
+  </w:comment>
+  <w:comment w:id="75" w:author="Unknown Author" w:date="2026-07-03T19:16:18Z" w:initials="">
     <w:p>
       <w:pPr>
         <w:overflowPunct w:val="false"/>
@@ -23280,7 +24326,7 @@
       </w:r>
     </w:p>
   </w:comment>
-  <w:comment w:id="72" w:author="Unknown Author" w:date="2026-07-03T19:16:31Z" w:initials="">
+  <w:comment w:id="76" w:author="Unknown Author" w:date="2026-07-03T19:16:31Z" w:initials="">
     <w:p>
       <w:pPr>
         <w:overflowPunct w:val="false"/>
@@ -23297,7 +24343,7 @@
       </w:r>
     </w:p>
   </w:comment>
-  <w:comment w:id="74" w:author="Unknown Author" w:date="2026-07-03T13:45:05Z" w:initials="">
+  <w:comment w:id="77" w:author="Unknown Author" w:date="2026-07-03T13:45:05Z" w:initials="">
     <w:p>
       <w:pPr>
         <w:overflowPunct w:val="true"/>
@@ -23308,12 +24354,30 @@
         <w:annotationRef/>
       </w:r>
       <w:r>
-        <w:rPr/>
+        <w:rPr>
+          <w:lang w:val="pt-PT"/>
+        </w:rPr>
         <w:t>Estás a entrar em modo repetição outra vez.</w:t>
       </w:r>
     </w:p>
   </w:comment>
-  <w:comment w:id="75" w:author="Unknown Author" w:date="2026-07-03T15:26:03Z" w:initials="">
+  <w:comment w:id="78" w:author="" w:initials="">
+    <w:p>
+      <w:pPr>
+        <w:overflowPunct w:val="true"/>
+        <w:rPr/>
+      </w:pPr>
+      <w:r>
+        <w:annotationRef/>
+      </w:r>
+      <w:r>
+        <w:rPr>
+          <w:lang w:val="pt-PT"/>
+        </w:rPr>
+      </w:r>
+    </w:p>
+  </w:comment>
+  <w:comment w:id="79" w:author="Unknown Author" w:date="2026-07-03T15:26:03Z" w:initials="">
     <w:p>
       <w:pPr>
         <w:overflowPunct w:val="false"/>
@@ -23330,7 +24394,7 @@
       </w:r>
     </w:p>
   </w:comment>
-  <w:comment w:id="76" w:author="Unknown Author" w:date="2026-07-03T15:26:54Z" w:initials="">
+  <w:comment w:id="80" w:author="Unknown Author" w:date="2026-07-03T15:26:54Z" w:initials="">
     <w:p>
       <w:pPr>
         <w:overflowPunct w:val="false"/>
@@ -23347,7 +24411,7 @@
       </w:r>
     </w:p>
   </w:comment>
-  <w:comment w:id="77" w:author="Unknown Author" w:date="2026-07-03T15:27:25Z" w:initials="">
+  <w:comment w:id="81" w:author="Unknown Author" w:date="2026-07-03T15:27:25Z" w:initials="">
     <w:p>
       <w:pPr>
         <w:overflowPunct w:val="false"/>
@@ -23364,7 +24428,7 @@
       </w:r>
     </w:p>
   </w:comment>
-  <w:comment w:id="78" w:author="Unknown Author" w:date="2026-07-03T19:22:26Z" w:initials="">
+  <w:comment w:id="82" w:author="Unknown Author" w:date="2026-07-03T19:22:26Z" w:initials="">
     <w:p>
       <w:pPr>
         <w:overflowPunct w:val="false"/>
@@ -23381,7 +24445,7 @@
       </w:r>
     </w:p>
   </w:comment>
-  <w:comment w:id="79" w:author="Unknown Author" w:date="2026-07-03T19:29:59Z" w:initials="">
+  <w:comment w:id="83" w:author="Unknown Author" w:date="2026-07-03T19:29:59Z" w:initials="">
     <w:p>
       <w:pPr>
         <w:overflowPunct w:val="false"/>
@@ -23398,7 +24462,7 @@
       </w:r>
     </w:p>
   </w:comment>
-  <w:comment w:id="80" w:author="Unknown Author" w:date="2026-07-04T13:26:12Z" w:initials="">
+  <w:comment w:id="84" w:author="Unknown Author" w:date="2026-07-05T12:16:36Z" w:initials="">
     <w:p>
       <w:pPr>
         <w:overflowPunct w:val="false"/>
@@ -23411,11 +24475,28 @@
         <w:rPr>
           <w:lang w:val="pt-PT"/>
         </w:rPr>
+        <w:t>Negação</w:t>
+      </w:r>
+    </w:p>
+  </w:comment>
+  <w:comment w:id="85" w:author="Unknown Author" w:date="2026-07-04T13:26:12Z" w:initials="">
+    <w:p>
+      <w:pPr>
+        <w:overflowPunct w:val="false"/>
+        <w:rPr/>
+      </w:pPr>
+      <w:r>
+        <w:annotationRef/>
+      </w:r>
+      <w:r>
+        <w:rPr>
+          <w:lang w:val="pt-PT"/>
+        </w:rPr>
         <w:t>Começas aqui a falar do modelo gerado mas é a primeira vez que abordas isso. Tens que contextualizar.</w:t>
       </w:r>
     </w:p>
   </w:comment>
-  <w:comment w:id="81" w:author="Unknown Author" w:date="2026-07-04T13:27:11Z" w:initials="">
+  <w:comment w:id="86" w:author="Unknown Author" w:date="2026-07-04T13:27:11Z" w:initials="">
     <w:p>
       <w:pPr>
         <w:overflowPunct w:val="false"/>
@@ -23432,7 +24513,7 @@
       </w:r>
     </w:p>
   </w:comment>
-  <w:comment w:id="82" w:author="Unknown Author" w:date="2026-07-04T13:28:25Z" w:initials="">
+  <w:comment w:id="87" w:author="Unknown Author" w:date="2026-07-04T13:28:25Z" w:initials="">
     <w:p>
       <w:pPr>
         <w:overflowPunct w:val="false"/>
@@ -23449,7 +24530,7 @@
       </w:r>
     </w:p>
   </w:comment>
-  <w:comment w:id="83" w:author="Unknown Author" w:date="2026-07-04T15:20:50Z" w:initials="">
+  <w:comment w:id="88" w:author="Unknown Author" w:date="2026-07-05T12:16:52Z" w:initials="">
     <w:p>
       <w:pPr>
         <w:overflowPunct w:val="false"/>
@@ -23462,11 +24543,28 @@
         <w:rPr>
           <w:lang w:val="pt-PT"/>
         </w:rPr>
+        <w:t>Negação</w:t>
+      </w:r>
+    </w:p>
+  </w:comment>
+  <w:comment w:id="89" w:author="Unknown Author" w:date="2026-07-04T15:20:50Z" w:initials="">
+    <w:p>
+      <w:pPr>
+        <w:overflowPunct w:val="false"/>
+        <w:rPr/>
+      </w:pPr>
+      <w:r>
+        <w:annotationRef/>
+      </w:r>
+      <w:r>
+        <w:rPr>
+          <w:lang w:val="pt-PT"/>
+        </w:rPr>
         <w:t>Vamos meter aqui uma imagem</w:t>
       </w:r>
     </w:p>
   </w:comment>
-  <w:comment w:id="84" w:author="Unknown Author" w:date="2026-07-04T16:13:25Z" w:initials="">
+  <w:comment w:id="90" w:author="Unknown Author" w:date="2026-07-05T12:17:08Z" w:initials="">
     <w:p>
       <w:pPr>
         <w:overflowPunct w:val="false"/>
@@ -23479,11 +24577,28 @@
         <w:rPr>
           <w:lang w:val="pt-PT"/>
         </w:rPr>
+        <w:t>Negação</w:t>
+      </w:r>
+    </w:p>
+  </w:comment>
+  <w:comment w:id="91" w:author="Unknown Author" w:date="2026-07-04T16:13:25Z" w:initials="">
+    <w:p>
+      <w:pPr>
+        <w:overflowPunct w:val="false"/>
+        <w:rPr/>
+      </w:pPr>
+      <w:r>
+        <w:annotationRef/>
+      </w:r>
+      <w:r>
+        <w:rPr>
+          <w:lang w:val="pt-PT"/>
+        </w:rPr>
         <w:t>Vamos reescrever isto</w:t>
       </w:r>
     </w:p>
   </w:comment>
-  <w:comment w:id="85" w:author="Unknown Author" w:date="2026-07-04T18:13:58Z" w:initials="">
+  <w:comment w:id="92" w:author="Unknown Author" w:date="2026-07-04T18:13:58Z" w:initials="">
     <w:p>
       <w:pPr>
         <w:overflowPunct w:val="false"/>
@@ -23500,7 +24615,7 @@
       </w:r>
     </w:p>
   </w:comment>
-  <w:comment w:id="86" w:author="Unknown Author" w:date="2026-07-04T18:35:39Z" w:initials="">
+  <w:comment w:id="93" w:author="Unknown Author" w:date="2026-07-05T12:17:21Z" w:initials="">
     <w:p>
       <w:pPr>
         <w:overflowPunct w:val="false"/>
@@ -23513,15 +24628,48 @@
         <w:rPr>
           <w:lang w:val="pt-PT"/>
         </w:rPr>
+        <w:t>Negação</w:t>
+      </w:r>
+    </w:p>
+  </w:comment>
+  <w:comment w:id="94" w:author="Unknown Author" w:date="2026-07-04T18:35:39Z" w:initials="">
+    <w:p>
+      <w:pPr>
+        <w:overflowPunct w:val="false"/>
+        <w:rPr/>
+      </w:pPr>
+      <w:r>
+        <w:annotationRef/>
+      </w:r>
+      <w:r>
+        <w:rPr>
+          <w:lang w:val="pt-PT"/>
+        </w:rPr>
         <w:t>Não te esqueças de adicionar ao indice estas siglas.</w:t>
       </w:r>
     </w:p>
   </w:comment>
-  <w:comment w:id="87" w:author="Unknown Author" w:date="2026-07-04T18:49:44Z" w:initials="">
+  <w:comment w:id="95" w:author="Unknown Author" w:date="2026-07-05T12:17:34Z" w:initials="">
     <w:p>
       <w:pPr>
         <w:overflowPunct w:val="false"/>
-        <w:autoSpaceDE w:val="false"/>
+        <w:rPr/>
+      </w:pPr>
+      <w:r>
+        <w:annotationRef/>
+      </w:r>
+      <w:r>
+        <w:rPr>
+          <w:lang w:val="pt-PT"/>
+        </w:rPr>
+        <w:t>negação</w:t>
+      </w:r>
+    </w:p>
+  </w:comment>
+  <w:comment w:id="96" w:author="Unknown Author" w:date="2026-07-04T18:49:44Z" w:initials="">
+    <w:p>
+      <w:pPr>
+        <w:overflowPunct w:val="false"/>
         <w:bidi w:val="0"/>
         <w:spacing w:before="0" w:after="0"/>
         <w:jc w:val="left"/>
@@ -23532,7 +24680,7 @@
       </w:r>
       <w:r>
         <w:rPr>
-          <w:rFonts w:ascii="Calibri" w:hAnsi="Calibri" w:eastAsia="Noto Serif CJK SC" w:cs="Calibri"/>
+          <w:rFonts w:eastAsia="Noto Serif CJK SC" w:cs="Calibri" w:ascii="Calibri" w:hAnsi="Calibri"/>
           <w:color w:val="auto"/>
           <w:kern w:val="0"/>
           <w:sz w:val="22"/>
@@ -23545,7 +24693,6 @@
     <w:p>
       <w:pPr>
         <w:overflowPunct w:val="false"/>
-        <w:autoSpaceDE w:val="false"/>
         <w:bidi w:val="0"/>
         <w:spacing w:before="0" w:after="0"/>
         <w:jc w:val="left"/>
@@ -23553,19 +24700,13 @@
       </w:pPr>
       <w:r>
         <w:rPr>
-          <w:rFonts w:cs="Calibri" w:eastAsia="Noto Serif CJK SC" w:ascii="Calibri" w:hAnsi="Calibri"/>
-          <w:color w:val="auto"/>
-          <w:kern w:val="0"/>
-          <w:sz w:val="22"/>
-          <w:szCs w:val="22"/>
-          <w:lang w:eastAsia="zh-CN" w:val="pt-PT" w:bidi="en-US"/>
+          <w:lang w:val="pt-PT"/>
         </w:rPr>
       </w:r>
     </w:p>
     <w:p>
       <w:pPr>
         <w:overflowPunct w:val="false"/>
-        <w:autoSpaceDE w:val="false"/>
         <w:bidi w:val="0"/>
         <w:spacing w:before="0" w:after="0"/>
         <w:jc w:val="left"/>
@@ -23573,7 +24714,7 @@
       </w:pPr>
       <w:r>
         <w:rPr>
-          <w:rFonts w:ascii="Calibri" w:hAnsi="Calibri" w:eastAsia="Noto Serif CJK SC" w:cs="Calibri"/>
+          <w:rFonts w:eastAsia="Noto Serif CJK SC" w:cs="Calibri" w:ascii="Calibri" w:hAnsi="Calibri"/>
           <w:color w:val="auto"/>
           <w:kern w:val="0"/>
           <w:sz w:val="22"/>
@@ -23584,7 +24725,7 @@
       </w:r>
     </w:p>
   </w:comment>
-  <w:comment w:id="88" w:author="Unknown Author" w:date="2026-07-04T18:51:43Z" w:initials="">
+  <w:comment w:id="97" w:author="Unknown Author" w:date="2026-07-04T18:51:43Z" w:initials="">
     <w:p>
       <w:pPr>
         <w:overflowPunct w:val="false"/>
@@ -23601,7 +24742,7 @@
       </w:r>
     </w:p>
   </w:comment>
-  <w:comment w:id="89" w:author="Unknown Author" w:date="2026-07-04T18:53:29Z" w:initials="">
+  <w:comment w:id="98" w:author="Unknown Author" w:date="2026-07-04T18:53:29Z" w:initials="">
     <w:p>
       <w:pPr>
         <w:overflowPunct w:val="false"/>
@@ -23618,7 +24759,7 @@
       </w:r>
     </w:p>
   </w:comment>
-  <w:comment w:id="90" w:author="Unknown Author" w:date="2026-07-04T19:12:30Z" w:initials="">
+  <w:comment w:id="99" w:author="Unknown Author" w:date="2026-07-04T19:12:30Z" w:initials="">
     <w:p>
       <w:pPr>
         <w:overflowPunct w:val="false"/>
@@ -23635,7 +24776,7 @@
       </w:r>
     </w:p>
   </w:comment>
-  <w:comment w:id="91" w:author="Unknown Author" w:date="2026-07-04T21:37:44Z" w:initials="">
+  <w:comment w:id="100" w:author="Unknown Author" w:date="2026-07-04T21:37:44Z" w:initials="">
     <w:p>
       <w:pPr>
         <w:overflowPunct w:val="false"/>
@@ -23649,6 +24790,159 @@
           <w:lang w:val="pt-PT"/>
         </w:rPr>
         <w:t>Isto está no indice? Vai lá ver</w:t>
+      </w:r>
+    </w:p>
+  </w:comment>
+  <w:comment w:id="101" w:author="Unknown Author" w:date="2026-07-05T12:22:53Z" w:initials="">
+    <w:p>
+      <w:pPr>
+        <w:overflowPunct w:val="false"/>
+        <w:rPr/>
+      </w:pPr>
+      <w:r>
+        <w:annotationRef/>
+      </w:r>
+      <w:r>
+        <w:rPr>
+          <w:lang w:val="pt-PT"/>
+        </w:rPr>
+        <w:t>Não esquecer de meter no índice</w:t>
+      </w:r>
+    </w:p>
+  </w:comment>
+  <w:comment w:id="102" w:author="Unknown Author" w:date="2026-07-05T12:26:47Z" w:initials="">
+    <w:p>
+      <w:pPr>
+        <w:overflowPunct w:val="false"/>
+        <w:rPr/>
+      </w:pPr>
+      <w:r>
+        <w:annotationRef/>
+      </w:r>
+      <w:r>
+        <w:rPr>
+          <w:lang w:val="pt-PT"/>
+        </w:rPr>
+        <w:t>Adicionar uma nota a explicar e adicionar no indice a sigla</w:t>
+      </w:r>
+    </w:p>
+  </w:comment>
+  <w:comment w:id="103" w:author="Unknown Author" w:date="2026-07-05T14:28:24Z" w:initials="">
+    <w:p>
+      <w:pPr>
+        <w:overflowPunct w:val="true"/>
+        <w:rPr/>
+      </w:pPr>
+      <w:r>
+        <w:annotationRef/>
+      </w:r>
+      <w:r>
+        <w:rPr>
+          <w:lang w:val="pt-PT"/>
+        </w:rPr>
+        <w:t>Isto é uma repetição</w:t>
+      </w:r>
+    </w:p>
+  </w:comment>
+  <w:comment w:id="104" w:author="Unknown Author" w:date="2026-07-05T14:29:31Z" w:initials="">
+    <w:p>
+      <w:pPr>
+        <w:overflowPunct w:val="true"/>
+        <w:rPr/>
+      </w:pPr>
+      <w:r>
+        <w:annotationRef/>
+      </w:r>
+      <w:r>
+        <w:rPr>
+          <w:lang w:val="pt-PT"/>
+        </w:rPr>
+        <w:t>Inserir notas de rodapé</w:t>
+      </w:r>
+    </w:p>
+  </w:comment>
+  <w:comment w:id="105" w:author="Unknown Author" w:date="2026-07-05T15:25:09Z" w:initials="">
+    <w:p>
+      <w:pPr>
+        <w:overflowPunct w:val="true"/>
+        <w:rPr/>
+      </w:pPr>
+      <w:r>
+        <w:annotationRef/>
+      </w:r>
+      <w:r>
+        <w:rPr>
+          <w:lang w:val="pt-PT"/>
+        </w:rPr>
+        <w:t>Inserir um comentário</w:t>
+      </w:r>
+    </w:p>
+  </w:comment>
+  <w:comment w:id="106" w:author="Unknown Author" w:date="2026-07-05T16:14:55Z" w:initials="">
+    <w:p>
+      <w:pPr>
+        <w:overflowPunct w:val="true"/>
+        <w:rPr/>
+      </w:pPr>
+      <w:r>
+        <w:annotationRef/>
+      </w:r>
+      <w:r>
+        <w:rPr>
+          <w:lang w:val="pt-PT"/>
+        </w:rPr>
+        <w:t>Se calhar introduzir uma tabela com os prompts</w:t>
+      </w:r>
+    </w:p>
+  </w:comment>
+  <w:comment w:id="107" w:author="Unknown Author" w:date="2026-07-05T17:43:41Z" w:initials="">
+    <w:p>
+      <w:pPr>
+        <w:overflowPunct w:val="false"/>
+        <w:rPr/>
+      </w:pPr>
+      <w:r>
+        <w:annotationRef/>
+      </w:r>
+      <w:r>
+        <w:rPr>
+          <w:lang w:val="pt-PT"/>
+        </w:rPr>
+        <w:t>Introduzir aqui uma tabela com valores</w:t>
+      </w:r>
+    </w:p>
+  </w:comment>
+  <w:comment w:id="108" w:author="Unknown Author" w:date="2026-07-05T19:22:29Z" w:initials="">
+    <w:p>
+      <w:pPr>
+        <w:overflowPunct w:val="false"/>
+        <w:rPr/>
+      </w:pPr>
+      <w:r>
+        <w:annotationRef/>
+      </w:r>
+      <w:r>
+        <w:rPr>
+          <w:lang w:val="pt-PT"/>
+        </w:rPr>
+        <w:t>indice</w:t>
+      </w:r>
+    </w:p>
+  </w:comment>
+  <w:comment w:id="109" w:author="Unknown Author" w:date="2026-07-05T12:15:21Z" w:initials="">
+    <w:p>
+      <w:pPr>
+        <w:overflowPunct w:val="false"/>
+        <w:rPr/>
+      </w:pPr>
+      <w:r>
+        <w:annotationRef/>
+      </w:r>
+      <w:r>
+        <w:rPr>
+          <w:lang w:val="pt-PT"/>
+        </w:rPr>
+        <w:t>negação</w:t>
       </w:r>
     </w:p>
   </w:comment>

--- a/projecto-completo.docx
+++ b/projecto-completo.docx
@@ -17038,87 +17038,262 @@
         <w:rPr>
           <w:lang w:val="pt-PT"/>
         </w:rPr>
-        <w:t>A experiência do designer, técnico ou clínico que utiliza a plataforma distingue-se estruturalmente da do utilizador final, embora ambas se desenvolvam sobre a mesma infraestrutura digital. A literatura analisada sugere que esta diferença não decorre apenas de níveis distintos de literacia técnica, mas também do próprio tipo de decisão que cada agente é chamado a tomar. Em sistemas de personalização protésica, diferentes domínios de configuração exigem distribuições distintas de autoridade. Quando estão em causa parâmetros ligados à geometria do encaixe, à biomecânica, à tolerância dos tecidos ou à viabilidade de fabrico, o papel do profissional tende a ser dominante, pois envolve interpretação especializada, validação contextual e responsabilidade técnica. Em contrapartida, quando a configuração incide sobre preferências de controlo, inteligibilidade do sistema ou aspetos estéticos mais diretamente experienciados pelo utilizador, a participação deste torna-se mais substantiva. O contraste entre estes domínios é central para compreender a diferenciação entre perfis de uso, ainda que a literatura direta sobre plataformas paramétricas para o membro superior permaneça escassa e muitas conclusões tenham de ser complementadas por evidência transferível de contextos adjacentes (Cordella et al., 2016 (#ref-cordella-2016); Saldarriaga et al., 2024 (#ref-saldarriaga-2024)).</w:t>
-      </w:r>
-    </w:p>
-    <w:p>
-      <w:pPr>
-        <w:pStyle w:val="Normal"/>
-        <w:bidi w:val="0"/>
-        <w:jc w:val="left"/>
-        <w:rPr>
-          <w:lang w:val="pt-PT"/>
-        </w:rPr>
-      </w:pPr>
-      <w:r>
-        <w:rPr>
-          <w:lang w:val="pt-PT"/>
-        </w:rPr>
-        <w:t>Para o designer, protésico ou clínico, a plataforma funciona sobretudo como um ambiente de trabalho orientado à configuração, ao teste, à comparação de alternativas e à supervisão do processo. O interesse principal deste perfil não está apenas em “ver” a prótese, mas em compreender como os parâmetros se relacionam, quais dependências estruturais existem entre dimensões e quais efeitos pequenas alterações podem produzir na geometria final ou no comportamento do sistema. A evidência transferível proveniente de plataformas de configuração e afinação em contexto protésico indica que profissionais valorizam interfaces que reduzam tempo de ajuste, tornem o espaço paramétrico mais interpretável e mantenham uma continuidade suficiente com o raciocínio clínico ou técnico habitual, incluindo ambientes em que conhecimento especializado é codificado em regras, sugestões iniciais ou ferramentas de comparação (Colombo et al., 2015 (#ref-colombo-2015); Quintero et al., 2018 (#ref-quintero-2018); Bai et al., 2024 (#ref-bai-2024)). Contudo, essa mesma literatura mostra também que a digitalização não aumenta automaticamente a confiança profissional: quando o sistema elimina pistas tácteis, empíricas ou processuais importantes, pode igualmente restringir certas formas de saber prático, como sugere a literatura sobre retificação digital e workflows CAD/CAM.</w:t>
-      </w:r>
-    </w:p>
-    <w:p>
-      <w:pPr>
-        <w:pStyle w:val="Normal"/>
-        <w:bidi w:val="0"/>
-        <w:jc w:val="left"/>
-        <w:rPr>
-          <w:lang w:val="pt-PT"/>
-        </w:rPr>
-      </w:pPr>
-      <w:r>
-        <w:rPr>
-          <w:lang w:val="pt-PT"/>
-        </w:rPr>
-        <w:t>Para o utilizador final, por outro lado, a experiência tende a ser mais centrada na compreensibilidade, na confiança e na perceção de participação. Mesmo quando a pessoa não manipula diretamente todos os parâmetros, a possibilidade de visualizar o modelo, reconhecer alterações e acompanhar o processo de personalização torna a configuração menos opaca. A interface ajuda, assim, a transformar essa adaptação de uma decisão técnica distante em um processo parcialmente observável e inteligível. Este aspeto é particularmente relevante num domínio em que a aceitação de uma prótese não depende apenas do desempenho funcional, mas também da perceção de adequação, de participação e de controlo sobre o resultado. A literatura revisada sugere, de forma consistente, que a inteligibilidade da lógica do sistema influencia a experiência de uso: quando o sistema torna mais visíveis os efeitos das ações, os limites das escolhas ou a relação entre input e comportamento, tende a aumentar tanto a capacidade de uso quanto a confiança subjetiva. Plataformas de personalização estética e sistemas com uma visualização mais explícita do espaço de decisão sugerem, precisamente, que a agência do utilizador cresce quando o domínio editável é legível e de baixo risco (Peixoto et al., 2025 (#ref-peixoto-2025)).</w:t>
-      </w:r>
-    </w:p>
-    <w:p>
-      <w:pPr>
-        <w:pStyle w:val="Normal"/>
-        <w:bidi w:val="0"/>
-        <w:jc w:val="left"/>
-        <w:rPr>
-          <w:lang w:val="pt-PT"/>
-        </w:rPr>
-      </w:pPr>
-      <w:r>
-        <w:rPr>
-          <w:lang w:val="pt-PT"/>
-        </w:rPr>
-        <w:t>Esta diferenciação torna-se mais clara quando se distinguem três domínios de personalização que a literatura tende a tratar de forma distinta. No primeiro, correspondente à geometria do encaixe e ao ajustamento biomecânico, predomina uma lógica clínica: a pessoa fornece feedback sobre conforto, tolerância ou preferência, mas a decisão permanece concentrada em quem detém competência técnica e responsabilidade pela validação. No segundo, correspondente à personalização do controlo e à afinação de sistemas interativos, a autoridade do utilizador tende a aumentar, porque só ele pode avaliar de forma imediata a sensação de controlo, a carga cognitiva ou a adequação do comportamento do sistema em uso. No terceiro, ligado à personalização estética e identitária, a literatura sugere que a autonomia dessa participação pode ser mais ampla, precisamente porque o risco clínico e biomecânico é menor e o critério de adequação é mais diretamente experienciado pelo próprio. Esta distinção é importante porque impede tratar a “participação do utilizador” como uma categoria homogénea.</w:t>
-      </w:r>
-    </w:p>
-    <w:p>
-      <w:pPr>
-        <w:pStyle w:val="Normal"/>
-        <w:bidi w:val="0"/>
-        <w:jc w:val="left"/>
-        <w:rPr>
-          <w:lang w:val="pt-PT"/>
-        </w:rPr>
-      </w:pPr>
-      <w:r>
-        <w:rPr>
-          <w:lang w:val="pt-PT"/>
-        </w:rPr>
-        <w:t>A coexistência destes perfis e domínios justifica a adoção de permissões diferenciadas e de uma experiência graduada por papéis. O sistema não distribui o mesmo poder de edição a todos os agentes, pois isso reduziria a segurança, a coerência e a legibilidade do processo. Em vez disso, estrutura diferentes níveis de acesso, permitindo que determinadas ações sejam reservadas a perfis técnicos, enquanto outras se mantêm acessíveis ao utilizador que acompanha a sua configuração. Esta diferenciação não deve ser entendida como uma limitação arbitrária, mas como uma decisão de desenho que procura equilibrar autonomia, segurança e responsabilidade. A literatura recente sobre próteses inteligentes e interfaces configuráveis aponta no mesmo sentido, defendendo modelos de controlo em que parâmetros críticos permanecem sob supervisão profissional, enquanto ajustes mais circunscritos podem tornar-se acessíveis ao utilizador final (Bai et al., 2024 (#ref-bai-2024); Quintero et al., 2018 (#ref-quintero-2018)).</w:t>
-      </w:r>
-    </w:p>
-    <w:p>
-      <w:pPr>
-        <w:pStyle w:val="Normal"/>
-        <w:bidi w:val="0"/>
-        <w:jc w:val="left"/>
-        <w:rPr>
-          <w:lang w:val="pt-PT"/>
-        </w:rPr>
-      </w:pPr>
-      <w:r>
-        <w:rPr>
-          <w:lang w:val="pt-PT"/>
-        </w:rPr>
-        <w:t>A Figura 7.1 ilustra a importância de observar a experiência em uso, e não apenas a configuração abstrata do dispositivo. O teste com utilizador permite identificar problemas de acoplamento, ativação, conforto e adequação funcional que não emergem de forma suficiente no modelo digital. Para esta investigação, a imagem funciona como lembrete metodológico: a plataforma pode tornar o processo mais legível e configurável, mas a experiência situada continua a ser indispensável para validação futura (Silva et al., 2018 (#ref-silva-alcara-2018)).</w:t>
+        <w:t>A plataforma foi estruturada para acomodar formas distintas de participação no processo de configuração, uma vez que designers, técnicos, clínicos e utilizadores finais não intervêm sobre os mesmos parâmetros nem assumem o mesmo grau de responsabilidade. Os estudos analisados sugerem que esta diferença não resulta apenas de níveis distintos de literacia técnica, mas também do tipo de decisão que cada interveniente é chamado a tomar.</w:t>
+      </w:r>
+    </w:p>
+    <w:p>
+      <w:pPr>
+        <w:pStyle w:val="Normal"/>
+        <w:bidi w:val="0"/>
+        <w:jc w:val="left"/>
+        <w:rPr>
+          <w:lang w:val="pt-PT"/>
+        </w:rPr>
+      </w:pPr>
+      <w:r>
+        <w:rPr>
+          <w:lang w:val="pt-PT"/>
+        </w:rPr>
+        <w:t xml:space="preserve">Em sistemas de personalização protésica, diferentes domínios de configuração exigem distribuições distintas de autoridade. Quando estão em causa parâmetros ligados à geometria do encaixe, à biomecânica, à tolerância dos tecidos ou à viabilidade de fabrico, o papel do profissional tende a ser dominante, pois envolve interpretação especializada, validação contextual e responsabilidade técnica. </w:t>
+      </w:r>
+      <w:r>
+        <w:rPr/>
+        <w:t>Em contrapartida, quando a configuração incide sobre preferências de controlo, clareza do sistema ou aspetos estéticos que o utilizador consegue avaliar diretamente, a sua participação torna-se mais substantiva.</w:t>
+      </w:r>
+    </w:p>
+    <w:p>
+      <w:pPr>
+        <w:pStyle w:val="Normal"/>
+        <w:bidi w:val="0"/>
+        <w:jc w:val="left"/>
+        <w:rPr>
+          <w:lang w:val="pt-PT"/>
+        </w:rPr>
+      </w:pPr>
+      <w:r>
+        <w:rPr>
+          <w:lang w:val="pt-PT"/>
+        </w:rPr>
+        <w:t>O contraste entre estes domínios é central para compreender a diferenciação entre perfis de uso, ainda que a literatura direta sobre plataformas paramétricas para o membro superior permaneça escassa e muitas conclusões tenham de ser complementadas por evidência transferível de contextos adjacentes (Cordella et al., 2016 (#ref-cordella-2016); Saldarriaga et al., 2024 (#ref-saldarriaga-2024)).</w:t>
+      </w:r>
+    </w:p>
+    <w:p>
+      <w:pPr>
+        <w:pStyle w:val="Normal"/>
+        <w:bidi w:val="0"/>
+        <w:jc w:val="left"/>
+        <w:rPr>
+          <w:lang w:val="pt-PT"/>
+        </w:rPr>
+      </w:pPr>
+      <w:r>
+        <w:rPr>
+          <w:lang w:val="pt-PT"/>
+        </w:rPr>
+        <w:t xml:space="preserve">Para o designer, </w:t>
+      </w:r>
+      <w:r>
+        <w:rPr>
+          <w:lang w:val="pt-PT"/>
+        </w:rPr>
+        <w:t xml:space="preserve">técnico especialista de próteses e ortóteses. </w:t>
+      </w:r>
+      <w:r>
+        <w:rPr>
+          <w:lang w:val="pt-PT"/>
+        </w:rPr>
+        <w:t xml:space="preserve">ou clínico, a plataforma funciona sobretudo como um ambiente de trabalho orientado à configuração, ao teste, à comparação de alternativas e à supervisão do processo. O interesse principal deste perfil não está apenas em “ver” a prótese, mas em compreender como os parâmetros se relacionam, quais dependências estruturais existem entre dimensões e quais efeitos pequenas alterações podem produzir na geometria final ou no comportamento do sistema. A evidência transferível proveniente de plataformas de configuração e afinação em contexto protésico indica que profissionais valorizam interfaces que reduzam tempo de ajuste, tornem o espaço paramétrico mais interpretável e mantenham uma continuidade suficiente com o raciocínio clínico ou técnico habitual, incluindo ambientes em que conhecimento especializado é codificado em regras, sugestões iniciais ou ferramentas de comparação (Colombo et al., 2015 (#ref-colombo-2015); Quintero et al., 2018 (#ref-quintero-2018); Bai et al., 2024 (#ref-bai-2024)). </w:t>
+      </w:r>
+      <w:r>
+        <w:rPr/>
+        <w:t>Os estudos consultados mostram, contudo, que a digitalização só reforça a confiança profissional quando mantém continuidade com elementos relevantes do processo de ajuste. A redução de indícios tácteis, empíricos ou processuais pode limitar formas de saber prático associadas à experiência clínica e técnica, como sugerem os estudos sobre retificação digital e fluxos CAD/CAM.</w:t>
+      </w:r>
+    </w:p>
+    <w:p>
+      <w:pPr>
+        <w:pStyle w:val="Normal"/>
+        <w:bidi w:val="0"/>
+        <w:jc w:val="left"/>
+        <w:rPr>
+          <w:lang w:val="pt-PT"/>
+        </w:rPr>
+      </w:pPr>
+      <w:r>
+        <w:rPr>
+          <w:lang w:val="pt-PT"/>
+        </w:rPr>
+        <w:t xml:space="preserve">No caso do utilizador final, a experiência tende a concentrar-se na compreensão do processo, na construção de confiança e na perceção de participação. Mesmo quando nem todos os parâmetros são diretamente editáveis, a visualização do modelo, o reconhecimento das alterações e o acompanhamento da personalização contribuem para tornar a configuração </w:t>
+      </w:r>
+      <w:r>
+        <w:rPr>
+          <w:lang w:val="pt-PT"/>
+        </w:rPr>
+        <w:t>menos opaca</w:t>
+      </w:r>
+      <w:r>
+        <w:rPr>
+          <w:lang w:val="pt-PT"/>
+        </w:rPr>
+        <w:t xml:space="preserve">. </w:t>
+      </w:r>
+      <w:r>
+        <w:rPr/>
+        <w:t>A interface contribui, assim, para tornar a adaptação menos distante do utilizador, apresentando-a como um processo parcialmente observável, compreensível e passível de acompanhamento.</w:t>
+      </w:r>
+    </w:p>
+    <w:p>
+      <w:pPr>
+        <w:pStyle w:val="Normal"/>
+        <w:bidi w:val="0"/>
+        <w:jc w:val="left"/>
+        <w:rPr>
+          <w:lang w:val="pt-PT"/>
+        </w:rPr>
+      </w:pPr>
+      <w:r>
+        <w:rPr>
+          <w:lang w:val="pt-PT"/>
+        </w:rPr>
+        <w:t>Quando a</w:t>
+      </w:r>
+      <w:r>
+        <w:rPr>
+          <w:lang w:val="pt-PT"/>
+        </w:rPr>
+        <w:t xml:space="preserve"> aceitação de uma prótese não depende apenas do desempenho funcional, mas também da perceção de adequação, de participação e de controlo sobre o resultado, </w:t>
+      </w:r>
+      <w:r>
+        <w:rPr>
+          <w:lang w:val="pt-PT"/>
+        </w:rPr>
+        <w:t>este aspecto assume relevância</w:t>
+      </w:r>
+      <w:r>
+        <w:rPr>
+          <w:lang w:val="pt-PT"/>
+        </w:rPr>
+        <w:t xml:space="preserve">. </w:t>
+      </w:r>
+      <w:r>
+        <w:rPr/>
+        <w:t>Os estudos analisados sugerem, de forma consistente, que a clareza com que o sistema comunica o seu funcionamento influencia a experiência de utilização.</w:t>
+      </w:r>
+    </w:p>
+    <w:p>
+      <w:pPr>
+        <w:pStyle w:val="Normal"/>
+        <w:bidi w:val="0"/>
+        <w:jc w:val="left"/>
+        <w:rPr>
+          <w:lang w:val="pt-PT"/>
+        </w:rPr>
+      </w:pPr>
+      <w:r>
+        <w:rPr/>
+        <w:t>Quando a plataforma torna mais visíveis os efeitos das ações, os limites das escolhas e a relação entre os dados introduzidos e o comportamento do modelo, reforça a facilidade de utilização e a confiança subjetiva.</w:t>
+      </w:r>
+    </w:p>
+    <w:p>
+      <w:pPr>
+        <w:pStyle w:val="Normal"/>
+        <w:bidi w:val="0"/>
+        <w:jc w:val="left"/>
+        <w:rPr>
+          <w:lang w:val="pt-PT"/>
+        </w:rPr>
+      </w:pPr>
+      <w:r>
+        <w:rPr/>
+        <w:t>As plataformas de personalização estética e os sistemas com visualização explícita do espaço de decisão sugerem que a participação ativa do utilizador aumenta quando as opções editáveis são claras, compreensíveis e associadas a consequências de baixo risco.</w:t>
+      </w:r>
+      <w:r>
+        <w:rPr>
+          <w:lang w:val="pt-PT"/>
+        </w:rPr>
+        <w:t xml:space="preserve"> (Peixoto et al., 2025 (#ref-peixoto-2025)).</w:t>
+      </w:r>
+    </w:p>
+    <w:p>
+      <w:pPr>
+        <w:pStyle w:val="Normal"/>
+        <w:bidi w:val="0"/>
+        <w:jc w:val="left"/>
+        <w:rPr>
+          <w:lang w:val="pt-PT"/>
+        </w:rPr>
+      </w:pPr>
+      <w:r>
+        <w:rPr>
+          <w:lang w:val="pt-PT"/>
+        </w:rPr>
+        <w:t xml:space="preserve">A diferença entre estes níveis de participação torna-se mais clara quando se consideram três domínios de personalização que os estudos analisados abordam de forma diferenciada. </w:t>
+      </w:r>
+      <w:r>
+        <w:rPr/>
+        <w:t>O primeiro domínio diz respeito à geometria do encaixe e ao ajustamento biomecânico, predominando aqui uma lógica clínica. Neste caso, a pessoa pode fornecer feedback sobre conforto, tolerância ou preferência, mas a decisão permanece centrada no interveniente com competência técnica e responsabilidade pela validação. O segundo domínio corresponde à personalização do controlo e à afinação de sistemas interativos, nos quais a autoridade do utilizador tende a aumentar, uma vez que a sensação de controlo, a carga cognitiva e a adequação do comportamento do sistema em uso dependem da sua avaliação direta. O terceiro domínio relaciona-se com a personalização estética e identitária, em que a autonomia do utilizador pode ser mais ampla, dado que o risco clínico e biomecânico é menor e o critério de adequação depende mais diretamente da sua perceção.</w:t>
+      </w:r>
+    </w:p>
+    <w:p>
+      <w:pPr>
+        <w:pStyle w:val="Normal"/>
+        <w:bidi w:val="0"/>
+        <w:jc w:val="left"/>
+        <w:rPr>
+          <w:lang w:val="pt-PT"/>
+        </w:rPr>
+      </w:pPr>
+      <w:r>
+        <w:rPr>
+          <w:lang w:val="pt-PT"/>
+        </w:rPr>
+        <w:t xml:space="preserve">A coexistência destes perfis e domínios justifica a adoção de permissões diferenciadas e de uma experiência graduada por papéis. O sistema não distribui o mesmo poder de edição a todos os agentes, pois isso reduziria a segurança, a coerência e a legibilidade do processo. Em vez disso, estrutura diferentes níveis de acesso, permitindo que determinadas ações sejam reservadas a perfis técnicos, enquanto outras se mantêm acessíveis ao utilizador que acompanha a sua configuração. Esta diferenciação não deve ser entendida como uma limitação arbitrária, mas como uma decisão de desenho que procura equilibrar autonomia, segurança e responsabilidade. </w:t>
+      </w:r>
+      <w:r>
+        <w:rPr/>
+        <w:t>Os estudos recentes sobre próteses inteligentes e interfaces configuráveis reforçam esta leitura, ao defenderem modelos de controlo nos quais os parâmetros críticos permanecem sob supervisão profissional, enquanto ajustes mais delimitados podem ser acessíveis ao utilizador final (Bai et al., 2024 (#ref-bai-2024); Quintero et al., 2018 (#ref-quintero-2018)).</w:t>
+      </w:r>
+    </w:p>
+    <w:p>
+      <w:pPr>
+        <w:pStyle w:val="Normal"/>
+        <w:bidi w:val="0"/>
+        <w:jc w:val="left"/>
+        <w:rPr>
+          <w:lang w:val="pt-PT"/>
+        </w:rPr>
+      </w:pPr>
+      <w:r>
+        <w:rPr>
+          <w:lang w:val="pt-PT"/>
+        </w:rPr>
+        <w:t>A Figura 7.1 evidencia a importância de analisar a utilização concreta do dispositivo, para além da sua configuração digital. A avaliação com utilizador</w:t>
+      </w:r>
+      <w:r>
+        <w:rPr>
+          <w:lang w:val="pt-PT"/>
+        </w:rPr>
+        <w:t>es</w:t>
+      </w:r>
+      <w:r>
+        <w:rPr>
+          <w:lang w:val="pt-PT"/>
+        </w:rPr>
+        <w:t xml:space="preserve"> permite identificar problemas relacionados com o ajuste ao corpo, o modo de ativação, o conforto e a adequação funcional, aspetos que dificilmente são detetados de forma suficiente apenas através do modelo digital. Para esta investigação, a imagem constitui um ponto de referência metodológico: embora a plataforma possa tornar o processo mais claro e configurável, a validação futura continua a depender da observação do uso em contexto real (Silva et al., 2018 (#ref-silva-alcara-2018)).</w:t>
+      </w:r>
+    </w:p>
+    <w:p>
+      <w:pPr>
+        <w:pStyle w:val="Normal"/>
+        <w:bidi w:val="0"/>
+        <w:jc w:val="left"/>
+        <w:rPr>
+          <w:lang w:val="pt-PT"/>
+        </w:rPr>
+      </w:pPr>
+      <w:r>
+        <w:rPr>
+          <w:lang w:val="pt-PT"/>
+        </w:rPr>
       </w:r>
     </w:p>
     <w:p>
@@ -17232,14 +17407,257 @@
         <w:rPr>
           <w:lang w:val="pt-PT"/>
         </w:rPr>
-        <w:t>Do ponto de vista da experiência global, a plataforma revela-se mais forte quando entendida como um espaço de colaboração assimétrica. O designer ou técnico dispõe de uma ferramenta que acelera iterações, estrutura a exploração paramétrica e apoia decisões de maior responsabilidade; o utilizador final ganha maior transparência, inteligibilidade e possibilidade de acompanhamento; e o sistema, no seu conjunto, passa a oferecer uma cadeia de interação mais clara entre o conhecimento especializado e a necessidade individual.</w:t>
+        <w:t xml:space="preserve">Do ponto de vista da experiência global, a plataforma deve ser entendida como um espaço de colaboração assimétrica. Neste enquadramento, o designer ou técnico dispõe de uma ferramenta que acelera iterações, estrutura a exploração paramétrica e apoia decisões de maior responsabilidade, enquanto o utilizador final obtém maior transparência, compreensão do processo e possibilidade de acompanhamento. O sistema passa, assim, a articular de forma mais clara o conhecimento especializado e a necessidade individual. </w:t>
+      </w:r>
+      <w:r>
+        <w:rPr/>
+        <w:t>A utilização da plataforma deve ser entendida, por isso, como uma forma de organizar a intervenção dos diferentes participantes no processo de personalização, articulando decisões técnicas, acompanhamento pelo utilizador e mediação pela interface.</w:t>
+      </w:r>
+      <w:r>
+        <w:rPr>
+          <w:lang w:val="pt-PT"/>
+        </w:rPr>
+        <w:t xml:space="preserve"> Esta leitura é consistente com abordagens human-in-the-loop, nas quais as preferências do utilizador, o ajustamento algorítmico e a supervisão profissional coexistem de forma hierárquica e não mutuamente exclusiva, ao mesmo tempo que a literatura mais ampla sobre fabrico digital em próteses continua a assinalar lacunas de formação, validação longitudinal e comparação sistemática entre workflows (Alili et al., 2023 (#ref-alili-2023); Oldfrey et al., 2024 (#ref-oldfrey-2024)). </w:t>
+      </w:r>
+      <w:r>
+        <w:rPr/>
+        <w:t>A distribuição diferenciada de acesso, interpretação e decisão conduz, assim, à questão seguinte: compreender de que modo a plataforma medeia o processo de design, para além de definir quem participa na sua utilização.</w:t>
+      </w:r>
+    </w:p>
+    <w:p>
+      <w:pPr>
+        <w:pStyle w:val="Heading3"/>
+        <w:bidi w:val="0"/>
+        <w:jc w:val="left"/>
+        <w:rPr>
+          <w:lang w:val="pt-PT"/>
+        </w:rPr>
+      </w:pPr>
+      <w:r>
+        <w:rPr>
+          <w:lang w:val="pt-PT"/>
+        </w:rPr>
+      </w:r>
+    </w:p>
+    <w:p>
+      <w:pPr>
+        <w:pStyle w:val="Heading3"/>
+        <w:bidi w:val="0"/>
+        <w:jc w:val="left"/>
+        <w:rPr>
+          <w:lang w:val="pt-PT"/>
+        </w:rPr>
+      </w:pPr>
+      <w:r>
+        <w:rPr>
+          <w:lang w:val="pt-PT"/>
+        </w:rPr>
+        <w:t>7.3 Mediação do processo de design e reflexão crítica</w:t>
+      </w:r>
+    </w:p>
+    <w:p>
+      <w:pPr>
+        <w:pStyle w:val="Heading3"/>
+        <w:bidi w:val="0"/>
+        <w:jc w:val="left"/>
+        <w:rPr>
+          <w:lang w:val="pt-PT"/>
+        </w:rPr>
+      </w:pPr>
+      <w:r>
+        <w:rPr>
+          <w:lang w:val="pt-PT"/>
+        </w:rPr>
+      </w:r>
+    </w:p>
+    <w:p>
+      <w:pPr>
+        <w:pStyle w:val="Normal"/>
+        <w:bidi w:val="0"/>
+        <w:jc w:val="left"/>
+        <w:rPr>
+          <w:lang w:val="pt-PT"/>
+        </w:rPr>
+      </w:pPr>
+      <w:r>
+        <w:rPr>
+          <w:lang w:val="pt-PT"/>
+        </w:rPr>
+        <w:t xml:space="preserve">O contributo mais relevante da interface não reside apenas em permitir editar parâmetros, mas também em mediar o próprio processo de design. A plataforma introduz uma camada intermédia entre o modelo algorítmico, a decisão técnica e a interpretação do utilizador, reorganizando o desenvolvimento da prótese como uma sequência de interações assistidas. Esta mediação é importante porque reduz a dependência de manipulação direta do código </w:t>
+      </w:r>
+      <w:r>
+        <w:rPr>
+          <w:lang w:val="pt-PT"/>
+        </w:rPr>
+        <w:t>e</w:t>
+      </w:r>
+      <w:r>
+        <w:rPr>
+          <w:lang w:val="pt-PT"/>
+        </w:rPr>
+        <w:t xml:space="preserve"> porque explicita que a personalização não é um ato instantâneo: trata-se de uma dinâmica iterativa de leitura de dados, proposta de configuração, avaliação visual, revisão crítica e eventual exportação para fabrico. </w:t>
+      </w:r>
+      <w:r>
+        <w:rPr/>
+        <w:t>Os estudos analisados reforçam que esta dimensão processual é parte central do modo como sistemas digitais desta natureza distribuem trabalho, autoridade e visibilidade entre diferentes intervenientes. A plataforma atua, assim, como uma infraestrutura de mediação, organizando as condições em que determinadas decisões são formuladas, avaliadas e realizadas no processo de design.</w:t>
+      </w:r>
+    </w:p>
+    <w:p>
+      <w:pPr>
+        <w:pStyle w:val="Normal"/>
+        <w:bidi w:val="0"/>
+        <w:jc w:val="left"/>
+        <w:rPr>
+          <w:lang w:val="pt-PT"/>
+        </w:rPr>
+      </w:pPr>
+      <w:r>
+        <w:rPr>
+          <w:lang w:val="pt-PT"/>
+        </w:rPr>
+        <w:t>Neste sentido, a interface assume uma dimensão simultaneamente operacional e epistemológica, ao influenciar a forma como o problema é compreendido, como as alternativas são exploradas e como as decisões são justificadas.</w:t>
+      </w:r>
+    </w:p>
+    <w:p>
+      <w:pPr>
+        <w:pStyle w:val="Normal"/>
+        <w:bidi w:val="0"/>
+        <w:jc w:val="left"/>
+        <w:rPr>
+          <w:lang w:val="pt-PT"/>
+        </w:rPr>
+      </w:pPr>
+      <w:r>
+        <w:rPr>
+          <w:lang w:val="pt-PT"/>
+        </w:rPr>
+        <w:t xml:space="preserve">Ao disponibilizar parâmetros editáveis, visualização tridimensional, sugestões assistidas por IA e gestão de versões, a plataforma contribui para estruturar o trabalho de projeto e para documentar a evolução das decisões tomadas ao longo do processo. Contudo, essa mesma estrutura também estabelece limites: o utilizador explora o espaço de soluções que o modelo e a interface permitem. </w:t>
+      </w:r>
+      <w:r>
+        <w:rPr/>
+        <w:t>A mediação digital amplia a capacidade de ação, mas também define os limites dentro dos quais a personalização pode ocorrer. Os estudos analisados sugerem que as plataformas mais relevantes neste domínio recorrem a mecanismos concretos de mediação, como o controlo diferenciado de permissões, a exposição seletiva de variáveis, os pontos de partida algorítmicos, a visualização orientada pelo problema e a supervisão integrada na própria interface.</w:t>
+      </w:r>
+    </w:p>
+    <w:p>
+      <w:pPr>
+        <w:pStyle w:val="Normal"/>
+        <w:bidi w:val="0"/>
+        <w:jc w:val="left"/>
+        <w:rPr>
+          <w:lang w:val="pt-PT"/>
+        </w:rPr>
+      </w:pPr>
+      <w:r>
+        <w:rPr>
+          <w:lang w:val="pt-PT"/>
+        </w:rPr>
+        <w:t>Tal tensão entre a ampliação da capacidade e o enquadramento do campo de decisão torna-se particularmente visível em sistemas que diferenciam deliberadamente entre parâmetros acessíveis ao utilizador e parâmetros reservados a profissionais ou a rotinas automáticas de afinação (Bai et al., 2024 (#ref-bai-2024); Alili et al., 2023 (#ref-alili-2023)).</w:t>
+      </w:r>
+    </w:p>
+    <w:p>
+      <w:pPr>
+        <w:pStyle w:val="Normal"/>
+        <w:bidi w:val="0"/>
+        <w:jc w:val="left"/>
+        <w:rPr>
+          <w:lang w:val="pt-PT"/>
+        </w:rPr>
+      </w:pPr>
+      <w:r>
+        <w:rPr>
+          <w:lang w:val="pt-PT"/>
+        </w:rPr>
+        <w:t>Uma implicação decisiva desta leitura é que a plataforma medeia tanto quem utiliza o sistema como aquilo que se torna visível no processo. A visualização tridimensional, os indicadores de estado, os limites paramétricos e os mecanismos de feedback participam ativamente na forma como o problema é compreendido, interpretado e avaliado.</w:t>
+      </w:r>
+    </w:p>
+    <w:p>
+      <w:pPr>
+        <w:pStyle w:val="Normal"/>
+        <w:bidi w:val="0"/>
+        <w:jc w:val="left"/>
+        <w:rPr>
+          <w:lang w:val="pt-PT"/>
+        </w:rPr>
+      </w:pPr>
+      <w:r>
+        <w:rPr>
+          <w:lang w:val="pt-PT"/>
+        </w:rPr>
+        <w:t>Ao tornar certas relações mais visíveis e outras menos acessíveis, a interface produz uma forma específica de legibilidade do processo de personalização. O mesmo se aplica aos mecanismos de comparação e revisão: quando o sistema oferece variantes, propõe valores iniciais ou assinala incongruências, está a intervir na forma como as alternativas são construídas antes mesmo de serem escolhidas.</w:t>
+      </w:r>
+    </w:p>
+    <w:p>
+      <w:pPr>
+        <w:pStyle w:val="Normal"/>
+        <w:bidi w:val="0"/>
+        <w:jc w:val="left"/>
+        <w:rPr>
+          <w:highlight w:val="none"/>
+          <w:shd w:fill="auto" w:val="clear"/>
+          <w:lang w:val="pt-PT"/>
+        </w:rPr>
+      </w:pPr>
+      <w:r>
+        <w:rPr>
+          <w:shd w:fill="auto" w:val="clear"/>
+          <w:lang w:val="pt-PT"/>
+        </w:rPr>
+        <w:t>Nesta perspetiva, a mediação digital participa na forma como as decisões de projeto são preparadas, avaliadas e justificadas. Esta observação conduz a uma reflexão crítica sobre o papel da plataforma no próprio processo de design.</w:t>
+      </w:r>
+    </w:p>
+    <w:p>
+      <w:pPr>
+        <w:pStyle w:val="Normal"/>
+        <w:bidi w:val="0"/>
+        <w:jc w:val="left"/>
+        <w:rPr>
+          <w:lang w:val="pt-PT"/>
+        </w:rPr>
+      </w:pPr>
+      <w:r>
+        <w:rPr>
+          <w:lang w:val="pt-PT"/>
+        </w:rPr>
+        <w:t>Uma interface bem desenhada pode criar a sensação de evidência ou de neutralidade em decisões que continuam condicionadas por critérios de projeto, pressupostos técnicos e escolhas interpretativas. O facto de um parâmetro ser apresentado como controlo disponível, ou de uma sugestão surgir com aparência de plausibilidade técnica, não significa que a solução esteja validada ou que represente a melhor opção em todos os contextos. A mediação da interface deve, por isso, ser avaliada não apenas pela sua eficiência, mas também pela forma como torna visíveis as dependências, as incertezas e as responsabilidades envolvidas no processo. A literatura analisada reforça esta cautela: resultados positivos de usabilidade ou de rapidez de afinação não eliminam a necessidade de definir quem decide, quais parâmetros podem ser alterados, quais decisões ficam pré-estruturadas pelo sistema e sob quais condições essas alterações são consideradas seguras ou adequadas (Peixoto et al., 2025 (#ref-peixoto-2025); Quintero et al., 2018 (#ref-quintero-2018); Bai et al., 2024 (#ref-bai-2024)).</w:t>
+      </w:r>
+    </w:p>
+    <w:p>
+      <w:pPr>
+        <w:pStyle w:val="Normal"/>
+        <w:bidi w:val="0"/>
+        <w:jc w:val="left"/>
+        <w:rPr>
+          <w:lang w:val="pt-PT"/>
+        </w:rPr>
+      </w:pPr>
+      <w:r>
+        <w:rPr>
+          <w:lang w:val="pt-PT"/>
+        </w:rPr>
+        <w:t>Uma interface bem desenhada pode criar a sensação de evidência ou de neutralidade em decisões que continuam condicionadas por critérios de projeto, pressupostos técnicos e escolhas interpretativas.</w:t>
+      </w:r>
+    </w:p>
+    <w:p>
+      <w:pPr>
+        <w:pStyle w:val="Normal"/>
+        <w:bidi w:val="0"/>
+        <w:jc w:val="left"/>
+        <w:rPr>
+          <w:lang w:val="pt-PT"/>
+        </w:rPr>
+      </w:pPr>
+      <w:r>
+        <w:rPr>
+          <w:lang w:val="pt-PT"/>
+        </w:rPr>
+        <w:t xml:space="preserve">A mediação do processo de design não elimina a </w:t>
       </w:r>
       <w:commentRangeStart w:id="109"/>
       <w:r>
         <w:rPr>
           <w:lang w:val="pt-PT"/>
         </w:rPr>
-        <w:t xml:space="preserve"> A utilização da plataforma não se resume, por isso, à ergonomia dos ecrãs, mas à forma como distribui a agência entre</w:t>
+        <w:t>autoria projetual</w:t>
       </w:r>
       <w:r>
         <w:rPr>
@@ -17254,118 +17672,29 @@
         <w:rPr>
           <w:lang w:val="pt-PT"/>
         </w:rPr>
-        <w:t xml:space="preserve"> diferentes participantes no processo de personalização. Esta leitura é consistente com abordagens human-in-the-loop, nas quais as preferências do utilizador, o ajustamento algorítmico e a supervisão profissional coexistem de forma hierárquica e não mutuamente exclusiva, ao mesmo tempo que a literatura mais ampla sobre fabrico digital em próteses continua a assinalar lacunas de formação, validação longitudinal e comparação sistemática entre workflows (Alili et al., 2023 (#ref-alili-2023); Oldfrey et al., 2024 (#ref-oldfrey-2024)). É precisamente essa distribuição desigual, mas intencional, de acesso, interpretação e decisão que prepara a questão seguinte: não apenas quem usa a plataforma, mas também de que modo ela própria medeia o processo de design.</w:t>
-      </w:r>
-    </w:p>
-    <w:p>
-      <w:pPr>
-        <w:pStyle w:val="Heading3"/>
-        <w:bidi w:val="0"/>
-        <w:jc w:val="left"/>
-        <w:rPr>
-          <w:lang w:val="pt-PT"/>
-        </w:rPr>
-      </w:pPr>
-      <w:r>
-        <w:rPr>
-          <w:lang w:val="pt-PT"/>
-        </w:rPr>
-      </w:r>
-    </w:p>
-    <w:p>
-      <w:pPr>
-        <w:pStyle w:val="Heading3"/>
-        <w:bidi w:val="0"/>
-        <w:jc w:val="left"/>
-        <w:rPr>
-          <w:lang w:val="pt-PT"/>
-        </w:rPr>
-      </w:pPr>
-      <w:r>
-        <w:rPr>
-          <w:lang w:val="pt-PT"/>
-        </w:rPr>
-        <w:t>7.3 Mediação do processo de design e reflexão crítica</w:t>
-      </w:r>
-    </w:p>
-    <w:p>
-      <w:pPr>
-        <w:pStyle w:val="Normal"/>
-        <w:bidi w:val="0"/>
-        <w:jc w:val="left"/>
-        <w:rPr>
-          <w:lang w:val="pt-PT"/>
-        </w:rPr>
-      </w:pPr>
-      <w:r>
-        <w:rPr>
-          <w:lang w:val="pt-PT"/>
-        </w:rPr>
-        <w:t>O contributo mais relevante da interface não reside apenas em permitir editar parâmetros, mas também em mediar o próprio processo de design. A plataforma introduz uma camada intermédia entre o modelo algorítmico, a decisão técnica e a interpretação do utilizador, reorganizando o desenvolvimento da prótese como uma sequência de interações assistidas. Esta mediação é importante porque reduz a dependência de manipulação direta do código, mas também porque explicita que a personalização não é um ato instantâneo: trata-se de uma dinâmica iterativa de leitura de dados, proposta de configuração, avaliação visual, revisão crítica e eventual exportação para fabrico. A literatura revisada reforça que esta dimensão processual não constitui mero efeito secundário da interface, mas sim parte central do modo como sistemas digitais desta natureza distribuem trabalho, autoridade e visibilidade entre diferentes agentes. Em vez de apenas executar decisões previamente tomadas, a plataforma ajuda a estruturar quando, como e por quem essas decisões se tornam possíveis.</w:t>
-      </w:r>
-    </w:p>
-    <w:p>
-      <w:pPr>
-        <w:pStyle w:val="Normal"/>
-        <w:bidi w:val="0"/>
-        <w:jc w:val="left"/>
-        <w:rPr>
-          <w:lang w:val="pt-PT"/>
-        </w:rPr>
-      </w:pPr>
-      <w:r>
-        <w:rPr>
-          <w:lang w:val="pt-PT"/>
-        </w:rPr>
-        <w:t>Neste sentido, a interface funciona como um dispositivo epistemológico, e não apenas operacional. Ela condiciona a forma como o problema é visto, como as alternativas são exploradas e como as decisões são justificadas. Ao disponibilizar parâmetros editáveis, visualização tridimensional, sugestões assistidas por IA e gestão de versões, a plataforma torna o trabalho projetual mais estruturado e rastreável. Contudo, essa mesma estrutura também estabelece limites: o utilizador explora o espaço de soluções que o modelo e a interface permitem. A mediação digital aumenta a capacidade de ação, mas também enquadra e delimita o campo do possível. A literatura revisada sugere precisamente que as plataformas mais relevantes neste domínio operam por mecanismos concretos de mediação: controlo diferenciado de permissões, exposição seletiva de variáveis, pontos de partida algorítmicos, visualização orientada por problema e formas de supervisão embutidas na própria interface. Tal tensão entre a ampliação da capacidade e o enquadramento do campo de decisão torna-se particularmente visível em sistemas que diferenciam deliberadamente entre parâmetros acessíveis ao utilizador e parâmetros reservados a profissionais ou a rotinas automáticas de afinação (Bai et al., 2024 (#ref-bai-2024); Alili et al., 2023 (#ref-alili-2023)).</w:t>
-      </w:r>
-    </w:p>
-    <w:p>
-      <w:pPr>
-        <w:pStyle w:val="Normal"/>
-        <w:bidi w:val="0"/>
-        <w:jc w:val="left"/>
-        <w:rPr>
-          <w:lang w:val="pt-PT"/>
-        </w:rPr>
-      </w:pPr>
-      <w:r>
-        <w:rPr>
-          <w:lang w:val="pt-PT"/>
-        </w:rPr>
-        <w:t>Uma implicação decisiva desta leitura é que a plataforma não medeia apenas “quem usa”, mas também “o que pode ser visto”. A visualização tridimensional, os indicadores de estado, os limites paramétricos e os mecanismos de feedback não são elementos neutros de apresentação; organizam a inteligibilidade do problema. Ao tornar certas relações mais visíveis e outras menos acessíveis, a interface produz uma forma específica de legibilidade do processo de personalização. O mesmo se aplica aos mecanismos de comparação e revisão: quando o sistema oferece variantes, propõe valores iniciais ou assinala incongruências, está a intervir na forma como as alternativas são construídas antes mesmo de serem escolhidas. Nesta perspetiva, a mediação digital não é mera facilitação; é também uma tecnologia de enquadramento do juízo projetual.</w:t>
-      </w:r>
-    </w:p>
-    <w:p>
-      <w:pPr>
-        <w:pStyle w:val="Normal"/>
-        <w:bidi w:val="0"/>
-        <w:jc w:val="left"/>
-        <w:rPr>
-          <w:lang w:val="pt-PT"/>
-        </w:rPr>
-      </w:pPr>
-      <w:r>
-        <w:rPr>
-          <w:lang w:val="pt-PT"/>
-        </w:rPr>
-        <w:t>Esta observação conduz a uma importante reflexão crítica. Uma interface bem desenhada pode criar a sensação de evidência ou de neutralidade em decisões que continuam contingentes e projetuais. O facto de um parâmetro ser apresentado como controlo disponível, ou de uma sugestão surgir com aparência de plausibilidade técnica, não significa que a solução esteja validada ou que represente a melhor opção em todos os contextos. A mediação da interface deve, por isso, ser avaliada não apenas pela sua eficiência, mas também pela forma como torna visíveis as dependências, as incertezas e as responsabilidades envolvidas no processo. A literatura analisada reforça esta cautela: resultados positivos de usabilidade ou de rapidez de afinação não eliminam a necessidade de definir quem decide, quais parâmetros podem ser alterados, quais decisões ficam pré-estruturadas pelo sistema e sob quais condições essas alterações são consideradas seguras ou adequadas (Peixoto et al., 2025 (#ref-peixoto-2025); Quintero et al., 2018 (#ref-quintero-2018); Bai et al., 2024 (#ref-bai-2024)).</w:t>
-      </w:r>
-    </w:p>
-    <w:p>
-      <w:pPr>
-        <w:pStyle w:val="Normal"/>
-        <w:bidi w:val="0"/>
-        <w:jc w:val="left"/>
-        <w:rPr>
-          <w:lang w:val="pt-PT"/>
-        </w:rPr>
-      </w:pPr>
-      <w:r>
-        <w:rPr>
-          <w:lang w:val="pt-PT"/>
-        </w:rPr>
-        <w:t>Deste ponto de vista, o sistema proposto assume uma posição produtiva: utiliza a interface para ampliar a acessibilidade, a inteligibilidade e a capacidade iterativa, sem dissolver a necessidade de julgamento humano. A mediação do processo de design não elimina a autoria projetual nem substitui a validação técnica; reorganiza-as num ambiente digital mais controlado e explícito. A plataforma redistribui a agência, mas não o faz de forma uniforme: concentra certas decisões em agentes tecnicamente qualificados, abre outras à participação informada do utilizador e deixa outras sob enquadramento assistido por lógica algorítmica. É precisamente nessa articulação entre interface, lógica paramétrica, sugestão assistida, visibilidade seletiva e responsabilidade crítica que reside o valor metodológico deste sistema enquanto contributo para o design de próteses personalizadas.</w:t>
+        <w:t xml:space="preserve"> nem substitui a validação técnica; reorganiza-as num ambiente digital mais controlado e explícito. A plataforma redistribui a agência, mas não o faz de forma uniforme: concentra certas decisões em agentes tecnicamente qualificados, abre outras à participação informada do utilizador e deixa outras sob enquadramento assistido por</w:t>
+      </w:r>
+      <w:commentRangeStart w:id="110"/>
+      <w:r>
+        <w:rPr>
+          <w:lang w:val="pt-PT"/>
+        </w:rPr>
+        <w:t xml:space="preserve"> lógica algorítmica</w:t>
+      </w:r>
+      <w:r>
+        <w:rPr>
+          <w:lang w:val="pt-PT"/>
+        </w:rPr>
+      </w:r>
+      <w:commentRangeEnd w:id="110"/>
+      <w:r>
+        <w:commentReference w:id="110"/>
+      </w:r>
+      <w:r>
+        <w:rPr>
+          <w:lang w:val="pt-PT"/>
+        </w:rPr>
+        <w:t>. É precisamente nessa articulação entre interface, lógica paramétrica, sugestão assistida, visibilidade seletiva e responsabilidade crítica que reside o valor metodológico deste sistema enquanto contributo para o design de próteses personalizadas.</w:t>
       </w:r>
     </w:p>
     <w:p>
@@ -17381,6 +17710,24 @@
         <w:rPr>
           <w:lang w:val="pt-PT"/>
         </w:rPr>
+      </w:r>
+    </w:p>
+    <w:p>
+      <w:pPr>
+        <w:pStyle w:val="Heading2"/>
+        <w:bidi w:val="0"/>
+        <w:jc w:val="left"/>
+        <w:rPr>
+          <w:color w:val="C9211E"/>
+          <w:lang w:val="pt-PT"/>
+        </w:rPr>
+      </w:pPr>
+      <w:r>
+        <w:rPr>
+          <w:color w:val="C9211E"/>
+          <w:lang w:val="pt-PT"/>
+        </w:rPr>
+        <w:t>FIQUEI AQUI</w:t>
       </w:r>
     </w:p>
     <w:p>
@@ -24929,7 +25276,7 @@
       </w:r>
     </w:p>
   </w:comment>
-  <w:comment w:id="109" w:author="Unknown Author" w:date="2026-07-05T12:15:21Z" w:initials="">
+  <w:comment w:id="109" w:author="Unknown Author" w:date="2026-07-06T07:57:34Z" w:initials="">
     <w:p>
       <w:pPr>
         <w:overflowPunct w:val="false"/>
@@ -24942,7 +25289,24 @@
         <w:rPr>
           <w:lang w:val="pt-PT"/>
         </w:rPr>
-        <w:t>negação</w:t>
+        <w:t>Autoria projetual</w:t>
+      </w:r>
+    </w:p>
+  </w:comment>
+  <w:comment w:id="110" w:author="Unknown Author" w:date="2026-07-06T07:58:17Z" w:initials="">
+    <w:p>
+      <w:pPr>
+        <w:overflowPunct w:val="false"/>
+        <w:rPr/>
+      </w:pPr>
+      <w:r>
+        <w:annotationRef/>
+      </w:r>
+      <w:r>
+        <w:rPr>
+          <w:lang w:val="pt-PT"/>
+        </w:rPr>
+        <w:t>Lógica algorítmica</w:t>
       </w:r>
     </w:p>
   </w:comment>

--- a/projecto-completo.docx
+++ b/projecto-completo.docx
@@ -37,7 +37,7 @@
         <w:rPr>
           <w:lang w:val="pt-PT"/>
         </w:rPr>
-        <w:t>6</w:t>
+        <w:t>7</w:t>
       </w:r>
     </w:p>
     <w:p>
@@ -935,6 +935,21 @@
         <w:rPr>
           <w:lang w:val="pt-PT"/>
         </w:rPr>
+      </w:r>
+    </w:p>
+    <w:p>
+      <w:pPr>
+        <w:pStyle w:val="Heading3"/>
+        <w:bidi w:val="0"/>
+        <w:jc w:val="left"/>
+        <w:rPr>
+          <w:lang w:val="pt-PT"/>
+        </w:rPr>
+      </w:pPr>
+      <w:r>
+        <w:rPr>
+          <w:lang w:val="pt-PT"/>
+        </w:rPr>
         <w:t>Considerações clínicas e funcionais</w:t>
       </w:r>
     </w:p>
@@ -951,6 +966,21 @@
         <w:rPr>
           <w:lang w:val="pt-PT"/>
         </w:rPr>
+      </w:r>
+    </w:p>
+    <w:p>
+      <w:pPr>
+        <w:pStyle w:val="Normal"/>
+        <w:bidi w:val="0"/>
+        <w:jc w:val="left"/>
+        <w:rPr>
+          <w:lang w:val="pt-PT"/>
+        </w:rPr>
+      </w:pPr>
+      <w:r>
+        <w:rPr>
+          <w:lang w:val="pt-PT"/>
+        </w:rPr>
         <w:t>A prescrição de uma prótese de membro superior constitui um processo clínico complexo, centrado no utilizador e conduzido por uma equipa multidisciplinar composta por médicos, protesistas, terapeutas e pelo próprio utilizador/paciente na escolha do dispositivo terminal, mas envolve uma avaliação integrada de fatores físicos, funcionais, ocupacionais e psicossociais (Fink &amp; Diamond, 2023 (#ref-fink-2023); Soyer et al., 2016 (#ref-soyer-2016)).</w:t>
       </w:r>
     </w:p>
@@ -1031,7 +1061,37 @@
         <w:rPr>
           <w:lang w:val="pt-PT"/>
         </w:rPr>
+      </w:r>
+    </w:p>
+    <w:p>
+      <w:pPr>
+        <w:pStyle w:val="Heading3"/>
+        <w:bidi w:val="0"/>
+        <w:jc w:val="left"/>
+        <w:rPr>
+          <w:lang w:val="pt-PT"/>
+        </w:rPr>
+      </w:pPr>
+      <w:r>
+        <w:rPr>
+          <w:lang w:val="pt-PT"/>
+        </w:rPr>
         <w:t>Medição de resultados e abandono protésico</w:t>
+      </w:r>
+    </w:p>
+    <w:p>
+      <w:pPr>
+        <w:pStyle w:val="Normal"/>
+        <w:bidi w:val="0"/>
+        <w:jc w:val="left"/>
+        <w:rPr>
+          <w:lang w:val="pt-PT"/>
+        </w:rPr>
+      </w:pPr>
+      <w:r>
+        <w:rPr>
+          <w:lang w:val="pt-PT"/>
+        </w:rPr>
       </w:r>
     </w:p>
     <w:p>
@@ -1216,6 +1276,21 @@
         <w:rPr>
           <w:lang w:val="pt-PT"/>
         </w:rPr>
+      </w:r>
+    </w:p>
+    <w:p>
+      <w:pPr>
+        <w:pStyle w:val="Normal"/>
+        <w:bidi w:val="0"/>
+        <w:jc w:val="left"/>
+        <w:rPr>
+          <w:lang w:val="pt-PT"/>
+        </w:rPr>
+      </w:pPr>
+      <w:r>
+        <w:rPr>
+          <w:lang w:val="pt-PT"/>
+        </w:rPr>
         <w:t>As próteses de membro superior são classificadas como dispositivos médicos e estão sujeitas à regulamentação específica destinada a garantir a segurança, o desempenho e a vigilância ao longo de todo o ciclo de vida. Na União Europeia, o enquadramento é definido pela Regulamento ([^2]EU) 2017/745 (MDR) - https://eur-lex.europa.eu/eli/reg/2017/745/oj/eng</w:t>
       </w:r>
       <w:r>
@@ -1260,6 +1335,21 @@
     </w:p>
     <w:p>
       <w:pPr>
+        <w:pStyle w:val="Normal"/>
+        <w:bidi w:val="0"/>
+        <w:jc w:val="left"/>
+        <w:rPr>
+          <w:lang w:val="pt-PT"/>
+        </w:rPr>
+      </w:pPr>
+      <w:r>
+        <w:rPr>
+          <w:lang w:val="pt-PT"/>
+        </w:rPr>
+      </w:r>
+    </w:p>
+    <w:p>
+      <w:pPr>
         <w:pStyle w:val="Heading3"/>
         <w:bidi w:val="0"/>
         <w:jc w:val="left"/>
@@ -1272,6 +1362,21 @@
           <w:lang w:val="pt-PT"/>
         </w:rPr>
         <w:t>2.2 Design Industrial, Design Inclusivo e Design Centrado no Utilizador</w:t>
+      </w:r>
+    </w:p>
+    <w:p>
+      <w:pPr>
+        <w:pStyle w:val="Normal"/>
+        <w:bidi w:val="0"/>
+        <w:jc w:val="left"/>
+        <w:rPr>
+          <w:lang w:val="pt-PT"/>
+        </w:rPr>
+      </w:pPr>
+      <w:r>
+        <w:rPr>
+          <w:lang w:val="pt-PT"/>
+        </w:rPr>
       </w:r>
     </w:p>
     <w:p>
@@ -9068,8 +9173,8 @@
       <w:tblGrid>
         <w:gridCol w:w="1805"/>
         <w:gridCol w:w="1805"/>
-        <w:gridCol w:w="1802"/>
-        <w:gridCol w:w="1806"/>
+        <w:gridCol w:w="1801"/>
+        <w:gridCol w:w="1807"/>
         <w:gridCol w:w="1808"/>
       </w:tblGrid>
       <w:tr>
@@ -9132,7 +9237,7 @@
         </w:tc>
         <w:tc>
           <w:tcPr>
-            <w:tcW w:w="1802" w:type="dxa"/>
+            <w:tcW w:w="1801" w:type="dxa"/>
             <w:tcBorders>
               <w:top w:val="single" w:sz="4" w:space="0" w:color="808080"/>
               <w:left w:val="single" w:sz="4" w:space="0" w:color="808080"/>
@@ -9159,7 +9264,7 @@
         </w:tc>
         <w:tc>
           <w:tcPr>
-            <w:tcW w:w="1806" w:type="dxa"/>
+            <w:tcW w:w="1807" w:type="dxa"/>
             <w:tcBorders>
               <w:top w:val="single" w:sz="4" w:space="0" w:color="808080"/>
               <w:left w:val="single" w:sz="4" w:space="0" w:color="808080"/>
@@ -9270,7 +9375,7 @@
         </w:tc>
         <w:tc>
           <w:tcPr>
-            <w:tcW w:w="1802" w:type="dxa"/>
+            <w:tcW w:w="1801" w:type="dxa"/>
             <w:tcBorders>
               <w:top w:val="single" w:sz="4" w:space="0" w:color="808080"/>
               <w:left w:val="single" w:sz="4" w:space="0" w:color="808080"/>
@@ -9297,7 +9402,7 @@
         </w:tc>
         <w:tc>
           <w:tcPr>
-            <w:tcW w:w="1806" w:type="dxa"/>
+            <w:tcW w:w="1807" w:type="dxa"/>
             <w:tcBorders>
               <w:top w:val="single" w:sz="4" w:space="0" w:color="808080"/>
               <w:left w:val="single" w:sz="4" w:space="0" w:color="808080"/>
@@ -9408,7 +9513,7 @@
         </w:tc>
         <w:tc>
           <w:tcPr>
-            <w:tcW w:w="1802" w:type="dxa"/>
+            <w:tcW w:w="1801" w:type="dxa"/>
             <w:tcBorders>
               <w:top w:val="single" w:sz="4" w:space="0" w:color="808080"/>
               <w:left w:val="single" w:sz="4" w:space="0" w:color="808080"/>
@@ -9435,7 +9540,7 @@
         </w:tc>
         <w:tc>
           <w:tcPr>
-            <w:tcW w:w="1806" w:type="dxa"/>
+            <w:tcW w:w="1807" w:type="dxa"/>
             <w:tcBorders>
               <w:top w:val="single" w:sz="4" w:space="0" w:color="808080"/>
               <w:left w:val="single" w:sz="4" w:space="0" w:color="808080"/>
@@ -9546,7 +9651,7 @@
         </w:tc>
         <w:tc>
           <w:tcPr>
-            <w:tcW w:w="1802" w:type="dxa"/>
+            <w:tcW w:w="1801" w:type="dxa"/>
             <w:tcBorders>
               <w:top w:val="single" w:sz="4" w:space="0" w:color="808080"/>
               <w:left w:val="single" w:sz="4" w:space="0" w:color="808080"/>
@@ -9573,7 +9678,7 @@
         </w:tc>
         <w:tc>
           <w:tcPr>
-            <w:tcW w:w="1806" w:type="dxa"/>
+            <w:tcW w:w="1807" w:type="dxa"/>
             <w:tcBorders>
               <w:top w:val="single" w:sz="4" w:space="0" w:color="808080"/>
               <w:left w:val="single" w:sz="4" w:space="0" w:color="808080"/>
@@ -9785,9 +9890,9 @@
         </w:tblCellMar>
       </w:tblPr>
       <w:tblGrid>
-        <w:gridCol w:w="2244"/>
+        <w:gridCol w:w="2243"/>
         <w:gridCol w:w="2613"/>
-        <w:gridCol w:w="2527"/>
+        <w:gridCol w:w="2528"/>
         <w:gridCol w:w="1642"/>
       </w:tblGrid>
       <w:tr>
@@ -9796,7 +9901,7 @@
         </w:trPr>
         <w:tc>
           <w:tcPr>
-            <w:tcW w:w="2244" w:type="dxa"/>
+            <w:tcW w:w="2243" w:type="dxa"/>
             <w:tcBorders>
               <w:top w:val="single" w:sz="4" w:space="0" w:color="808080"/>
               <w:left w:val="single" w:sz="4" w:space="0" w:color="808080"/>
@@ -9850,7 +9955,7 @@
         </w:tc>
         <w:tc>
           <w:tcPr>
-            <w:tcW w:w="2527" w:type="dxa"/>
+            <w:tcW w:w="2528" w:type="dxa"/>
             <w:tcBorders>
               <w:top w:val="single" w:sz="4" w:space="0" w:color="808080"/>
               <w:left w:val="single" w:sz="4" w:space="0" w:color="808080"/>
@@ -9907,7 +10012,7 @@
         <w:trPr/>
         <w:tc>
           <w:tcPr>
-            <w:tcW w:w="2244" w:type="dxa"/>
+            <w:tcW w:w="2243" w:type="dxa"/>
             <w:tcBorders>
               <w:top w:val="single" w:sz="4" w:space="0" w:color="808080"/>
               <w:left w:val="single" w:sz="4" w:space="0" w:color="808080"/>
@@ -9961,7 +10066,7 @@
         </w:tc>
         <w:tc>
           <w:tcPr>
-            <w:tcW w:w="2527" w:type="dxa"/>
+            <w:tcW w:w="2528" w:type="dxa"/>
             <w:tcBorders>
               <w:top w:val="single" w:sz="4" w:space="0" w:color="808080"/>
               <w:left w:val="single" w:sz="4" w:space="0" w:color="808080"/>
@@ -10018,7 +10123,7 @@
         <w:trPr/>
         <w:tc>
           <w:tcPr>
-            <w:tcW w:w="2244" w:type="dxa"/>
+            <w:tcW w:w="2243" w:type="dxa"/>
             <w:tcBorders>
               <w:top w:val="single" w:sz="4" w:space="0" w:color="808080"/>
               <w:left w:val="single" w:sz="4" w:space="0" w:color="808080"/>
@@ -10072,7 +10177,7 @@
         </w:tc>
         <w:tc>
           <w:tcPr>
-            <w:tcW w:w="2527" w:type="dxa"/>
+            <w:tcW w:w="2528" w:type="dxa"/>
             <w:tcBorders>
               <w:top w:val="single" w:sz="4" w:space="0" w:color="808080"/>
               <w:left w:val="single" w:sz="4" w:space="0" w:color="808080"/>
@@ -10129,7 +10234,7 @@
         <w:trPr/>
         <w:tc>
           <w:tcPr>
-            <w:tcW w:w="2244" w:type="dxa"/>
+            <w:tcW w:w="2243" w:type="dxa"/>
             <w:tcBorders>
               <w:top w:val="single" w:sz="4" w:space="0" w:color="808080"/>
               <w:left w:val="single" w:sz="4" w:space="0" w:color="808080"/>
@@ -10183,7 +10288,7 @@
         </w:tc>
         <w:tc>
           <w:tcPr>
-            <w:tcW w:w="2527" w:type="dxa"/>
+            <w:tcW w:w="2528" w:type="dxa"/>
             <w:tcBorders>
               <w:top w:val="single" w:sz="4" w:space="0" w:color="808080"/>
               <w:left w:val="single" w:sz="4" w:space="0" w:color="808080"/>
@@ -10240,7 +10345,7 @@
         <w:trPr/>
         <w:tc>
           <w:tcPr>
-            <w:tcW w:w="2244" w:type="dxa"/>
+            <w:tcW w:w="2243" w:type="dxa"/>
             <w:tcBorders>
               <w:top w:val="single" w:sz="4" w:space="0" w:color="808080"/>
               <w:left w:val="single" w:sz="4" w:space="0" w:color="808080"/>
@@ -10294,7 +10399,7 @@
         </w:tc>
         <w:tc>
           <w:tcPr>
-            <w:tcW w:w="2527" w:type="dxa"/>
+            <w:tcW w:w="2528" w:type="dxa"/>
             <w:tcBorders>
               <w:top w:val="single" w:sz="4" w:space="0" w:color="808080"/>
               <w:left w:val="single" w:sz="4" w:space="0" w:color="808080"/>
@@ -10351,7 +10456,7 @@
         <w:trPr/>
         <w:tc>
           <w:tcPr>
-            <w:tcW w:w="2244" w:type="dxa"/>
+            <w:tcW w:w="2243" w:type="dxa"/>
             <w:tcBorders>
               <w:top w:val="single" w:sz="4" w:space="0" w:color="808080"/>
               <w:left w:val="single" w:sz="4" w:space="0" w:color="808080"/>
@@ -10405,7 +10510,7 @@
         </w:tc>
         <w:tc>
           <w:tcPr>
-            <w:tcW w:w="2527" w:type="dxa"/>
+            <w:tcW w:w="2528" w:type="dxa"/>
             <w:tcBorders>
               <w:top w:val="single" w:sz="4" w:space="0" w:color="808080"/>
               <w:left w:val="single" w:sz="4" w:space="0" w:color="808080"/>
@@ -10462,7 +10567,7 @@
         <w:trPr/>
         <w:tc>
           <w:tcPr>
-            <w:tcW w:w="2244" w:type="dxa"/>
+            <w:tcW w:w="2243" w:type="dxa"/>
             <w:tcBorders>
               <w:top w:val="single" w:sz="4" w:space="0" w:color="808080"/>
               <w:left w:val="single" w:sz="4" w:space="0" w:color="808080"/>
@@ -10516,7 +10621,7 @@
         </w:tc>
         <w:tc>
           <w:tcPr>
-            <w:tcW w:w="2527" w:type="dxa"/>
+            <w:tcW w:w="2528" w:type="dxa"/>
             <w:tcBorders>
               <w:top w:val="single" w:sz="4" w:space="0" w:color="808080"/>
               <w:left w:val="single" w:sz="4" w:space="0" w:color="808080"/>
@@ -10573,7 +10678,7 @@
         <w:trPr/>
         <w:tc>
           <w:tcPr>
-            <w:tcW w:w="2244" w:type="dxa"/>
+            <w:tcW w:w="2243" w:type="dxa"/>
             <w:tcBorders>
               <w:top w:val="single" w:sz="4" w:space="0" w:color="808080"/>
               <w:left w:val="single" w:sz="4" w:space="0" w:color="808080"/>
@@ -10627,7 +10732,7 @@
         </w:tc>
         <w:tc>
           <w:tcPr>
-            <w:tcW w:w="2527" w:type="dxa"/>
+            <w:tcW w:w="2528" w:type="dxa"/>
             <w:tcBorders>
               <w:top w:val="single" w:sz="4" w:space="0" w:color="808080"/>
               <w:left w:val="single" w:sz="4" w:space="0" w:color="808080"/>
@@ -10684,7 +10789,7 @@
         <w:trPr/>
         <w:tc>
           <w:tcPr>
-            <w:tcW w:w="2244" w:type="dxa"/>
+            <w:tcW w:w="2243" w:type="dxa"/>
             <w:tcBorders>
               <w:top w:val="single" w:sz="4" w:space="0" w:color="808080"/>
               <w:left w:val="single" w:sz="4" w:space="0" w:color="808080"/>
@@ -10738,7 +10843,7 @@
         </w:tc>
         <w:tc>
           <w:tcPr>
-            <w:tcW w:w="2527" w:type="dxa"/>
+            <w:tcW w:w="2528" w:type="dxa"/>
             <w:tcBorders>
               <w:top w:val="single" w:sz="4" w:space="0" w:color="808080"/>
               <w:left w:val="single" w:sz="4" w:space="0" w:color="808080"/>
@@ -10795,7 +10900,7 @@
         <w:trPr/>
         <w:tc>
           <w:tcPr>
-            <w:tcW w:w="2244" w:type="dxa"/>
+            <w:tcW w:w="2243" w:type="dxa"/>
             <w:tcBorders>
               <w:top w:val="single" w:sz="4" w:space="0" w:color="808080"/>
               <w:left w:val="single" w:sz="4" w:space="0" w:color="808080"/>
@@ -10849,7 +10954,7 @@
         </w:tc>
         <w:tc>
           <w:tcPr>
-            <w:tcW w:w="2527" w:type="dxa"/>
+            <w:tcW w:w="2528" w:type="dxa"/>
             <w:tcBorders>
               <w:top w:val="single" w:sz="4" w:space="0" w:color="808080"/>
               <w:left w:val="single" w:sz="4" w:space="0" w:color="808080"/>
@@ -10906,7 +11011,7 @@
         <w:trPr/>
         <w:tc>
           <w:tcPr>
-            <w:tcW w:w="2244" w:type="dxa"/>
+            <w:tcW w:w="2243" w:type="dxa"/>
             <w:tcBorders>
               <w:top w:val="single" w:sz="4" w:space="0" w:color="808080"/>
               <w:left w:val="single" w:sz="4" w:space="0" w:color="808080"/>
@@ -10960,7 +11065,7 @@
         </w:tc>
         <w:tc>
           <w:tcPr>
-            <w:tcW w:w="2527" w:type="dxa"/>
+            <w:tcW w:w="2528" w:type="dxa"/>
             <w:tcBorders>
               <w:top w:val="single" w:sz="4" w:space="0" w:color="808080"/>
               <w:left w:val="single" w:sz="4" w:space="0" w:color="808080"/>
@@ -11017,7 +11122,7 @@
         <w:trPr/>
         <w:tc>
           <w:tcPr>
-            <w:tcW w:w="2244" w:type="dxa"/>
+            <w:tcW w:w="2243" w:type="dxa"/>
             <w:tcBorders>
               <w:top w:val="single" w:sz="4" w:space="0" w:color="808080"/>
               <w:left w:val="single" w:sz="4" w:space="0" w:color="808080"/>
@@ -11071,7 +11176,7 @@
         </w:tc>
         <w:tc>
           <w:tcPr>
-            <w:tcW w:w="2527" w:type="dxa"/>
+            <w:tcW w:w="2528" w:type="dxa"/>
             <w:tcBorders>
               <w:top w:val="single" w:sz="4" w:space="0" w:color="808080"/>
               <w:left w:val="single" w:sz="4" w:space="0" w:color="808080"/>
@@ -11128,7 +11233,7 @@
         <w:trPr/>
         <w:tc>
           <w:tcPr>
-            <w:tcW w:w="2244" w:type="dxa"/>
+            <w:tcW w:w="2243" w:type="dxa"/>
             <w:tcBorders>
               <w:top w:val="single" w:sz="4" w:space="0" w:color="808080"/>
               <w:left w:val="single" w:sz="4" w:space="0" w:color="808080"/>
@@ -11182,7 +11287,7 @@
         </w:tc>
         <w:tc>
           <w:tcPr>
-            <w:tcW w:w="2527" w:type="dxa"/>
+            <w:tcW w:w="2528" w:type="dxa"/>
             <w:tcBorders>
               <w:top w:val="single" w:sz="4" w:space="0" w:color="808080"/>
               <w:left w:val="single" w:sz="4" w:space="0" w:color="808080"/>
@@ -16225,9 +16330,7 @@
         <w:t>O objetivo d</w:t>
       </w:r>
       <w:r>
-        <w:rPr>
-          <w:lang w:val="pt-PT"/>
-        </w:rPr>
+        <w:rPr/>
         <w:commentReference w:id="107"/>
       </w:r>
       <w:r>
@@ -16266,19 +16369,7 @@
         <w:rPr>
           <w:lang w:val="pt-PT"/>
         </w:rPr>
-        <w:t xml:space="preserve">A repetição do mesmo perfil produziu </w:t>
-      </w:r>
-      <w:r>
-        <w:rPr>
-          <w:lang w:val="pt-PT"/>
-        </w:rPr>
-        <w:t xml:space="preserve">pequenas </w:t>
-      </w:r>
-      <w:r>
-        <w:rPr>
-          <w:lang w:val="pt-PT"/>
-        </w:rPr>
-        <w:t>variações, na ordem de poucos milímetros, preservando as relações anatómicas essenciais e os limites do modelo. Esta variação confirma a natureza estocástica da componente de IA: mesmo perante o mesmo perfil, o sistema pode produzir respostas ligeiramente diferentes entre execuções sucessivas.</w:t>
+        <w:t>A repetição do mesmo perfil produziu pequenas variações, na ordem de poucos milímetros, preservando as relações anatómicas essenciais e os limites do modelo. Esta variação confirma a natureza estocástica da componente de IA: mesmo perante o mesmo perfil, o sistema pode produzir respostas ligeiramente diferentes entre execuções sucessivas.</w:t>
       </w:r>
     </w:p>
     <w:p>
@@ -16406,19 +16497,7 @@
         <w:rPr>
           <w:lang w:val="pt-PT"/>
         </w:rPr>
-        <w:t xml:space="preserve">A introdução de IA num sistema </w:t>
-      </w:r>
-      <w:r>
-        <w:rPr>
-          <w:lang w:val="pt-PT"/>
-        </w:rPr>
-        <w:t>como o proposto</w:t>
-      </w:r>
-      <w:r>
-        <w:rPr>
-          <w:lang w:val="pt-PT"/>
-        </w:rPr>
-        <w:t xml:space="preserve"> exige distinguir claramente entre sugestão paramétrica, ajuste efetivo e validação final. Uma recomendação produzida por um modelo de IA pode ser útil como ponto de partida, mas não equivale a uma prova de adequação funcional, de conforto ergonómico ou de segurança estrutural. O ajuste real de uma prótese depende sempre de confirmação em contexto técnico e, idealmente, de iterações de teste, observação e refinamento. </w:t>
+        <w:t xml:space="preserve">A introdução de IA num sistema como o proposto exige distinguir claramente entre sugestão paramétrica, ajuste efetivo e validação final. Uma recomendação produzida por um modelo de IA pode ser útil como ponto de partida, mas não equivale a uma prova de adequação funcional, de conforto ergonómico ou de segurança estrutural. O ajuste real de uma prótese depende sempre de confirmação em contexto técnico e, idealmente, de iterações de teste, observação e refinamento. </w:t>
       </w:r>
       <w:r>
         <w:rPr/>
@@ -16577,13 +16656,7 @@
         <w:rPr>
           <w:lang w:val="pt-PT"/>
         </w:rPr>
-        <w:t>Adaptação de</w:t>
-      </w:r>
-      <w:r>
-        <w:rPr>
-          <w:lang w:val="pt-PT"/>
-        </w:rPr>
-        <w:t xml:space="preserve"> Barredo Arrieta, A., Díaz-Rodríguez, N., Del Ser, J., Bennetot, A., Tabik, S., Barbado, A., García, S., Gil-López, S., Molina, D., Benjamins, R., Chatila, R., &amp; Herrera, F. (2020). Explainable Artificial Intelligence (XAI): Concepts, taxonomies, opportunities and challenges toward responsible AI. Information Fusion, 58, 82-115. </w:t>
+        <w:t xml:space="preserve">Adaptação de Barredo Arrieta, A., Díaz-Rodríguez, N., Del Ser, J., Bennetot, A., Tabik, S., Barbado, A., García, S., Gil-López, S., Molina, D., Benjamins, R., Chatila, R., &amp; Herrera, F. (2020). Explainable Artificial Intelligence (XAI): Concepts, taxonomies, opportunities and challenges toward responsible AI. Information Fusion, 58, 82-115. </w:t>
       </w:r>
       <w:hyperlink r:id="rId27">
         <w:r>
@@ -16952,31 +17025,7 @@
         <w:rPr>
           <w:lang w:val="pt-PT"/>
         </w:rPr>
-        <w:t xml:space="preserve">A UI/UX participa diretamente na construção do sistema, atuando como infraestrutura de mediação entre o conhecimento técnico, os dados individuais e a decisão </w:t>
-      </w:r>
-      <w:r>
-        <w:rPr>
-          <w:lang w:val="pt-PT"/>
-        </w:rPr>
-        <w:t>do projeto</w:t>
-      </w:r>
-      <w:r>
-        <w:rPr>
-          <w:lang w:val="pt-PT"/>
-        </w:rPr>
-        <w:t xml:space="preserve">. O seu objetivo não é simplificar artificialmente o problema, mas organizar a complexidade de forma inteligível, preservando continuidade com a lógica paramétrica do modelo e com o enquadramento </w:t>
-      </w:r>
-      <w:r>
-        <w:rPr>
-          <w:lang w:val="pt-PT"/>
-        </w:rPr>
-        <w:t>de apoio</w:t>
-      </w:r>
-      <w:r>
-        <w:rPr>
-          <w:lang w:val="pt-PT"/>
-        </w:rPr>
-        <w:t xml:space="preserve"> da IA discutido no capítulo anterior.</w:t>
+        <w:t>A UI/UX participa diretamente na construção do sistema, atuando como infraestrutura de mediação entre o conhecimento técnico, os dados individuais e a decisão do projeto. O seu objetivo não é simplificar artificialmente o problema, mas organizar a complexidade de forma inteligível, preservando continuidade com a lógica paramétrica do modelo e com o enquadramento de apoio da IA discutido no capítulo anterior.</w:t>
       </w:r>
     </w:p>
     <w:p>
@@ -17090,19 +17139,7 @@
         <w:rPr>
           <w:lang w:val="pt-PT"/>
         </w:rPr>
-        <w:t xml:space="preserve">Para o designer, </w:t>
-      </w:r>
-      <w:r>
-        <w:rPr>
-          <w:lang w:val="pt-PT"/>
-        </w:rPr>
-        <w:t xml:space="preserve">técnico especialista de próteses e ortóteses. </w:t>
-      </w:r>
-      <w:r>
-        <w:rPr>
-          <w:lang w:val="pt-PT"/>
-        </w:rPr>
-        <w:t xml:space="preserve">ou clínico, a plataforma funciona sobretudo como um ambiente de trabalho orientado à configuração, ao teste, à comparação de alternativas e à supervisão do processo. O interesse principal deste perfil não está apenas em “ver” a prótese, mas em compreender como os parâmetros se relacionam, quais dependências estruturais existem entre dimensões e quais efeitos pequenas alterações podem produzir na geometria final ou no comportamento do sistema. A evidência transferível proveniente de plataformas de configuração e afinação em contexto protésico indica que profissionais valorizam interfaces que reduzam tempo de ajuste, tornem o espaço paramétrico mais interpretável e mantenham uma continuidade suficiente com o raciocínio clínico ou técnico habitual, incluindo ambientes em que conhecimento especializado é codificado em regras, sugestões iniciais ou ferramentas de comparação (Colombo et al., 2015 (#ref-colombo-2015); Quintero et al., 2018 (#ref-quintero-2018); Bai et al., 2024 (#ref-bai-2024)). </w:t>
+        <w:t xml:space="preserve">Para o designer, técnico especialista de próteses e ortóteses. ou clínico, a plataforma funciona sobretudo como um ambiente de trabalho orientado à configuração, ao teste, à comparação de alternativas e à supervisão do processo. O interesse principal deste perfil não está apenas em “ver” a prótese, mas em compreender como os parâmetros se relacionam, quais dependências estruturais existem entre dimensões e quais efeitos pequenas alterações podem produzir na geometria final ou no comportamento do sistema. A evidência transferível proveniente de plataformas de configuração e afinação em contexto protésico indica que profissionais valorizam interfaces que reduzam tempo de ajuste, tornem o espaço paramétrico mais interpretável e mantenham uma continuidade suficiente com o raciocínio clínico ou técnico habitual, incluindo ambientes em que conhecimento especializado é codificado em regras, sugestões iniciais ou ferramentas de comparação (Colombo et al., 2015 (#ref-colombo-2015); Quintero et al., 2018 (#ref-quintero-2018); Bai et al., 2024 (#ref-bai-2024)). </w:t>
       </w:r>
       <w:r>
         <w:rPr/>
@@ -17122,19 +17159,7 @@
         <w:rPr>
           <w:lang w:val="pt-PT"/>
         </w:rPr>
-        <w:t xml:space="preserve">No caso do utilizador final, a experiência tende a concentrar-se na compreensão do processo, na construção de confiança e na perceção de participação. Mesmo quando nem todos os parâmetros são diretamente editáveis, a visualização do modelo, o reconhecimento das alterações e o acompanhamento da personalização contribuem para tornar a configuração </w:t>
-      </w:r>
-      <w:r>
-        <w:rPr>
-          <w:lang w:val="pt-PT"/>
-        </w:rPr>
-        <w:t>menos opaca</w:t>
-      </w:r>
-      <w:r>
-        <w:rPr>
-          <w:lang w:val="pt-PT"/>
-        </w:rPr>
-        <w:t xml:space="preserve">. </w:t>
+        <w:t xml:space="preserve">No caso do utilizador final, a experiência tende a concentrar-se na compreensão do processo, na construção de confiança e na perceção de participação. Mesmo quando nem todos os parâmetros são diretamente editáveis, a visualização do modelo, o reconhecimento das alterações e o acompanhamento da personalização contribuem para tornar a configuração menos opaca. </w:t>
       </w:r>
       <w:r>
         <w:rPr/>
@@ -17154,25 +17179,7 @@
         <w:rPr>
           <w:lang w:val="pt-PT"/>
         </w:rPr>
-        <w:t>Quando a</w:t>
-      </w:r>
-      <w:r>
-        <w:rPr>
-          <w:lang w:val="pt-PT"/>
-        </w:rPr>
-        <w:t xml:space="preserve"> aceitação de uma prótese não depende apenas do desempenho funcional, mas também da perceção de adequação, de participação e de controlo sobre o resultado, </w:t>
-      </w:r>
-      <w:r>
-        <w:rPr>
-          <w:lang w:val="pt-PT"/>
-        </w:rPr>
-        <w:t>este aspecto assume relevância</w:t>
-      </w:r>
-      <w:r>
-        <w:rPr>
-          <w:lang w:val="pt-PT"/>
-        </w:rPr>
-        <w:t xml:space="preserve">. </w:t>
+        <w:t xml:space="preserve">Quando a aceitação de uma prótese não depende apenas do desempenho funcional, mas também da perceção de adequação, de participação e de controlo sobre o resultado, este aspecto assume relevância. </w:t>
       </w:r>
       <w:r>
         <w:rPr/>
@@ -17266,19 +17273,7 @@
         <w:rPr>
           <w:lang w:val="pt-PT"/>
         </w:rPr>
-        <w:t>A Figura 7.1 evidencia a importância de analisar a utilização concreta do dispositivo, para além da sua configuração digital. A avaliação com utilizador</w:t>
-      </w:r>
-      <w:r>
-        <w:rPr>
-          <w:lang w:val="pt-PT"/>
-        </w:rPr>
-        <w:t>es</w:t>
-      </w:r>
-      <w:r>
-        <w:rPr>
-          <w:lang w:val="pt-PT"/>
-        </w:rPr>
-        <w:t xml:space="preserve"> permite identificar problemas relacionados com o ajuste ao corpo, o modo de ativação, o conforto e a adequação funcional, aspetos que dificilmente são detetados de forma suficiente apenas através do modelo digital. Para esta investigação, a imagem constitui um ponto de referência metodológico: embora a plataforma possa tornar o processo mais claro e configurável, a validação futura continua a depender da observação do uso em contexto real (Silva et al., 2018 (#ref-silva-alcara-2018)).</w:t>
+        <w:t>A Figura 7.1 evidencia a importância de analisar a utilização concreta do dispositivo, para além da sua configuração digital. A avaliação com utilizadores permite identificar problemas relacionados com o ajuste ao corpo, o modo de ativação, o conforto e a adequação funcional, aspetos que dificilmente são detetados de forma suficiente apenas através do modelo digital. Para esta investigação, a imagem constitui um ponto de referência metodológico: embora a plataforma possa tornar o processo mais claro e configurável, a validação futura continua a depender da observação do uso em contexto real (Silva et al., 2018 (#ref-silva-alcara-2018)).</w:t>
       </w:r>
     </w:p>
     <w:p>
@@ -17483,19 +17478,7 @@
         <w:rPr>
           <w:lang w:val="pt-PT"/>
         </w:rPr>
-        <w:t xml:space="preserve">O contributo mais relevante da interface não reside apenas em permitir editar parâmetros, mas também em mediar o próprio processo de design. A plataforma introduz uma camada intermédia entre o modelo algorítmico, a decisão técnica e a interpretação do utilizador, reorganizando o desenvolvimento da prótese como uma sequência de interações assistidas. Esta mediação é importante porque reduz a dependência de manipulação direta do código </w:t>
-      </w:r>
-      <w:r>
-        <w:rPr>
-          <w:lang w:val="pt-PT"/>
-        </w:rPr>
-        <w:t>e</w:t>
-      </w:r>
-      <w:r>
-        <w:rPr>
-          <w:lang w:val="pt-PT"/>
-        </w:rPr>
-        <w:t xml:space="preserve"> porque explicita que a personalização não é um ato instantâneo: trata-se de uma dinâmica iterativa de leitura de dados, proposta de configuração, avaliação visual, revisão crítica e eventual exportação para fabrico. </w:t>
+        <w:t xml:space="preserve">O contributo mais relevante da interface não reside apenas em permitir editar parâmetros, mas também em mediar o próprio processo de design. A plataforma introduz uma camada intermédia entre o modelo algorítmico, a decisão técnica e a interpretação do utilizador, reorganizando o desenvolvimento da prótese como uma sequência de interações assistidas. Esta mediação é importante porque reduz a dependência de manipulação direta do código e porque explicita que a personalização não é um ato instantâneo: trata-se de uma dinâmica iterativa de leitura de dados, proposta de configuração, avaliação visual, revisão crítica e eventual exportação para fabrico. </w:t>
       </w:r>
       <w:r>
         <w:rPr/>
@@ -17551,23 +17534,23 @@
         <w:rPr>
           <w:lang w:val="pt-PT"/>
         </w:rPr>
-        <w:t>Tal tensão entre a ampliação da capacidade e o enquadramento do campo de decisão torna-se particularmente visível em sistemas que diferenciam deliberadamente entre parâmetros acessíveis ao utilizador e parâmetros reservados a profissionais ou a rotinas automáticas de afinação (Bai et al., 2024 (#ref-bai-2024); Alili et al., 2023 (#ref-alili-2023)).</w:t>
-      </w:r>
-    </w:p>
-    <w:p>
-      <w:pPr>
-        <w:pStyle w:val="Normal"/>
-        <w:bidi w:val="0"/>
-        <w:jc w:val="left"/>
-        <w:rPr>
-          <w:lang w:val="pt-PT"/>
-        </w:rPr>
-      </w:pPr>
-      <w:r>
-        <w:rPr>
-          <w:lang w:val="pt-PT"/>
-        </w:rPr>
-        <w:t>Uma implicação decisiva desta leitura é que a plataforma medeia tanto quem utiliza o sistema como aquilo que se torna visível no processo. A visualização tridimensional, os indicadores de estado, os limites paramétricos e os mecanismos de feedback participam ativamente na forma como o problema é compreendido, interpretado e avaliado.</w:t>
+        <w:t>A articulação entre maior capacidade de intervenção e delimitação do campo de decisão torna-se particularmente visível em sistemas que distinguem, de forma deliberada, os parâmetros acessíveis ao utilizador daqueles que permanecem reservados a profissionais ou a rotinas automáticas de ajuste. (Bai et al., 2024 (#ref-bai-2024); Alili et al., 2023 (#ref-alili-2023)).</w:t>
+      </w:r>
+    </w:p>
+    <w:p>
+      <w:pPr>
+        <w:pStyle w:val="Normal"/>
+        <w:bidi w:val="0"/>
+        <w:jc w:val="left"/>
+        <w:rPr>
+          <w:lang w:val="pt-PT"/>
+        </w:rPr>
+      </w:pPr>
+      <w:r>
+        <w:rPr>
+          <w:lang w:val="pt-PT"/>
+        </w:rPr>
+        <w:t>Uma implicação desta leitura é que a plataforma medeia tanto quem utiliza o sistema como aquilo que se torna visível no processo. A visualização tridimensional, os indicadores de estado, os limites paramétricos e os mecanismos de feedback participam ativamente na forma como o problema é compreendido, interpretado e avaliado.</w:t>
       </w:r>
     </w:p>
     <w:p>
@@ -17650,51 +17633,39 @@
         <w:rPr>
           <w:lang w:val="pt-PT"/>
         </w:rPr>
-        <w:t xml:space="preserve">A mediação do processo de design não elimina a </w:t>
-      </w:r>
-      <w:commentRangeStart w:id="109"/>
-      <w:r>
-        <w:rPr>
-          <w:lang w:val="pt-PT"/>
-        </w:rPr>
-        <w:t>autoria projetual</w:t>
-      </w:r>
-      <w:r>
-        <w:rPr>
-          <w:lang w:val="pt-PT"/>
-        </w:rPr>
-      </w:r>
-      <w:commentRangeEnd w:id="109"/>
-      <w:r>
-        <w:commentReference w:id="109"/>
-      </w:r>
-      <w:r>
-        <w:rPr>
-          <w:lang w:val="pt-PT"/>
-        </w:rPr>
-        <w:t xml:space="preserve"> nem substitui a validação técnica; reorganiza-as num ambiente digital mais controlado e explícito. A plataforma redistribui a agência, mas não o faz de forma uniforme: concentra certas decisões em agentes tecnicamente qualificados, abre outras à participação informada do utilizador e deixa outras sob enquadramento assistido por</w:t>
-      </w:r>
-      <w:commentRangeStart w:id="110"/>
-      <w:r>
-        <w:rPr>
-          <w:lang w:val="pt-PT"/>
-        </w:rPr>
-        <w:t xml:space="preserve"> lógica algorítmica</w:t>
-      </w:r>
-      <w:r>
-        <w:rPr>
-          <w:lang w:val="pt-PT"/>
-        </w:rPr>
-      </w:r>
-      <w:commentRangeEnd w:id="110"/>
-      <w:r>
-        <w:commentReference w:id="110"/>
-      </w:r>
-      <w:r>
-        <w:rPr>
-          <w:lang w:val="pt-PT"/>
-        </w:rPr>
-        <w:t>. É precisamente nessa articulação entre interface, lógica paramétrica, sugestão assistida, visibilidade seletiva e responsabilidade crítica que reside o valor metodológico deste sistema enquanto contributo para o design de próteses personalizadas.</w:t>
+        <w:t>A mediação do processo de design preserva a responsabilidade pelas decisões de projeto e a necessidade de validação técnica, reorganizando ambas num ambiente digital mais controlado e explícito.</w:t>
+      </w:r>
+    </w:p>
+    <w:p>
+      <w:pPr>
+        <w:pStyle w:val="Normal"/>
+        <w:bidi w:val="0"/>
+        <w:jc w:val="left"/>
+        <w:rPr>
+          <w:lang w:val="pt-PT"/>
+        </w:rPr>
+      </w:pPr>
+      <w:r>
+        <w:rPr>
+          <w:lang w:val="pt-PT"/>
+        </w:rPr>
+        <w:t>A plataforma distribui a capacidade de intervenção de forma diferenciada: concentra certas decisões em intervenientes tecnicamente qualificados, abre outras à participação informada do utilizador e enquadra outras através de sugestões produzidas por IA.</w:t>
+      </w:r>
+    </w:p>
+    <w:p>
+      <w:pPr>
+        <w:pStyle w:val="Normal"/>
+        <w:bidi w:val="0"/>
+        <w:jc w:val="left"/>
+        <w:rPr>
+          <w:lang w:val="pt-PT"/>
+        </w:rPr>
+      </w:pPr>
+      <w:r>
+        <w:rPr>
+          <w:lang w:val="pt-PT"/>
+        </w:rPr>
+        <w:t>É precisamente nessa articulação entre interface, lógica paramétrica, sugestão assistida, visibilidade seletiva e responsabilidade crítica que reside o valor metodológico deste sistema enquanto contributo para o design de próteses personalizadas.</w:t>
       </w:r>
     </w:p>
     <w:p>
@@ -17707,9 +17678,7 @@
         </w:rPr>
       </w:pPr>
       <w:r>
-        <w:rPr>
-          <w:lang w:val="pt-PT"/>
-        </w:rPr>
+        <w:rPr/>
       </w:r>
     </w:p>
     <w:p>
@@ -17718,24 +17687,6 @@
         <w:bidi w:val="0"/>
         <w:jc w:val="left"/>
         <w:rPr>
-          <w:color w:val="C9211E"/>
-          <w:lang w:val="pt-PT"/>
-        </w:rPr>
-      </w:pPr>
-      <w:r>
-        <w:rPr>
-          <w:color w:val="C9211E"/>
-          <w:lang w:val="pt-PT"/>
-        </w:rPr>
-        <w:t>FIQUEI AQUI</w:t>
-      </w:r>
-    </w:p>
-    <w:p>
-      <w:pPr>
-        <w:pStyle w:val="Heading2"/>
-        <w:bidi w:val="0"/>
-        <w:jc w:val="left"/>
-        <w:rPr>
           <w:lang w:val="pt-PT"/>
         </w:rPr>
       </w:pPr>
@@ -17805,39 +17756,139 @@
         <w:rPr>
           <w:lang w:val="pt-PT"/>
         </w:rPr>
-        <w:t>A avaliação do sistema foi organizada em torno de três níveis complementares: coerência técnica do modelo paramétrico, funcionamento da plataforma digital e plausibilidade das sugestões assistidas por IA. Esta separação é necessária porque o projeto combina componentes de natureza distinta. Um modelo OpenSCAD pode ser parametricamente consistente e, ainda assim, a interface pode não tornar essa consistência compreensível; do mesmo modo, uma sugestão de IA pode ser plausível como ponto de partida e continuar insuficiente como validação final da prótese. Assim, os critérios usados procuram avaliar o encadeamento entre dados, parâmetros, renderização, exportação e revisão humana, em vez de tratar qualquer componente como solução autónoma.</w:t>
-      </w:r>
-    </w:p>
-    <w:p>
-      <w:pPr>
-        <w:pStyle w:val="Normal"/>
-        <w:bidi w:val="0"/>
-        <w:jc w:val="left"/>
-        <w:rPr>
-          <w:lang w:val="pt-PT"/>
-        </w:rPr>
-      </w:pPr>
-      <w:r>
-        <w:rPr>
-          <w:lang w:val="pt-PT"/>
-        </w:rPr>
-        <w:t>No plano antropométrico, a avaliação concentrou-se em invariantes: conformidade com o esquema de parâmetros, respeito pelos limites mínimos e máximos, proporcionalidade entre dedos, adequação etária, coerência com intervalos adultos e lateralidade correta em casos de amputação unilateral. Estes critérios foram escolhidos porque são verificáveis dentro do sistema e correspondem a riscos diretamente relacionados com a personalização inicial. Não avaliam conforto, desempenho funcional nem segurança clínica, mas permitem identificar se a cadeia descrição livre, sugestão paramétrica e modelo renderizado preserva condições mínimas de plausibilidade antes de qualquer prototipagem.</w:t>
-      </w:r>
-    </w:p>
-    <w:p>
-      <w:pPr>
-        <w:pStyle w:val="Normal"/>
-        <w:bidi w:val="0"/>
-        <w:jc w:val="left"/>
-        <w:rPr>
-          <w:lang w:val="pt-PT"/>
-        </w:rPr>
-      </w:pPr>
-      <w:r>
-        <w:rPr>
-          <w:lang w:val="pt-PT"/>
-        </w:rPr>
-        <w:t>A avaliação geométrica prolongou estes critérios até à saída fabricável. Para isso, foram executados fluxos de ponta a ponta com a interface real: autenticação, introdução de descrição de paciente, chamada ao serviço de IA, aplicação dos valores sugeridos, renderização por OpenSCAD/WebAssembly, exportação STL e medição das malhas resultantes. Esta etapa foi importante porque uma resposta numérica correta não garante, por si só, que a geometria final escale da forma esperada. Ao medir as peças exportadas, tornou-se possível verificar se as relações paramétricas declaradas atravessavam efetivamente toda a arquitetura da plataforma.</w:t>
+        <w:t>A avaliação do sistema foi organizada em torno de três níveis complementares: coerência técnica do modelo paramétrico, funcionamento da plataforma digital e plausibilidade das sugestões assistidas por IA.</w:t>
+      </w:r>
+    </w:p>
+    <w:p>
+      <w:pPr>
+        <w:pStyle w:val="Normal"/>
+        <w:bidi w:val="0"/>
+        <w:jc w:val="left"/>
+        <w:rPr>
+          <w:lang w:val="pt-PT"/>
+        </w:rPr>
+      </w:pPr>
+      <w:r>
+        <w:rPr>
+          <w:lang w:val="pt-PT"/>
+        </w:rPr>
+        <w:t xml:space="preserve">Esta separação </w:t>
+      </w:r>
+      <w:r>
+        <w:rPr>
+          <w:lang w:val="pt-PT"/>
+        </w:rPr>
+        <w:t>demonstrou-se</w:t>
+      </w:r>
+      <w:r>
+        <w:rPr>
+          <w:lang w:val="pt-PT"/>
+        </w:rPr>
+        <w:t xml:space="preserve"> necessária </w:t>
+      </w:r>
+      <w:r>
+        <w:rPr>
+          <w:lang w:val="pt-PT"/>
+        </w:rPr>
+        <w:t>pois</w:t>
+      </w:r>
+      <w:r>
+        <w:rPr>
+          <w:lang w:val="pt-PT"/>
+        </w:rPr>
+        <w:t xml:space="preserve"> o projeto combina componentes de natureza distinta.</w:t>
+      </w:r>
+    </w:p>
+    <w:p>
+      <w:pPr>
+        <w:pStyle w:val="Normal"/>
+        <w:bidi w:val="0"/>
+        <w:jc w:val="left"/>
+        <w:rPr>
+          <w:lang w:val="pt-PT"/>
+        </w:rPr>
+      </w:pPr>
+      <w:r>
+        <w:rPr>
+          <w:lang w:val="pt-PT"/>
+        </w:rPr>
+        <w:t xml:space="preserve">Um modelo OpenSCAD pode ser parametricamente consistente e, ainda assim, a interface pode não tornar essa consistência compreensível; do mesmo modo, uma sugestão de IA pode ser plausível como ponto de partida e continuar insuficiente como validação final da prótese. </w:t>
+      </w:r>
+      <w:r>
+        <w:rPr>
+          <w:lang w:val="pt-PT"/>
+        </w:rPr>
+        <w:t>O</w:t>
+      </w:r>
+      <w:r>
+        <w:rPr>
+          <w:lang w:val="pt-PT"/>
+        </w:rPr>
+        <w:t>s critérios usados procuram avaliar o encadeamento entre dados, parâmetros, renderização, exportação e revisão humana, em vez de tratar qualquer componente como solução autónoma.</w:t>
+      </w:r>
+    </w:p>
+    <w:p>
+      <w:pPr>
+        <w:pStyle w:val="Normal"/>
+        <w:bidi w:val="0"/>
+        <w:jc w:val="left"/>
+        <w:rPr>
+          <w:lang w:val="pt-PT"/>
+        </w:rPr>
+      </w:pPr>
+      <w:r>
+        <w:rPr>
+          <w:lang w:val="pt-PT"/>
+        </w:rPr>
+        <w:t xml:space="preserve">No plano antropométrico, a avaliação concentrou-se em invariantes: conformidade com o esquema de parâmetros, respeito pelos limites mínimos e máximos, proporcionalidade entre dedos, adequação etária, coerência com intervalos adultos e lateralidade correta em casos de amputação unilateral. </w:t>
+        <w:br/>
+        <w:t>Estes critérios foram escolhidos porque são verificáveis dentro do sistema e correspondem a riscos diretamente relacionados com a personalização inicial.</w:t>
+      </w:r>
+    </w:p>
+    <w:p>
+      <w:pPr>
+        <w:pStyle w:val="Normal"/>
+        <w:bidi w:val="0"/>
+        <w:jc w:val="left"/>
+        <w:rPr>
+          <w:lang w:val="pt-PT"/>
+        </w:rPr>
+      </w:pPr>
+      <w:r>
+        <w:rPr/>
+        <w:t>Estas validações incidem sobre a coerência preliminar do processo, permitindo verificar se a cadeia entre descrição livre, sugestão paramétrica e modelo renderizado preserva condições mínimas de plausibilidade antes de qualquer prototipagem. A avaliação de conforto, desempenho funcional e segurança clínica permanece dependente de testes posteriores com utilizadores e validação especializada.</w:t>
+      </w:r>
+    </w:p>
+    <w:p>
+      <w:pPr>
+        <w:pStyle w:val="Normal"/>
+        <w:bidi w:val="0"/>
+        <w:jc w:val="left"/>
+        <w:rPr>
+          <w:lang w:val="pt-PT"/>
+        </w:rPr>
+      </w:pPr>
+      <w:r>
+        <w:rPr>
+          <w:lang w:val="pt-PT"/>
+        </w:rPr>
+        <w:t>A avaliação geométrica prolongou estes critérios até à etapa de exportação do modelo para fabrico. Para isso, foram executados fluxos de ponta a ponta com a interface real, incluindo autenticação, introdução da descrição do paciente, chamada ao serviço de IA, aplicação dos valores sugeridos, renderização por OpenSCAD/WebAssembly, exportação em STL e medição das malhas resultantes.</w:t>
+      </w:r>
+    </w:p>
+    <w:p>
+      <w:pPr>
+        <w:pStyle w:val="Normal"/>
+        <w:bidi w:val="0"/>
+        <w:jc w:val="left"/>
+        <w:rPr>
+          <w:lang w:val="pt-PT"/>
+        </w:rPr>
+      </w:pPr>
+      <w:r>
+        <w:rPr>
+          <w:lang w:val="pt-PT"/>
+        </w:rPr>
+        <w:t>Esta etapa foi relevante porque a correção dos valores numéricos sugeridos não garante, por si só, que a geometria final responda de forma coerente aos parâmetros aplicados. A medição das peças exportadas permitiu verificar se as relações paramétricas definidas se preservavam desde a sugestão inicial até ao modelo gerado.</w:t>
       </w:r>
     </w:p>
     <w:p>
@@ -18013,7 +18064,39 @@
         <w:rPr>
           <w:lang w:val="pt-PT"/>
         </w:rPr>
-        <w:t>O primeiro conjunto experimental incidiu sobre cinco perfis descritos apenas por indicadores populacionais indiretos, como idade, sexo, altura, peso, país, comprimento do braço e constituição física. Não foram fornecidas medições diretas da mão. Este é o cenário de maior relevância para a acessibilidade do sistema, pois corresponde ao utilizador que consegue descrever o paciente em linguagem comum, mas não domina os procedimentos de medição antropométrica. Nas cinco situações, a IA produziu JSON válido, usou apenas parâmetros existentes, respeitou os limites declarados do modelo e manteve a ordenação anatómica esperada entre os dedos.</w:t>
+        <w:t>O primeiro conjunto experimental incidiu sobre cinco perfis construídos a partir de indicadores populacionais indiretos, incluindo idade, sexo, altura, peso, país, comprimento do braço e constituição física. Como estes perfis não incluíam medições diretas da mão, a avaliação centrou-se na capacidade do sistema para produzir sugestões paramétricas plausíveis a partir de informação contextual.</w:t>
+      </w:r>
+    </w:p>
+    <w:p>
+      <w:pPr>
+        <w:pStyle w:val="Normal"/>
+        <w:bidi w:val="0"/>
+        <w:jc w:val="left"/>
+        <w:rPr>
+          <w:lang w:val="pt-PT"/>
+        </w:rPr>
+      </w:pPr>
+      <w:r>
+        <w:rPr>
+          <w:lang w:val="pt-PT"/>
+        </w:rPr>
+        <w:t>Este cenário assume especial relevância para a acessibilidade do sistema, uma vez que representa o caso de um utilizador capaz de descrever a pessoa através de informação contextual, sem domínio dos procedimentos específicos de medição antropométrica.</w:t>
+      </w:r>
+    </w:p>
+    <w:p>
+      <w:pPr>
+        <w:pStyle w:val="Normal"/>
+        <w:bidi w:val="0"/>
+        <w:jc w:val="left"/>
+        <w:rPr>
+          <w:lang w:val="pt-PT"/>
+        </w:rPr>
+      </w:pPr>
+      <w:r>
+        <w:rPr>
+          <w:lang w:val="pt-PT"/>
+        </w:rPr>
+        <w:t>Nas cinco situações, a IA produziu JSON válido, usou apenas parâmetros existentes, respeitou os limites declarados do modelo e manteve a ordenação anatómica esperada entre os dedos.</w:t>
       </w:r>
     </w:p>
     <w:p>
@@ -19982,6 +20065,21 @@
     </w:p>
     <w:p>
       <w:pPr>
+        <w:pStyle w:val="Heading3"/>
+        <w:bidi w:val="0"/>
+        <w:jc w:val="left"/>
+        <w:rPr>
+          <w:lang w:val="pt-PT"/>
+        </w:rPr>
+      </w:pPr>
+      <w:r>
+        <w:rPr>
+          <w:lang w:val="pt-PT"/>
+        </w:rPr>
+      </w:r>
+    </w:p>
+    <w:p>
+      <w:pPr>
         <w:pStyle w:val="Normal"/>
         <w:bidi w:val="0"/>
         <w:jc w:val="left"/>
@@ -23033,7 +23131,7 @@
   <w:comment w:id="0" w:author="" w:initials="">
     <w:p>
       <w:pPr>
-        <w:overflowPunct w:val="true"/>
+        <w:overflowPunct w:val="false"/>
         <w:rPr/>
       </w:pPr>
       <w:r>
@@ -23049,7 +23147,7 @@
   <w:comment w:id="1" w:author="Unknown Author" w:date="2026-06-30T18:08:33Z" w:initials="">
     <w:p>
       <w:pPr>
-        <w:overflowPunct w:val="false"/>
+        <w:overflowPunct w:val="true"/>
         <w:bidi w:val="0"/>
         <w:rPr/>
       </w:pPr>
@@ -23065,19 +23163,19 @@
     </w:p>
     <w:p>
       <w:pPr>
-        <w:overflowPunct w:val="false"/>
-        <w:bidi w:val="0"/>
-        <w:rPr/>
-      </w:pPr>
-      <w:r>
-        <w:rPr>
-          <w:lang w:val="pt-PT"/>
-        </w:rPr>
-      </w:r>
-    </w:p>
-    <w:p>
-      <w:pPr>
-        <w:overflowPunct w:val="false"/>
+        <w:overflowPunct w:val="true"/>
+        <w:bidi w:val="0"/>
+        <w:rPr/>
+      </w:pPr>
+      <w:r>
+        <w:rPr>
+          <w:lang w:val="pt-PT"/>
+        </w:rPr>
+      </w:r>
+    </w:p>
+    <w:p>
+      <w:pPr>
+        <w:overflowPunct w:val="true"/>
         <w:bidi w:val="0"/>
         <w:rPr/>
       </w:pPr>
@@ -23090,7 +23188,7 @@
     </w:p>
     <w:p>
       <w:pPr>
-        <w:overflowPunct w:val="false"/>
+        <w:overflowPunct w:val="true"/>
         <w:bidi w:val="0"/>
         <w:rPr/>
       </w:pPr>
@@ -23103,19 +23201,19 @@
     </w:p>
     <w:p>
       <w:pPr>
-        <w:overflowPunct w:val="false"/>
-        <w:bidi w:val="0"/>
-        <w:rPr/>
-      </w:pPr>
-      <w:r>
-        <w:rPr>
-          <w:lang w:val="pt-PT"/>
-        </w:rPr>
-      </w:r>
-    </w:p>
-    <w:p>
-      <w:pPr>
-        <w:overflowPunct w:val="false"/>
+        <w:overflowPunct w:val="true"/>
+        <w:bidi w:val="0"/>
+        <w:rPr/>
+      </w:pPr>
+      <w:r>
+        <w:rPr>
+          <w:lang w:val="pt-PT"/>
+        </w:rPr>
+      </w:r>
+    </w:p>
+    <w:p>
+      <w:pPr>
+        <w:overflowPunct w:val="true"/>
         <w:bidi w:val="0"/>
         <w:rPr/>
       </w:pPr>
@@ -23128,19 +23226,19 @@
     </w:p>
     <w:p>
       <w:pPr>
-        <w:overflowPunct w:val="false"/>
-        <w:bidi w:val="0"/>
-        <w:rPr/>
-      </w:pPr>
-      <w:r>
-        <w:rPr>
-          <w:lang w:val="pt-PT"/>
-        </w:rPr>
-      </w:r>
-    </w:p>
-    <w:p>
-      <w:pPr>
-        <w:overflowPunct w:val="false"/>
+        <w:overflowPunct w:val="true"/>
+        <w:bidi w:val="0"/>
+        <w:rPr/>
+      </w:pPr>
+      <w:r>
+        <w:rPr>
+          <w:lang w:val="pt-PT"/>
+        </w:rPr>
+      </w:r>
+    </w:p>
+    <w:p>
+      <w:pPr>
+        <w:overflowPunct w:val="true"/>
         <w:bidi w:val="0"/>
         <w:rPr/>
       </w:pPr>
@@ -23153,7 +23251,7 @@
     </w:p>
     <w:p>
       <w:pPr>
-        <w:overflowPunct w:val="false"/>
+        <w:overflowPunct w:val="true"/>
         <w:bidi w:val="0"/>
         <w:rPr/>
       </w:pPr>
@@ -23166,19 +23264,19 @@
     </w:p>
     <w:p>
       <w:pPr>
-        <w:overflowPunct w:val="false"/>
-        <w:bidi w:val="0"/>
-        <w:rPr/>
-      </w:pPr>
-      <w:r>
-        <w:rPr>
-          <w:lang w:val="pt-PT"/>
-        </w:rPr>
-      </w:r>
-    </w:p>
-    <w:p>
-      <w:pPr>
-        <w:overflowPunct w:val="false"/>
+        <w:overflowPunct w:val="true"/>
+        <w:bidi w:val="0"/>
+        <w:rPr/>
+      </w:pPr>
+      <w:r>
+        <w:rPr>
+          <w:lang w:val="pt-PT"/>
+        </w:rPr>
+      </w:r>
+    </w:p>
+    <w:p>
+      <w:pPr>
+        <w:overflowPunct w:val="true"/>
         <w:bidi w:val="0"/>
         <w:rPr/>
       </w:pPr>
@@ -23191,19 +23289,19 @@
     </w:p>
     <w:p>
       <w:pPr>
-        <w:overflowPunct w:val="false"/>
-        <w:bidi w:val="0"/>
-        <w:rPr/>
-      </w:pPr>
-      <w:r>
-        <w:rPr>
-          <w:lang w:val="pt-PT"/>
-        </w:rPr>
-      </w:r>
-    </w:p>
-    <w:p>
-      <w:pPr>
-        <w:overflowPunct w:val="false"/>
+        <w:overflowPunct w:val="true"/>
+        <w:bidi w:val="0"/>
+        <w:rPr/>
+      </w:pPr>
+      <w:r>
+        <w:rPr>
+          <w:lang w:val="pt-PT"/>
+        </w:rPr>
+      </w:r>
+    </w:p>
+    <w:p>
+      <w:pPr>
+        <w:overflowPunct w:val="true"/>
         <w:bidi w:val="0"/>
         <w:rPr/>
       </w:pPr>
@@ -23216,7 +23314,7 @@
     </w:p>
     <w:p>
       <w:pPr>
-        <w:overflowPunct w:val="false"/>
+        <w:overflowPunct w:val="true"/>
         <w:bidi w:val="0"/>
         <w:rPr/>
       </w:pPr>
@@ -23229,7 +23327,7 @@
     </w:p>
     <w:p>
       <w:pPr>
-        <w:overflowPunct w:val="false"/>
+        <w:overflowPunct w:val="true"/>
         <w:bidi w:val="0"/>
         <w:rPr/>
       </w:pPr>
@@ -23243,7 +23341,7 @@
   <w:comment w:id="2" w:author="Unknown Author" w:date="2026-07-05T12:15:35Z" w:initials="">
     <w:p>
       <w:pPr>
-        <w:overflowPunct w:val="false"/>
+        <w:overflowPunct w:val="true"/>
         <w:rPr/>
       </w:pPr>
       <w:r>
@@ -23260,7 +23358,7 @@
   <w:comment w:id="3" w:author="" w:initials="">
     <w:p>
       <w:pPr>
-        <w:overflowPunct w:val="true"/>
+        <w:overflowPunct w:val="false"/>
         <w:rPr/>
       </w:pPr>
       <w:r>
@@ -23276,7 +23374,7 @@
   <w:comment w:id="4" w:author="Unknown Author" w:date="2026-06-30T20:08:54Z" w:initials="">
     <w:p>
       <w:pPr>
-        <w:overflowPunct w:val="false"/>
+        <w:overflowPunct w:val="true"/>
         <w:bidi w:val="0"/>
         <w:rPr/>
       </w:pPr>
@@ -23294,7 +23392,7 @@
   <w:comment w:id="5" w:author="" w:initials="">
     <w:p>
       <w:pPr>
-        <w:overflowPunct w:val="true"/>
+        <w:overflowPunct w:val="false"/>
         <w:rPr/>
       </w:pPr>
       <w:r>
@@ -23310,7 +23408,7 @@
   <w:comment w:id="6" w:author="Unknown Author" w:date="2026-06-30T20:11:38Z" w:initials="">
     <w:p>
       <w:pPr>
-        <w:overflowPunct w:val="false"/>
+        <w:overflowPunct w:val="true"/>
         <w:bidi w:val="0"/>
         <w:rPr/>
       </w:pPr>
@@ -23328,7 +23426,7 @@
   <w:comment w:id="7" w:author="" w:initials="">
     <w:p>
       <w:pPr>
-        <w:overflowPunct w:val="true"/>
+        <w:overflowPunct w:val="false"/>
         <w:rPr/>
       </w:pPr>
       <w:r>
@@ -23344,7 +23442,7 @@
   <w:comment w:id="8" w:author="Unknown Author" w:date="2026-06-30T20:17:49Z" w:initials="">
     <w:p>
       <w:pPr>
-        <w:overflowPunct w:val="false"/>
+        <w:overflowPunct w:val="true"/>
         <w:bidi w:val="0"/>
         <w:rPr/>
       </w:pPr>
@@ -23360,19 +23458,19 @@
     </w:p>
     <w:p>
       <w:pPr>
-        <w:overflowPunct w:val="false"/>
-        <w:bidi w:val="0"/>
-        <w:rPr/>
-      </w:pPr>
-      <w:r>
-        <w:rPr>
-          <w:lang w:val="pt-PT"/>
-        </w:rPr>
-      </w:r>
-    </w:p>
-    <w:p>
-      <w:pPr>
-        <w:overflowPunct w:val="false"/>
+        <w:overflowPunct w:val="true"/>
+        <w:bidi w:val="0"/>
+        <w:rPr/>
+      </w:pPr>
+      <w:r>
+        <w:rPr>
+          <w:lang w:val="pt-PT"/>
+        </w:rPr>
+      </w:r>
+    </w:p>
+    <w:p>
+      <w:pPr>
+        <w:overflowPunct w:val="true"/>
         <w:bidi w:val="0"/>
         <w:rPr/>
       </w:pPr>
@@ -23385,7 +23483,7 @@
     </w:p>
     <w:p>
       <w:pPr>
-        <w:overflowPunct w:val="false"/>
+        <w:overflowPunct w:val="true"/>
         <w:bidi w:val="0"/>
         <w:rPr/>
       </w:pPr>
@@ -23398,19 +23496,19 @@
     </w:p>
     <w:p>
       <w:pPr>
-        <w:overflowPunct w:val="false"/>
-        <w:bidi w:val="0"/>
-        <w:rPr/>
-      </w:pPr>
-      <w:r>
-        <w:rPr>
-          <w:lang w:val="pt-PT"/>
-        </w:rPr>
-      </w:r>
-    </w:p>
-    <w:p>
-      <w:pPr>
-        <w:overflowPunct w:val="false"/>
+        <w:overflowPunct w:val="true"/>
+        <w:bidi w:val="0"/>
+        <w:rPr/>
+      </w:pPr>
+      <w:r>
+        <w:rPr>
+          <w:lang w:val="pt-PT"/>
+        </w:rPr>
+      </w:r>
+    </w:p>
+    <w:p>
+      <w:pPr>
+        <w:overflowPunct w:val="true"/>
         <w:bidi w:val="0"/>
         <w:rPr/>
       </w:pPr>
@@ -23423,7 +23521,7 @@
     </w:p>
     <w:p>
       <w:pPr>
-        <w:overflowPunct w:val="false"/>
+        <w:overflowPunct w:val="true"/>
         <w:bidi w:val="0"/>
         <w:rPr/>
       </w:pPr>
@@ -23436,19 +23534,19 @@
     </w:p>
     <w:p>
       <w:pPr>
-        <w:overflowPunct w:val="false"/>
-        <w:bidi w:val="0"/>
-        <w:rPr/>
-      </w:pPr>
-      <w:r>
-        <w:rPr>
-          <w:lang w:val="pt-PT"/>
-        </w:rPr>
-      </w:r>
-    </w:p>
-    <w:p>
-      <w:pPr>
-        <w:overflowPunct w:val="false"/>
+        <w:overflowPunct w:val="true"/>
+        <w:bidi w:val="0"/>
+        <w:rPr/>
+      </w:pPr>
+      <w:r>
+        <w:rPr>
+          <w:lang w:val="pt-PT"/>
+        </w:rPr>
+      </w:r>
+    </w:p>
+    <w:p>
+      <w:pPr>
+        <w:overflowPunct w:val="true"/>
         <w:bidi w:val="0"/>
         <w:rPr/>
       </w:pPr>
@@ -23461,7 +23559,7 @@
     </w:p>
     <w:p>
       <w:pPr>
-        <w:overflowPunct w:val="false"/>
+        <w:overflowPunct w:val="true"/>
         <w:bidi w:val="0"/>
         <w:rPr/>
       </w:pPr>
@@ -23474,7 +23572,7 @@
     </w:p>
     <w:p>
       <w:pPr>
-        <w:overflowPunct w:val="false"/>
+        <w:overflowPunct w:val="true"/>
         <w:bidi w:val="0"/>
         <w:rPr/>
       </w:pPr>
@@ -23488,7 +23586,7 @@
   <w:comment w:id="9" w:author="" w:initials="">
     <w:p>
       <w:pPr>
-        <w:overflowPunct w:val="true"/>
+        <w:overflowPunct w:val="false"/>
         <w:rPr/>
       </w:pPr>
       <w:r>
@@ -23504,7 +23602,7 @@
   <w:comment w:id="10" w:author="Unknown Author" w:date="2026-06-30T20:34:34Z" w:initials="">
     <w:p>
       <w:pPr>
-        <w:overflowPunct w:val="false"/>
+        <w:overflowPunct w:val="true"/>
         <w:bidi w:val="0"/>
         <w:rPr/>
       </w:pPr>
@@ -23522,7 +23620,7 @@
   <w:comment w:id="11" w:author="Unknown Author" w:date="2026-06-30T20:44:05Z" w:initials="">
     <w:p>
       <w:pPr>
-        <w:overflowPunct w:val="false"/>
+        <w:overflowPunct w:val="true"/>
         <w:bidi w:val="0"/>
         <w:rPr/>
       </w:pPr>
@@ -23538,7 +23636,7 @@
     </w:p>
     <w:p>
       <w:pPr>
-        <w:overflowPunct w:val="false"/>
+        <w:overflowPunct w:val="true"/>
         <w:bidi w:val="0"/>
         <w:rPr/>
       </w:pPr>
@@ -23552,7 +23650,7 @@
   <w:comment w:id="12" w:author="" w:initials="">
     <w:p>
       <w:pPr>
-        <w:overflowPunct w:val="true"/>
+        <w:overflowPunct w:val="false"/>
         <w:rPr/>
       </w:pPr>
       <w:r>
@@ -23568,7 +23666,7 @@
   <w:comment w:id="13" w:author="" w:initials="">
     <w:p>
       <w:pPr>
-        <w:overflowPunct w:val="true"/>
+        <w:overflowPunct w:val="false"/>
         <w:rPr/>
       </w:pPr>
       <w:r>
@@ -23584,7 +23682,7 @@
   <w:comment w:id="14" w:author="Unknown Author" w:date="2026-06-30T20:36:00Z" w:initials="">
     <w:p>
       <w:pPr>
-        <w:overflowPunct w:val="false"/>
+        <w:overflowPunct w:val="true"/>
         <w:bidi w:val="0"/>
         <w:rPr/>
       </w:pPr>
@@ -23602,7 +23700,7 @@
   <w:comment w:id="15" w:author="" w:initials="">
     <w:p>
       <w:pPr>
-        <w:overflowPunct w:val="true"/>
+        <w:overflowPunct w:val="false"/>
         <w:rPr/>
       </w:pPr>
       <w:r>
@@ -23618,7 +23716,7 @@
   <w:comment w:id="16" w:author="Unknown Author" w:date="2026-06-30T20:54:43Z" w:initials="">
     <w:p>
       <w:pPr>
-        <w:overflowPunct w:val="false"/>
+        <w:overflowPunct w:val="true"/>
         <w:bidi w:val="0"/>
         <w:rPr/>
       </w:pPr>
@@ -23636,7 +23734,7 @@
   <w:comment w:id="17" w:author="" w:initials="">
     <w:p>
       <w:pPr>
-        <w:overflowPunct w:val="true"/>
+        <w:overflowPunct w:val="false"/>
         <w:rPr/>
       </w:pPr>
       <w:r>
@@ -23652,7 +23750,7 @@
   <w:comment w:id="18" w:author="Unknown Author" w:date="2026-06-30T21:02:37Z" w:initials="">
     <w:p>
       <w:pPr>
-        <w:overflowPunct w:val="false"/>
+        <w:overflowPunct w:val="true"/>
         <w:bidi w:val="0"/>
         <w:rPr/>
       </w:pPr>
@@ -23670,7 +23768,7 @@
   <w:comment w:id="19" w:author="Unknown Author" w:date="2026-06-30T21:07:24Z" w:initials="">
     <w:p>
       <w:pPr>
-        <w:overflowPunct w:val="false"/>
+        <w:overflowPunct w:val="true"/>
         <w:bidi w:val="0"/>
         <w:rPr/>
       </w:pPr>
@@ -23688,7 +23786,7 @@
   <w:comment w:id="20" w:author="" w:initials="">
     <w:p>
       <w:pPr>
-        <w:overflowPunct w:val="true"/>
+        <w:overflowPunct w:val="false"/>
         <w:rPr/>
       </w:pPr>
       <w:r>
@@ -23704,7 +23802,7 @@
   <w:comment w:id="21" w:author="" w:initials="">
     <w:p>
       <w:pPr>
-        <w:overflowPunct w:val="true"/>
+        <w:overflowPunct w:val="false"/>
         <w:rPr/>
       </w:pPr>
       <w:r>
@@ -23720,7 +23818,7 @@
   <w:comment w:id="22" w:author="Unknown Author" w:date="2026-06-30T21:07:04Z" w:initials="">
     <w:p>
       <w:pPr>
-        <w:overflowPunct w:val="false"/>
+        <w:overflowPunct w:val="true"/>
         <w:bidi w:val="0"/>
         <w:rPr/>
       </w:pPr>
@@ -23738,7 +23836,7 @@
   <w:comment w:id="23" w:author="" w:initials="">
     <w:p>
       <w:pPr>
-        <w:overflowPunct w:val="true"/>
+        <w:overflowPunct w:val="false"/>
         <w:rPr/>
       </w:pPr>
       <w:r>
@@ -23754,7 +23852,7 @@
   <w:comment w:id="24" w:author="Unknown Author" w:date="2026-06-30T21:11:54Z" w:initials="">
     <w:p>
       <w:pPr>
-        <w:overflowPunct w:val="false"/>
+        <w:overflowPunct w:val="true"/>
         <w:bidi w:val="0"/>
         <w:rPr/>
       </w:pPr>
@@ -23770,7 +23868,7 @@
     </w:p>
     <w:p>
       <w:pPr>
-        <w:overflowPunct w:val="false"/>
+        <w:overflowPunct w:val="true"/>
         <w:bidi w:val="0"/>
         <w:rPr/>
       </w:pPr>
@@ -23784,7 +23882,7 @@
   <w:comment w:id="25" w:author="" w:initials="">
     <w:p>
       <w:pPr>
-        <w:overflowPunct w:val="true"/>
+        <w:overflowPunct w:val="false"/>
         <w:rPr/>
       </w:pPr>
       <w:r>
@@ -23800,7 +23898,7 @@
   <w:comment w:id="26" w:author="Unknown Author" w:date="2026-07-01T07:18:56Z" w:initials="">
     <w:p>
       <w:pPr>
-        <w:overflowPunct w:val="false"/>
+        <w:overflowPunct w:val="true"/>
         <w:bidi w:val="0"/>
         <w:rPr/>
       </w:pPr>
@@ -23818,7 +23916,7 @@
   <w:comment w:id="27" w:author="" w:initials="">
     <w:p>
       <w:pPr>
-        <w:overflowPunct w:val="true"/>
+        <w:overflowPunct w:val="false"/>
         <w:rPr/>
       </w:pPr>
       <w:r>
@@ -23834,7 +23932,7 @@
   <w:comment w:id="28" w:author="Unknown Author" w:date="2026-07-01T07:37:46Z" w:initials="">
     <w:p>
       <w:pPr>
-        <w:overflowPunct w:val="false"/>
+        <w:overflowPunct w:val="true"/>
         <w:bidi w:val="0"/>
         <w:rPr/>
       </w:pPr>
@@ -23852,7 +23950,7 @@
   <w:comment w:id="29" w:author="Unknown Author" w:date="2026-07-01T07:38:17Z" w:initials="">
     <w:p>
       <w:pPr>
-        <w:overflowPunct w:val="false"/>
+        <w:overflowPunct w:val="true"/>
         <w:bidi w:val="0"/>
         <w:rPr/>
       </w:pPr>
@@ -23870,7 +23968,7 @@
   <w:comment w:id="30" w:author="" w:initials="">
     <w:p>
       <w:pPr>
-        <w:overflowPunct w:val="true"/>
+        <w:overflowPunct w:val="false"/>
         <w:rPr/>
       </w:pPr>
       <w:r>
@@ -23886,7 +23984,7 @@
   <w:comment w:id="31" w:author="" w:initials="">
     <w:p>
       <w:pPr>
-        <w:overflowPunct w:val="true"/>
+        <w:overflowPunct w:val="false"/>
         <w:rPr/>
       </w:pPr>
       <w:r>
@@ -23902,7 +24000,7 @@
   <w:comment w:id="32" w:author="Unknown Author" w:date="2026-07-01T07:38:53Z" w:initials="">
     <w:p>
       <w:pPr>
-        <w:overflowPunct w:val="false"/>
+        <w:overflowPunct w:val="true"/>
         <w:bidi w:val="0"/>
         <w:rPr/>
       </w:pPr>
@@ -23920,7 +24018,7 @@
   <w:comment w:id="33" w:author="" w:initials="">
     <w:p>
       <w:pPr>
-        <w:overflowPunct w:val="true"/>
+        <w:overflowPunct w:val="false"/>
         <w:rPr/>
       </w:pPr>
       <w:r>
@@ -23936,7 +24034,7 @@
   <w:comment w:id="34" w:author="Unknown Author" w:date="2026-07-01T07:40:04Z" w:initials="">
     <w:p>
       <w:pPr>
-        <w:overflowPunct w:val="false"/>
+        <w:overflowPunct w:val="true"/>
         <w:bidi w:val="0"/>
         <w:rPr/>
       </w:pPr>
@@ -23954,7 +24052,7 @@
   <w:comment w:id="35" w:author="Unknown Author" w:date="2026-07-01T07:42:10Z" w:initials="">
     <w:p>
       <w:pPr>
-        <w:overflowPunct w:val="false"/>
+        <w:overflowPunct w:val="true"/>
         <w:bidi w:val="0"/>
         <w:rPr/>
       </w:pPr>
@@ -23972,7 +24070,7 @@
   <w:comment w:id="36" w:author="" w:initials="">
     <w:p>
       <w:pPr>
-        <w:overflowPunct w:val="true"/>
+        <w:overflowPunct w:val="false"/>
         <w:rPr/>
       </w:pPr>
       <w:r>
@@ -23988,7 +24086,7 @@
   <w:comment w:id="37" w:author="" w:initials="">
     <w:p>
       <w:pPr>
-        <w:overflowPunct w:val="true"/>
+        <w:overflowPunct w:val="false"/>
         <w:rPr/>
       </w:pPr>
       <w:r>
@@ -24004,7 +24102,7 @@
   <w:comment w:id="38" w:author="Unknown Author" w:date="2026-07-01T07:42:41Z" w:initials="">
     <w:p>
       <w:pPr>
-        <w:overflowPunct w:val="false"/>
+        <w:overflowPunct w:val="true"/>
         <w:bidi w:val="0"/>
         <w:rPr/>
       </w:pPr>
@@ -24022,7 +24120,7 @@
   <w:comment w:id="39" w:author="Unknown Author" w:date="2026-07-05T12:15:50Z" w:initials="">
     <w:p>
       <w:pPr>
-        <w:overflowPunct w:val="false"/>
+        <w:overflowPunct w:val="true"/>
         <w:rPr/>
       </w:pPr>
       <w:r>
@@ -24039,7 +24137,7 @@
   <w:comment w:id="40" w:author="" w:initials="">
     <w:p>
       <w:pPr>
-        <w:overflowPunct w:val="true"/>
+        <w:overflowPunct w:val="false"/>
         <w:rPr/>
       </w:pPr>
       <w:r>
@@ -24055,7 +24153,7 @@
   <w:comment w:id="41" w:author="Unknown Author" w:date="2026-07-01T07:50:57Z" w:initials="">
     <w:p>
       <w:pPr>
-        <w:overflowPunct w:val="false"/>
+        <w:overflowPunct w:val="true"/>
         <w:bidi w:val="0"/>
         <w:rPr/>
       </w:pPr>
@@ -24073,7 +24171,7 @@
   <w:comment w:id="42" w:author="" w:initials="">
     <w:p>
       <w:pPr>
-        <w:overflowPunct w:val="true"/>
+        <w:overflowPunct w:val="false"/>
         <w:rPr/>
       </w:pPr>
       <w:r>
@@ -24089,7 +24187,7 @@
   <w:comment w:id="43" w:author="Unknown Author" w:date="2026-07-01T08:01:54Z" w:initials="">
     <w:p>
       <w:pPr>
-        <w:overflowPunct w:val="false"/>
+        <w:overflowPunct w:val="true"/>
         <w:bidi w:val="0"/>
         <w:rPr/>
       </w:pPr>
@@ -24107,7 +24205,7 @@
   <w:comment w:id="44" w:author="" w:initials="">
     <w:p>
       <w:pPr>
-        <w:overflowPunct w:val="true"/>
+        <w:overflowPunct w:val="false"/>
         <w:rPr/>
       </w:pPr>
       <w:r>
@@ -24123,7 +24221,7 @@
   <w:comment w:id="45" w:author="Unknown Author" w:date="2026-07-01T08:10:15Z" w:initials="">
     <w:p>
       <w:pPr>
-        <w:overflowPunct w:val="false"/>
+        <w:overflowPunct w:val="true"/>
         <w:bidi w:val="0"/>
         <w:rPr/>
       </w:pPr>
@@ -24141,7 +24239,7 @@
   <w:comment w:id="46" w:author="" w:initials="">
     <w:p>
       <w:pPr>
-        <w:overflowPunct w:val="true"/>
+        <w:overflowPunct w:val="false"/>
         <w:rPr/>
       </w:pPr>
       <w:r>
@@ -24157,7 +24255,7 @@
   <w:comment w:id="47" w:author="Unknown Author" w:date="2026-07-01T08:12:05Z" w:initials="">
     <w:p>
       <w:pPr>
-        <w:overflowPunct w:val="false"/>
+        <w:overflowPunct w:val="true"/>
         <w:bidi w:val="0"/>
         <w:rPr/>
       </w:pPr>
@@ -24175,7 +24273,7 @@
   <w:comment w:id="48" w:author="Unknown Author" w:date="2026-07-01T19:07:33Z" w:initials="">
     <w:p>
       <w:pPr>
-        <w:overflowPunct w:val="true"/>
+        <w:overflowPunct w:val="false"/>
         <w:bidi w:val="0"/>
         <w:rPr/>
       </w:pPr>
@@ -24193,7 +24291,7 @@
   <w:comment w:id="49" w:author="" w:initials="">
     <w:p>
       <w:pPr>
-        <w:overflowPunct w:val="true"/>
+        <w:overflowPunct w:val="false"/>
         <w:rPr/>
       </w:pPr>
       <w:r>
@@ -24209,7 +24307,7 @@
   <w:comment w:id="50" w:author="Unknown Author" w:date="2026-07-01T19:08:06Z" w:initials="">
     <w:p>
       <w:pPr>
-        <w:overflowPunct w:val="true"/>
+        <w:overflowPunct w:val="false"/>
         <w:bidi w:val="0"/>
         <w:rPr/>
       </w:pPr>
@@ -24227,7 +24325,7 @@
   <w:comment w:id="51" w:author="" w:initials="">
     <w:p>
       <w:pPr>
-        <w:overflowPunct w:val="true"/>
+        <w:overflowPunct w:val="false"/>
         <w:rPr/>
       </w:pPr>
       <w:r>
@@ -24243,7 +24341,7 @@
   <w:comment w:id="52" w:author="Unknown Author" w:date="2026-07-01T19:09:25Z" w:initials="">
     <w:p>
       <w:pPr>
-        <w:overflowPunct w:val="true"/>
+        <w:overflowPunct w:val="false"/>
         <w:bidi w:val="0"/>
         <w:rPr/>
       </w:pPr>
@@ -24261,7 +24359,7 @@
   <w:comment w:id="53" w:author="" w:initials="">
     <w:p>
       <w:pPr>
-        <w:overflowPunct w:val="true"/>
+        <w:overflowPunct w:val="false"/>
         <w:rPr/>
       </w:pPr>
       <w:r>
@@ -24277,7 +24375,7 @@
   <w:comment w:id="54" w:author="Unknown Author" w:date="2026-07-01T20:23:09Z" w:initials="">
     <w:p>
       <w:pPr>
-        <w:overflowPunct w:val="true"/>
+        <w:overflowPunct w:val="false"/>
         <w:bidi w:val="0"/>
         <w:rPr/>
       </w:pPr>
@@ -24295,7 +24393,7 @@
   <w:comment w:id="55" w:author="" w:initials="">
     <w:p>
       <w:pPr>
-        <w:overflowPunct w:val="true"/>
+        <w:overflowPunct w:val="false"/>
         <w:rPr/>
       </w:pPr>
       <w:r>
@@ -24311,7 +24409,7 @@
   <w:comment w:id="56" w:author="" w:initials="">
     <w:p>
       <w:pPr>
-        <w:overflowPunct w:val="true"/>
+        <w:overflowPunct w:val="false"/>
         <w:rPr/>
       </w:pPr>
       <w:r>
@@ -24327,7 +24425,7 @@
   <w:comment w:id="57" w:author="Unknown Author" w:date="2026-07-01T20:24:02Z" w:initials="">
     <w:p>
       <w:pPr>
-        <w:overflowPunct w:val="true"/>
+        <w:overflowPunct w:val="false"/>
         <w:bidi w:val="0"/>
         <w:rPr/>
       </w:pPr>
@@ -24345,7 +24443,7 @@
   <w:comment w:id="58" w:author="Unknown Author" w:date="2026-07-01T20:42:22Z" w:initials="">
     <w:p>
       <w:pPr>
-        <w:overflowPunct w:val="true"/>
+        <w:overflowPunct w:val="false"/>
         <w:bidi w:val="0"/>
         <w:rPr/>
       </w:pPr>
@@ -24361,7 +24459,7 @@
     </w:p>
     <w:p>
       <w:pPr>
-        <w:overflowPunct w:val="true"/>
+        <w:overflowPunct w:val="false"/>
         <w:bidi w:val="0"/>
         <w:rPr/>
       </w:pPr>
@@ -24375,7 +24473,7 @@
   <w:comment w:id="59" w:author="" w:initials="">
     <w:p>
       <w:pPr>
-        <w:overflowPunct w:val="true"/>
+        <w:overflowPunct w:val="false"/>
         <w:rPr/>
       </w:pPr>
       <w:r>
@@ -24391,7 +24489,7 @@
   <w:comment w:id="60" w:author="Unknown Author" w:date="2026-07-05T12:16:03Z" w:initials="">
     <w:p>
       <w:pPr>
-        <w:overflowPunct w:val="false"/>
+        <w:overflowPunct w:val="true"/>
         <w:rPr/>
       </w:pPr>
       <w:r>
@@ -24408,7 +24506,7 @@
   <w:comment w:id="61" w:author="Unknown Author" w:date="2026-07-01T20:43:47Z" w:initials="">
     <w:p>
       <w:pPr>
-        <w:overflowPunct w:val="true"/>
+        <w:overflowPunct w:val="false"/>
         <w:bidi w:val="0"/>
         <w:rPr/>
       </w:pPr>
@@ -24426,7 +24524,7 @@
   <w:comment w:id="62" w:author="" w:initials="">
     <w:p>
       <w:pPr>
-        <w:overflowPunct w:val="true"/>
+        <w:overflowPunct w:val="false"/>
         <w:rPr/>
       </w:pPr>
       <w:r>
@@ -24442,7 +24540,7 @@
   <w:comment w:id="63" w:author="Unknown Author" w:date="2026-07-01T21:09:50Z" w:initials="">
     <w:p>
       <w:pPr>
-        <w:overflowPunct w:val="true"/>
+        <w:overflowPunct w:val="false"/>
         <w:bidi w:val="0"/>
         <w:rPr/>
       </w:pPr>
@@ -24460,7 +24558,7 @@
   <w:comment w:id="64" w:author="" w:initials="">
     <w:p>
       <w:pPr>
-        <w:overflowPunct w:val="true"/>
+        <w:overflowPunct w:val="false"/>
         <w:rPr/>
       </w:pPr>
       <w:r>
@@ -24476,7 +24574,7 @@
   <w:comment w:id="65" w:author="" w:initials="">
     <w:p>
       <w:pPr>
-        <w:overflowPunct w:val="true"/>
+        <w:overflowPunct w:val="false"/>
         <w:rPr/>
       </w:pPr>
       <w:r>
@@ -24492,7 +24590,7 @@
   <w:comment w:id="66" w:author="Unknown Author" w:date="2026-07-01T21:02:39Z" w:initials="">
     <w:p>
       <w:pPr>
-        <w:overflowPunct w:val="true"/>
+        <w:overflowPunct w:val="false"/>
         <w:bidi w:val="0"/>
         <w:rPr/>
       </w:pPr>
@@ -24508,7 +24606,7 @@
     </w:p>
     <w:p>
       <w:pPr>
-        <w:overflowPunct w:val="true"/>
+        <w:overflowPunct w:val="false"/>
         <w:bidi w:val="0"/>
         <w:rPr/>
       </w:pPr>
@@ -24522,7 +24620,7 @@
   <w:comment w:id="67" w:author="Unknown Author" w:date="2026-07-05T12:16:20Z" w:initials="">
     <w:p>
       <w:pPr>
-        <w:overflowPunct w:val="false"/>
+        <w:overflowPunct w:val="true"/>
         <w:rPr/>
       </w:pPr>
       <w:r>
@@ -24539,7 +24637,7 @@
   <w:comment w:id="68" w:author="" w:initials="">
     <w:p>
       <w:pPr>
-        <w:overflowPunct w:val="true"/>
+        <w:overflowPunct w:val="false"/>
         <w:rPr/>
       </w:pPr>
       <w:r>
@@ -24555,7 +24653,7 @@
   <w:comment w:id="69" w:author="Unknown Author" w:date="2026-07-02T17:25:21Z" w:initials="">
     <w:p>
       <w:pPr>
-        <w:overflowPunct w:val="true"/>
+        <w:overflowPunct w:val="false"/>
         <w:bidi w:val="0"/>
         <w:rPr/>
       </w:pPr>
@@ -24573,7 +24671,7 @@
   <w:comment w:id="70" w:author="Unknown Author" w:date="2026-07-02T17:36:42Z" w:initials="">
     <w:p>
       <w:pPr>
-        <w:overflowPunct w:val="true"/>
+        <w:overflowPunct w:val="false"/>
         <w:bidi w:val="0"/>
         <w:rPr/>
       </w:pPr>
@@ -24591,7 +24689,7 @@
   <w:comment w:id="71" w:author="" w:initials="">
     <w:p>
       <w:pPr>
-        <w:overflowPunct w:val="true"/>
+        <w:overflowPunct w:val="false"/>
         <w:rPr/>
       </w:pPr>
       <w:r>
@@ -24607,7 +24705,7 @@
   <w:comment w:id="72" w:author="Unknown Author" w:date="2026-07-02T17:57:37Z" w:initials="">
     <w:p>
       <w:pPr>
-        <w:overflowPunct w:val="true"/>
+        <w:overflowPunct w:val="false"/>
         <w:bidi w:val="0"/>
         <w:rPr/>
       </w:pPr>
@@ -24625,7 +24723,7 @@
   <w:comment w:id="73" w:author="Unknown Author" w:date="2026-07-02T18:05:03Z" w:initials="">
     <w:p>
       <w:pPr>
-        <w:overflowPunct w:val="true"/>
+        <w:overflowPunct w:val="false"/>
         <w:bidi w:val="0"/>
         <w:rPr/>
       </w:pPr>
@@ -24643,7 +24741,7 @@
   <w:comment w:id="74" w:author="" w:initials="">
     <w:p>
       <w:pPr>
-        <w:overflowPunct w:val="true"/>
+        <w:overflowPunct w:val="false"/>
         <w:rPr/>
       </w:pPr>
       <w:r>
@@ -24659,7 +24757,7 @@
   <w:comment w:id="75" w:author="Unknown Author" w:date="2026-07-03T19:16:18Z" w:initials="">
     <w:p>
       <w:pPr>
-        <w:overflowPunct w:val="false"/>
+        <w:overflowPunct w:val="true"/>
         <w:rPr/>
       </w:pPr>
       <w:r>
@@ -24676,7 +24774,7 @@
   <w:comment w:id="76" w:author="Unknown Author" w:date="2026-07-03T19:16:31Z" w:initials="">
     <w:p>
       <w:pPr>
-        <w:overflowPunct w:val="false"/>
+        <w:overflowPunct w:val="true"/>
         <w:rPr/>
       </w:pPr>
       <w:r>
@@ -24693,7 +24791,7 @@
   <w:comment w:id="77" w:author="Unknown Author" w:date="2026-07-03T13:45:05Z" w:initials="">
     <w:p>
       <w:pPr>
-        <w:overflowPunct w:val="true"/>
+        <w:overflowPunct w:val="false"/>
         <w:bidi w:val="0"/>
         <w:rPr/>
       </w:pPr>
@@ -24711,7 +24809,7 @@
   <w:comment w:id="78" w:author="" w:initials="">
     <w:p>
       <w:pPr>
-        <w:overflowPunct w:val="true"/>
+        <w:overflowPunct w:val="false"/>
         <w:rPr/>
       </w:pPr>
       <w:r>
@@ -24727,7 +24825,7 @@
   <w:comment w:id="79" w:author="Unknown Author" w:date="2026-07-03T15:26:03Z" w:initials="">
     <w:p>
       <w:pPr>
-        <w:overflowPunct w:val="false"/>
+        <w:overflowPunct w:val="true"/>
         <w:rPr/>
       </w:pPr>
       <w:r>
@@ -24744,7 +24842,7 @@
   <w:comment w:id="80" w:author="Unknown Author" w:date="2026-07-03T15:26:54Z" w:initials="">
     <w:p>
       <w:pPr>
-        <w:overflowPunct w:val="false"/>
+        <w:overflowPunct w:val="true"/>
         <w:rPr/>
       </w:pPr>
       <w:r>
@@ -24761,7 +24859,7 @@
   <w:comment w:id="81" w:author="Unknown Author" w:date="2026-07-03T15:27:25Z" w:initials="">
     <w:p>
       <w:pPr>
-        <w:overflowPunct w:val="false"/>
+        <w:overflowPunct w:val="true"/>
         <w:rPr/>
       </w:pPr>
       <w:r>
@@ -24778,7 +24876,7 @@
   <w:comment w:id="82" w:author="Unknown Author" w:date="2026-07-03T19:22:26Z" w:initials="">
     <w:p>
       <w:pPr>
-        <w:overflowPunct w:val="false"/>
+        <w:overflowPunct w:val="true"/>
         <w:rPr/>
       </w:pPr>
       <w:r>
@@ -24795,7 +24893,7 @@
   <w:comment w:id="83" w:author="Unknown Author" w:date="2026-07-03T19:29:59Z" w:initials="">
     <w:p>
       <w:pPr>
-        <w:overflowPunct w:val="false"/>
+        <w:overflowPunct w:val="true"/>
         <w:rPr/>
       </w:pPr>
       <w:r>
@@ -24812,7 +24910,7 @@
   <w:comment w:id="84" w:author="Unknown Author" w:date="2026-07-05T12:16:36Z" w:initials="">
     <w:p>
       <w:pPr>
-        <w:overflowPunct w:val="false"/>
+        <w:overflowPunct w:val="true"/>
         <w:rPr/>
       </w:pPr>
       <w:r>
@@ -24829,7 +24927,7 @@
   <w:comment w:id="85" w:author="Unknown Author" w:date="2026-07-04T13:26:12Z" w:initials="">
     <w:p>
       <w:pPr>
-        <w:overflowPunct w:val="false"/>
+        <w:overflowPunct w:val="true"/>
         <w:rPr/>
       </w:pPr>
       <w:r>
@@ -24846,7 +24944,7 @@
   <w:comment w:id="86" w:author="Unknown Author" w:date="2026-07-04T13:27:11Z" w:initials="">
     <w:p>
       <w:pPr>
-        <w:overflowPunct w:val="false"/>
+        <w:overflowPunct w:val="true"/>
         <w:rPr/>
       </w:pPr>
       <w:r>
@@ -24863,7 +24961,7 @@
   <w:comment w:id="87" w:author="Unknown Author" w:date="2026-07-04T13:28:25Z" w:initials="">
     <w:p>
       <w:pPr>
-        <w:overflowPunct w:val="false"/>
+        <w:overflowPunct w:val="true"/>
         <w:rPr/>
       </w:pPr>
       <w:r>
@@ -24880,7 +24978,7 @@
   <w:comment w:id="88" w:author="Unknown Author" w:date="2026-07-05T12:16:52Z" w:initials="">
     <w:p>
       <w:pPr>
-        <w:overflowPunct w:val="false"/>
+        <w:overflowPunct w:val="true"/>
         <w:rPr/>
       </w:pPr>
       <w:r>
@@ -24897,7 +24995,7 @@
   <w:comment w:id="89" w:author="Unknown Author" w:date="2026-07-04T15:20:50Z" w:initials="">
     <w:p>
       <w:pPr>
-        <w:overflowPunct w:val="false"/>
+        <w:overflowPunct w:val="true"/>
         <w:rPr/>
       </w:pPr>
       <w:r>
@@ -24914,7 +25012,7 @@
   <w:comment w:id="90" w:author="Unknown Author" w:date="2026-07-05T12:17:08Z" w:initials="">
     <w:p>
       <w:pPr>
-        <w:overflowPunct w:val="false"/>
+        <w:overflowPunct w:val="true"/>
         <w:rPr/>
       </w:pPr>
       <w:r>
@@ -24931,7 +25029,7 @@
   <w:comment w:id="91" w:author="Unknown Author" w:date="2026-07-04T16:13:25Z" w:initials="">
     <w:p>
       <w:pPr>
-        <w:overflowPunct w:val="false"/>
+        <w:overflowPunct w:val="true"/>
         <w:rPr/>
       </w:pPr>
       <w:r>
@@ -24948,7 +25046,7 @@
   <w:comment w:id="92" w:author="Unknown Author" w:date="2026-07-04T18:13:58Z" w:initials="">
     <w:p>
       <w:pPr>
-        <w:overflowPunct w:val="false"/>
+        <w:overflowPunct w:val="true"/>
         <w:rPr/>
       </w:pPr>
       <w:r>
@@ -24965,7 +25063,7 @@
   <w:comment w:id="93" w:author="Unknown Author" w:date="2026-07-05T12:17:21Z" w:initials="">
     <w:p>
       <w:pPr>
-        <w:overflowPunct w:val="false"/>
+        <w:overflowPunct w:val="true"/>
         <w:rPr/>
       </w:pPr>
       <w:r>
@@ -24982,7 +25080,7 @@
   <w:comment w:id="94" w:author="Unknown Author" w:date="2026-07-04T18:35:39Z" w:initials="">
     <w:p>
       <w:pPr>
-        <w:overflowPunct w:val="false"/>
+        <w:overflowPunct w:val="true"/>
         <w:rPr/>
       </w:pPr>
       <w:r>
@@ -24999,7 +25097,7 @@
   <w:comment w:id="95" w:author="Unknown Author" w:date="2026-07-05T12:17:34Z" w:initials="">
     <w:p>
       <w:pPr>
-        <w:overflowPunct w:val="false"/>
+        <w:overflowPunct w:val="true"/>
         <w:rPr/>
       </w:pPr>
       <w:r>
@@ -25016,7 +25114,7 @@
   <w:comment w:id="96" w:author="Unknown Author" w:date="2026-07-04T18:49:44Z" w:initials="">
     <w:p>
       <w:pPr>
-        <w:overflowPunct w:val="false"/>
+        <w:overflowPunct w:val="true"/>
         <w:bidi w:val="0"/>
         <w:spacing w:before="0" w:after="0"/>
         <w:jc w:val="left"/>
@@ -25039,7 +25137,7 @@
     </w:p>
     <w:p>
       <w:pPr>
-        <w:overflowPunct w:val="false"/>
+        <w:overflowPunct w:val="true"/>
         <w:bidi w:val="0"/>
         <w:spacing w:before="0" w:after="0"/>
         <w:jc w:val="left"/>
@@ -25053,7 +25151,7 @@
     </w:p>
     <w:p>
       <w:pPr>
-        <w:overflowPunct w:val="false"/>
+        <w:overflowPunct w:val="true"/>
         <w:bidi w:val="0"/>
         <w:spacing w:before="0" w:after="0"/>
         <w:jc w:val="left"/>
@@ -25075,7 +25173,7 @@
   <w:comment w:id="97" w:author="Unknown Author" w:date="2026-07-04T18:51:43Z" w:initials="">
     <w:p>
       <w:pPr>
-        <w:overflowPunct w:val="false"/>
+        <w:overflowPunct w:val="true"/>
         <w:rPr/>
       </w:pPr>
       <w:r>
@@ -25092,7 +25190,7 @@
   <w:comment w:id="98" w:author="Unknown Author" w:date="2026-07-04T18:53:29Z" w:initials="">
     <w:p>
       <w:pPr>
-        <w:overflowPunct w:val="false"/>
+        <w:overflowPunct w:val="true"/>
         <w:rPr/>
       </w:pPr>
       <w:r>
@@ -25109,7 +25207,7 @@
   <w:comment w:id="99" w:author="Unknown Author" w:date="2026-07-04T19:12:30Z" w:initials="">
     <w:p>
       <w:pPr>
-        <w:overflowPunct w:val="false"/>
+        <w:overflowPunct w:val="true"/>
         <w:rPr/>
       </w:pPr>
       <w:r>
@@ -25126,7 +25224,7 @@
   <w:comment w:id="100" w:author="Unknown Author" w:date="2026-07-04T21:37:44Z" w:initials="">
     <w:p>
       <w:pPr>
-        <w:overflowPunct w:val="false"/>
+        <w:overflowPunct w:val="true"/>
         <w:rPr/>
       </w:pPr>
       <w:r>
@@ -25143,7 +25241,7 @@
   <w:comment w:id="101" w:author="Unknown Author" w:date="2026-07-05T12:22:53Z" w:initials="">
     <w:p>
       <w:pPr>
-        <w:overflowPunct w:val="false"/>
+        <w:overflowPunct w:val="true"/>
         <w:rPr/>
       </w:pPr>
       <w:r>
@@ -25160,7 +25258,7 @@
   <w:comment w:id="102" w:author="Unknown Author" w:date="2026-07-05T12:26:47Z" w:initials="">
     <w:p>
       <w:pPr>
-        <w:overflowPunct w:val="false"/>
+        <w:overflowPunct w:val="true"/>
         <w:rPr/>
       </w:pPr>
       <w:r>
@@ -25177,7 +25275,7 @@
   <w:comment w:id="103" w:author="Unknown Author" w:date="2026-07-05T14:28:24Z" w:initials="">
     <w:p>
       <w:pPr>
-        <w:overflowPunct w:val="true"/>
+        <w:overflowPunct w:val="false"/>
         <w:rPr/>
       </w:pPr>
       <w:r>
@@ -25194,7 +25292,7 @@
   <w:comment w:id="104" w:author="Unknown Author" w:date="2026-07-05T14:29:31Z" w:initials="">
     <w:p>
       <w:pPr>
-        <w:overflowPunct w:val="true"/>
+        <w:overflowPunct w:val="false"/>
         <w:rPr/>
       </w:pPr>
       <w:r>
@@ -25211,7 +25309,7 @@
   <w:comment w:id="105" w:author="Unknown Author" w:date="2026-07-05T15:25:09Z" w:initials="">
     <w:p>
       <w:pPr>
-        <w:overflowPunct w:val="true"/>
+        <w:overflowPunct w:val="false"/>
         <w:rPr/>
       </w:pPr>
       <w:r>
@@ -25228,7 +25326,7 @@
   <w:comment w:id="106" w:author="Unknown Author" w:date="2026-07-05T16:14:55Z" w:initials="">
     <w:p>
       <w:pPr>
-        <w:overflowPunct w:val="true"/>
+        <w:overflowPunct w:val="false"/>
         <w:rPr/>
       </w:pPr>
       <w:r>
@@ -25245,7 +25343,7 @@
   <w:comment w:id="107" w:author="Unknown Author" w:date="2026-07-05T17:43:41Z" w:initials="">
     <w:p>
       <w:pPr>
-        <w:overflowPunct w:val="false"/>
+        <w:overflowPunct w:val="true"/>
         <w:rPr/>
       </w:pPr>
       <w:r>
@@ -25262,7 +25360,7 @@
   <w:comment w:id="108" w:author="Unknown Author" w:date="2026-07-05T19:22:29Z" w:initials="">
     <w:p>
       <w:pPr>
-        <w:overflowPunct w:val="false"/>
+        <w:overflowPunct w:val="true"/>
         <w:rPr/>
       </w:pPr>
       <w:r>
@@ -25273,40 +25371,6 @@
           <w:lang w:val="pt-PT"/>
         </w:rPr>
         <w:t>indice</w:t>
-      </w:r>
-    </w:p>
-  </w:comment>
-  <w:comment w:id="109" w:author="Unknown Author" w:date="2026-07-06T07:57:34Z" w:initials="">
-    <w:p>
-      <w:pPr>
-        <w:overflowPunct w:val="false"/>
-        <w:rPr/>
-      </w:pPr>
-      <w:r>
-        <w:annotationRef/>
-      </w:r>
-      <w:r>
-        <w:rPr>
-          <w:lang w:val="pt-PT"/>
-        </w:rPr>
-        <w:t>Autoria projetual</w:t>
-      </w:r>
-    </w:p>
-  </w:comment>
-  <w:comment w:id="110" w:author="Unknown Author" w:date="2026-07-06T07:58:17Z" w:initials="">
-    <w:p>
-      <w:pPr>
-        <w:overflowPunct w:val="false"/>
-        <w:rPr/>
-      </w:pPr>
-      <w:r>
-        <w:annotationRef/>
-      </w:r>
-      <w:r>
-        <w:rPr>
-          <w:lang w:val="pt-PT"/>
-        </w:rPr>
-        <w:t>Lógica algorítmica</w:t>
       </w:r>
     </w:p>
   </w:comment>

--- a/projecto-completo.docx
+++ b/projecto-completo.docx
@@ -654,7 +654,7 @@
         <w:rPr>
           <w:lang w:val="pt-PT"/>
         </w:rPr>
-        <w:t>[!Qual sector?] Nas últimas décadas, o setor evoluiu de soluções maioritariamente cosméticas e mecânicas para sistemas com maior sofisticação eletromecânica, integração eletrônica aprimorada e potencial de personalização ampliado. Ainda assim, o avanço tecnológico não resolveu desafios estruturais como desconforto, dificuldade de controle, ausência de feedback sensorial e alta taxa de abandono. Esta tensão entre o potencial técnico e os resultados práticos é fundamental para compreender o estado atual das próteses de membro superior como dispositivos médicos.</w:t>
+        <w:t>Nas últimas décadas, o setor evoluiu de soluções maioritariamente cosméticas e mecânicas para sistemas com maior sofisticação eletromecânica, integração eletrônica aprimorada e potencial de personalização ampliado. Ainda assim, o avanço tecnológico não resolveu desafios estruturais como desconforto, dificuldade de controle, ausência de feedback sensorial e alta taxa de abandono. Esta tensão entre o potencial técnico e os resultados práticos é fundamental para compreender o estado atual das próteses de membro superior como dispositivos médicos.</w:t>
       </w:r>
     </w:p>
     <w:p>
@@ -727,6 +727,21 @@
         <w:rPr>
           <w:lang w:val="pt-PT"/>
         </w:rPr>
+      </w:r>
+    </w:p>
+    <w:p>
+      <w:pPr>
+        <w:pStyle w:val="Heading3"/>
+        <w:bidi w:val="0"/>
+        <w:jc w:val="left"/>
+        <w:rPr>
+          <w:lang w:val="pt-PT"/>
+        </w:rPr>
+      </w:pPr>
+      <w:r>
+        <w:rPr>
+          <w:lang w:val="pt-PT"/>
+        </w:rPr>
         <w:t>Próteses mecânicas acionadas pelo corpo (</w:t>
       </w:r>
       <w:r>
@@ -756,6 +771,21 @@
         <w:rPr>
           <w:lang w:val="pt-PT"/>
         </w:rPr>
+      </w:r>
+    </w:p>
+    <w:p>
+      <w:pPr>
+        <w:pStyle w:val="Normal"/>
+        <w:bidi w:val="0"/>
+        <w:jc w:val="left"/>
+        <w:rPr>
+          <w:lang w:val="pt-PT"/>
+        </w:rPr>
+      </w:pPr>
+      <w:r>
+        <w:rPr>
+          <w:lang w:val="pt-PT"/>
+        </w:rPr>
         <w:t>As próteses mecânicas utilizam sistemas de arnês e cabos para converter movimentos do ombro, do tronco ou da cintura escapular em ação no dispositivo terminal, tipicamente um gancho ou uma mão mecânica. São soluções tradicionalmente valorizadas pela robustez, fiabilidade, menor custo e relativa facilidade de manutenção. Um atributo particularmente relevante é o feedback [^1]proprioceptivo indireto proporcionado pela tensão transmitida pelo sistema de cabos, que pode contribuir para um controlo funcional mais previsível em determinadas tarefas. Contudo, estas próteses apresentam limitações expressivas: o arnês pode ser desconfortável e restritivo, os padrões de preensão tendem a ser mais limitados e a sua utilização exige esforço físico contínuo e aprendizagem motora específica (Engdahl et al., 2024 (#ref-engdahl-2024); Fink &amp; Diamond, 2023 (#ref-fink-2023)).</w:t>
       </w:r>
     </w:p>
@@ -772,6 +802,21 @@
         <w:rPr>
           <w:lang w:val="pt-PT"/>
         </w:rPr>
+      </w:r>
+    </w:p>
+    <w:p>
+      <w:pPr>
+        <w:pStyle w:val="Heading3"/>
+        <w:bidi w:val="0"/>
+        <w:jc w:val="left"/>
+        <w:rPr>
+          <w:lang w:val="pt-PT"/>
+        </w:rPr>
+      </w:pPr>
+      <w:r>
+        <w:rPr>
+          <w:lang w:val="pt-PT"/>
+        </w:rPr>
         <w:t>Próteses mioelétricas</w:t>
       </w:r>
     </w:p>
@@ -788,6 +833,21 @@
         <w:rPr>
           <w:lang w:val="pt-PT"/>
         </w:rPr>
+      </w:r>
+    </w:p>
+    <w:p>
+      <w:pPr>
+        <w:pStyle w:val="Normal"/>
+        <w:bidi w:val="0"/>
+        <w:jc w:val="left"/>
+        <w:rPr>
+          <w:lang w:val="pt-PT"/>
+        </w:rPr>
+      </w:pPr>
+      <w:r>
+        <w:rPr>
+          <w:lang w:val="pt-PT"/>
+        </w:rPr>
         <w:t>As próteses mioelétricas são dispositivos eletricamente alimentados que utilizam sinais eletromiográficos (EMG) captados por meio de elétrodos de superfície aplicados no membro residual. Esses sinais são processados eletronicamente e ativam os motores responsáveis pelo movimento da mão, do punho ou do cotovelo. Em comparação com as soluções mecânicas, apresentam habitualmente maior integração estética, ausência de arnês e potencial para padrões de movimento mais sofisticados. Em alguns casos, a sua utilização tem sido associada à redução da dor fantasma e a uma experiência de uso mais aceitável em contextos sociais. As suas limitações incluem maior peso, custo mais elevado, dependência de baterias, maior sensibilidade à humidade e a interferências, necessidade de calibração e ausência de feedback sensorial direto (Bates et al., 2020 (#ref-bates-2020); Engdahl et al., 2024 (#ref-engdahl-2024)).</w:t>
       </w:r>
     </w:p>
@@ -804,7 +864,37 @@
         <w:rPr>
           <w:lang w:val="pt-PT"/>
         </w:rPr>
+      </w:r>
+    </w:p>
+    <w:p>
+      <w:pPr>
+        <w:pStyle w:val="Heading3"/>
+        <w:bidi w:val="0"/>
+        <w:jc w:val="left"/>
+        <w:rPr>
+          <w:lang w:val="pt-PT"/>
+        </w:rPr>
+      </w:pPr>
+      <w:r>
+        <w:rPr>
+          <w:lang w:val="pt-PT"/>
+        </w:rPr>
         <w:t>Sistemas híbridos</w:t>
+      </w:r>
+    </w:p>
+    <w:p>
+      <w:pPr>
+        <w:pStyle w:val="Normal"/>
+        <w:bidi w:val="0"/>
+        <w:jc w:val="left"/>
+        <w:rPr>
+          <w:lang w:val="pt-PT"/>
+        </w:rPr>
+      </w:pPr>
+      <w:r>
+        <w:rPr>
+          <w:lang w:val="pt-PT"/>
+        </w:rPr>
       </w:r>
     </w:p>
     <w:p>
@@ -18064,7 +18154,7 @@
         <w:rPr>
           <w:lang w:val="pt-PT"/>
         </w:rPr>
-        <w:t>O primeiro conjunto experimental incidiu sobre cinco perfis construídos a partir de indicadores populacionais indiretos, incluindo idade, sexo, altura, peso, país, comprimento do braço e constituição física. Como estes perfis não incluíam medições diretas da mão, a avaliação centrou-se na capacidade do sistema para produzir sugestões paramétricas plausíveis a partir de informação contextual.</w:t>
+        <w:t>O primeiro conjunto experimental incidiu sobre cinco perfis antropométricos simulados, construídos a partir de indicadores populacionais indiretos, incluindo idade, sexo, altura, peso, país, comprimento do braço e constituição física. Como estes perfis não incluíam medições diretas da mão, a avaliação centrou-se na capacidade do sistema para produzir sugestões paramétricas plausíveis a partir de informação contextual.</w:t>
       </w:r>
     </w:p>
     <w:p>
@@ -18112,23 +18202,71 @@
         <w:rPr>
           <w:lang w:val="pt-PT"/>
         </w:rPr>
-        <w:t>A leitura dos resultados mostra uma degradação graciosa da informação disponível. Em adultos, as dimensões sugeridas permaneceram dentro dos intervalos antropométricos canónicos usados como referência no sistema. No perfil infantil, as dimensões foram reduzidas de forma coerente e o modelo diminuiu espontaneamente parâmetros de hardware das articulações flexíveis, usando informação presente nas legendas do esquema. No perfil adolescente, uma heurística inicial do teste assinalou a palma como potencialmente excessiva, mas a análise posterior mostrou que o valor era compatível com um adolescente alto de meia-adolescência. A falha, neste caso, estava na regra de teste demasiado rígida, e não na sugestão da IA.</w:t>
-      </w:r>
-    </w:p>
-    <w:p>
-      <w:pPr>
-        <w:pStyle w:val="Normal"/>
-        <w:bidi w:val="0"/>
-        <w:jc w:val="left"/>
-        <w:rPr>
-          <w:lang w:val="pt-PT"/>
-        </w:rPr>
-      </w:pPr>
-      <w:r>
-        <w:rPr>
-          <w:lang w:val="pt-PT"/>
-        </w:rPr>
-        <w:t>O segundo conjunto experimental avaliou três cenários de amputação unilateral com riqueza variável de dados. No caso com medições completas da mão intacta, os valores fornecidos foram preservados literalmente e o lado sugerido correspondeu à mão amputada. No caso parcial, a largura da palma fornecida foi mantida e os restantes comprimentos foram estimados proporcionalmente. No caso apenas demográfico, a IA gerou um conjunto completo de medidas plausíveis. Estes ensaios iniciais sugeriam lateralidade correta, mas a avaliação UCD posterior revelou que pedidos explícitos de mão esquerda podiam ser sistematicamente convertidos em mão direita. A correção subsequente retirou a lateralidade do espaço de decisão da IA e transferiu-a para um controlo determinístico da interface.</w:t>
+        <w:t>A leitura dos resultados mostra uma adaptação coerente ao grau de detalhe da informação disponível. Nos perfis adultos, as dimensões sugeridas permaneceram dentro dos intervalos antropométricos usados como referência no sistema. No perfil infantil, as dimensões foram reduzidas de forma consistente e os parâmetros relativos aos componentes mecânicos das articulações flexíveis foram também ajustados, com base na informação presente nas legendas do esquema.</w:t>
+      </w:r>
+    </w:p>
+    <w:p>
+      <w:pPr>
+        <w:pStyle w:val="Normal"/>
+        <w:bidi w:val="0"/>
+        <w:jc w:val="left"/>
+        <w:rPr>
+          <w:lang w:val="pt-PT"/>
+        </w:rPr>
+      </w:pPr>
+      <w:r>
+        <w:rPr>
+          <w:lang w:val="pt-PT"/>
+        </w:rPr>
+        <w:t>No perfil adolescente, um critério preliminar de verificação assinalou a dimensão da palma como potencialmente excessiva. Contudo, a análise posterior mostrou que o valor era compatível com um adolescente alto em fase intermédia da adolescência.</w:t>
+      </w:r>
+    </w:p>
+    <w:p>
+      <w:pPr>
+        <w:pStyle w:val="Normal"/>
+        <w:bidi w:val="0"/>
+        <w:jc w:val="left"/>
+        <w:rPr>
+          <w:lang w:val="pt-PT"/>
+        </w:rPr>
+      </w:pPr>
+      <w:commentRangeStart w:id="109"/>
+      <w:r>
+        <w:rPr>
+          <w:lang w:val="pt-PT"/>
+        </w:rPr>
+        <w:t>A falha, neste caso, estava na regra de teste demasiado rígida, e não na sugestão da IA.</w:t>
+      </w:r>
+    </w:p>
+    <w:p>
+      <w:pPr>
+        <w:pStyle w:val="Normal"/>
+        <w:bidi w:val="0"/>
+        <w:jc w:val="left"/>
+        <w:rPr>
+          <w:lang w:val="pt-PT"/>
+        </w:rPr>
+      </w:pPr>
+      <w:r>
+        <w:rPr>
+          <w:lang w:val="pt-PT"/>
+        </w:rPr>
+        <w:t>O segundo conjunto experimental avaliou três cenários de amputação unilateral com riqueza variável de dados.</w:t>
+      </w:r>
+      <w:r>
+        <w:rPr>
+          <w:lang w:val="pt-PT"/>
+        </w:rPr>
+      </w:r>
+      <w:commentRangeEnd w:id="109"/>
+      <w:r>
+        <w:commentReference w:id="109"/>
+      </w:r>
+      <w:r>
+        <w:rPr>
+          <w:lang w:val="pt-PT"/>
+        </w:rPr>
+        <w:t xml:space="preserve"> No caso com medições completas da mão intacta, os valores fornecidos foram preservados literalmente e o lado sugerido correspondeu à mão amputada. No caso parcial, a largura da palma fornecida foi mantida e os restantes comprimentos foram estimados proporcionalmente. No caso apenas demográfico, a IA gerou um conjunto completo de medidas plausíveis. Estes ensaios iniciais sugeriam lateralidade correta, mas a avaliação UCD posterior revelou que pedidos explícitos de mão esquerda podiam ser sistematicamente convertidos em mão direita. A correção subsequente retirou a lateralidade do espaço de decisão da IA e transferiu-a para um controlo determinístico da interface.</w:t>
       </w:r>
     </w:p>
     <w:p>
@@ -18160,6 +18298,21 @@
           <w:lang w:val="pt-PT"/>
         </w:rPr>
         <w:t>Tabela 8.1 — Síntese da validação antropométrica assistida por IA</w:t>
+      </w:r>
+    </w:p>
+    <w:p>
+      <w:pPr>
+        <w:pStyle w:val="Normal"/>
+        <w:bidi w:val="0"/>
+        <w:jc w:val="left"/>
+        <w:rPr>
+          <w:lang w:val="pt-PT"/>
+        </w:rPr>
+      </w:pPr>
+      <w:r>
+        <w:rPr>
+          <w:lang w:val="pt-PT"/>
+        </w:rPr>
       </w:r>
     </w:p>
     <w:tbl>
@@ -25371,6 +25524,23 @@
           <w:lang w:val="pt-PT"/>
         </w:rPr>
         <w:t>indice</w:t>
+      </w:r>
+    </w:p>
+  </w:comment>
+  <w:comment w:id="109" w:author="Unknown Author" w:date="2026-07-06T16:52:22Z" w:initials="">
+    <w:p>
+      <w:pPr>
+        <w:overflowPunct w:val="false"/>
+        <w:rPr/>
+      </w:pPr>
+      <w:r>
+        <w:annotationRef/>
+      </w:r>
+      <w:r>
+        <w:rPr>
+          <w:lang w:val="pt-PT"/>
+        </w:rPr>
+        <w:t>Vamos adicionar aqui uma tabela com os prompts utilizados e os resultados da mesma</w:t>
       </w:r>
     </w:p>
   </w:comment>

--- a/projecto-completo.docx
+++ b/projecto-completo.docx
@@ -32,6 +32,31 @@
           <w:lang w:val="pt-PT"/>
         </w:rPr>
         <w:t>Versão do documento:0.4.12</w:t>
+      </w:r>
+    </w:p>
+    <w:p>
+      <w:pPr>
+        <w:pStyle w:val="Normal"/>
+        <w:bidi w:val="0"/>
+        <w:jc w:val="left"/>
+        <w:rPr>
+          <w:lang w:val="pt-PT"/>
+        </w:rPr>
+      </w:pPr>
+      <w:r>
+        <w:rPr>
+          <w:lang w:val="pt-PT"/>
+        </w:rPr>
+      </w:r>
+    </w:p>
+    <w:p>
+      <w:pPr>
+        <w:pStyle w:val="Heading2"/>
+        <w:rPr/>
+      </w:pPr>
+      <w:r>
+        <w:rPr/>
+        <w:t>INTEGRAÇÃO DO DESIGN E DA INTELIGÊNCIA ARTIFICIAL EM PROCESSOS PARAMÉTRICOS PARA O DESENVOLVIMENTO DE PRÓTESES DE MEMBROS SUPERIORES EM IMPRESSÃO 3D.</w:t>
       </w:r>
     </w:p>
     <w:p>
@@ -82,8 +107,8 @@
         </w:tblCellMar>
       </w:tblPr>
       <w:tblGrid>
-        <w:gridCol w:w="4512"/>
-        <w:gridCol w:w="4514"/>
+        <w:gridCol w:w="1260"/>
+        <w:gridCol w:w="7766"/>
       </w:tblGrid>
       <w:tr>
         <w:trPr>
@@ -91,7 +116,7 @@
         </w:trPr>
         <w:tc>
           <w:tcPr>
-            <w:tcW w:w="4512" w:type="dxa"/>
+            <w:tcW w:w="1260" w:type="dxa"/>
             <w:tcBorders>
               <w:top w:val="single" w:sz="4" w:space="0" w:color="808080"/>
               <w:left w:val="single" w:sz="4" w:space="0" w:color="808080"/>
@@ -112,7 +137,7 @@
         </w:tc>
         <w:tc>
           <w:tcPr>
-            <w:tcW w:w="4514" w:type="dxa"/>
+            <w:tcW w:w="7766" w:type="dxa"/>
             <w:tcBorders>
               <w:top w:val="single" w:sz="4" w:space="0" w:color="808080"/>
               <w:left w:val="single" w:sz="4" w:space="0" w:color="808080"/>
@@ -136,7 +161,7 @@
         <w:trPr/>
         <w:tc>
           <w:tcPr>
-            <w:tcW w:w="4512" w:type="dxa"/>
+            <w:tcW w:w="1260" w:type="dxa"/>
             <w:tcBorders>
               <w:top w:val="single" w:sz="4" w:space="0" w:color="808080"/>
               <w:left w:val="single" w:sz="4" w:space="0" w:color="808080"/>
@@ -157,7 +182,7 @@
         </w:tc>
         <w:tc>
           <w:tcPr>
-            <w:tcW w:w="4514" w:type="dxa"/>
+            <w:tcW w:w="7766" w:type="dxa"/>
             <w:tcBorders>
               <w:top w:val="single" w:sz="4" w:space="0" w:color="808080"/>
               <w:left w:val="single" w:sz="4" w:space="0" w:color="808080"/>
@@ -181,7 +206,7 @@
         <w:trPr/>
         <w:tc>
           <w:tcPr>
-            <w:tcW w:w="4512" w:type="dxa"/>
+            <w:tcW w:w="1260" w:type="dxa"/>
             <w:tcBorders>
               <w:top w:val="single" w:sz="4" w:space="0" w:color="808080"/>
               <w:left w:val="single" w:sz="4" w:space="0" w:color="808080"/>
@@ -202,7 +227,7 @@
         </w:tc>
         <w:tc>
           <w:tcPr>
-            <w:tcW w:w="4514" w:type="dxa"/>
+            <w:tcW w:w="7766" w:type="dxa"/>
             <w:tcBorders>
               <w:top w:val="single" w:sz="4" w:space="0" w:color="808080"/>
               <w:left w:val="single" w:sz="4" w:space="0" w:color="808080"/>
@@ -226,7 +251,7 @@
         <w:trPr/>
         <w:tc>
           <w:tcPr>
-            <w:tcW w:w="4512" w:type="dxa"/>
+            <w:tcW w:w="1260" w:type="dxa"/>
             <w:tcBorders>
               <w:top w:val="single" w:sz="4" w:space="0" w:color="808080"/>
               <w:left w:val="single" w:sz="4" w:space="0" w:color="808080"/>
@@ -247,7 +272,7 @@
         </w:tc>
         <w:tc>
           <w:tcPr>
-            <w:tcW w:w="4514" w:type="dxa"/>
+            <w:tcW w:w="7766" w:type="dxa"/>
             <w:tcBorders>
               <w:top w:val="single" w:sz="4" w:space="0" w:color="808080"/>
               <w:left w:val="single" w:sz="4" w:space="0" w:color="808080"/>
@@ -277,7 +302,7 @@
         <w:trPr/>
         <w:tc>
           <w:tcPr>
-            <w:tcW w:w="4512" w:type="dxa"/>
+            <w:tcW w:w="1260" w:type="dxa"/>
             <w:tcBorders>
               <w:top w:val="single" w:sz="4" w:space="0" w:color="808080"/>
               <w:left w:val="single" w:sz="4" w:space="0" w:color="808080"/>
@@ -298,7 +323,7 @@
         </w:tc>
         <w:tc>
           <w:tcPr>
-            <w:tcW w:w="4514" w:type="dxa"/>
+            <w:tcW w:w="7766" w:type="dxa"/>
             <w:tcBorders>
               <w:top w:val="single" w:sz="4" w:space="0" w:color="808080"/>
               <w:left w:val="single" w:sz="4" w:space="0" w:color="808080"/>
@@ -328,7 +353,7 @@
         <w:trPr/>
         <w:tc>
           <w:tcPr>
-            <w:tcW w:w="4512" w:type="dxa"/>
+            <w:tcW w:w="1260" w:type="dxa"/>
             <w:tcBorders>
               <w:top w:val="single" w:sz="4" w:space="0" w:color="808080"/>
               <w:left w:val="single" w:sz="4" w:space="0" w:color="808080"/>
@@ -349,7 +374,7 @@
         </w:tc>
         <w:tc>
           <w:tcPr>
-            <w:tcW w:w="4514" w:type="dxa"/>
+            <w:tcW w:w="7766" w:type="dxa"/>
             <w:tcBorders>
               <w:top w:val="single" w:sz="4" w:space="0" w:color="808080"/>
               <w:left w:val="single" w:sz="4" w:space="0" w:color="808080"/>
@@ -379,7 +404,7 @@
         <w:trPr/>
         <w:tc>
           <w:tcPr>
-            <w:tcW w:w="4512" w:type="dxa"/>
+            <w:tcW w:w="1260" w:type="dxa"/>
             <w:tcBorders>
               <w:top w:val="single" w:sz="4" w:space="0" w:color="808080"/>
               <w:left w:val="single" w:sz="4" w:space="0" w:color="808080"/>
@@ -400,7 +425,7 @@
         </w:tc>
         <w:tc>
           <w:tcPr>
-            <w:tcW w:w="4514" w:type="dxa"/>
+            <w:tcW w:w="7766" w:type="dxa"/>
             <w:tcBorders>
               <w:top w:val="single" w:sz="4" w:space="0" w:color="808080"/>
               <w:left w:val="single" w:sz="4" w:space="0" w:color="808080"/>
@@ -430,7 +455,7 @@
         <w:trPr/>
         <w:tc>
           <w:tcPr>
-            <w:tcW w:w="4512" w:type="dxa"/>
+            <w:tcW w:w="1260" w:type="dxa"/>
             <w:tcBorders>
               <w:top w:val="single" w:sz="4" w:space="0" w:color="808080"/>
               <w:left w:val="single" w:sz="4" w:space="0" w:color="808080"/>
@@ -451,7 +476,7 @@
         </w:tc>
         <w:tc>
           <w:tcPr>
-            <w:tcW w:w="4514" w:type="dxa"/>
+            <w:tcW w:w="7766" w:type="dxa"/>
             <w:tcBorders>
               <w:top w:val="single" w:sz="4" w:space="0" w:color="808080"/>
               <w:left w:val="single" w:sz="4" w:space="0" w:color="808080"/>
@@ -481,7 +506,7 @@
         <w:trPr/>
         <w:tc>
           <w:tcPr>
-            <w:tcW w:w="4512" w:type="dxa"/>
+            <w:tcW w:w="1260" w:type="dxa"/>
             <w:tcBorders>
               <w:top w:val="single" w:sz="4" w:space="0" w:color="808080"/>
               <w:left w:val="single" w:sz="4" w:space="0" w:color="808080"/>
@@ -502,7 +527,7 @@
         </w:tc>
         <w:tc>
           <w:tcPr>
-            <w:tcW w:w="4514" w:type="dxa"/>
+            <w:tcW w:w="7766" w:type="dxa"/>
             <w:tcBorders>
               <w:top w:val="single" w:sz="4" w:space="0" w:color="808080"/>
               <w:left w:val="single" w:sz="4" w:space="0" w:color="808080"/>
@@ -532,7 +557,7 @@
         <w:trPr/>
         <w:tc>
           <w:tcPr>
-            <w:tcW w:w="4512" w:type="dxa"/>
+            <w:tcW w:w="1260" w:type="dxa"/>
             <w:tcBorders>
               <w:top w:val="single" w:sz="4" w:space="0" w:color="808080"/>
               <w:left w:val="single" w:sz="4" w:space="0" w:color="808080"/>
@@ -553,7 +578,7 @@
         </w:tc>
         <w:tc>
           <w:tcPr>
-            <w:tcW w:w="4514" w:type="dxa"/>
+            <w:tcW w:w="7766" w:type="dxa"/>
             <w:tcBorders>
               <w:top w:val="single" w:sz="4" w:space="0" w:color="808080"/>
               <w:left w:val="single" w:sz="4" w:space="0" w:color="808080"/>
@@ -583,7 +608,7 @@
         <w:trPr/>
         <w:tc>
           <w:tcPr>
-            <w:tcW w:w="4512" w:type="dxa"/>
+            <w:tcW w:w="1260" w:type="dxa"/>
             <w:tcBorders>
               <w:top w:val="single" w:sz="4" w:space="0" w:color="808080"/>
               <w:left w:val="single" w:sz="4" w:space="0" w:color="808080"/>
@@ -604,7 +629,7 @@
         </w:tc>
         <w:tc>
           <w:tcPr>
-            <w:tcW w:w="4514" w:type="dxa"/>
+            <w:tcW w:w="7766" w:type="dxa"/>
             <w:tcBorders>
               <w:top w:val="single" w:sz="4" w:space="0" w:color="808080"/>
               <w:left w:val="single" w:sz="4" w:space="0" w:color="808080"/>
@@ -634,7 +659,7 @@
         <w:trPr/>
         <w:tc>
           <w:tcPr>
-            <w:tcW w:w="4512" w:type="dxa"/>
+            <w:tcW w:w="1260" w:type="dxa"/>
             <w:tcBorders>
               <w:top w:val="single" w:sz="4" w:space="0" w:color="808080"/>
               <w:left w:val="single" w:sz="4" w:space="0" w:color="808080"/>
@@ -655,7 +680,7 @@
         </w:tc>
         <w:tc>
           <w:tcPr>
-            <w:tcW w:w="4514" w:type="dxa"/>
+            <w:tcW w:w="7766" w:type="dxa"/>
             <w:tcBorders>
               <w:top w:val="single" w:sz="4" w:space="0" w:color="808080"/>
               <w:left w:val="single" w:sz="4" w:space="0" w:color="808080"/>
@@ -685,7 +710,7 @@
         <w:trPr/>
         <w:tc>
           <w:tcPr>
-            <w:tcW w:w="4512" w:type="dxa"/>
+            <w:tcW w:w="1260" w:type="dxa"/>
             <w:tcBorders>
               <w:top w:val="single" w:sz="4" w:space="0" w:color="808080"/>
               <w:left w:val="single" w:sz="4" w:space="0" w:color="808080"/>
@@ -706,7 +731,7 @@
         </w:tc>
         <w:tc>
           <w:tcPr>
-            <w:tcW w:w="4514" w:type="dxa"/>
+            <w:tcW w:w="7766" w:type="dxa"/>
             <w:tcBorders>
               <w:top w:val="single" w:sz="4" w:space="0" w:color="808080"/>
               <w:left w:val="single" w:sz="4" w:space="0" w:color="808080"/>
@@ -736,7 +761,7 @@
         <w:trPr/>
         <w:tc>
           <w:tcPr>
-            <w:tcW w:w="4512" w:type="dxa"/>
+            <w:tcW w:w="1260" w:type="dxa"/>
             <w:tcBorders>
               <w:top w:val="single" w:sz="4" w:space="0" w:color="808080"/>
               <w:left w:val="single" w:sz="4" w:space="0" w:color="808080"/>
@@ -757,7 +782,7 @@
         </w:tc>
         <w:tc>
           <w:tcPr>
-            <w:tcW w:w="4514" w:type="dxa"/>
+            <w:tcW w:w="7766" w:type="dxa"/>
             <w:tcBorders>
               <w:top w:val="single" w:sz="4" w:space="0" w:color="808080"/>
               <w:left w:val="single" w:sz="4" w:space="0" w:color="808080"/>
@@ -787,7 +812,7 @@
         <w:trPr/>
         <w:tc>
           <w:tcPr>
-            <w:tcW w:w="4512" w:type="dxa"/>
+            <w:tcW w:w="1260" w:type="dxa"/>
             <w:tcBorders>
               <w:top w:val="single" w:sz="4" w:space="0" w:color="808080"/>
               <w:left w:val="single" w:sz="4" w:space="0" w:color="808080"/>
@@ -808,7 +833,7 @@
         </w:tc>
         <w:tc>
           <w:tcPr>
-            <w:tcW w:w="4514" w:type="dxa"/>
+            <w:tcW w:w="7766" w:type="dxa"/>
             <w:tcBorders>
               <w:top w:val="single" w:sz="4" w:space="0" w:color="808080"/>
               <w:left w:val="single" w:sz="4" w:space="0" w:color="808080"/>
@@ -838,7 +863,7 @@
         <w:trPr/>
         <w:tc>
           <w:tcPr>
-            <w:tcW w:w="4512" w:type="dxa"/>
+            <w:tcW w:w="1260" w:type="dxa"/>
             <w:tcBorders>
               <w:top w:val="single" w:sz="4" w:space="0" w:color="808080"/>
               <w:left w:val="single" w:sz="4" w:space="0" w:color="808080"/>
@@ -859,7 +884,7 @@
         </w:tc>
         <w:tc>
           <w:tcPr>
-            <w:tcW w:w="4514" w:type="dxa"/>
+            <w:tcW w:w="7766" w:type="dxa"/>
             <w:tcBorders>
               <w:top w:val="single" w:sz="4" w:space="0" w:color="808080"/>
               <w:left w:val="single" w:sz="4" w:space="0" w:color="808080"/>
@@ -889,7 +914,7 @@
         <w:trPr/>
         <w:tc>
           <w:tcPr>
-            <w:tcW w:w="4512" w:type="dxa"/>
+            <w:tcW w:w="1260" w:type="dxa"/>
             <w:tcBorders>
               <w:top w:val="single" w:sz="4" w:space="0" w:color="808080"/>
               <w:left w:val="single" w:sz="4" w:space="0" w:color="808080"/>
@@ -910,7 +935,7 @@
         </w:tc>
         <w:tc>
           <w:tcPr>
-            <w:tcW w:w="4514" w:type="dxa"/>
+            <w:tcW w:w="7766" w:type="dxa"/>
             <w:tcBorders>
               <w:top w:val="single" w:sz="4" w:space="0" w:color="808080"/>
               <w:left w:val="single" w:sz="4" w:space="0" w:color="808080"/>
@@ -940,7 +965,7 @@
         <w:trPr/>
         <w:tc>
           <w:tcPr>
-            <w:tcW w:w="4512" w:type="dxa"/>
+            <w:tcW w:w="1260" w:type="dxa"/>
             <w:tcBorders>
               <w:top w:val="single" w:sz="4" w:space="0" w:color="808080"/>
               <w:left w:val="single" w:sz="4" w:space="0" w:color="808080"/>
@@ -961,7 +986,7 @@
         </w:tc>
         <w:tc>
           <w:tcPr>
-            <w:tcW w:w="4514" w:type="dxa"/>
+            <w:tcW w:w="7766" w:type="dxa"/>
             <w:tcBorders>
               <w:top w:val="single" w:sz="4" w:space="0" w:color="808080"/>
               <w:left w:val="single" w:sz="4" w:space="0" w:color="808080"/>
@@ -985,7 +1010,7 @@
         <w:trPr/>
         <w:tc>
           <w:tcPr>
-            <w:tcW w:w="4512" w:type="dxa"/>
+            <w:tcW w:w="1260" w:type="dxa"/>
             <w:tcBorders>
               <w:top w:val="single" w:sz="4" w:space="0" w:color="808080"/>
               <w:left w:val="single" w:sz="4" w:space="0" w:color="808080"/>
@@ -1006,7 +1031,7 @@
         </w:tc>
         <w:tc>
           <w:tcPr>
-            <w:tcW w:w="4514" w:type="dxa"/>
+            <w:tcW w:w="7766" w:type="dxa"/>
             <w:tcBorders>
               <w:top w:val="single" w:sz="4" w:space="0" w:color="808080"/>
               <w:left w:val="single" w:sz="4" w:space="0" w:color="808080"/>
@@ -1036,7 +1061,7 @@
         <w:trPr/>
         <w:tc>
           <w:tcPr>
-            <w:tcW w:w="4512" w:type="dxa"/>
+            <w:tcW w:w="1260" w:type="dxa"/>
             <w:tcBorders>
               <w:top w:val="single" w:sz="4" w:space="0" w:color="808080"/>
               <w:left w:val="single" w:sz="4" w:space="0" w:color="808080"/>
@@ -1057,7 +1082,7 @@
         </w:tc>
         <w:tc>
           <w:tcPr>
-            <w:tcW w:w="4514" w:type="dxa"/>
+            <w:tcW w:w="7766" w:type="dxa"/>
             <w:tcBorders>
               <w:top w:val="single" w:sz="4" w:space="0" w:color="808080"/>
               <w:left w:val="single" w:sz="4" w:space="0" w:color="808080"/>
@@ -1081,7 +1106,7 @@
         <w:trPr/>
         <w:tc>
           <w:tcPr>
-            <w:tcW w:w="4512" w:type="dxa"/>
+            <w:tcW w:w="1260" w:type="dxa"/>
             <w:tcBorders>
               <w:top w:val="single" w:sz="4" w:space="0" w:color="808080"/>
               <w:left w:val="single" w:sz="4" w:space="0" w:color="808080"/>
@@ -1102,7 +1127,7 @@
         </w:tc>
         <w:tc>
           <w:tcPr>
-            <w:tcW w:w="4514" w:type="dxa"/>
+            <w:tcW w:w="7766" w:type="dxa"/>
             <w:tcBorders>
               <w:top w:val="single" w:sz="4" w:space="0" w:color="808080"/>
               <w:left w:val="single" w:sz="4" w:space="0" w:color="808080"/>
@@ -1126,7 +1151,7 @@
         <w:trPr/>
         <w:tc>
           <w:tcPr>
-            <w:tcW w:w="4512" w:type="dxa"/>
+            <w:tcW w:w="1260" w:type="dxa"/>
             <w:tcBorders>
               <w:top w:val="single" w:sz="4" w:space="0" w:color="808080"/>
               <w:left w:val="single" w:sz="4" w:space="0" w:color="808080"/>
@@ -1147,7 +1172,7 @@
         </w:tc>
         <w:tc>
           <w:tcPr>
-            <w:tcW w:w="4514" w:type="dxa"/>
+            <w:tcW w:w="7766" w:type="dxa"/>
             <w:tcBorders>
               <w:top w:val="single" w:sz="4" w:space="0" w:color="808080"/>
               <w:left w:val="single" w:sz="4" w:space="0" w:color="808080"/>
@@ -1177,7 +1202,7 @@
         <w:trPr/>
         <w:tc>
           <w:tcPr>
-            <w:tcW w:w="4512" w:type="dxa"/>
+            <w:tcW w:w="1260" w:type="dxa"/>
             <w:tcBorders>
               <w:top w:val="single" w:sz="4" w:space="0" w:color="808080"/>
               <w:left w:val="single" w:sz="4" w:space="0" w:color="808080"/>
@@ -1198,7 +1223,7 @@
         </w:tc>
         <w:tc>
           <w:tcPr>
-            <w:tcW w:w="4514" w:type="dxa"/>
+            <w:tcW w:w="7766" w:type="dxa"/>
             <w:tcBorders>
               <w:top w:val="single" w:sz="4" w:space="0" w:color="808080"/>
               <w:left w:val="single" w:sz="4" w:space="0" w:color="808080"/>
@@ -1228,7 +1253,7 @@
         <w:trPr/>
         <w:tc>
           <w:tcPr>
-            <w:tcW w:w="4512" w:type="dxa"/>
+            <w:tcW w:w="1260" w:type="dxa"/>
             <w:tcBorders>
               <w:top w:val="single" w:sz="4" w:space="0" w:color="808080"/>
               <w:left w:val="single" w:sz="4" w:space="0" w:color="808080"/>
@@ -1249,7 +1274,7 @@
         </w:tc>
         <w:tc>
           <w:tcPr>
-            <w:tcW w:w="4514" w:type="dxa"/>
+            <w:tcW w:w="7766" w:type="dxa"/>
             <w:tcBorders>
               <w:top w:val="single" w:sz="4" w:space="0" w:color="808080"/>
               <w:left w:val="single" w:sz="4" w:space="0" w:color="808080"/>
@@ -1279,7 +1304,7 @@
         <w:trPr/>
         <w:tc>
           <w:tcPr>
-            <w:tcW w:w="4512" w:type="dxa"/>
+            <w:tcW w:w="1260" w:type="dxa"/>
             <w:tcBorders>
               <w:top w:val="single" w:sz="4" w:space="0" w:color="808080"/>
               <w:left w:val="single" w:sz="4" w:space="0" w:color="808080"/>
@@ -1300,7 +1325,7 @@
         </w:tc>
         <w:tc>
           <w:tcPr>
-            <w:tcW w:w="4514" w:type="dxa"/>
+            <w:tcW w:w="7766" w:type="dxa"/>
             <w:tcBorders>
               <w:top w:val="single" w:sz="4" w:space="0" w:color="808080"/>
               <w:left w:val="single" w:sz="4" w:space="0" w:color="808080"/>
@@ -1330,7 +1355,7 @@
         <w:trPr/>
         <w:tc>
           <w:tcPr>
-            <w:tcW w:w="4512" w:type="dxa"/>
+            <w:tcW w:w="1260" w:type="dxa"/>
             <w:tcBorders>
               <w:top w:val="single" w:sz="4" w:space="0" w:color="808080"/>
               <w:left w:val="single" w:sz="4" w:space="0" w:color="808080"/>
@@ -1351,7 +1376,7 @@
         </w:tc>
         <w:tc>
           <w:tcPr>
-            <w:tcW w:w="4514" w:type="dxa"/>
+            <w:tcW w:w="7766" w:type="dxa"/>
             <w:tcBorders>
               <w:top w:val="single" w:sz="4" w:space="0" w:color="808080"/>
               <w:left w:val="single" w:sz="4" w:space="0" w:color="808080"/>
@@ -1381,7 +1406,7 @@
         <w:trPr/>
         <w:tc>
           <w:tcPr>
-            <w:tcW w:w="4512" w:type="dxa"/>
+            <w:tcW w:w="1260" w:type="dxa"/>
             <w:tcBorders>
               <w:top w:val="single" w:sz="4" w:space="0" w:color="808080"/>
               <w:left w:val="single" w:sz="4" w:space="0" w:color="808080"/>
@@ -1402,7 +1427,7 @@
         </w:tc>
         <w:tc>
           <w:tcPr>
-            <w:tcW w:w="4514" w:type="dxa"/>
+            <w:tcW w:w="7766" w:type="dxa"/>
             <w:tcBorders>
               <w:top w:val="single" w:sz="4" w:space="0" w:color="808080"/>
               <w:left w:val="single" w:sz="4" w:space="0" w:color="808080"/>
@@ -1432,7 +1457,7 @@
         <w:trPr/>
         <w:tc>
           <w:tcPr>
-            <w:tcW w:w="4512" w:type="dxa"/>
+            <w:tcW w:w="1260" w:type="dxa"/>
             <w:tcBorders>
               <w:top w:val="single" w:sz="4" w:space="0" w:color="808080"/>
               <w:left w:val="single" w:sz="4" w:space="0" w:color="808080"/>
@@ -1453,7 +1478,7 @@
         </w:tc>
         <w:tc>
           <w:tcPr>
-            <w:tcW w:w="4514" w:type="dxa"/>
+            <w:tcW w:w="7766" w:type="dxa"/>
             <w:tcBorders>
               <w:top w:val="single" w:sz="4" w:space="0" w:color="808080"/>
               <w:left w:val="single" w:sz="4" w:space="0" w:color="808080"/>
@@ -1477,7 +1502,7 @@
         <w:trPr/>
         <w:tc>
           <w:tcPr>
-            <w:tcW w:w="4512" w:type="dxa"/>
+            <w:tcW w:w="1260" w:type="dxa"/>
             <w:tcBorders>
               <w:top w:val="single" w:sz="4" w:space="0" w:color="808080"/>
               <w:left w:val="single" w:sz="4" w:space="0" w:color="808080"/>
@@ -1498,7 +1523,7 @@
         </w:tc>
         <w:tc>
           <w:tcPr>
-            <w:tcW w:w="4514" w:type="dxa"/>
+            <w:tcW w:w="7766" w:type="dxa"/>
             <w:tcBorders>
               <w:top w:val="single" w:sz="4" w:space="0" w:color="808080"/>
               <w:left w:val="single" w:sz="4" w:space="0" w:color="808080"/>
@@ -1528,7 +1553,7 @@
         <w:trPr/>
         <w:tc>
           <w:tcPr>
-            <w:tcW w:w="4512" w:type="dxa"/>
+            <w:tcW w:w="1260" w:type="dxa"/>
             <w:tcBorders>
               <w:top w:val="single" w:sz="4" w:space="0" w:color="808080"/>
               <w:left w:val="single" w:sz="4" w:space="0" w:color="808080"/>
@@ -1549,7 +1574,7 @@
         </w:tc>
         <w:tc>
           <w:tcPr>
-            <w:tcW w:w="4514" w:type="dxa"/>
+            <w:tcW w:w="7766" w:type="dxa"/>
             <w:tcBorders>
               <w:top w:val="single" w:sz="4" w:space="0" w:color="808080"/>
               <w:left w:val="single" w:sz="4" w:space="0" w:color="808080"/>
@@ -1579,7 +1604,7 @@
         <w:trPr/>
         <w:tc>
           <w:tcPr>
-            <w:tcW w:w="4512" w:type="dxa"/>
+            <w:tcW w:w="1260" w:type="dxa"/>
             <w:tcBorders>
               <w:top w:val="single" w:sz="4" w:space="0" w:color="808080"/>
               <w:left w:val="single" w:sz="4" w:space="0" w:color="808080"/>
@@ -1600,7 +1625,7 @@
         </w:tc>
         <w:tc>
           <w:tcPr>
-            <w:tcW w:w="4514" w:type="dxa"/>
+            <w:tcW w:w="7766" w:type="dxa"/>
             <w:tcBorders>
               <w:top w:val="single" w:sz="4" w:space="0" w:color="808080"/>
               <w:left w:val="single" w:sz="4" w:space="0" w:color="808080"/>
@@ -1630,7 +1655,7 @@
         <w:trPr/>
         <w:tc>
           <w:tcPr>
-            <w:tcW w:w="4512" w:type="dxa"/>
+            <w:tcW w:w="1260" w:type="dxa"/>
             <w:tcBorders>
               <w:top w:val="single" w:sz="4" w:space="0" w:color="808080"/>
               <w:left w:val="single" w:sz="4" w:space="0" w:color="808080"/>
@@ -1651,7 +1676,7 @@
         </w:tc>
         <w:tc>
           <w:tcPr>
-            <w:tcW w:w="4514" w:type="dxa"/>
+            <w:tcW w:w="7766" w:type="dxa"/>
             <w:tcBorders>
               <w:top w:val="single" w:sz="4" w:space="0" w:color="808080"/>
               <w:left w:val="single" w:sz="4" w:space="0" w:color="808080"/>
@@ -1681,7 +1706,7 @@
         <w:trPr/>
         <w:tc>
           <w:tcPr>
-            <w:tcW w:w="4512" w:type="dxa"/>
+            <w:tcW w:w="1260" w:type="dxa"/>
             <w:tcBorders>
               <w:top w:val="single" w:sz="4" w:space="0" w:color="808080"/>
               <w:left w:val="single" w:sz="4" w:space="0" w:color="808080"/>
@@ -1702,7 +1727,7 @@
         </w:tc>
         <w:tc>
           <w:tcPr>
-            <w:tcW w:w="4514" w:type="dxa"/>
+            <w:tcW w:w="7766" w:type="dxa"/>
             <w:tcBorders>
               <w:top w:val="single" w:sz="4" w:space="0" w:color="808080"/>
               <w:left w:val="single" w:sz="4" w:space="0" w:color="808080"/>
@@ -1732,7 +1757,7 @@
         <w:trPr/>
         <w:tc>
           <w:tcPr>
-            <w:tcW w:w="4512" w:type="dxa"/>
+            <w:tcW w:w="1260" w:type="dxa"/>
             <w:tcBorders>
               <w:top w:val="single" w:sz="4" w:space="0" w:color="808080"/>
               <w:left w:val="single" w:sz="4" w:space="0" w:color="808080"/>
@@ -1753,7 +1778,7 @@
         </w:tc>
         <w:tc>
           <w:tcPr>
-            <w:tcW w:w="4514" w:type="dxa"/>
+            <w:tcW w:w="7766" w:type="dxa"/>
             <w:tcBorders>
               <w:top w:val="single" w:sz="4" w:space="0" w:color="808080"/>
               <w:left w:val="single" w:sz="4" w:space="0" w:color="808080"/>
@@ -1777,7 +1802,7 @@
         <w:trPr/>
         <w:tc>
           <w:tcPr>
-            <w:tcW w:w="4512" w:type="dxa"/>
+            <w:tcW w:w="1260" w:type="dxa"/>
             <w:tcBorders>
               <w:top w:val="single" w:sz="4" w:space="0" w:color="808080"/>
               <w:left w:val="single" w:sz="4" w:space="0" w:color="808080"/>
@@ -1798,7 +1823,7 @@
         </w:tc>
         <w:tc>
           <w:tcPr>
-            <w:tcW w:w="4514" w:type="dxa"/>
+            <w:tcW w:w="7766" w:type="dxa"/>
             <w:tcBorders>
               <w:top w:val="single" w:sz="4" w:space="0" w:color="808080"/>
               <w:left w:val="single" w:sz="4" w:space="0" w:color="808080"/>
@@ -1828,7 +1853,7 @@
         <w:trPr/>
         <w:tc>
           <w:tcPr>
-            <w:tcW w:w="4512" w:type="dxa"/>
+            <w:tcW w:w="1260" w:type="dxa"/>
             <w:tcBorders>
               <w:top w:val="single" w:sz="4" w:space="0" w:color="808080"/>
               <w:left w:val="single" w:sz="4" w:space="0" w:color="808080"/>
@@ -1849,7 +1874,7 @@
         </w:tc>
         <w:tc>
           <w:tcPr>
-            <w:tcW w:w="4514" w:type="dxa"/>
+            <w:tcW w:w="7766" w:type="dxa"/>
             <w:tcBorders>
               <w:top w:val="single" w:sz="4" w:space="0" w:color="808080"/>
               <w:left w:val="single" w:sz="4" w:space="0" w:color="808080"/>
@@ -1879,7 +1904,7 @@
         <w:trPr/>
         <w:tc>
           <w:tcPr>
-            <w:tcW w:w="4512" w:type="dxa"/>
+            <w:tcW w:w="1260" w:type="dxa"/>
             <w:tcBorders>
               <w:top w:val="single" w:sz="4" w:space="0" w:color="808080"/>
               <w:left w:val="single" w:sz="4" w:space="0" w:color="808080"/>
@@ -1900,7 +1925,7 @@
         </w:tc>
         <w:tc>
           <w:tcPr>
-            <w:tcW w:w="4514" w:type="dxa"/>
+            <w:tcW w:w="7766" w:type="dxa"/>
             <w:tcBorders>
               <w:top w:val="single" w:sz="4" w:space="0" w:color="808080"/>
               <w:left w:val="single" w:sz="4" w:space="0" w:color="808080"/>
@@ -1930,7 +1955,7 @@
         <w:trPr/>
         <w:tc>
           <w:tcPr>
-            <w:tcW w:w="4512" w:type="dxa"/>
+            <w:tcW w:w="1260" w:type="dxa"/>
             <w:tcBorders>
               <w:top w:val="single" w:sz="4" w:space="0" w:color="808080"/>
               <w:left w:val="single" w:sz="4" w:space="0" w:color="808080"/>
@@ -1951,7 +1976,7 @@
         </w:tc>
         <w:tc>
           <w:tcPr>
-            <w:tcW w:w="4514" w:type="dxa"/>
+            <w:tcW w:w="7766" w:type="dxa"/>
             <w:tcBorders>
               <w:top w:val="single" w:sz="4" w:space="0" w:color="808080"/>
               <w:left w:val="single" w:sz="4" w:space="0" w:color="808080"/>
@@ -1981,7 +2006,7 @@
         <w:trPr/>
         <w:tc>
           <w:tcPr>
-            <w:tcW w:w="4512" w:type="dxa"/>
+            <w:tcW w:w="1260" w:type="dxa"/>
             <w:tcBorders>
               <w:top w:val="single" w:sz="4" w:space="0" w:color="808080"/>
               <w:left w:val="single" w:sz="4" w:space="0" w:color="808080"/>
@@ -2002,7 +2027,7 @@
         </w:tc>
         <w:tc>
           <w:tcPr>
-            <w:tcW w:w="4514" w:type="dxa"/>
+            <w:tcW w:w="7766" w:type="dxa"/>
             <w:tcBorders>
               <w:top w:val="single" w:sz="4" w:space="0" w:color="808080"/>
               <w:left w:val="single" w:sz="4" w:space="0" w:color="808080"/>
@@ -2032,7 +2057,7 @@
         <w:trPr/>
         <w:tc>
           <w:tcPr>
-            <w:tcW w:w="4512" w:type="dxa"/>
+            <w:tcW w:w="1260" w:type="dxa"/>
             <w:tcBorders>
               <w:top w:val="single" w:sz="4" w:space="0" w:color="808080"/>
               <w:left w:val="single" w:sz="4" w:space="0" w:color="808080"/>
@@ -2053,7 +2078,7 @@
         </w:tc>
         <w:tc>
           <w:tcPr>
-            <w:tcW w:w="4514" w:type="dxa"/>
+            <w:tcW w:w="7766" w:type="dxa"/>
             <w:tcBorders>
               <w:top w:val="single" w:sz="4" w:space="0" w:color="808080"/>
               <w:left w:val="single" w:sz="4" w:space="0" w:color="808080"/>
@@ -2083,7 +2108,7 @@
         <w:trPr/>
         <w:tc>
           <w:tcPr>
-            <w:tcW w:w="4512" w:type="dxa"/>
+            <w:tcW w:w="1260" w:type="dxa"/>
             <w:tcBorders>
               <w:top w:val="single" w:sz="4" w:space="0" w:color="808080"/>
               <w:left w:val="single" w:sz="4" w:space="0" w:color="808080"/>
@@ -2104,7 +2129,7 @@
         </w:tc>
         <w:tc>
           <w:tcPr>
-            <w:tcW w:w="4514" w:type="dxa"/>
+            <w:tcW w:w="7766" w:type="dxa"/>
             <w:tcBorders>
               <w:top w:val="single" w:sz="4" w:space="0" w:color="808080"/>
               <w:left w:val="single" w:sz="4" w:space="0" w:color="808080"/>
@@ -2134,7 +2159,7 @@
         <w:trPr/>
         <w:tc>
           <w:tcPr>
-            <w:tcW w:w="4512" w:type="dxa"/>
+            <w:tcW w:w="1260" w:type="dxa"/>
             <w:tcBorders>
               <w:top w:val="single" w:sz="4" w:space="0" w:color="808080"/>
               <w:left w:val="single" w:sz="4" w:space="0" w:color="808080"/>
@@ -2155,7 +2180,7 @@
         </w:tc>
         <w:tc>
           <w:tcPr>
-            <w:tcW w:w="4514" w:type="dxa"/>
+            <w:tcW w:w="7766" w:type="dxa"/>
             <w:tcBorders>
               <w:top w:val="single" w:sz="4" w:space="0" w:color="808080"/>
               <w:left w:val="single" w:sz="4" w:space="0" w:color="808080"/>
@@ -2185,7 +2210,7 @@
         <w:trPr/>
         <w:tc>
           <w:tcPr>
-            <w:tcW w:w="4512" w:type="dxa"/>
+            <w:tcW w:w="1260" w:type="dxa"/>
             <w:tcBorders>
               <w:top w:val="single" w:sz="4" w:space="0" w:color="808080"/>
               <w:left w:val="single" w:sz="4" w:space="0" w:color="808080"/>
@@ -2206,7 +2231,7 @@
         </w:tc>
         <w:tc>
           <w:tcPr>
-            <w:tcW w:w="4514" w:type="dxa"/>
+            <w:tcW w:w="7766" w:type="dxa"/>
             <w:tcBorders>
               <w:top w:val="single" w:sz="4" w:space="0" w:color="808080"/>
               <w:left w:val="single" w:sz="4" w:space="0" w:color="808080"/>
@@ -2236,7 +2261,7 @@
         <w:trPr/>
         <w:tc>
           <w:tcPr>
-            <w:tcW w:w="4512" w:type="dxa"/>
+            <w:tcW w:w="1260" w:type="dxa"/>
             <w:tcBorders>
               <w:top w:val="single" w:sz="4" w:space="0" w:color="808080"/>
               <w:left w:val="single" w:sz="4" w:space="0" w:color="808080"/>
@@ -2257,7 +2282,7 @@
         </w:tc>
         <w:tc>
           <w:tcPr>
-            <w:tcW w:w="4514" w:type="dxa"/>
+            <w:tcW w:w="7766" w:type="dxa"/>
             <w:tcBorders>
               <w:top w:val="single" w:sz="4" w:space="0" w:color="808080"/>
               <w:left w:val="single" w:sz="4" w:space="0" w:color="808080"/>
@@ -2287,7 +2312,7 @@
         <w:trPr/>
         <w:tc>
           <w:tcPr>
-            <w:tcW w:w="4512" w:type="dxa"/>
+            <w:tcW w:w="1260" w:type="dxa"/>
             <w:tcBorders>
               <w:top w:val="single" w:sz="4" w:space="0" w:color="808080"/>
               <w:left w:val="single" w:sz="4" w:space="0" w:color="808080"/>
@@ -2308,7 +2333,7 @@
         </w:tc>
         <w:tc>
           <w:tcPr>
-            <w:tcW w:w="4514" w:type="dxa"/>
+            <w:tcW w:w="7766" w:type="dxa"/>
             <w:tcBorders>
               <w:top w:val="single" w:sz="4" w:space="0" w:color="808080"/>
               <w:left w:val="single" w:sz="4" w:space="0" w:color="808080"/>
@@ -2338,7 +2363,7 @@
         <w:trPr/>
         <w:tc>
           <w:tcPr>
-            <w:tcW w:w="4512" w:type="dxa"/>
+            <w:tcW w:w="1260" w:type="dxa"/>
             <w:tcBorders>
               <w:top w:val="single" w:sz="4" w:space="0" w:color="808080"/>
               <w:left w:val="single" w:sz="4" w:space="0" w:color="808080"/>
@@ -2359,7 +2384,7 @@
         </w:tc>
         <w:tc>
           <w:tcPr>
-            <w:tcW w:w="4514" w:type="dxa"/>
+            <w:tcW w:w="7766" w:type="dxa"/>
             <w:tcBorders>
               <w:top w:val="single" w:sz="4" w:space="0" w:color="808080"/>
               <w:left w:val="single" w:sz="4" w:space="0" w:color="808080"/>
@@ -2389,7 +2414,7 @@
         <w:trPr/>
         <w:tc>
           <w:tcPr>
-            <w:tcW w:w="4512" w:type="dxa"/>
+            <w:tcW w:w="1260" w:type="dxa"/>
             <w:tcBorders>
               <w:top w:val="single" w:sz="4" w:space="0" w:color="808080"/>
               <w:left w:val="single" w:sz="4" w:space="0" w:color="808080"/>
@@ -2410,7 +2435,7 @@
         </w:tc>
         <w:tc>
           <w:tcPr>
-            <w:tcW w:w="4514" w:type="dxa"/>
+            <w:tcW w:w="7766" w:type="dxa"/>
             <w:tcBorders>
               <w:top w:val="single" w:sz="4" w:space="0" w:color="808080"/>
               <w:left w:val="single" w:sz="4" w:space="0" w:color="808080"/>
@@ -2440,7 +2465,7 @@
         <w:trPr/>
         <w:tc>
           <w:tcPr>
-            <w:tcW w:w="4512" w:type="dxa"/>
+            <w:tcW w:w="1260" w:type="dxa"/>
             <w:tcBorders>
               <w:top w:val="single" w:sz="4" w:space="0" w:color="808080"/>
               <w:left w:val="single" w:sz="4" w:space="0" w:color="808080"/>
@@ -2461,7 +2486,7 @@
         </w:tc>
         <w:tc>
           <w:tcPr>
-            <w:tcW w:w="4514" w:type="dxa"/>
+            <w:tcW w:w="7766" w:type="dxa"/>
             <w:tcBorders>
               <w:top w:val="single" w:sz="4" w:space="0" w:color="808080"/>
               <w:left w:val="single" w:sz="4" w:space="0" w:color="808080"/>
@@ -2491,7 +2516,7 @@
         <w:trPr/>
         <w:tc>
           <w:tcPr>
-            <w:tcW w:w="4512" w:type="dxa"/>
+            <w:tcW w:w="1260" w:type="dxa"/>
             <w:tcBorders>
               <w:top w:val="single" w:sz="4" w:space="0" w:color="808080"/>
               <w:left w:val="single" w:sz="4" w:space="0" w:color="808080"/>
@@ -2512,7 +2537,7 @@
         </w:tc>
         <w:tc>
           <w:tcPr>
-            <w:tcW w:w="4514" w:type="dxa"/>
+            <w:tcW w:w="7766" w:type="dxa"/>
             <w:tcBorders>
               <w:top w:val="single" w:sz="4" w:space="0" w:color="808080"/>
               <w:left w:val="single" w:sz="4" w:space="0" w:color="808080"/>
@@ -2542,7 +2567,7 @@
         <w:trPr/>
         <w:tc>
           <w:tcPr>
-            <w:tcW w:w="4512" w:type="dxa"/>
+            <w:tcW w:w="1260" w:type="dxa"/>
             <w:tcBorders>
               <w:top w:val="single" w:sz="4" w:space="0" w:color="808080"/>
               <w:left w:val="single" w:sz="4" w:space="0" w:color="808080"/>
@@ -2563,7 +2588,7 @@
         </w:tc>
         <w:tc>
           <w:tcPr>
-            <w:tcW w:w="4514" w:type="dxa"/>
+            <w:tcW w:w="7766" w:type="dxa"/>
             <w:tcBorders>
               <w:top w:val="single" w:sz="4" w:space="0" w:color="808080"/>
               <w:left w:val="single" w:sz="4" w:space="0" w:color="808080"/>
@@ -2593,7 +2618,7 @@
         <w:trPr/>
         <w:tc>
           <w:tcPr>
-            <w:tcW w:w="4512" w:type="dxa"/>
+            <w:tcW w:w="1260" w:type="dxa"/>
             <w:tcBorders>
               <w:top w:val="single" w:sz="4" w:space="0" w:color="808080"/>
               <w:left w:val="single" w:sz="4" w:space="0" w:color="808080"/>
@@ -2614,7 +2639,7 @@
         </w:tc>
         <w:tc>
           <w:tcPr>
-            <w:tcW w:w="4514" w:type="dxa"/>
+            <w:tcW w:w="7766" w:type="dxa"/>
             <w:tcBorders>
               <w:top w:val="single" w:sz="4" w:space="0" w:color="808080"/>
               <w:left w:val="single" w:sz="4" w:space="0" w:color="808080"/>
@@ -2644,7 +2669,7 @@
         <w:trPr/>
         <w:tc>
           <w:tcPr>
-            <w:tcW w:w="4512" w:type="dxa"/>
+            <w:tcW w:w="1260" w:type="dxa"/>
             <w:tcBorders>
               <w:top w:val="single" w:sz="4" w:space="0" w:color="808080"/>
               <w:left w:val="single" w:sz="4" w:space="0" w:color="808080"/>
@@ -2665,7 +2690,7 @@
         </w:tc>
         <w:tc>
           <w:tcPr>
-            <w:tcW w:w="4514" w:type="dxa"/>
+            <w:tcW w:w="7766" w:type="dxa"/>
             <w:tcBorders>
               <w:top w:val="single" w:sz="4" w:space="0" w:color="808080"/>
               <w:left w:val="single" w:sz="4" w:space="0" w:color="808080"/>
@@ -2695,7 +2720,7 @@
         <w:trPr/>
         <w:tc>
           <w:tcPr>
-            <w:tcW w:w="4512" w:type="dxa"/>
+            <w:tcW w:w="1260" w:type="dxa"/>
             <w:tcBorders>
               <w:top w:val="single" w:sz="4" w:space="0" w:color="808080"/>
               <w:left w:val="single" w:sz="4" w:space="0" w:color="808080"/>
@@ -2716,7 +2741,7 @@
         </w:tc>
         <w:tc>
           <w:tcPr>
-            <w:tcW w:w="4514" w:type="dxa"/>
+            <w:tcW w:w="7766" w:type="dxa"/>
             <w:tcBorders>
               <w:top w:val="single" w:sz="4" w:space="0" w:color="808080"/>
               <w:left w:val="single" w:sz="4" w:space="0" w:color="808080"/>
@@ -2746,7 +2771,7 @@
         <w:trPr/>
         <w:tc>
           <w:tcPr>
-            <w:tcW w:w="4512" w:type="dxa"/>
+            <w:tcW w:w="1260" w:type="dxa"/>
             <w:tcBorders>
               <w:top w:val="single" w:sz="4" w:space="0" w:color="808080"/>
               <w:left w:val="single" w:sz="4" w:space="0" w:color="808080"/>
@@ -2767,7 +2792,7 @@
         </w:tc>
         <w:tc>
           <w:tcPr>
-            <w:tcW w:w="4514" w:type="dxa"/>
+            <w:tcW w:w="7766" w:type="dxa"/>
             <w:tcBorders>
               <w:top w:val="single" w:sz="4" w:space="0" w:color="808080"/>
               <w:left w:val="single" w:sz="4" w:space="0" w:color="808080"/>
@@ -2797,49 +2822,52 @@
         <w:trPr/>
         <w:tc>
           <w:tcPr>
-            <w:tcW w:w="4512" w:type="dxa"/>
-            <w:tcBorders>
-              <w:top w:val="single" w:sz="4" w:space="0" w:color="808080"/>
-              <w:left w:val="single" w:sz="4" w:space="0" w:color="808080"/>
-              <w:bottom w:val="single" w:sz="4" w:space="0" w:color="808080"/>
-              <w:right w:val="single" w:sz="4" w:space="0" w:color="808080"/>
-            </w:tcBorders>
-          </w:tcPr>
-          <w:p>
-            <w:pPr>
-              <w:pStyle w:val="Normal"/>
-              <w:rPr/>
-            </w:pPr>
-            <w:r>
-              <w:rPr/>
-              <w:t>STL</w:t>
-            </w:r>
-          </w:p>
-        </w:tc>
-        <w:tc>
-          <w:tcPr>
-            <w:tcW w:w="4514" w:type="dxa"/>
-            <w:tcBorders>
-              <w:top w:val="single" w:sz="4" w:space="0" w:color="808080"/>
-              <w:left w:val="single" w:sz="4" w:space="0" w:color="808080"/>
-              <w:bottom w:val="single" w:sz="4" w:space="0" w:color="808080"/>
-              <w:right w:val="single" w:sz="4" w:space="0" w:color="808080"/>
-            </w:tcBorders>
-          </w:tcPr>
-          <w:p>
-            <w:pPr>
-              <w:pStyle w:val="Normal"/>
-              <w:rPr/>
-            </w:pPr>
-            <w:r>
-              <w:rPr>
-                <w:i/>
-              </w:rPr>
-              <w:t>Stereolithography</w:t>
-            </w:r>
-            <w:r>
-              <w:rPr/>
-              <w:t>; formato de ficheiro de malha tridimensional usado em impressão 3D.</w:t>
+            <w:tcW w:w="1260" w:type="dxa"/>
+            <w:tcBorders>
+              <w:left w:val="single" w:sz="4" w:space="0" w:color="808080"/>
+              <w:bottom w:val="single" w:sz="4" w:space="0" w:color="808080"/>
+              <w:right w:val="single" w:sz="4" w:space="0" w:color="808080"/>
+            </w:tcBorders>
+          </w:tcPr>
+          <w:p>
+            <w:pPr>
+              <w:pStyle w:val="BodyText"/>
+              <w:bidi w:val="0"/>
+              <w:spacing w:before="0" w:after="140"/>
+              <w:jc w:val="left"/>
+              <w:rPr>
+                <w:lang w:val="pt-PT"/>
+              </w:rPr>
+            </w:pPr>
+            <w:r>
+              <w:rPr>
+                <w:lang w:val="pt-PT"/>
+              </w:rPr>
+              <w:t>SQLite</w:t>
+            </w:r>
+          </w:p>
+        </w:tc>
+        <w:tc>
+          <w:tcPr>
+            <w:tcW w:w="7766" w:type="dxa"/>
+            <w:tcBorders>
+              <w:left w:val="single" w:sz="4" w:space="0" w:color="808080"/>
+              <w:bottom w:val="single" w:sz="4" w:space="0" w:color="808080"/>
+              <w:right w:val="single" w:sz="4" w:space="0" w:color="808080"/>
+            </w:tcBorders>
+          </w:tcPr>
+          <w:p>
+            <w:pPr>
+              <w:pStyle w:val="Normal"/>
+              <w:rPr/>
+            </w:pPr>
+            <w:r>
+              <w:rPr/>
+              <w:t>M</w:t>
+            </w:r>
+            <w:r>
+              <w:rPr/>
+              <w:t>otor leve de base de dados relacional baseado em SQL, autónomo e incorporável na aplicação.</w:t>
             </w:r>
           </w:p>
         </w:tc>
@@ -2848,28 +2876,28 @@
         <w:trPr/>
         <w:tc>
           <w:tcPr>
-            <w:tcW w:w="4512" w:type="dxa"/>
-            <w:tcBorders>
-              <w:top w:val="single" w:sz="4" w:space="0" w:color="808080"/>
-              <w:left w:val="single" w:sz="4" w:space="0" w:color="808080"/>
-              <w:bottom w:val="single" w:sz="4" w:space="0" w:color="808080"/>
-              <w:right w:val="single" w:sz="4" w:space="0" w:color="808080"/>
-            </w:tcBorders>
-          </w:tcPr>
-          <w:p>
-            <w:pPr>
-              <w:pStyle w:val="Normal"/>
-              <w:rPr/>
-            </w:pPr>
-            <w:r>
-              <w:rPr/>
-              <w:t>TC</w:t>
-            </w:r>
-          </w:p>
-        </w:tc>
-        <w:tc>
-          <w:tcPr>
-            <w:tcW w:w="4514" w:type="dxa"/>
+            <w:tcW w:w="1260" w:type="dxa"/>
+            <w:tcBorders>
+              <w:top w:val="single" w:sz="4" w:space="0" w:color="808080"/>
+              <w:left w:val="single" w:sz="4" w:space="0" w:color="808080"/>
+              <w:bottom w:val="single" w:sz="4" w:space="0" w:color="808080"/>
+              <w:right w:val="single" w:sz="4" w:space="0" w:color="808080"/>
+            </w:tcBorders>
+          </w:tcPr>
+          <w:p>
+            <w:pPr>
+              <w:pStyle w:val="Normal"/>
+              <w:rPr/>
+            </w:pPr>
+            <w:r>
+              <w:rPr/>
+              <w:t>STL</w:t>
+            </w:r>
+          </w:p>
+        </w:tc>
+        <w:tc>
+          <w:tcPr>
+            <w:tcW w:w="7766" w:type="dxa"/>
             <w:tcBorders>
               <w:top w:val="single" w:sz="4" w:space="0" w:color="808080"/>
               <w:left w:val="single" w:sz="4" w:space="0" w:color="808080"/>
@@ -2886,11 +2914,11 @@
               <w:rPr>
                 <w:i/>
               </w:rPr>
-              <w:t>Technical Committee</w:t>
-            </w:r>
-            <w:r>
-              <w:rPr/>
-              <w:t>; comité técnico.</w:t>
+              <w:t>Stereolithography</w:t>
+            </w:r>
+            <w:r>
+              <w:rPr/>
+              <w:t>; formato de ficheiro de malha tridimensional usado em impressão 3D.</w:t>
             </w:r>
           </w:p>
         </w:tc>
@@ -2899,28 +2927,28 @@
         <w:trPr/>
         <w:tc>
           <w:tcPr>
-            <w:tcW w:w="4512" w:type="dxa"/>
-            <w:tcBorders>
-              <w:top w:val="single" w:sz="4" w:space="0" w:color="808080"/>
-              <w:left w:val="single" w:sz="4" w:space="0" w:color="808080"/>
-              <w:bottom w:val="single" w:sz="4" w:space="0" w:color="808080"/>
-              <w:right w:val="single" w:sz="4" w:space="0" w:color="808080"/>
-            </w:tcBorders>
-          </w:tcPr>
-          <w:p>
-            <w:pPr>
-              <w:pStyle w:val="Normal"/>
-              <w:rPr/>
-            </w:pPr>
-            <w:r>
-              <w:rPr/>
-              <w:t>TRL</w:t>
-            </w:r>
-          </w:p>
-        </w:tc>
-        <w:tc>
-          <w:tcPr>
-            <w:tcW w:w="4514" w:type="dxa"/>
+            <w:tcW w:w="1260" w:type="dxa"/>
+            <w:tcBorders>
+              <w:top w:val="single" w:sz="4" w:space="0" w:color="808080"/>
+              <w:left w:val="single" w:sz="4" w:space="0" w:color="808080"/>
+              <w:bottom w:val="single" w:sz="4" w:space="0" w:color="808080"/>
+              <w:right w:val="single" w:sz="4" w:space="0" w:color="808080"/>
+            </w:tcBorders>
+          </w:tcPr>
+          <w:p>
+            <w:pPr>
+              <w:pStyle w:val="Normal"/>
+              <w:rPr/>
+            </w:pPr>
+            <w:r>
+              <w:rPr/>
+              <w:t>TC</w:t>
+            </w:r>
+          </w:p>
+        </w:tc>
+        <w:tc>
+          <w:tcPr>
+            <w:tcW w:w="7766" w:type="dxa"/>
             <w:tcBorders>
               <w:top w:val="single" w:sz="4" w:space="0" w:color="808080"/>
               <w:left w:val="single" w:sz="4" w:space="0" w:color="808080"/>
@@ -2937,11 +2965,11 @@
               <w:rPr>
                 <w:i/>
               </w:rPr>
-              <w:t>Technology Readiness Level</w:t>
-            </w:r>
-            <w:r>
-              <w:rPr/>
-              <w:t>; nível de prontidão tecnológica.</w:t>
+              <w:t>Technical Committee</w:t>
+            </w:r>
+            <w:r>
+              <w:rPr/>
+              <w:t>; comité técnico.</w:t>
             </w:r>
           </w:p>
         </w:tc>
@@ -2950,28 +2978,28 @@
         <w:trPr/>
         <w:tc>
           <w:tcPr>
-            <w:tcW w:w="4512" w:type="dxa"/>
-            <w:tcBorders>
-              <w:top w:val="single" w:sz="4" w:space="0" w:color="808080"/>
-              <w:left w:val="single" w:sz="4" w:space="0" w:color="808080"/>
-              <w:bottom w:val="single" w:sz="4" w:space="0" w:color="808080"/>
-              <w:right w:val="single" w:sz="4" w:space="0" w:color="808080"/>
-            </w:tcBorders>
-          </w:tcPr>
-          <w:p>
-            <w:pPr>
-              <w:pStyle w:val="Normal"/>
-              <w:rPr/>
-            </w:pPr>
-            <w:r>
-              <w:rPr/>
-              <w:t>UCD</w:t>
-            </w:r>
-          </w:p>
-        </w:tc>
-        <w:tc>
-          <w:tcPr>
-            <w:tcW w:w="4514" w:type="dxa"/>
+            <w:tcW w:w="1260" w:type="dxa"/>
+            <w:tcBorders>
+              <w:top w:val="single" w:sz="4" w:space="0" w:color="808080"/>
+              <w:left w:val="single" w:sz="4" w:space="0" w:color="808080"/>
+              <w:bottom w:val="single" w:sz="4" w:space="0" w:color="808080"/>
+              <w:right w:val="single" w:sz="4" w:space="0" w:color="808080"/>
+            </w:tcBorders>
+          </w:tcPr>
+          <w:p>
+            <w:pPr>
+              <w:pStyle w:val="Normal"/>
+              <w:rPr/>
+            </w:pPr>
+            <w:r>
+              <w:rPr/>
+              <w:t>TRL</w:t>
+            </w:r>
+          </w:p>
+        </w:tc>
+        <w:tc>
+          <w:tcPr>
+            <w:tcW w:w="7766" w:type="dxa"/>
             <w:tcBorders>
               <w:top w:val="single" w:sz="4" w:space="0" w:color="808080"/>
               <w:left w:val="single" w:sz="4" w:space="0" w:color="808080"/>
@@ -2988,11 +3016,11 @@
               <w:rPr>
                 <w:i/>
               </w:rPr>
-              <w:t>User-Centred Design</w:t>
-            </w:r>
-            <w:r>
-              <w:rPr/>
-              <w:t>; design centrado no utilizador.</w:t>
+              <w:t>Technology Readiness Level</w:t>
+            </w:r>
+            <w:r>
+              <w:rPr/>
+              <w:t>; nível de prontidão tecnológica.</w:t>
             </w:r>
           </w:p>
         </w:tc>
@@ -3001,28 +3029,28 @@
         <w:trPr/>
         <w:tc>
           <w:tcPr>
-            <w:tcW w:w="4512" w:type="dxa"/>
-            <w:tcBorders>
-              <w:top w:val="single" w:sz="4" w:space="0" w:color="808080"/>
-              <w:left w:val="single" w:sz="4" w:space="0" w:color="808080"/>
-              <w:bottom w:val="single" w:sz="4" w:space="0" w:color="808080"/>
-              <w:right w:val="single" w:sz="4" w:space="0" w:color="808080"/>
-            </w:tcBorders>
-          </w:tcPr>
-          <w:p>
-            <w:pPr>
-              <w:pStyle w:val="Normal"/>
-              <w:rPr/>
-            </w:pPr>
-            <w:r>
-              <w:rPr/>
-              <w:t>UI</w:t>
-            </w:r>
-          </w:p>
-        </w:tc>
-        <w:tc>
-          <w:tcPr>
-            <w:tcW w:w="4514" w:type="dxa"/>
+            <w:tcW w:w="1260" w:type="dxa"/>
+            <w:tcBorders>
+              <w:top w:val="single" w:sz="4" w:space="0" w:color="808080"/>
+              <w:left w:val="single" w:sz="4" w:space="0" w:color="808080"/>
+              <w:bottom w:val="single" w:sz="4" w:space="0" w:color="808080"/>
+              <w:right w:val="single" w:sz="4" w:space="0" w:color="808080"/>
+            </w:tcBorders>
+          </w:tcPr>
+          <w:p>
+            <w:pPr>
+              <w:pStyle w:val="Normal"/>
+              <w:rPr/>
+            </w:pPr>
+            <w:r>
+              <w:rPr/>
+              <w:t>UCD</w:t>
+            </w:r>
+          </w:p>
+        </w:tc>
+        <w:tc>
+          <w:tcPr>
+            <w:tcW w:w="7766" w:type="dxa"/>
             <w:tcBorders>
               <w:top w:val="single" w:sz="4" w:space="0" w:color="808080"/>
               <w:left w:val="single" w:sz="4" w:space="0" w:color="808080"/>
@@ -3039,11 +3067,11 @@
               <w:rPr>
                 <w:i/>
               </w:rPr>
-              <w:t>User Interface</w:t>
-            </w:r>
-            <w:r>
-              <w:rPr/>
-              <w:t>; interface do utilizador.</w:t>
+              <w:t>User-Centred Design</w:t>
+            </w:r>
+            <w:r>
+              <w:rPr/>
+              <w:t>; design centrado no utilizador.</w:t>
             </w:r>
           </w:p>
         </w:tc>
@@ -3052,28 +3080,28 @@
         <w:trPr/>
         <w:tc>
           <w:tcPr>
-            <w:tcW w:w="4512" w:type="dxa"/>
-            <w:tcBorders>
-              <w:top w:val="single" w:sz="4" w:space="0" w:color="808080"/>
-              <w:left w:val="single" w:sz="4" w:space="0" w:color="808080"/>
-              <w:bottom w:val="single" w:sz="4" w:space="0" w:color="808080"/>
-              <w:right w:val="single" w:sz="4" w:space="0" w:color="808080"/>
-            </w:tcBorders>
-          </w:tcPr>
-          <w:p>
-            <w:pPr>
-              <w:pStyle w:val="Normal"/>
-              <w:rPr/>
-            </w:pPr>
-            <w:r>
-              <w:rPr/>
-              <w:t>UL</w:t>
-            </w:r>
-          </w:p>
-        </w:tc>
-        <w:tc>
-          <w:tcPr>
-            <w:tcW w:w="4514" w:type="dxa"/>
+            <w:tcW w:w="1260" w:type="dxa"/>
+            <w:tcBorders>
+              <w:top w:val="single" w:sz="4" w:space="0" w:color="808080"/>
+              <w:left w:val="single" w:sz="4" w:space="0" w:color="808080"/>
+              <w:bottom w:val="single" w:sz="4" w:space="0" w:color="808080"/>
+              <w:right w:val="single" w:sz="4" w:space="0" w:color="808080"/>
+            </w:tcBorders>
+          </w:tcPr>
+          <w:p>
+            <w:pPr>
+              <w:pStyle w:val="Normal"/>
+              <w:rPr/>
+            </w:pPr>
+            <w:r>
+              <w:rPr/>
+              <w:t>UI</w:t>
+            </w:r>
+          </w:p>
+        </w:tc>
+        <w:tc>
+          <w:tcPr>
+            <w:tcW w:w="7766" w:type="dxa"/>
             <w:tcBorders>
               <w:top w:val="single" w:sz="4" w:space="0" w:color="808080"/>
               <w:left w:val="single" w:sz="4" w:space="0" w:color="808080"/>
@@ -3090,11 +3118,11 @@
               <w:rPr>
                 <w:i/>
               </w:rPr>
-              <w:t>Upper Limb</w:t>
-            </w:r>
-            <w:r>
-              <w:rPr/>
-              <w:t>; membro superior.</w:t>
+              <w:t>User Interface</w:t>
+            </w:r>
+            <w:r>
+              <w:rPr/>
+              <w:t>; interface do utilizador.</w:t>
             </w:r>
           </w:p>
         </w:tc>
@@ -3103,28 +3131,28 @@
         <w:trPr/>
         <w:tc>
           <w:tcPr>
-            <w:tcW w:w="4512" w:type="dxa"/>
-            <w:tcBorders>
-              <w:top w:val="single" w:sz="4" w:space="0" w:color="808080"/>
-              <w:left w:val="single" w:sz="4" w:space="0" w:color="808080"/>
-              <w:bottom w:val="single" w:sz="4" w:space="0" w:color="808080"/>
-              <w:right w:val="single" w:sz="4" w:space="0" w:color="808080"/>
-            </w:tcBorders>
-          </w:tcPr>
-          <w:p>
-            <w:pPr>
-              <w:pStyle w:val="Normal"/>
-              <w:rPr/>
-            </w:pPr>
-            <w:r>
-              <w:rPr/>
-              <w:t>UX</w:t>
-            </w:r>
-          </w:p>
-        </w:tc>
-        <w:tc>
-          <w:tcPr>
-            <w:tcW w:w="4514" w:type="dxa"/>
+            <w:tcW w:w="1260" w:type="dxa"/>
+            <w:tcBorders>
+              <w:top w:val="single" w:sz="4" w:space="0" w:color="808080"/>
+              <w:left w:val="single" w:sz="4" w:space="0" w:color="808080"/>
+              <w:bottom w:val="single" w:sz="4" w:space="0" w:color="808080"/>
+              <w:right w:val="single" w:sz="4" w:space="0" w:color="808080"/>
+            </w:tcBorders>
+          </w:tcPr>
+          <w:p>
+            <w:pPr>
+              <w:pStyle w:val="Normal"/>
+              <w:rPr/>
+            </w:pPr>
+            <w:r>
+              <w:rPr/>
+              <w:t>UL</w:t>
+            </w:r>
+          </w:p>
+        </w:tc>
+        <w:tc>
+          <w:tcPr>
+            <w:tcW w:w="7766" w:type="dxa"/>
             <w:tcBorders>
               <w:top w:val="single" w:sz="4" w:space="0" w:color="808080"/>
               <w:left w:val="single" w:sz="4" w:space="0" w:color="808080"/>
@@ -3141,11 +3169,11 @@
               <w:rPr>
                 <w:i/>
               </w:rPr>
-              <w:t>User Experience</w:t>
-            </w:r>
-            <w:r>
-              <w:rPr/>
-              <w:t>; experiência do utilizador.</w:t>
+              <w:t>Upper Limb</w:t>
+            </w:r>
+            <w:r>
+              <w:rPr/>
+              <w:t>; membro superior.</w:t>
             </w:r>
           </w:p>
         </w:tc>
@@ -3154,28 +3182,28 @@
         <w:trPr/>
         <w:tc>
           <w:tcPr>
-            <w:tcW w:w="4512" w:type="dxa"/>
-            <w:tcBorders>
-              <w:top w:val="single" w:sz="4" w:space="0" w:color="808080"/>
-              <w:left w:val="single" w:sz="4" w:space="0" w:color="808080"/>
-              <w:bottom w:val="single" w:sz="4" w:space="0" w:color="808080"/>
-              <w:right w:val="single" w:sz="4" w:space="0" w:color="808080"/>
-            </w:tcBorders>
-          </w:tcPr>
-          <w:p>
-            <w:pPr>
-              <w:pStyle w:val="Normal"/>
-              <w:rPr/>
-            </w:pPr>
-            <w:r>
-              <w:rPr/>
-              <w:t>WASM</w:t>
-            </w:r>
-          </w:p>
-        </w:tc>
-        <w:tc>
-          <w:tcPr>
-            <w:tcW w:w="4514" w:type="dxa"/>
+            <w:tcW w:w="1260" w:type="dxa"/>
+            <w:tcBorders>
+              <w:top w:val="single" w:sz="4" w:space="0" w:color="808080"/>
+              <w:left w:val="single" w:sz="4" w:space="0" w:color="808080"/>
+              <w:bottom w:val="single" w:sz="4" w:space="0" w:color="808080"/>
+              <w:right w:val="single" w:sz="4" w:space="0" w:color="808080"/>
+            </w:tcBorders>
+          </w:tcPr>
+          <w:p>
+            <w:pPr>
+              <w:pStyle w:val="Normal"/>
+              <w:rPr/>
+            </w:pPr>
+            <w:r>
+              <w:rPr/>
+              <w:t>UX</w:t>
+            </w:r>
+          </w:p>
+        </w:tc>
+        <w:tc>
+          <w:tcPr>
+            <w:tcW w:w="7766" w:type="dxa"/>
             <w:tcBorders>
               <w:top w:val="single" w:sz="4" w:space="0" w:color="808080"/>
               <w:left w:val="single" w:sz="4" w:space="0" w:color="808080"/>
@@ -3192,11 +3220,11 @@
               <w:rPr>
                 <w:i/>
               </w:rPr>
-              <w:t>WebAssembly</w:t>
-            </w:r>
-            <w:r>
-              <w:rPr/>
-              <w:t>; tecnologia para execução de código compilado no navegador.</w:t>
+              <w:t>User Experience</w:t>
+            </w:r>
+            <w:r>
+              <w:rPr/>
+              <w:t>; experiência do utilizador.</w:t>
             </w:r>
           </w:p>
         </w:tc>
@@ -3205,7 +3233,58 @@
         <w:trPr/>
         <w:tc>
           <w:tcPr>
-            <w:tcW w:w="4512" w:type="dxa"/>
+            <w:tcW w:w="1260" w:type="dxa"/>
+            <w:tcBorders>
+              <w:top w:val="single" w:sz="4" w:space="0" w:color="808080"/>
+              <w:left w:val="single" w:sz="4" w:space="0" w:color="808080"/>
+              <w:bottom w:val="single" w:sz="4" w:space="0" w:color="808080"/>
+              <w:right w:val="single" w:sz="4" w:space="0" w:color="808080"/>
+            </w:tcBorders>
+          </w:tcPr>
+          <w:p>
+            <w:pPr>
+              <w:pStyle w:val="Normal"/>
+              <w:rPr/>
+            </w:pPr>
+            <w:r>
+              <w:rPr/>
+              <w:t>WASM</w:t>
+            </w:r>
+          </w:p>
+        </w:tc>
+        <w:tc>
+          <w:tcPr>
+            <w:tcW w:w="7766" w:type="dxa"/>
+            <w:tcBorders>
+              <w:top w:val="single" w:sz="4" w:space="0" w:color="808080"/>
+              <w:left w:val="single" w:sz="4" w:space="0" w:color="808080"/>
+              <w:bottom w:val="single" w:sz="4" w:space="0" w:color="808080"/>
+              <w:right w:val="single" w:sz="4" w:space="0" w:color="808080"/>
+            </w:tcBorders>
+          </w:tcPr>
+          <w:p>
+            <w:pPr>
+              <w:pStyle w:val="Normal"/>
+              <w:rPr/>
+            </w:pPr>
+            <w:r>
+              <w:rPr>
+                <w:i/>
+              </w:rPr>
+              <w:t>WebAssembly</w:t>
+            </w:r>
+            <w:r>
+              <w:rPr/>
+              <w:t>; tecnologia para execução de código compilado no navegador.</w:t>
+            </w:r>
+          </w:p>
+        </w:tc>
+      </w:tr>
+      <w:tr>
+        <w:trPr/>
+        <w:tc>
+          <w:tcPr>
+            <w:tcW w:w="1260" w:type="dxa"/>
             <w:tcBorders>
               <w:top w:val="single" w:sz="4" w:space="0" w:color="808080"/>
               <w:left w:val="single" w:sz="4" w:space="0" w:color="808080"/>
@@ -3226,7 +3305,7 @@
         </w:tc>
         <w:tc>
           <w:tcPr>
-            <w:tcW w:w="4514" w:type="dxa"/>
+            <w:tcW w:w="7766" w:type="dxa"/>
             <w:tcBorders>
               <w:top w:val="single" w:sz="4" w:space="0" w:color="808080"/>
               <w:left w:val="single" w:sz="4" w:space="0" w:color="808080"/>
@@ -6734,7 +6813,7 @@
         <w:rPr>
           <w:lang w:val="pt-PT"/>
         </w:rPr>
-        <w:t>Em contextos médicos e assistivos, estudos demonstram a integração de modelos paramétricos com análises de elementos finitos (FEM) para validar o desempenho estrutural, bem como de algoritmos generativos que adaptam padrões e estruturas superficiais a geometrias individualizadas (Lei et al., 2016 (#ref-lei-2016); Lim et al., 2018 (#ref-lim-2018)).</w:t>
+        <w:t>Em contextos médicos e de tecnologias de apoio, estudos demonstram a integração de modelos paramétricos com análises de elementos finitos (FEM) para validar o desempenho estrutural, bem como a utilização de algoritmos generativos capazes de adaptar padrões e estruturas superficiais a geometrias individualizadas. (Lei et al., 2016 (#ref-lei-2016); Lim et al., 2018 (#ref-lim-2018)).</w:t>
       </w:r>
     </w:p>
     <w:p>
@@ -15990,8 +16069,34 @@
         <w:rPr>
           <w:lang w:val="pt-PT"/>
         </w:rPr>
-        <w:t xml:space="preserve">As decisões de normalização dos dados seguiram quatro princípios metodológicos. Em primeiro lugar, todas as medidas antropométricas foram convertidas para milímetros, centímetros e polegadas, mantendo-se também a unidade originalmente utilizada em cada fonte. Esta decisão permite comparar valores entre estudos sem perder a referência ao formato de publicação original e reduz o risco de conversões ambíguas no momento de utilização dos dados. Em segundo lugar, valores provenientes de subgrupos com dimensão amostral reduzida, dados extraídos de figuras em vez de tabelas, desvios-padrão discrepantes ou definições anatómicas pouco explícitas foram mantidos na base, mas assinalados através de notas de qualidade. Deste modo, a incerteza associada a cada registo permanece documentada, em vez de ser eliminada sem justificação metodológica. Em terceiro lugar, as medidas foram agrupadas por região corporal, distinguindo dimensões da mão, dedos e palma, diretamente relevantes para a geração da geometria principal, de dimensões do punho e antebraço, mais associadas à interface, à fixação ou à adaptação ao membro residual. Por fim, os valores recolhidos foram tratados como referências paramétricas, e não como prescrições dimensionais finais. A base antropométrica construída responde, assim, a uma necessidade específica do modelo desenvolvido: traduzir o enquadramento antropométrico da personalização protésica em intervalos, relações proporcionais e restrições utilizáveis no processo de modelação. Deste modo, os dados não definem automaticamente a forma da prótese, mas delimitam o espaço de variação dentro do qual o modelo pode operar com maior coerência geométrica e metodológica. Para tal, o sistema necessita de identificar quais as medidas recorrentes na literatura, que variações podem ser consideradas plausíveis entre populações, que dimensões podem funcionar como entradas mínimas de configuração e em que situações o redimensionamento uniforme se torna metodologicamente arriscado. A base de dados construída permite comparar, de forma rastreável, valores relativos ao comprimento da mão, à largura da palma, aos comprimentos digitais, às dimensões do punho e às relações com o antebraço. </w:t>
-      </w:r>
+        <w:t>As decisões de normalização dos dados seguiram quatro princípios metodológicos. Em primeiro lugar, todas as medidas antropométricas foram convertidas para milímetros, centímetros e polegadas, mantendo-se também a unidade originalmente utilizada em cada fonte. Esta decisão permite comparar valores entre estudos sem perder a referência ao formato de publicação original e reduz o risco de conversões ambíguas no momento de utilização dos dados. Em segundo lugar, valores provenientes de subgrupos com dimensão amostral reduzida, dados extraídos de figuras em vez de tabelas, desvios-padrão discrepantes ou definições anatómicas pouco explícitas foram mantidos na base, mas assinalados através de notas de qualidade. Deste modo, a incerteza associada a cada registo permanece documentada, em vez de ser eliminada sem justificação metodológica. Em terceiro lugar, as medidas foram agrupadas por região corporal, distinguindo dimensões da mão, dedos e palma, diretamente relevantes para a geração da geometria principal, de dimensões do punho e antebraço, mais associadas à interface, à fixação ou à adaptação ao membro residual. Por fim, os valores recolhidos foram tratados como referências paramétricas, e não como prescrições dimensionais finais. A base antropométrica construída responde, assim, a uma necessidade específica do modelo desenvolvido: traduzir o enquadramento antropométrico da personalização protésica em intervalos, relações proporcionais e restrições utilizáveis no processo de modelação. Deste modo, os dados não definem automaticamente a forma da prótese, mas delimitam o espaço de variação dentro do qual o modelo pode operar com maior coerência geométrica e metodológica. Para tal, o sistema necessita de identificar quais as medidas recorrentes na literatura, que variações podem ser consideradas plausíveis entre populações, que dimensões podem funcionar como entradas mínimas de configuração e em que situações o redimensionamento uniforme se torna metodologicamente arriscado.</w:t>
+      </w:r>
+    </w:p>
+    <w:p>
+      <w:pPr>
+        <w:pStyle w:val="BodyText"/>
+        <w:bidi w:val="0"/>
+        <w:jc w:val="left"/>
+        <w:rPr>
+          <w:lang w:val="pt-PT"/>
+        </w:rPr>
+      </w:pPr>
+      <w:r>
+        <w:rPr>
+          <w:lang w:val="pt-PT"/>
+        </w:rPr>
+        <w:t>A base de dados construída permite comparar valores relativos ao comprimento da mão, à largura da palma, aos comprimentos digitais, às dimensões do punho e às relações com o antebraço, mantendo a referência à fonte, à população e ao contexto metodológico de cada registo.</w:t>
+      </w:r>
+    </w:p>
+    <w:p>
+      <w:pPr>
+        <w:pStyle w:val="BodyText"/>
+        <w:bidi w:val="0"/>
+        <w:jc w:val="left"/>
+        <w:rPr>
+          <w:lang w:val="pt-PT"/>
+        </w:rPr>
+      </w:pPr>
       <w:r>
         <w:rPr/>
         <w:t>Deste modo, a base de dados sustenta a passagem entre o enquadramento antropométrico e a modelação paramétrica tridimensional, usando OpenSCAD: os dados não geram automaticamente a prótese, mas delimitam o espaço de variação dentro do qual o modelo pode operar com maior coerência geométrica e metodológica.</w:t>
@@ -19265,7 +19370,11 @@
         <w:rPr>
           <w:lang w:val="pt-PT"/>
         </w:rPr>
-        <w:t>, formato de script utilizado pelo OpenSCAD para definir modelos geométricos por código; os parâmetros introduzidos ou ajustados na interface; e o ambiente de execução em WebAssembly. Quando o utilizador altera uma configuração, a plataforma envia os valores atualizados para um Web Worker, que aplica esses parâmetros ao modelo em OpenSCAD e gera a geometria tridimensional correspondente. O resultado é depois devolvido ao visualizador no navegador, permitindo observar os efeitos das alterações sem recorrer a software CAD instalado localmente. Este fluxo estabelece uma ligação direta entre edição paramétrica, cálculo geométrico e feedback visual, mantendo o processo rastreável dentro da própria plataforma.</w:t>
+        <w:t xml:space="preserve">, formato de script utilizado pelo OpenSCAD para definir modelos geométricos por código; os parâmetros introduzidos ou ajustados na interface; e o ambiente de execução em WebAssembly. Quando o utilizador altera uma configuração, a plataforma envia os valores atualizados para um Web Worker, que aplica esses parâmetros ao modelo em OpenSCAD e gera a geometria tridimensional correspondente. O resultado é depois devolvido ao visualizador no navegador, permitindo observar os efeitos das alterações sem recorrer a software CAD instalado localmente. </w:t>
+      </w:r>
+      <w:r>
+        <w:rPr/>
+        <w:t>Este fluxo estabelece uma ligação direta entre edição paramétrica, cálculo geométrico e feedback visual, permitindo que o processo seja documentado, verificado e revisto dentro da própria plataforma.</w:t>
       </w:r>
     </w:p>
     <w:p>
@@ -19672,30 +19781,39 @@
       </w:r>
       <w:r>
         <w:rPr>
-          <w:lang w:val="pt-PT"/>
-        </w:rPr>
-        <w:t xml:space="preserve"> assumida no projeto.</w:t>
-      </w:r>
-    </w:p>
-    <w:p>
-      <w:pPr>
-        <w:pStyle w:val="Normal"/>
-        <w:bidi w:val="0"/>
-        <w:jc w:val="left"/>
-        <w:rPr/>
-      </w:pPr>
-      <w:r>
-        <w:rPr>
-          <w:lang w:val="pt-PT"/>
-        </w:rPr>
-        <w:t xml:space="preserve">A evolução posterior do módulo acrescentou uma ancoragem opcional em dados populacionais. Quando o </w:t>
-      </w:r>
-      <w:r>
-        <w:rPr>
+          <w:rStyle w:val="FootnoteReference"/>
           <w:i/>
           <w:iCs/>
           <w:lang w:val="pt-PT"/>
         </w:rPr>
+        <w:footnoteReference w:id="14"/>
+      </w:r>
+      <w:r>
+        <w:rPr>
+          <w:lang w:val="pt-PT"/>
+        </w:rPr>
+        <w:t xml:space="preserve"> assumida no projeto.</w:t>
+      </w:r>
+    </w:p>
+    <w:p>
+      <w:pPr>
+        <w:pStyle w:val="Normal"/>
+        <w:bidi w:val="0"/>
+        <w:jc w:val="left"/>
+        <w:rPr/>
+      </w:pPr>
+      <w:r>
+        <w:rPr>
+          <w:lang w:val="pt-PT"/>
+        </w:rPr>
+        <w:t xml:space="preserve">A evolução posterior do módulo acrescentou uma ancoragem opcional em dados populacionais. Quando o </w:t>
+      </w:r>
+      <w:r>
+        <w:rPr>
+          <w:i/>
+          <w:iCs/>
+          <w:lang w:val="pt-PT"/>
+        </w:rPr>
         <w:t>frontend</w:t>
       </w:r>
       <w:r>
@@ -19756,14 +19874,64 @@
         <w:rPr>
           <w:lang w:val="pt-PT"/>
         </w:rPr>
-        <w:t xml:space="preserve">Por fim, a plataforma inclui um módulo administrativo e de controlo de acesso que suporta a organização multi-utilizador. Este módulo assegura a criação de contas, a diferenciação de permissões, a atribuição de utilizadores a técnicos e a delimitação das ações acessíveis a cada perfil. A sua presença confirma que a estrutura funcional </w:t>
-      </w:r>
+        <w:t>Por fim, a plataforma inclui um módulo administrativo e de controlo de acesso que suporta a organização multi-utilizador. Este módulo assegura a criação de contas, a diferenciação de permissões, a atribuição de utilizadores a técnicos e a delimitação das ações acessíveis a cada perfil.</w:t>
+      </w:r>
+    </w:p>
+    <w:p>
+      <w:pPr>
+        <w:pStyle w:val="Normal"/>
+        <w:bidi w:val="0"/>
+        <w:jc w:val="left"/>
+        <w:rPr>
+          <w:lang w:val="pt-PT"/>
+        </w:rPr>
+      </w:pPr>
+      <w:r>
+        <w:rPr/>
+        <w:t>A sua presença confirma que a estrutura funcional da plataforma abrange a manipulação de parâmetros, a visualização de formas e a gestão das relações entre agentes, responsabilidades e níveis de intervenção. Neste sentido, a aplicação obtém sugestões paramétricas através do servidor, que comunica com serviços externos por intermédio de um proxy seguro</w:t>
+      </w:r>
+      <w:r>
+        <w:rPr>
+          <w:rStyle w:val="FootnoteReference"/>
+        </w:rPr>
+        <w:footnoteReference w:id="15"/>
+      </w:r>
+      <w:r>
+        <w:rPr/>
+        <w:t>, enquadrando essa capacidade numa estrutura funcional mais ampla, em que configuração, supervisão e persistência coexistem como partes de um mesmo sistema operativo.</w:t>
+      </w:r>
+    </w:p>
+    <w:p>
+      <w:pPr>
+        <w:pStyle w:val="Normal"/>
+        <w:bidi w:val="0"/>
+        <w:jc w:val="left"/>
+        <w:rPr>
+          <w:lang w:val="pt-PT"/>
+        </w:rPr>
+      </w:pPr>
+      <w:r>
+        <w:rPr>
+          <w:lang w:val="pt-PT"/>
+        </w:rPr>
+        <w:t>A biblioteca de modelos integrada na plataforma confirma esta lógica modular. Em vez de tratar a prótese como um único ficheiro estático, o sistema organiza diferentes famílias de próteses como modelos registados, cada uma com parâmetros, dependências, limites e modos de visualização próprios. Esta decisão permitiu comparar estratégias distintas de integração: modelos reconstruídos integralmente em OpenSCAD, modelos provenientes de geometrias existentes e modelos open source já paramétricos, mas não alinhados com a nomenclatura antropométrica da plataforma. A integração não consistiu, portanto, apenas em “carregar” ficheiros tridimensionais; consistiu em traduzir cada modelo para uma interface comum de parâmetros, mantendo as suas restrições mecânicas específicas.</w:t>
+      </w:r>
+    </w:p>
+    <w:p>
+      <w:pPr>
+        <w:pStyle w:val="Normal"/>
+        <w:bidi w:val="0"/>
+        <w:jc w:val="left"/>
+        <w:rPr>
+          <w:lang w:val="pt-PT"/>
+        </w:rPr>
+      </w:pPr>
       <w:commentRangeStart w:id="16"/>
       <w:r>
         <w:rPr>
           <w:lang w:val="pt-PT"/>
         </w:rPr>
-        <w:t>da plataforma não se esgota na manipulação de parâmetros e na visualização de</w:t>
+        <w:t>No caso do Paraglider Hand, também conhecido como Flexible Flyer, a integração partiu de uma mão mecânica acionada pelo corpo, derivada da linhagem Phoenix e UnLimbited.</w:t>
       </w:r>
       <w:r>
         <w:rPr>
@@ -19778,14 +19946,46 @@
         <w:rPr>
           <w:lang w:val="pt-PT"/>
         </w:rPr>
-        <w:t xml:space="preserve"> formas; inclui também a gestão das relações entre agentes, das responsabilidades e dos níveis de intervenção. Neste sentido, a aplicação obtém sugestões paramétricas através do servidor, que se comunica com serviços externos por intermédio de um </w:t>
+        <w:t xml:space="preserve"> O desafio principal não foi reconstruir a geometria dos dedos, já definida em OpenSCAD, mas alinhar a lógica original do modelo com os nomes canónicos usados pelo sistema. A palma passou a ser controlada pela largura metacarpal, enquanto os dedos foram associados a comprimentos digitais independentes. Esta separação foi importante porque a largura da palma e o comprimento dos dedos não variam necessariamente de forma proporcional. Ao mesmo tempo, a palma teve de manter escalonamento uniforme, uma vez que os furos cilíndricos para pinos metálicos não podem ser deformados em elipses sem comprometer a montagem. Assim, certas medidas, como o comprimento e a espessura da palma, foram mantidas como informação contextual para a IA e para o perfil antropométrico, mas não foram usadas como transformações geométricas ativas nesse modelo.</w:t>
+      </w:r>
+    </w:p>
+    <w:p>
+      <w:pPr>
+        <w:pStyle w:val="Normal"/>
+        <w:bidi w:val="0"/>
+        <w:jc w:val="left"/>
+        <w:rPr>
+          <w:lang w:val="pt-PT"/>
+        </w:rPr>
+      </w:pPr>
+      <w:r>
+        <w:rPr>
+          <w:lang w:val="pt-PT"/>
+        </w:rPr>
+        <w:t>A integração do Paraglider também revelou limitações práticas da execução de OpenSCAD em WebAssembly. Alguns ficheiros originais usavam construções sintáticas não suportadas pela versão compilada para navegador, o que impediu a definição de módulos durante a renderização. A solução foi manter cópias corrigidas dos ficheiros necessários, preservar a origem do modelo e controlar explicitamente as dependências carregadas para o sistema virtual de ficheiros do navegador. Esta etapa teve relevância metodológica porque mostrou que a compatibilidade web não depende apenas da qualidade geométrica do modelo, mas também da forma como bibliotecas, ficheiros importados e variantes de sintaxe são organizados no fluxo digital.</w:t>
+      </w:r>
+    </w:p>
+    <w:p>
+      <w:pPr>
+        <w:pStyle w:val="Normal"/>
+        <w:bidi w:val="0"/>
+        <w:jc w:val="left"/>
+        <w:rPr>
+          <w:lang w:val="pt-PT"/>
+        </w:rPr>
+      </w:pPr>
+      <w:r>
+        <w:rPr>
+          <w:lang w:val="pt-PT"/>
+        </w:rPr>
+        <w:t xml:space="preserve">O trabalho realizado sobre modelos do tipo Cyborg Beast/Flexy Hand teve uma função complementar. Estes modelos foram usados como base exploratória para testar uma reparametrização mais ampla, em que a geometria original foi reorganizada em torno de medidas antropométricas da palma, dos dedos, do punho e do membro residual. A versão antropométrica resultante não foi tratada como simples escala global: incorporou comprimentos digitais, espessuras estruturais, canais internos, </w:t>
       </w:r>
       <w:commentRangeStart w:id="17"/>
       <w:r>
         <w:rPr>
           <w:lang w:val="pt-PT"/>
         </w:rPr>
-        <w:t>proxy seguro</w:t>
+        <w:t>parâmetros de hardware</w:t>
       </w:r>
       <w:r>
         <w:rPr>
@@ -19800,40 +20000,216 @@
         <w:rPr>
           <w:lang w:val="pt-PT"/>
         </w:rPr>
-        <w:t>, mas enquadra essa capacidade dentro de uma estrutura funcional mais ampla, em que configuração, supervisão e persistência coexistem como partes de um mesmo sistema operativo.</w:t>
-      </w:r>
-    </w:p>
-    <w:p>
-      <w:pPr>
-        <w:pStyle w:val="Normal"/>
-        <w:bidi w:val="0"/>
-        <w:jc w:val="left"/>
-        <w:rPr>
-          <w:lang w:val="pt-PT"/>
-        </w:rPr>
-      </w:pPr>
-      <w:r>
-        <w:rPr>
-          <w:lang w:val="pt-PT"/>
-        </w:rPr>
-        <w:t>A biblioteca de modelos integrada na plataforma confirma esta lógica modular. Em vez de tratar a prótese como um único ficheiro estático, o sistema organiza diferentes famílias de próteses como modelos registados, cada uma com parâmetros, dependências, limites e modos de visualização próprios. Esta decisão permitiu comparar estratégias distintas de integração: modelos reconstruídos integralmente em OpenSCAD, modelos provenientes de geometrias existentes e modelos open source já paramétricos, mas não alinhados com a nomenclatura antropométrica da plataforma. A integração não consistiu, portanto, apenas em “carregar” ficheiros tridimensionais; consistiu em traduzir cada modelo para uma interface comum de parâmetros, mantendo as suas restrições mecânicas específicas.</w:t>
-      </w:r>
-    </w:p>
-    <w:p>
-      <w:pPr>
-        <w:pStyle w:val="Normal"/>
-        <w:bidi w:val="0"/>
-        <w:jc w:val="left"/>
-        <w:rPr>
-          <w:lang w:val="pt-PT"/>
-        </w:rPr>
-      </w:pPr>
+        <w:t xml:space="preserve"> e dimensões de encaixe derivadas de medidas do antebraço. Essa experiência foi útil para clarificar a diferença entre adaptar um modelo existente por multiplicadores gerais e reconstruir a sua lógica dimensional em torno de uma estrutura antropométrica coerente. Mesmo quando determinados modelos permaneceram como material de desenvolvimento e comparação, contribuíram para estabilizar a taxonomia de parâmetros que a plataforma passou a exigir aos modelos ativos.</w:t>
+      </w:r>
+    </w:p>
+    <w:p>
+      <w:pPr>
+        <w:pStyle w:val="Normal"/>
+        <w:bidi w:val="0"/>
+        <w:jc w:val="left"/>
+        <w:rPr>
+          <w:lang w:val="pt-PT"/>
+        </w:rPr>
+      </w:pPr>
+      <w:r>
+        <w:rPr>
+          <w:lang w:val="pt-PT"/>
+        </w:rPr>
+        <w:t>Em conjunto, estes casos mostram que a expansão da plataforma depende menos da quantidade de modelos disponíveis e mais da existência de uma gramática comum de integração. Cada nova prótese a integrar no sistema exige três operações: identificar quais parâmetros antropométricos são relevantes, decidir que parâmetros podem alterar a geometria sem quebrar interfaces mecânicas e declarar essas relações de forma compreensível para a interface, para o renderizador e para a camada de IA. A biblioteca de modelos torna-se, assim, um campo de validação técnica da própria arquitetura: quanto mais heterogéneos forem os modelos integrados, mais clara se torna a necessidade de separar dados antropométricos, regras geométricas, restrições de fabrico e sugestões assistidas.</w:t>
+      </w:r>
+    </w:p>
+    <w:p>
+      <w:pPr>
+        <w:pStyle w:val="Normal"/>
+        <w:bidi w:val="0"/>
+        <w:jc w:val="left"/>
+        <w:rPr>
+          <w:lang w:val="pt-PT"/>
+        </w:rPr>
+      </w:pPr>
+      <w:r>
+        <w:rPr>
+          <w:lang w:val="pt-PT"/>
+        </w:rPr>
+      </w:r>
+    </w:p>
+    <w:p>
+      <w:pPr>
+        <w:pStyle w:val="Heading3"/>
+        <w:bidi w:val="0"/>
+        <w:jc w:val="left"/>
+        <w:rPr>
+          <w:lang w:val="pt-PT"/>
+        </w:rPr>
+      </w:pPr>
+      <w:r>
+        <w:rPr>
+          <w:lang w:val="pt-PT"/>
+        </w:rPr>
+        <w:t>5.5 Gestão de parâmetros, versões e expansão</w:t>
+      </w:r>
+    </w:p>
+    <w:p>
+      <w:pPr>
+        <w:pStyle w:val="Heading3"/>
+        <w:bidi w:val="0"/>
+        <w:jc w:val="left"/>
+        <w:rPr>
+          <w:lang w:val="pt-PT"/>
+        </w:rPr>
+      </w:pPr>
+      <w:r>
+        <w:rPr>
+          <w:lang w:val="pt-PT"/>
+        </w:rPr>
+      </w:r>
+    </w:p>
+    <w:p>
+      <w:pPr>
+        <w:pStyle w:val="Normal"/>
+        <w:bidi w:val="0"/>
+        <w:jc w:val="left"/>
+        <w:rPr>
+          <w:lang w:val="pt-PT"/>
+        </w:rPr>
+      </w:pPr>
+      <w:r>
+        <w:rPr>
+          <w:lang w:val="pt-PT"/>
+        </w:rPr>
+        <w:t>Controlar parâmetros constitui uma das condições centrais para transformar um modelo paramétrico num sistema utilizável e persistente. No caso da plataforma desenvolvida, essa gestão é operacionalizada através de ficheiros de configuração que descrevem cada parâmetro segundo atributos como nome, tipo, valor inicial, limites, incrementos e agrupamento temático. Esta estrutura não cumpre apenas uma função técnica de leitura na interface; formaliza a relação entre o código OpenSCAD, o espaço de variação permitido e os mecanismos de controlo disponibilizados ao utilizador. Em termos metodológicos, esta opção aproxima-se da lógica descrita na literatura sobre configuradores e personalização digital, segundo a qual a eficácia do sistema depende da capacidade de expor apenas parâmetros relevantes, dentro de limites inteligíveis e controlados, preservando a coerência interna do modelo-base (Ozdemir et al., 2022 (#ref-ozdemir-2022); Lei et al., 2016 (#ref-lei-2016)).</w:t>
+      </w:r>
+    </w:p>
+    <w:p>
+      <w:pPr>
+        <w:pStyle w:val="Normal"/>
+        <w:bidi w:val="0"/>
+        <w:jc w:val="left"/>
+        <w:rPr/>
+      </w:pPr>
+      <w:r>
+        <w:rPr>
+          <w:lang w:val="pt-PT"/>
+        </w:rPr>
+        <w:t xml:space="preserve">Ao descrever os parâmetros em estruturas independentes do código geométrico principal, a plataforma obtém duas vantagens. A primeira é a rastreabilidade: torna-se possível saber quais variáveis são editáveis, quais são os seus intervalos válidos e como se articulam com a interface. </w:t>
+      </w:r>
+      <w:r>
+        <w:rPr/>
+        <w:t xml:space="preserve">A segunda vantagem reside na possibilidade de adaptar a estrutura do próprio sistema: parâmetros podem ser adicionados, removidos ou ajustados sem que seja necessário reescrever integralmente a lógica de interação. Assim, a gestão de parâmetros funciona como uma camada intermédia entre a definição geométrica e a experiência de uso, permitindo que o modelo permaneça tecnicamente explícito sem exigir que o utilizador interaja diretamente com a sua sintaxe interna. </w:t>
+      </w:r>
+    </w:p>
+    <w:p>
+      <w:pPr>
+        <w:pStyle w:val="Normal"/>
+        <w:bidi w:val="0"/>
+        <w:jc w:val="left"/>
+        <w:rPr/>
+      </w:pPr>
+      <w:r>
+        <w:rPr>
+          <w:lang w:val="pt-PT"/>
+        </w:rPr>
+        <w:t>A gestão de versões manifesta-se, neste estágio do projeto, sobretudo por meio do armazenamento de configurações salvas. A plataforma permite conservar diferentes conjuntos de parâmetros associados ao mesmo modelo, atribuindo-lhes identificação própria, notas descritivas e associação a um utilizador específico. E</w:t>
+      </w:r>
+      <w:r>
+        <w:rPr/>
+        <w:t>mbora esta solução ainda não corresponda a um sistema completo de gestão de versões, como os utilizados no desenvolvimento de software, já suporta uma função relevante para o processo de projeto: acompanhar a configuração ao longo do tempo, preservar variantes e permitir a comparação entre estados sucessivos do mesmo artefacto.</w:t>
+      </w:r>
+      <w:r>
+        <w:rPr>
+          <w:lang w:val="pt-PT"/>
+        </w:rPr>
+        <w:t xml:space="preserve"> </w:t>
+      </w:r>
+      <w:r>
+        <w:rPr/>
+        <w:t xml:space="preserve">Cada configuração registada pode, assim, ser entendida como uma instância documentada do processo de personalização, passível de recuperação, comparação e revisão, e não apenas como um ficheiro transitório. </w:t>
+      </w:r>
+      <w:r>
+        <w:rPr>
+          <w:lang w:val="pt-PT"/>
+        </w:rPr>
+        <w:t>Esta capacidade é particularmente importante num contexto em que a personalização não é um ato único, mas uma sequência de aproximações, testes e revisões.</w:t>
+      </w:r>
+    </w:p>
+    <w:p>
+      <w:pPr>
+        <w:pStyle w:val="Normal"/>
+        <w:bidi w:val="0"/>
+        <w:jc w:val="left"/>
+        <w:rPr>
+          <w:lang w:val="pt-PT"/>
+        </w:rPr>
+      </w:pPr>
+      <w:r>
+        <w:rPr>
+          <w:lang w:val="pt-PT"/>
+        </w:rPr>
+        <w:t>Do ponto de vista funcional, a persistência dessas configurações em estruturas JSON associadas a modelos e utilizadores reforça a continuidade entre interação, revisão e reutilização. O sistema deixa, assim, de limitar a configuração ao estado temporário da sessão e passa a preservar um registo das configurações realizadas, possibilitando retomar soluções anteriores, documentar alternativas exploradas e preparar comparações futuras entre versões. Esta forma de gestão prática de versões é coerente com o caráter experimental da plataforma: ainda não pretende substituir mecanismos mais sofisticados de gestão de revisões, mas fornece uma base suficiente para sustentar o acompanhamento iterativo do desenvolvimento e a análise reflexiva do processo.</w:t>
+      </w:r>
+    </w:p>
+    <w:p>
+      <w:pPr>
+        <w:pStyle w:val="BodyText"/>
+        <w:bidi w:val="0"/>
+        <w:jc w:val="left"/>
+        <w:rPr/>
+      </w:pPr>
+      <w:r>
+        <w:rPr>
+          <w:lang w:val="pt-PT"/>
+        </w:rPr>
+        <w:t xml:space="preserve">Quanto à capacidade de expansão, a plataforma beneficia de uma arquitetura modular e orientada por ficheiros de configuração. A separação entre modelos, parâmetros, interface, autenticação e persistência permite acrescentar novos modelos em OpenSCAD, novos tipos de parâmetros ou novas rotinas de apoio sem reestruturar integralmente a aplicação. </w:t>
+      </w:r>
+      <w:r>
+        <w:rPr/>
+        <w:t>Na prática, a introdução de um novo modelo exige sobretudo a adição do ficheiro .scad correspondente e o seu registo no ficheiro de configuração dos modelos (models-config.json). Esta estrutura evidencia uma lógica de expansão baseada menos na duplicação de código e mais na extensão controlada da plataforma.</w:t>
+      </w:r>
+      <w:r>
+        <w:rPr>
+          <w:lang w:val="pt-PT"/>
+        </w:rPr>
+        <w:t xml:space="preserve"> Esta característica é consistente com a literatura sobre sistemas paramétricos e famílias de produto, que associa robustez e expansão sustentável à qualidade das estruturas relacionais, e não ao aumento indiscriminado de opções ou de módulos independentes (Lei et al., 2016 (#ref-lei-2016); Ozdemir et al., 2022 (#ref-ozdemir-2022)).</w:t>
+      </w:r>
+    </w:p>
+    <w:p>
+      <w:pPr>
+        <w:pStyle w:val="Normal"/>
+        <w:bidi w:val="0"/>
+        <w:jc w:val="left"/>
+        <w:rPr>
+          <w:lang w:val="pt-PT"/>
+        </w:rPr>
+      </w:pPr>
+      <w:r>
+        <w:rPr>
+          <w:lang w:val="pt-PT"/>
+        </w:rPr>
+        <w:t>Todavia, esta lógica de expansão deve ser analisada criticamente.</w:t>
+      </w:r>
+    </w:p>
+    <w:p>
+      <w:pPr>
+        <w:pStyle w:val="BodyText"/>
+        <w:bidi w:val="0"/>
+        <w:jc w:val="left"/>
+        <w:rPr>
+          <w:lang w:val="pt-PT"/>
+        </w:rPr>
+      </w:pPr>
+      <w:r>
+        <w:rPr>
+          <w:lang w:val="pt-PT"/>
+        </w:rPr>
+        <w:t xml:space="preserve">O recurso ao </w:t>
+      </w:r>
       <w:commentRangeStart w:id="18"/>
       <w:r>
         <w:rPr>
           <w:lang w:val="pt-PT"/>
         </w:rPr>
-        <w:t>No caso do Paraglider Hand, também conhecido como Flexible Flyer, a integração partiu de uma mão mecânica acionada pelo corpo, derivada da linhagem Phoenix e UnLimbited.</w:t>
+        <w:t>SQLite</w:t>
       </w:r>
       <w:r>
         <w:rPr>
@@ -19843,296 +20219,6 @@
       <w:commentRangeEnd w:id="18"/>
       <w:r>
         <w:commentReference w:id="18"/>
-      </w:r>
-      <w:r>
-        <w:rPr>
-          <w:lang w:val="pt-PT"/>
-        </w:rPr>
-        <w:t xml:space="preserve"> O desafio principal não foi reconstruir a geometria dos dedos, já definida em OpenSCAD, mas alinhar a lógica original do modelo com os nomes canónicos usados pelo sistema. A palma passou a ser controlada pela largura metacarpal, enquanto os dedos foram associados a comprimentos digitais independentes. Esta separação foi importante porque a largura da palma e o comprimento dos dedos não variam necessariamente de forma proporcional. Ao mesmo tempo, a palma teve de manter escalonamento uniforme, uma vez que os furos cilíndricos para pinos metálicos não podem ser deformados em elipses sem comprometer a montagem. Assim, certas medidas, como o comprimento e a espessura da palma, foram mantidas como informação contextual para a IA e para o perfil antropométrico, mas não foram usadas como transformações geométricas ativas nesse modelo.</w:t>
-      </w:r>
-    </w:p>
-    <w:p>
-      <w:pPr>
-        <w:pStyle w:val="Normal"/>
-        <w:bidi w:val="0"/>
-        <w:jc w:val="left"/>
-        <w:rPr>
-          <w:lang w:val="pt-PT"/>
-        </w:rPr>
-      </w:pPr>
-      <w:r>
-        <w:rPr>
-          <w:lang w:val="pt-PT"/>
-        </w:rPr>
-        <w:t>A integração do Paraglider também revelou limitações práticas da execução de OpenSCAD em WebAssembly. Alguns ficheiros originais usavam construções sintáticas não suportadas pela versão compilada para navegador, o que impediu a definição de módulos durante a renderização. A solução foi manter cópias corrigidas dos ficheiros necessários, preservar a origem do modelo e controlar explicitamente as dependências carregadas para o sistema virtual de ficheiros do navegador. Esta etapa teve relevância metodológica porque mostrou que a compatibilidade web não depende apenas da qualidade geométrica do modelo, mas também da forma como bibliotecas, ficheiros importados e variantes de sintaxe são organizados no fluxo digital.</w:t>
-      </w:r>
-    </w:p>
-    <w:p>
-      <w:pPr>
-        <w:pStyle w:val="Normal"/>
-        <w:bidi w:val="0"/>
-        <w:jc w:val="left"/>
-        <w:rPr>
-          <w:lang w:val="pt-PT"/>
-        </w:rPr>
-      </w:pPr>
-      <w:r>
-        <w:rPr>
-          <w:lang w:val="pt-PT"/>
-        </w:rPr>
-        <w:t xml:space="preserve">O trabalho realizado sobre modelos do tipo Cyborg Beast/Flexy Hand teve uma função complementar. Estes modelos foram usados como base exploratória para testar uma reparametrização mais ampla, em que a geometria original foi reorganizada em torno de medidas antropométricas da palma, dos dedos, do punho e do membro residual. A versão antropométrica resultante não foi tratada como simples escala global: incorporou comprimentos digitais, espessuras estruturais, canais internos, </w:t>
-      </w:r>
-      <w:commentRangeStart w:id="19"/>
-      <w:r>
-        <w:rPr>
-          <w:lang w:val="pt-PT"/>
-        </w:rPr>
-        <w:t>parâmetros de hardware</w:t>
-      </w:r>
-      <w:r>
-        <w:rPr>
-          <w:lang w:val="pt-PT"/>
-        </w:rPr>
-      </w:r>
-      <w:commentRangeEnd w:id="19"/>
-      <w:r>
-        <w:commentReference w:id="19"/>
-      </w:r>
-      <w:r>
-        <w:rPr>
-          <w:lang w:val="pt-PT"/>
-        </w:rPr>
-        <w:t xml:space="preserve"> e dimensões de encaixe derivadas de medidas do antebraço. Essa experiência foi útil para clarificar a diferença entre adaptar um modelo existente por multiplicadores gerais e reconstruir a sua lógica dimensional em torno de uma estrutura antropométrica coerente. Mesmo quando determinados modelos permaneceram como material de desenvolvimento e comparação, contribuíram para estabilizar a taxonomia de parâmetros que a plataforma passou a exigir aos modelos ativos.</w:t>
-      </w:r>
-    </w:p>
-    <w:p>
-      <w:pPr>
-        <w:pStyle w:val="Normal"/>
-        <w:bidi w:val="0"/>
-        <w:jc w:val="left"/>
-        <w:rPr>
-          <w:lang w:val="pt-PT"/>
-        </w:rPr>
-      </w:pPr>
-      <w:r>
-        <w:rPr>
-          <w:lang w:val="pt-PT"/>
-        </w:rPr>
-        <w:t>Em conjunto, estes casos mostram que a expansão da plataforma depende menos da quantidade de modelos disponíveis e mais da existência de uma gramática comum de integração. Cada nova prótese a integrar no sistema exige três operações: identificar quais parâmetros antropométricos são relevantes, decidir que parâmetros podem alterar a geometria sem quebrar interfaces mecânicas e declarar essas relações de forma compreensível para a interface, para o renderizador e para a camada de IA. A biblioteca de modelos torna-se, assim, um campo de validação técnica da própria arquitetura: quanto mais heterogéneos forem os modelos integrados, mais clara se torna a necessidade de separar dados antropométricos, regras geométricas, restrições de fabrico e sugestões assistidas.</w:t>
-      </w:r>
-    </w:p>
-    <w:p>
-      <w:pPr>
-        <w:pStyle w:val="Normal"/>
-        <w:bidi w:val="0"/>
-        <w:jc w:val="left"/>
-        <w:rPr>
-          <w:lang w:val="pt-PT"/>
-        </w:rPr>
-      </w:pPr>
-      <w:r>
-        <w:rPr>
-          <w:lang w:val="pt-PT"/>
-        </w:rPr>
-      </w:r>
-    </w:p>
-    <w:p>
-      <w:pPr>
-        <w:pStyle w:val="Heading3"/>
-        <w:bidi w:val="0"/>
-        <w:jc w:val="left"/>
-        <w:rPr>
-          <w:lang w:val="pt-PT"/>
-        </w:rPr>
-      </w:pPr>
-      <w:r>
-        <w:rPr>
-          <w:lang w:val="pt-PT"/>
-        </w:rPr>
-        <w:t>5.5 Gestão de parâmetros, versões e expansão</w:t>
-      </w:r>
-    </w:p>
-    <w:p>
-      <w:pPr>
-        <w:pStyle w:val="Heading3"/>
-        <w:bidi w:val="0"/>
-        <w:jc w:val="left"/>
-        <w:rPr>
-          <w:lang w:val="pt-PT"/>
-        </w:rPr>
-      </w:pPr>
-      <w:r>
-        <w:rPr>
-          <w:lang w:val="pt-PT"/>
-        </w:rPr>
-      </w:r>
-    </w:p>
-    <w:p>
-      <w:pPr>
-        <w:pStyle w:val="Normal"/>
-        <w:bidi w:val="0"/>
-        <w:jc w:val="left"/>
-        <w:rPr>
-          <w:lang w:val="pt-PT"/>
-        </w:rPr>
-      </w:pPr>
-      <w:r>
-        <w:rPr>
-          <w:lang w:val="pt-PT"/>
-        </w:rPr>
-        <w:t>Controlar parâmetros constitui uma das condições centrais para transformar um modelo paramétrico num sistema utilizável e persistente. No caso da plataforma desenvolvida, essa gestão é operacionalizada através de ficheiros de configuração que descrevem cada parâmetro segundo atributos como nome, tipo, valor inicial, limites, incrementos e agrupamento temático. Esta estrutura não cumpre apenas uma função técnica de leitura na interface; formaliza a relação entre o código OpenSCAD, o espaço de variação permitido e os mecanismos de controlo disponibilizados ao utilizador. Em termos metodológicos, esta opção aproxima-se da lógica descrita na literatura sobre configuradores e personalização digital, segundo a qual a eficácia do sistema depende da capacidade de expor apenas parâmetros relevantes, dentro de limites inteligíveis e controlados, preservando a coerência interna do modelo-base (Ozdemir et al., 2022 (#ref-ozdemir-2022); Lei et al., 2016 (#ref-lei-2016)).</w:t>
-      </w:r>
-    </w:p>
-    <w:p>
-      <w:pPr>
-        <w:pStyle w:val="Normal"/>
-        <w:bidi w:val="0"/>
-        <w:jc w:val="left"/>
-        <w:rPr/>
-      </w:pPr>
-      <w:r>
-        <w:rPr>
-          <w:lang w:val="pt-PT"/>
-        </w:rPr>
-        <w:t xml:space="preserve">Ao descrever os parâmetros em estruturas independentes do código geométrico principal, a plataforma obtém duas vantagens. A primeira é a rastreabilidade: torna-se possível saber quais variáveis são editáveis, quais são os seus intervalos válidos e como se articulam com a interface. </w:t>
-      </w:r>
-      <w:r>
-        <w:rPr/>
-        <w:t xml:space="preserve">A segunda vantagem reside na possibilidade de adaptar a estrutura do próprio sistema: parâmetros podem ser adicionados, removidos ou ajustados sem que seja necessário reescrever integralmente a lógica de interação. Assim, a gestão de parâmetros funciona como uma camada intermédia entre a definição geométrica e a experiência de uso, permitindo que o modelo permaneça tecnicamente explícito sem exigir que o utilizador interaja diretamente com a sua sintaxe interna. </w:t>
-      </w:r>
-    </w:p>
-    <w:p>
-      <w:pPr>
-        <w:pStyle w:val="Normal"/>
-        <w:bidi w:val="0"/>
-        <w:jc w:val="left"/>
-        <w:rPr/>
-      </w:pPr>
-      <w:r>
-        <w:rPr>
-          <w:lang w:val="pt-PT"/>
-        </w:rPr>
-        <w:t>A gestão de versões manifesta-se, neste estágio do projeto, sobretudo por meio do armazenamento de configurações salvas. A plataforma permite conservar diferentes conjuntos de parâmetros associados ao mesmo modelo, atribuindo-lhes identificação própria, notas descritivas e associação a um utilizador específico. E</w:t>
-      </w:r>
-      <w:r>
-        <w:rPr/>
-        <w:t>mbora esta solução ainda não corresponda a um sistema completo de gestão de versões, como os utilizados no desenvolvimento de software, já suporta uma função relevante para o processo de projeto: acompanhar a configuração ao longo do tempo, preservar variantes e permitir a comparação entre estados sucessivos do mesmo artefacto.</w:t>
-      </w:r>
-      <w:r>
-        <w:rPr>
-          <w:lang w:val="pt-PT"/>
-        </w:rPr>
-        <w:t xml:space="preserve"> Cada configuração registada pode, assim, ser entendida como uma instância rastreável do processo de personalização, e não apenas como um ficheiro transitório. Esta capacidade é particularmente importante num contexto em que a personalização não é um ato único, mas uma sequência de aproximações, testes e revisões.</w:t>
-      </w:r>
-    </w:p>
-    <w:p>
-      <w:pPr>
-        <w:pStyle w:val="Normal"/>
-        <w:bidi w:val="0"/>
-        <w:jc w:val="left"/>
-        <w:rPr>
-          <w:lang w:val="pt-PT"/>
-        </w:rPr>
-      </w:pPr>
-      <w:r>
-        <w:rPr>
-          <w:lang w:val="pt-PT"/>
-        </w:rPr>
-        <w:t xml:space="preserve">Do ponto de vista funcional, a persistência dessas configurações em estruturas </w:t>
-      </w:r>
-      <w:commentRangeStart w:id="20"/>
-      <w:r>
-        <w:rPr>
-          <w:lang w:val="pt-PT"/>
-        </w:rPr>
-        <w:t>JSON</w:t>
-      </w:r>
-      <w:r>
-        <w:rPr>
-          <w:lang w:val="pt-PT"/>
-        </w:rPr>
-      </w:r>
-      <w:commentRangeEnd w:id="20"/>
-      <w:r>
-        <w:commentReference w:id="20"/>
-      </w:r>
-      <w:r>
-        <w:rPr>
-          <w:lang w:val="pt-PT"/>
-        </w:rPr>
-        <w:t xml:space="preserve"> associadas a modelos e utilizadores reforça a continuidade entre interação, revisão e reutilização. O sistema deixa, assim, de limitar a configuração ao estado temporário da sessão e passa a preservar um registo das configurações realizadas, possibilitando retomar soluções anteriores, documentar alternativas exploradas e preparar comparações futuras entre versões. Esta forma de gestão prática de versões é coerente com o caráter experimental da plataforma: ainda não pretende substituir mecanismos mais sofisticados de gestão de revisões, mas fornece uma base suficiente para sustentar o acompanhamento iterativo do desenvolvimento e a análise reflexiva do processo.</w:t>
-      </w:r>
-    </w:p>
-    <w:p>
-      <w:pPr>
-        <w:pStyle w:val="BodyText"/>
-        <w:bidi w:val="0"/>
-        <w:jc w:val="left"/>
-        <w:rPr/>
-      </w:pPr>
-      <w:r>
-        <w:rPr>
-          <w:lang w:val="pt-PT"/>
-        </w:rPr>
-        <w:t xml:space="preserve">Quanto à capacidade de expansão, a plataforma beneficia de uma arquitetura modular e orientada por ficheiros de configuração. A separação entre modelos, parâmetros, interface, autenticação e persistência permite acrescentar novos modelos em OpenSCAD, novos tipos de parâmetros ou novas rotinas de apoio sem reestruturar integralmente a aplicação. </w:t>
-      </w:r>
-      <w:r>
-        <w:rPr/>
-        <w:t>Na prática, a introdução de um novo modelo exige sobretudo a adição do ficheiro .scad correspondente e o seu registo no ficheiro de configuração dos modelos (models-config.json). Esta estrutura evidencia uma lógica de expansão baseada menos na duplicação de código e mais na extensão controlada da plataforma.</w:t>
-      </w:r>
-      <w:r>
-        <w:rPr>
-          <w:lang w:val="pt-PT"/>
-        </w:rPr>
-        <w:t xml:space="preserve"> Esta característica é consistente com a literatura sobre sistemas paramétricos e famílias de produto, que associa robustez e expansão sustentável à qualidade das estruturas relacionais, e não ao aumento indiscriminado de opções ou de módulos independentes (Lei et al., 2016 (#ref-lei-2016); Ozdemir et al., 2022 (#ref-ozdemir-2022)).</w:t>
-      </w:r>
-    </w:p>
-    <w:p>
-      <w:pPr>
-        <w:pStyle w:val="Normal"/>
-        <w:bidi w:val="0"/>
-        <w:jc w:val="left"/>
-        <w:rPr>
-          <w:lang w:val="pt-PT"/>
-        </w:rPr>
-      </w:pPr>
-      <w:r>
-        <w:rPr>
-          <w:lang w:val="pt-PT"/>
-        </w:rPr>
-        <w:t>Todavia, esta lógica de expansão deve ser analisada criticamente.</w:t>
-      </w:r>
-    </w:p>
-    <w:p>
-      <w:pPr>
-        <w:pStyle w:val="BodyText"/>
-        <w:bidi w:val="0"/>
-        <w:jc w:val="left"/>
-        <w:rPr>
-          <w:lang w:val="pt-PT"/>
-        </w:rPr>
-      </w:pPr>
-      <w:r>
-        <w:rPr>
-          <w:lang w:val="pt-PT"/>
-        </w:rPr>
-        <w:t xml:space="preserve">O recurso ao </w:t>
-      </w:r>
-      <w:commentRangeStart w:id="21"/>
-      <w:r>
-        <w:rPr>
-          <w:lang w:val="pt-PT"/>
-        </w:rPr>
-        <w:t>SQLite</w:t>
-      </w:r>
-      <w:r>
-        <w:rPr>
-          <w:lang w:val="pt-PT"/>
-        </w:rPr>
-      </w:r>
-      <w:commentRangeEnd w:id="21"/>
-      <w:r>
-        <w:commentReference w:id="21"/>
       </w:r>
       <w:r>
         <w:rPr>
@@ -20250,183 +20336,183 @@
         </w:rPr>
         <w:t xml:space="preserve">6.1 Papel da </w:t>
       </w:r>
+      <w:commentRangeStart w:id="19"/>
+      <w:r>
+        <w:rPr>
+          <w:lang w:val="pt-PT"/>
+        </w:rPr>
+        <w:t>IA</w:t>
+      </w:r>
+      <w:r>
+        <w:rPr>
+          <w:lang w:val="pt-PT"/>
+        </w:rPr>
+      </w:r>
+      <w:commentRangeEnd w:id="19"/>
+      <w:r>
+        <w:commentReference w:id="19"/>
+      </w:r>
+      <w:r>
+        <w:rPr>
+          <w:lang w:val="pt-PT"/>
+        </w:rPr>
+        <w:t xml:space="preserve"> no sistema proposto</w:t>
+      </w:r>
+    </w:p>
+    <w:p>
+      <w:pPr>
+        <w:pStyle w:val="Normal"/>
+        <w:bidi w:val="0"/>
+        <w:jc w:val="left"/>
+        <w:rPr>
+          <w:lang w:val="pt-PT"/>
+        </w:rPr>
+      </w:pPr>
+      <w:r>
+        <w:rPr>
+          <w:lang w:val="pt-PT"/>
+        </w:rPr>
+      </w:r>
+    </w:p>
+    <w:p>
+      <w:pPr>
+        <w:pStyle w:val="Normal"/>
+        <w:bidi w:val="0"/>
+        <w:jc w:val="left"/>
+        <w:rPr>
+          <w:lang w:val="pt-PT"/>
+        </w:rPr>
+      </w:pPr>
+      <w:r>
+        <w:rPr>
+          <w:lang w:val="pt-PT"/>
+        </w:rPr>
+        <w:t>No sistema desenvolvido, a IA assume uma função distinta daquela que surge com maior frequência nos estudos sobre próteses. Enquanto grande parte da investigação consultada se concentra em tarefas de controlo, interpretação de biosinais, reconhecimento de gestos e adaptação funcional, esta investigação explora a IA como camada de apoio à configuração paramétrica, articulada com dados antropométricos, modelos geométricos explícitos e interface web.</w:t>
+      </w:r>
+    </w:p>
+    <w:p>
+      <w:pPr>
+        <w:pStyle w:val="Normal"/>
+        <w:bidi w:val="0"/>
+        <w:jc w:val="left"/>
+        <w:rPr>
+          <w:lang w:val="pt-PT"/>
+        </w:rPr>
+      </w:pPr>
+      <w:r>
+        <w:rPr>
+          <w:lang w:val="pt-PT"/>
+        </w:rPr>
+        <w:t xml:space="preserve">Os estudos consultados indicam que, no caso das próteses de membro superior, a aprendizagem automática tem sido aplicada sobretudo à classificação de sinais </w:t>
+      </w:r>
+      <w:commentRangeStart w:id="20"/>
+      <w:r>
+        <w:rPr>
+          <w:lang w:val="pt-PT"/>
+        </w:rPr>
+        <w:t>EMG</w:t>
+      </w:r>
+      <w:r>
+        <w:rPr>
+          <w:lang w:val="pt-PT"/>
+        </w:rPr>
+      </w:r>
+      <w:commentRangeEnd w:id="20"/>
+      <w:r>
+        <w:commentReference w:id="20"/>
+      </w:r>
+      <w:r>
+        <w:rPr>
+          <w:lang w:val="pt-PT"/>
+        </w:rPr>
+        <w:t>, à inferência de intenção motora, isto é, à interpretação dos sinais corporais que permitem estimar o movimento que o utilizador pretende realizar, e à melhoria do desempenho operativo do dispositivo (Choo e Chang, 2023; Terrazas-Rodas e Carrión-Pérez, 2022; Hachoumi, Laabidi e Eddabbah, 2026; Batista, Vieira e Gaspar, 2025).</w:t>
+      </w:r>
+    </w:p>
+    <w:p>
+      <w:pPr>
+        <w:pStyle w:val="Normal"/>
+        <w:bidi w:val="0"/>
+        <w:jc w:val="left"/>
+        <w:rPr/>
+      </w:pPr>
+      <w:r>
+        <w:rPr>
+          <w:lang w:val="pt-PT"/>
+        </w:rPr>
+        <w:t xml:space="preserve">Em contrapartida, continuam pouco consolidadas as abordagens que articulam, no mesmo sistema, a entrada antropométrica, o modelo paramétrico explícito, a sugestão assistida de parâmetros e a supervisão técnica. </w:t>
+      </w:r>
+      <w:r>
+        <w:rPr/>
+        <w:t>Esta lacuna é central para a presente investigação, pois permite situar a proposta como uma articulação entre componentes que os estudos consultados tendem a desenvolver de forma fragmentada.</w:t>
+      </w:r>
+    </w:p>
+    <w:p>
+      <w:pPr>
+        <w:pStyle w:val="Normal"/>
+        <w:bidi w:val="0"/>
+        <w:jc w:val="left"/>
+        <w:rPr>
+          <w:lang w:val="pt-PT"/>
+        </w:rPr>
+      </w:pPr>
+      <w:r>
+        <w:rPr>
+          <w:lang w:val="pt-PT"/>
+        </w:rPr>
+        <w:t xml:space="preserve">Neste enquadramento, a IA assume a função de camada complementar de apoio à configuração, operando sobre uma base paramétrica já definida e articulando-se com a lógica geométrica do modelo, a decisão de projeto e a validação técnica. A literatura sobre modelação paramétrica aplicada a próteses personalizadas e sobre fabrico aditivo mostra que há um fundamento técnico robusto para construir geometrias configuráveis com base em regras explícitas, parâmetros dimensionais e relações geométricas controladas. </w:t>
+      </w:r>
+      <w:r>
+        <w:rPr/>
+        <w:t>Estudos sobre próteses paramétricas para diferentes níveis de amputação de membros superiores, sobre a personalização de dedos protésicos por modelação paramétrica e sobre encaixes protésicos personalizados para próteses transradiais demonstram que a personalização pode ser estruturada através de modelos explícitos e fluxos CAD/CAM ajustáveis.</w:t>
+      </w:r>
+      <w:r>
+        <w:rPr>
+          <w:lang w:val="pt-PT"/>
+        </w:rPr>
+        <w:t xml:space="preserve"> (da Silveira Romero et al., 2025 (#ref-da-silveira-romero-2025); Lim et al., 2018 (#ref-lim-2018); Saldarriaga et al., 2024 (#ref-saldarriaga-2024)). </w:t>
+      </w:r>
+      <w:commentRangeStart w:id="21"/>
+      <w:r>
+        <w:rPr>
+          <w:shd w:fill="FFFF00" w:val="clear"/>
+          <w:lang w:val="pt-PT"/>
+        </w:rPr>
+        <w:t>O sistema aqui proposto parte precisamente desta premissa: a geometria não é gerada de forma opaca por um modelo autónomo, mas sim por um modelo paramétrico explícito, definido em OpenSCAD e manipulável por meio de parâmetros rastreáveis.</w:t>
+      </w:r>
+      <w:commentRangeEnd w:id="21"/>
+      <w:r>
+        <w:commentReference w:id="21"/>
+      </w:r>
+      <w:r>
+        <w:rPr>
+          <w:shd w:fill="FFFF00" w:val="clear"/>
+          <w:lang w:val="pt-PT"/>
+        </w:rPr>
+      </w:r>
+    </w:p>
+    <w:p>
+      <w:pPr>
+        <w:pStyle w:val="Normal"/>
+        <w:bidi w:val="0"/>
+        <w:jc w:val="left"/>
+        <w:rPr>
+          <w:lang w:val="pt-PT"/>
+        </w:rPr>
+      </w:pPr>
+      <w:r>
+        <w:rPr>
+          <w:lang w:val="pt-PT"/>
+        </w:rPr>
+        <w:t>É neste ponto que a IA assume uma função específica. Em vez de atuar como gerador integral da forma, atua como um mecanismo de mediação entre os dados de entrada e a exploração inicial do espaço paramétrico. O seu papel é apoiar a tradução de informação antropométrica, de preferências funcionais e de critérios de fabrico em sugestões paramétricas plausíveis, reduzindo a complexidade associada à definição manual de valores iniciais e à navegação em sistemas com múltiplas dependências internas. Esta posição aproxima-se de abordagen</w:t>
+      </w:r>
+      <w:r>
+        <w:rPr>
+          <w:shd w:fill="FFFF00" w:val="clear"/>
+          <w:lang w:val="pt-PT"/>
+        </w:rPr>
+        <w:t xml:space="preserve">s </w:t>
+      </w:r>
       <w:commentRangeStart w:id="22"/>
-      <w:r>
-        <w:rPr>
-          <w:lang w:val="pt-PT"/>
-        </w:rPr>
-        <w:t>IA</w:t>
-      </w:r>
-      <w:r>
-        <w:rPr>
-          <w:lang w:val="pt-PT"/>
-        </w:rPr>
-      </w:r>
-      <w:commentRangeEnd w:id="22"/>
-      <w:r>
-        <w:commentReference w:id="22"/>
-      </w:r>
-      <w:r>
-        <w:rPr>
-          <w:lang w:val="pt-PT"/>
-        </w:rPr>
-        <w:t xml:space="preserve"> no sistema proposto</w:t>
-      </w:r>
-    </w:p>
-    <w:p>
-      <w:pPr>
-        <w:pStyle w:val="Normal"/>
-        <w:bidi w:val="0"/>
-        <w:jc w:val="left"/>
-        <w:rPr>
-          <w:lang w:val="pt-PT"/>
-        </w:rPr>
-      </w:pPr>
-      <w:r>
-        <w:rPr>
-          <w:lang w:val="pt-PT"/>
-        </w:rPr>
-      </w:r>
-    </w:p>
-    <w:p>
-      <w:pPr>
-        <w:pStyle w:val="Normal"/>
-        <w:bidi w:val="0"/>
-        <w:jc w:val="left"/>
-        <w:rPr>
-          <w:lang w:val="pt-PT"/>
-        </w:rPr>
-      </w:pPr>
-      <w:r>
-        <w:rPr>
-          <w:lang w:val="pt-PT"/>
-        </w:rPr>
-        <w:t>No sistema desenvolvido, a IA assume uma função distinta daquela que surge com maior frequência nos estudos sobre próteses. Enquanto grande parte da investigação consultada se concentra em tarefas de controlo, interpretação de biosinais, reconhecimento de gestos e adaptação funcional, esta investigação explora a IA como camada de apoio à configuração paramétrica, articulada com dados antropométricos, modelos geométricos explícitos e interface web.</w:t>
-      </w:r>
-    </w:p>
-    <w:p>
-      <w:pPr>
-        <w:pStyle w:val="Normal"/>
-        <w:bidi w:val="0"/>
-        <w:jc w:val="left"/>
-        <w:rPr>
-          <w:lang w:val="pt-PT"/>
-        </w:rPr>
-      </w:pPr>
-      <w:r>
-        <w:rPr>
-          <w:lang w:val="pt-PT"/>
-        </w:rPr>
-        <w:t xml:space="preserve">Os estudos consultados indicam que, no caso das próteses de membro superior, a aprendizagem automática tem sido aplicada sobretudo à classificação de sinais </w:t>
-      </w:r>
-      <w:commentRangeStart w:id="23"/>
-      <w:r>
-        <w:rPr>
-          <w:lang w:val="pt-PT"/>
-        </w:rPr>
-        <w:t>EMG</w:t>
-      </w:r>
-      <w:r>
-        <w:rPr>
-          <w:lang w:val="pt-PT"/>
-        </w:rPr>
-      </w:r>
-      <w:commentRangeEnd w:id="23"/>
-      <w:r>
-        <w:commentReference w:id="23"/>
-      </w:r>
-      <w:r>
-        <w:rPr>
-          <w:lang w:val="pt-PT"/>
-        </w:rPr>
-        <w:t>, à inferência de intenção motora, isto é, à interpretação dos sinais corporais que permitem estimar o movimento que o utilizador pretende realizar, e à melhoria do desempenho operativo do dispositivo (Choo e Chang, 2023; Terrazas-Rodas e Carrión-Pérez, 2022; Hachoumi, Laabidi e Eddabbah, 2026; Batista, Vieira e Gaspar, 2025).</w:t>
-      </w:r>
-    </w:p>
-    <w:p>
-      <w:pPr>
-        <w:pStyle w:val="Normal"/>
-        <w:bidi w:val="0"/>
-        <w:jc w:val="left"/>
-        <w:rPr/>
-      </w:pPr>
-      <w:r>
-        <w:rPr>
-          <w:lang w:val="pt-PT"/>
-        </w:rPr>
-        <w:t xml:space="preserve">Em contrapartida, continuam pouco consolidadas as abordagens que articulam, no mesmo sistema, a entrada antropométrica, o modelo paramétrico explícito, a sugestão assistida de parâmetros e a supervisão técnica. </w:t>
-      </w:r>
-      <w:r>
-        <w:rPr/>
-        <w:t>Esta lacuna é central para a presente investigação, pois permite situar a proposta como uma articulação entre componentes que os estudos consultados tendem a desenvolver de forma fragmentada.</w:t>
-      </w:r>
-    </w:p>
-    <w:p>
-      <w:pPr>
-        <w:pStyle w:val="Normal"/>
-        <w:bidi w:val="0"/>
-        <w:jc w:val="left"/>
-        <w:rPr>
-          <w:lang w:val="pt-PT"/>
-        </w:rPr>
-      </w:pPr>
-      <w:r>
-        <w:rPr>
-          <w:lang w:val="pt-PT"/>
-        </w:rPr>
-        <w:t xml:space="preserve">Neste enquadramento, a IA assume a função de camada complementar de apoio à configuração, operando sobre uma base paramétrica já definida e articulando-se com a lógica geométrica do modelo, a decisão de projeto e a validação técnica. A literatura sobre modelação paramétrica aplicada a próteses personalizadas e sobre fabrico aditivo mostra que há um fundamento técnico robusto para construir geometrias configuráveis com base em regras explícitas, parâmetros dimensionais e relações geométricas controladas. </w:t>
-      </w:r>
-      <w:r>
-        <w:rPr/>
-        <w:t>Estudos sobre próteses paramétricas para diferentes níveis de amputação de membros superiores, sobre a personalização de dedos protésicos por modelação paramétrica e sobre encaixes protésicos personalizados para próteses transradiais demonstram que a personalização pode ser estruturada através de modelos explícitos e fluxos CAD/CAM ajustáveis.</w:t>
-      </w:r>
-      <w:r>
-        <w:rPr>
-          <w:lang w:val="pt-PT"/>
-        </w:rPr>
-        <w:t xml:space="preserve"> (da Silveira Romero et al., 2025 (#ref-da-silveira-romero-2025); Lim et al., 2018 (#ref-lim-2018); Saldarriaga et al., 2024 (#ref-saldarriaga-2024)). </w:t>
-      </w:r>
-      <w:commentRangeStart w:id="24"/>
-      <w:r>
-        <w:rPr>
-          <w:shd w:fill="FFFF00" w:val="clear"/>
-          <w:lang w:val="pt-PT"/>
-        </w:rPr>
-        <w:t>O sistema aqui proposto parte precisamente desta premissa: a geometria não é gerada de forma opaca por um modelo autónomo, mas sim por um modelo paramétrico explícito, definido em OpenSCAD e manipulável por meio de parâmetros rastreáveis.</w:t>
-      </w:r>
-      <w:commentRangeEnd w:id="24"/>
-      <w:r>
-        <w:commentReference w:id="24"/>
-      </w:r>
-      <w:r>
-        <w:rPr>
-          <w:shd w:fill="FFFF00" w:val="clear"/>
-          <w:lang w:val="pt-PT"/>
-        </w:rPr>
-      </w:r>
-    </w:p>
-    <w:p>
-      <w:pPr>
-        <w:pStyle w:val="Normal"/>
-        <w:bidi w:val="0"/>
-        <w:jc w:val="left"/>
-        <w:rPr>
-          <w:lang w:val="pt-PT"/>
-        </w:rPr>
-      </w:pPr>
-      <w:r>
-        <w:rPr>
-          <w:lang w:val="pt-PT"/>
-        </w:rPr>
-        <w:t>É neste ponto que a IA assume uma função específica. Em vez de atuar como gerador integral da forma, atua como um mecanismo de mediação entre os dados de entrada e a exploração inicial do espaço paramétrico. O seu papel é apoiar a tradução de informação antropométrica, de preferências funcionais e de critérios de fabrico em sugestões paramétricas plausíveis, reduzindo a complexidade associada à definição manual de valores iniciais e à navegação em sistemas com múltiplas dependências internas. Esta posição aproxima-se de abordagen</w:t>
-      </w:r>
-      <w:r>
-        <w:rPr>
-          <w:shd w:fill="FFFF00" w:val="clear"/>
-          <w:lang w:val="pt-PT"/>
-        </w:rPr>
-        <w:t xml:space="preserve">s </w:t>
-      </w:r>
-      <w:commentRangeStart w:id="25"/>
       <w:r>
         <w:rPr>
           <w:i/>
@@ -20444,9 +20530,9 @@
           <w:lang w:val="pt-PT"/>
         </w:rPr>
       </w:r>
-      <w:commentRangeEnd w:id="25"/>
-      <w:r>
-        <w:commentReference w:id="25"/>
+      <w:commentRangeEnd w:id="22"/>
+      <w:r>
+        <w:commentReference w:id="22"/>
       </w:r>
       <w:r>
         <w:rPr>
@@ -20687,7 +20773,7 @@
         </w:rPr>
         <w:t xml:space="preserve">É por isso que, nesta investigação, a personalização assistida por IA deve ser entendida como uma prática de </w:t>
       </w:r>
-      <w:commentRangeStart w:id="26"/>
+      <w:commentRangeStart w:id="23"/>
       <w:r>
         <w:rPr>
           <w:i/>
@@ -20703,9 +20789,9 @@
           <w:lang w:val="pt-PT"/>
         </w:rPr>
       </w:r>
-      <w:commentRangeEnd w:id="26"/>
-      <w:r>
-        <w:commentReference w:id="26"/>
+      <w:commentRangeEnd w:id="23"/>
+      <w:r>
+        <w:commentReference w:id="23"/>
       </w:r>
       <w:r>
         <w:rPr/>
@@ -20715,7 +20801,11 @@
         <w:rPr>
           <w:lang w:val="pt-PT"/>
         </w:rPr>
-        <w:t>a aceitação final, porém, continua dependente de verificação técnica e de julgamento contextual. Deste modo, a parametrização assistida por IA não corresponde a uma automatização cega da personalização, mas a um mecanismo de apoio à decisão que atua sobre uma base geométrica explícita, rastreável e tecnicamente verificável.</w:t>
+        <w:t xml:space="preserve">a aceitação final, porém, continua dependente de verificação técnica e de julgamento contextual. </w:t>
+      </w:r>
+      <w:r>
+        <w:rPr/>
+        <w:t>Deste modo, a parametrização assistida por IA não corresponde a uma automatização cega da personalização, mas a um mecanismo de apoio à decisão que atua sobre uma base geométrica explícita, documentada e tecnicamente verificável.</w:t>
       </w:r>
     </w:p>
     <w:p>
@@ -20843,7 +20933,7 @@
           <w:lang w:val="pt-PT"/>
         </w:rPr>
       </w:pPr>
-      <w:commentRangeStart w:id="27"/>
+      <w:commentRangeStart w:id="24"/>
       <w:r>
         <w:rPr>
           <w:lang w:val="pt-PT"/>
@@ -20855,9 +20945,9 @@
           <w:lang w:val="pt-PT"/>
         </w:rPr>
       </w:r>
-      <w:commentRangeEnd w:id="27"/>
-      <w:r>
-        <w:commentReference w:id="27"/>
+      <w:commentRangeEnd w:id="24"/>
+      <w:r>
+        <w:commentReference w:id="24"/>
       </w:r>
       <w:r>
         <w:rPr>
@@ -20955,7 +21045,7 @@
       </w:r>
       <w:r>
         <w:rPr/>
-        <w:commentReference w:id="28"/>
+        <w:commentReference w:id="25"/>
       </w:r>
       <w:r>
         <w:rPr>
@@ -21533,7 +21623,7 @@
         </w:rPr>
         <w:t xml:space="preserve">Uma decisão particularmente relevante reside na forma como a interface traduz a lógica paramétrica em linguagem operacional. Cada controlo não representa apenas um valor numérico isolado, mas também um ponto de acesso a relações geométricas que permanecem definidas no modelo. Em termos de </w:t>
       </w:r>
-      <w:commentRangeStart w:id="29"/>
+      <w:commentRangeStart w:id="26"/>
       <w:r>
         <w:rPr>
           <w:lang w:val="pt-PT"/>
@@ -21545,9 +21635,9 @@
           <w:lang w:val="pt-PT"/>
         </w:rPr>
       </w:r>
-      <w:commentRangeEnd w:id="29"/>
-      <w:r>
-        <w:commentReference w:id="29"/>
+      <w:commentRangeEnd w:id="26"/>
+      <w:r>
+        <w:commentReference w:id="26"/>
       </w:r>
       <w:r>
         <w:rPr>
@@ -33311,8 +33401,8 @@
       <w:tblGrid>
         <w:gridCol w:w="1805"/>
         <w:gridCol w:w="1805"/>
-        <w:gridCol w:w="1803"/>
-        <w:gridCol w:w="1805"/>
+        <w:gridCol w:w="1802"/>
+        <w:gridCol w:w="1806"/>
         <w:gridCol w:w="1808"/>
       </w:tblGrid>
       <w:tr>
@@ -33363,7 +33453,7 @@
         </w:tc>
         <w:tc>
           <w:tcPr>
-            <w:tcW w:w="1803" w:type="dxa"/>
+            <w:tcW w:w="1802" w:type="dxa"/>
             <w:tcBorders>
               <w:top w:val="single" w:sz="4" w:space="0" w:color="808080"/>
               <w:left w:val="single" w:sz="4" w:space="0" w:color="808080"/>
@@ -33384,7 +33474,7 @@
         </w:tc>
         <w:tc>
           <w:tcPr>
-            <w:tcW w:w="1805" w:type="dxa"/>
+            <w:tcW w:w="1806" w:type="dxa"/>
             <w:tcBorders>
               <w:top w:val="single" w:sz="4" w:space="0" w:color="808080"/>
               <w:left w:val="single" w:sz="4" w:space="0" w:color="808080"/>
@@ -33484,7 +33574,7 @@
         </w:tc>
         <w:tc>
           <w:tcPr>
-            <w:tcW w:w="1803" w:type="dxa"/>
+            <w:tcW w:w="1802" w:type="dxa"/>
             <w:tcBorders>
               <w:top w:val="single" w:sz="4" w:space="0" w:color="808080"/>
               <w:left w:val="single" w:sz="4" w:space="0" w:color="808080"/>
@@ -33505,7 +33595,7 @@
         </w:tc>
         <w:tc>
           <w:tcPr>
-            <w:tcW w:w="1805" w:type="dxa"/>
+            <w:tcW w:w="1806" w:type="dxa"/>
             <w:tcBorders>
               <w:top w:val="single" w:sz="4" w:space="0" w:color="808080"/>
               <w:left w:val="single" w:sz="4" w:space="0" w:color="808080"/>
@@ -33611,7 +33701,7 @@
         </w:tc>
         <w:tc>
           <w:tcPr>
-            <w:tcW w:w="1803" w:type="dxa"/>
+            <w:tcW w:w="1802" w:type="dxa"/>
             <w:tcBorders>
               <w:top w:val="single" w:sz="4" w:space="0" w:color="808080"/>
               <w:left w:val="single" w:sz="4" w:space="0" w:color="808080"/>
@@ -33632,7 +33722,7 @@
         </w:tc>
         <w:tc>
           <w:tcPr>
-            <w:tcW w:w="1805" w:type="dxa"/>
+            <w:tcW w:w="1806" w:type="dxa"/>
             <w:tcBorders>
               <w:top w:val="single" w:sz="4" w:space="0" w:color="808080"/>
               <w:left w:val="single" w:sz="4" w:space="0" w:color="808080"/>
@@ -33732,7 +33822,7 @@
         </w:tc>
         <w:tc>
           <w:tcPr>
-            <w:tcW w:w="1803" w:type="dxa"/>
+            <w:tcW w:w="1802" w:type="dxa"/>
             <w:tcBorders>
               <w:top w:val="single" w:sz="4" w:space="0" w:color="808080"/>
               <w:left w:val="single" w:sz="4" w:space="0" w:color="808080"/>
@@ -33753,7 +33843,7 @@
         </w:tc>
         <w:tc>
           <w:tcPr>
-            <w:tcW w:w="1805" w:type="dxa"/>
+            <w:tcW w:w="1806" w:type="dxa"/>
             <w:tcBorders>
               <w:top w:val="single" w:sz="4" w:space="0" w:color="808080"/>
               <w:left w:val="single" w:sz="4" w:space="0" w:color="808080"/>
@@ -36290,7 +36380,7 @@
   <w:comment w:id="0" w:author="Unknown Author" w:date="2026-06-30T18:08:33Z" w:initials="">
     <w:p>
       <w:pPr>
-        <w:overflowPunct w:val="false"/>
+        <w:overflowPunct w:val="true"/>
         <w:bidi w:val="0"/>
         <w:rPr/>
       </w:pPr>
@@ -36306,19 +36396,19 @@
     </w:p>
     <w:p>
       <w:pPr>
-        <w:overflowPunct w:val="false"/>
-        <w:bidi w:val="0"/>
-        <w:rPr/>
-      </w:pPr>
-      <w:r>
-        <w:rPr>
-          <w:lang w:val="pt-PT"/>
-        </w:rPr>
-      </w:r>
-    </w:p>
-    <w:p>
-      <w:pPr>
-        <w:overflowPunct w:val="false"/>
+        <w:overflowPunct w:val="true"/>
+        <w:bidi w:val="0"/>
+        <w:rPr/>
+      </w:pPr>
+      <w:r>
+        <w:rPr>
+          <w:lang w:val="pt-PT"/>
+        </w:rPr>
+      </w:r>
+    </w:p>
+    <w:p>
+      <w:pPr>
+        <w:overflowPunct w:val="true"/>
         <w:bidi w:val="0"/>
         <w:rPr/>
       </w:pPr>
@@ -36331,7 +36421,7 @@
     </w:p>
     <w:p>
       <w:pPr>
-        <w:overflowPunct w:val="false"/>
+        <w:overflowPunct w:val="true"/>
         <w:bidi w:val="0"/>
         <w:rPr/>
       </w:pPr>
@@ -36344,19 +36434,19 @@
     </w:p>
     <w:p>
       <w:pPr>
-        <w:overflowPunct w:val="false"/>
-        <w:bidi w:val="0"/>
-        <w:rPr/>
-      </w:pPr>
-      <w:r>
-        <w:rPr>
-          <w:lang w:val="pt-PT"/>
-        </w:rPr>
-      </w:r>
-    </w:p>
-    <w:p>
-      <w:pPr>
-        <w:overflowPunct w:val="false"/>
+        <w:overflowPunct w:val="true"/>
+        <w:bidi w:val="0"/>
+        <w:rPr/>
+      </w:pPr>
+      <w:r>
+        <w:rPr>
+          <w:lang w:val="pt-PT"/>
+        </w:rPr>
+      </w:r>
+    </w:p>
+    <w:p>
+      <w:pPr>
+        <w:overflowPunct w:val="true"/>
         <w:bidi w:val="0"/>
         <w:rPr/>
       </w:pPr>
@@ -36369,19 +36459,19 @@
     </w:p>
     <w:p>
       <w:pPr>
-        <w:overflowPunct w:val="false"/>
-        <w:bidi w:val="0"/>
-        <w:rPr/>
-      </w:pPr>
-      <w:r>
-        <w:rPr>
-          <w:lang w:val="pt-PT"/>
-        </w:rPr>
-      </w:r>
-    </w:p>
-    <w:p>
-      <w:pPr>
-        <w:overflowPunct w:val="false"/>
+        <w:overflowPunct w:val="true"/>
+        <w:bidi w:val="0"/>
+        <w:rPr/>
+      </w:pPr>
+      <w:r>
+        <w:rPr>
+          <w:lang w:val="pt-PT"/>
+        </w:rPr>
+      </w:r>
+    </w:p>
+    <w:p>
+      <w:pPr>
+        <w:overflowPunct w:val="true"/>
         <w:bidi w:val="0"/>
         <w:rPr/>
       </w:pPr>
@@ -36394,7 +36484,7 @@
     </w:p>
     <w:p>
       <w:pPr>
-        <w:overflowPunct w:val="false"/>
+        <w:overflowPunct w:val="true"/>
         <w:bidi w:val="0"/>
         <w:rPr/>
       </w:pPr>
@@ -36407,19 +36497,19 @@
     </w:p>
     <w:p>
       <w:pPr>
-        <w:overflowPunct w:val="false"/>
-        <w:bidi w:val="0"/>
-        <w:rPr/>
-      </w:pPr>
-      <w:r>
-        <w:rPr>
-          <w:lang w:val="pt-PT"/>
-        </w:rPr>
-      </w:r>
-    </w:p>
-    <w:p>
-      <w:pPr>
-        <w:overflowPunct w:val="false"/>
+        <w:overflowPunct w:val="true"/>
+        <w:bidi w:val="0"/>
+        <w:rPr/>
+      </w:pPr>
+      <w:r>
+        <w:rPr>
+          <w:lang w:val="pt-PT"/>
+        </w:rPr>
+      </w:r>
+    </w:p>
+    <w:p>
+      <w:pPr>
+        <w:overflowPunct w:val="true"/>
         <w:bidi w:val="0"/>
         <w:rPr/>
       </w:pPr>
@@ -36432,19 +36522,19 @@
     </w:p>
     <w:p>
       <w:pPr>
-        <w:overflowPunct w:val="false"/>
-        <w:bidi w:val="0"/>
-        <w:rPr/>
-      </w:pPr>
-      <w:r>
-        <w:rPr>
-          <w:lang w:val="pt-PT"/>
-        </w:rPr>
-      </w:r>
-    </w:p>
-    <w:p>
-      <w:pPr>
-        <w:overflowPunct w:val="false"/>
+        <w:overflowPunct w:val="true"/>
+        <w:bidi w:val="0"/>
+        <w:rPr/>
+      </w:pPr>
+      <w:r>
+        <w:rPr>
+          <w:lang w:val="pt-PT"/>
+        </w:rPr>
+      </w:r>
+    </w:p>
+    <w:p>
+      <w:pPr>
+        <w:overflowPunct w:val="true"/>
         <w:bidi w:val="0"/>
         <w:rPr/>
       </w:pPr>
@@ -36457,7 +36547,7 @@
     </w:p>
     <w:p>
       <w:pPr>
-        <w:overflowPunct w:val="false"/>
+        <w:overflowPunct w:val="true"/>
         <w:bidi w:val="0"/>
         <w:rPr/>
       </w:pPr>
@@ -36470,7 +36560,7 @@
     </w:p>
     <w:p>
       <w:pPr>
-        <w:overflowPunct w:val="false"/>
+        <w:overflowPunct w:val="true"/>
         <w:bidi w:val="0"/>
         <w:rPr/>
       </w:pPr>
@@ -36484,7 +36574,7 @@
   <w:comment w:id="1" w:author="Unknown Author" w:date="2026-06-30T20:08:54Z" w:initials="">
     <w:p>
       <w:pPr>
-        <w:overflowPunct w:val="false"/>
+        <w:overflowPunct w:val="true"/>
         <w:bidi w:val="0"/>
         <w:rPr/>
       </w:pPr>
@@ -36502,7 +36592,7 @@
   <w:comment w:id="2" w:author="Unknown Author" w:date="2026-06-30T20:17:49Z" w:initials="">
     <w:p>
       <w:pPr>
-        <w:overflowPunct w:val="false"/>
+        <w:overflowPunct w:val="true"/>
         <w:bidi w:val="0"/>
         <w:rPr/>
       </w:pPr>
@@ -36518,19 +36608,19 @@
     </w:p>
     <w:p>
       <w:pPr>
-        <w:overflowPunct w:val="false"/>
-        <w:bidi w:val="0"/>
-        <w:rPr/>
-      </w:pPr>
-      <w:r>
-        <w:rPr>
-          <w:lang w:val="pt-PT"/>
-        </w:rPr>
-      </w:r>
-    </w:p>
-    <w:p>
-      <w:pPr>
-        <w:overflowPunct w:val="false"/>
+        <w:overflowPunct w:val="true"/>
+        <w:bidi w:val="0"/>
+        <w:rPr/>
+      </w:pPr>
+      <w:r>
+        <w:rPr>
+          <w:lang w:val="pt-PT"/>
+        </w:rPr>
+      </w:r>
+    </w:p>
+    <w:p>
+      <w:pPr>
+        <w:overflowPunct w:val="true"/>
         <w:bidi w:val="0"/>
         <w:rPr/>
       </w:pPr>
@@ -36543,7 +36633,7 @@
     </w:p>
     <w:p>
       <w:pPr>
-        <w:overflowPunct w:val="false"/>
+        <w:overflowPunct w:val="true"/>
         <w:bidi w:val="0"/>
         <w:rPr/>
       </w:pPr>
@@ -36556,19 +36646,19 @@
     </w:p>
     <w:p>
       <w:pPr>
-        <w:overflowPunct w:val="false"/>
-        <w:bidi w:val="0"/>
-        <w:rPr/>
-      </w:pPr>
-      <w:r>
-        <w:rPr>
-          <w:lang w:val="pt-PT"/>
-        </w:rPr>
-      </w:r>
-    </w:p>
-    <w:p>
-      <w:pPr>
-        <w:overflowPunct w:val="false"/>
+        <w:overflowPunct w:val="true"/>
+        <w:bidi w:val="0"/>
+        <w:rPr/>
+      </w:pPr>
+      <w:r>
+        <w:rPr>
+          <w:lang w:val="pt-PT"/>
+        </w:rPr>
+      </w:r>
+    </w:p>
+    <w:p>
+      <w:pPr>
+        <w:overflowPunct w:val="true"/>
         <w:bidi w:val="0"/>
         <w:rPr/>
       </w:pPr>
@@ -36581,7 +36671,7 @@
     </w:p>
     <w:p>
       <w:pPr>
-        <w:overflowPunct w:val="false"/>
+        <w:overflowPunct w:val="true"/>
         <w:bidi w:val="0"/>
         <w:rPr/>
       </w:pPr>
@@ -36594,19 +36684,19 @@
     </w:p>
     <w:p>
       <w:pPr>
-        <w:overflowPunct w:val="false"/>
-        <w:bidi w:val="0"/>
-        <w:rPr/>
-      </w:pPr>
-      <w:r>
-        <w:rPr>
-          <w:lang w:val="pt-PT"/>
-        </w:rPr>
-      </w:r>
-    </w:p>
-    <w:p>
-      <w:pPr>
-        <w:overflowPunct w:val="false"/>
+        <w:overflowPunct w:val="true"/>
+        <w:bidi w:val="0"/>
+        <w:rPr/>
+      </w:pPr>
+      <w:r>
+        <w:rPr>
+          <w:lang w:val="pt-PT"/>
+        </w:rPr>
+      </w:r>
+    </w:p>
+    <w:p>
+      <w:pPr>
+        <w:overflowPunct w:val="true"/>
         <w:bidi w:val="0"/>
         <w:rPr/>
       </w:pPr>
@@ -36619,7 +36709,7 @@
     </w:p>
     <w:p>
       <w:pPr>
-        <w:overflowPunct w:val="false"/>
+        <w:overflowPunct w:val="true"/>
         <w:bidi w:val="0"/>
         <w:rPr/>
       </w:pPr>
@@ -36632,7 +36722,7 @@
     </w:p>
     <w:p>
       <w:pPr>
-        <w:overflowPunct w:val="false"/>
+        <w:overflowPunct w:val="true"/>
         <w:bidi w:val="0"/>
         <w:rPr/>
       </w:pPr>
@@ -36646,7 +36736,7 @@
   <w:comment w:id="3" w:author="Unknown Author" w:date="2026-07-01T19:07:33Z" w:initials="">
     <w:p>
       <w:pPr>
-        <w:overflowPunct w:val="true"/>
+        <w:overflowPunct w:val="false"/>
         <w:bidi w:val="0"/>
         <w:rPr/>
       </w:pPr>
@@ -36664,7 +36754,7 @@
   <w:comment w:id="4" w:author="Unknown Author" w:date="2026-07-01T19:08:06Z" w:initials="">
     <w:p>
       <w:pPr>
-        <w:overflowPunct w:val="true"/>
+        <w:overflowPunct w:val="false"/>
         <w:bidi w:val="0"/>
         <w:rPr/>
       </w:pPr>
@@ -36682,7 +36772,7 @@
   <w:comment w:id="5" w:author="Unknown Author" w:date="2026-07-01T20:43:47Z" w:initials="">
     <w:p>
       <w:pPr>
-        <w:overflowPunct w:val="true"/>
+        <w:overflowPunct w:val="false"/>
         <w:bidi w:val="0"/>
         <w:rPr/>
       </w:pPr>
@@ -36698,19 +36788,19 @@
     </w:p>
     <w:p>
       <w:pPr>
-        <w:overflowPunct w:val="true"/>
-        <w:bidi w:val="0"/>
-        <w:rPr/>
-      </w:pPr>
-      <w:r>
-        <w:rPr>
-          <w:lang w:val="pt-PT"/>
-        </w:rPr>
-      </w:r>
-    </w:p>
-    <w:p>
-      <w:pPr>
-        <w:overflowPunct w:val="true"/>
+        <w:overflowPunct w:val="false"/>
+        <w:bidi w:val="0"/>
+        <w:rPr/>
+      </w:pPr>
+      <w:r>
+        <w:rPr>
+          <w:lang w:val="pt-PT"/>
+        </w:rPr>
+      </w:r>
+    </w:p>
+    <w:p>
+      <w:pPr>
+        <w:overflowPunct w:val="false"/>
         <w:bidi w:val="0"/>
         <w:rPr/>
       </w:pPr>
@@ -36725,7 +36815,7 @@
   <w:comment w:id="6" w:author="Unknown Author" w:date="2026-07-02T17:25:21Z" w:initials="">
     <w:p>
       <w:pPr>
-        <w:overflowPunct w:val="true"/>
+        <w:overflowPunct w:val="false"/>
         <w:bidi w:val="0"/>
         <w:rPr/>
       </w:pPr>
@@ -36743,7 +36833,7 @@
   <w:comment w:id="7" w:author="Unknown Author" w:date="2026-07-02T17:57:37Z" w:initials="">
     <w:p>
       <w:pPr>
-        <w:overflowPunct w:val="true"/>
+        <w:overflowPunct w:val="false"/>
         <w:bidi w:val="0"/>
         <w:rPr/>
       </w:pPr>
@@ -36761,7 +36851,7 @@
   <w:comment w:id="8" w:author="Unknown Author" w:date="2026-07-02T18:05:03Z" w:initials="">
     <w:p>
       <w:pPr>
-        <w:overflowPunct w:val="true"/>
+        <w:overflowPunct w:val="false"/>
         <w:bidi w:val="0"/>
         <w:rPr/>
       </w:pPr>
@@ -36779,7 +36869,7 @@
   <w:comment w:id="9" w:author="Unknown Author" w:date="2026-07-03T19:16:18Z" w:initials="">
     <w:p>
       <w:pPr>
-        <w:overflowPunct w:val="false"/>
+        <w:overflowPunct w:val="true"/>
         <w:rPr/>
       </w:pPr>
       <w:r>
@@ -36796,7 +36886,7 @@
   <w:comment w:id="10" w:author="Unknown Author" w:date="2026-07-03T19:16:31Z" w:initials="">
     <w:p>
       <w:pPr>
-        <w:overflowPunct w:val="false"/>
+        <w:overflowPunct w:val="true"/>
         <w:rPr/>
       </w:pPr>
       <w:r>
@@ -36813,7 +36903,7 @@
   <w:comment w:id="11" w:author="Unknown Author" w:date="2026-07-03T13:45:05Z" w:initials="">
     <w:p>
       <w:pPr>
-        <w:overflowPunct w:val="true"/>
+        <w:overflowPunct w:val="false"/>
         <w:bidi w:val="0"/>
         <w:rPr/>
       </w:pPr>
@@ -36831,7 +36921,7 @@
   <w:comment w:id="12" w:author="Unknown Author" w:date="2026-07-04T13:26:12Z" w:initials="">
     <w:p>
       <w:pPr>
-        <w:overflowPunct w:val="false"/>
+        <w:overflowPunct w:val="true"/>
         <w:rPr/>
       </w:pPr>
       <w:r>
@@ -36848,7 +36938,7 @@
   <w:comment w:id="13" w:author="Unknown Author" w:date="2026-07-04T13:27:11Z" w:initials="">
     <w:p>
       <w:pPr>
-        <w:overflowPunct w:val="false"/>
+        <w:overflowPunct w:val="true"/>
         <w:rPr/>
       </w:pPr>
       <w:r>
@@ -36865,7 +36955,7 @@
   <w:comment w:id="14" w:author="Unknown Author" w:date="2026-07-04T15:20:50Z" w:initials="">
     <w:p>
       <w:pPr>
-        <w:overflowPunct w:val="false"/>
+        <w:overflowPunct w:val="true"/>
         <w:rPr/>
       </w:pPr>
       <w:r>
@@ -36882,6 +36972,108 @@
   <w:comment w:id="15" w:author="Unknown Author" w:date="2026-07-04T18:35:39Z" w:initials="">
     <w:p>
       <w:pPr>
+        <w:overflowPunct w:val="true"/>
+        <w:rPr/>
+      </w:pPr>
+      <w:r>
+        <w:annotationRef/>
+      </w:r>
+      <w:r>
+        <w:rPr>
+          <w:lang w:val="pt-PT"/>
+        </w:rPr>
+        <w:t>Não te esqueças de adicionar ao indice estas siglas.</w:t>
+      </w:r>
+    </w:p>
+  </w:comment>
+  <w:comment w:id="16" w:author="Unknown Author" w:date="2026-07-04T18:51:43Z" w:initials="">
+    <w:p>
+      <w:pPr>
+        <w:overflowPunct w:val="true"/>
+        <w:rPr/>
+      </w:pPr>
+      <w:r>
+        <w:annotationRef/>
+      </w:r>
+      <w:r>
+        <w:rPr>
+          <w:lang w:val="pt-PT"/>
+        </w:rPr>
+        <w:t>Faz sentido integrar uma parte sobre a E-nable e os modelos deles.</w:t>
+      </w:r>
+    </w:p>
+  </w:comment>
+  <w:comment w:id="17" w:author="Unknown Author" w:date="2026-07-04T18:53:29Z" w:initials="">
+    <w:p>
+      <w:pPr>
+        <w:overflowPunct w:val="true"/>
+        <w:rPr/>
+      </w:pPr>
+      <w:r>
+        <w:annotationRef/>
+      </w:r>
+      <w:r>
+        <w:rPr>
+          <w:lang w:val="pt-PT"/>
+        </w:rPr>
+        <w:t>Parametros de hardware</w:t>
+      </w:r>
+    </w:p>
+  </w:comment>
+  <w:comment w:id="18" w:author="Unknown Author" w:date="2026-07-04T21:37:44Z" w:initials="">
+    <w:p>
+      <w:pPr>
+        <w:overflowPunct w:val="true"/>
+        <w:rPr/>
+      </w:pPr>
+      <w:r>
+        <w:annotationRef/>
+      </w:r>
+      <w:r>
+        <w:rPr>
+          <w:lang w:val="pt-PT"/>
+        </w:rPr>
+        <w:t>Isto está no indice? Vai lá ver</w:t>
+      </w:r>
+    </w:p>
+  </w:comment>
+  <w:comment w:id="19" w:author="Unknown Author" w:date="2026-07-05T12:22:53Z" w:initials="">
+    <w:p>
+      <w:pPr>
+        <w:overflowPunct w:val="true"/>
+        <w:rPr/>
+      </w:pPr>
+      <w:r>
+        <w:annotationRef/>
+      </w:r>
+      <w:r>
+        <w:rPr>
+          <w:lang w:val="pt-PT"/>
+        </w:rPr>
+        <w:t>Não esquecer de meter no índice</w:t>
+      </w:r>
+    </w:p>
+  </w:comment>
+  <w:comment w:id="20" w:author="Unknown Author" w:date="2026-07-05T12:26:47Z" w:initials="">
+    <w:p>
+      <w:pPr>
+        <w:overflowPunct w:val="true"/>
+        <w:rPr/>
+      </w:pPr>
+      <w:r>
+        <w:annotationRef/>
+      </w:r>
+      <w:r>
+        <w:rPr>
+          <w:lang w:val="pt-PT"/>
+        </w:rPr>
+        <w:t>Adicionar uma nota a explicar e adicionar no indice a sigla</w:t>
+      </w:r>
+    </w:p>
+  </w:comment>
+  <w:comment w:id="21" w:author="Unknown Author" w:date="2026-07-05T14:28:24Z" w:initials="">
+    <w:p>
+      <w:pPr>
         <w:overflowPunct w:val="false"/>
         <w:rPr/>
       </w:pPr>
@@ -36892,11 +37084,11 @@
         <w:rPr>
           <w:lang w:val="pt-PT"/>
         </w:rPr>
-        <w:t>Não te esqueças de adicionar ao indice estas siglas.</w:t>
+        <w:t>Isto é uma repetição</w:t>
       </w:r>
     </w:p>
   </w:comment>
-  <w:comment w:id="16" w:author="Unknown Author" w:date="2026-07-05T12:17:34Z" w:initials="">
+  <w:comment w:id="22" w:author="Unknown Author" w:date="2026-07-05T14:29:31Z" w:initials="">
     <w:p>
       <w:pPr>
         <w:overflowPunct w:val="false"/>
@@ -36909,17 +37101,14 @@
         <w:rPr>
           <w:lang w:val="pt-PT"/>
         </w:rPr>
-        <w:t>negação</w:t>
+        <w:t>Inserir notas de rodapé</w:t>
       </w:r>
     </w:p>
   </w:comment>
-  <w:comment w:id="17" w:author="Unknown Author" w:date="2026-07-04T18:49:44Z" w:initials="">
+  <w:comment w:id="23" w:author="Unknown Author" w:date="2026-07-05T15:25:09Z" w:initials="">
     <w:p>
       <w:pPr>
         <w:overflowPunct w:val="false"/>
-        <w:bidi w:val="0"/>
-        <w:spacing w:before="0" w:after="0"/>
-        <w:jc w:val="left"/>
         <w:rPr/>
       </w:pPr>
       <w:r>
@@ -36927,55 +37116,33 @@
       </w:r>
       <w:r>
         <w:rPr>
-          <w:rFonts w:eastAsia="Noto Serif CJK SC" w:cs="Calibri" w:ascii="Calibri" w:hAnsi="Calibri"/>
-          <w:color w:val="auto"/>
-          <w:kern w:val="0"/>
-          <w:sz w:val="22"/>
-          <w:szCs w:val="22"/>
-          <w:lang w:val="pt-PT" w:eastAsia="zh-CN" w:bidi="en-US"/>
-        </w:rPr>
-        <w:t>¹ Entende-se por proxy seguro uma camada intermédia de comunicação que permite ao servidor gerir os pedidos enviados a serviços externos, protegendo credenciais sensíveis, controlando o acesso e reduzindo a exposição direta da aplicação a sistemas externos.</w:t>
-      </w:r>
-    </w:p>
+          <w:lang w:val="pt-PT"/>
+        </w:rPr>
+        <w:t>Inserir um comentário</w:t>
+      </w:r>
+    </w:p>
+  </w:comment>
+  <w:comment w:id="24" w:author="Unknown Author" w:date="2026-07-05T16:14:55Z" w:initials="">
     <w:p>
       <w:pPr>
         <w:overflowPunct w:val="false"/>
-        <w:bidi w:val="0"/>
-        <w:spacing w:before="0" w:after="0"/>
-        <w:jc w:val="left"/>
-        <w:rPr/>
-      </w:pPr>
-      <w:r>
-        <w:rPr>
-          <w:lang w:val="pt-PT"/>
-        </w:rPr>
-      </w:r>
-    </w:p>
-    <w:p>
-      <w:pPr>
-        <w:overflowPunct w:val="false"/>
-        <w:bidi w:val="0"/>
-        <w:spacing w:before="0" w:after="0"/>
-        <w:jc w:val="left"/>
-        <w:rPr/>
-      </w:pPr>
-      <w:r>
-        <w:rPr>
-          <w:rFonts w:eastAsia="Noto Serif CJK SC" w:cs="Calibri" w:ascii="Calibri" w:hAnsi="Calibri"/>
-          <w:color w:val="auto"/>
-          <w:kern w:val="0"/>
-          <w:sz w:val="22"/>
-          <w:szCs w:val="22"/>
-          <w:lang w:val="pt-PT" w:eastAsia="zh-CN" w:bidi="en-US"/>
-        </w:rPr>
-        <w:t>Já escrevemos proxy antes.</w:t>
+        <w:rPr/>
+      </w:pPr>
+      <w:r>
+        <w:annotationRef/>
+      </w:r>
+      <w:r>
+        <w:rPr>
+          <w:lang w:val="pt-PT"/>
+        </w:rPr>
+        <w:t>Se calhar introduzir uma tabela com os prompts</w:t>
       </w:r>
     </w:p>
   </w:comment>
-  <w:comment w:id="18" w:author="Unknown Author" w:date="2026-07-04T18:51:43Z" w:initials="">
-    <w:p>
-      <w:pPr>
-        <w:overflowPunct w:val="false"/>
+  <w:comment w:id="25" w:author="Unknown Author" w:date="2026-07-05T17:43:41Z" w:initials="">
+    <w:p>
+      <w:pPr>
+        <w:overflowPunct w:val="true"/>
         <w:rPr/>
       </w:pPr>
       <w:r>
@@ -36985,184 +37152,14 @@
         <w:rPr>
           <w:lang w:val="pt-PT"/>
         </w:rPr>
-        <w:t>Faz sentido integrar uma parte sobre a E-nable e os modelos deles.</w:t>
+        <w:t>Introduzir aqui uma tabela com valores</w:t>
       </w:r>
     </w:p>
   </w:comment>
-  <w:comment w:id="19" w:author="Unknown Author" w:date="2026-07-04T18:53:29Z" w:initials="">
-    <w:p>
-      <w:pPr>
-        <w:overflowPunct w:val="false"/>
-        <w:rPr/>
-      </w:pPr>
-      <w:r>
-        <w:annotationRef/>
-      </w:r>
-      <w:r>
-        <w:rPr>
-          <w:lang w:val="pt-PT"/>
-        </w:rPr>
-        <w:t>Parametros de hardware</w:t>
-      </w:r>
-    </w:p>
-  </w:comment>
-  <w:comment w:id="20" w:author="Unknown Author" w:date="2026-07-04T19:12:30Z" w:initials="">
-    <w:p>
-      <w:pPr>
-        <w:overflowPunct w:val="false"/>
-        <w:rPr/>
-      </w:pPr>
-      <w:r>
-        <w:annotationRef/>
-      </w:r>
-      <w:r>
-        <w:rPr>
-          <w:lang w:val="pt-PT"/>
-        </w:rPr>
-        <w:t>Adicionar ao indice</w:t>
-      </w:r>
-    </w:p>
-  </w:comment>
-  <w:comment w:id="21" w:author="Unknown Author" w:date="2026-07-04T21:37:44Z" w:initials="">
-    <w:p>
-      <w:pPr>
-        <w:overflowPunct w:val="false"/>
-        <w:rPr/>
-      </w:pPr>
-      <w:r>
-        <w:annotationRef/>
-      </w:r>
-      <w:r>
-        <w:rPr>
-          <w:lang w:val="pt-PT"/>
-        </w:rPr>
-        <w:t>Isto está no indice? Vai lá ver</w:t>
-      </w:r>
-    </w:p>
-  </w:comment>
-  <w:comment w:id="22" w:author="Unknown Author" w:date="2026-07-05T12:22:53Z" w:initials="">
-    <w:p>
-      <w:pPr>
-        <w:overflowPunct w:val="false"/>
-        <w:rPr/>
-      </w:pPr>
-      <w:r>
-        <w:annotationRef/>
-      </w:r>
-      <w:r>
-        <w:rPr>
-          <w:lang w:val="pt-PT"/>
-        </w:rPr>
-        <w:t>Não esquecer de meter no índice</w:t>
-      </w:r>
-    </w:p>
-  </w:comment>
-  <w:comment w:id="23" w:author="Unknown Author" w:date="2026-07-05T12:26:47Z" w:initials="">
-    <w:p>
-      <w:pPr>
-        <w:overflowPunct w:val="false"/>
-        <w:rPr/>
-      </w:pPr>
-      <w:r>
-        <w:annotationRef/>
-      </w:r>
-      <w:r>
-        <w:rPr>
-          <w:lang w:val="pt-PT"/>
-        </w:rPr>
-        <w:t>Adicionar uma nota a explicar e adicionar no indice a sigla</w:t>
-      </w:r>
-    </w:p>
-  </w:comment>
-  <w:comment w:id="24" w:author="Unknown Author" w:date="2026-07-05T14:28:24Z" w:initials="">
+  <w:comment w:id="26" w:author="Unknown Author" w:date="2026-07-05T19:22:29Z" w:initials="">
     <w:p>
       <w:pPr>
         <w:overflowPunct w:val="true"/>
-        <w:rPr/>
-      </w:pPr>
-      <w:r>
-        <w:annotationRef/>
-      </w:r>
-      <w:r>
-        <w:rPr>
-          <w:lang w:val="pt-PT"/>
-        </w:rPr>
-        <w:t>Isto é uma repetição</w:t>
-      </w:r>
-    </w:p>
-  </w:comment>
-  <w:comment w:id="25" w:author="Unknown Author" w:date="2026-07-05T14:29:31Z" w:initials="">
-    <w:p>
-      <w:pPr>
-        <w:overflowPunct w:val="true"/>
-        <w:rPr/>
-      </w:pPr>
-      <w:r>
-        <w:annotationRef/>
-      </w:r>
-      <w:r>
-        <w:rPr>
-          <w:lang w:val="pt-PT"/>
-        </w:rPr>
-        <w:t>Inserir notas de rodapé</w:t>
-      </w:r>
-    </w:p>
-  </w:comment>
-  <w:comment w:id="26" w:author="Unknown Author" w:date="2026-07-05T15:25:09Z" w:initials="">
-    <w:p>
-      <w:pPr>
-        <w:overflowPunct w:val="true"/>
-        <w:rPr/>
-      </w:pPr>
-      <w:r>
-        <w:annotationRef/>
-      </w:r>
-      <w:r>
-        <w:rPr>
-          <w:lang w:val="pt-PT"/>
-        </w:rPr>
-        <w:t>Inserir um comentário</w:t>
-      </w:r>
-    </w:p>
-  </w:comment>
-  <w:comment w:id="27" w:author="Unknown Author" w:date="2026-07-05T16:14:55Z" w:initials="">
-    <w:p>
-      <w:pPr>
-        <w:overflowPunct w:val="true"/>
-        <w:rPr/>
-      </w:pPr>
-      <w:r>
-        <w:annotationRef/>
-      </w:r>
-      <w:r>
-        <w:rPr>
-          <w:lang w:val="pt-PT"/>
-        </w:rPr>
-        <w:t>Se calhar introduzir uma tabela com os prompts</w:t>
-      </w:r>
-    </w:p>
-  </w:comment>
-  <w:comment w:id="28" w:author="Unknown Author" w:date="2026-07-05T17:43:41Z" w:initials="">
-    <w:p>
-      <w:pPr>
-        <w:overflowPunct w:val="false"/>
-        <w:rPr/>
-      </w:pPr>
-      <w:r>
-        <w:annotationRef/>
-      </w:r>
-      <w:r>
-        <w:rPr>
-          <w:lang w:val="pt-PT"/>
-        </w:rPr>
-        <w:t>Introduzir aqui uma tabela com valores</w:t>
-      </w:r>
-    </w:p>
-  </w:comment>
-  <w:comment w:id="29" w:author="Unknown Author" w:date="2026-07-05T19:22:29Z" w:initials="">
-    <w:p>
-      <w:pPr>
-        <w:overflowPunct w:val="false"/>
         <w:rPr/>
       </w:pPr>
       <w:r>
@@ -37497,6 +37494,75 @@
       <w:r>
         <w:rPr/>
         <w:t xml:space="preserve"> (TRL) é uma escala de maturidade tecnológica, normalmente composta por nove níveis, que permite avaliar o desenvolvimento de uma tecnologia desde a formulação conceptual até à sua demonstração e aplicação em contexto real.</w:t>
+      </w:r>
+    </w:p>
+  </w:footnote>
+  <w:footnote w:id="14">
+    <w:p>
+      <w:pPr>
+        <w:pStyle w:val="FootnoteText"/>
+        <w:rPr/>
+      </w:pPr>
+      <w:r>
+        <w:rPr>
+          <w:rStyle w:val="FootnoteCharacters"/>
+        </w:rPr>
+        <w:footnoteRef/>
+      </w:r>
+      <w:r>
+        <w:rPr>
+          <w:rStyle w:val="Emphasis"/>
+        </w:rPr>
+        <w:t xml:space="preserve"> </w:t>
+      </w:r>
+      <w:r>
+        <w:rPr>
+          <w:rStyle w:val="Emphasis"/>
+        </w:rPr>
+        <w:t>Human-in-the-loop designa uma abordagem em que uma pessoa permanece integrada num processo automatizado, assumindo funções de supervisão, interpretação, validação ou decisão.</w:t>
+      </w:r>
+    </w:p>
+  </w:footnote>
+  <w:footnote w:id="15">
+    <w:p>
+      <w:pPr>
+        <w:pStyle w:val="FootnoteText"/>
+        <w:rPr/>
+      </w:pPr>
+      <w:r>
+        <w:rPr>
+          <w:rStyle w:val="FootnoteCharacters"/>
+        </w:rPr>
+        <w:footnoteRef/>
+      </w:r>
+      <w:r>
+        <w:rPr>
+          <w:rStyle w:val="Emphasis"/>
+          <w:color w:val="auto"/>
+          <w:kern w:val="0"/>
+          <w:sz w:val="22"/>
+        </w:rPr>
+        <w:t xml:space="preserve"> </w:t>
+      </w:r>
+      <w:r>
+        <w:rPr>
+          <w:rStyle w:val="Emphasis"/>
+          <w:color w:val="auto"/>
+          <w:kern w:val="0"/>
+          <w:sz w:val="20"/>
+          <w:szCs w:val="20"/>
+        </w:rPr>
+        <w:t>C</w:t>
+      </w:r>
+      <w:r>
+        <w:rPr>
+          <w:rStyle w:val="Emphasis"/>
+          <w:color w:val="auto"/>
+          <w:kern w:val="0"/>
+          <w:sz w:val="20"/>
+          <w:szCs w:val="20"/>
+        </w:rPr>
+        <w:t>amada intermédia de comunicação que permite ao servidor gerir os pedidos enviados a serviços externos, protegendo credenciais sensíveis, controlando o acesso e reduzindo a exposição direta da aplicação a sistemas externos.</w:t>
       </w:r>
     </w:p>
   </w:footnote>
@@ -37832,15 +37898,15 @@
     <w:qFormat/>
     <w:rPr/>
   </w:style>
-  <w:style w:type="character" w:styleId="FootnoteCharactersuser">
-    <w:name w:val="Footnote Characters (user)"/>
+  <w:style w:type="character" w:styleId="FootnoteCharacters">
+    <w:name w:val="Footnote Characters"/>
     <w:qFormat/>
     <w:rPr>
       <w:vertAlign w:val="superscript"/>
     </w:rPr>
   </w:style>
-  <w:style w:type="character" w:styleId="FootnoteCharacters">
-    <w:name w:val="Footnote Characters"/>
+  <w:style w:type="character" w:styleId="FootnoteCharactersuser">
+    <w:name w:val="Footnote Characters (user)"/>
     <w:qFormat/>
     <w:rPr>
       <w:vertAlign w:val="superscript"/>
@@ -37860,17 +37926,19 @@
       <w:iCs/>
     </w:rPr>
   </w:style>
+  <w:style w:type="character" w:styleId="EndnoteCharactersuser">
+    <w:name w:val="Endnote Characters (user)"/>
+    <w:qFormat/>
+    <w:rPr>
+      <w:vertAlign w:val="superscript"/>
+    </w:rPr>
+  </w:style>
   <w:style w:type="character" w:styleId="EndnoteCharacters">
     <w:name w:val="Endnote Characters"/>
     <w:qFormat/>
     <w:rPr>
       <w:vertAlign w:val="superscript"/>
     </w:rPr>
-  </w:style>
-  <w:style w:type="character" w:styleId="EndnoteCharactersuser">
-    <w:name w:val="Endnote Characters (user)"/>
-    <w:qFormat/>
-    <w:rPr/>
   </w:style>
   <w:style w:type="character" w:styleId="EndnoteReference">
     <w:name w:val="endnote reference"/>

--- a/projecto-completo.docx
+++ b/projecto-completo.docx
@@ -4142,7 +4142,7 @@
         <w:rPr>
           <w:lang w:val="pt-PT"/>
         </w:rPr>
-        <w:t>As próteses mecânicas utilizam sistemas de arnês e cabos para converter movimentos do ombro, do tronco ou da cintura escapular em ação no dispositivo terminal, tipicamente um gancho ou uma mão mecânica. São soluções tradicionalmente valorizadas pela robustez, fiabilidade, menor custo e relativa facilidade de manutenção.</w:t>
+        <w:t>As próteses mecânicas utilizam um sistema de arnês e cabos que converte movimentos do ombro, do tronco ou da cintura escapular em ação no dispositivo terminal, tipicamente um gancho ou uma mão mecânica. São soluções tradicionalmente valorizadas pela robustez, pela previsibilidade mecânica, pelo menor custo e pela relativa facilidade de manutenção.</w:t>
       </w:r>
     </w:p>
     <w:p>
@@ -4487,7 +4487,19 @@
         <w:rPr>
           <w:lang w:val="pt-PT"/>
         </w:rPr>
-        <w:t>Entre os fatores físicos incluem-se o nível de amputação, o comprimento e a condição do coto residual, a integridade cutânea, a amplitude articular e a força muscular. Amputações de nível mais proximal implicam desafios acrescidos em termos de controlo e do peso do sistema protésico.</w:t>
+        <w:t xml:space="preserve">Entre os fatores físicos incluem-se o nível de amputação, o comprimento e a condição do </w:t>
+      </w:r>
+      <w:r>
+        <w:rPr>
+          <w:lang w:val="pt-PT"/>
+        </w:rPr>
+        <w:t>membro</w:t>
+      </w:r>
+      <w:r>
+        <w:rPr>
+          <w:lang w:val="pt-PT"/>
+        </w:rPr>
+        <w:t xml:space="preserve"> residual, a integridade cutânea, a amplitude articular e a força muscular. Amputações de nível mais proximal implicam desafios acrescidos em termos de controlo e do peso do sistema protésico.</w:t>
       </w:r>
     </w:p>
     <w:p>
@@ -7374,23 +7386,15 @@
     <w:p>
       <w:pPr>
         <w:pStyle w:val="BodyText"/>
-        <w:rPr/>
-      </w:pPr>
-      <w:r>
-        <w:rPr>
-          <w:lang w:val="pt-PT"/>
-        </w:rPr>
-        <w:t xml:space="preserve">1. </w:t>
-      </w:r>
-      <w:r>
-        <w:rPr/>
-        <w:t>A antropometria manual inclui medições em posturas normalizadas, com instrumentos clínicos e de ergonomia. Mantém relevância em contextos de acessibilidade clínica e de monitorização simples, por exemplo através da medição de circunferências para acompanhar variações do coto. Contudo, estas medidas podem representar de forma limitada as alterações reais de volume, uma vez que dependem da geometria do segmento e da distribuição dos tecidos, o que reduz a sua fiabilidade em decisões de ajuste fino.</w:t>
-      </w:r>
-      <w:r>
-        <w:rPr>
-          <w:lang w:val="pt-PT"/>
-        </w:rPr>
-        <w:t xml:space="preserve"> (Ibrahim et al., 2024 (#ref-ibrahim-2024)).</w:t>
+        <w:rPr>
+          <w:lang w:val="pt-PT"/>
+        </w:rPr>
+      </w:pPr>
+      <w:r>
+        <w:rPr>
+          <w:lang w:val="pt-PT"/>
+        </w:rPr>
+        <w:t>A antropometria manual inclui medições em posturas normalizadas, com instrumentos clínicos e de ergonomia. Mantém relevância em contextos de acessibilidade clínica e de monitorização simples, por exemplo através da medição de circunferências para acompanhar variações do membro residual. Contudo, estas medidas podem representar de forma limitada as alterações reais de volume, uma vez que dependem da geometria do segmento e da distribuição dos tecidos, o que reduz a precisão necessária para decisões de ajuste fino. (Ibrahim et al., 2024 (#ref-ibrahim-2024)).</w:t>
       </w:r>
     </w:p>
     <w:p>
@@ -7693,7 +7697,19 @@
         <w:rPr>
           <w:lang w:val="pt-PT"/>
         </w:rPr>
-        <w:t>Em design protésico, a aplicação mais crítica recai sobre o encaixe e as zonas de contacto, onde a geometria capturada é submetida a processos de retificação (diferenças propositadas entre o corpo e o dispositivo) e, depois, validada por critérios de conforto e de interface. A literatura é explícita ao considerar a captura dimensional/geométrica do coto como etapa decisiva para a qualidade do encaixe (Kannenberg et al., 2024 (#ref-kannenberg-2024); Young et al., 2023 (#ref-young-2023)).</w:t>
+        <w:t xml:space="preserve">Em design protésico, a aplicação mais crítica recai sobre o encaixe e as zonas de contacto, onde a geometria capturada é submetida a processos de retificação (diferenças propositadas entre o corpo e o dispositivo) e, depois, validada por critérios de conforto e de interface. A literatura é explícita ao considerar a captura dimensional/geométrica do </w:t>
+      </w:r>
+      <w:r>
+        <w:rPr>
+          <w:lang w:val="pt-PT"/>
+        </w:rPr>
+        <w:t>membro</w:t>
+      </w:r>
+      <w:r>
+        <w:rPr>
+          <w:lang w:val="pt-PT"/>
+        </w:rPr>
+        <w:t xml:space="preserve"> como etapa decisiva para a qualidade do encaixe (Kannenberg et al., 2024 (#ref-kannenberg-2024); Young et al., 2023 (#ref-young-2023)).</w:t>
       </w:r>
     </w:p>
     <w:p>
@@ -7923,7 +7939,7 @@
         <w:rPr>
           <w:lang w:val="pt-PT"/>
         </w:rPr>
-        <w:t>Como orientação prática, emergem recomendações claras: selecionar o método de medição em função da questão de design (captura de forma, monitorização de volume, validação de interface), garantir a repetibilidade através de posturas e de uma marcação consistente dos pontos de referência anatómicos, e utilizar bases de dados antropométricas alinhadas com a população-alvo quando se pretende definir critérios de acomodação e ajuste (ASTM International, 2024 (#ref-astm-international-2024); Ibrahim et al., 2024 (#ref-ibrahim-2024)).</w:t>
+        <w:t>Como orientação prática, emergem recomendações claras: selecionar o método de medição em função da questão de design — captura de forma, monitorização de volume ou validação de interface —, garantir a consistência da medição através de posturas padronizadas e da marcação coerente dos pontos de referência anatómicos, e utilizar bases de dados antropométricas alinhadas com a população-alvo quando se pretende definir critérios de acomodação e ajuste (ASTM International, 2024 (#ref-astm-international-2024); Ibrahim et al., 2024 (#ref-ibrahim-2024)).</w:t>
       </w:r>
     </w:p>
     <w:p>
@@ -11478,7 +11494,7 @@
         <w:rPr>
           <w:lang w:val="pt-PT"/>
         </w:rPr>
-        <w:t>Estas limitações são assumidas como enquadramento do estudo, que se posiciona prioritariamente no domínio do design de produto e da investigação metodológica, contribuindo para a reflexão sobre o papel do design paramétrico e da inteligência artificial na personalização de dispositivos assistivos.</w:t>
+        <w:t>Estas limitações são assumidas como enquadramento do estudo, que se posiciona prioritariamente no domínio do design de produto e da investigação metodológica, contribuindo para a reflexão sobre o papel do design paramétrico e da inteligência artificial na personalização de dispositivos de apoio.</w:t>
       </w:r>
     </w:p>
     <w:p>
@@ -11571,7 +11587,27 @@
         <w:rPr>
           <w:lang w:val="pt-PT"/>
         </w:rPr>
-        <w:t>Como referido anteriormente, o desenvolvimento de próteses de membro superior é enquadrado na literatura como um problema de elevada complexidade, situado na interseção entre desempenho biomecânico, integração corpo–dispositivo e experiência vivida do utilizador (Cordella et al., 2016 (#ref-cordella-2016); Guo, 2025 (#ref-guo-2025); Peerdeman et al., 2011 (#ref-peerdeman-2011)). Este desafio não pode ser reduzido à mera replicação formal da mão ou do segmento ausente. Implica, pelo contrário, a conceção de dispositivos capazes de conciliar funcionalidade, conforto, leveza, fiabilidade, controlo inteligível, aceitabilidade estética e e custos compatíveis com a produção, adaptação, manutenção e acesso continuado à prótese, num contexto em que continuam a registar-se taxas elevadas de rejeição e abandono. A literatura associa estas taxas, de forma recorrente, a desconforto no encaixe, peso excessivo, limitações funcionais, baixa robustez e estratégias de controlo pouco intuitivas, evidenciando uma lacuna persistente entre a capacidade tecnológica dos dispositivos e as necessidades reais de uso (Biddiss et al., 2007 (#ref-biddiss-2007); Cordella et al., 2016 (#ref-cordella-2016); Peerdeman et al., 2011 (#ref-peerdeman-2011)).</w:t>
+        <w:t xml:space="preserve">Como referido anteriormente, o desenvolvimento de próteses de membro superior é enquadrado na literatura como um problema de elevada complexidade, situado na interseção entre desempenho biomecânico, integração corpo–dispositivo e experiência vivida do utilizador (Cordella et al., 2016 (#ref-cordella-2016); Guo, 2025 (#ref-guo-2025); Peerdeman et al., 2011 (#ref-peerdeman-2011)). Este desafio não pode ser reduzido à mera replicação formal da mão ou do segmento ausente. </w:t>
+      </w:r>
+      <w:r>
+        <w:rPr/>
+        <w:t>Implica, pelo contrário, a conceção de dispositivos capazes de conciliar funcionalidade, conforto, leveza, funcionamento consistente, controlo inteligível, aceitabilidade estética e custos compatíveis com a produção, adaptação, manutenção e acesso continuado à prótese, num contexto em que continuam a registar-se taxas elevadas de rejeição e abandono.</w:t>
+      </w:r>
+    </w:p>
+    <w:p>
+      <w:pPr>
+        <w:pStyle w:val="Normal"/>
+        <w:bidi w:val="0"/>
+        <w:jc w:val="left"/>
+        <w:rPr>
+          <w:lang w:val="pt-PT"/>
+        </w:rPr>
+      </w:pPr>
+      <w:r>
+        <w:rPr>
+          <w:lang w:val="pt-PT"/>
+        </w:rPr>
+        <w:t>A literatura associa estas taxas, de forma recorrente, a desconforto no encaixe, peso excessivo, limitações funcionais, baixa robustez e estratégias de controlo pouco intuitivas, evidenciando uma lacuna persistente entre a capacidade tecnológica dos dispositivos e as necessidades reais de uso (Biddiss et al., 2007 (#ref-biddiss-2007); Cordella et al., 2016 (#ref-cordella-2016); Peerdeman et al., 2011 (#ref-peerdeman-2011)).</w:t>
       </w:r>
     </w:p>
     <w:p>
@@ -13683,7 +13719,7 @@
         <w:rPr>
           <w:lang w:val="pt-PT"/>
         </w:rPr>
-        <w:t>A recolha de dados pode ser realizada por diferentes métodos, com implicações diretas na precisão e na aplicabilidade dos modelos. A escolha do método depende do objetivo da medição: parametrização dimensional básica, reconstrução geométrica fina, desenho do encaixe ou obtenção de relações internas entre superfícies e estruturas ósseas. Em termos práticos, a literatura mostra que não há um método universalmente superior; há, sim, uma adequação diferencial entre método, custo, acessibilidade e o tipo de dados necessários (Çıklaçandır et al., 2022 (#ref-cklacandr-2022); Herbst et al., 2021 (#ref-herbst-2021)).</w:t>
+        <w:t>A recolha de dados pode ser realizada por diferentes métodos, com implicações diretas na precisão das medições e na sua tradução para parâmetros de projeto. A escolha do método depende do objetivo da medição: parametrização dimensional básica, reconstrução geométrica fina, desenho do encaixe ou obtenção de relações internas entre superfícies e estruturas ósseas. Em termos práticos, a literatura mostra que não há um método universalmente superior; há, sim, uma adequação diferencial entre método, custo, acessibilidade e o tipo de dados necessários (Çıklaçandır et al., 2022 (#ref-cklacandr-2022); Herbst et al., 2021 (#ref-herbst-2021)).</w:t>
       </w:r>
     </w:p>
     <w:p>
@@ -16818,7 +16854,9 @@
       </w:pPr>
       <w:r>
         <w:rPr/>
-        <w:t>No contexto específico das próteses e das tecnologias de apoio, esta escolha é ainda reforçada por estudos que usam modelação paramétrica para adaptar dedos protésicos, mãos mecânicas acionadas pelo corpo e produtos assistivos às medidas ou necessidades do utilizador. Estes trabalhos não eliminam a necessidade de ensaios funcionais, avaliação ergonómica ou validação clínica, mas demonstram que a personalização geométrica pode ser estruturada por parâmetros explícitos e por modelos reexecutáveis. Para este projeto, o OpenSCAD é, portanto, adequado não porque resolva sozinho o problema da prótese personalizada, mas porque oferece uma base transparente para ligar medidas antropométricas, regras de modelação, interface web, sugestões de IA, exportação para fabrico aditivo e revisão humana (Lim et al., 2018 (#ref-lim-2018); Bustamante et al., 2018 (#ref-bustamante-2018); Romani &amp; Levi, 2020 (#ref-romani-levi-2020)).</w:t>
+        <w:t>No contexto específico das próteses e das tecnologias de apoio, esta escolha é ainda reforçada por estudos que usam modelação paramétrica para adaptar dedos protésicos, mãos mecânicas acionadas pelo corpo e outros dispositivos de apoio às medidas ou necessidades do utilizador.</w:t>
+        <w:br/>
+        <w:t>Estes trabalhos não eliminam a necessidade de ensaios funcionais, avaliação ergonómica ou validação clínica, mas demonstram que a personalização geométrica pode ser estruturada por parâmetros explícitos e por modelos reexecutáveis. Para este projeto, o OpenSCAD é, portanto, adequado não porque resolva sozinho o problema da prótese personalizada, mas porque oferece uma base transparente para ligar medidas antropométricas, regras de modelação, interface web, sugestões de IA, exportação para fabrico aditivo e revisão humana (Lim et al., 2018 (#ref-lim-2018); Bustamante et al., 2018 (#ref-bustamante-2018); Romani &amp; Levi, 2020 (#ref-romani-levi-2020)).</w:t>
       </w:r>
     </w:p>
     <w:p>
@@ -17728,7 +17766,13 @@
               <w:rPr>
                 <w:lang w:val="pt-PT"/>
               </w:rPr>
-              <w:t>Largura da palma, comprimentos digitais, perímetro do coto</w:t>
+              <w:t xml:space="preserve">Largura da palma, comprimentos digitais, perímetro do </w:t>
+            </w:r>
+            <w:r>
+              <w:rPr>
+                <w:lang w:val="pt-PT"/>
+              </w:rPr>
+              <w:t>membro residual</w:t>
             </w:r>
           </w:p>
         </w:tc>
@@ -22434,6 +22478,7 @@
         <w:bidi w:val="0"/>
         <w:jc w:val="left"/>
         <w:rPr>
+          <w:u w:val="double"/>
           <w:lang w:val="pt-PT"/>
         </w:rPr>
       </w:pPr>
@@ -29277,6 +29322,15 @@
       </w:pPr>
       <w:r>
         <w:rPr/>
+      </w:r>
+    </w:p>
+    <w:p>
+      <w:pPr>
+        <w:pStyle w:val="Heading3"/>
+        <w:rPr/>
+      </w:pPr>
+      <w:r>
+        <w:rPr/>
         <w:t>A.3.2 Critérios de exclusão</w:t>
       </w:r>
     </w:p>
@@ -29352,24 +29406,30 @@
     </w:p>
     <w:p>
       <w:pPr>
-        <w:pStyle w:val="Normal"/>
-        <w:pBdr>
-          <w:bottom w:val="single" w:sz="6" w:space="1" w:color="808080"/>
-        </w:pBdr>
-        <w:rPr/>
-      </w:pPr>
-      <w:r>
-        <w:rPr/>
-      </w:r>
-    </w:p>
-    <w:p>
-      <w:pPr>
         <w:pStyle w:val="Heading3"/>
         <w:rPr/>
       </w:pPr>
       <w:r>
         <w:rPr/>
+      </w:r>
+    </w:p>
+    <w:p>
+      <w:pPr>
+        <w:pStyle w:val="Heading3"/>
+        <w:rPr/>
+      </w:pPr>
+      <w:r>
+        <w:rPr/>
         <w:t>A.4 Processo de Extração de Dados</w:t>
+      </w:r>
+    </w:p>
+    <w:p>
+      <w:pPr>
+        <w:pStyle w:val="Heading3"/>
+        <w:rPr/>
+      </w:pPr>
+      <w:r>
+        <w:rPr/>
       </w:r>
     </w:p>
     <w:p>

--- a/projecto-completo.docx
+++ b/projecto-completo.docx
@@ -1,6 +1,6 @@
 
 <file path=word/document.xml><?xml version="1.0" encoding="utf-8"?>
-<w:document xmlns:ns1="http://schemas.openxmlformats.org/markup-compatibility/2006" xmlns:ns2="http://schemas.openxmlformats.org/drawingml/2006/wordprocessingDrawing" xmlns:ns3="http://schemas.openxmlformats.org/drawingml/2006/main" xmlns:ns4="http://schemas.openxmlformats.org/drawingml/2006/picture" xmlns:ns5="http://schemas.openxmlformats.org/officeDocument/2006/relationships" xmlns:w="http://schemas.openxmlformats.org/wordprocessingml/2006/main" ns1:Ignorable="w14 wp14 w15">
+<w:document xmlns:o="urn:schemas-microsoft-com:office:office" xmlns:r="http://schemas.openxmlformats.org/officeDocument/2006/relationships" xmlns:v="urn:schemas-microsoft-com:vml" xmlns:w="http://schemas.openxmlformats.org/wordprocessingml/2006/main" xmlns:w10="urn:schemas-microsoft-com:office:word" xmlns:wp="http://schemas.openxmlformats.org/drawingml/2006/wordprocessingDrawing" xmlns:pic="http://schemas.openxmlformats.org/drawingml/2006/picture" xmlns:wps="http://schemas.microsoft.com/office/word/2010/wordprocessingShape" xmlns:wpg="http://schemas.microsoft.com/office/word/2010/wordprocessingGroup" xmlns:mc="http://schemas.openxmlformats.org/markup-compatibility/2006" xmlns:wp14="http://schemas.microsoft.com/office/word/2010/wordprocessingDrawing" xmlns:w14="http://schemas.microsoft.com/office/word/2010/wordml" xmlns:w15="http://schemas.microsoft.com/office/word/2012/wordml" mc:Ignorable="w14 wp14 w15">
   <w:body>
     <w:p>
       <w:pPr>
@@ -28,6 +28,7 @@
         </w:rPr>
       </w:pPr>
       <w:r>
+        <w:rPr/>
         <w:t>Versão do documento:0.4.17</w:t>
       </w:r>
     </w:p>
@@ -212,7 +213,12 @@
             </w:tcBorders>
           </w:tcPr>
           <w:p>
-            <w:r>
+            <w:pPr>
+              <w:pStyle w:val="Normal"/>
+              <w:rPr/>
+            </w:pPr>
+            <w:r>
+              <w:rPr/>
               <w:t>AMS</w:t>
             </w:r>
           </w:p>
@@ -228,7 +234,12 @@
             </w:tcBorders>
           </w:tcPr>
           <w:p>
-            <w:r>
+            <w:pPr>
+              <w:pStyle w:val="Normal"/>
+              <w:rPr/>
+            </w:pPr>
+            <w:r>
+              <w:rPr/>
               <w:t>Automatic Material System; sistema automático de alimentação de filamento usado em impressoras Bambu Lab.</w:t>
             </w:r>
           </w:p>
@@ -3336,6 +3347,7 @@
         <w:rPr/>
       </w:pPr>
       <w:r>
+        <w:rPr/>
         <w:t>Lista de tabelas</w:t>
       </w:r>
     </w:p>
@@ -3343,508 +3355,1028 @@
       <w:tblPr>
         <w:tblStyle w:val="TableGrid"/>
         <w:tblW w:w="5000" w:type="pct"/>
-        <w:tblBorders>
-          <w:top w:val="single" w:sz="4" w:space="0" w:color="808080"/>
-          <w:left w:val="single" w:sz="4" w:space="0" w:color="808080"/>
-          <w:bottom w:val="single" w:sz="4" w:space="0" w:color="808080"/>
-          <w:right w:val="single" w:sz="4" w:space="0" w:color="808080"/>
-          <w:insideH w:val="single" w:sz="4" w:space="0" w:color="808080"/>
-          <w:insideV w:val="single" w:sz="4" w:space="0" w:color="808080"/>
-        </w:tblBorders>
+        <w:jc w:val="left"/>
+        <w:tblInd w:w="103" w:type="dxa"/>
+        <w:tblLayout w:type="fixed"/>
+        <w:tblCellMar>
+          <w:top w:w="0" w:type="dxa"/>
+          <w:left w:w="108" w:type="dxa"/>
+          <w:bottom w:w="0" w:type="dxa"/>
+          <w:right w:w="108" w:type="dxa"/>
+        </w:tblCellMar>
       </w:tblPr>
       <w:tblGrid>
-        <w:gridCol w:w="1700"/>
-        <w:gridCol w:w="7600"/>
-        <w:gridCol w:w="900"/>
+        <w:gridCol w:w="1503"/>
+        <w:gridCol w:w="6725"/>
+        <w:gridCol w:w="798"/>
       </w:tblGrid>
       <w:tr>
-        <w:tc>
-          <w:tcPr>
-            <w:tcW w:w="1700" w:type="dxa"/>
-          </w:tcPr>
-          <w:p>
-            <w:r>
+        <w:trPr/>
+        <w:tc>
+          <w:tcPr>
+            <w:tcW w:w="1503" w:type="dxa"/>
+            <w:tcBorders>
+              <w:top w:val="single" w:sz="4" w:space="0" w:color="808080"/>
+              <w:left w:val="single" w:sz="4" w:space="0" w:color="808080"/>
+              <w:bottom w:val="single" w:sz="4" w:space="0" w:color="808080"/>
+              <w:right w:val="single" w:sz="4" w:space="0" w:color="808080"/>
+            </w:tcBorders>
+          </w:tcPr>
+          <w:p>
+            <w:pPr>
+              <w:pStyle w:val="Normal"/>
+              <w:rPr/>
+            </w:pPr>
+            <w:r>
+              <w:rPr/>
               <w:t>Identificação</w:t>
             </w:r>
           </w:p>
         </w:tc>
         <w:tc>
           <w:tcPr>
-            <w:tcW w:w="7600" w:type="dxa"/>
-          </w:tcPr>
-          <w:p>
-            <w:r>
+            <w:tcW w:w="6725" w:type="dxa"/>
+            <w:tcBorders>
+              <w:top w:val="single" w:sz="4" w:space="0" w:color="808080"/>
+              <w:left w:val="single" w:sz="4" w:space="0" w:color="808080"/>
+              <w:bottom w:val="single" w:sz="4" w:space="0" w:color="808080"/>
+              <w:right w:val="single" w:sz="4" w:space="0" w:color="808080"/>
+            </w:tcBorders>
+          </w:tcPr>
+          <w:p>
+            <w:pPr>
+              <w:pStyle w:val="Normal"/>
+              <w:rPr/>
+            </w:pPr>
+            <w:r>
+              <w:rPr/>
               <w:t>Descrição</w:t>
             </w:r>
           </w:p>
         </w:tc>
         <w:tc>
           <w:tcPr>
-            <w:tcW w:w="900" w:type="dxa"/>
-          </w:tcPr>
-          <w:p>
-            <w:r>
+            <w:tcW w:w="798" w:type="dxa"/>
+            <w:tcBorders>
+              <w:top w:val="single" w:sz="4" w:space="0" w:color="808080"/>
+              <w:left w:val="single" w:sz="4" w:space="0" w:color="808080"/>
+              <w:bottom w:val="single" w:sz="4" w:space="0" w:color="808080"/>
+              <w:right w:val="single" w:sz="4" w:space="0" w:color="808080"/>
+            </w:tcBorders>
+          </w:tcPr>
+          <w:p>
+            <w:pPr>
+              <w:pStyle w:val="Normal"/>
+              <w:rPr/>
+            </w:pPr>
+            <w:r>
+              <w:rPr/>
               <w:t>Página</w:t>
             </w:r>
           </w:p>
         </w:tc>
       </w:tr>
       <w:tr>
-        <w:tc>
-          <w:tcPr>
-            <w:tcW w:w="1700" w:type="dxa"/>
-          </w:tcPr>
-          <w:p>
-            <w:r>
+        <w:trPr/>
+        <w:tc>
+          <w:tcPr>
+            <w:tcW w:w="1503" w:type="dxa"/>
+            <w:tcBorders>
+              <w:top w:val="single" w:sz="4" w:space="0" w:color="808080"/>
+              <w:left w:val="single" w:sz="4" w:space="0" w:color="808080"/>
+              <w:bottom w:val="single" w:sz="4" w:space="0" w:color="808080"/>
+              <w:right w:val="single" w:sz="4" w:space="0" w:color="808080"/>
+            </w:tcBorders>
+          </w:tcPr>
+          <w:p>
+            <w:pPr>
+              <w:pStyle w:val="Normal"/>
+              <w:rPr/>
+            </w:pPr>
+            <w:r>
+              <w:rPr/>
               <w:t>Tabela 2.1</w:t>
             </w:r>
           </w:p>
         </w:tc>
         <w:tc>
           <w:tcPr>
-            <w:tcW w:w="7600" w:type="dxa"/>
-          </w:tcPr>
-          <w:p>
-            <w:r>
+            <w:tcW w:w="6725" w:type="dxa"/>
+            <w:tcBorders>
+              <w:top w:val="single" w:sz="4" w:space="0" w:color="808080"/>
+              <w:left w:val="single" w:sz="4" w:space="0" w:color="808080"/>
+              <w:bottom w:val="single" w:sz="4" w:space="0" w:color="808080"/>
+              <w:right w:val="single" w:sz="4" w:space="0" w:color="808080"/>
+            </w:tcBorders>
+          </w:tcPr>
+          <w:p>
+            <w:pPr>
+              <w:pStyle w:val="Normal"/>
+              <w:rPr/>
+            </w:pPr>
+            <w:r>
+              <w:rPr/>
               <w:t>Papéis dos profissionais de saúde no desenvolvimento de dispositivos médicos</w:t>
             </w:r>
           </w:p>
         </w:tc>
         <w:tc>
           <w:tcPr>
-            <w:tcW w:w="900" w:type="dxa"/>
-          </w:tcPr>
-          <w:p>
-            <w:r>
+            <w:tcW w:w="798" w:type="dxa"/>
+            <w:tcBorders>
+              <w:top w:val="single" w:sz="4" w:space="0" w:color="808080"/>
+              <w:left w:val="single" w:sz="4" w:space="0" w:color="808080"/>
+              <w:bottom w:val="single" w:sz="4" w:space="0" w:color="808080"/>
+              <w:right w:val="single" w:sz="4" w:space="0" w:color="808080"/>
+            </w:tcBorders>
+          </w:tcPr>
+          <w:p>
+            <w:pPr>
+              <w:pStyle w:val="Normal"/>
+              <w:rPr/>
+            </w:pPr>
+            <w:r>
+              <w:rPr/>
               <w:t>14</w:t>
             </w:r>
           </w:p>
         </w:tc>
       </w:tr>
       <w:tr>
-        <w:tc>
-          <w:tcPr>
-            <w:tcW w:w="1700" w:type="dxa"/>
-          </w:tcPr>
-          <w:p>
-            <w:r>
+        <w:trPr/>
+        <w:tc>
+          <w:tcPr>
+            <w:tcW w:w="1503" w:type="dxa"/>
+            <w:tcBorders>
+              <w:top w:val="single" w:sz="4" w:space="0" w:color="808080"/>
+              <w:left w:val="single" w:sz="4" w:space="0" w:color="808080"/>
+              <w:bottom w:val="single" w:sz="4" w:space="0" w:color="808080"/>
+              <w:right w:val="single" w:sz="4" w:space="0" w:color="808080"/>
+            </w:tcBorders>
+          </w:tcPr>
+          <w:p>
+            <w:pPr>
+              <w:pStyle w:val="Normal"/>
+              <w:rPr/>
+            </w:pPr>
+            <w:r>
+              <w:rPr/>
               <w:t>Tabela 2.2</w:t>
             </w:r>
           </w:p>
         </w:tc>
         <w:tc>
           <w:tcPr>
-            <w:tcW w:w="7600" w:type="dxa"/>
-          </w:tcPr>
-          <w:p>
-            <w:r>
+            <w:tcW w:w="6725" w:type="dxa"/>
+            <w:tcBorders>
+              <w:top w:val="single" w:sz="4" w:space="0" w:color="808080"/>
+              <w:left w:val="single" w:sz="4" w:space="0" w:color="808080"/>
+              <w:bottom w:val="single" w:sz="4" w:space="0" w:color="808080"/>
+              <w:right w:val="single" w:sz="4" w:space="0" w:color="808080"/>
+            </w:tcBorders>
+          </w:tcPr>
+          <w:p>
+            <w:pPr>
+              <w:pStyle w:val="Normal"/>
+              <w:rPr/>
+            </w:pPr>
+            <w:r>
+              <w:rPr/>
               <w:t>Elementos centrais na configuração da participação em sistemas configuráveis</w:t>
             </w:r>
           </w:p>
         </w:tc>
         <w:tc>
           <w:tcPr>
-            <w:tcW w:w="900" w:type="dxa"/>
-          </w:tcPr>
-          <w:p>
-            <w:r>
+            <w:tcW w:w="798" w:type="dxa"/>
+            <w:tcBorders>
+              <w:top w:val="single" w:sz="4" w:space="0" w:color="808080"/>
+              <w:left w:val="single" w:sz="4" w:space="0" w:color="808080"/>
+              <w:bottom w:val="single" w:sz="4" w:space="0" w:color="808080"/>
+              <w:right w:val="single" w:sz="4" w:space="0" w:color="808080"/>
+            </w:tcBorders>
+          </w:tcPr>
+          <w:p>
+            <w:pPr>
+              <w:pStyle w:val="Normal"/>
+              <w:rPr/>
+            </w:pPr>
+            <w:r>
+              <w:rPr/>
               <w:t>34</w:t>
             </w:r>
           </w:p>
         </w:tc>
       </w:tr>
       <w:tr>
-        <w:tc>
-          <w:tcPr>
-            <w:tcW w:w="1700" w:type="dxa"/>
-          </w:tcPr>
-          <w:p>
-            <w:r>
+        <w:trPr/>
+        <w:tc>
+          <w:tcPr>
+            <w:tcW w:w="1503" w:type="dxa"/>
+            <w:tcBorders>
+              <w:top w:val="single" w:sz="4" w:space="0" w:color="808080"/>
+              <w:left w:val="single" w:sz="4" w:space="0" w:color="808080"/>
+              <w:bottom w:val="single" w:sz="4" w:space="0" w:color="808080"/>
+              <w:right w:val="single" w:sz="4" w:space="0" w:color="808080"/>
+            </w:tcBorders>
+          </w:tcPr>
+          <w:p>
+            <w:pPr>
+              <w:pStyle w:val="Normal"/>
+              <w:rPr/>
+            </w:pPr>
+            <w:r>
+              <w:rPr/>
               <w:t>Tabela 4.1</w:t>
             </w:r>
           </w:p>
         </w:tc>
         <w:tc>
           <w:tcPr>
-            <w:tcW w:w="7600" w:type="dxa"/>
-          </w:tcPr>
-          <w:p>
-            <w:r>
+            <w:tcW w:w="6725" w:type="dxa"/>
+            <w:tcBorders>
+              <w:top w:val="single" w:sz="4" w:space="0" w:color="808080"/>
+              <w:left w:val="single" w:sz="4" w:space="0" w:color="808080"/>
+              <w:bottom w:val="single" w:sz="4" w:space="0" w:color="808080"/>
+              <w:right w:val="single" w:sz="4" w:space="0" w:color="808080"/>
+            </w:tcBorders>
+          </w:tcPr>
+          <w:p>
+            <w:pPr>
+              <w:pStyle w:val="Normal"/>
+              <w:rPr/>
+            </w:pPr>
+            <w:r>
+              <w:rPr/>
               <w:t>Principais parâmetros antropométricos da mão e do membro superior relevantes para modelação paramétrica</w:t>
             </w:r>
           </w:p>
         </w:tc>
         <w:tc>
           <w:tcPr>
-            <w:tcW w:w="900" w:type="dxa"/>
-          </w:tcPr>
-          <w:p>
-            <w:r>
+            <w:tcW w:w="798" w:type="dxa"/>
+            <w:tcBorders>
+              <w:top w:val="single" w:sz="4" w:space="0" w:color="808080"/>
+              <w:left w:val="single" w:sz="4" w:space="0" w:color="808080"/>
+              <w:bottom w:val="single" w:sz="4" w:space="0" w:color="808080"/>
+              <w:right w:val="single" w:sz="4" w:space="0" w:color="808080"/>
+            </w:tcBorders>
+          </w:tcPr>
+          <w:p>
+            <w:pPr>
+              <w:pStyle w:val="Normal"/>
+              <w:rPr/>
+            </w:pPr>
+            <w:r>
+              <w:rPr/>
               <w:t>53</w:t>
             </w:r>
           </w:p>
         </w:tc>
       </w:tr>
       <w:tr>
-        <w:tc>
-          <w:tcPr>
-            <w:tcW w:w="1700" w:type="dxa"/>
-          </w:tcPr>
-          <w:p>
-            <w:r>
+        <w:trPr/>
+        <w:tc>
+          <w:tcPr>
+            <w:tcW w:w="1503" w:type="dxa"/>
+            <w:tcBorders>
+              <w:top w:val="single" w:sz="4" w:space="0" w:color="808080"/>
+              <w:left w:val="single" w:sz="4" w:space="0" w:color="808080"/>
+              <w:bottom w:val="single" w:sz="4" w:space="0" w:color="808080"/>
+              <w:right w:val="single" w:sz="4" w:space="0" w:color="808080"/>
+            </w:tcBorders>
+          </w:tcPr>
+          <w:p>
+            <w:pPr>
+              <w:pStyle w:val="Normal"/>
+              <w:rPr/>
+            </w:pPr>
+            <w:r>
+              <w:rPr/>
               <w:t>Tabela 4.2</w:t>
             </w:r>
           </w:p>
         </w:tc>
         <w:tc>
           <w:tcPr>
-            <w:tcW w:w="7600" w:type="dxa"/>
-          </w:tcPr>
-          <w:p>
-            <w:r>
+            <w:tcW w:w="6725" w:type="dxa"/>
+            <w:tcBorders>
+              <w:top w:val="single" w:sz="4" w:space="0" w:color="808080"/>
+              <w:left w:val="single" w:sz="4" w:space="0" w:color="808080"/>
+              <w:bottom w:val="single" w:sz="4" w:space="0" w:color="808080"/>
+              <w:right w:val="single" w:sz="4" w:space="0" w:color="808080"/>
+            </w:tcBorders>
+          </w:tcPr>
+          <w:p>
+            <w:pPr>
+              <w:pStyle w:val="Normal"/>
+              <w:rPr/>
+            </w:pPr>
+            <w:r>
+              <w:rPr/>
               <w:t>Conjuntos mínimos de parâmetros por nível de amputação</w:t>
             </w:r>
           </w:p>
         </w:tc>
         <w:tc>
           <w:tcPr>
-            <w:tcW w:w="900" w:type="dxa"/>
-          </w:tcPr>
-          <w:p>
-            <w:r>
+            <w:tcW w:w="798" w:type="dxa"/>
+            <w:tcBorders>
+              <w:top w:val="single" w:sz="4" w:space="0" w:color="808080"/>
+              <w:left w:val="single" w:sz="4" w:space="0" w:color="808080"/>
+              <w:bottom w:val="single" w:sz="4" w:space="0" w:color="808080"/>
+              <w:right w:val="single" w:sz="4" w:space="0" w:color="808080"/>
+            </w:tcBorders>
+          </w:tcPr>
+          <w:p>
+            <w:pPr>
+              <w:pStyle w:val="Normal"/>
+              <w:rPr/>
+            </w:pPr>
+            <w:r>
+              <w:rPr/>
               <w:t>53</w:t>
             </w:r>
           </w:p>
         </w:tc>
       </w:tr>
       <w:tr>
-        <w:tc>
-          <w:tcPr>
-            <w:tcW w:w="1700" w:type="dxa"/>
-          </w:tcPr>
-          <w:p>
-            <w:r>
+        <w:trPr/>
+        <w:tc>
+          <w:tcPr>
+            <w:tcW w:w="1503" w:type="dxa"/>
+            <w:tcBorders>
+              <w:top w:val="single" w:sz="4" w:space="0" w:color="808080"/>
+              <w:left w:val="single" w:sz="4" w:space="0" w:color="808080"/>
+              <w:bottom w:val="single" w:sz="4" w:space="0" w:color="808080"/>
+              <w:right w:val="single" w:sz="4" w:space="0" w:color="808080"/>
+            </w:tcBorders>
+          </w:tcPr>
+          <w:p>
+            <w:pPr>
+              <w:pStyle w:val="Normal"/>
+              <w:rPr/>
+            </w:pPr>
+            <w:r>
+              <w:rPr/>
               <w:t>Tabela 4.3</w:t>
             </w:r>
           </w:p>
         </w:tc>
         <w:tc>
           <w:tcPr>
-            <w:tcW w:w="7600" w:type="dxa"/>
-          </w:tcPr>
-          <w:p>
-            <w:r>
+            <w:tcW w:w="6725" w:type="dxa"/>
+            <w:tcBorders>
+              <w:top w:val="single" w:sz="4" w:space="0" w:color="808080"/>
+              <w:left w:val="single" w:sz="4" w:space="0" w:color="808080"/>
+              <w:bottom w:val="single" w:sz="4" w:space="0" w:color="808080"/>
+              <w:right w:val="single" w:sz="4" w:space="0" w:color="808080"/>
+            </w:tcBorders>
+          </w:tcPr>
+          <w:p>
+            <w:pPr>
+              <w:pStyle w:val="Normal"/>
+              <w:rPr/>
+            </w:pPr>
+            <w:r>
+              <w:rPr/>
               <w:t>Métodos de recolha de dados antropométricos e suas características</w:t>
             </w:r>
           </w:p>
         </w:tc>
         <w:tc>
           <w:tcPr>
-            <w:tcW w:w="900" w:type="dxa"/>
-          </w:tcPr>
-          <w:p>
-            <w:r>
+            <w:tcW w:w="798" w:type="dxa"/>
+            <w:tcBorders>
+              <w:top w:val="single" w:sz="4" w:space="0" w:color="808080"/>
+              <w:left w:val="single" w:sz="4" w:space="0" w:color="808080"/>
+              <w:bottom w:val="single" w:sz="4" w:space="0" w:color="808080"/>
+              <w:right w:val="single" w:sz="4" w:space="0" w:color="808080"/>
+            </w:tcBorders>
+          </w:tcPr>
+          <w:p>
+            <w:pPr>
+              <w:pStyle w:val="Normal"/>
+              <w:rPr/>
+            </w:pPr>
+            <w:r>
+              <w:rPr/>
               <w:t>55</w:t>
             </w:r>
           </w:p>
         </w:tc>
       </w:tr>
       <w:tr>
-        <w:tc>
-          <w:tcPr>
-            <w:tcW w:w="1700" w:type="dxa"/>
-          </w:tcPr>
-          <w:p>
-            <w:r>
+        <w:trPr/>
+        <w:tc>
+          <w:tcPr>
+            <w:tcW w:w="1503" w:type="dxa"/>
+            <w:tcBorders>
+              <w:top w:val="single" w:sz="4" w:space="0" w:color="808080"/>
+              <w:left w:val="single" w:sz="4" w:space="0" w:color="808080"/>
+              <w:bottom w:val="single" w:sz="4" w:space="0" w:color="808080"/>
+              <w:right w:val="single" w:sz="4" w:space="0" w:color="808080"/>
+            </w:tcBorders>
+          </w:tcPr>
+          <w:p>
+            <w:pPr>
+              <w:pStyle w:val="Normal"/>
+              <w:rPr/>
+            </w:pPr>
+            <w:r>
+              <w:rPr/>
               <w:t>Tabela 4.4</w:t>
             </w:r>
           </w:p>
         </w:tc>
         <w:tc>
           <w:tcPr>
-            <w:tcW w:w="7600" w:type="dxa"/>
-          </w:tcPr>
-          <w:p>
-            <w:r>
+            <w:tcW w:w="6725" w:type="dxa"/>
+            <w:tcBorders>
+              <w:top w:val="single" w:sz="4" w:space="0" w:color="808080"/>
+              <w:left w:val="single" w:sz="4" w:space="0" w:color="808080"/>
+              <w:bottom w:val="single" w:sz="4" w:space="0" w:color="808080"/>
+              <w:right w:val="single" w:sz="4" w:space="0" w:color="808080"/>
+            </w:tcBorders>
+          </w:tcPr>
+          <w:p>
+            <w:pPr>
+              <w:pStyle w:val="Normal"/>
+              <w:rPr/>
+            </w:pPr>
+            <w:r>
+              <w:rPr/>
               <w:t>Fontes integradas na base local de dados antropométricos</w:t>
             </w:r>
           </w:p>
         </w:tc>
         <w:tc>
           <w:tcPr>
-            <w:tcW w:w="900" w:type="dxa"/>
-          </w:tcPr>
-          <w:p>
-            <w:r>
+            <w:tcW w:w="798" w:type="dxa"/>
+            <w:tcBorders>
+              <w:top w:val="single" w:sz="4" w:space="0" w:color="808080"/>
+              <w:left w:val="single" w:sz="4" w:space="0" w:color="808080"/>
+              <w:bottom w:val="single" w:sz="4" w:space="0" w:color="808080"/>
+              <w:right w:val="single" w:sz="4" w:space="0" w:color="808080"/>
+            </w:tcBorders>
+          </w:tcPr>
+          <w:p>
+            <w:pPr>
+              <w:pStyle w:val="Normal"/>
+              <w:rPr/>
+            </w:pPr>
+            <w:r>
+              <w:rPr/>
               <w:t>57</w:t>
             </w:r>
           </w:p>
         </w:tc>
       </w:tr>
       <w:tr>
-        <w:tc>
-          <w:tcPr>
-            <w:tcW w:w="1700" w:type="dxa"/>
-          </w:tcPr>
-          <w:p>
-            <w:r>
+        <w:trPr/>
+        <w:tc>
+          <w:tcPr>
+            <w:tcW w:w="1503" w:type="dxa"/>
+            <w:tcBorders>
+              <w:top w:val="single" w:sz="4" w:space="0" w:color="808080"/>
+              <w:left w:val="single" w:sz="4" w:space="0" w:color="808080"/>
+              <w:bottom w:val="single" w:sz="4" w:space="0" w:color="808080"/>
+              <w:right w:val="single" w:sz="4" w:space="0" w:color="808080"/>
+            </w:tcBorders>
+          </w:tcPr>
+          <w:p>
+            <w:pPr>
+              <w:pStyle w:val="Normal"/>
+              <w:rPr/>
+            </w:pPr>
+            <w:r>
+              <w:rPr/>
               <w:t>Tabela 4.5</w:t>
             </w:r>
           </w:p>
         </w:tc>
         <w:tc>
           <w:tcPr>
-            <w:tcW w:w="7600" w:type="dxa"/>
-          </w:tcPr>
-          <w:p>
-            <w:r>
+            <w:tcW w:w="6725" w:type="dxa"/>
+            <w:tcBorders>
+              <w:top w:val="single" w:sz="4" w:space="0" w:color="808080"/>
+              <w:left w:val="single" w:sz="4" w:space="0" w:color="808080"/>
+              <w:bottom w:val="single" w:sz="4" w:space="0" w:color="808080"/>
+              <w:right w:val="single" w:sz="4" w:space="0" w:color="808080"/>
+            </w:tcBorders>
+          </w:tcPr>
+          <w:p>
+            <w:pPr>
+              <w:pStyle w:val="Normal"/>
+              <w:rPr/>
+            </w:pPr>
+            <w:r>
+              <w:rPr/>
               <w:t>Estrutura hierárquica dos parâmetros no modelo paramétrico</w:t>
             </w:r>
           </w:p>
         </w:tc>
         <w:tc>
           <w:tcPr>
-            <w:tcW w:w="900" w:type="dxa"/>
-          </w:tcPr>
-          <w:p>
-            <w:r>
+            <w:tcW w:w="798" w:type="dxa"/>
+            <w:tcBorders>
+              <w:top w:val="single" w:sz="4" w:space="0" w:color="808080"/>
+              <w:left w:val="single" w:sz="4" w:space="0" w:color="808080"/>
+              <w:bottom w:val="single" w:sz="4" w:space="0" w:color="808080"/>
+              <w:right w:val="single" w:sz="4" w:space="0" w:color="808080"/>
+            </w:tcBorders>
+          </w:tcPr>
+          <w:p>
+            <w:pPr>
+              <w:pStyle w:val="Normal"/>
+              <w:rPr/>
+            </w:pPr>
+            <w:r>
+              <w:rPr/>
               <w:t>61</w:t>
             </w:r>
           </w:p>
         </w:tc>
       </w:tr>
       <w:tr>
-        <w:tc>
-          <w:tcPr>
-            <w:tcW w:w="1700" w:type="dxa"/>
-          </w:tcPr>
-          <w:p>
-            <w:r>
+        <w:trPr/>
+        <w:tc>
+          <w:tcPr>
+            <w:tcW w:w="1503" w:type="dxa"/>
+            <w:tcBorders>
+              <w:top w:val="single" w:sz="4" w:space="0" w:color="808080"/>
+              <w:left w:val="single" w:sz="4" w:space="0" w:color="808080"/>
+              <w:bottom w:val="single" w:sz="4" w:space="0" w:color="808080"/>
+              <w:right w:val="single" w:sz="4" w:space="0" w:color="808080"/>
+            </w:tcBorders>
+          </w:tcPr>
+          <w:p>
+            <w:pPr>
+              <w:pStyle w:val="Normal"/>
+              <w:rPr/>
+            </w:pPr>
+            <w:r>
+              <w:rPr/>
               <w:t>Tabela 4.6</w:t>
             </w:r>
           </w:p>
         </w:tc>
         <w:tc>
           <w:tcPr>
-            <w:tcW w:w="7600" w:type="dxa"/>
-          </w:tcPr>
-          <w:p>
-            <w:r>
+            <w:tcW w:w="6725" w:type="dxa"/>
+            <w:tcBorders>
+              <w:top w:val="single" w:sz="4" w:space="0" w:color="808080"/>
+              <w:left w:val="single" w:sz="4" w:space="0" w:color="808080"/>
+              <w:bottom w:val="single" w:sz="4" w:space="0" w:color="808080"/>
+              <w:right w:val="single" w:sz="4" w:space="0" w:color="808080"/>
+            </w:tcBorders>
+          </w:tcPr>
+          <w:p>
+            <w:pPr>
+              <w:pStyle w:val="Normal"/>
+              <w:rPr/>
+            </w:pPr>
+            <w:r>
+              <w:rPr/>
               <w:t>Mapeamento entre parâmetros antropométricos e elementos do modelo</w:t>
             </w:r>
           </w:p>
         </w:tc>
         <w:tc>
           <w:tcPr>
-            <w:tcW w:w="900" w:type="dxa"/>
-          </w:tcPr>
-          <w:p>
-            <w:r>
+            <w:tcW w:w="798" w:type="dxa"/>
+            <w:tcBorders>
+              <w:top w:val="single" w:sz="4" w:space="0" w:color="808080"/>
+              <w:left w:val="single" w:sz="4" w:space="0" w:color="808080"/>
+              <w:bottom w:val="single" w:sz="4" w:space="0" w:color="808080"/>
+              <w:right w:val="single" w:sz="4" w:space="0" w:color="808080"/>
+            </w:tcBorders>
+          </w:tcPr>
+          <w:p>
+            <w:pPr>
+              <w:pStyle w:val="Normal"/>
+              <w:rPr/>
+            </w:pPr>
+            <w:r>
+              <w:rPr/>
               <w:t>63</w:t>
             </w:r>
           </w:p>
         </w:tc>
       </w:tr>
       <w:tr>
-        <w:tc>
-          <w:tcPr>
-            <w:tcW w:w="1700" w:type="dxa"/>
-          </w:tcPr>
-          <w:p>
-            <w:r>
+        <w:trPr/>
+        <w:tc>
+          <w:tcPr>
+            <w:tcW w:w="1503" w:type="dxa"/>
+            <w:tcBorders>
+              <w:top w:val="single" w:sz="4" w:space="0" w:color="808080"/>
+              <w:left w:val="single" w:sz="4" w:space="0" w:color="808080"/>
+              <w:bottom w:val="single" w:sz="4" w:space="0" w:color="808080"/>
+              <w:right w:val="single" w:sz="4" w:space="0" w:color="808080"/>
+            </w:tcBorders>
+          </w:tcPr>
+          <w:p>
+            <w:pPr>
+              <w:pStyle w:val="Normal"/>
+              <w:rPr/>
+            </w:pPr>
+            <w:r>
+              <w:rPr/>
               <w:t>Tabela 4.7</w:t>
             </w:r>
           </w:p>
         </w:tc>
         <w:tc>
           <w:tcPr>
-            <w:tcW w:w="7600" w:type="dxa"/>
-          </w:tcPr>
-          <w:p>
-            <w:r>
+            <w:tcW w:w="6725" w:type="dxa"/>
+            <w:tcBorders>
+              <w:top w:val="single" w:sz="4" w:space="0" w:color="808080"/>
+              <w:left w:val="single" w:sz="4" w:space="0" w:color="808080"/>
+              <w:bottom w:val="single" w:sz="4" w:space="0" w:color="808080"/>
+              <w:right w:val="single" w:sz="4" w:space="0" w:color="808080"/>
+            </w:tcBorders>
+          </w:tcPr>
+          <w:p>
+            <w:pPr>
+              <w:pStyle w:val="Normal"/>
+              <w:rPr/>
+            </w:pPr>
+            <w:r>
+              <w:rPr/>
               <w:t>Estrutura técnica em camadas de um modelo paramétrico em OpenSCAD para próteses personalizadas</w:t>
             </w:r>
           </w:p>
         </w:tc>
         <w:tc>
           <w:tcPr>
-            <w:tcW w:w="900" w:type="dxa"/>
-          </w:tcPr>
-          <w:p>
-            <w:r>
+            <w:tcW w:w="798" w:type="dxa"/>
+            <w:tcBorders>
+              <w:top w:val="single" w:sz="4" w:space="0" w:color="808080"/>
+              <w:left w:val="single" w:sz="4" w:space="0" w:color="808080"/>
+              <w:bottom w:val="single" w:sz="4" w:space="0" w:color="808080"/>
+              <w:right w:val="single" w:sz="4" w:space="0" w:color="808080"/>
+            </w:tcBorders>
+          </w:tcPr>
+          <w:p>
+            <w:pPr>
+              <w:pStyle w:val="Normal"/>
+              <w:rPr/>
+            </w:pPr>
+            <w:r>
+              <w:rPr/>
               <w:t>65</w:t>
             </w:r>
           </w:p>
         </w:tc>
       </w:tr>
       <w:tr>
-        <w:tc>
-          <w:tcPr>
-            <w:tcW w:w="1700" w:type="dxa"/>
-          </w:tcPr>
-          <w:p>
-            <w:r>
+        <w:trPr/>
+        <w:tc>
+          <w:tcPr>
+            <w:tcW w:w="1503" w:type="dxa"/>
+            <w:tcBorders>
+              <w:top w:val="single" w:sz="4" w:space="0" w:color="808080"/>
+              <w:left w:val="single" w:sz="4" w:space="0" w:color="808080"/>
+              <w:bottom w:val="single" w:sz="4" w:space="0" w:color="808080"/>
+              <w:right w:val="single" w:sz="4" w:space="0" w:color="808080"/>
+            </w:tcBorders>
+          </w:tcPr>
+          <w:p>
+            <w:pPr>
+              <w:pStyle w:val="Normal"/>
+              <w:rPr/>
+            </w:pPr>
+            <w:r>
+              <w:rPr/>
               <w:t>Tabela 8.1</w:t>
             </w:r>
           </w:p>
         </w:tc>
         <w:tc>
           <w:tcPr>
-            <w:tcW w:w="7600" w:type="dxa"/>
-          </w:tcPr>
-          <w:p>
-            <w:r>
+            <w:tcW w:w="6725" w:type="dxa"/>
+            <w:tcBorders>
+              <w:top w:val="single" w:sz="4" w:space="0" w:color="808080"/>
+              <w:left w:val="single" w:sz="4" w:space="0" w:color="808080"/>
+              <w:bottom w:val="single" w:sz="4" w:space="0" w:color="808080"/>
+              <w:right w:val="single" w:sz="4" w:space="0" w:color="808080"/>
+            </w:tcBorders>
+          </w:tcPr>
+          <w:p>
+            <w:pPr>
+              <w:pStyle w:val="Normal"/>
+              <w:rPr/>
+            </w:pPr>
+            <w:r>
+              <w:rPr/>
               <w:t>Síntese dos resultados da validação por impressão 3D</w:t>
             </w:r>
           </w:p>
         </w:tc>
         <w:tc>
           <w:tcPr>
-            <w:tcW w:w="900" w:type="dxa"/>
-          </w:tcPr>
-          <w:p>
-            <w:r>
+            <w:tcW w:w="798" w:type="dxa"/>
+            <w:tcBorders>
+              <w:top w:val="single" w:sz="4" w:space="0" w:color="808080"/>
+              <w:left w:val="single" w:sz="4" w:space="0" w:color="808080"/>
+              <w:bottom w:val="single" w:sz="4" w:space="0" w:color="808080"/>
+              <w:right w:val="single" w:sz="4" w:space="0" w:color="808080"/>
+            </w:tcBorders>
+          </w:tcPr>
+          <w:p>
+            <w:pPr>
+              <w:pStyle w:val="Normal"/>
+              <w:rPr/>
+            </w:pPr>
+            <w:r>
+              <w:rPr/>
               <w:t>98</w:t>
             </w:r>
           </w:p>
         </w:tc>
       </w:tr>
       <w:tr>
-        <w:tc>
-          <w:tcPr>
-            <w:tcW w:w="1700" w:type="dxa"/>
-          </w:tcPr>
-          <w:p>
-            <w:r>
+        <w:trPr/>
+        <w:tc>
+          <w:tcPr>
+            <w:tcW w:w="1503" w:type="dxa"/>
+            <w:tcBorders>
+              <w:top w:val="single" w:sz="4" w:space="0" w:color="808080"/>
+              <w:left w:val="single" w:sz="4" w:space="0" w:color="808080"/>
+              <w:bottom w:val="single" w:sz="4" w:space="0" w:color="808080"/>
+              <w:right w:val="single" w:sz="4" w:space="0" w:color="808080"/>
+            </w:tcBorders>
+          </w:tcPr>
+          <w:p>
+            <w:pPr>
+              <w:pStyle w:val="Normal"/>
+              <w:rPr/>
+            </w:pPr>
+            <w:r>
+              <w:rPr/>
               <w:t>Tabela 8.2</w:t>
             </w:r>
           </w:p>
         </w:tc>
         <w:tc>
           <w:tcPr>
-            <w:tcW w:w="7600" w:type="dxa"/>
-          </w:tcPr>
-          <w:p>
-            <w:r>
+            <w:tcW w:w="6725" w:type="dxa"/>
+            <w:tcBorders>
+              <w:top w:val="single" w:sz="4" w:space="0" w:color="808080"/>
+              <w:left w:val="single" w:sz="4" w:space="0" w:color="808080"/>
+              <w:bottom w:val="single" w:sz="4" w:space="0" w:color="808080"/>
+              <w:right w:val="single" w:sz="4" w:space="0" w:color="808080"/>
+            </w:tcBorders>
+          </w:tcPr>
+          <w:p>
+            <w:pPr>
+              <w:pStyle w:val="Normal"/>
+              <w:rPr/>
+            </w:pPr>
+            <w:r>
+              <w:rPr/>
               <w:t>Entradas/prompt utilizadas para criação dos perfis de validação antropométrica por IA</w:t>
             </w:r>
           </w:p>
         </w:tc>
         <w:tc>
           <w:tcPr>
-            <w:tcW w:w="900" w:type="dxa"/>
-          </w:tcPr>
-          <w:p>
-            <w:r>
+            <w:tcW w:w="798" w:type="dxa"/>
+            <w:tcBorders>
+              <w:top w:val="single" w:sz="4" w:space="0" w:color="808080"/>
+              <w:left w:val="single" w:sz="4" w:space="0" w:color="808080"/>
+              <w:bottom w:val="single" w:sz="4" w:space="0" w:color="808080"/>
+              <w:right w:val="single" w:sz="4" w:space="0" w:color="808080"/>
+            </w:tcBorders>
+          </w:tcPr>
+          <w:p>
+            <w:pPr>
+              <w:pStyle w:val="Normal"/>
+              <w:rPr/>
+            </w:pPr>
+            <w:r>
+              <w:rPr/>
               <w:t>100</w:t>
             </w:r>
           </w:p>
         </w:tc>
       </w:tr>
       <w:tr>
-        <w:tc>
-          <w:tcPr>
-            <w:tcW w:w="1700" w:type="dxa"/>
-          </w:tcPr>
-          <w:p>
-            <w:r>
+        <w:trPr/>
+        <w:tc>
+          <w:tcPr>
+            <w:tcW w:w="1503" w:type="dxa"/>
+            <w:tcBorders>
+              <w:top w:val="single" w:sz="4" w:space="0" w:color="808080"/>
+              <w:left w:val="single" w:sz="4" w:space="0" w:color="808080"/>
+              <w:bottom w:val="single" w:sz="4" w:space="0" w:color="808080"/>
+              <w:right w:val="single" w:sz="4" w:space="0" w:color="808080"/>
+            </w:tcBorders>
+          </w:tcPr>
+          <w:p>
+            <w:pPr>
+              <w:pStyle w:val="Normal"/>
+              <w:rPr/>
+            </w:pPr>
+            <w:r>
+              <w:rPr/>
               <w:t>Tabela 8.3</w:t>
             </w:r>
           </w:p>
         </w:tc>
         <w:tc>
           <w:tcPr>
-            <w:tcW w:w="7600" w:type="dxa"/>
-          </w:tcPr>
-          <w:p>
-            <w:r>
+            <w:tcW w:w="6725" w:type="dxa"/>
+            <w:tcBorders>
+              <w:top w:val="single" w:sz="4" w:space="0" w:color="808080"/>
+              <w:left w:val="single" w:sz="4" w:space="0" w:color="808080"/>
+              <w:bottom w:val="single" w:sz="4" w:space="0" w:color="808080"/>
+              <w:right w:val="single" w:sz="4" w:space="0" w:color="808080"/>
+            </w:tcBorders>
+          </w:tcPr>
+          <w:p>
+            <w:pPr>
+              <w:pStyle w:val="Normal"/>
+              <w:rPr/>
+            </w:pPr>
+            <w:r>
+              <w:rPr/>
               <w:t>Síntese da validação antropométrica assistida por IA</w:t>
             </w:r>
           </w:p>
         </w:tc>
         <w:tc>
           <w:tcPr>
-            <w:tcW w:w="900" w:type="dxa"/>
-          </w:tcPr>
-          <w:p>
-            <w:r>
+            <w:tcW w:w="798" w:type="dxa"/>
+            <w:tcBorders>
+              <w:top w:val="single" w:sz="4" w:space="0" w:color="808080"/>
+              <w:left w:val="single" w:sz="4" w:space="0" w:color="808080"/>
+              <w:bottom w:val="single" w:sz="4" w:space="0" w:color="808080"/>
+              <w:right w:val="single" w:sz="4" w:space="0" w:color="808080"/>
+            </w:tcBorders>
+          </w:tcPr>
+          <w:p>
+            <w:pPr>
+              <w:pStyle w:val="Normal"/>
+              <w:rPr/>
+            </w:pPr>
+            <w:r>
+              <w:rPr/>
               <w:t>102</w:t>
             </w:r>
           </w:p>
         </w:tc>
       </w:tr>
       <w:tr>
-        <w:tc>
-          <w:tcPr>
-            <w:tcW w:w="1700" w:type="dxa"/>
-          </w:tcPr>
-          <w:p>
-            <w:r>
+        <w:trPr/>
+        <w:tc>
+          <w:tcPr>
+            <w:tcW w:w="1503" w:type="dxa"/>
+            <w:tcBorders>
+              <w:top w:val="single" w:sz="4" w:space="0" w:color="808080"/>
+              <w:left w:val="single" w:sz="4" w:space="0" w:color="808080"/>
+              <w:bottom w:val="single" w:sz="4" w:space="0" w:color="808080"/>
+              <w:right w:val="single" w:sz="4" w:space="0" w:color="808080"/>
+            </w:tcBorders>
+          </w:tcPr>
+          <w:p>
+            <w:pPr>
+              <w:pStyle w:val="Normal"/>
+              <w:rPr/>
+            </w:pPr>
+            <w:r>
+              <w:rPr/>
               <w:t>Tabela 8.4</w:t>
             </w:r>
           </w:p>
         </w:tc>
         <w:tc>
           <w:tcPr>
-            <w:tcW w:w="7600" w:type="dxa"/>
-          </w:tcPr>
-          <w:p>
-            <w:r>
+            <w:tcW w:w="6725" w:type="dxa"/>
+            <w:tcBorders>
+              <w:top w:val="single" w:sz="4" w:space="0" w:color="808080"/>
+              <w:left w:val="single" w:sz="4" w:space="0" w:color="808080"/>
+              <w:bottom w:val="single" w:sz="4" w:space="0" w:color="808080"/>
+              <w:right w:val="single" w:sz="4" w:space="0" w:color="808080"/>
+            </w:tcBorders>
+          </w:tcPr>
+          <w:p>
+            <w:pPr>
+              <w:pStyle w:val="Normal"/>
+              <w:rPr/>
+            </w:pPr>
+            <w:r>
+              <w:rPr/>
               <w:t>Modelos e mecanismos de escala avaliados</w:t>
             </w:r>
           </w:p>
         </w:tc>
         <w:tc>
           <w:tcPr>
-            <w:tcW w:w="900" w:type="dxa"/>
-          </w:tcPr>
-          <w:p>
-            <w:r>
+            <w:tcW w:w="798" w:type="dxa"/>
+            <w:tcBorders>
+              <w:top w:val="single" w:sz="4" w:space="0" w:color="808080"/>
+              <w:left w:val="single" w:sz="4" w:space="0" w:color="808080"/>
+              <w:bottom w:val="single" w:sz="4" w:space="0" w:color="808080"/>
+              <w:right w:val="single" w:sz="4" w:space="0" w:color="808080"/>
+            </w:tcBorders>
+          </w:tcPr>
+          <w:p>
+            <w:pPr>
+              <w:pStyle w:val="Normal"/>
+              <w:rPr/>
+            </w:pPr>
+            <w:r>
+              <w:rPr/>
               <w:t>103</w:t>
             </w:r>
           </w:p>
         </w:tc>
       </w:tr>
       <w:tr>
-        <w:tc>
-          <w:tcPr>
-            <w:tcW w:w="1700" w:type="dxa"/>
-          </w:tcPr>
-          <w:p>
-            <w:r>
+        <w:trPr/>
+        <w:tc>
+          <w:tcPr>
+            <w:tcW w:w="1503" w:type="dxa"/>
+            <w:tcBorders>
+              <w:top w:val="single" w:sz="4" w:space="0" w:color="808080"/>
+              <w:left w:val="single" w:sz="4" w:space="0" w:color="808080"/>
+              <w:bottom w:val="single" w:sz="4" w:space="0" w:color="808080"/>
+              <w:right w:val="single" w:sz="4" w:space="0" w:color="808080"/>
+            </w:tcBorders>
+          </w:tcPr>
+          <w:p>
+            <w:pPr>
+              <w:pStyle w:val="Normal"/>
+              <w:rPr/>
+            </w:pPr>
+            <w:r>
+              <w:rPr/>
               <w:t>Tabela 8.5</w:t>
             </w:r>
           </w:p>
         </w:tc>
         <w:tc>
           <w:tcPr>
-            <w:tcW w:w="7600" w:type="dxa"/>
-          </w:tcPr>
-          <w:p>
-            <w:r>
+            <w:tcW w:w="6725" w:type="dxa"/>
+            <w:tcBorders>
+              <w:top w:val="single" w:sz="4" w:space="0" w:color="808080"/>
+              <w:left w:val="single" w:sz="4" w:space="0" w:color="808080"/>
+              <w:bottom w:val="single" w:sz="4" w:space="0" w:color="808080"/>
+              <w:right w:val="single" w:sz="4" w:space="0" w:color="808080"/>
+            </w:tcBorders>
+          </w:tcPr>
+          <w:p>
+            <w:pPr>
+              <w:pStyle w:val="Normal"/>
+              <w:rPr/>
+            </w:pPr>
+            <w:r>
+              <w:rPr/>
               <w:t>Rácio adimensional da maior dimensão da palma exportada face ao baseline</w:t>
             </w:r>
           </w:p>
         </w:tc>
         <w:tc>
           <w:tcPr>
-            <w:tcW w:w="900" w:type="dxa"/>
-          </w:tcPr>
-          <w:p>
-            <w:r>
+            <w:tcW w:w="798" w:type="dxa"/>
+            <w:tcBorders>
+              <w:top w:val="single" w:sz="4" w:space="0" w:color="808080"/>
+              <w:left w:val="single" w:sz="4" w:space="0" w:color="808080"/>
+              <w:bottom w:val="single" w:sz="4" w:space="0" w:color="808080"/>
+              <w:right w:val="single" w:sz="4" w:space="0" w:color="808080"/>
+            </w:tcBorders>
+          </w:tcPr>
+          <w:p>
+            <w:pPr>
+              <w:pStyle w:val="Normal"/>
+              <w:rPr/>
+            </w:pPr>
+            <w:r>
+              <w:rPr/>
               <w:t>103</w:t>
             </w:r>
           </w:p>
         </w:tc>
       </w:tr>
     </w:tbl>
-    <w:p/>
+    <w:p>
+      <w:pPr>
+        <w:pStyle w:val="Normal"/>
+        <w:rPr/>
+      </w:pPr>
+      <w:r>
+        <w:rPr/>
+      </w:r>
+    </w:p>
     <w:p>
       <w:pPr>
         <w:pStyle w:val="Heading2"/>
         <w:rPr/>
       </w:pPr>
       <w:r>
+        <w:rPr/>
         <w:t>Lista de figuras</w:t>
       </w:r>
     </w:p>
@@ -3852,694 +4384,1423 @@
       <w:tblPr>
         <w:tblStyle w:val="TableGrid"/>
         <w:tblW w:w="5000" w:type="pct"/>
-        <w:tblBorders>
-          <w:top w:val="single" w:sz="4" w:space="0" w:color="808080"/>
-          <w:left w:val="single" w:sz="4" w:space="0" w:color="808080"/>
-          <w:bottom w:val="single" w:sz="4" w:space="0" w:color="808080"/>
-          <w:right w:val="single" w:sz="4" w:space="0" w:color="808080"/>
-          <w:insideH w:val="single" w:sz="4" w:space="0" w:color="808080"/>
-          <w:insideV w:val="single" w:sz="4" w:space="0" w:color="808080"/>
-        </w:tblBorders>
+        <w:jc w:val="left"/>
+        <w:tblInd w:w="103" w:type="dxa"/>
+        <w:tblLayout w:type="fixed"/>
+        <w:tblCellMar>
+          <w:top w:w="0" w:type="dxa"/>
+          <w:left w:w="108" w:type="dxa"/>
+          <w:bottom w:w="0" w:type="dxa"/>
+          <w:right w:w="108" w:type="dxa"/>
+        </w:tblCellMar>
       </w:tblPr>
       <w:tblGrid>
-        <w:gridCol w:w="1700"/>
-        <w:gridCol w:w="7600"/>
-        <w:gridCol w:w="900"/>
+        <w:gridCol w:w="1503"/>
+        <w:gridCol w:w="6725"/>
+        <w:gridCol w:w="798"/>
       </w:tblGrid>
       <w:tr>
-        <w:tc>
-          <w:tcPr>
-            <w:tcW w:w="1700" w:type="dxa"/>
-          </w:tcPr>
-          <w:p>
-            <w:r>
+        <w:trPr/>
+        <w:tc>
+          <w:tcPr>
+            <w:tcW w:w="1503" w:type="dxa"/>
+            <w:tcBorders>
+              <w:top w:val="single" w:sz="4" w:space="0" w:color="808080"/>
+              <w:left w:val="single" w:sz="4" w:space="0" w:color="808080"/>
+              <w:bottom w:val="single" w:sz="4" w:space="0" w:color="808080"/>
+              <w:right w:val="single" w:sz="4" w:space="0" w:color="808080"/>
+            </w:tcBorders>
+          </w:tcPr>
+          <w:p>
+            <w:pPr>
+              <w:pStyle w:val="Normal"/>
+              <w:rPr/>
+            </w:pPr>
+            <w:r>
+              <w:rPr/>
               <w:t>Identificação</w:t>
             </w:r>
           </w:p>
         </w:tc>
         <w:tc>
           <w:tcPr>
-            <w:tcW w:w="7600" w:type="dxa"/>
-          </w:tcPr>
-          <w:p>
-            <w:r>
+            <w:tcW w:w="6725" w:type="dxa"/>
+            <w:tcBorders>
+              <w:top w:val="single" w:sz="4" w:space="0" w:color="808080"/>
+              <w:left w:val="single" w:sz="4" w:space="0" w:color="808080"/>
+              <w:bottom w:val="single" w:sz="4" w:space="0" w:color="808080"/>
+              <w:right w:val="single" w:sz="4" w:space="0" w:color="808080"/>
+            </w:tcBorders>
+          </w:tcPr>
+          <w:p>
+            <w:pPr>
+              <w:pStyle w:val="Normal"/>
+              <w:rPr/>
+            </w:pPr>
+            <w:r>
+              <w:rPr/>
               <w:t>Descrição</w:t>
             </w:r>
           </w:p>
         </w:tc>
         <w:tc>
           <w:tcPr>
-            <w:tcW w:w="900" w:type="dxa"/>
-          </w:tcPr>
-          <w:p>
-            <w:r>
+            <w:tcW w:w="798" w:type="dxa"/>
+            <w:tcBorders>
+              <w:top w:val="single" w:sz="4" w:space="0" w:color="808080"/>
+              <w:left w:val="single" w:sz="4" w:space="0" w:color="808080"/>
+              <w:bottom w:val="single" w:sz="4" w:space="0" w:color="808080"/>
+              <w:right w:val="single" w:sz="4" w:space="0" w:color="808080"/>
+            </w:tcBorders>
+          </w:tcPr>
+          <w:p>
+            <w:pPr>
+              <w:pStyle w:val="Normal"/>
+              <w:rPr/>
+            </w:pPr>
+            <w:r>
+              <w:rPr/>
               <w:t>Página</w:t>
             </w:r>
           </w:p>
         </w:tc>
       </w:tr>
       <w:tr>
-        <w:tc>
-          <w:tcPr>
-            <w:tcW w:w="1700" w:type="dxa"/>
-          </w:tcPr>
-          <w:p>
-            <w:r>
+        <w:trPr/>
+        <w:tc>
+          <w:tcPr>
+            <w:tcW w:w="1503" w:type="dxa"/>
+            <w:tcBorders>
+              <w:top w:val="single" w:sz="4" w:space="0" w:color="808080"/>
+              <w:left w:val="single" w:sz="4" w:space="0" w:color="808080"/>
+              <w:bottom w:val="single" w:sz="4" w:space="0" w:color="808080"/>
+              <w:right w:val="single" w:sz="4" w:space="0" w:color="808080"/>
+            </w:tcBorders>
+          </w:tcPr>
+          <w:p>
+            <w:pPr>
+              <w:pStyle w:val="Normal"/>
+              <w:rPr/>
+            </w:pPr>
+            <w:r>
+              <w:rPr/>
               <w:t>Figura 1.1</w:t>
             </w:r>
           </w:p>
         </w:tc>
         <w:tc>
           <w:tcPr>
-            <w:tcW w:w="7600" w:type="dxa"/>
-          </w:tcPr>
-          <w:p>
-            <w:r>
+            <w:tcW w:w="6725" w:type="dxa"/>
+            <w:tcBorders>
+              <w:top w:val="single" w:sz="4" w:space="0" w:color="808080"/>
+              <w:left w:val="single" w:sz="4" w:space="0" w:color="808080"/>
+              <w:bottom w:val="single" w:sz="4" w:space="0" w:color="808080"/>
+              <w:right w:val="single" w:sz="4" w:space="0" w:color="808080"/>
+            </w:tcBorders>
+          </w:tcPr>
+          <w:p>
+            <w:pPr>
+              <w:pStyle w:val="Normal"/>
+              <w:rPr/>
+            </w:pPr>
+            <w:r>
+              <w:rPr/>
               <w:t>Exemplos de próteses e dispositivos associados à fabricação aditiva em contexto protésico.</w:t>
             </w:r>
           </w:p>
         </w:tc>
         <w:tc>
           <w:tcPr>
-            <w:tcW w:w="900" w:type="dxa"/>
-          </w:tcPr>
-          <w:p>
-            <w:r>
+            <w:tcW w:w="798" w:type="dxa"/>
+            <w:tcBorders>
+              <w:top w:val="single" w:sz="4" w:space="0" w:color="808080"/>
+              <w:left w:val="single" w:sz="4" w:space="0" w:color="808080"/>
+              <w:bottom w:val="single" w:sz="4" w:space="0" w:color="808080"/>
+              <w:right w:val="single" w:sz="4" w:space="0" w:color="808080"/>
+            </w:tcBorders>
+          </w:tcPr>
+          <w:p>
+            <w:pPr>
+              <w:pStyle w:val="Normal"/>
+              <w:rPr/>
+            </w:pPr>
+            <w:r>
+              <w:rPr/>
               <w:t>5</w:t>
             </w:r>
           </w:p>
         </w:tc>
       </w:tr>
       <w:tr>
-        <w:tc>
-          <w:tcPr>
-            <w:tcW w:w="1700" w:type="dxa"/>
-          </w:tcPr>
-          <w:p>
-            <w:r>
+        <w:trPr/>
+        <w:tc>
+          <w:tcPr>
+            <w:tcW w:w="1503" w:type="dxa"/>
+            <w:tcBorders>
+              <w:top w:val="single" w:sz="4" w:space="0" w:color="808080"/>
+              <w:left w:val="single" w:sz="4" w:space="0" w:color="808080"/>
+              <w:bottom w:val="single" w:sz="4" w:space="0" w:color="808080"/>
+              <w:right w:val="single" w:sz="4" w:space="0" w:color="808080"/>
+            </w:tcBorders>
+          </w:tcPr>
+          <w:p>
+            <w:pPr>
+              <w:pStyle w:val="Normal"/>
+              <w:rPr/>
+            </w:pPr>
+            <w:r>
+              <w:rPr/>
               <w:t>Figura 2.1</w:t>
             </w:r>
           </w:p>
         </w:tc>
         <w:tc>
           <w:tcPr>
-            <w:tcW w:w="7600" w:type="dxa"/>
-          </w:tcPr>
-          <w:p>
-            <w:r>
+            <w:tcW w:w="6725" w:type="dxa"/>
+            <w:tcBorders>
+              <w:top w:val="single" w:sz="4" w:space="0" w:color="808080"/>
+              <w:left w:val="single" w:sz="4" w:space="0" w:color="808080"/>
+              <w:bottom w:val="single" w:sz="4" w:space="0" w:color="808080"/>
+              <w:right w:val="single" w:sz="4" w:space="0" w:color="808080"/>
+            </w:tcBorders>
+          </w:tcPr>
+          <w:p>
+            <w:pPr>
+              <w:pStyle w:val="Normal"/>
+              <w:rPr/>
+            </w:pPr>
+            <w:r>
+              <w:rPr/>
               <w:t>Exemplos de próteses de membro superior impressas em 3D, ilustrando diversidade tipológica e construtiva.</w:t>
             </w:r>
           </w:p>
         </w:tc>
         <w:tc>
           <w:tcPr>
-            <w:tcW w:w="900" w:type="dxa"/>
-          </w:tcPr>
-          <w:p>
-            <w:r>
+            <w:tcW w:w="798" w:type="dxa"/>
+            <w:tcBorders>
+              <w:top w:val="single" w:sz="4" w:space="0" w:color="808080"/>
+              <w:left w:val="single" w:sz="4" w:space="0" w:color="808080"/>
+              <w:bottom w:val="single" w:sz="4" w:space="0" w:color="808080"/>
+              <w:right w:val="single" w:sz="4" w:space="0" w:color="808080"/>
+            </w:tcBorders>
+          </w:tcPr>
+          <w:p>
+            <w:pPr>
+              <w:pStyle w:val="Normal"/>
+              <w:rPr/>
+            </w:pPr>
+            <w:r>
+              <w:rPr/>
               <w:t>10</w:t>
             </w:r>
           </w:p>
         </w:tc>
       </w:tr>
       <w:tr>
-        <w:tc>
-          <w:tcPr>
-            <w:tcW w:w="1700" w:type="dxa"/>
-          </w:tcPr>
-          <w:p>
-            <w:r>
+        <w:trPr/>
+        <w:tc>
+          <w:tcPr>
+            <w:tcW w:w="1503" w:type="dxa"/>
+            <w:tcBorders>
+              <w:top w:val="single" w:sz="4" w:space="0" w:color="808080"/>
+              <w:left w:val="single" w:sz="4" w:space="0" w:color="808080"/>
+              <w:bottom w:val="single" w:sz="4" w:space="0" w:color="808080"/>
+              <w:right w:val="single" w:sz="4" w:space="0" w:color="808080"/>
+            </w:tcBorders>
+          </w:tcPr>
+          <w:p>
+            <w:pPr>
+              <w:pStyle w:val="Normal"/>
+              <w:rPr/>
+            </w:pPr>
+            <w:r>
+              <w:rPr/>
               <w:t>Figura 2.2</w:t>
             </w:r>
           </w:p>
         </w:tc>
         <w:tc>
           <w:tcPr>
-            <w:tcW w:w="7600" w:type="dxa"/>
-          </w:tcPr>
-          <w:p>
-            <w:r>
+            <w:tcW w:w="6725" w:type="dxa"/>
+            <w:tcBorders>
+              <w:top w:val="single" w:sz="4" w:space="0" w:color="808080"/>
+              <w:left w:val="single" w:sz="4" w:space="0" w:color="808080"/>
+              <w:bottom w:val="single" w:sz="4" w:space="0" w:color="808080"/>
+              <w:right w:val="single" w:sz="4" w:space="0" w:color="808080"/>
+            </w:tcBorders>
+          </w:tcPr>
+          <w:p>
+            <w:pPr>
+              <w:pStyle w:val="Normal"/>
+              <w:rPr/>
+            </w:pPr>
+            <w:r>
+              <w:rPr/>
               <w:t>Utilização, rejeição primária e rejeição secundária de próteses do membro superior adquiridas.</w:t>
             </w:r>
           </w:p>
         </w:tc>
         <w:tc>
           <w:tcPr>
-            <w:tcW w:w="900" w:type="dxa"/>
-          </w:tcPr>
-          <w:p>
-            <w:r>
+            <w:tcW w:w="798" w:type="dxa"/>
+            <w:tcBorders>
+              <w:top w:val="single" w:sz="4" w:space="0" w:color="808080"/>
+              <w:left w:val="single" w:sz="4" w:space="0" w:color="808080"/>
+              <w:bottom w:val="single" w:sz="4" w:space="0" w:color="808080"/>
+              <w:right w:val="single" w:sz="4" w:space="0" w:color="808080"/>
+            </w:tcBorders>
+          </w:tcPr>
+          <w:p>
+            <w:pPr>
+              <w:pStyle w:val="Normal"/>
+              <w:rPr/>
+            </w:pPr>
+            <w:r>
+              <w:rPr/>
               <w:t>12</w:t>
             </w:r>
           </w:p>
         </w:tc>
       </w:tr>
       <w:tr>
-        <w:tc>
-          <w:tcPr>
-            <w:tcW w:w="1700" w:type="dxa"/>
-          </w:tcPr>
-          <w:p>
-            <w:r>
+        <w:trPr/>
+        <w:tc>
+          <w:tcPr>
+            <w:tcW w:w="1503" w:type="dxa"/>
+            <w:tcBorders>
+              <w:top w:val="single" w:sz="4" w:space="0" w:color="808080"/>
+              <w:left w:val="single" w:sz="4" w:space="0" w:color="808080"/>
+              <w:bottom w:val="single" w:sz="4" w:space="0" w:color="808080"/>
+              <w:right w:val="single" w:sz="4" w:space="0" w:color="808080"/>
+            </w:tcBorders>
+          </w:tcPr>
+          <w:p>
+            <w:pPr>
+              <w:pStyle w:val="Normal"/>
+              <w:rPr/>
+            </w:pPr>
+            <w:r>
+              <w:rPr/>
               <w:t>Figura 2.3</w:t>
             </w:r>
           </w:p>
         </w:tc>
         <w:tc>
           <w:tcPr>
-            <w:tcW w:w="7600" w:type="dxa"/>
-          </w:tcPr>
-          <w:p>
-            <w:r>
+            <w:tcW w:w="6725" w:type="dxa"/>
+            <w:tcBorders>
+              <w:top w:val="single" w:sz="4" w:space="0" w:color="808080"/>
+              <w:left w:val="single" w:sz="4" w:space="0" w:color="808080"/>
+              <w:bottom w:val="single" w:sz="4" w:space="0" w:color="808080"/>
+              <w:right w:val="single" w:sz="4" w:space="0" w:color="808080"/>
+            </w:tcBorders>
+          </w:tcPr>
+          <w:p>
+            <w:pPr>
+              <w:pStyle w:val="Normal"/>
+              <w:rPr/>
+            </w:pPr>
+            <w:r>
+              <w:rPr/>
               <w:t>Fluxo digital entre aquisição, CAD/CAM e fabricação aditiva em próteses e ortóteses.</w:t>
             </w:r>
           </w:p>
         </w:tc>
         <w:tc>
           <w:tcPr>
-            <w:tcW w:w="900" w:type="dxa"/>
-          </w:tcPr>
-          <w:p>
-            <w:r>
+            <w:tcW w:w="798" w:type="dxa"/>
+            <w:tcBorders>
+              <w:top w:val="single" w:sz="4" w:space="0" w:color="808080"/>
+              <w:left w:val="single" w:sz="4" w:space="0" w:color="808080"/>
+              <w:bottom w:val="single" w:sz="4" w:space="0" w:color="808080"/>
+              <w:right w:val="single" w:sz="4" w:space="0" w:color="808080"/>
+            </w:tcBorders>
+          </w:tcPr>
+          <w:p>
+            <w:pPr>
+              <w:pStyle w:val="Normal"/>
+              <w:rPr/>
+            </w:pPr>
+            <w:r>
+              <w:rPr/>
               <w:t>17</w:t>
             </w:r>
           </w:p>
         </w:tc>
       </w:tr>
       <w:tr>
-        <w:tc>
-          <w:tcPr>
-            <w:tcW w:w="1700" w:type="dxa"/>
-          </w:tcPr>
-          <w:p>
-            <w:r>
+        <w:trPr/>
+        <w:tc>
+          <w:tcPr>
+            <w:tcW w:w="1503" w:type="dxa"/>
+            <w:tcBorders>
+              <w:top w:val="single" w:sz="4" w:space="0" w:color="808080"/>
+              <w:left w:val="single" w:sz="4" w:space="0" w:color="808080"/>
+              <w:bottom w:val="single" w:sz="4" w:space="0" w:color="808080"/>
+              <w:right w:val="single" w:sz="4" w:space="0" w:color="808080"/>
+            </w:tcBorders>
+          </w:tcPr>
+          <w:p>
+            <w:pPr>
+              <w:pStyle w:val="Normal"/>
+              <w:rPr/>
+            </w:pPr>
+            <w:r>
+              <w:rPr/>
               <w:t>Figura 2.4</w:t>
             </w:r>
           </w:p>
         </w:tc>
         <w:tc>
           <w:tcPr>
-            <w:tcW w:w="7600" w:type="dxa"/>
-          </w:tcPr>
-          <w:p>
-            <w:r>
+            <w:tcW w:w="6725" w:type="dxa"/>
+            <w:tcBorders>
+              <w:top w:val="single" w:sz="4" w:space="0" w:color="808080"/>
+              <w:left w:val="single" w:sz="4" w:space="0" w:color="808080"/>
+              <w:bottom w:val="single" w:sz="4" w:space="0" w:color="808080"/>
+              <w:right w:val="single" w:sz="4" w:space="0" w:color="808080"/>
+            </w:tcBorders>
+          </w:tcPr>
+          <w:p>
+            <w:pPr>
+              <w:pStyle w:val="Normal"/>
+              <w:rPr/>
+            </w:pPr>
+            <w:r>
+              <w:rPr/>
               <w:t>Exemplo de configurador digital para personalização de uma prótese impressa em 3D.</w:t>
             </w:r>
           </w:p>
         </w:tc>
         <w:tc>
           <w:tcPr>
-            <w:tcW w:w="900" w:type="dxa"/>
-          </w:tcPr>
-          <w:p>
-            <w:r>
+            <w:tcW w:w="798" w:type="dxa"/>
+            <w:tcBorders>
+              <w:top w:val="single" w:sz="4" w:space="0" w:color="808080"/>
+              <w:left w:val="single" w:sz="4" w:space="0" w:color="808080"/>
+              <w:bottom w:val="single" w:sz="4" w:space="0" w:color="808080"/>
+              <w:right w:val="single" w:sz="4" w:space="0" w:color="808080"/>
+            </w:tcBorders>
+          </w:tcPr>
+          <w:p>
+            <w:pPr>
+              <w:pStyle w:val="Normal"/>
+              <w:rPr/>
+            </w:pPr>
+            <w:r>
+              <w:rPr/>
               <w:t>20</w:t>
             </w:r>
           </w:p>
         </w:tc>
       </w:tr>
       <w:tr>
-        <w:tc>
-          <w:tcPr>
-            <w:tcW w:w="1700" w:type="dxa"/>
-          </w:tcPr>
-          <w:p>
-            <w:r>
+        <w:trPr/>
+        <w:tc>
+          <w:tcPr>
+            <w:tcW w:w="1503" w:type="dxa"/>
+            <w:tcBorders>
+              <w:top w:val="single" w:sz="4" w:space="0" w:color="808080"/>
+              <w:left w:val="single" w:sz="4" w:space="0" w:color="808080"/>
+              <w:bottom w:val="single" w:sz="4" w:space="0" w:color="808080"/>
+              <w:right w:val="single" w:sz="4" w:space="0" w:color="808080"/>
+            </w:tcBorders>
+          </w:tcPr>
+          <w:p>
+            <w:pPr>
+              <w:pStyle w:val="Normal"/>
+              <w:rPr/>
+            </w:pPr>
+            <w:r>
+              <w:rPr/>
               <w:t>Figura 2.5</w:t>
             </w:r>
           </w:p>
         </w:tc>
         <w:tc>
           <w:tcPr>
-            <w:tcW w:w="7600" w:type="dxa"/>
-          </w:tcPr>
-          <w:p>
-            <w:r>
+            <w:tcW w:w="6725" w:type="dxa"/>
+            <w:tcBorders>
+              <w:top w:val="single" w:sz="4" w:space="0" w:color="808080"/>
+              <w:left w:val="single" w:sz="4" w:space="0" w:color="808080"/>
+              <w:bottom w:val="single" w:sz="4" w:space="0" w:color="808080"/>
+              <w:right w:val="single" w:sz="4" w:space="0" w:color="808080"/>
+            </w:tcBorders>
+          </w:tcPr>
+          <w:p>
+            <w:pPr>
+              <w:pStyle w:val="Normal"/>
+              <w:rPr/>
+            </w:pPr>
+            <w:r>
+              <w:rPr/>
               <w:t>Marcos anatómicos e medidas de referência da mão para fins de personalização.</w:t>
             </w:r>
           </w:p>
         </w:tc>
         <w:tc>
           <w:tcPr>
-            <w:tcW w:w="900" w:type="dxa"/>
-          </w:tcPr>
-          <w:p>
-            <w:r>
+            <w:tcW w:w="798" w:type="dxa"/>
+            <w:tcBorders>
+              <w:top w:val="single" w:sz="4" w:space="0" w:color="808080"/>
+              <w:left w:val="single" w:sz="4" w:space="0" w:color="808080"/>
+              <w:bottom w:val="single" w:sz="4" w:space="0" w:color="808080"/>
+              <w:right w:val="single" w:sz="4" w:space="0" w:color="808080"/>
+            </w:tcBorders>
+          </w:tcPr>
+          <w:p>
+            <w:pPr>
+              <w:pStyle w:val="Normal"/>
+              <w:rPr/>
+            </w:pPr>
+            <w:r>
+              <w:rPr/>
               <w:t>25</w:t>
             </w:r>
           </w:p>
         </w:tc>
       </w:tr>
       <w:tr>
-        <w:tc>
-          <w:tcPr>
-            <w:tcW w:w="1700" w:type="dxa"/>
-          </w:tcPr>
-          <w:p>
-            <w:r>
+        <w:trPr/>
+        <w:tc>
+          <w:tcPr>
+            <w:tcW w:w="1503" w:type="dxa"/>
+            <w:tcBorders>
+              <w:top w:val="single" w:sz="4" w:space="0" w:color="808080"/>
+              <w:left w:val="single" w:sz="4" w:space="0" w:color="808080"/>
+              <w:bottom w:val="single" w:sz="4" w:space="0" w:color="808080"/>
+              <w:right w:val="single" w:sz="4" w:space="0" w:color="808080"/>
+            </w:tcBorders>
+          </w:tcPr>
+          <w:p>
+            <w:pPr>
+              <w:pStyle w:val="Normal"/>
+              <w:rPr/>
+            </w:pPr>
+            <w:r>
+              <w:rPr/>
               <w:t>Figura 2.6</w:t>
             </w:r>
           </w:p>
         </w:tc>
         <w:tc>
           <w:tcPr>
-            <w:tcW w:w="7600" w:type="dxa"/>
-          </w:tcPr>
-          <w:p>
-            <w:r>
+            <w:tcW w:w="6725" w:type="dxa"/>
+            <w:tcBorders>
+              <w:top w:val="single" w:sz="4" w:space="0" w:color="808080"/>
+              <w:left w:val="single" w:sz="4" w:space="0" w:color="808080"/>
+              <w:bottom w:val="single" w:sz="4" w:space="0" w:color="808080"/>
+              <w:right w:val="single" w:sz="4" w:space="0" w:color="808080"/>
+            </w:tcBorders>
+          </w:tcPr>
+          <w:p>
+            <w:pPr>
+              <w:pStyle w:val="Normal"/>
+              <w:rPr/>
+            </w:pPr>
+            <w:r>
+              <w:rPr/>
               <w:t>Enquadramento de um fluxo de CAD assistido por IA para desenvolvimento de produto.</w:t>
             </w:r>
           </w:p>
         </w:tc>
         <w:tc>
           <w:tcPr>
-            <w:tcW w:w="900" w:type="dxa"/>
-          </w:tcPr>
-          <w:p>
-            <w:r>
+            <w:tcW w:w="798" w:type="dxa"/>
+            <w:tcBorders>
+              <w:top w:val="single" w:sz="4" w:space="0" w:color="808080"/>
+              <w:left w:val="single" w:sz="4" w:space="0" w:color="808080"/>
+              <w:bottom w:val="single" w:sz="4" w:space="0" w:color="808080"/>
+              <w:right w:val="single" w:sz="4" w:space="0" w:color="808080"/>
+            </w:tcBorders>
+          </w:tcPr>
+          <w:p>
+            <w:pPr>
+              <w:pStyle w:val="Normal"/>
+              <w:rPr/>
+            </w:pPr>
+            <w:r>
+              <w:rPr/>
               <w:t>29</w:t>
             </w:r>
           </w:p>
         </w:tc>
       </w:tr>
       <w:tr>
-        <w:tc>
-          <w:tcPr>
-            <w:tcW w:w="1700" w:type="dxa"/>
-          </w:tcPr>
-          <w:p>
-            <w:r>
+        <w:trPr/>
+        <w:tc>
+          <w:tcPr>
+            <w:tcW w:w="1503" w:type="dxa"/>
+            <w:tcBorders>
+              <w:top w:val="single" w:sz="4" w:space="0" w:color="808080"/>
+              <w:left w:val="single" w:sz="4" w:space="0" w:color="808080"/>
+              <w:bottom w:val="single" w:sz="4" w:space="0" w:color="808080"/>
+              <w:right w:val="single" w:sz="4" w:space="0" w:color="808080"/>
+            </w:tcBorders>
+          </w:tcPr>
+          <w:p>
+            <w:pPr>
+              <w:pStyle w:val="Normal"/>
+              <w:rPr/>
+            </w:pPr>
+            <w:r>
+              <w:rPr/>
               <w:t>Figura 2.7</w:t>
             </w:r>
           </w:p>
         </w:tc>
         <w:tc>
           <w:tcPr>
-            <w:tcW w:w="7600" w:type="dxa"/>
-          </w:tcPr>
-          <w:p>
-            <w:r>
+            <w:tcW w:w="6725" w:type="dxa"/>
+            <w:tcBorders>
+              <w:top w:val="single" w:sz="4" w:space="0" w:color="808080"/>
+              <w:left w:val="single" w:sz="4" w:space="0" w:color="808080"/>
+              <w:bottom w:val="single" w:sz="4" w:space="0" w:color="808080"/>
+              <w:right w:val="single" w:sz="4" w:space="0" w:color="808080"/>
+            </w:tcBorders>
+          </w:tcPr>
+          <w:p>
+            <w:pPr>
+              <w:pStyle w:val="Normal"/>
+              <w:rPr/>
+            </w:pPr>
+            <w:r>
+              <w:rPr/>
               <w:t>Modelo de processo para configurar participação em ecossistemas de inovação e cocriação.</w:t>
             </w:r>
           </w:p>
         </w:tc>
         <w:tc>
           <w:tcPr>
-            <w:tcW w:w="900" w:type="dxa"/>
-          </w:tcPr>
-          <w:p>
-            <w:r>
+            <w:tcW w:w="798" w:type="dxa"/>
+            <w:tcBorders>
+              <w:top w:val="single" w:sz="4" w:space="0" w:color="808080"/>
+              <w:left w:val="single" w:sz="4" w:space="0" w:color="808080"/>
+              <w:bottom w:val="single" w:sz="4" w:space="0" w:color="808080"/>
+              <w:right w:val="single" w:sz="4" w:space="0" w:color="808080"/>
+            </w:tcBorders>
+          </w:tcPr>
+          <w:p>
+            <w:pPr>
+              <w:pStyle w:val="Normal"/>
+              <w:rPr/>
+            </w:pPr>
+            <w:r>
+              <w:rPr/>
               <w:t>34</w:t>
             </w:r>
           </w:p>
         </w:tc>
       </w:tr>
       <w:tr>
-        <w:tc>
-          <w:tcPr>
-            <w:tcW w:w="1700" w:type="dxa"/>
-          </w:tcPr>
-          <w:p>
-            <w:r>
+        <w:trPr/>
+        <w:tc>
+          <w:tcPr>
+            <w:tcW w:w="1503" w:type="dxa"/>
+            <w:tcBorders>
+              <w:top w:val="single" w:sz="4" w:space="0" w:color="808080"/>
+              <w:left w:val="single" w:sz="4" w:space="0" w:color="808080"/>
+              <w:bottom w:val="single" w:sz="4" w:space="0" w:color="808080"/>
+              <w:right w:val="single" w:sz="4" w:space="0" w:color="808080"/>
+            </w:tcBorders>
+          </w:tcPr>
+          <w:p>
+            <w:pPr>
+              <w:pStyle w:val="Normal"/>
+              <w:rPr/>
+            </w:pPr>
+            <w:r>
+              <w:rPr/>
               <w:t>Figura 2.8</w:t>
             </w:r>
           </w:p>
         </w:tc>
         <w:tc>
           <w:tcPr>
-            <w:tcW w:w="7600" w:type="dxa"/>
-          </w:tcPr>
-          <w:p>
-            <w:r>
+            <w:tcW w:w="6725" w:type="dxa"/>
+            <w:tcBorders>
+              <w:top w:val="single" w:sz="4" w:space="0" w:color="808080"/>
+              <w:left w:val="single" w:sz="4" w:space="0" w:color="808080"/>
+              <w:bottom w:val="single" w:sz="4" w:space="0" w:color="808080"/>
+              <w:right w:val="single" w:sz="4" w:space="0" w:color="808080"/>
+            </w:tcBorders>
+          </w:tcPr>
+          <w:p>
+            <w:pPr>
+              <w:pStyle w:val="Normal"/>
+              <w:rPr/>
+            </w:pPr>
+            <w:r>
+              <w:rPr/>
               <w:t>Distribuição dos estudos por nível de prontidão tecnológica (TRL) e categoria de aplicação. O gráfico distingue estudos sobre próteses em geral, próteses de membro inferior produzidas por impressão 3D (LL 3DP), próteses de membro inferior desenvolvidas com recurso a CAD/CAM (LL CAD/CAM), outras abordagens aplicadas ao membro inferior (LL other), próteses de membro superior produzidas por impressão 3D (UL 3DP) e outros casos não enquadrados nas categorias anteriores.</w:t>
             </w:r>
           </w:p>
         </w:tc>
         <w:tc>
           <w:tcPr>
-            <w:tcW w:w="900" w:type="dxa"/>
-          </w:tcPr>
-          <w:p>
-            <w:r>
+            <w:tcW w:w="798" w:type="dxa"/>
+            <w:tcBorders>
+              <w:top w:val="single" w:sz="4" w:space="0" w:color="808080"/>
+              <w:left w:val="single" w:sz="4" w:space="0" w:color="808080"/>
+              <w:bottom w:val="single" w:sz="4" w:space="0" w:color="808080"/>
+              <w:right w:val="single" w:sz="4" w:space="0" w:color="808080"/>
+            </w:tcBorders>
+          </w:tcPr>
+          <w:p>
+            <w:pPr>
+              <w:pStyle w:val="Normal"/>
+              <w:rPr/>
+            </w:pPr>
+            <w:r>
+              <w:rPr/>
               <w:t>39</w:t>
             </w:r>
           </w:p>
         </w:tc>
       </w:tr>
       <w:tr>
-        <w:tc>
-          <w:tcPr>
-            <w:tcW w:w="1700" w:type="dxa"/>
-          </w:tcPr>
-          <w:p>
-            <w:r>
+        <w:trPr/>
+        <w:tc>
+          <w:tcPr>
+            <w:tcW w:w="1503" w:type="dxa"/>
+            <w:tcBorders>
+              <w:top w:val="single" w:sz="4" w:space="0" w:color="808080"/>
+              <w:left w:val="single" w:sz="4" w:space="0" w:color="808080"/>
+              <w:bottom w:val="single" w:sz="4" w:space="0" w:color="808080"/>
+              <w:right w:val="single" w:sz="4" w:space="0" w:color="808080"/>
+            </w:tcBorders>
+          </w:tcPr>
+          <w:p>
+            <w:pPr>
+              <w:pStyle w:val="Normal"/>
+              <w:rPr/>
+            </w:pPr>
+            <w:r>
+              <w:rPr/>
               <w:t>Figura 3.1</w:t>
             </w:r>
           </w:p>
         </w:tc>
         <w:tc>
           <w:tcPr>
-            <w:tcW w:w="7600" w:type="dxa"/>
-          </w:tcPr>
-          <w:p>
-            <w:r>
+            <w:tcW w:w="6725" w:type="dxa"/>
+            <w:tcBorders>
+              <w:top w:val="single" w:sz="4" w:space="0" w:color="808080"/>
+              <w:left w:val="single" w:sz="4" w:space="0" w:color="808080"/>
+              <w:bottom w:val="single" w:sz="4" w:space="0" w:color="808080"/>
+              <w:right w:val="single" w:sz="4" w:space="0" w:color="808080"/>
+            </w:tcBorders>
+          </w:tcPr>
+          <w:p>
+            <w:pPr>
+              <w:pStyle w:val="Normal"/>
+              <w:rPr/>
+            </w:pPr>
+            <w:r>
+              <w:rPr/>
               <w:t>Processo interdisciplinar de desenvolvimento de uma prótese de membro superior impressa em 3D.</w:t>
             </w:r>
           </w:p>
         </w:tc>
         <w:tc>
           <w:tcPr>
-            <w:tcW w:w="900" w:type="dxa"/>
-          </w:tcPr>
-          <w:p>
-            <w:r>
+            <w:tcW w:w="798" w:type="dxa"/>
+            <w:tcBorders>
+              <w:top w:val="single" w:sz="4" w:space="0" w:color="808080"/>
+              <w:left w:val="single" w:sz="4" w:space="0" w:color="808080"/>
+              <w:bottom w:val="single" w:sz="4" w:space="0" w:color="808080"/>
+              <w:right w:val="single" w:sz="4" w:space="0" w:color="808080"/>
+            </w:tcBorders>
+          </w:tcPr>
+          <w:p>
+            <w:pPr>
+              <w:pStyle w:val="Normal"/>
+              <w:rPr/>
+            </w:pPr>
+            <w:r>
+              <w:rPr/>
               <w:t>44</w:t>
             </w:r>
           </w:p>
         </w:tc>
       </w:tr>
       <w:tr>
-        <w:tc>
-          <w:tcPr>
-            <w:tcW w:w="1700" w:type="dxa"/>
-          </w:tcPr>
-          <w:p>
-            <w:r>
+        <w:trPr/>
+        <w:tc>
+          <w:tcPr>
+            <w:tcW w:w="1503" w:type="dxa"/>
+            <w:tcBorders>
+              <w:top w:val="single" w:sz="4" w:space="0" w:color="808080"/>
+              <w:left w:val="single" w:sz="4" w:space="0" w:color="808080"/>
+              <w:bottom w:val="single" w:sz="4" w:space="0" w:color="808080"/>
+              <w:right w:val="single" w:sz="4" w:space="0" w:color="808080"/>
+            </w:tcBorders>
+          </w:tcPr>
+          <w:p>
+            <w:pPr>
+              <w:pStyle w:val="Normal"/>
+              <w:rPr/>
+            </w:pPr>
+            <w:r>
+              <w:rPr/>
               <w:t>Figura 3.2</w:t>
             </w:r>
           </w:p>
         </w:tc>
         <w:tc>
           <w:tcPr>
-            <w:tcW w:w="7600" w:type="dxa"/>
-          </w:tcPr>
-          <w:p>
-            <w:r>
+            <w:tcW w:w="6725" w:type="dxa"/>
+            <w:tcBorders>
+              <w:top w:val="single" w:sz="4" w:space="0" w:color="808080"/>
+              <w:left w:val="single" w:sz="4" w:space="0" w:color="808080"/>
+              <w:bottom w:val="single" w:sz="4" w:space="0" w:color="808080"/>
+              <w:right w:val="single" w:sz="4" w:space="0" w:color="808080"/>
+            </w:tcBorders>
+          </w:tcPr>
+          <w:p>
+            <w:pPr>
+              <w:pStyle w:val="Normal"/>
+              <w:rPr/>
+            </w:pPr>
+            <w:r>
+              <w:rPr/>
               <w:t>Exemplo de recolha dimensional para ajuste de prótese impressa em 3D.</w:t>
             </w:r>
           </w:p>
         </w:tc>
         <w:tc>
           <w:tcPr>
-            <w:tcW w:w="900" w:type="dxa"/>
-          </w:tcPr>
-          <w:p>
-            <w:r>
+            <w:tcW w:w="798" w:type="dxa"/>
+            <w:tcBorders>
+              <w:top w:val="single" w:sz="4" w:space="0" w:color="808080"/>
+              <w:left w:val="single" w:sz="4" w:space="0" w:color="808080"/>
+              <w:bottom w:val="single" w:sz="4" w:space="0" w:color="808080"/>
+              <w:right w:val="single" w:sz="4" w:space="0" w:color="808080"/>
+            </w:tcBorders>
+          </w:tcPr>
+          <w:p>
+            <w:pPr>
+              <w:pStyle w:val="Normal"/>
+              <w:rPr/>
+            </w:pPr>
+            <w:r>
+              <w:rPr/>
               <w:t>47</w:t>
             </w:r>
           </w:p>
         </w:tc>
       </w:tr>
       <w:tr>
-        <w:tc>
-          <w:tcPr>
-            <w:tcW w:w="1700" w:type="dxa"/>
-          </w:tcPr>
-          <w:p>
-            <w:r>
+        <w:trPr/>
+        <w:tc>
+          <w:tcPr>
+            <w:tcW w:w="1503" w:type="dxa"/>
+            <w:tcBorders>
+              <w:top w:val="single" w:sz="4" w:space="0" w:color="808080"/>
+              <w:left w:val="single" w:sz="4" w:space="0" w:color="808080"/>
+              <w:bottom w:val="single" w:sz="4" w:space="0" w:color="808080"/>
+              <w:right w:val="single" w:sz="4" w:space="0" w:color="808080"/>
+            </w:tcBorders>
+          </w:tcPr>
+          <w:p>
+            <w:pPr>
+              <w:pStyle w:val="Normal"/>
+              <w:rPr/>
+            </w:pPr>
+            <w:r>
+              <w:rPr/>
               <w:t>Figura 4.1</w:t>
             </w:r>
           </w:p>
         </w:tc>
         <w:tc>
           <w:tcPr>
-            <w:tcW w:w="7600" w:type="dxa"/>
-          </w:tcPr>
-          <w:p>
-            <w:r>
+            <w:tcW w:w="6725" w:type="dxa"/>
+            <w:tcBorders>
+              <w:top w:val="single" w:sz="4" w:space="0" w:color="808080"/>
+              <w:left w:val="single" w:sz="4" w:space="0" w:color="808080"/>
+              <w:bottom w:val="single" w:sz="4" w:space="0" w:color="808080"/>
+              <w:right w:val="single" w:sz="4" w:space="0" w:color="808080"/>
+            </w:tcBorders>
+          </w:tcPr>
+          <w:p>
+            <w:pPr>
+              <w:pStyle w:val="Normal"/>
+              <w:rPr/>
+            </w:pPr>
+            <w:r>
+              <w:rPr/>
               <w:t>Parâmetros antropométricos utilizados na modelação paramétrica de dedos protésicos.</w:t>
             </w:r>
           </w:p>
         </w:tc>
         <w:tc>
           <w:tcPr>
-            <w:tcW w:w="900" w:type="dxa"/>
-          </w:tcPr>
-          <w:p>
-            <w:r>
+            <w:tcW w:w="798" w:type="dxa"/>
+            <w:tcBorders>
+              <w:top w:val="single" w:sz="4" w:space="0" w:color="808080"/>
+              <w:left w:val="single" w:sz="4" w:space="0" w:color="808080"/>
+              <w:bottom w:val="single" w:sz="4" w:space="0" w:color="808080"/>
+              <w:right w:val="single" w:sz="4" w:space="0" w:color="808080"/>
+            </w:tcBorders>
+          </w:tcPr>
+          <w:p>
+            <w:pPr>
+              <w:pStyle w:val="Normal"/>
+              <w:rPr/>
+            </w:pPr>
+            <w:r>
+              <w:rPr/>
               <w:t>51</w:t>
             </w:r>
           </w:p>
         </w:tc>
       </w:tr>
       <w:tr>
-        <w:tc>
-          <w:tcPr>
-            <w:tcW w:w="1700" w:type="dxa"/>
-          </w:tcPr>
-          <w:p>
-            <w:r>
+        <w:trPr/>
+        <w:tc>
+          <w:tcPr>
+            <w:tcW w:w="1503" w:type="dxa"/>
+            <w:tcBorders>
+              <w:top w:val="single" w:sz="4" w:space="0" w:color="808080"/>
+              <w:left w:val="single" w:sz="4" w:space="0" w:color="808080"/>
+              <w:bottom w:val="single" w:sz="4" w:space="0" w:color="808080"/>
+              <w:right w:val="single" w:sz="4" w:space="0" w:color="808080"/>
+            </w:tcBorders>
+          </w:tcPr>
+          <w:p>
+            <w:pPr>
+              <w:pStyle w:val="Normal"/>
+              <w:rPr/>
+            </w:pPr>
+            <w:r>
+              <w:rPr/>
               <w:t>Figura 4.2</w:t>
             </w:r>
           </w:p>
         </w:tc>
         <w:tc>
           <w:tcPr>
-            <w:tcW w:w="7600" w:type="dxa"/>
-          </w:tcPr>
-          <w:p>
-            <w:r>
+            <w:tcW w:w="6725" w:type="dxa"/>
+            <w:tcBorders>
+              <w:top w:val="single" w:sz="4" w:space="0" w:color="808080"/>
+              <w:left w:val="single" w:sz="4" w:space="0" w:color="808080"/>
+              <w:bottom w:val="single" w:sz="4" w:space="0" w:color="808080"/>
+              <w:right w:val="single" w:sz="4" w:space="0" w:color="808080"/>
+            </w:tcBorders>
+          </w:tcPr>
+          <w:p>
+            <w:pPr>
+              <w:pStyle w:val="Normal"/>
+              <w:rPr/>
+            </w:pPr>
+            <w:r>
+              <w:rPr/>
               <w:t>Comparação entre o escalonamento uniforme e a modelação paramétrica de dedo protésico.</w:t>
             </w:r>
           </w:p>
         </w:tc>
         <w:tc>
           <w:tcPr>
-            <w:tcW w:w="900" w:type="dxa"/>
-          </w:tcPr>
-          <w:p>
-            <w:r>
+            <w:tcW w:w="798" w:type="dxa"/>
+            <w:tcBorders>
+              <w:top w:val="single" w:sz="4" w:space="0" w:color="808080"/>
+              <w:left w:val="single" w:sz="4" w:space="0" w:color="808080"/>
+              <w:bottom w:val="single" w:sz="4" w:space="0" w:color="808080"/>
+              <w:right w:val="single" w:sz="4" w:space="0" w:color="808080"/>
+            </w:tcBorders>
+          </w:tcPr>
+          <w:p>
+            <w:pPr>
+              <w:pStyle w:val="Normal"/>
+              <w:rPr/>
+            </w:pPr>
+            <w:r>
+              <w:rPr/>
               <w:t>55</w:t>
             </w:r>
           </w:p>
         </w:tc>
       </w:tr>
       <w:tr>
-        <w:tc>
-          <w:tcPr>
-            <w:tcW w:w="1700" w:type="dxa"/>
-          </w:tcPr>
-          <w:p>
-            <w:r>
+        <w:trPr/>
+        <w:tc>
+          <w:tcPr>
+            <w:tcW w:w="1503" w:type="dxa"/>
+            <w:tcBorders>
+              <w:top w:val="single" w:sz="4" w:space="0" w:color="808080"/>
+              <w:left w:val="single" w:sz="4" w:space="0" w:color="808080"/>
+              <w:bottom w:val="single" w:sz="4" w:space="0" w:color="808080"/>
+              <w:right w:val="single" w:sz="4" w:space="0" w:color="808080"/>
+            </w:tcBorders>
+          </w:tcPr>
+          <w:p>
+            <w:pPr>
+              <w:pStyle w:val="Normal"/>
+              <w:rPr/>
+            </w:pPr>
+            <w:r>
+              <w:rPr/>
               <w:t>Figura 4.3</w:t>
             </w:r>
           </w:p>
         </w:tc>
         <w:tc>
           <w:tcPr>
-            <w:tcW w:w="7600" w:type="dxa"/>
-          </w:tcPr>
-          <w:p>
-            <w:r>
+            <w:tcW w:w="6725" w:type="dxa"/>
+            <w:tcBorders>
+              <w:top w:val="single" w:sz="4" w:space="0" w:color="808080"/>
+              <w:left w:val="single" w:sz="4" w:space="0" w:color="808080"/>
+              <w:bottom w:val="single" w:sz="4" w:space="0" w:color="808080"/>
+              <w:right w:val="single" w:sz="4" w:space="0" w:color="808080"/>
+            </w:tcBorders>
+          </w:tcPr>
+          <w:p>
+            <w:pPr>
+              <w:pStyle w:val="Normal"/>
+              <w:rPr/>
+            </w:pPr>
+            <w:r>
+              <w:rPr/>
               <w:t>Relação entre modelo paramétrico digital, prototipagem e verificação de um dedo protésico.</w:t>
             </w:r>
           </w:p>
         </w:tc>
         <w:tc>
           <w:tcPr>
-            <w:tcW w:w="900" w:type="dxa"/>
-          </w:tcPr>
-          <w:p>
-            <w:r>
+            <w:tcW w:w="798" w:type="dxa"/>
+            <w:tcBorders>
+              <w:top w:val="single" w:sz="4" w:space="0" w:color="808080"/>
+              <w:left w:val="single" w:sz="4" w:space="0" w:color="808080"/>
+              <w:bottom w:val="single" w:sz="4" w:space="0" w:color="808080"/>
+              <w:right w:val="single" w:sz="4" w:space="0" w:color="808080"/>
+            </w:tcBorders>
+          </w:tcPr>
+          <w:p>
+            <w:pPr>
+              <w:pStyle w:val="Normal"/>
+              <w:rPr/>
+            </w:pPr>
+            <w:r>
+              <w:rPr/>
               <w:t>65</w:t>
             </w:r>
           </w:p>
         </w:tc>
       </w:tr>
       <w:tr>
-        <w:tc>
-          <w:tcPr>
-            <w:tcW w:w="1700" w:type="dxa"/>
-          </w:tcPr>
-          <w:p>
-            <w:r>
+        <w:trPr/>
+        <w:tc>
+          <w:tcPr>
+            <w:tcW w:w="1503" w:type="dxa"/>
+            <w:tcBorders>
+              <w:top w:val="single" w:sz="4" w:space="0" w:color="808080"/>
+              <w:left w:val="single" w:sz="4" w:space="0" w:color="808080"/>
+              <w:bottom w:val="single" w:sz="4" w:space="0" w:color="808080"/>
+              <w:right w:val="single" w:sz="4" w:space="0" w:color="808080"/>
+            </w:tcBorders>
+          </w:tcPr>
+          <w:p>
+            <w:pPr>
+              <w:pStyle w:val="Normal"/>
+              <w:rPr/>
+            </w:pPr>
+            <w:r>
+              <w:rPr/>
               <w:t>Figura 5.1</w:t>
             </w:r>
           </w:p>
         </w:tc>
         <w:tc>
           <w:tcPr>
-            <w:tcW w:w="7600" w:type="dxa"/>
-          </w:tcPr>
-          <w:p>
-            <w:r>
+            <w:tcW w:w="6725" w:type="dxa"/>
+            <w:tcBorders>
+              <w:top w:val="single" w:sz="4" w:space="0" w:color="808080"/>
+              <w:left w:val="single" w:sz="4" w:space="0" w:color="808080"/>
+              <w:bottom w:val="single" w:sz="4" w:space="0" w:color="808080"/>
+              <w:right w:val="single" w:sz="4" w:space="0" w:color="808080"/>
+            </w:tcBorders>
+          </w:tcPr>
+          <w:p>
+            <w:pPr>
+              <w:pStyle w:val="Normal"/>
+              <w:rPr/>
+            </w:pPr>
+            <w:r>
+              <w:rPr/>
               <w:t>Fluxo geral de produção personalizada de próteses a partir de plataforma web – Hand Fab</w:t>
             </w:r>
           </w:p>
         </w:tc>
         <w:tc>
           <w:tcPr>
-            <w:tcW w:w="900" w:type="dxa"/>
-          </w:tcPr>
-          <w:p>
-            <w:r>
+            <w:tcW w:w="798" w:type="dxa"/>
+            <w:tcBorders>
+              <w:top w:val="single" w:sz="4" w:space="0" w:color="808080"/>
+              <w:left w:val="single" w:sz="4" w:space="0" w:color="808080"/>
+              <w:bottom w:val="single" w:sz="4" w:space="0" w:color="808080"/>
+              <w:right w:val="single" w:sz="4" w:space="0" w:color="808080"/>
+            </w:tcBorders>
+          </w:tcPr>
+          <w:p>
+            <w:pPr>
+              <w:pStyle w:val="Normal"/>
+              <w:rPr/>
+            </w:pPr>
+            <w:r>
+              <w:rPr/>
               <w:t>71</w:t>
             </w:r>
           </w:p>
         </w:tc>
       </w:tr>
       <w:tr>
-        <w:tc>
-          <w:tcPr>
-            <w:tcW w:w="1700" w:type="dxa"/>
-          </w:tcPr>
-          <w:p>
-            <w:r>
+        <w:trPr/>
+        <w:tc>
+          <w:tcPr>
+            <w:tcW w:w="1503" w:type="dxa"/>
+            <w:tcBorders>
+              <w:top w:val="single" w:sz="4" w:space="0" w:color="808080"/>
+              <w:left w:val="single" w:sz="4" w:space="0" w:color="808080"/>
+              <w:bottom w:val="single" w:sz="4" w:space="0" w:color="808080"/>
+              <w:right w:val="single" w:sz="4" w:space="0" w:color="808080"/>
+            </w:tcBorders>
+          </w:tcPr>
+          <w:p>
+            <w:pPr>
+              <w:pStyle w:val="Normal"/>
+              <w:rPr/>
+            </w:pPr>
+            <w:r>
+              <w:rPr/>
               <w:t>Figura 5.2</w:t>
             </w:r>
           </w:p>
         </w:tc>
         <w:tc>
           <w:tcPr>
-            <w:tcW w:w="7600" w:type="dxa"/>
-          </w:tcPr>
-          <w:p>
-            <w:r>
+            <w:tcW w:w="6725" w:type="dxa"/>
+            <w:tcBorders>
+              <w:top w:val="single" w:sz="4" w:space="0" w:color="808080"/>
+              <w:left w:val="single" w:sz="4" w:space="0" w:color="808080"/>
+              <w:bottom w:val="single" w:sz="4" w:space="0" w:color="808080"/>
+              <w:right w:val="single" w:sz="4" w:space="0" w:color="808080"/>
+            </w:tcBorders>
+          </w:tcPr>
+          <w:p>
+            <w:pPr>
+              <w:pStyle w:val="Normal"/>
+              <w:rPr/>
+            </w:pPr>
+            <w:r>
+              <w:rPr/>
               <w:t>Fluxo geral de produção personalizada de próteses a partir de digitalização, CAD adaptativo e fabrico aditivo.</w:t>
             </w:r>
           </w:p>
         </w:tc>
         <w:tc>
           <w:tcPr>
-            <w:tcW w:w="900" w:type="dxa"/>
-          </w:tcPr>
-          <w:p>
-            <w:r>
+            <w:tcW w:w="798" w:type="dxa"/>
+            <w:tcBorders>
+              <w:top w:val="single" w:sz="4" w:space="0" w:color="808080"/>
+              <w:left w:val="single" w:sz="4" w:space="0" w:color="808080"/>
+              <w:bottom w:val="single" w:sz="4" w:space="0" w:color="808080"/>
+              <w:right w:val="single" w:sz="4" w:space="0" w:color="808080"/>
+            </w:tcBorders>
+          </w:tcPr>
+          <w:p>
+            <w:pPr>
+              <w:pStyle w:val="Normal"/>
+              <w:rPr/>
+            </w:pPr>
+            <w:r>
+              <w:rPr/>
               <w:t>73</w:t>
             </w:r>
           </w:p>
         </w:tc>
       </w:tr>
       <w:tr>
-        <w:tc>
-          <w:tcPr>
-            <w:tcW w:w="1700" w:type="dxa"/>
-          </w:tcPr>
-          <w:p>
-            <w:r>
+        <w:trPr/>
+        <w:tc>
+          <w:tcPr>
+            <w:tcW w:w="1503" w:type="dxa"/>
+            <w:tcBorders>
+              <w:top w:val="single" w:sz="4" w:space="0" w:color="808080"/>
+              <w:left w:val="single" w:sz="4" w:space="0" w:color="808080"/>
+              <w:bottom w:val="single" w:sz="4" w:space="0" w:color="808080"/>
+              <w:right w:val="single" w:sz="4" w:space="0" w:color="808080"/>
+            </w:tcBorders>
+          </w:tcPr>
+          <w:p>
+            <w:pPr>
+              <w:pStyle w:val="Normal"/>
+              <w:rPr/>
+            </w:pPr>
+            <w:r>
+              <w:rPr/>
               <w:t>Figura 5.3</w:t>
             </w:r>
           </w:p>
         </w:tc>
         <w:tc>
           <w:tcPr>
-            <w:tcW w:w="7600" w:type="dxa"/>
-          </w:tcPr>
-          <w:p>
-            <w:r>
+            <w:tcW w:w="6725" w:type="dxa"/>
+            <w:tcBorders>
+              <w:top w:val="single" w:sz="4" w:space="0" w:color="808080"/>
+              <w:left w:val="single" w:sz="4" w:space="0" w:color="808080"/>
+              <w:bottom w:val="single" w:sz="4" w:space="0" w:color="808080"/>
+              <w:right w:val="single" w:sz="4" w:space="0" w:color="808080"/>
+            </w:tcBorders>
+          </w:tcPr>
+          <w:p>
+            <w:pPr>
+              <w:pStyle w:val="Normal"/>
+              <w:rPr/>
+            </w:pPr>
+            <w:r>
+              <w:rPr/>
               <w:t>Ferramenta paramétrica para configuração de ajudas técnicas com variação de dimensões, materiais e peso.</w:t>
             </w:r>
           </w:p>
         </w:tc>
         <w:tc>
           <w:tcPr>
-            <w:tcW w:w="900" w:type="dxa"/>
-          </w:tcPr>
-          <w:p>
-            <w:r>
+            <w:tcW w:w="798" w:type="dxa"/>
+            <w:tcBorders>
+              <w:top w:val="single" w:sz="4" w:space="0" w:color="808080"/>
+              <w:left w:val="single" w:sz="4" w:space="0" w:color="808080"/>
+              <w:bottom w:val="single" w:sz="4" w:space="0" w:color="808080"/>
+              <w:right w:val="single" w:sz="4" w:space="0" w:color="808080"/>
+            </w:tcBorders>
+          </w:tcPr>
+          <w:p>
+            <w:pPr>
+              <w:pStyle w:val="Normal"/>
+              <w:rPr/>
+            </w:pPr>
+            <w:r>
+              <w:rPr/>
               <w:t>77</w:t>
             </w:r>
           </w:p>
         </w:tc>
       </w:tr>
       <w:tr>
-        <w:tc>
-          <w:tcPr>
-            <w:tcW w:w="1700" w:type="dxa"/>
-          </w:tcPr>
-          <w:p>
-            <w:r>
+        <w:trPr/>
+        <w:tc>
+          <w:tcPr>
+            <w:tcW w:w="1503" w:type="dxa"/>
+            <w:tcBorders>
+              <w:top w:val="single" w:sz="4" w:space="0" w:color="808080"/>
+              <w:left w:val="single" w:sz="4" w:space="0" w:color="808080"/>
+              <w:bottom w:val="single" w:sz="4" w:space="0" w:color="808080"/>
+              <w:right w:val="single" w:sz="4" w:space="0" w:color="808080"/>
+            </w:tcBorders>
+          </w:tcPr>
+          <w:p>
+            <w:pPr>
+              <w:pStyle w:val="Normal"/>
+              <w:rPr/>
+            </w:pPr>
+            <w:r>
+              <w:rPr/>
               <w:t>Figura 6.1</w:t>
             </w:r>
           </w:p>
         </w:tc>
         <w:tc>
           <w:tcPr>
-            <w:tcW w:w="7600" w:type="dxa"/>
-          </w:tcPr>
-          <w:p>
-            <w:r>
-              <w:t>Relação entre desafios de explicabilidade e princípios de IA responsável.</w:t>
-            </w:r>
-          </w:p>
-        </w:tc>
-        <w:tc>
-          <w:tcPr>
-            <w:tcW w:w="900" w:type="dxa"/>
-          </w:tcPr>
-          <w:p>
-            <w:r>
+            <w:tcW w:w="6725" w:type="dxa"/>
+            <w:tcBorders>
+              <w:top w:val="single" w:sz="4" w:space="0" w:color="808080"/>
+              <w:left w:val="single" w:sz="4" w:space="0" w:color="808080"/>
+              <w:bottom w:val="single" w:sz="4" w:space="0" w:color="808080"/>
+              <w:right w:val="single" w:sz="4" w:space="0" w:color="808080"/>
+            </w:tcBorders>
+          </w:tcPr>
+          <w:p>
+            <w:pPr>
+              <w:pStyle w:val="Normal"/>
+              <w:bidi w:val="0"/>
+              <w:jc w:val="left"/>
+              <w:rPr>
+                <w:lang w:val="pt-PT"/>
+              </w:rPr>
+            </w:pPr>
+            <w:r>
+              <w:rPr>
+                <w:lang w:val="pt-PT"/>
+              </w:rPr>
+              <w:t>Relação entre compreensão dos sistemas de IA e princípios de IA responsável.</w:t>
+            </w:r>
+          </w:p>
+        </w:tc>
+        <w:tc>
+          <w:tcPr>
+            <w:tcW w:w="798" w:type="dxa"/>
+            <w:tcBorders>
+              <w:top w:val="single" w:sz="4" w:space="0" w:color="808080"/>
+              <w:left w:val="single" w:sz="4" w:space="0" w:color="808080"/>
+              <w:bottom w:val="single" w:sz="4" w:space="0" w:color="808080"/>
+              <w:right w:val="single" w:sz="4" w:space="0" w:color="808080"/>
+            </w:tcBorders>
+          </w:tcPr>
+          <w:p>
+            <w:pPr>
+              <w:pStyle w:val="Normal"/>
+              <w:rPr/>
+            </w:pPr>
+            <w:r>
+              <w:rPr/>
               <w:t>89</w:t>
             </w:r>
           </w:p>
         </w:tc>
       </w:tr>
       <w:tr>
-        <w:tc>
-          <w:tcPr>
-            <w:tcW w:w="1700" w:type="dxa"/>
-          </w:tcPr>
-          <w:p>
-            <w:r>
+        <w:trPr/>
+        <w:tc>
+          <w:tcPr>
+            <w:tcW w:w="1503" w:type="dxa"/>
+            <w:tcBorders>
+              <w:top w:val="single" w:sz="4" w:space="0" w:color="808080"/>
+              <w:left w:val="single" w:sz="4" w:space="0" w:color="808080"/>
+              <w:bottom w:val="single" w:sz="4" w:space="0" w:color="808080"/>
+              <w:right w:val="single" w:sz="4" w:space="0" w:color="808080"/>
+            </w:tcBorders>
+          </w:tcPr>
+          <w:p>
+            <w:pPr>
+              <w:pStyle w:val="Normal"/>
+              <w:rPr/>
+            </w:pPr>
+            <w:r>
+              <w:rPr/>
               <w:t>Figura 7.1</w:t>
             </w:r>
           </w:p>
         </w:tc>
         <w:tc>
           <w:tcPr>
-            <w:tcW w:w="7600" w:type="dxa"/>
-          </w:tcPr>
-          <w:p>
-            <w:r>
+            <w:tcW w:w="6725" w:type="dxa"/>
+            <w:tcBorders>
+              <w:top w:val="single" w:sz="4" w:space="0" w:color="808080"/>
+              <w:left w:val="single" w:sz="4" w:space="0" w:color="808080"/>
+              <w:bottom w:val="single" w:sz="4" w:space="0" w:color="808080"/>
+              <w:right w:val="single" w:sz="4" w:space="0" w:color="808080"/>
+            </w:tcBorders>
+          </w:tcPr>
+          <w:p>
+            <w:pPr>
+              <w:pStyle w:val="Normal"/>
+              <w:rPr/>
+            </w:pPr>
+            <w:r>
+              <w:rPr/>
               <w:t>Teste de uma prótese impressa em 3D com utilizador em contexto aplicado.</w:t>
             </w:r>
           </w:p>
         </w:tc>
         <w:tc>
           <w:tcPr>
-            <w:tcW w:w="900" w:type="dxa"/>
-          </w:tcPr>
-          <w:p>
-            <w:r>
+            <w:tcW w:w="798" w:type="dxa"/>
+            <w:tcBorders>
+              <w:top w:val="single" w:sz="4" w:space="0" w:color="808080"/>
+              <w:left w:val="single" w:sz="4" w:space="0" w:color="808080"/>
+              <w:bottom w:val="single" w:sz="4" w:space="0" w:color="808080"/>
+              <w:right w:val="single" w:sz="4" w:space="0" w:color="808080"/>
+            </w:tcBorders>
+          </w:tcPr>
+          <w:p>
+            <w:pPr>
+              <w:pStyle w:val="Normal"/>
+              <w:rPr/>
+            </w:pPr>
+            <w:r>
+              <w:rPr/>
               <w:t>94</w:t>
             </w:r>
           </w:p>
         </w:tc>
       </w:tr>
       <w:tr>
-        <w:tc>
-          <w:tcPr>
-            <w:tcW w:w="1700" w:type="dxa"/>
-          </w:tcPr>
-          <w:p>
-            <w:r>
+        <w:trPr/>
+        <w:tc>
+          <w:tcPr>
+            <w:tcW w:w="1503" w:type="dxa"/>
+            <w:tcBorders>
+              <w:top w:val="single" w:sz="4" w:space="0" w:color="808080"/>
+              <w:left w:val="single" w:sz="4" w:space="0" w:color="808080"/>
+              <w:bottom w:val="single" w:sz="4" w:space="0" w:color="808080"/>
+              <w:right w:val="single" w:sz="4" w:space="0" w:color="808080"/>
+            </w:tcBorders>
+          </w:tcPr>
+          <w:p>
+            <w:pPr>
+              <w:pStyle w:val="Normal"/>
+              <w:rPr/>
+            </w:pPr>
+            <w:r>
+              <w:rPr/>
               <w:t>Figura 8.1</w:t>
             </w:r>
           </w:p>
         </w:tc>
         <w:tc>
           <w:tcPr>
-            <w:tcW w:w="7600" w:type="dxa"/>
-          </w:tcPr>
-          <w:p>
-            <w:r>
+            <w:tcW w:w="6725" w:type="dxa"/>
+            <w:tcBorders>
+              <w:top w:val="single" w:sz="4" w:space="0" w:color="808080"/>
+              <w:left w:val="single" w:sz="4" w:space="0" w:color="808080"/>
+              <w:bottom w:val="single" w:sz="4" w:space="0" w:color="808080"/>
+              <w:right w:val="single" w:sz="4" w:space="0" w:color="808080"/>
+            </w:tcBorders>
+          </w:tcPr>
+          <w:p>
+            <w:pPr>
+              <w:pStyle w:val="Normal"/>
+              <w:rPr/>
+            </w:pPr>
+            <w:r>
+              <w:rPr/>
               <w:t>Tarefas funcionais usadas em avaliação de prótese personalizada de membro superior.</w:t>
             </w:r>
           </w:p>
         </w:tc>
         <w:tc>
           <w:tcPr>
-            <w:tcW w:w="900" w:type="dxa"/>
-          </w:tcPr>
-          <w:p>
-            <w:r>
+            <w:tcW w:w="798" w:type="dxa"/>
+            <w:tcBorders>
+              <w:top w:val="single" w:sz="4" w:space="0" w:color="808080"/>
+              <w:left w:val="single" w:sz="4" w:space="0" w:color="808080"/>
+              <w:bottom w:val="single" w:sz="4" w:space="0" w:color="808080"/>
+              <w:right w:val="single" w:sz="4" w:space="0" w:color="808080"/>
+            </w:tcBorders>
+          </w:tcPr>
+          <w:p>
+            <w:pPr>
+              <w:pStyle w:val="Normal"/>
+              <w:rPr/>
+            </w:pPr>
+            <w:r>
+              <w:rPr/>
               <w:t>99</w:t>
             </w:r>
           </w:p>
         </w:tc>
       </w:tr>
     </w:tbl>
-    <w:p/>
+    <w:p>
+      <w:pPr>
+        <w:pStyle w:val="Normal"/>
+        <w:rPr/>
+      </w:pPr>
+      <w:r>
+        <w:rPr/>
+      </w:r>
+    </w:p>
     <w:p>
       <w:pPr>
         <w:pStyle w:val="Heading2"/>
@@ -4615,7 +5876,7 @@
         <w:rPr>
           <w:lang w:val="pt-PT"/>
         </w:rPr>
-        <w:t>A perda de membros superiores provoca impactos funcionais (limitação nas tarefas quotidianas), sociais (alterações na interação e na inclusão) e simbólicos (mudanças na identidade e na percepção), o que requer soluções técnicas e projetuais que aliem desempenho mecânico, conforto ergonómico, aceitação estética e viabilidade económica. Apesar dos avanços em dispositivos médicos e na fabricação aditiva, persistem obstáculos relacionados ao custo, à personalização anatómica e à dependência de técnicos especializados para a adaptação e manutenção das próteses.</w:t>
+        <w:t>A perda de membros superiores provoca impactos funcionais (limitação nas tarefas quotidianas), sociais (alterações na interação e na inclusão) e simbólicos (mudanças na identidade e na percepção), o que requer soluções técnicas e de projeto que aliem desempenho mecânico, conforto ergonómico, aceitação estética e viabilidade económica. Apesar dos avanços em dispositivos médicos e na fabricação aditiva, persistem obstáculos relacionados ao custo, à personalização anatómica e à dependência de técnicos especializados para a adaptação e manutenção das próteses.</w:t>
       </w:r>
     </w:p>
     <w:p>
@@ -4679,42 +5940,42 @@
       <w:r>
         <w:rPr/>
         <w:drawing>
-          <ns2:inline distT="0" distB="0" distL="0" distR="0">
-            <ns2:extent cx="5715000" cy="3924300"/>
-            <ns2:effectExtent l="0" t="0" r="0" b="0"/>
-            <ns2:docPr id="1" name="Image 1" descr="Image 1"/>
-            <ns2:cNvGraphicFramePr>
-              <ns3:graphicFrameLocks noChangeAspect="1"/>
-            </ns2:cNvGraphicFramePr>
-            <ns3:graphic>
-              <ns3:graphicData uri="http://schemas.openxmlformats.org/drawingml/2006/picture">
-                <ns4:pic>
-                  <ns4:nvPicPr>
-                    <ns4:cNvPr id="1" name="Image 1" descr="Image 1"/>
-                    <ns4:cNvPicPr>
-                      <ns3:picLocks noChangeAspect="1" noChangeArrowheads="1"/>
-                    </ns4:cNvPicPr>
-                  </ns4:nvPicPr>
-                  <ns4:blipFill>
-                    <ns3:blip ns5:embed="rId2"/>
-                    <ns3:stretch>
-                      <ns3:fillRect/>
-                    </ns3:stretch>
-                  </ns4:blipFill>
-                  <ns4:spPr bwMode="auto">
-                    <ns3:xfrm>
-                      <ns3:off x="0" y="0"/>
-                      <ns3:ext cx="5715000" cy="3924300"/>
-                    </ns3:xfrm>
-                    <ns3:prstGeom prst="rect">
-                      <ns3:avLst/>
-                    </ns3:prstGeom>
-                    <ns3:noFill/>
-                  </ns4:spPr>
-                </ns4:pic>
-              </ns3:graphicData>
-            </ns3:graphic>
-          </ns2:inline>
+          <wp:inline distT="0" distB="0" distL="0" distR="0">
+            <wp:extent cx="5715000" cy="3924300"/>
+            <wp:effectExtent l="0" t="0" r="0" b="0"/>
+            <wp:docPr id="1" name="Image 1" descr="Image 1"/>
+            <wp:cNvGraphicFramePr>
+              <a:graphicFrameLocks xmlns:a="http://schemas.openxmlformats.org/drawingml/2006/main" noChangeAspect="1"/>
+            </wp:cNvGraphicFramePr>
+            <a:graphic xmlns:a="http://schemas.openxmlformats.org/drawingml/2006/main">
+              <a:graphicData uri="http://schemas.openxmlformats.org/drawingml/2006/picture">
+                <pic:pic xmlns:pic="http://schemas.openxmlformats.org/drawingml/2006/picture">
+                  <pic:nvPicPr>
+                    <pic:cNvPr id="1" name="Image 1" descr="Image 1"/>
+                    <pic:cNvPicPr>
+                      <a:picLocks noChangeAspect="1" noChangeArrowheads="1"/>
+                    </pic:cNvPicPr>
+                  </pic:nvPicPr>
+                  <pic:blipFill>
+                    <a:blip r:embed="rId2"/>
+                    <a:stretch>
+                      <a:fillRect/>
+                    </a:stretch>
+                  </pic:blipFill>
+                  <pic:spPr bwMode="auto">
+                    <a:xfrm>
+                      <a:off x="0" y="0"/>
+                      <a:ext cx="5715000" cy="3924300"/>
+                    </a:xfrm>
+                    <a:prstGeom prst="rect">
+                      <a:avLst/>
+                    </a:prstGeom>
+                    <a:noFill/>
+                  </pic:spPr>
+                </pic:pic>
+              </a:graphicData>
+            </a:graphic>
+          </wp:inline>
         </w:drawing>
       </w:r>
     </w:p>
@@ -5546,42 +6807,42 @@
       <w:r>
         <w:rPr/>
         <w:drawing>
-          <ns2:inline distT="0" distB="0" distL="0" distR="0">
-            <ns2:extent cx="5715000" cy="5467350"/>
-            <ns2:effectExtent l="0" t="0" r="0" b="0"/>
-            <ns2:docPr id="2" name="Image 2" descr="Image 2"/>
-            <ns2:cNvGraphicFramePr>
-              <ns3:graphicFrameLocks noChangeAspect="1"/>
-            </ns2:cNvGraphicFramePr>
-            <ns3:graphic>
-              <ns3:graphicData uri="http://schemas.openxmlformats.org/drawingml/2006/picture">
-                <ns4:pic>
-                  <ns4:nvPicPr>
-                    <ns4:cNvPr id="2" name="Image 2" descr="Image 2"/>
-                    <ns4:cNvPicPr>
-                      <ns3:picLocks noChangeAspect="1" noChangeArrowheads="1"/>
-                    </ns4:cNvPicPr>
-                  </ns4:nvPicPr>
-                  <ns4:blipFill>
-                    <ns3:blip ns5:embed="rId3"/>
-                    <ns3:stretch>
-                      <ns3:fillRect/>
-                    </ns3:stretch>
-                  </ns4:blipFill>
-                  <ns4:spPr bwMode="auto">
-                    <ns3:xfrm>
-                      <ns3:off x="0" y="0"/>
-                      <ns3:ext cx="5715000" cy="5467350"/>
-                    </ns3:xfrm>
-                    <ns3:prstGeom prst="rect">
-                      <ns3:avLst/>
-                    </ns3:prstGeom>
-                    <ns3:noFill/>
-                  </ns4:spPr>
-                </ns4:pic>
-              </ns3:graphicData>
-            </ns3:graphic>
-          </ns2:inline>
+          <wp:inline distT="0" distB="0" distL="0" distR="0">
+            <wp:extent cx="5715000" cy="5467350"/>
+            <wp:effectExtent l="0" t="0" r="0" b="0"/>
+            <wp:docPr id="2" name="Image 2" descr="Image 2"/>
+            <wp:cNvGraphicFramePr>
+              <a:graphicFrameLocks xmlns:a="http://schemas.openxmlformats.org/drawingml/2006/main" noChangeAspect="1"/>
+            </wp:cNvGraphicFramePr>
+            <a:graphic xmlns:a="http://schemas.openxmlformats.org/drawingml/2006/main">
+              <a:graphicData uri="http://schemas.openxmlformats.org/drawingml/2006/picture">
+                <pic:pic xmlns:pic="http://schemas.openxmlformats.org/drawingml/2006/picture">
+                  <pic:nvPicPr>
+                    <pic:cNvPr id="2" name="Image 2" descr="Image 2"/>
+                    <pic:cNvPicPr>
+                      <a:picLocks noChangeAspect="1" noChangeArrowheads="1"/>
+                    </pic:cNvPicPr>
+                  </pic:nvPicPr>
+                  <pic:blipFill>
+                    <a:blip r:embed="rId3"/>
+                    <a:stretch>
+                      <a:fillRect/>
+                    </a:stretch>
+                  </pic:blipFill>
+                  <pic:spPr bwMode="auto">
+                    <a:xfrm>
+                      <a:off x="0" y="0"/>
+                      <a:ext cx="5715000" cy="5467350"/>
+                    </a:xfrm>
+                    <a:prstGeom prst="rect">
+                      <a:avLst/>
+                    </a:prstGeom>
+                    <a:noFill/>
+                  </pic:spPr>
+                </pic:pic>
+              </a:graphicData>
+            </a:graphic>
+          </wp:inline>
         </w:drawing>
       </w:r>
     </w:p>
@@ -5849,42 +7110,42 @@
       <w:r>
         <w:rPr/>
         <w:drawing>
-          <ns2:inline distT="0" distB="0" distL="0" distR="0">
-            <ns2:extent cx="5715000" cy="4086225"/>
-            <ns2:effectExtent l="0" t="0" r="0" b="0"/>
-            <ns2:docPr id="3" name="Image 3" descr="Image 3"/>
-            <ns2:cNvGraphicFramePr>
-              <ns3:graphicFrameLocks noChangeAspect="1"/>
-            </ns2:cNvGraphicFramePr>
-            <ns3:graphic>
-              <ns3:graphicData uri="http://schemas.openxmlformats.org/drawingml/2006/picture">
-                <ns4:pic>
-                  <ns4:nvPicPr>
-                    <ns4:cNvPr id="3" name="Image 3" descr="Image 3"/>
-                    <ns4:cNvPicPr>
-                      <ns3:picLocks noChangeAspect="1" noChangeArrowheads="1"/>
-                    </ns4:cNvPicPr>
-                  </ns4:nvPicPr>
-                  <ns4:blipFill>
-                    <ns3:blip ns5:embed="rId4"/>
-                    <ns3:stretch>
-                      <ns3:fillRect/>
-                    </ns3:stretch>
-                  </ns4:blipFill>
-                  <ns4:spPr bwMode="auto">
-                    <ns3:xfrm>
-                      <ns3:off x="0" y="0"/>
-                      <ns3:ext cx="5715000" cy="4086225"/>
-                    </ns3:xfrm>
-                    <ns3:prstGeom prst="rect">
-                      <ns3:avLst/>
-                    </ns3:prstGeom>
-                    <ns3:noFill/>
-                  </ns4:spPr>
-                </ns4:pic>
-              </ns3:graphicData>
-            </ns3:graphic>
-          </ns2:inline>
+          <wp:inline distT="0" distB="0" distL="0" distR="0">
+            <wp:extent cx="5715000" cy="4086225"/>
+            <wp:effectExtent l="0" t="0" r="0" b="0"/>
+            <wp:docPr id="3" name="Image 3" descr="Image 3"/>
+            <wp:cNvGraphicFramePr>
+              <a:graphicFrameLocks xmlns:a="http://schemas.openxmlformats.org/drawingml/2006/main" noChangeAspect="1"/>
+            </wp:cNvGraphicFramePr>
+            <a:graphic xmlns:a="http://schemas.openxmlformats.org/drawingml/2006/main">
+              <a:graphicData uri="http://schemas.openxmlformats.org/drawingml/2006/picture">
+                <pic:pic xmlns:pic="http://schemas.openxmlformats.org/drawingml/2006/picture">
+                  <pic:nvPicPr>
+                    <pic:cNvPr id="3" name="Image 3" descr="Image 3"/>
+                    <pic:cNvPicPr>
+                      <a:picLocks noChangeAspect="1" noChangeArrowheads="1"/>
+                    </pic:cNvPicPr>
+                  </pic:nvPicPr>
+                  <pic:blipFill>
+                    <a:blip r:embed="rId4"/>
+                    <a:stretch>
+                      <a:fillRect/>
+                    </a:stretch>
+                  </pic:blipFill>
+                  <pic:spPr bwMode="auto">
+                    <a:xfrm>
+                      <a:off x="0" y="0"/>
+                      <a:ext cx="5715000" cy="4086225"/>
+                    </a:xfrm>
+                    <a:prstGeom prst="rect">
+                      <a:avLst/>
+                    </a:prstGeom>
+                    <a:noFill/>
+                  </pic:spPr>
+                </pic:pic>
+              </a:graphicData>
+            </a:graphic>
+          </wp:inline>
         </w:drawing>
       </w:r>
     </w:p>
@@ -5917,7 +7178,7 @@
         </w:rPr>
         <w:t xml:space="preserve">Fonte original: Biddiss, E., Beaton, D., &amp; Chau, T. (2007). Consumer design priorities for upper limb prosthetics. Disability and Rehabilitation: Assistive Technology, 2(6), 346-357. </w:t>
       </w:r>
-      <w:hyperlink ns5:id="rId5">
+      <w:hyperlink r:id="rId5">
         <w:r>
           <w:rPr>
             <w:rStyle w:val="Hyperlink"/>
@@ -6653,7 +7914,7 @@
         </w:rPr>
         <w:t xml:space="preserve">Fonte adaptada. Referência original: Kaygan, H., &amp; Kaygan, P. (2025). Clients and carers: Healthcare professionals’ roles in medical device development processes in SMEs. The Design Journal, 28(2), 213-231. </w:t>
       </w:r>
-      <w:hyperlink ns5:id="rId6">
+      <w:hyperlink r:id="rId6">
         <w:r>
           <w:rPr>
             <w:rStyle w:val="Hyperlink"/>
@@ -7338,42 +8599,42 @@
       <w:r>
         <w:rPr/>
         <w:drawing>
-          <ns2:inline distT="0" distB="0" distL="0" distR="0">
-            <ns2:extent cx="5715000" cy="3924300"/>
-            <ns2:effectExtent l="0" t="0" r="0" b="0"/>
-            <ns2:docPr id="4" name="Image 4" descr="Image 4"/>
-            <ns2:cNvGraphicFramePr>
-              <ns3:graphicFrameLocks noChangeAspect="1"/>
-            </ns2:cNvGraphicFramePr>
-            <ns3:graphic>
-              <ns3:graphicData uri="http://schemas.openxmlformats.org/drawingml/2006/picture">
-                <ns4:pic>
-                  <ns4:nvPicPr>
-                    <ns4:cNvPr id="4" name="Image 4" descr="Image 4"/>
-                    <ns4:cNvPicPr>
-                      <ns3:picLocks noChangeAspect="1" noChangeArrowheads="1"/>
-                    </ns4:cNvPicPr>
-                  </ns4:nvPicPr>
-                  <ns4:blipFill>
-                    <ns3:blip ns5:embed="rId7"/>
-                    <ns3:stretch>
-                      <ns3:fillRect/>
-                    </ns3:stretch>
-                  </ns4:blipFill>
-                  <ns4:spPr bwMode="auto">
-                    <ns3:xfrm>
-                      <ns3:off x="0" y="0"/>
-                      <ns3:ext cx="5715000" cy="3924300"/>
-                    </ns3:xfrm>
-                    <ns3:prstGeom prst="rect">
-                      <ns3:avLst/>
-                    </ns3:prstGeom>
-                    <ns3:noFill/>
-                  </ns4:spPr>
-                </ns4:pic>
-              </ns3:graphicData>
-            </ns3:graphic>
-          </ns2:inline>
+          <wp:inline distT="0" distB="0" distL="0" distR="0">
+            <wp:extent cx="5715000" cy="3924300"/>
+            <wp:effectExtent l="0" t="0" r="0" b="0"/>
+            <wp:docPr id="4" name="Image 4" descr="Image 4"/>
+            <wp:cNvGraphicFramePr>
+              <a:graphicFrameLocks xmlns:a="http://schemas.openxmlformats.org/drawingml/2006/main" noChangeAspect="1"/>
+            </wp:cNvGraphicFramePr>
+            <a:graphic xmlns:a="http://schemas.openxmlformats.org/drawingml/2006/main">
+              <a:graphicData uri="http://schemas.openxmlformats.org/drawingml/2006/picture">
+                <pic:pic xmlns:pic="http://schemas.openxmlformats.org/drawingml/2006/picture">
+                  <pic:nvPicPr>
+                    <pic:cNvPr id="4" name="Image 4" descr="Image 4"/>
+                    <pic:cNvPicPr>
+                      <a:picLocks noChangeAspect="1" noChangeArrowheads="1"/>
+                    </pic:cNvPicPr>
+                  </pic:nvPicPr>
+                  <pic:blipFill>
+                    <a:blip r:embed="rId7"/>
+                    <a:stretch>
+                      <a:fillRect/>
+                    </a:stretch>
+                  </pic:blipFill>
+                  <pic:spPr bwMode="auto">
+                    <a:xfrm>
+                      <a:off x="0" y="0"/>
+                      <a:ext cx="5715000" cy="3924300"/>
+                    </a:xfrm>
+                    <a:prstGeom prst="rect">
+                      <a:avLst/>
+                    </a:prstGeom>
+                    <a:noFill/>
+                  </pic:spPr>
+                </pic:pic>
+              </a:graphicData>
+            </a:graphic>
+          </wp:inline>
         </w:drawing>
       </w:r>
     </w:p>
@@ -7408,7 +8669,7 @@
         </w:rPr>
         <w:t xml:space="preserve">Fonte original: Chainando, N., Faephu, C., Suwaphong, N., Bureerat, S., Limphirat, W., Thammajaruk, P., &amp; Syafrudin, M. (2025). Applying 3D scanning and printing techniques to produce upper limb prostheses: Bibliometric analysis and scoping review. Prosthesis, 7(2), 26. </w:t>
       </w:r>
-      <w:hyperlink ns5:id="rId8">
+      <w:hyperlink r:id="rId8">
         <w:r>
           <w:rPr>
             <w:rStyle w:val="Hyperlink"/>
@@ -7771,42 +9032,42 @@
       <w:r>
         <w:rPr/>
         <w:drawing>
-          <ns2:inline distT="0" distB="0" distL="0" distR="0">
-            <ns2:extent cx="5715000" cy="3019425"/>
-            <ns2:effectExtent l="0" t="0" r="0" b="0"/>
-            <ns2:docPr id="5" name="Image 5" descr="Image 5"/>
-            <ns2:cNvGraphicFramePr>
-              <ns3:graphicFrameLocks noChangeAspect="1"/>
-            </ns2:cNvGraphicFramePr>
-            <ns3:graphic>
-              <ns3:graphicData uri="http://schemas.openxmlformats.org/drawingml/2006/picture">
-                <ns4:pic>
-                  <ns4:nvPicPr>
-                    <ns4:cNvPr id="5" name="Image 5" descr="Image 5"/>
-                    <ns4:cNvPicPr>
-                      <ns3:picLocks noChangeAspect="1" noChangeArrowheads="1"/>
-                    </ns4:cNvPicPr>
-                  </ns4:nvPicPr>
-                  <ns4:blipFill>
-                    <ns3:blip ns5:embed="rId9"/>
-                    <ns3:stretch>
-                      <ns3:fillRect/>
-                    </ns3:stretch>
-                  </ns4:blipFill>
-                  <ns4:spPr bwMode="auto">
-                    <ns3:xfrm>
-                      <ns3:off x="0" y="0"/>
-                      <ns3:ext cx="5715000" cy="3019425"/>
-                    </ns3:xfrm>
-                    <ns3:prstGeom prst="rect">
-                      <ns3:avLst/>
-                    </ns3:prstGeom>
-                    <ns3:noFill/>
-                  </ns4:spPr>
-                </ns4:pic>
-              </ns3:graphicData>
-            </ns3:graphic>
-          </ns2:inline>
+          <wp:inline distT="0" distB="0" distL="0" distR="0">
+            <wp:extent cx="5715000" cy="3019425"/>
+            <wp:effectExtent l="0" t="0" r="0" b="0"/>
+            <wp:docPr id="5" name="Image 5" descr="Image 5"/>
+            <wp:cNvGraphicFramePr>
+              <a:graphicFrameLocks xmlns:a="http://schemas.openxmlformats.org/drawingml/2006/main" noChangeAspect="1"/>
+            </wp:cNvGraphicFramePr>
+            <a:graphic xmlns:a="http://schemas.openxmlformats.org/drawingml/2006/main">
+              <a:graphicData uri="http://schemas.openxmlformats.org/drawingml/2006/picture">
+                <pic:pic xmlns:pic="http://schemas.openxmlformats.org/drawingml/2006/picture">
+                  <pic:nvPicPr>
+                    <pic:cNvPr id="5" name="Image 5" descr="Image 5"/>
+                    <pic:cNvPicPr>
+                      <a:picLocks noChangeAspect="1" noChangeArrowheads="1"/>
+                    </pic:cNvPicPr>
+                  </pic:nvPicPr>
+                  <pic:blipFill>
+                    <a:blip r:embed="rId9"/>
+                    <a:stretch>
+                      <a:fillRect/>
+                    </a:stretch>
+                  </pic:blipFill>
+                  <pic:spPr bwMode="auto">
+                    <a:xfrm>
+                      <a:off x="0" y="0"/>
+                      <a:ext cx="5715000" cy="3019425"/>
+                    </a:xfrm>
+                    <a:prstGeom prst="rect">
+                      <a:avLst/>
+                    </a:prstGeom>
+                    <a:noFill/>
+                  </pic:spPr>
+                </pic:pic>
+              </a:graphicData>
+            </a:graphic>
+          </wp:inline>
         </w:drawing>
       </w:r>
     </w:p>
@@ -8459,42 +9720,42 @@
       <w:r>
         <w:rPr/>
         <w:drawing>
-          <ns2:inline distT="0" distB="0" distL="0" distR="0">
-            <ns2:extent cx="5715000" cy="4219575"/>
-            <ns2:effectExtent l="0" t="0" r="0" b="0"/>
-            <ns2:docPr id="6" name="Image 6" descr="Image 6"/>
-            <ns2:cNvGraphicFramePr>
-              <ns3:graphicFrameLocks noChangeAspect="1"/>
-            </ns2:cNvGraphicFramePr>
-            <ns3:graphic>
-              <ns3:graphicData uri="http://schemas.openxmlformats.org/drawingml/2006/picture">
-                <ns4:pic>
-                  <ns4:nvPicPr>
-                    <ns4:cNvPr id="6" name="Image 6" descr="Image 6"/>
-                    <ns4:cNvPicPr>
-                      <ns3:picLocks noChangeAspect="1" noChangeArrowheads="1"/>
-                    </ns4:cNvPicPr>
-                  </ns4:nvPicPr>
-                  <ns4:blipFill>
-                    <ns3:blip ns5:embed="rId10"/>
-                    <ns3:stretch>
-                      <ns3:fillRect/>
-                    </ns3:stretch>
-                  </ns4:blipFill>
-                  <ns4:spPr bwMode="auto">
-                    <ns3:xfrm>
-                      <ns3:off x="0" y="0"/>
-                      <ns3:ext cx="5715000" cy="4219575"/>
-                    </ns3:xfrm>
-                    <ns3:prstGeom prst="rect">
-                      <ns3:avLst/>
-                    </ns3:prstGeom>
-                    <ns3:noFill/>
-                  </ns4:spPr>
-                </ns4:pic>
-              </ns3:graphicData>
-            </ns3:graphic>
-          </ns2:inline>
+          <wp:inline distT="0" distB="0" distL="0" distR="0">
+            <wp:extent cx="5715000" cy="4219575"/>
+            <wp:effectExtent l="0" t="0" r="0" b="0"/>
+            <wp:docPr id="6" name="Image 6" descr="Image 6"/>
+            <wp:cNvGraphicFramePr>
+              <a:graphicFrameLocks xmlns:a="http://schemas.openxmlformats.org/drawingml/2006/main" noChangeAspect="1"/>
+            </wp:cNvGraphicFramePr>
+            <a:graphic xmlns:a="http://schemas.openxmlformats.org/drawingml/2006/main">
+              <a:graphicData uri="http://schemas.openxmlformats.org/drawingml/2006/picture">
+                <pic:pic xmlns:pic="http://schemas.openxmlformats.org/drawingml/2006/picture">
+                  <pic:nvPicPr>
+                    <pic:cNvPr id="6" name="Image 6" descr="Image 6"/>
+                    <pic:cNvPicPr>
+                      <a:picLocks noChangeAspect="1" noChangeArrowheads="1"/>
+                    </pic:cNvPicPr>
+                  </pic:nvPicPr>
+                  <pic:blipFill>
+                    <a:blip r:embed="rId10"/>
+                    <a:stretch>
+                      <a:fillRect/>
+                    </a:stretch>
+                  </pic:blipFill>
+                  <pic:spPr bwMode="auto">
+                    <a:xfrm>
+                      <a:off x="0" y="0"/>
+                      <a:ext cx="5715000" cy="4219575"/>
+                    </a:xfrm>
+                    <a:prstGeom prst="rect">
+                      <a:avLst/>
+                    </a:prstGeom>
+                    <a:noFill/>
+                  </pic:spPr>
+                </pic:pic>
+              </a:graphicData>
+            </a:graphic>
+          </wp:inline>
         </w:drawing>
       </w:r>
     </w:p>
@@ -9323,42 +10584,42 @@
       <w:r>
         <w:rPr/>
         <w:drawing>
-          <ns2:inline distT="0" distB="0" distL="0" distR="0">
-            <ns2:extent cx="5715000" cy="2638425"/>
-            <ns2:effectExtent l="0" t="0" r="0" b="0"/>
-            <ns2:docPr id="7" name="Image 7" descr="Image 7"/>
-            <ns2:cNvGraphicFramePr>
-              <ns3:graphicFrameLocks noChangeAspect="1"/>
-            </ns2:cNvGraphicFramePr>
-            <ns3:graphic>
-              <ns3:graphicData uri="http://schemas.openxmlformats.org/drawingml/2006/picture">
-                <ns4:pic>
-                  <ns4:nvPicPr>
-                    <ns4:cNvPr id="7" name="Image 7" descr="Image 7"/>
-                    <ns4:cNvPicPr>
-                      <ns3:picLocks noChangeAspect="1" noChangeArrowheads="1"/>
-                    </ns4:cNvPicPr>
-                  </ns4:nvPicPr>
-                  <ns4:blipFill>
-                    <ns3:blip ns5:embed="rId11"/>
-                    <ns3:stretch>
-                      <ns3:fillRect/>
-                    </ns3:stretch>
-                  </ns4:blipFill>
-                  <ns4:spPr bwMode="auto">
-                    <ns3:xfrm>
-                      <ns3:off x="0" y="0"/>
-                      <ns3:ext cx="5715000" cy="2638425"/>
-                    </ns3:xfrm>
-                    <ns3:prstGeom prst="rect">
-                      <ns3:avLst/>
-                    </ns3:prstGeom>
-                    <ns3:noFill/>
-                  </ns4:spPr>
-                </ns4:pic>
-              </ns3:graphicData>
-            </ns3:graphic>
-          </ns2:inline>
+          <wp:inline distT="0" distB="0" distL="0" distR="0">
+            <wp:extent cx="5715000" cy="2638425"/>
+            <wp:effectExtent l="0" t="0" r="0" b="0"/>
+            <wp:docPr id="7" name="Image 7" descr="Image 7"/>
+            <wp:cNvGraphicFramePr>
+              <a:graphicFrameLocks xmlns:a="http://schemas.openxmlformats.org/drawingml/2006/main" noChangeAspect="1"/>
+            </wp:cNvGraphicFramePr>
+            <a:graphic xmlns:a="http://schemas.openxmlformats.org/drawingml/2006/main">
+              <a:graphicData uri="http://schemas.openxmlformats.org/drawingml/2006/picture">
+                <pic:pic xmlns:pic="http://schemas.openxmlformats.org/drawingml/2006/picture">
+                  <pic:nvPicPr>
+                    <pic:cNvPr id="7" name="Image 7" descr="Image 7"/>
+                    <pic:cNvPicPr>
+                      <a:picLocks noChangeAspect="1" noChangeArrowheads="1"/>
+                    </pic:cNvPicPr>
+                  </pic:nvPicPr>
+                  <pic:blipFill>
+                    <a:blip r:embed="rId11"/>
+                    <a:stretch>
+                      <a:fillRect/>
+                    </a:stretch>
+                  </pic:blipFill>
+                  <pic:spPr bwMode="auto">
+                    <a:xfrm>
+                      <a:off x="0" y="0"/>
+                      <a:ext cx="5715000" cy="2638425"/>
+                    </a:xfrm>
+                    <a:prstGeom prst="rect">
+                      <a:avLst/>
+                    </a:prstGeom>
+                    <a:noFill/>
+                  </pic:spPr>
+                </pic:pic>
+              </a:graphicData>
+            </a:graphic>
+          </wp:inline>
         </w:drawing>
       </w:r>
     </w:p>
@@ -9560,7 +10821,27 @@
         <w:rPr>
           <w:lang w:val="pt-PT"/>
         </w:rPr>
-        <w:t>Esta lógica distingue a IA contemporânea dos sistemas puramente baseados em regras. Num sistema baseado em regras, o comportamento é prescrito antecipadamente: se ocorrer determinada condição, executa-se determinada ação. Num sistema treinado com dados, pelo contrário, o comportamento emerge da exposição a exemplos. Esta diferença ajuda a explicar, simultaneamente, a sua força e a sua fragilidade. A força reside na capacidade de lidar com grande complexidade, variabilidade e volume de informação. A fragilidade reside no facto do sistema depender dos dados com que foi treinado, podendo reproduzir enviesamentos, simplificações e erros já presentes nesses dados (Panchal et al., 2019 (#ref-panchal-2019); Yüksel et al., 2023 (#ref-yuksel-2023)).</w:t>
+        <w:t>Esta lógica distingue a IA contemporânea dos sistemas puramente baseados em regras. Num sistema baseado em regras, o comportamento é prescrito antecipadamente: se ocorrer determinada condição, executa-se determinada ação. Num sistema treinado com dados, pelo contrário, o comportamento emerge da exposição a exemplos. Esta diferença ajuda a explicar, simultaneamente, a sua força e a sua fragilidade.</w:t>
+      </w:r>
+    </w:p>
+    <w:p>
+      <w:pPr>
+        <w:pStyle w:val="Normal"/>
+        <w:bidi w:val="0"/>
+        <w:jc w:val="left"/>
+        <w:rPr>
+          <w:lang w:val="pt-PT"/>
+        </w:rPr>
+      </w:pPr>
+      <w:r>
+        <w:rPr/>
+        <w:t>A força reside na capacidade de lidar com informação complexa, heterogénea e volumosa. A fragilidade reside no facto de o sistema depender dos dados com que foi treinado, podendo reproduzir enviesamentos, simplificações e erros já presentes nesses dados.</w:t>
+      </w:r>
+      <w:r>
+        <w:rPr>
+          <w:lang w:val="pt-PT"/>
+        </w:rPr>
+        <w:t xml:space="preserve"> (Panchal et al., 2019 (#ref-panchal-2019); Yüksel et al., 2023 (#ref-yuksel-2023)).</w:t>
       </w:r>
     </w:p>
     <w:p>
@@ -9902,7 +11183,17 @@
         <w:rPr>
           <w:lang w:val="pt-PT"/>
         </w:rPr>
-        <w:t>Em domínios como a reabilitação e as tecnologias de assistência, a personalização é frequentemente descrita como uma necessidade funcional, e não apenas como uma diferenciação de mercado. Isso significa que a adequação do produto ao utilizador pode ser determinante para a segurança, a usabilidade e a adoção sustentada, deslocando o foco do design de uma solução “média” para sistemas capazes de acomodar a variabilidade individual de forma controlada (Fischer et al., 2017 (#ref-fischer-2017); Kerr et al., 2024 (#ref-kerr-2024); Zhu &amp; Zhong, 2022 (#ref-zhu-2022)).</w:t>
+        <w:t xml:space="preserve">Em domínios como a reabilitação e as tecnologias de assistência, a personalização é frequentemente descrita como uma necessidade funcional, e não apenas como uma diferenciação de mercado. Isso significa que a adequação do produto ao utilizador </w:t>
+      </w:r>
+      <w:r>
+        <w:rPr/>
+        <w:t>pode ser determinante para a segurança, a usabilidade e a adoção sustentada, deslocando o foco do design de uma solução “média” para sistemas capazes de acomodar diferenças individuais de forma controlada.</w:t>
+      </w:r>
+      <w:r>
+        <w:rPr>
+          <w:lang w:val="pt-PT"/>
+        </w:rPr>
+        <w:t>(Fischer et al., 2017 (#ref-fischer-2017); Kerr et al., 2024 (#ref-kerr-2024); Zhu &amp; Zhong, 2022 (#ref-zhu-2022)).</w:t>
       </w:r>
     </w:p>
     <w:p>
@@ -9938,52 +11229,162 @@
     </w:p>
     <w:p>
       <w:pPr>
-        <w:pStyle w:val="Normal"/>
+        <w:pStyle w:val="BodyText"/>
         <w:bidi w:val="0"/>
         <w:jc w:val="left"/>
         <w:rPr>
           <w:highlight w:val="none"/>
           <w:shd w:fill="FFFF00" w:val="clear"/>
-        </w:rPr>
-      </w:pPr>
-      <w:r>
-        <w:rPr>
+          <w:lang w:val="pt-PT"/>
+        </w:rPr>
+      </w:pPr>
+      <w:r>
+        <w:rPr>
+          <w:shd w:fill="auto" w:val="clear"/>
+          <w:lang w:val="pt-PT"/>
+        </w:rPr>
+        <w:t xml:space="preserve">Um enquadramento conceptual relevante para compreender os sistemas configuráveis é o dos </w:t>
+      </w:r>
+      <w:r>
+        <w:rPr>
+          <w:rStyle w:val="Emphasis"/>
+          <w:shd w:fill="auto" w:val="clear"/>
+          <w:lang w:val="pt-PT"/>
+        </w:rPr>
+        <w:t>toolkits for user innovation</w:t>
+      </w:r>
+      <w:r>
+        <w:rPr>
+          <w:shd w:fill="auto" w:val="clear"/>
+          <w:lang w:val="pt-PT"/>
+        </w:rPr>
+        <w:t>. Este conceito refere-se a conjuntos estruturados de ferramentas, regras e mecanismos de feedback que permitem aos utilizadores participar diretamente na definição ou adaptação de produtos, sem assumirem a totalidade do processo técnico de desenvolvimento. Nestes sistemas, parte do trabalho de tradução das necessidades individuais é deslocada para o utilizador, enquanto fabricantes, designers ou especialistas mantêm responsabilidade sobre tarefas críticas de resolução técnica, produção, validação e controlo de qualidade.</w:t>
+      </w:r>
+    </w:p>
+    <w:p>
+      <w:pPr>
+        <w:pStyle w:val="BodyText"/>
+        <w:bidi w:val="0"/>
+        <w:jc w:val="left"/>
+        <w:rPr>
+          <w:highlight w:val="none"/>
           <w:shd w:fill="FFFF00" w:val="clear"/>
           <w:lang w:val="pt-PT"/>
         </w:rPr>
-        <w:t>Uma linha teórica relevante é a dos “toolkits for user innovation”, que entende os sistemas configuráveis como ferramentas coordenadas e acessíveis que transferem parte do trabalho de design relacionado com as necessidades dos utilizadores, enquanto fabricantes e especialistas retêm tarefas de resolução e de produção. A distinção entre configuradores, centrados em selecionar opções, e toolkits, centrados em desenhar dentro de um espaço de projeto delimitado, é central: a participação pode variar entre escolher alternativas pré-definidas e efetivamente criar configurações em um ambiente com regras e feedback (Franke &amp; Hippel, 2002 (#ref-franke-2002); Hippel &amp; Katz, 2002 (#ref-hippel-2002)).</w:t>
-      </w:r>
-    </w:p>
-    <w:p>
-      <w:pPr>
-        <w:pStyle w:val="Normal"/>
-        <w:bidi w:val="0"/>
-        <w:jc w:val="left"/>
-        <w:rPr>
-          <w:lang w:val="pt-PT"/>
-        </w:rPr>
-      </w:pPr>
-      <w:r>
-        <w:rPr>
-          <w:shd w:fill="FFFF00" w:val="clear"/>
-          <w:lang w:val="pt-PT"/>
-        </w:rPr>
-        <w:t>O meta-design aprofunda esta lógica ao defender a participação “em uso”,</w:t>
-      </w:r>
-      <w:r>
-        <w:rPr/>
-        <w:commentReference w:id="3"/>
-      </w:r>
-      <w:r>
-        <w:rPr>
-          <w:shd w:fill="FFFF00" w:val="clear"/>
-          <w:lang w:val="pt-PT"/>
-        </w:rPr>
-        <w:t xml:space="preserve"> estabelecendo condições técnicas e sociais para que os utilizadores se tornem co-designers e o sistema evolua ao longo do tempo. O modelo Seeding, Evolutionary Growth, and Reseeding formaliza este processo como alternância entre “sementes” iniciais, criadas por especialistas, evolução por meio do desenvolvimento do utilizador e reestruturações periódicas que consolidam as aprendizagens e reorganizam o sistema</w:t>
-      </w:r>
-      <w:r>
-        <w:rPr/>
-        <w:commentReference w:id="4"/>
+      </w:pPr>
+      <w:r>
+        <w:rPr>
+          <w:shd w:fill="auto" w:val="clear"/>
+          <w:lang w:val="pt-PT"/>
+        </w:rPr>
+        <w:t xml:space="preserve">Esta abordagem permite distinguir configuradores, centrados sobretudo na seleção entre opções previamente definidas, de </w:t>
+      </w:r>
+      <w:r>
+        <w:rPr>
+          <w:rStyle w:val="Emphasis"/>
+          <w:shd w:fill="auto" w:val="clear"/>
+          <w:lang w:val="pt-PT"/>
+        </w:rPr>
+        <w:t>toolkits</w:t>
+      </w:r>
+      <w:r>
+        <w:rPr>
+          <w:shd w:fill="auto" w:val="clear"/>
+          <w:lang w:val="pt-PT"/>
+        </w:rPr>
+        <w:t>, que oferecem ao utilizador a possibilidade de criar ou ajustar soluções dentro de um espaço de projeto delimitado por regras, parâmetros e feedback operacional (Franke &amp; Hippel, 2002 (#ref-franke-2002); Hippel &amp; Katz, 2002 (#ref-hippel-2002)).</w:t>
+      </w:r>
+    </w:p>
+    <w:p>
+      <w:pPr>
+        <w:pStyle w:val="BodyText"/>
+        <w:rPr>
+          <w:highlight w:val="none"/>
+          <w:shd w:fill="auto" w:val="clear"/>
+          <w:lang w:val="pt-PT"/>
+        </w:rPr>
+      </w:pPr>
+      <w:r>
+        <w:rPr>
+          <w:shd w:fill="auto" w:val="clear"/>
+          <w:lang w:val="pt-PT"/>
+        </w:rPr>
+        <w:t>O meta-design aprofunda esta lógica ao deslocar o foco do projeto de uma solução fechada para a criação das condições que permitem a sua evolução posterior. Neste enquadramento, o papel do designer não se limita à definição inicial do artefacto ou da interface, mas inclui a construção de ambientes, ferramentas e estruturas sociais que possibilitam a participação ativa dos utilizadores ao longo do tempo. O meta-design pode, assim, ser entendido como uma abordagem em que se projeta o próprio sistema de adaptação: em vez de antecipar todas as necessidades futuras, cria-se uma infraestrutura que permite aos utilizadores, técnicos ou comunidades ajustar, expandir e reconfigurar a solução em contexto de uso.</w:t>
+      </w:r>
+    </w:p>
+    <w:p>
+      <w:pPr>
+        <w:pStyle w:val="BodyText"/>
+        <w:rPr>
+          <w:lang w:val="pt-PT"/>
+        </w:rPr>
+      </w:pPr>
+      <w:r>
+        <w:rPr>
+          <w:shd w:fill="auto" w:val="clear"/>
+          <w:lang w:val="pt-PT"/>
+        </w:rPr>
+        <w:t xml:space="preserve">O modelo </w:t>
+      </w:r>
+      <w:r>
+        <w:rPr>
+          <w:rStyle w:val="Emphasis"/>
+          <w:shd w:fill="auto" w:val="clear"/>
+          <w:lang w:val="pt-PT"/>
+        </w:rPr>
+        <w:t>Seeding, Evolutionary Growth, and Reseeding</w:t>
+      </w:r>
+      <w:r>
+        <w:rPr>
+          <w:shd w:fill="auto" w:val="clear"/>
+          <w:lang w:val="pt-PT"/>
+        </w:rPr>
+        <w:t xml:space="preserve"> formaliza este processo em três momentos articulados. A fase de </w:t>
+      </w:r>
+      <w:r>
+        <w:rPr>
+          <w:rStyle w:val="Emphasis"/>
+          <w:shd w:fill="auto" w:val="clear"/>
+          <w:lang w:val="pt-PT"/>
+        </w:rPr>
+        <w:t>seeding</w:t>
+      </w:r>
+      <w:r>
+        <w:rPr>
+          <w:shd w:fill="auto" w:val="clear"/>
+          <w:lang w:val="pt-PT"/>
+        </w:rPr>
+        <w:t xml:space="preserve"> corresponde à criação de uma estrutura inicial suficientemente robusta para orientar a utilização, mas suficientemente aberta para permitir desenvolvimento posterior. A fase de </w:t>
+      </w:r>
+      <w:r>
+        <w:rPr>
+          <w:rStyle w:val="Emphasis"/>
+          <w:shd w:fill="auto" w:val="clear"/>
+          <w:lang w:val="pt-PT"/>
+        </w:rPr>
+        <w:t>evolutionary growth</w:t>
+      </w:r>
+      <w:r>
+        <w:rPr>
+          <w:shd w:fill="auto" w:val="clear"/>
+          <w:lang w:val="pt-PT"/>
+        </w:rPr>
+        <w:t xml:space="preserve"> corresponde ao crescimento do sistema através das adaptações, usos e contribuições dos utilizadores. Por fim, a fase de </w:t>
+      </w:r>
+      <w:r>
+        <w:rPr>
+          <w:rStyle w:val="Emphasis"/>
+          <w:shd w:fill="auto" w:val="clear"/>
+          <w:lang w:val="pt-PT"/>
+        </w:rPr>
+        <w:t>reseeding</w:t>
+      </w:r>
+      <w:r>
+        <w:rPr>
+          <w:shd w:fill="auto" w:val="clear"/>
+          <w:lang w:val="pt-PT"/>
+        </w:rPr>
+        <w:t xml:space="preserve"> implica a reorganização periódica dessas contribuições, consolidando aprendizagens, corrigindo inconsistências e reestruturando o sistema para novos ciclos de utilização e desenvolvimento</w:t>
       </w:r>
       <w:r>
         <w:rPr>
@@ -10020,42 +11421,42 @@
       <w:r>
         <w:rPr/>
         <w:drawing>
-          <ns2:inline distT="0" distB="0" distL="0" distR="0">
-            <ns2:extent cx="5715000" cy="2990850"/>
-            <ns2:effectExtent l="0" t="0" r="0" b="0"/>
-            <ns2:docPr id="8" name="Image 8" descr="Image 8"/>
-            <ns2:cNvGraphicFramePr>
-              <ns3:graphicFrameLocks noChangeAspect="1"/>
-            </ns2:cNvGraphicFramePr>
-            <ns3:graphic>
-              <ns3:graphicData uri="http://schemas.openxmlformats.org/drawingml/2006/picture">
-                <ns4:pic>
-                  <ns4:nvPicPr>
-                    <ns4:cNvPr id="8" name="Image 8" descr="Image 8"/>
-                    <ns4:cNvPicPr>
-                      <ns3:picLocks noChangeAspect="1" noChangeArrowheads="1"/>
-                    </ns4:cNvPicPr>
-                  </ns4:nvPicPr>
-                  <ns4:blipFill>
-                    <ns3:blip ns5:embed="rId12"/>
-                    <ns3:stretch>
-                      <ns3:fillRect/>
-                    </ns3:stretch>
-                  </ns4:blipFill>
-                  <ns4:spPr bwMode="auto">
-                    <ns3:xfrm>
-                      <ns3:off x="0" y="0"/>
-                      <ns3:ext cx="5715000" cy="2990850"/>
-                    </ns3:xfrm>
-                    <ns3:prstGeom prst="rect">
-                      <ns3:avLst/>
-                    </ns3:prstGeom>
-                    <ns3:noFill/>
-                  </ns4:spPr>
-                </ns4:pic>
-              </ns3:graphicData>
-            </ns3:graphic>
-          </ns2:inline>
+          <wp:inline distT="0" distB="0" distL="0" distR="0">
+            <wp:extent cx="5715000" cy="2990850"/>
+            <wp:effectExtent l="0" t="0" r="0" b="0"/>
+            <wp:docPr id="8" name="Image 8" descr="Image 8"/>
+            <wp:cNvGraphicFramePr>
+              <a:graphicFrameLocks xmlns:a="http://schemas.openxmlformats.org/drawingml/2006/main" noChangeAspect="1"/>
+            </wp:cNvGraphicFramePr>
+            <a:graphic xmlns:a="http://schemas.openxmlformats.org/drawingml/2006/main">
+              <a:graphicData uri="http://schemas.openxmlformats.org/drawingml/2006/picture">
+                <pic:pic xmlns:pic="http://schemas.openxmlformats.org/drawingml/2006/picture">
+                  <pic:nvPicPr>
+                    <pic:cNvPr id="8" name="Image 8" descr="Image 8"/>
+                    <pic:cNvPicPr>
+                      <a:picLocks noChangeAspect="1" noChangeArrowheads="1"/>
+                    </pic:cNvPicPr>
+                  </pic:nvPicPr>
+                  <pic:blipFill>
+                    <a:blip r:embed="rId12"/>
+                    <a:stretch>
+                      <a:fillRect/>
+                    </a:stretch>
+                  </pic:blipFill>
+                  <pic:spPr bwMode="auto">
+                    <a:xfrm>
+                      <a:off x="0" y="0"/>
+                      <a:ext cx="5715000" cy="2990850"/>
+                    </a:xfrm>
+                    <a:prstGeom prst="rect">
+                      <a:avLst/>
+                    </a:prstGeom>
+                    <a:noFill/>
+                  </pic:spPr>
+                </pic:pic>
+              </a:graphicData>
+            </a:graphic>
+          </wp:inline>
         </w:drawing>
       </w:r>
     </w:p>
@@ -10090,7 +11491,7 @@
         </w:rPr>
         <w:t xml:space="preserve">Fonte original: Akasaka, M., Veeckman, C., Georges, A., Schuurman, D., &amp; Coorevits, L. (2022). A framework for configuring participation in living labs. </w:t>
       </w:r>
-      <w:hyperlink ns5:id="rId13">
+      <w:hyperlink r:id="rId13">
         <w:r>
           <w:rPr>
             <w:rStyle w:val="Hyperlink"/>
@@ -10592,7 +11993,7 @@
         </w:rPr>
         <w:t xml:space="preserve">Fonte adaptada. Referência original: Akasaka, M., Veeckman, C., Georges, A., Schuurman, D., &amp; Coorevits, L. (2022). A framework for configuring participation in living labs. </w:t>
       </w:r>
-      <w:hyperlink ns5:id="rId14">
+      <w:hyperlink r:id="rId14">
         <w:r>
           <w:rPr>
             <w:rStyle w:val="Hyperlink"/>
@@ -10816,6 +12217,21 @@
     </w:p>
     <w:p>
       <w:pPr>
+        <w:pStyle w:val="Heading3"/>
+        <w:bidi w:val="0"/>
+        <w:jc w:val="left"/>
+        <w:rPr>
+          <w:lang w:val="pt-PT"/>
+        </w:rPr>
+      </w:pPr>
+      <w:r>
+        <w:rPr>
+          <w:lang w:val="pt-PT"/>
+        </w:rPr>
+      </w:r>
+    </w:p>
+    <w:p>
+      <w:pPr>
         <w:pStyle w:val="Normal"/>
         <w:bidi w:val="0"/>
         <w:jc w:val="left"/>
@@ -10866,33 +12282,113 @@
         <w:rPr>
           <w:lang w:val="pt-PT"/>
         </w:rPr>
-        <w:t>Na reabilitação, plataformas de virtual coaching, serious games configuráveis e modelos de cocriação tecnológica são apresentados como formas de personalizar os tratamentos com base no estado clínico, nos objetivos terapêuticos e no feedback do utilizador. As avaliações indicam boa usabilidade e experiência do utilizador quando a participação é integrada no ciclo de desenvolvimento e mostram que a personalização não se limita à interface, estendendo-se à seleção de exercícios, ao ritmo do programa e à mediação por profissionais de saúde (Cole, 2011 (#ref-cole-2011); Kerr et al., 2024 (#ref-kerr-2024); Seregni et al., 2021 (#ref-seregni-2021)).</w:t>
-      </w:r>
-    </w:p>
-    <w:p>
-      <w:pPr>
-        <w:pStyle w:val="Normal"/>
-        <w:bidi w:val="0"/>
-        <w:jc w:val="left"/>
-        <w:rPr>
-          <w:lang w:val="pt-PT"/>
-        </w:rPr>
-      </w:pPr>
-      <w:r>
-        <w:rPr>
-          <w:lang w:val="pt-PT"/>
-        </w:rPr>
-        <w:t>No contexto protésico e assistivo, evidencia-se a relevância dos ecossistemas modulares e das cadeias de aprendizagem distribuída. Estudos sobre próteses pediátricas, serviços de reabilitação assistiva e modelos como o Victoria Hand Project</w:t>
-      </w:r>
-      <w:r>
-        <w:rPr/>
-        <w:commentReference w:id="5"/>
-      </w:r>
-      <w:r>
-        <w:rPr>
-          <w:lang w:val="pt-PT"/>
-        </w:rPr>
-        <w:t xml:space="preserve"> mostram que a personalização pode combinar prototipagem iterativa, módulos intercambiáveis, criação digital de encaixes e circulação de feedback entre locais clínicos e equipas centrais de desenvolvimento. Neste enquadramento, a plataforma deixa de ser apenas uma interface de configuração e passa a funcionar como infraestrutura organizacional de aprendizagem e de atualização contínua (Dechev et al., 2023 (#ref-dechev-2023); Howard et al., 2022 (#ref-howard-2022); Sims et al., 2017 (#ref-sims-2017)).</w:t>
+        <w:t xml:space="preserve">Na reabilitação, plataformas de </w:t>
+      </w:r>
+      <w:r>
+        <w:rPr>
+          <w:i/>
+          <w:iCs/>
+          <w:lang w:val="pt-PT"/>
+        </w:rPr>
+        <w:t>virtual coaching</w:t>
+      </w:r>
+      <w:r>
+        <w:rPr>
+          <w:rStyle w:val="FootnoteReference"/>
+          <w:i/>
+          <w:iCs/>
+          <w:lang w:val="pt-PT"/>
+        </w:rPr>
+        <w:footnoteReference w:id="13"/>
+      </w:r>
+      <w:r>
+        <w:rPr>
+          <w:lang w:val="pt-PT"/>
+        </w:rPr>
+        <w:t xml:space="preserve">, </w:t>
+      </w:r>
+      <w:r>
+        <w:rPr>
+          <w:i/>
+          <w:iCs/>
+          <w:lang w:val="pt-PT"/>
+        </w:rPr>
+        <w:t>serious games</w:t>
+      </w:r>
+      <w:r>
+        <w:rPr>
+          <w:rStyle w:val="FootnoteReference"/>
+          <w:i/>
+          <w:iCs/>
+          <w:lang w:val="pt-PT"/>
+        </w:rPr>
+        <w:footnoteReference w:id="14"/>
+      </w:r>
+      <w:r>
+        <w:rPr>
+          <w:lang w:val="pt-PT"/>
+        </w:rPr>
+        <w:t xml:space="preserve"> configuráveis e modelos de cocriação tecnológica são apresentados como formas de personalizar os tratamentos com base no estado clínico, nos objetivos terapêuticos e no </w:t>
+      </w:r>
+      <w:r>
+        <w:rPr>
+          <w:i/>
+          <w:iCs/>
+          <w:lang w:val="pt-PT"/>
+        </w:rPr>
+        <w:t>feedback</w:t>
+      </w:r>
+      <w:r>
+        <w:rPr>
+          <w:lang w:val="pt-PT"/>
+        </w:rPr>
+        <w:t xml:space="preserve"> do utilizador. As avaliações indicam boa usabilidade e experiência do utilizador quando a participação é integrada no ciclo de desenvolvimento e mostram que a personalização não se limita à interface, estendendo-se à seleção de exercícios, ao ritmo do programa e à mediação por profissionais de saúde (Cole, 2011 (#ref-cole-2011); Kerr et al., 2024 (#ref-kerr-2024); Seregni et al., 2021 (#ref-seregni-2021)).</w:t>
+      </w:r>
+    </w:p>
+    <w:p>
+      <w:pPr>
+        <w:pStyle w:val="Normal"/>
+        <w:bidi w:val="0"/>
+        <w:jc w:val="left"/>
+        <w:rPr>
+          <w:lang w:val="pt-PT"/>
+        </w:rPr>
+      </w:pPr>
+      <w:r>
+        <w:rPr>
+          <w:lang w:val="pt-PT"/>
+        </w:rPr>
+        <w:t>No contexto protésico e assistivo, evidencia-se a relevância dos ecossistemas modulares e das cadeias de aprendizagem distribuída.</w:t>
+      </w:r>
+    </w:p>
+    <w:p>
+      <w:pPr>
+        <w:pStyle w:val="Normal"/>
+        <w:bidi w:val="0"/>
+        <w:jc w:val="left"/>
+        <w:rPr>
+          <w:lang w:val="pt-PT"/>
+        </w:rPr>
+      </w:pPr>
+      <w:r>
+        <w:rPr/>
+        <w:t>Estudos sobre próteses pediátricas, serviços de reabilitação e modelos como o Victoria Hand Project mostram que a personalização pode combinar prototipagem iterativa, módulos intercambiáveis, criação digital de encaixes e circulação de feedback entre contextos clínicos locais e equipas técnicas responsáveis pela coordenação e desenvolvimento do sistema.</w:t>
+      </w:r>
+    </w:p>
+    <w:p>
+      <w:pPr>
+        <w:pStyle w:val="Normal"/>
+        <w:bidi w:val="0"/>
+        <w:jc w:val="left"/>
+        <w:rPr>
+          <w:lang w:val="pt-PT"/>
+        </w:rPr>
+      </w:pPr>
+      <w:r>
+        <w:rPr>
+          <w:lang w:val="pt-PT"/>
+        </w:rPr>
+        <w:t>Neste enquadramento, a plataforma deixa de ser apenas uma interface de configuração e passa a funcionar como infraestrutura organizacional de aprendizagem e de atualização contínua (Dechev et al., 2023 (#ref-dechev-2023); Howard et al., 2022 (#ref-howard-2022); Sims et al., 2017 (#ref-sims-2017)).</w:t>
       </w:r>
     </w:p>
     <w:p>
@@ -11073,7 +12569,7 @@
       </w:r>
       <w:r>
         <w:rPr>
-          <w:shd w:fill="FFFF00" w:val="clear"/>
+          <w:shd w:fill="auto" w:val="clear"/>
           <w:lang w:val="pt-PT"/>
         </w:rPr>
         <w:t>por nível de prontidão tecnológica, ou Technology Readiness Level (TRL)</w:t>
@@ -11084,7 +12580,7 @@
           <w:shd w:fill="FFFF00" w:val="clear"/>
           <w:lang w:val="pt-PT"/>
         </w:rPr>
-        <w:footnoteReference w:id="13"/>
+        <w:footnoteReference w:id="15"/>
       </w:r>
       <w:r>
         <w:rPr>
@@ -11112,42 +12608,42 @@
       <w:r>
         <w:rPr/>
         <w:drawing>
-          <ns2:inline distT="0" distB="0" distL="0" distR="0">
-            <ns2:extent cx="5715000" cy="4067175"/>
-            <ns2:effectExtent l="0" t="0" r="0" b="0"/>
-            <ns2:docPr id="9" name="Image 9" descr="Image 9"/>
-            <ns2:cNvGraphicFramePr>
-              <ns3:graphicFrameLocks noChangeAspect="1"/>
-            </ns2:cNvGraphicFramePr>
-            <ns3:graphic>
-              <ns3:graphicData uri="http://schemas.openxmlformats.org/drawingml/2006/picture">
-                <ns4:pic>
-                  <ns4:nvPicPr>
-                    <ns4:cNvPr id="9" name="Image 9" descr="Image 9"/>
-                    <ns4:cNvPicPr>
-                      <ns3:picLocks noChangeAspect="1" noChangeArrowheads="1"/>
-                    </ns4:cNvPicPr>
-                  </ns4:nvPicPr>
-                  <ns4:blipFill>
-                    <ns3:blip ns5:embed="rId15"/>
-                    <ns3:stretch>
-                      <ns3:fillRect/>
-                    </ns3:stretch>
-                  </ns4:blipFill>
-                  <ns4:spPr bwMode="auto">
-                    <ns3:xfrm>
-                      <ns3:off x="0" y="0"/>
-                      <ns3:ext cx="5715000" cy="4067175"/>
-                    </ns3:xfrm>
-                    <ns3:prstGeom prst="rect">
-                      <ns3:avLst/>
-                    </ns3:prstGeom>
-                    <ns3:noFill/>
-                  </ns4:spPr>
-                </ns4:pic>
-              </ns3:graphicData>
-            </ns3:graphic>
-          </ns2:inline>
+          <wp:inline distT="0" distB="0" distL="0" distR="0">
+            <wp:extent cx="5715000" cy="4067175"/>
+            <wp:effectExtent l="0" t="0" r="0" b="0"/>
+            <wp:docPr id="9" name="Image 9" descr="Image 9"/>
+            <wp:cNvGraphicFramePr>
+              <a:graphicFrameLocks xmlns:a="http://schemas.openxmlformats.org/drawingml/2006/main" noChangeAspect="1"/>
+            </wp:cNvGraphicFramePr>
+            <a:graphic xmlns:a="http://schemas.openxmlformats.org/drawingml/2006/main">
+              <a:graphicData uri="http://schemas.openxmlformats.org/drawingml/2006/picture">
+                <pic:pic xmlns:pic="http://schemas.openxmlformats.org/drawingml/2006/picture">
+                  <pic:nvPicPr>
+                    <pic:cNvPr id="9" name="Image 9" descr="Image 9"/>
+                    <pic:cNvPicPr>
+                      <a:picLocks noChangeAspect="1" noChangeArrowheads="1"/>
+                    </pic:cNvPicPr>
+                  </pic:nvPicPr>
+                  <pic:blipFill>
+                    <a:blip r:embed="rId15"/>
+                    <a:stretch>
+                      <a:fillRect/>
+                    </a:stretch>
+                  </pic:blipFill>
+                  <pic:spPr bwMode="auto">
+                    <a:xfrm>
+                      <a:off x="0" y="0"/>
+                      <a:ext cx="5715000" cy="4067175"/>
+                    </a:xfrm>
+                    <a:prstGeom prst="rect">
+                      <a:avLst/>
+                    </a:prstGeom>
+                    <a:noFill/>
+                  </pic:spPr>
+                </pic:pic>
+              </a:graphicData>
+            </a:graphic>
+          </wp:inline>
         </w:drawing>
       </w:r>
     </w:p>
@@ -11962,42 +13458,42 @@
       <w:r>
         <w:rPr/>
         <w:drawing>
-          <ns2:inline distT="0" distB="0" distL="0" distR="0">
-            <ns2:extent cx="5715000" cy="2181225"/>
-            <ns2:effectExtent l="0" t="0" r="0" b="0"/>
-            <ns2:docPr id="10" name="Image 10" descr="Image 10"/>
-            <ns2:cNvGraphicFramePr>
-              <ns3:graphicFrameLocks noChangeAspect="1"/>
-            </ns2:cNvGraphicFramePr>
-            <ns3:graphic>
-              <ns3:graphicData uri="http://schemas.openxmlformats.org/drawingml/2006/picture">
-                <ns4:pic>
-                  <ns4:nvPicPr>
-                    <ns4:cNvPr id="10" name="Image 10" descr="Image 10"/>
-                    <ns4:cNvPicPr>
-                      <ns3:picLocks noChangeAspect="1" noChangeArrowheads="1"/>
-                    </ns4:cNvPicPr>
-                  </ns4:nvPicPr>
-                  <ns4:blipFill>
-                    <ns3:blip ns5:embed="rId16"/>
-                    <ns3:stretch>
-                      <ns3:fillRect/>
-                    </ns3:stretch>
-                  </ns4:blipFill>
-                  <ns4:spPr bwMode="auto">
-                    <ns3:xfrm>
-                      <ns3:off x="0" y="0"/>
-                      <ns3:ext cx="5715000" cy="2181225"/>
-                    </ns3:xfrm>
-                    <ns3:prstGeom prst="rect">
-                      <ns3:avLst/>
-                    </ns3:prstGeom>
-                    <ns3:noFill/>
-                  </ns4:spPr>
-                </ns4:pic>
-              </ns3:graphicData>
-            </ns3:graphic>
-          </ns2:inline>
+          <wp:inline distT="0" distB="0" distL="0" distR="0">
+            <wp:extent cx="5715000" cy="2181225"/>
+            <wp:effectExtent l="0" t="0" r="0" b="0"/>
+            <wp:docPr id="10" name="Image 10" descr="Image 10"/>
+            <wp:cNvGraphicFramePr>
+              <a:graphicFrameLocks xmlns:a="http://schemas.openxmlformats.org/drawingml/2006/main" noChangeAspect="1"/>
+            </wp:cNvGraphicFramePr>
+            <a:graphic xmlns:a="http://schemas.openxmlformats.org/drawingml/2006/main">
+              <a:graphicData uri="http://schemas.openxmlformats.org/drawingml/2006/picture">
+                <pic:pic xmlns:pic="http://schemas.openxmlformats.org/drawingml/2006/picture">
+                  <pic:nvPicPr>
+                    <pic:cNvPr id="10" name="Image 10" descr="Image 10"/>
+                    <pic:cNvPicPr>
+                      <a:picLocks noChangeAspect="1" noChangeArrowheads="1"/>
+                    </pic:cNvPicPr>
+                  </pic:nvPicPr>
+                  <pic:blipFill>
+                    <a:blip r:embed="rId16"/>
+                    <a:stretch>
+                      <a:fillRect/>
+                    </a:stretch>
+                  </pic:blipFill>
+                  <pic:spPr bwMode="auto">
+                    <a:xfrm>
+                      <a:off x="0" y="0"/>
+                      <a:ext cx="5715000" cy="2181225"/>
+                    </a:xfrm>
+                    <a:prstGeom prst="rect">
+                      <a:avLst/>
+                    </a:prstGeom>
+                    <a:noFill/>
+                  </pic:spPr>
+                </pic:pic>
+              </a:graphicData>
+            </a:graphic>
+          </wp:inline>
         </w:drawing>
       </w:r>
     </w:p>
@@ -12064,7 +13560,7 @@
       </w:r>
       <w:r>
         <w:rPr/>
-        <w:commentReference w:id="6"/>
+        <w:commentReference w:id="3"/>
       </w:r>
       <w:r>
         <w:br w:type="page"/>
@@ -12308,7 +13804,7 @@
       </w:pPr>
       <w:r>
         <w:rPr/>
-        <w:commentReference w:id="7"/>
+        <w:commentReference w:id="4"/>
       </w:r>
     </w:p>
     <w:p>
@@ -12325,6 +13821,21 @@
           <w:lang w:val="pt-PT"/>
         </w:rPr>
         <w:t>3.4 Métodos de recolha e análise de dados</w:t>
+      </w:r>
+    </w:p>
+    <w:p>
+      <w:pPr>
+        <w:pStyle w:val="Heading3"/>
+        <w:bidi w:val="0"/>
+        <w:jc w:val="left"/>
+        <w:rPr>
+          <w:lang w:val="pt-PT"/>
+        </w:rPr>
+      </w:pPr>
+      <w:r>
+        <w:rPr>
+          <w:lang w:val="pt-PT"/>
+        </w:rPr>
       </w:r>
     </w:p>
     <w:p>
@@ -12390,42 +13901,693 @@
       </w:r>
       <w:r>
         <w:rPr/>
+        <w:commentReference w:id="5"/>
+      </w:r>
+      <w:r>
+        <w:rPr>
+          <w:lang w:val="pt-PT"/>
+        </w:rPr>
+        <w:t>. Estes dados são analisados de forma iterativa, permitindo reformular o modelo paramétrico e otimizar o seu desempenho.</w:t>
+      </w:r>
+    </w:p>
+    <w:p>
+      <w:pPr>
+        <w:pStyle w:val="Normal"/>
+        <w:bidi w:val="0"/>
+        <w:jc w:val="left"/>
+        <w:rPr>
+          <w:lang w:val="pt-PT"/>
+        </w:rPr>
+      </w:pPr>
+      <w:r>
+        <w:rPr/>
+        <w:t>Na fase de prototipagem, a análise incide sobre os critérios de exequibilidade de fabrico, robustez estrutural preliminar, coerência dimensional, facilidade de montagem e comportamento material inicial. Os modelos exportados a partir dos testes de perfil foram preparados para fabrico digital em dois programas de preparação de impressão 3D: PrusaSlicer 2.9.6 e Bambu Studio. Estes programas permitem converter o modelo tridimensional num conjunto de instruções interpretáveis pela impressora, definindo parâmetros como orientação da peça, altura de camada, preenchimento interno, suportes, temperaturas, velocidades e trajetórias de deposição do material. A utilização de dois ambientes de preparação permitiu verificar a compatibilidade dos ficheiros exportados e observar eventuais diferenças na interpretação da geometria antes da produção física.</w:t>
+      </w:r>
+    </w:p>
+    <w:p>
+      <w:pPr>
+        <w:pStyle w:val="BodyText"/>
+        <w:rPr/>
+      </w:pPr>
+      <w:r>
+        <w:rPr/>
+        <w:t>A materialização dos modelos foi realizada por impressão 3D numa Bambu Lab A1 com AMS. A Bambu Lab A1 é uma impressora 3D de extrusão de filamento, adequada à produção rápida de protótipos em materiais termoplásticos. O sistema AMS, associado à impressora, permite gerir automaticamente vários rolos de filamento, facilitando a alternância entre materiais ou cores durante o processo de impressão.</w:t>
+      </w:r>
+    </w:p>
+    <w:p>
+      <w:pPr>
+        <w:pStyle w:val="BodyText"/>
+        <w:rPr/>
+      </w:pPr>
+      <w:r>
+        <w:rPr/>
+        <w:t>Foram utilizados dois materiais: PLA e PETG. O PLA foi selecionado por ser rígido, estável, económico e adequado à verificação rápida da geometria, permitindo avaliar dimensões gerais, encaixes preliminares e coerência formal. O PETG foi utilizado como alternativa mais resistente e menos frágil, permitindo observar o comportamento dos componentes em situações de manipulação, encaixe e montagem preliminar. Esta comparação permitiu verificar se a geometria gerada pelo sistema permanecia compatível com a preparação para impressão 3D, com a manipulação física dos componentes e com a transição do ambiente digital para o objeto materializado.</w:t>
+      </w:r>
+    </w:p>
+    <w:p>
+      <w:pPr>
+        <w:pStyle w:val="Normal"/>
+        <w:bidi w:val="0"/>
+        <w:jc w:val="left"/>
+        <w:rPr>
+          <w:lang w:val="pt-PT"/>
+        </w:rPr>
+      </w:pPr>
+      <w:r>
+        <w:rPr/>
+        <w:t>Não são recolhidos dados pessoais ou biométricos de utilizadores reais; utilizam-se exclusivamente conjuntos de dados antropométricos públicos, o que delimita o âmbito empírico ao domínio técnico e projetual. Entre estes, destaca-se a base local consolidada de medidas da mão e do membro superior distal, usada como infraestrutura intermédia para a seleção, comparação e normalização de medidas relevantes para a parametrização geométrica. A organização dos dados preserva informação sobre país, amostra, tipo de medida, estatística, fonte documental e granularidade dos subconjuntos analisados, tornando explícitas a cobertura e as limitações de cada fonte antes da sua tradução em parâmetros de projeto.</w:t>
+      </w:r>
+    </w:p>
+    <w:p>
+      <w:pPr>
+        <w:pStyle w:val="Normal"/>
+        <w:bidi w:val="0"/>
+        <w:jc w:val="left"/>
+        <w:rPr>
+          <w:lang w:val="pt-PT"/>
+        </w:rPr>
+      </w:pPr>
+      <w:r>
+        <w:rPr/>
+      </w:r>
+    </w:p>
+    <w:p>
+      <w:pPr>
+        <w:pStyle w:val="Normal"/>
+        <w:bidi w:val="0"/>
+        <w:jc w:val="left"/>
+        <w:rPr>
+          <w:lang w:val="pt-PT"/>
+        </w:rPr>
+      </w:pPr>
+      <w:r>
+        <w:rPr>
+          <w:lang w:val="pt-PT"/>
+        </w:rPr>
+        <w:t>Embora o presente estudo não utilize participantes reais, a literatura metodológica da área ajuda a esclarecer como medições lineares e procedimentos de ajuste são normalmente operacionalizados em contextos aplicados. A Figura 3.2 ilustra esse tipo de recolha dimensional orientada para fabrico, servindo aqui como precedente metodológico para a tradução de medidas em parâmetros de projeto.</w:t>
+      </w:r>
+    </w:p>
+    <w:p>
+      <w:pPr>
+        <w:pStyle w:val="Normal"/>
+        <w:bidi w:val="0"/>
+        <w:jc w:val="left"/>
+        <w:rPr>
+          <w:lang w:val="pt-PT"/>
+        </w:rPr>
+      </w:pPr>
+      <w:r>
+        <w:rPr>
+          <w:lang w:val="pt-PT"/>
+        </w:rPr>
+      </w:r>
+    </w:p>
+    <w:p>
+      <w:pPr>
+        <w:pStyle w:val="Normal"/>
+        <w:bidi w:val="0"/>
+        <w:jc w:val="left"/>
+        <w:rPr>
+          <w:lang w:val="pt-PT"/>
+        </w:rPr>
+      </w:pPr>
+      <w:r>
+        <w:rPr/>
+        <w:drawing>
+          <wp:inline distT="0" distB="0" distL="0" distR="0">
+            <wp:extent cx="5715000" cy="1905000"/>
+            <wp:effectExtent l="0" t="0" r="0" b="0"/>
+            <wp:docPr id="11" name="Image 11" descr="Image 11"/>
+            <wp:cNvGraphicFramePr>
+              <a:graphicFrameLocks xmlns:a="http://schemas.openxmlformats.org/drawingml/2006/main" noChangeAspect="1"/>
+            </wp:cNvGraphicFramePr>
+            <a:graphic xmlns:a="http://schemas.openxmlformats.org/drawingml/2006/main">
+              <a:graphicData uri="http://schemas.openxmlformats.org/drawingml/2006/picture">
+                <pic:pic xmlns:pic="http://schemas.openxmlformats.org/drawingml/2006/picture">
+                  <pic:nvPicPr>
+                    <pic:cNvPr id="11" name="Image 11" descr="Image 11"/>
+                    <pic:cNvPicPr>
+                      <a:picLocks noChangeAspect="1" noChangeArrowheads="1"/>
+                    </pic:cNvPicPr>
+                  </pic:nvPicPr>
+                  <pic:blipFill>
+                    <a:blip r:embed="rId17"/>
+                    <a:stretch>
+                      <a:fillRect/>
+                    </a:stretch>
+                  </pic:blipFill>
+                  <pic:spPr bwMode="auto">
+                    <a:xfrm>
+                      <a:off x="0" y="0"/>
+                      <a:ext cx="5715000" cy="1905000"/>
+                    </a:xfrm>
+                    <a:prstGeom prst="rect">
+                      <a:avLst/>
+                    </a:prstGeom>
+                    <a:noFill/>
+                  </pic:spPr>
+                </pic:pic>
+              </a:graphicData>
+            </a:graphic>
+          </wp:inline>
+        </w:drawing>
+      </w:r>
+    </w:p>
+    <w:p>
+      <w:pPr>
+        <w:pStyle w:val="Normal"/>
+        <w:bidi w:val="0"/>
+        <w:jc w:val="left"/>
+        <w:rPr>
+          <w:lang w:val="pt-PT"/>
+        </w:rPr>
+      </w:pPr>
+      <w:r>
+        <w:rPr>
+          <w:lang w:val="pt-PT"/>
+        </w:rPr>
+      </w:r>
+    </w:p>
+    <w:p>
+      <w:pPr>
+        <w:pStyle w:val="Normal"/>
+        <w:bidi w:val="0"/>
+        <w:jc w:val="left"/>
+        <w:rPr>
+          <w:lang w:val="pt-PT"/>
+        </w:rPr>
+      </w:pPr>
+      <w:r>
+        <w:rPr>
+          <w:lang w:val="pt-PT"/>
+        </w:rPr>
+        <w:t>Figura 3.2 — Exemplo de recolha dimensional para ajuste de prótese impressa em 3D.</w:t>
+      </w:r>
+    </w:p>
+    <w:p>
+      <w:pPr>
+        <w:pStyle w:val="Normal"/>
+        <w:bidi w:val="0"/>
+        <w:jc w:val="left"/>
+        <w:rPr>
+          <w:lang w:val="pt-PT"/>
+        </w:rPr>
+      </w:pPr>
+      <w:r>
+        <w:rPr>
+          <w:lang w:val="pt-PT"/>
+        </w:rPr>
+        <w:t>Fonte original: Kellam, S. M., Boleneus, G. J., Stewart, J., Richter, D. C., Michaelis, B. M., &amp; Gerlick, R. E. (2019). An undergraduate engineering service learning project involving 3D-printed prosthetic hands for children. In American Society for Engineering Education Annual Conference &amp; Exposition Proceedings.</w:t>
+      </w:r>
+    </w:p>
+    <w:p>
+      <w:pPr>
+        <w:pStyle w:val="Heading3"/>
+        <w:bidi w:val="0"/>
+        <w:jc w:val="left"/>
+        <w:rPr>
+          <w:lang w:val="pt-PT"/>
+        </w:rPr>
+      </w:pPr>
+      <w:r>
+        <w:rPr>
+          <w:lang w:val="pt-PT"/>
+        </w:rPr>
+      </w:r>
+    </w:p>
+    <w:p>
+      <w:pPr>
+        <w:pStyle w:val="Heading3"/>
+        <w:bidi w:val="0"/>
+        <w:jc w:val="left"/>
+        <w:rPr>
+          <w:lang w:val="pt-PT"/>
+        </w:rPr>
+      </w:pPr>
+      <w:r>
+        <w:rPr>
+          <w:lang w:val="pt-PT"/>
+        </w:rPr>
+        <w:t>3.5 Critérios de avaliação e limitações metodológicas</w:t>
+      </w:r>
+    </w:p>
+    <w:p>
+      <w:pPr>
+        <w:pStyle w:val="Heading3"/>
+        <w:bidi w:val="0"/>
+        <w:jc w:val="left"/>
+        <w:rPr>
+          <w:lang w:val="pt-PT"/>
+        </w:rPr>
+      </w:pPr>
+      <w:r>
+        <w:rPr>
+          <w:lang w:val="pt-PT"/>
+        </w:rPr>
+      </w:r>
+    </w:p>
+    <w:p>
+      <w:pPr>
+        <w:pStyle w:val="Normal"/>
+        <w:bidi w:val="0"/>
+        <w:jc w:val="left"/>
+        <w:rPr>
+          <w:lang w:val="pt-PT"/>
+        </w:rPr>
+      </w:pPr>
+      <w:r>
+        <w:rPr>
+          <w:lang w:val="pt-PT"/>
+        </w:rPr>
+        <w:t>A avaliação do sistema desenvolvido baseia-se em critérios técnicos, funcionais e metodológicos. Entre os principais critérios consideram-se a capacidade de personalização paramétrica, a consistência dimensional perante diferentes perfis antropométricos, a viabilidade de fabrico por impressão 3D, a robustez estrutural e a clareza do processo de configuração. Estes critérios visam avaliar não só o desempenho do artefacto, mas também a qualidade do próprio processo de design enquanto dispositivo de investigação, nomeadamente a sua capacidade de tornar explícitas as decisões, testar alternativas e produzir aprendizagem transferível (Zimmerman et al., 2007 (#ref-zimmerman-2007)).</w:t>
+      </w:r>
+    </w:p>
+    <w:p>
+      <w:pPr>
+        <w:pStyle w:val="Normal"/>
+        <w:bidi w:val="0"/>
+        <w:jc w:val="left"/>
+        <w:rPr>
+          <w:lang w:val="pt-PT"/>
+        </w:rPr>
+      </w:pPr>
+      <w:r>
+        <w:rPr>
+          <w:lang w:val="pt-PT"/>
+        </w:rPr>
+        <w:t xml:space="preserve">No caso específico da parametrização assistida por IA, a avaliação foi organizada em dois patamares. </w:t>
+      </w:r>
+      <w:r>
+        <w:rPr/>
+        <w:t>O primeiro patamar incidiu sobre a coerência numérica das sugestões, avaliando a conformidade com o esquema de parâmetros, o enquadramento nos intervalos mínimos e máximos definidos, a proporcionalidade entre dedos, a adequação etária e a coerência da lateralidade em casos de amputação unilateral.</w:t>
+      </w:r>
+    </w:p>
+    <w:p>
+      <w:pPr>
+        <w:pStyle w:val="Normal"/>
+        <w:bidi w:val="0"/>
+        <w:jc w:val="left"/>
+        <w:rPr>
+          <w:lang w:val="pt-PT"/>
+        </w:rPr>
+      </w:pPr>
+      <w:r>
+        <w:rPr>
+          <w:lang w:val="pt-PT"/>
+        </w:rPr>
+        <w:t>O segundo prolongou essa verificação até à geometria exportada, testando se os valores sugeridos eram efetivamente aplicados nos modelo</w:t>
+      </w:r>
+      <w:commentRangeStart w:id="6"/>
+      <w:r>
+        <w:rPr>
+          <w:lang w:val="pt-PT"/>
+        </w:rPr>
+        <w:t xml:space="preserve">s OpenSCAD/WebAssembly </w:t>
+      </w:r>
+      <w:r>
+        <w:rPr>
+          <w:lang w:val="pt-PT"/>
+        </w:rPr>
+      </w:r>
+      <w:commentRangeEnd w:id="6"/>
+      <w:r>
+        <w:commentReference w:id="6"/>
+      </w:r>
+      <w:r>
+        <w:rPr>
+          <w:lang w:val="pt-PT"/>
+        </w:rPr>
+        <w:t xml:space="preserve">e se os ficheiros </w:t>
+      </w:r>
+      <w:commentRangeStart w:id="7"/>
+      <w:r>
+        <w:rPr>
+          <w:lang w:val="pt-PT"/>
+        </w:rPr>
+        <w:t>3MF e STL</w:t>
+      </w:r>
+      <w:r>
+        <w:rPr>
+          <w:lang w:val="pt-PT"/>
+        </w:rPr>
+      </w:r>
+      <w:commentRangeEnd w:id="7"/>
+      <w:r>
+        <w:commentReference w:id="7"/>
+      </w:r>
+      <w:r>
+        <w:rPr>
+          <w:lang w:val="pt-PT"/>
+        </w:rPr>
+        <w:t xml:space="preserve"> resultantes apresentavam escalas coerentes com os perfis antropométricos simulados. Esta separação permite distinguir a validade interna do fluxo paramétrico da validação clínica, que permanece fora do âmbito empírico desta investigação.</w:t>
+      </w:r>
+    </w:p>
+    <w:p>
+      <w:pPr>
+        <w:pStyle w:val="Normal"/>
+        <w:bidi w:val="0"/>
+        <w:jc w:val="left"/>
+        <w:rPr>
+          <w:lang w:val="pt-PT"/>
+        </w:rPr>
+      </w:pPr>
+      <w:r>
+        <w:rPr>
+          <w:lang w:val="pt-PT"/>
+        </w:rPr>
+        <w:t>Adicionalmente, são considerados critérios relacionados com a acessibilidade e a replicabilidade, avaliando-se em que medida o sistema pode ser utilizado por técnicos não especializados ou por comunidades locais com recursos limitados. A dimensão ética é igualmente ponderada, particularmente no que se refere à promoção da autonomia e da dignidade do utilizador.</w:t>
+      </w:r>
+    </w:p>
+    <w:p>
+      <w:pPr>
+        <w:pStyle w:val="Normal"/>
+        <w:bidi w:val="0"/>
+        <w:jc w:val="left"/>
+        <w:rPr>
+          <w:lang w:val="pt-PT"/>
+        </w:rPr>
+      </w:pPr>
+      <w:r>
+        <w:rPr>
+          <w:lang w:val="pt-PT"/>
+        </w:rPr>
+        <w:t>Importa, contudo, reconhecer limitações metodológicas. A ausência de testes com utilizadores reais impede a validação clínica e a avaliação aprofundada da experiência de uso subjetiva. A utilização de dados antropométricos secundários limita a verificação empírica da adaptação individual. Por fim, a integração de inteligência artificial é circunscrita a funções de apoio à configuração e otimização geométricas, não abrangendo sistemas clínicos ou biomédicos avançados. Acresce que a própria estrutura iterativa adotada, embora adequada à exploração projetual, não produz, por si só, evidência clínica ou generalização estatística, exigindo que os resultados sejam lidos como contributo metodológico assente no desenvolvimento de um protótipo, e não como validação final de eficácia em contexto de uso.</w:t>
+      </w:r>
+    </w:p>
+    <w:p>
+      <w:pPr>
+        <w:pStyle w:val="Normal"/>
+        <w:bidi w:val="0"/>
+        <w:jc w:val="left"/>
+        <w:rPr>
+          <w:lang w:val="pt-PT"/>
+        </w:rPr>
+      </w:pPr>
+      <w:r>
+        <w:rPr>
+          <w:lang w:val="pt-PT"/>
+        </w:rPr>
+        <w:t>Estas limitações são assumidas como enquadramento do estudo, que se posiciona prioritariamente no domínio do design de produto e da investigação metodológica, contribuindo para a reflexão sobre o papel do design paramétrico e da inteligência artificial na personalização de dispositivos de apoio.</w:t>
+      </w:r>
+    </w:p>
+    <w:p>
+      <w:pPr>
+        <w:pStyle w:val="Heading2"/>
+        <w:bidi w:val="0"/>
+        <w:jc w:val="left"/>
+        <w:rPr>
+          <w:lang w:val="pt-PT"/>
+        </w:rPr>
+      </w:pPr>
+      <w:r>
+        <w:rPr>
+          <w:lang w:val="pt-PT"/>
+        </w:rPr>
+      </w:r>
+    </w:p>
+    <w:p>
+      <w:pPr>
+        <w:pStyle w:val="Heading2"/>
+        <w:bidi w:val="0"/>
+        <w:jc w:val="left"/>
+        <w:rPr>
+          <w:lang w:val="pt-PT"/>
+        </w:rPr>
+      </w:pPr>
+      <w:r>
+        <w:rPr>
+          <w:lang w:val="pt-PT"/>
+        </w:rPr>
+        <w:t>Capítulo 4 — Desenvolvimento do Modelo Paramétrico</w:t>
+      </w:r>
+    </w:p>
+    <w:p>
+      <w:pPr>
+        <w:pStyle w:val="Heading3"/>
+        <w:bidi w:val="0"/>
+        <w:jc w:val="left"/>
+        <w:rPr>
+          <w:lang w:val="pt-PT"/>
+        </w:rPr>
+      </w:pPr>
+      <w:r>
+        <w:rPr>
+          <w:lang w:val="pt-PT"/>
+        </w:rPr>
+      </w:r>
+    </w:p>
+    <w:p>
+      <w:pPr>
+        <w:pStyle w:val="Heading3"/>
+        <w:bidi w:val="0"/>
+        <w:jc w:val="left"/>
+        <w:rPr>
+          <w:lang w:val="pt-PT"/>
+        </w:rPr>
+      </w:pPr>
+      <w:r>
+        <w:rPr>
+          <w:lang w:val="pt-PT"/>
+        </w:rPr>
+        <w:t>4.1 Definição do problema de design e requisitos</w:t>
+      </w:r>
+    </w:p>
+    <w:p>
+      <w:pPr>
+        <w:pStyle w:val="Normal"/>
+        <w:bidi w:val="0"/>
+        <w:jc w:val="left"/>
+        <w:rPr>
+          <w:lang w:val="pt-PT"/>
+        </w:rPr>
+      </w:pPr>
+      <w:r>
+        <w:rPr>
+          <w:lang w:val="pt-PT"/>
+        </w:rPr>
+      </w:r>
+    </w:p>
+    <w:p>
+      <w:pPr>
+        <w:pStyle w:val="Normal"/>
+        <w:bidi w:val="0"/>
+        <w:jc w:val="left"/>
+        <w:rPr>
+          <w:lang w:val="pt-PT"/>
+        </w:rPr>
+      </w:pPr>
+      <w:r>
+        <w:rPr>
+          <w:lang w:val="pt-PT"/>
+        </w:rPr>
+        <w:t xml:space="preserve">Como referido anteriormente, o desenvolvimento de próteses de membro superior é enquadrado na literatura como um problema de elevada complexidade, situado na interseção entre desempenho biomecânico, integração corpo–dispositivo e experiência vivida do utilizador (Cordella et al., 2016 (#ref-cordella-2016); Guo, 2025 (#ref-guo-2025); Peerdeman et al., 2011 (#ref-peerdeman-2011)). Este desafio não pode ser reduzido à mera replicação formal da mão ou do segmento ausente. </w:t>
+      </w:r>
+      <w:r>
+        <w:rPr/>
+        <w:t>Implica, pelo contrário, a conceção de dispositivos capazes de conciliar funcionalidade, conforto, leveza, funcionamento consistente, controlo inteligível, aceitabilidade estética e custos compatíveis com a produção, adaptação, manutenção e acesso continuado à prótese, num contexto em que continuam a registar-se taxas elevadas de rejeição e abandono.</w:t>
+      </w:r>
+    </w:p>
+    <w:p>
+      <w:pPr>
+        <w:pStyle w:val="Normal"/>
+        <w:bidi w:val="0"/>
+        <w:jc w:val="left"/>
+        <w:rPr>
+          <w:lang w:val="pt-PT"/>
+        </w:rPr>
+      </w:pPr>
+      <w:r>
+        <w:rPr>
+          <w:lang w:val="pt-PT"/>
+        </w:rPr>
+        <w:t>A literatura associa estas taxas, de forma recorrente, a desconforto no encaixe, peso excessivo, limitações funcionais, baixa robustez e estratégias de controlo pouco intuitivas, evidenciando uma lacuna persistente entre a capacidade tecnológica dos dispositivos e as necessidades reais de uso (Biddiss et al., 2007 (#ref-biddiss-2007); Cordella et al., 2016 (#ref-cordella-2016); Peerdeman et al., 2011 (#ref-peerdeman-2011)).</w:t>
+      </w:r>
+    </w:p>
+    <w:p>
+      <w:pPr>
+        <w:pStyle w:val="Normal"/>
+        <w:bidi w:val="0"/>
+        <w:jc w:val="left"/>
+        <w:rPr>
+          <w:lang w:val="pt-PT"/>
+        </w:rPr>
+      </w:pPr>
+      <w:r>
+        <w:rPr>
+          <w:lang w:val="pt-PT"/>
+        </w:rPr>
+        <w:t>Neste contexto, a definição de requisitos não constitui apenas uma etapa técnica de especificação, mas um processo de tradução entre problemas de uso, limitações clínicas, possibilidades tecnológicas e condições concretas de adoção. Assim, os requisitos considerados no projeto de uma prótese de membro superior devem ser entendidos como categorias interdependentes, que procuram responder simultaneamente ao desempenho funcional do dispositivo, à sua adequação ao corpo, à experiência quotidiana do utilizador e à viabilidade do seu desenvolvimento e manutenção.</w:t>
+      </w:r>
+    </w:p>
+    <w:p>
+      <w:pPr>
+        <w:pStyle w:val="Normal"/>
+        <w:bidi w:val="0"/>
+        <w:jc w:val="left"/>
+        <w:rPr>
+          <w:lang w:val="pt-PT"/>
+        </w:rPr>
+      </w:pPr>
+      <w:r>
+        <w:rPr>
+          <w:lang w:val="pt-PT"/>
+        </w:rPr>
+        <w:t>A partir desta leitura, os requisitos de projeto podem ser organizados em categorias interdependentes. Os requisitos funcionais incluem padrões de preensão, graus de liberdade, amplitude de movimento, força, velocidade e capacidade de realizar atividades da vida diária. Os requisitos ergonómicos assumem particular centralidade, destacando-se o conforto, o baixo peso, a usabilidade, a facilidade de colocação e remoção da prótese e a adequação ao uso quotidiano prolongado. Ao nível técnico, definem-se parâmetros relativos a atuadores, sistemas de transmissão, sensores, estratégias de controlo, fontes de energia e seleção de materiais com propriedades mecânicas adequadas e compatibilidade biológica. Em termos de fabrico, emergem exigências de modularidade, reparabilidade, custo controlado e compatibilidade com fluxos de fabrico digital e aditivo. Acrescem ainda requisitos estéticos e psicossociais, relacionados com a identidade, a aceitação social e a incorporação corporal, cuja relevância é reiterada tanto por utilizadores como por clínicos e familiares (Biddiss et al., 2007 (#ref-biddiss-2007); Brack &amp; Amalu, 2021 (#ref-brack-2021); Henao et al., 2025 (#ref-henao-2025); Walker et al., 2019 (#ref-walker-2019)).</w:t>
+      </w:r>
+    </w:p>
+    <w:p>
+      <w:pPr>
+        <w:pStyle w:val="Normal"/>
+        <w:bidi w:val="0"/>
+        <w:jc w:val="left"/>
+        <w:rPr>
+          <w:lang w:val="pt-PT"/>
+        </w:rPr>
+      </w:pPr>
+      <w:r>
+        <w:rPr>
+          <w:lang w:val="pt-PT"/>
+        </w:rPr>
+        <w:t xml:space="preserve">A tradução destas necessidades em parâmetros mensuráveis e programáveis constitui um ponto crítico no desenvolvimento de dispositivos médicos personalizados. Tal tradução implica converter necessidades qualitativas, como conforto, segurança ou facilidade de controlo, em especificações técnicas quantificáveis, como limites de peso, distribuição admissível de pressões, torque necessário nas articulações, número de graus de liberdade, autonomia energética ou tolerâncias dimensionais. A literatura sobre requisitos em próteses de membro superior mostra que este passo é decisivo, pois as prioridades dos utilizadores nem sempre coincidem com os indicadores habitualmente privilegiados pela engenharia, o que exige uma explicitação rigorosa das correspondências entre a necessidade, o critério de avaliação e a decisão de projeto (Cordella et al., 2016 (#ref-cordella-2016); Hofmann et al., 2016 (#ref-hofmann-2016); Jones et al., 2023 (#ref-jones-2023)). No desenvolvimento do sistema paramétrico proposto nesta investigação, esta relação traduz-se na definição de variáveis geométricas, mecânicas e construtivas controladas por parâmetros, permitindo a gerar geometrias adaptadas a dados antropométricos e a requisitos funcionais específicos. Contudo, para que esta tradução entre dados, requisitos e forma não resulte apenas de decisões empíricas ou arbitrárias, torna-se necessário enquadrar a especificação dos requisitos em modelos metodológicos adequados ao desenvolvimento de sistemas protésicos personalizados. Diversos enquadramentos metodológicos sustentam esta especificação em sistemas protésicos paramétricos ou fabricados digitalmente. Para além das abordagens clássicas da engenharia de produto, que estruturam o desenvolvimento através da definição de funções, requisitos técnicos, alternativas de solução e critérios de validação, observa-se uma transição clara para modelos centrados no utilizador , como o User-Centered Design, o Human-Centered Design e metodologias participativas e de co-criação. Estas abordagens promovem ciclos iterativos de prototipagem e avaliação com envolvimento ativo de utilizadores, clínicos e, em alguns casos, familiares, reconhecendo que a definição do problema de design depende tanto da performance mecânica como da experiência concreta de uso (Henao et al., 2025 (#ref-henao-2025); Peerdeman et al., 2011 (#ref-peerdeman-2011); Walker et al., 2019 (#ref-walker-2019)). </w:t>
+      </w:r>
+      <w:r>
+        <w:rPr/>
         <w:commentReference w:id="8"/>
       </w:r>
       <w:r>
         <w:rPr>
           <w:lang w:val="pt-PT"/>
         </w:rPr>
-        <w:t>. Estes dados são analisados de forma iterativa, permitindo reformular o modelo paramétrico e otimizar o seu desempenho.</w:t>
-      </w:r>
-    </w:p>
-    <w:p>
-      <w:pPr>
-        <w:pStyle w:val="Normal"/>
-        <w:bidi w:val="0"/>
-        <w:jc w:val="left"/>
-        <w:rPr>
-          <w:lang w:val="pt-PT"/>
-        </w:rPr>
-      </w:pPr>
-      <w:r>
-        <w:t>Na fase de prototipagem, a análise incide sobre os critérios de exequibilidade de fabrico, robustez estrutural preliminar, coerência dimensional, facilidade de montagem e comportamento material inicial. Os modelos exportados a partir dos testes de perfil foram preparados para impressão no PrusaSlicer 2.9.6 e no Bambu Studio, e materializados por impressão 3D em PLA e PETG numa Bambu Lab A1 com AMS. A opção por estes dois materiais permite comparar uma solução rígida, estável e económica, adequada à verificação rápida da geometria, com uma alternativa mais resistente e menos frágil, útil para observar o comportamento dos componentes em manipulação, encaixe e montagem preliminar. Esta comparação permite verificar se a geometria gerada pelo sistema se mantém imprimível, manipulável e coerente depois da transição do ambiente digital para o objeto físico. Não são recolhidos dados pessoais ou biométricos de utilizadores reais; utilizam-se exclusivamente conjuntos de dados antropométricos públicos, o que delimita o âmbito empírico ao domínio técnico e projetual. Entre estes, destaca-se a base local consolidada de medidas da mão e do membro superior distal, usada como infraestrutura intermédia para a seleção, comparação e normalização de medidas relevantes para a parametrização geométrica. A organização dos dados preserva informação sobre país, amostra, tipo de medida, estatística, fonte documental e granularidade dos subconjuntos analisados, tornando explícitas a cobertura e as limitações de cada fonte antes da sua tradução em parâmetros de projeto.</w:t>
-      </w:r>
-    </w:p>
-    <w:p>
-      <w:pPr>
-        <w:pStyle w:val="Normal"/>
-        <w:bidi w:val="0"/>
-        <w:jc w:val="left"/>
-        <w:rPr>
-          <w:lang w:val="pt-PT"/>
-        </w:rPr>
-      </w:pPr>
-      <w:r>
-        <w:rPr>
-          <w:lang w:val="pt-PT"/>
-        </w:rPr>
-        <w:t>Embora o presente estudo não utilize participantes reais, a literatura metodológica da área ajuda a esclarecer como medições lineares e procedimentos de ajuste são normalmente operacionalizados em contextos aplicados. A Figura 3.2 ilustra esse tipo de recolha dimensional orientada para fabrico, servindo aqui como precedente metodológico para a tradução de medidas em parâmetros de projeto.</w:t>
+        <w:t>No domínio digital, a integração de modelação paramétrica, digitalização 3D e simulação, nomeadamente análise por elementos finitos e modelação cinemática, estrutura um fluxo de desenvolvimento em que os requisitos podem ser incorporados diretamente em modelos computacionais ajustáveis e verificados antes da produção física.</w:t>
+      </w:r>
+    </w:p>
+    <w:p>
+      <w:pPr>
+        <w:pStyle w:val="BodyText"/>
+        <w:bidi w:val="0"/>
+        <w:spacing w:lineRule="auto" w:line="276" w:before="0" w:after="140"/>
+        <w:jc w:val="left"/>
+        <w:rPr>
+          <w:lang w:val="pt-PT"/>
+        </w:rPr>
+      </w:pPr>
+      <w:r>
+        <w:rPr>
+          <w:lang w:val="pt-PT"/>
+        </w:rPr>
+        <w:t>A formalização de constrangimentos nas fases iniciais do processo de design desempenha um papel estruturante, permitindo delimitar o espaço de solução antes da geração e avaliação de alternativas. Neste trabalho, estes constrangimentos são organizados em quatro categorias principais: materiais, mecânicos, anatómicos e produtivos. Esta organização permite distinguir os limites relacionados com as propriedades dos materiais, o comportamento estrutural e funcional do dispositivo, a adequação ao corpo do utilizador e as condições de fabrico.</w:t>
+      </w:r>
+    </w:p>
+    <w:p>
+      <w:pPr>
+        <w:pStyle w:val="BodyText"/>
+        <w:bidi w:val="0"/>
+        <w:spacing w:lineRule="auto" w:line="276" w:before="0" w:after="140"/>
+        <w:jc w:val="left"/>
+        <w:rPr>
+          <w:lang w:val="pt-PT"/>
+        </w:rPr>
+      </w:pPr>
+      <w:r>
+        <w:rPr>
+          <w:lang w:val="pt-PT"/>
+        </w:rPr>
+        <w:t>Os constrangimentos materiais são definidos em termos de resistência, rigidez, durabilidade e compatibilidade biológica. Os constrangimentos mecânicos incluem limites de binário, deformação admissível, integridade estrutural sob carga e capacidades cinemáticas mínimas para a realização de tarefas quotidianas. Os constrangimentos anatómicos são integrados com base em dados antropométricos e, quando possível, na digitalização do membro residual, condicionando as geometrias, as zonas de contacto e os volumes internos. Por fim, os constrangimentos produtivos relacionam-se com as capacidades e limitações do fabrico aditivo, incluindo tolerâncias, orientação de impressão, tempo de fabrico, custo e escalonamento.</w:t>
+      </w:r>
+    </w:p>
+    <w:p>
+      <w:pPr>
+        <w:pStyle w:val="BodyText"/>
+        <w:bidi w:val="0"/>
+        <w:spacing w:lineRule="auto" w:line="276" w:before="0" w:after="140"/>
+        <w:jc w:val="left"/>
+        <w:rPr>
+          <w:lang w:val="pt-PT"/>
+        </w:rPr>
+      </w:pPr>
+      <w:r>
+        <w:rPr>
+          <w:lang w:val="pt-PT"/>
+        </w:rPr>
+        <w:t>A explicitação destes limites desde as fases conceptuais permite enquadrar o processo como um exercício de otimização sujeito a múltiplas restrições, estruturando as decisões projetuais de forma clara, verificável e passível de análise crítica (Brack &amp; Amalu, 2021 (#ref-brack-2021); Herneth et al., 2024 (#ref-herneth-2024); Jones et al., 2023 (#ref-jones-2023)).</w:t>
+      </w:r>
+    </w:p>
+    <w:p>
+      <w:pPr>
+        <w:pStyle w:val="Normal"/>
+        <w:bidi w:val="0"/>
+        <w:jc w:val="left"/>
+        <w:rPr>
+          <w:lang w:val="pt-PT"/>
+        </w:rPr>
+      </w:pPr>
+      <w:r>
+        <w:rPr>
+          <w:lang w:val="pt-PT"/>
+        </w:rPr>
+      </w:r>
+    </w:p>
+    <w:p>
+      <w:pPr>
+        <w:pStyle w:val="Heading3"/>
+        <w:bidi w:val="0"/>
+        <w:jc w:val="left"/>
+        <w:rPr>
+          <w:lang w:val="pt-PT"/>
+        </w:rPr>
+      </w:pPr>
+      <w:r>
+        <w:rPr>
+          <w:lang w:val="pt-PT"/>
+        </w:rPr>
+        <w:t>4.2 Parâmetros antropométricos e estrutura do modelo</w:t>
+      </w:r>
+    </w:p>
+    <w:p>
+      <w:pPr>
+        <w:pStyle w:val="Heading3"/>
+        <w:bidi w:val="0"/>
+        <w:jc w:val="left"/>
+        <w:rPr>
+          <w:lang w:val="pt-PT"/>
+        </w:rPr>
+      </w:pPr>
+      <w:r>
+        <w:rPr>
+          <w:lang w:val="pt-PT"/>
+        </w:rPr>
+      </w:r>
+    </w:p>
+    <w:p>
+      <w:pPr>
+        <w:pStyle w:val="Normal"/>
+        <w:bidi w:val="0"/>
+        <w:jc w:val="left"/>
+        <w:rPr>
+          <w:lang w:val="pt-PT"/>
+        </w:rPr>
+      </w:pPr>
+      <w:r>
+        <w:rPr>
+          <w:lang w:val="pt-PT"/>
+        </w:rPr>
+        <w:t>No desenvolvimento de sistemas protésicos personalizados, as medições corporais funcionam como elemento de ligação entre o corpo do utilizador e a configuração geométrica e funcional do modelo paramétrico. No contexto das próteses de membro superior, estas medições não devem ser tratadas como valores isolados, mas como parte de um sistema estruturado de variáveis capaz de descrever a morfologia da mão, dos dedos, do punho e, quando aplicável, do antebraço ou do membro residual. A literatura recente converge em dois pontos: a personalização eficaz depende de medidas anatomicamente relevantes, e não de escalonamentos genéricos; e essas medidas devem ser organizadas de modo a alimentar diretamente a lógica do modelo digital (Chatzioglou et al., 2024 (#ref-chatzioglou-2024); Moreo, 2016 (#ref-moreo-2016); Rodríguez-Vega &amp; Rodríguez-Vega, 2024 (#ref-rodriguez-vega-2024)).</w:t>
+      </w:r>
+    </w:p>
+    <w:p>
+      <w:pPr>
+        <w:pStyle w:val="Normal"/>
+        <w:bidi w:val="0"/>
+        <w:jc w:val="left"/>
+        <w:rPr>
+          <w:lang w:val="pt-PT"/>
+        </w:rPr>
+      </w:pPr>
+      <w:r>
+        <w:rPr>
+          <w:lang w:val="pt-PT"/>
+        </w:rPr>
+        <w:t>Esta exigência de organizar as medições em parâmetros operáveis é particularmente evidente nos modelos digitais do dedo e da mão. A Figura 4.1 mostra um exemplo de decomposição paramétrica em comprimentos, larguras e secções articulares, o que clarifica o tipo de estrutura dimensional que sustenta a transição da antropometria para a geometria configurável.</w:t>
       </w:r>
     </w:p>
     <w:p>
@@ -12455,42 +14617,42 @@
       <w:r>
         <w:rPr/>
         <w:drawing>
-          <ns2:inline distT="0" distB="0" distL="0" distR="0">
-            <ns2:extent cx="5715000" cy="1905000"/>
-            <ns2:effectExtent l="0" t="0" r="0" b="0"/>
-            <ns2:docPr id="11" name="Image 11" descr="Image 11"/>
-            <ns2:cNvGraphicFramePr>
-              <ns3:graphicFrameLocks noChangeAspect="1"/>
-            </ns2:cNvGraphicFramePr>
-            <ns3:graphic>
-              <ns3:graphicData uri="http://schemas.openxmlformats.org/drawingml/2006/picture">
-                <ns4:pic>
-                  <ns4:nvPicPr>
-                    <ns4:cNvPr id="11" name="Image 11" descr="Image 11"/>
-                    <ns4:cNvPicPr>
-                      <ns3:picLocks noChangeAspect="1" noChangeArrowheads="1"/>
-                    </ns4:cNvPicPr>
-                  </ns4:nvPicPr>
-                  <ns4:blipFill>
-                    <ns3:blip ns5:embed="rId17"/>
-                    <ns3:stretch>
-                      <ns3:fillRect/>
-                    </ns3:stretch>
-                  </ns4:blipFill>
-                  <ns4:spPr bwMode="auto">
-                    <ns3:xfrm>
-                      <ns3:off x="0" y="0"/>
-                      <ns3:ext cx="5715000" cy="1905000"/>
-                    </ns3:xfrm>
-                    <ns3:prstGeom prst="rect">
-                      <ns3:avLst/>
-                    </ns3:prstGeom>
-                    <ns3:noFill/>
-                  </ns4:spPr>
-                </ns4:pic>
-              </ns3:graphicData>
-            </ns3:graphic>
-          </ns2:inline>
+          <wp:inline distT="0" distB="0" distL="0" distR="0">
+            <wp:extent cx="4667250" cy="3467100"/>
+            <wp:effectExtent l="0" t="0" r="0" b="0"/>
+            <wp:docPr id="12" name="Image 12" descr="Image 12"/>
+            <wp:cNvGraphicFramePr>
+              <a:graphicFrameLocks xmlns:a="http://schemas.openxmlformats.org/drawingml/2006/main" noChangeAspect="1"/>
+            </wp:cNvGraphicFramePr>
+            <a:graphic xmlns:a="http://schemas.openxmlformats.org/drawingml/2006/main">
+              <a:graphicData uri="http://schemas.openxmlformats.org/drawingml/2006/picture">
+                <pic:pic xmlns:pic="http://schemas.openxmlformats.org/drawingml/2006/picture">
+                  <pic:nvPicPr>
+                    <pic:cNvPr id="12" name="Image 12" descr="Image 12"/>
+                    <pic:cNvPicPr>
+                      <a:picLocks noChangeAspect="1" noChangeArrowheads="1"/>
+                    </pic:cNvPicPr>
+                  </pic:nvPicPr>
+                  <pic:blipFill>
+                    <a:blip r:embed="rId18"/>
+                    <a:stretch>
+                      <a:fillRect/>
+                    </a:stretch>
+                  </pic:blipFill>
+                  <pic:spPr bwMode="auto">
+                    <a:xfrm>
+                      <a:off x="0" y="0"/>
+                      <a:ext cx="4667250" cy="3467100"/>
+                    </a:xfrm>
+                    <a:prstGeom prst="rect">
+                      <a:avLst/>
+                    </a:prstGeom>
+                    <a:noFill/>
+                  </pic:spPr>
+                </pic:pic>
+              </a:graphicData>
+            </a:graphic>
+          </wp:inline>
         </w:drawing>
       </w:r>
     </w:p>
@@ -12507,609 +14669,6 @@
         <w:rPr>
           <w:lang w:val="pt-PT"/>
         </w:rPr>
-      </w:r>
-    </w:p>
-    <w:p>
-      <w:pPr>
-        <w:pStyle w:val="Normal"/>
-        <w:bidi w:val="0"/>
-        <w:jc w:val="left"/>
-        <w:rPr>
-          <w:lang w:val="pt-PT"/>
-        </w:rPr>
-      </w:pPr>
-      <w:r>
-        <w:rPr>
-          <w:lang w:val="pt-PT"/>
-        </w:rPr>
-        <w:t>Figura 3.2 — Exemplo de recolha dimensional para ajuste de prótese impressa em 3D.</w:t>
-      </w:r>
-    </w:p>
-    <w:p>
-      <w:pPr>
-        <w:pStyle w:val="Normal"/>
-        <w:bidi w:val="0"/>
-        <w:jc w:val="left"/>
-        <w:rPr>
-          <w:lang w:val="pt-PT"/>
-        </w:rPr>
-      </w:pPr>
-      <w:r>
-        <w:rPr>
-          <w:lang w:val="pt-PT"/>
-        </w:rPr>
-        <w:t>Fonte original: Kellam, S. M., Boleneus, G. J., Stewart, J., Richter, D. C., Michaelis, B. M., &amp; Gerlick, R. E. (2019). An undergraduate engineering service learning project involving 3D-printed prosthetic hands for children. In American Society for Engineering Education Annual Conference &amp; Exposition Proceedings.</w:t>
-      </w:r>
-    </w:p>
-    <w:p>
-      <w:pPr>
-        <w:pStyle w:val="Heading3"/>
-        <w:bidi w:val="0"/>
-        <w:jc w:val="left"/>
-        <w:rPr>
-          <w:lang w:val="pt-PT"/>
-        </w:rPr>
-      </w:pPr>
-      <w:r>
-        <w:rPr>
-          <w:lang w:val="pt-PT"/>
-        </w:rPr>
-      </w:r>
-    </w:p>
-    <w:p>
-      <w:pPr>
-        <w:pStyle w:val="Heading3"/>
-        <w:bidi w:val="0"/>
-        <w:jc w:val="left"/>
-        <w:rPr>
-          <w:lang w:val="pt-PT"/>
-        </w:rPr>
-      </w:pPr>
-      <w:r>
-        <w:rPr>
-          <w:lang w:val="pt-PT"/>
-        </w:rPr>
-        <w:t>3.5 Critérios de avaliação e limitações metodológicas</w:t>
-      </w:r>
-    </w:p>
-    <w:p>
-      <w:pPr>
-        <w:pStyle w:val="Heading3"/>
-        <w:bidi w:val="0"/>
-        <w:jc w:val="left"/>
-        <w:rPr>
-          <w:lang w:val="pt-PT"/>
-        </w:rPr>
-      </w:pPr>
-      <w:r>
-        <w:rPr>
-          <w:lang w:val="pt-PT"/>
-        </w:rPr>
-      </w:r>
-    </w:p>
-    <w:p>
-      <w:pPr>
-        <w:pStyle w:val="Normal"/>
-        <w:bidi w:val="0"/>
-        <w:jc w:val="left"/>
-        <w:rPr>
-          <w:lang w:val="pt-PT"/>
-        </w:rPr>
-      </w:pPr>
-      <w:r>
-        <w:rPr>
-          <w:lang w:val="pt-PT"/>
-        </w:rPr>
-        <w:t>A avaliação do sistema desenvolvido baseia-se em critérios técnicos, funcionais e metodológicos. Entre os principais critérios consideram-se a capacidade de personalização paramétrica, a consistência dimensional perante diferentes perfis antropométricos, a viabilidade de fabrico por impressão 3D, a robustez estrutural e a clareza do processo de configuração. Estes critérios visam avaliar não só o desempenho do artefacto, mas também a qualidade do próprio processo de design enquanto dispositivo de investigação, nomeadamente a sua capacidade de tornar explícitas as decisões, testar alternativas e produzir aprendizagem transferível (Zimmerman et al., 2007 (#ref-zimmerman-2007)).</w:t>
-      </w:r>
-    </w:p>
-    <w:p>
-      <w:pPr>
-        <w:pStyle w:val="Normal"/>
-        <w:bidi w:val="0"/>
-        <w:jc w:val="left"/>
-        <w:rPr>
-          <w:lang w:val="pt-PT"/>
-        </w:rPr>
-      </w:pPr>
-      <w:r>
-        <w:rPr>
-          <w:lang w:val="pt-PT"/>
-        </w:rPr>
-        <w:t xml:space="preserve">No caso específico da parametrização assistida por IA, a avaliação foi organizada em dois patamares. </w:t>
-      </w:r>
-      <w:r>
-        <w:rPr/>
-        <w:t>O primeiro patamar incidiu sobre a coerência numérica das sugestões, avaliando a conformidade com o esquema de parâmetros, o enquadramento nos intervalos mínimos e máximos definidos, a proporcionalidade entre dedos, a adequação etária e a coerência da lateralidade em casos de amputação unilateral.</w:t>
-      </w:r>
-    </w:p>
-    <w:p>
-      <w:pPr>
-        <w:pStyle w:val="Normal"/>
-        <w:bidi w:val="0"/>
-        <w:jc w:val="left"/>
-        <w:rPr>
-          <w:lang w:val="pt-PT"/>
-        </w:rPr>
-      </w:pPr>
-      <w:r>
-        <w:rPr>
-          <w:lang w:val="pt-PT"/>
-        </w:rPr>
-        <w:t>O segundo prolongou essa verificação até à geometria exportada, testando se os valores sugeridos eram efetivamente aplicados nos modelo</w:t>
-      </w:r>
-      <w:commentRangeStart w:id="9"/>
-      <w:r>
-        <w:rPr>
-          <w:lang w:val="pt-PT"/>
-        </w:rPr>
-        <w:t xml:space="preserve">s OpenSCAD/WebAssembly </w:t>
-      </w:r>
-      <w:r>
-        <w:rPr>
-          <w:lang w:val="pt-PT"/>
-        </w:rPr>
-      </w:r>
-      <w:commentRangeEnd w:id="9"/>
-      <w:r>
-        <w:commentReference w:id="9"/>
-      </w:r>
-      <w:r>
-        <w:rPr>
-          <w:lang w:val="pt-PT"/>
-        </w:rPr>
-        <w:t xml:space="preserve">e se os ficheiros </w:t>
-      </w:r>
-      <w:commentRangeStart w:id="10"/>
-      <w:r>
-        <w:rPr>
-          <w:lang w:val="pt-PT"/>
-        </w:rPr>
-        <w:t>3MF e STL</w:t>
-      </w:r>
-      <w:r>
-        <w:rPr>
-          <w:lang w:val="pt-PT"/>
-        </w:rPr>
-      </w:r>
-      <w:commentRangeEnd w:id="10"/>
-      <w:r>
-        <w:commentReference w:id="10"/>
-      </w:r>
-      <w:r>
-        <w:rPr>
-          <w:lang w:val="pt-PT"/>
-        </w:rPr>
-        <w:t xml:space="preserve"> resultantes apresentavam escalas coerentes com os perfis antropométricos simulados. Esta separação permite distinguir a validade interna do fluxo paramétrico da validação clínica, que permanece fora do âmbito empírico desta investigação.</w:t>
-      </w:r>
-    </w:p>
-    <w:p>
-      <w:pPr>
-        <w:pStyle w:val="Normal"/>
-        <w:bidi w:val="0"/>
-        <w:jc w:val="left"/>
-        <w:rPr>
-          <w:lang w:val="pt-PT"/>
-        </w:rPr>
-      </w:pPr>
-      <w:r>
-        <w:rPr>
-          <w:lang w:val="pt-PT"/>
-        </w:rPr>
-        <w:t>Adicionalmente, são considerados critérios relacionados com a acessibilidade e a replicabilidade, avaliando-se em que medida o sistema pode ser utilizado por técnicos não especializados ou por comunidades locais com recursos limitados. A dimensão ética é igualmente ponderada, particularmente no que se refere à promoção da autonomia e da dignidade do utilizador.</w:t>
-      </w:r>
-    </w:p>
-    <w:p>
-      <w:pPr>
-        <w:pStyle w:val="Normal"/>
-        <w:bidi w:val="0"/>
-        <w:jc w:val="left"/>
-        <w:rPr>
-          <w:lang w:val="pt-PT"/>
-        </w:rPr>
-      </w:pPr>
-      <w:r>
-        <w:rPr>
-          <w:lang w:val="pt-PT"/>
-        </w:rPr>
-        <w:t>Importa, contudo, reconhecer limitações metodológicas. A ausência de testes com utilizadores reais impede a validação clínica e a avaliação aprofundada da experiência de uso subjetiva. A utilização de dados antropométricos secundários limita a verificação empírica da adaptação individual. Por fim, a integração de inteligência artificial é circunscrita a funções de apoio à configuração e otimização geométricas, não abrangendo sistemas clínicos ou biomédicos avançados. Acresce que a própria estrutura iterativa adotada, embora adequada à exploração projetual, não produz, por si só, evidência clínica ou generalização estatística, exigindo que os resultados sejam lidos como contributo metodológico assente no desenvolvimento de um protótipo, e não como validação final de eficácia em contexto de uso.</w:t>
-      </w:r>
-    </w:p>
-    <w:p>
-      <w:pPr>
-        <w:pStyle w:val="Normal"/>
-        <w:bidi w:val="0"/>
-        <w:jc w:val="left"/>
-        <w:rPr>
-          <w:lang w:val="pt-PT"/>
-        </w:rPr>
-      </w:pPr>
-      <w:r>
-        <w:rPr>
-          <w:lang w:val="pt-PT"/>
-        </w:rPr>
-        <w:t>Estas limitações são assumidas como enquadramento do estudo, que se posiciona prioritariamente no domínio do design de produto e da investigação metodológica, contribuindo para a reflexão sobre o papel do design paramétrico e da inteligência artificial na personalização de dispositivos de apoio.</w:t>
-      </w:r>
-    </w:p>
-    <w:p>
-      <w:pPr>
-        <w:pStyle w:val="Heading2"/>
-        <w:bidi w:val="0"/>
-        <w:jc w:val="left"/>
-        <w:rPr>
-          <w:lang w:val="pt-PT"/>
-        </w:rPr>
-      </w:pPr>
-      <w:r>
-        <w:rPr>
-          <w:lang w:val="pt-PT"/>
-        </w:rPr>
-      </w:r>
-    </w:p>
-    <w:p>
-      <w:pPr>
-        <w:pStyle w:val="Heading2"/>
-        <w:bidi w:val="0"/>
-        <w:jc w:val="left"/>
-        <w:rPr>
-          <w:lang w:val="pt-PT"/>
-        </w:rPr>
-      </w:pPr>
-      <w:r>
-        <w:rPr>
-          <w:lang w:val="pt-PT"/>
-        </w:rPr>
-        <w:t>Capítulo 4 — Desenvolvimento do Modelo Paramétrico</w:t>
-      </w:r>
-    </w:p>
-    <w:p>
-      <w:pPr>
-        <w:pStyle w:val="Heading3"/>
-        <w:bidi w:val="0"/>
-        <w:jc w:val="left"/>
-        <w:rPr>
-          <w:lang w:val="pt-PT"/>
-        </w:rPr>
-      </w:pPr>
-      <w:r>
-        <w:rPr>
-          <w:lang w:val="pt-PT"/>
-        </w:rPr>
-      </w:r>
-    </w:p>
-    <w:p>
-      <w:pPr>
-        <w:pStyle w:val="Heading3"/>
-        <w:bidi w:val="0"/>
-        <w:jc w:val="left"/>
-        <w:rPr>
-          <w:lang w:val="pt-PT"/>
-        </w:rPr>
-      </w:pPr>
-      <w:r>
-        <w:rPr>
-          <w:lang w:val="pt-PT"/>
-        </w:rPr>
-        <w:t>4.1 Definição do problema de design e requisitos</w:t>
-      </w:r>
-    </w:p>
-    <w:p>
-      <w:pPr>
-        <w:pStyle w:val="Normal"/>
-        <w:bidi w:val="0"/>
-        <w:jc w:val="left"/>
-        <w:rPr>
-          <w:lang w:val="pt-PT"/>
-        </w:rPr>
-      </w:pPr>
-      <w:r>
-        <w:rPr>
-          <w:lang w:val="pt-PT"/>
-        </w:rPr>
-      </w:r>
-    </w:p>
-    <w:p>
-      <w:pPr>
-        <w:pStyle w:val="Normal"/>
-        <w:bidi w:val="0"/>
-        <w:jc w:val="left"/>
-        <w:rPr>
-          <w:lang w:val="pt-PT"/>
-        </w:rPr>
-      </w:pPr>
-      <w:r>
-        <w:rPr>
-          <w:lang w:val="pt-PT"/>
-        </w:rPr>
-        <w:t xml:space="preserve">Como referido anteriormente, o desenvolvimento de próteses de membro superior é enquadrado na literatura como um problema de elevada complexidade, situado na interseção entre desempenho biomecânico, integração corpo–dispositivo e experiência vivida do utilizador (Cordella et al., 2016 (#ref-cordella-2016); Guo, 2025 (#ref-guo-2025); Peerdeman et al., 2011 (#ref-peerdeman-2011)). Este desafio não pode ser reduzido à mera replicação formal da mão ou do segmento ausente. </w:t>
-      </w:r>
-      <w:r>
-        <w:rPr/>
-        <w:t>Implica, pelo contrário, a conceção de dispositivos capazes de conciliar funcionalidade, conforto, leveza, funcionamento consistente, controlo inteligível, aceitabilidade estética e custos compatíveis com a produção, adaptação, manutenção e acesso continuado à prótese, num contexto em que continuam a registar-se taxas elevadas de rejeição e abandono.</w:t>
-      </w:r>
-    </w:p>
-    <w:p>
-      <w:pPr>
-        <w:pStyle w:val="Normal"/>
-        <w:bidi w:val="0"/>
-        <w:jc w:val="left"/>
-        <w:rPr>
-          <w:lang w:val="pt-PT"/>
-        </w:rPr>
-      </w:pPr>
-      <w:r>
-        <w:rPr>
-          <w:lang w:val="pt-PT"/>
-        </w:rPr>
-        <w:t>A literatura associa estas taxas, de forma recorrente, a desconforto no encaixe, peso excessivo, limitações funcionais, baixa robustez e estratégias de controlo pouco intuitivas, evidenciando uma lacuna persistente entre a capacidade tecnológica dos dispositivos e as necessidades reais de uso (Biddiss et al., 2007 (#ref-biddiss-2007); Cordella et al., 2016 (#ref-cordella-2016); Peerdeman et al., 2011 (#ref-peerdeman-2011)).</w:t>
-      </w:r>
-    </w:p>
-    <w:p>
-      <w:pPr>
-        <w:pStyle w:val="Normal"/>
-        <w:bidi w:val="0"/>
-        <w:jc w:val="left"/>
-        <w:rPr>
-          <w:lang w:val="pt-PT"/>
-        </w:rPr>
-      </w:pPr>
-      <w:r>
-        <w:rPr>
-          <w:lang w:val="pt-PT"/>
-        </w:rPr>
-        <w:t>Neste contexto, a definição de requisitos não constitui apenas uma etapa técnica de especificação, mas um processo de tradução entre problemas de uso, limitações clínicas, possibilidades tecnológicas e condições concretas de adoção. Assim, os requisitos considerados no projeto de uma prótese de membro superior devem ser entendidos como categorias interdependentes, que procuram responder simultaneamente ao desempenho funcional do dispositivo, à sua adequação ao corpo, à experiência quotidiana do utilizador e à viabilidade do seu desenvolvimento e manutenção.</w:t>
-      </w:r>
-    </w:p>
-    <w:p>
-      <w:pPr>
-        <w:pStyle w:val="Normal"/>
-        <w:bidi w:val="0"/>
-        <w:jc w:val="left"/>
-        <w:rPr>
-          <w:lang w:val="pt-PT"/>
-        </w:rPr>
-      </w:pPr>
-      <w:r>
-        <w:rPr>
-          <w:lang w:val="pt-PT"/>
-        </w:rPr>
-        <w:t>A partir desta leitura, os requisitos de projeto podem ser organizados em categorias interdependentes. Os requisitos funcionais incluem padrões de preensão, graus de liberdade, amplitude de movimento, força, velocidade e capacidade de realizar atividades da vida diária. Os requisitos ergonómicos assumem particular centralidade, destacando-se o conforto, o baixo peso, a usabilidade, a facilidade de colocação e remoção da prótese e a adequação ao uso quotidiano prolongado. Ao nível técnico, definem-se parâmetros relativos a atuadores, sistemas de transmissão, sensores, estratégias de controlo, fontes de energia e seleção de materiais com propriedades mecânicas adequadas e compatibilidade biológica. Em termos de fabrico, emergem exigências de modularidade, reparabilidade, custo controlado e compatibilidade com fluxos de fabrico digital e aditivo. Acrescem ainda requisitos estéticos e psicossociais, relacionados com a identidade, a aceitação social e a incorporação corporal, cuja relevância é reiterada tanto por utilizadores como por clínicos e familiares (Biddiss et al., 2007 (#ref-biddiss-2007); Brack &amp; Amalu, 2021 (#ref-brack-2021); Henao et al., 2025 (#ref-henao-2025); Walker et al., 2019 (#ref-walker-2019)).</w:t>
-      </w:r>
-    </w:p>
-    <w:p>
-      <w:pPr>
-        <w:pStyle w:val="Normal"/>
-        <w:bidi w:val="0"/>
-        <w:jc w:val="left"/>
-        <w:rPr>
-          <w:lang w:val="pt-PT"/>
-        </w:rPr>
-      </w:pPr>
-      <w:r>
-        <w:rPr>
-          <w:lang w:val="pt-PT"/>
-        </w:rPr>
-        <w:t xml:space="preserve">A tradução destas necessidades em parâmetros mensuráveis e programáveis constitui um ponto crítico no desenvolvimento de dispositivos médicos personalizados. Tal tradução implica converter necessidades qualitativas, como conforto, segurança ou facilidade de controlo, em especificações técnicas quantificáveis, como limites de peso, distribuição admissível de pressões, torque necessário nas articulações, número de graus de liberdade, autonomia energética ou tolerâncias dimensionais. A literatura sobre requisitos em próteses de membro superior mostra que este passo é decisivo, pois as prioridades dos utilizadores nem sempre coincidem com os indicadores habitualmente privilegiados pela engenharia, o que exige uma explicitação rigorosa das correspondências entre a necessidade, o critério de avaliação e a decisão de projeto (Cordella et al., 2016 (#ref-cordella-2016); Hofmann et al., 2016 (#ref-hofmann-2016); Jones et al., 2023 (#ref-jones-2023)). No desenvolvimento do sistema paramétrico proposto nesta investigação, esta relação traduz-se na definição de variáveis geométricas, mecânicas e construtivas controladas por parâmetros, permitindo a gerar geometrias adaptadas a dados antropométricos e a requisitos funcionais específicos. Contudo, para que esta tradução entre dados, requisitos e forma não resulte apenas de decisões empíricas ou arbitrárias, torna-se necessário enquadrar a especificação dos requisitos em modelos metodológicos adequados ao desenvolvimento de sistemas protésicos personalizados. Diversos enquadramentos metodológicos sustentam esta especificação em sistemas protésicos paramétricos ou fabricados digitalmente. Para além das abordagens clássicas da engenharia de produto, que estruturam o desenvolvimento através da definição de funções, requisitos técnicos, alternativas de solução e critérios de validação, observa-se uma transição clara para modelos centrados no utilizador , como o User-Centered Design, o Human-Centered Design e metodologias participativas e de co-criação. Estas abordagens promovem ciclos iterativos de prototipagem e avaliação com envolvimento ativo de utilizadores, clínicos e, em alguns casos, familiares, reconhecendo que a definição do problema de design depende tanto da performance mecânica como da experiência concreta de uso (Henao et al., 2025 (#ref-henao-2025); Peerdeman et al., 2011 (#ref-peerdeman-2011); Walker et al., 2019 (#ref-walker-2019)). </w:t>
-      </w:r>
-      <w:r>
-        <w:rPr/>
-        <w:commentReference w:id="11"/>
-      </w:r>
-      <w:r>
-        <w:rPr>
-          <w:lang w:val="pt-PT"/>
-        </w:rPr>
-        <w:t>No domínio digital, a integração de modelação paramétrica, digitalização 3D e simulação, nomeadamente análise por elementos finitos e modelação cinemática, estrutura um fluxo de desenvolvimento em que os requisitos podem ser incorporados diretamente em modelos computacionais ajustáveis e verificados antes da produção física.</w:t>
-      </w:r>
-    </w:p>
-    <w:p>
-      <w:pPr>
-        <w:pStyle w:val="BodyText"/>
-        <w:bidi w:val="0"/>
-        <w:spacing w:lineRule="auto" w:line="276" w:before="0" w:after="140"/>
-        <w:jc w:val="left"/>
-        <w:rPr>
-          <w:lang w:val="pt-PT"/>
-        </w:rPr>
-      </w:pPr>
-      <w:r>
-        <w:rPr>
-          <w:lang w:val="pt-PT"/>
-        </w:rPr>
-        <w:t>A formalização de constrangimentos nas fases iniciais do processo de design desempenha um papel estruturante, permitindo delimitar o espaço de solução antes da geração e avaliação de alternativas. Neste trabalho, estes constrangimentos são organizados em quatro categorias principais: materiais, mecânicos, anatómicos e produtivos. Esta organização permite distinguir os limites relacionados com as propriedades dos materiais, o comportamento estrutural e funcional do dispositivo, a adequação ao corpo do utilizador e as condições de fabrico.</w:t>
-      </w:r>
-    </w:p>
-    <w:p>
-      <w:pPr>
-        <w:pStyle w:val="BodyText"/>
-        <w:bidi w:val="0"/>
-        <w:spacing w:lineRule="auto" w:line="276" w:before="0" w:after="140"/>
-        <w:jc w:val="left"/>
-        <w:rPr>
-          <w:lang w:val="pt-PT"/>
-        </w:rPr>
-      </w:pPr>
-      <w:r>
-        <w:rPr>
-          <w:lang w:val="pt-PT"/>
-        </w:rPr>
-        <w:t>Os constrangimentos materiais são definidos em termos de resistência, rigidez, durabilidade e compatibilidade biológica. Os constrangimentos mecânicos incluem limites de binário, deformação admissível, integridade estrutural sob carga e capacidades cinemáticas mínimas para a realização de tarefas quotidianas. Os constrangimentos anatómicos são integrados com base em dados antropométricos e, quando possível, na digitalização do membro residual, condicionando as geometrias, as zonas de contacto e os volumes internos. Por fim, os constrangimentos produtivos relacionam-se com as capacidades e limitações do fabrico aditivo, incluindo tolerâncias, orientação de impressão, tempo de fabrico, custo e escalonamento.</w:t>
-      </w:r>
-    </w:p>
-    <w:p>
-      <w:pPr>
-        <w:pStyle w:val="BodyText"/>
-        <w:bidi w:val="0"/>
-        <w:spacing w:lineRule="auto" w:line="276" w:before="0" w:after="140"/>
-        <w:jc w:val="left"/>
-        <w:rPr>
-          <w:lang w:val="pt-PT"/>
-        </w:rPr>
-      </w:pPr>
-      <w:r>
-        <w:rPr>
-          <w:lang w:val="pt-PT"/>
-        </w:rPr>
-        <w:t>A explicitação destes limites desde as fases conceptuais permite enquadrar o processo como um exercício de otimização sujeito a múltiplas restrições, estruturando as decisões projetuais de forma clara, verificável e passível de análise crítica (Brack &amp; Amalu, 2021 (#ref-brack-2021); Herneth et al., 2024 (#ref-herneth-2024); Jones et al., 2023 (#ref-jones-2023)).</w:t>
-      </w:r>
-    </w:p>
-    <w:p>
-      <w:pPr>
-        <w:pStyle w:val="Normal"/>
-        <w:bidi w:val="0"/>
-        <w:jc w:val="left"/>
-        <w:rPr>
-          <w:lang w:val="pt-PT"/>
-        </w:rPr>
-      </w:pPr>
-      <w:r>
-        <w:rPr>
-          <w:lang w:val="pt-PT"/>
-        </w:rPr>
-      </w:r>
-    </w:p>
-    <w:p>
-      <w:pPr>
-        <w:pStyle w:val="Heading3"/>
-        <w:bidi w:val="0"/>
-        <w:jc w:val="left"/>
-        <w:rPr>
-          <w:lang w:val="pt-PT"/>
-        </w:rPr>
-      </w:pPr>
-      <w:r>
-        <w:rPr>
-          <w:lang w:val="pt-PT"/>
-        </w:rPr>
-        <w:t>4.2 Parâmetros antropométricos e estrutura do modelo</w:t>
-      </w:r>
-    </w:p>
-    <w:p>
-      <w:pPr>
-        <w:pStyle w:val="Heading3"/>
-        <w:bidi w:val="0"/>
-        <w:jc w:val="left"/>
-        <w:rPr>
-          <w:lang w:val="pt-PT"/>
-        </w:rPr>
-      </w:pPr>
-      <w:r>
-        <w:rPr>
-          <w:lang w:val="pt-PT"/>
-        </w:rPr>
-      </w:r>
-    </w:p>
-    <w:p>
-      <w:pPr>
-        <w:pStyle w:val="Normal"/>
-        <w:bidi w:val="0"/>
-        <w:jc w:val="left"/>
-        <w:rPr>
-          <w:lang w:val="pt-PT"/>
-        </w:rPr>
-      </w:pPr>
-      <w:r>
-        <w:rPr>
-          <w:lang w:val="pt-PT"/>
-        </w:rPr>
-        <w:t>No desenvolvimento de sistemas protésicos personalizados, as medições corporais funcionam como elemento de ligação entre o corpo do utilizador e a configuração geométrica e funcional do modelo paramétrico. No contexto das próteses de membro superior, estas medições não devem ser tratadas como valores isolados, mas como parte de um sistema estruturado de variáveis capaz de descrever a morfologia da mão, dos dedos, do punho e, quando aplicável, do antebraço ou do membro residual. A literatura recente converge em dois pontos: a personalização eficaz depende de medidas anatomicamente relevantes, e não de escalonamentos genéricos; e essas medidas devem ser organizadas de modo a alimentar diretamente a lógica do modelo digital (Chatzioglou et al., 2024 (#ref-chatzioglou-2024); Moreo, 2016 (#ref-moreo-2016); Rodríguez-Vega &amp; Rodríguez-Vega, 2024 (#ref-rodriguez-vega-2024)).</w:t>
-      </w:r>
-    </w:p>
-    <w:p>
-      <w:pPr>
-        <w:pStyle w:val="Normal"/>
-        <w:bidi w:val="0"/>
-        <w:jc w:val="left"/>
-        <w:rPr>
-          <w:lang w:val="pt-PT"/>
-        </w:rPr>
-      </w:pPr>
-      <w:r>
-        <w:rPr>
-          <w:lang w:val="pt-PT"/>
-        </w:rPr>
-        <w:t>Esta exigência de organizar as medições em parâmetros operáveis é particularmente evidente nos modelos digitais do dedo e da mão. A Figura 4.1 mostra um exemplo de decomposição paramétrica em comprimentos, larguras e secções articulares, o que clarifica o tipo de estrutura dimensional que sustenta a transição da antropometria para a geometria configurável.</w:t>
-      </w:r>
-    </w:p>
-    <w:p>
-      <w:pPr>
-        <w:pStyle w:val="Normal"/>
-        <w:bidi w:val="0"/>
-        <w:jc w:val="left"/>
-        <w:rPr>
-          <w:lang w:val="pt-PT"/>
-        </w:rPr>
-      </w:pPr>
-      <w:r>
-        <w:rPr>
-          <w:lang w:val="pt-PT"/>
-        </w:rPr>
-      </w:r>
-    </w:p>
-    <w:p>
-      <w:pPr>
-        <w:pStyle w:val="Normal"/>
-        <w:bidi w:val="0"/>
-        <w:jc w:val="left"/>
-        <w:rPr>
-          <w:lang w:val="pt-PT"/>
-        </w:rPr>
-      </w:pPr>
-      <w:r>
-        <w:rPr/>
-        <w:drawing>
-          <ns2:inline distT="0" distB="0" distL="0" distR="0">
-            <ns2:extent cx="4667250" cy="3467100"/>
-            <ns2:effectExtent l="0" t="0" r="0" b="0"/>
-            <ns2:docPr id="12" name="Image 12" descr="Image 12"/>
-            <ns2:cNvGraphicFramePr>
-              <ns3:graphicFrameLocks noChangeAspect="1"/>
-            </ns2:cNvGraphicFramePr>
-            <ns3:graphic>
-              <ns3:graphicData uri="http://schemas.openxmlformats.org/drawingml/2006/picture">
-                <ns4:pic>
-                  <ns4:nvPicPr>
-                    <ns4:cNvPr id="12" name="Image 12" descr="Image 12"/>
-                    <ns4:cNvPicPr>
-                      <ns3:picLocks noChangeAspect="1" noChangeArrowheads="1"/>
-                    </ns4:cNvPicPr>
-                  </ns4:nvPicPr>
-                  <ns4:blipFill>
-                    <ns3:blip ns5:embed="rId18"/>
-                    <ns3:stretch>
-                      <ns3:fillRect/>
-                    </ns3:stretch>
-                  </ns4:blipFill>
-                  <ns4:spPr bwMode="auto">
-                    <ns3:xfrm>
-                      <ns3:off x="0" y="0"/>
-                      <ns3:ext cx="4667250" cy="3467100"/>
-                    </ns3:xfrm>
-                    <ns3:prstGeom prst="rect">
-                      <ns3:avLst/>
-                    </ns3:prstGeom>
-                    <ns3:noFill/>
-                  </ns4:spPr>
-                </ns4:pic>
-              </ns3:graphicData>
-            </ns3:graphic>
-          </ns2:inline>
-        </w:drawing>
-      </w:r>
-    </w:p>
-    <w:p>
-      <w:pPr>
-        <w:pStyle w:val="Normal"/>
-        <w:bidi w:val="0"/>
-        <w:jc w:val="left"/>
-        <w:rPr>
-          <w:lang w:val="pt-PT"/>
-        </w:rPr>
-      </w:pPr>
-      <w:r>
-        <w:rPr>
-          <w:lang w:val="pt-PT"/>
-        </w:rPr>
         <w:t>Figura 4.1 — Parâmetros antropométricos utilizados na modelação paramétrica de dedos protésicos.</w:t>
       </w:r>
     </w:p>
@@ -13126,7 +14685,7 @@
         </w:rPr>
         <w:t xml:space="preserve">Fonte original: Nini, L., Ceccarelli, A., Tagliamonte, N., Zollo, L., &amp; Taffoni, F. (2024). Parametric 3D modeling of a customized prosthetic hand finger for additive manufacturing. In 2024 10th IEEE RAS/EMBS International Conference for Biomedical Robotics and Biomechatronics (BioRob). IEEE. </w:t>
       </w:r>
-      <w:hyperlink ns5:id="rId19">
+      <w:hyperlink r:id="rId19">
         <w:r>
           <w:rPr>
             <w:rStyle w:val="Hyperlink"/>
@@ -14801,42 +16360,42 @@
       <w:r>
         <w:rPr/>
         <w:drawing>
-          <ns2:inline distT="0" distB="0" distL="0" distR="0">
-            <ns2:extent cx="5715000" cy="2705100"/>
-            <ns2:effectExtent l="0" t="0" r="0" b="0"/>
-            <ns2:docPr id="13" name="Image 13" descr="Image 13"/>
-            <ns2:cNvGraphicFramePr>
-              <ns3:graphicFrameLocks noChangeAspect="1"/>
-            </ns2:cNvGraphicFramePr>
-            <ns3:graphic>
-              <ns3:graphicData uri="http://schemas.openxmlformats.org/drawingml/2006/picture">
-                <ns4:pic>
-                  <ns4:nvPicPr>
-                    <ns4:cNvPr id="13" name="Image 13" descr="Image 13"/>
-                    <ns4:cNvPicPr>
-                      <ns3:picLocks noChangeAspect="1" noChangeArrowheads="1"/>
-                    </ns4:cNvPicPr>
-                  </ns4:nvPicPr>
-                  <ns4:blipFill>
-                    <ns3:blip ns5:embed="rId20"/>
-                    <ns3:stretch>
-                      <ns3:fillRect/>
-                    </ns3:stretch>
-                  </ns4:blipFill>
-                  <ns4:spPr bwMode="auto">
-                    <ns3:xfrm>
-                      <ns3:off x="0" y="0"/>
-                      <ns3:ext cx="5715000" cy="2705100"/>
-                    </ns3:xfrm>
-                    <ns3:prstGeom prst="rect">
-                      <ns3:avLst/>
-                    </ns3:prstGeom>
-                    <ns3:noFill/>
-                  </ns4:spPr>
-                </ns4:pic>
-              </ns3:graphicData>
-            </ns3:graphic>
-          </ns2:inline>
+          <wp:inline distT="0" distB="0" distL="0" distR="0">
+            <wp:extent cx="5715000" cy="2705100"/>
+            <wp:effectExtent l="0" t="0" r="0" b="0"/>
+            <wp:docPr id="13" name="Image 13" descr="Image 13"/>
+            <wp:cNvGraphicFramePr>
+              <a:graphicFrameLocks xmlns:a="http://schemas.openxmlformats.org/drawingml/2006/main" noChangeAspect="1"/>
+            </wp:cNvGraphicFramePr>
+            <a:graphic xmlns:a="http://schemas.openxmlformats.org/drawingml/2006/main">
+              <a:graphicData uri="http://schemas.openxmlformats.org/drawingml/2006/picture">
+                <pic:pic xmlns:pic="http://schemas.openxmlformats.org/drawingml/2006/picture">
+                  <pic:nvPicPr>
+                    <pic:cNvPr id="13" name="Image 13" descr="Image 13"/>
+                    <pic:cNvPicPr>
+                      <a:picLocks noChangeAspect="1" noChangeArrowheads="1"/>
+                    </pic:cNvPicPr>
+                  </pic:nvPicPr>
+                  <pic:blipFill>
+                    <a:blip r:embed="rId20"/>
+                    <a:stretch>
+                      <a:fillRect/>
+                    </a:stretch>
+                  </pic:blipFill>
+                  <pic:spPr bwMode="auto">
+                    <a:xfrm>
+                      <a:off x="0" y="0"/>
+                      <a:ext cx="5715000" cy="2705100"/>
+                    </a:xfrm>
+                    <a:prstGeom prst="rect">
+                      <a:avLst/>
+                    </a:prstGeom>
+                    <a:noFill/>
+                  </pic:spPr>
+                </pic:pic>
+              </a:graphicData>
+            </a:graphic>
+          </wp:inline>
         </w:drawing>
       </w:r>
     </w:p>
@@ -14884,7 +16443,7 @@
         </w:rPr>
         <w:t xml:space="preserve">Adaptado de fonte original: Lim, D., Georgiou, T., Bhardwaj, A., O'Connell, G. D., &amp; Agogino, A. M. (2018, August 26). Customization of a 3D printed prosthetic finger using parametric modeling. In Proceedings of the ASME 2018 International Design Engineering Technical Conferences and Computers and Information in Engineering Conference. </w:t>
       </w:r>
-      <w:hyperlink ns5:id="rId21">
+      <w:hyperlink r:id="rId21">
         <w:r>
           <w:rPr>
             <w:rStyle w:val="Hyperlink"/>
@@ -18716,42 +20275,42 @@
       <w:r>
         <w:rPr/>
         <w:drawing>
-          <ns2:inline distT="0" distB="0" distL="0" distR="0">
-            <ns2:extent cx="5715000" cy="3324225"/>
-            <ns2:effectExtent l="0" t="0" r="0" b="0"/>
-            <ns2:docPr id="14" name="Image 14" descr="Image 14"/>
-            <ns2:cNvGraphicFramePr>
-              <ns3:graphicFrameLocks noChangeAspect="1"/>
-            </ns2:cNvGraphicFramePr>
-            <ns3:graphic>
-              <ns3:graphicData uri="http://schemas.openxmlformats.org/drawingml/2006/picture">
-                <ns4:pic>
-                  <ns4:nvPicPr>
-                    <ns4:cNvPr id="14" name="Image 14" descr="Image 14"/>
-                    <ns4:cNvPicPr>
-                      <ns3:picLocks noChangeAspect="1" noChangeArrowheads="1"/>
-                    </ns4:cNvPicPr>
-                  </ns4:nvPicPr>
-                  <ns4:blipFill>
-                    <ns3:blip ns5:embed="rId22"/>
-                    <ns3:stretch>
-                      <ns3:fillRect/>
-                    </ns3:stretch>
-                  </ns4:blipFill>
-                  <ns4:spPr bwMode="auto">
-                    <ns3:xfrm>
-                      <ns3:off x="0" y="0"/>
-                      <ns3:ext cx="5715000" cy="3324225"/>
-                    </ns3:xfrm>
-                    <ns3:prstGeom prst="rect">
-                      <ns3:avLst/>
-                    </ns3:prstGeom>
-                    <ns3:noFill/>
-                  </ns4:spPr>
-                </ns4:pic>
-              </ns3:graphicData>
-            </ns3:graphic>
-          </ns2:inline>
+          <wp:inline distT="0" distB="0" distL="0" distR="0">
+            <wp:extent cx="5715000" cy="3324225"/>
+            <wp:effectExtent l="0" t="0" r="0" b="0"/>
+            <wp:docPr id="14" name="Image 14" descr="Image 14"/>
+            <wp:cNvGraphicFramePr>
+              <a:graphicFrameLocks xmlns:a="http://schemas.openxmlformats.org/drawingml/2006/main" noChangeAspect="1"/>
+            </wp:cNvGraphicFramePr>
+            <a:graphic xmlns:a="http://schemas.openxmlformats.org/drawingml/2006/main">
+              <a:graphicData uri="http://schemas.openxmlformats.org/drawingml/2006/picture">
+                <pic:pic xmlns:pic="http://schemas.openxmlformats.org/drawingml/2006/picture">
+                  <pic:nvPicPr>
+                    <pic:cNvPr id="14" name="Image 14" descr="Image 14"/>
+                    <pic:cNvPicPr>
+                      <a:picLocks noChangeAspect="1" noChangeArrowheads="1"/>
+                    </pic:cNvPicPr>
+                  </pic:nvPicPr>
+                  <pic:blipFill>
+                    <a:blip r:embed="rId22"/>
+                    <a:stretch>
+                      <a:fillRect/>
+                    </a:stretch>
+                  </pic:blipFill>
+                  <pic:spPr bwMode="auto">
+                    <a:xfrm>
+                      <a:off x="0" y="0"/>
+                      <a:ext cx="5715000" cy="3324225"/>
+                    </a:xfrm>
+                    <a:prstGeom prst="rect">
+                      <a:avLst/>
+                    </a:prstGeom>
+                    <a:noFill/>
+                  </pic:spPr>
+                </pic:pic>
+              </a:graphicData>
+            </a:graphic>
+          </wp:inline>
         </w:drawing>
       </w:r>
     </w:p>
@@ -18784,7 +20343,7 @@
         </w:rPr>
         <w:t xml:space="preserve">Fonte original: Nini, L., Ceccarelli, A., Tagliamonte, N., Zollo, L., &amp; Taffoni, F. (2024). Parametric 3D modeling of a customized prosthetic hand finger for additive manufacturing. In 2024 10th IEEE RAS/EMBS International Conference for Biomedical Robotics and Biomechatronics (BioRob). IEEE. </w:t>
       </w:r>
-      <w:hyperlink ns5:id="rId23">
+      <w:hyperlink r:id="rId23">
         <w:r>
           <w:rPr>
             <w:rStyle w:val="Hyperlink"/>
@@ -19672,7 +21231,7 @@
           <w:lang w:val="pt-PT"/>
         </w:rPr>
       </w:pPr>
-      <w:commentRangeStart w:id="12"/>
+      <w:commentRangeStart w:id="9"/>
       <w:r>
         <w:rPr>
           <w:lang w:val="pt-PT"/>
@@ -19684,9 +21243,9 @@
           <w:lang w:val="pt-PT"/>
         </w:rPr>
       </w:r>
-      <w:commentRangeEnd w:id="12"/>
-      <w:r>
-        <w:commentReference w:id="12"/>
+      <w:commentRangeEnd w:id="9"/>
+      <w:r>
+        <w:commentReference w:id="9"/>
       </w:r>
       <w:r>
         <w:rPr>
@@ -19744,14 +21303,14 @@
         <w:rPr/>
         <w:t xml:space="preserve">Esta organização modular permitiu isolar problemas, testar componentes de forma localizada e introduzir alterações sem comprometer integralmente o comportamento global do modelo. No contexto do presente projeto, esta estratégia revelou-se especialmente útil na articulação entre elementos estruturais, zonas de contacto, interfaces mecânicas e componentes de ligação. </w:t>
       </w:r>
-      <w:commentRangeStart w:id="13"/>
+      <w:commentRangeStart w:id="10"/>
       <w:r>
         <w:rPr/>
         <w:t>Para além de organizar o código, a divisão do modelo em módulos contribuiu para clarificar progressivamente a lógica do objeto, aproximando-o de uma estrutura configurável, mais sistemática e compatível com futuros contextos de interface ou de configuração assistida (Nilsiam &amp; Pearce, 2017 (#ref-nilsiam-2017)).</w:t>
       </w:r>
-      <w:commentRangeEnd w:id="13"/>
-      <w:r>
-        <w:commentReference w:id="13"/>
+      <w:commentRangeEnd w:id="10"/>
+      <w:r>
+        <w:commentReference w:id="10"/>
       </w:r>
       <w:r>
         <w:rPr/>
@@ -20007,16 +21566,16 @@
         </w:rPr>
         <w:t>Tal opção aproxima-se de abordagens recentes em plataformas de personalização de próteses, nas quais a interface funciona como meio de tornar observável, configurável e progressivamente verificável um processo que, de outro modo, permaneceria dependente de software especializado ou de mediação exclus</w:t>
       </w:r>
-      <w:commentRangeStart w:id="14"/>
+      <w:commentRangeStart w:id="11"/>
       <w:r>
         <w:rPr>
           <w:lang w:val="pt-PT"/>
         </w:rPr>
         <w:t>ivamente técnica (Peixoto et al., 2025 (#ref-peixoto-2025)).</w:t>
       </w:r>
-      <w:commentRangeEnd w:id="14"/>
-      <w:r>
-        <w:commentReference w:id="14"/>
+      <w:commentRangeEnd w:id="11"/>
+      <w:r>
+        <w:commentReference w:id="11"/>
       </w:r>
       <w:r>
         <w:rPr>
@@ -20053,50 +21612,50 @@
           <w:lang w:val="pt-PT"/>
         </w:rPr>
         <w:drawing>
-          <ns2:anchor distT="0" distB="0" distL="0" distR="0" simplePos="0" relativeHeight="21" behindDoc="0" locked="0" layoutInCell="0" allowOverlap="1">
-            <ns2:simplePos x="0" y="0"/>
-            <ns2:positionH relativeFrom="column">
-              <ns2:align>center</ns2:align>
-            </ns2:positionH>
-            <ns2:positionV relativeFrom="paragraph">
-              <ns2:posOffset>635</ns2:posOffset>
-            </ns2:positionV>
-            <ns2:extent cx="5731510" cy="2687955"/>
-            <ns2:effectExtent l="0" t="0" r="0" b="0"/>
-            <ns2:wrapSquare wrapText="largest"/>
-            <ns2:docPr id="15" name="Image20"/>
-            <ns2:cNvGraphicFramePr>
-              <ns3:graphicFrameLocks noChangeAspect="1"/>
-            </ns2:cNvGraphicFramePr>
-            <ns3:graphic>
-              <ns3:graphicData uri="http://schemas.openxmlformats.org/drawingml/2006/picture">
-                <ns4:pic>
-                  <ns4:nvPicPr>
-                    <ns4:cNvPr id="15" name="Image20"/>
-                    <ns4:cNvPicPr>
-                      <ns3:picLocks noChangeAspect="1" noChangeArrowheads="1"/>
-                    </ns4:cNvPicPr>
-                  </ns4:nvPicPr>
-                  <ns4:blipFill>
-                    <ns3:blip ns5:embed="rId24"/>
-                    <ns3:stretch>
-                      <ns3:fillRect/>
-                    </ns3:stretch>
-                  </ns4:blipFill>
-                  <ns4:spPr bwMode="auto">
-                    <ns3:xfrm>
-                      <ns3:off x="0" y="0"/>
-                      <ns3:ext cx="5731510" cy="2687955"/>
-                    </ns3:xfrm>
-                    <ns3:prstGeom prst="rect">
-                      <ns3:avLst/>
-                    </ns3:prstGeom>
-                    <ns3:noFill/>
-                  </ns4:spPr>
-                </ns4:pic>
-              </ns3:graphicData>
-            </ns3:graphic>
-          </ns2:anchor>
+          <wp:anchor distT="0" distB="0" distL="0" distR="0" simplePos="0" relativeHeight="21" behindDoc="0" locked="0" layoutInCell="0" allowOverlap="1">
+            <wp:simplePos x="0" y="0"/>
+            <wp:positionH relativeFrom="column">
+              <wp:align>center</wp:align>
+            </wp:positionH>
+            <wp:positionV relativeFrom="paragraph">
+              <wp:posOffset>635</wp:posOffset>
+            </wp:positionV>
+            <wp:extent cx="5731510" cy="2687955"/>
+            <wp:effectExtent l="0" t="0" r="0" b="0"/>
+            <wp:wrapSquare wrapText="largest"/>
+            <wp:docPr id="15" name="Image20"/>
+            <wp:cNvGraphicFramePr>
+              <a:graphicFrameLocks xmlns:a="http://schemas.openxmlformats.org/drawingml/2006/main" noChangeAspect="1"/>
+            </wp:cNvGraphicFramePr>
+            <a:graphic xmlns:a="http://schemas.openxmlformats.org/drawingml/2006/main">
+              <a:graphicData uri="http://schemas.openxmlformats.org/drawingml/2006/picture">
+                <pic:pic xmlns:pic="http://schemas.openxmlformats.org/drawingml/2006/picture">
+                  <pic:nvPicPr>
+                    <pic:cNvPr id="15" name="Image20"/>
+                    <pic:cNvPicPr>
+                      <a:picLocks noChangeAspect="1" noChangeArrowheads="1"/>
+                    </pic:cNvPicPr>
+                  </pic:nvPicPr>
+                  <pic:blipFill>
+                    <a:blip r:embed="rId24"/>
+                    <a:stretch>
+                      <a:fillRect/>
+                    </a:stretch>
+                  </pic:blipFill>
+                  <pic:spPr bwMode="auto">
+                    <a:xfrm>
+                      <a:off x="0" y="0"/>
+                      <a:ext cx="5731510" cy="2687955"/>
+                    </a:xfrm>
+                    <a:prstGeom prst="rect">
+                      <a:avLst/>
+                    </a:prstGeom>
+                    <a:noFill/>
+                  </pic:spPr>
+                </pic:pic>
+              </a:graphicData>
+            </a:graphic>
+          </wp:anchor>
         </w:drawing>
       </w:r>
     </w:p>
@@ -20369,42 +21928,42 @@
       <w:r>
         <w:rPr/>
         <w:drawing>
-          <ns2:inline distT="0" distB="0" distL="0" distR="0">
-            <ns2:extent cx="5715000" cy="3238500"/>
-            <ns2:effectExtent l="0" t="0" r="0" b="0"/>
-            <ns2:docPr id="16" name="Image 15" descr="Image 15"/>
-            <ns2:cNvGraphicFramePr>
-              <ns3:graphicFrameLocks noChangeAspect="1"/>
-            </ns2:cNvGraphicFramePr>
-            <ns3:graphic>
-              <ns3:graphicData uri="http://schemas.openxmlformats.org/drawingml/2006/picture">
-                <ns4:pic>
-                  <ns4:nvPicPr>
-                    <ns4:cNvPr id="16" name="Image 15" descr="Image 15"/>
-                    <ns4:cNvPicPr>
-                      <ns3:picLocks noChangeAspect="1" noChangeArrowheads="1"/>
-                    </ns4:cNvPicPr>
-                  </ns4:nvPicPr>
-                  <ns4:blipFill>
-                    <ns3:blip ns5:embed="rId25"/>
-                    <ns3:stretch>
-                      <ns3:fillRect/>
-                    </ns3:stretch>
-                  </ns4:blipFill>
-                  <ns4:spPr bwMode="auto">
-                    <ns3:xfrm>
-                      <ns3:off x="0" y="0"/>
-                      <ns3:ext cx="5715000" cy="3238500"/>
-                    </ns3:xfrm>
-                    <ns3:prstGeom prst="rect">
-                      <ns3:avLst/>
-                    </ns3:prstGeom>
-                    <ns3:noFill/>
-                  </ns4:spPr>
-                </ns4:pic>
-              </ns3:graphicData>
-            </ns3:graphic>
-          </ns2:inline>
+          <wp:inline distT="0" distB="0" distL="0" distR="0">
+            <wp:extent cx="5715000" cy="3238500"/>
+            <wp:effectExtent l="0" t="0" r="0" b="0"/>
+            <wp:docPr id="16" name="Image 15" descr="Image 15"/>
+            <wp:cNvGraphicFramePr>
+              <a:graphicFrameLocks xmlns:a="http://schemas.openxmlformats.org/drawingml/2006/main" noChangeAspect="1"/>
+            </wp:cNvGraphicFramePr>
+            <a:graphic xmlns:a="http://schemas.openxmlformats.org/drawingml/2006/main">
+              <a:graphicData uri="http://schemas.openxmlformats.org/drawingml/2006/picture">
+                <pic:pic xmlns:pic="http://schemas.openxmlformats.org/drawingml/2006/picture">
+                  <pic:nvPicPr>
+                    <pic:cNvPr id="16" name="Image 15" descr="Image 15"/>
+                    <pic:cNvPicPr>
+                      <a:picLocks noChangeAspect="1" noChangeArrowheads="1"/>
+                    </pic:cNvPicPr>
+                  </pic:nvPicPr>
+                  <pic:blipFill>
+                    <a:blip r:embed="rId25"/>
+                    <a:stretch>
+                      <a:fillRect/>
+                    </a:stretch>
+                  </pic:blipFill>
+                  <pic:spPr bwMode="auto">
+                    <a:xfrm>
+                      <a:off x="0" y="0"/>
+                      <a:ext cx="5715000" cy="3238500"/>
+                    </a:xfrm>
+                    <a:prstGeom prst="rect">
+                      <a:avLst/>
+                    </a:prstGeom>
+                    <a:noFill/>
+                  </pic:spPr>
+                </pic:pic>
+              </a:graphicData>
+            </a:graphic>
+          </wp:inline>
         </w:drawing>
       </w:r>
     </w:p>
@@ -20439,7 +21998,7 @@
         </w:rPr>
         <w:t xml:space="preserve">Fonte original: Górski, F., Zawadzki, P., Wichniarek, R., Kuczko, W., Słupińska, S., &amp; Żukowska, M. (2022). Automated design and rapid manufacturing of low-cost customized upper limb prostheses. Journal of Physics: Conference Series, 2198, 012040. </w:t>
       </w:r>
-      <w:hyperlink ns5:id="rId26">
+      <w:hyperlink r:id="rId26">
         <w:r>
           <w:rPr>
             <w:rStyle w:val="Hyperlink"/>
@@ -20591,7 +22150,11 @@
         <w:rPr>
           <w:lang w:val="pt-PT"/>
         </w:rPr>
-        <w:t>Estes mecanismos não devem ser entendidos como adições periféricas, mas como parte integrante do desenho do sistema, sobretudo num contexto em que múltiplos perfis de utilizador operam sobre configurações potencialmente sensíveis e em que a plataforma articula a autonomia de uso com a supervisão técnica. A literatura sobre interfaces de configuração em contexto protésico sublinha, precisamente, a importância de equilibrar a participação, a diferenciação de permissões e o enquadramento seguro das operações críticas (Quintero et al., 2018 (#ref-quintero-2018); Bai et al., 2024 (#ref-bai-2024)). Neste sentido, a arquitetura traduz uma opção por robustez e extensibilidade controlada: não procura apenas “ligar” componentes, mas estruturar um ecossistema técnico coerente com os requisitos de personalização assistida, gestão multiutilizador e futura evolução da plataforma.</w:t>
+        <w:t xml:space="preserve">Estes mecanismos não devem ser entendidos como adições periféricas, mas como parte integrante do desenho do sistema, sobretudo num contexto em que múltiplos perfis de utilizador operam sobre configurações potencialmente sensíveis e em que a plataforma articula a autonomia de uso com a supervisão técnica. A literatura sobre interfaces de configuração em contexto protésico sublinha, precisamente, a importância de equilibrar a participação, a diferenciação de permissões e o enquadramento seguro das operações críticas (Quintero et al., 2018 (#ref-quintero-2018); Bai et al., 2024 (#ref-bai-2024)). </w:t>
+      </w:r>
+      <w:r>
+        <w:rPr/>
+        <w:t>Neste sentido, a arquitetura traduz uma opção por robustez e capacidade de expansão controlada, ao articular os diferentes componentes numa estrutura técnica coerente com os requisitos de personalização assistida, gestão multiutilizador e evolução futura da plataforma.</w:t>
       </w:r>
     </w:p>
     <w:p>
@@ -20903,42 +22466,42 @@
       <w:r>
         <w:rPr/>
         <w:drawing>
-          <ns2:inline distT="0" distB="0" distL="0" distR="0">
-            <ns2:extent cx="5715000" cy="4657725"/>
-            <ns2:effectExtent l="0" t="0" r="0" b="0"/>
-            <ns2:docPr id="17" name="Image 16" descr="Image 16"/>
-            <ns2:cNvGraphicFramePr>
-              <ns3:graphicFrameLocks noChangeAspect="1"/>
-            </ns2:cNvGraphicFramePr>
-            <ns3:graphic>
-              <ns3:graphicData uri="http://schemas.openxmlformats.org/drawingml/2006/picture">
-                <ns4:pic>
-                  <ns4:nvPicPr>
-                    <ns4:cNvPr id="17" name="Image 16" descr="Image 16"/>
-                    <ns4:cNvPicPr>
-                      <ns3:picLocks noChangeAspect="1" noChangeArrowheads="1"/>
-                    </ns4:cNvPicPr>
-                  </ns4:nvPicPr>
-                  <ns4:blipFill>
-                    <ns3:blip ns5:embed="rId27"/>
-                    <ns3:stretch>
-                      <ns3:fillRect/>
-                    </ns3:stretch>
-                  </ns4:blipFill>
-                  <ns4:spPr bwMode="auto">
-                    <ns3:xfrm>
-                      <ns3:off x="0" y="0"/>
-                      <ns3:ext cx="5715000" cy="4657725"/>
-                    </ns3:xfrm>
-                    <ns3:prstGeom prst="rect">
-                      <ns3:avLst/>
-                    </ns3:prstGeom>
-                    <ns3:noFill/>
-                  </ns4:spPr>
-                </ns4:pic>
-              </ns3:graphicData>
-            </ns3:graphic>
-          </ns2:inline>
+          <wp:inline distT="0" distB="0" distL="0" distR="0">
+            <wp:extent cx="5715000" cy="4657725"/>
+            <wp:effectExtent l="0" t="0" r="0" b="0"/>
+            <wp:docPr id="17" name="Image 16" descr="Image 16"/>
+            <wp:cNvGraphicFramePr>
+              <a:graphicFrameLocks xmlns:a="http://schemas.openxmlformats.org/drawingml/2006/main" noChangeAspect="1"/>
+            </wp:cNvGraphicFramePr>
+            <a:graphic xmlns:a="http://schemas.openxmlformats.org/drawingml/2006/main">
+              <a:graphicData uri="http://schemas.openxmlformats.org/drawingml/2006/picture">
+                <pic:pic xmlns:pic="http://schemas.openxmlformats.org/drawingml/2006/picture">
+                  <pic:nvPicPr>
+                    <pic:cNvPr id="17" name="Image 16" descr="Image 16"/>
+                    <pic:cNvPicPr>
+                      <a:picLocks noChangeAspect="1" noChangeArrowheads="1"/>
+                    </pic:cNvPicPr>
+                  </pic:nvPicPr>
+                  <pic:blipFill>
+                    <a:blip r:embed="rId27"/>
+                    <a:stretch>
+                      <a:fillRect/>
+                    </a:stretch>
+                  </pic:blipFill>
+                  <pic:spPr bwMode="auto">
+                    <a:xfrm>
+                      <a:off x="0" y="0"/>
+                      <a:ext cx="5715000" cy="4657725"/>
+                    </a:xfrm>
+                    <a:prstGeom prst="rect">
+                      <a:avLst/>
+                    </a:prstGeom>
+                    <a:noFill/>
+                  </pic:spPr>
+                </pic:pic>
+              </a:graphicData>
+            </a:graphic>
+          </wp:inline>
         </w:drawing>
       </w:r>
     </w:p>
@@ -20973,7 +22536,7 @@
         </w:rPr>
         <w:t xml:space="preserve">Fonte original: Li, M., &amp; Aflatoony, L. (2025). Parametric design and three-dimensional printing: Enabling occupational therapists to develop custom hand grips. Disability and Rehabilitation: Assistive Technology, 20(6), 1829-1837. </w:t>
       </w:r>
-      <w:hyperlink ns5:id="rId28">
+      <w:hyperlink r:id="rId28">
         <w:r>
           <w:rPr>
             <w:rStyle w:val="Hyperlink"/>
@@ -21029,7 +22592,7 @@
         </w:rPr>
         <w:t xml:space="preserve">O núcleo operativo da plataforma situa-se, depois, na articulação entre o módulo de edição paramétrica e o de visualização 3D. Quando os parâmetros são alterados, o sistema recompõe o código, aciona a renderização local e devolve ao utilizador a geometria atualizada. Esta ligação direta entre edição e pré-visualização é decisiva do ponto de vista funcional, pois transforma a manipulação de variáveis abstratas em observação imediata das suas consequências formais. Funções de reposição de valores por defeito, atualização incremental e exportação de ficheiros </w:t>
       </w:r>
-      <w:commentRangeStart w:id="15"/>
+      <w:commentRangeStart w:id="12"/>
       <w:r>
         <w:rPr>
           <w:lang w:val="pt-PT"/>
@@ -21041,9 +22604,9 @@
           <w:lang w:val="pt-PT"/>
         </w:rPr>
       </w:r>
-      <w:commentRangeEnd w:id="15"/>
-      <w:r>
-        <w:commentReference w:id="15"/>
+      <w:commentRangeEnd w:id="12"/>
+      <w:r>
+        <w:commentReference w:id="12"/>
       </w:r>
       <w:r>
         <w:rPr>
@@ -21098,7 +22661,7 @@
           <w:iCs/>
           <w:lang w:val="pt-PT"/>
         </w:rPr>
-        <w:footnoteReference w:id="14"/>
+        <w:footnoteReference w:id="16"/>
       </w:r>
       <w:r>
         <w:rPr>
@@ -21206,7 +22769,7 @@
         <w:rPr>
           <w:rStyle w:val="FootnoteReference"/>
         </w:rPr>
-        <w:footnoteReference w:id="15"/>
+        <w:footnoteReference w:id="17"/>
       </w:r>
       <w:r>
         <w:rPr/>
@@ -21238,7 +22801,7 @@
           <w:lang w:val="pt-PT"/>
         </w:rPr>
       </w:pPr>
-      <w:commentRangeStart w:id="16"/>
+      <w:commentRangeStart w:id="13"/>
       <w:r>
         <w:rPr>
           <w:lang w:val="pt-PT"/>
@@ -21250,9 +22813,9 @@
           <w:lang w:val="pt-PT"/>
         </w:rPr>
       </w:r>
-      <w:commentRangeEnd w:id="16"/>
-      <w:r>
-        <w:commentReference w:id="16"/>
+      <w:commentRangeEnd w:id="13"/>
+      <w:r>
+        <w:commentReference w:id="13"/>
       </w:r>
       <w:r>
         <w:rPr>
@@ -21292,7 +22855,7 @@
         </w:rPr>
         <w:t xml:space="preserve">O trabalho realizado sobre modelos do tipo Cyborg Beast/Flexy Hand teve uma função complementar. Estes modelos foram usados como base exploratória para testar uma reparametrização mais ampla, em que a geometria original foi reorganizada em torno de medidas antropométricas da palma, dos dedos, do punho e do membro residual. A versão antropométrica resultante não foi tratada como simples escala global: incorporou comprimentos digitais, espessuras estruturais, canais internos, </w:t>
       </w:r>
-      <w:commentRangeStart w:id="17"/>
+      <w:commentRangeStart w:id="14"/>
       <w:r>
         <w:rPr>
           <w:lang w:val="pt-PT"/>
@@ -21304,9 +22867,9 @@
           <w:lang w:val="pt-PT"/>
         </w:rPr>
       </w:r>
-      <w:commentRangeEnd w:id="17"/>
-      <w:r>
-        <w:commentReference w:id="17"/>
+      <w:commentRangeEnd w:id="14"/>
+      <w:r>
+        <w:commentReference w:id="14"/>
       </w:r>
       <w:r>
         <w:rPr>
@@ -21526,7 +23089,7 @@
         </w:rPr>
         <w:t xml:space="preserve">O recurso ao </w:t>
       </w:r>
-      <w:commentRangeStart w:id="18"/>
+      <w:commentRangeStart w:id="15"/>
       <w:r>
         <w:rPr>
           <w:lang w:val="pt-PT"/>
@@ -21538,9 +23101,9 @@
           <w:lang w:val="pt-PT"/>
         </w:rPr>
       </w:r>
-      <w:commentRangeEnd w:id="18"/>
-      <w:r>
-        <w:commentReference w:id="18"/>
+      <w:commentRangeEnd w:id="15"/>
+      <w:r>
+        <w:commentReference w:id="15"/>
       </w:r>
       <w:r>
         <w:rPr>
@@ -21658,183 +23221,183 @@
         </w:rPr>
         <w:t xml:space="preserve">6.1 Papel da </w:t>
       </w:r>
+      <w:commentRangeStart w:id="16"/>
+      <w:r>
+        <w:rPr>
+          <w:lang w:val="pt-PT"/>
+        </w:rPr>
+        <w:t>IA</w:t>
+      </w:r>
+      <w:r>
+        <w:rPr>
+          <w:lang w:val="pt-PT"/>
+        </w:rPr>
+      </w:r>
+      <w:commentRangeEnd w:id="16"/>
+      <w:r>
+        <w:commentReference w:id="16"/>
+      </w:r>
+      <w:r>
+        <w:rPr>
+          <w:lang w:val="pt-PT"/>
+        </w:rPr>
+        <w:t xml:space="preserve"> no sistema proposto</w:t>
+      </w:r>
+    </w:p>
+    <w:p>
+      <w:pPr>
+        <w:pStyle w:val="Normal"/>
+        <w:bidi w:val="0"/>
+        <w:jc w:val="left"/>
+        <w:rPr>
+          <w:lang w:val="pt-PT"/>
+        </w:rPr>
+      </w:pPr>
+      <w:r>
+        <w:rPr>
+          <w:lang w:val="pt-PT"/>
+        </w:rPr>
+      </w:r>
+    </w:p>
+    <w:p>
+      <w:pPr>
+        <w:pStyle w:val="Normal"/>
+        <w:bidi w:val="0"/>
+        <w:jc w:val="left"/>
+        <w:rPr>
+          <w:lang w:val="pt-PT"/>
+        </w:rPr>
+      </w:pPr>
+      <w:r>
+        <w:rPr>
+          <w:lang w:val="pt-PT"/>
+        </w:rPr>
+        <w:t>No sistema desenvolvido, a IA assume uma função distinta daquela que surge com maior frequência nos estudos sobre próteses. Enquanto grande parte da investigação consultada se concentra em tarefas de controlo, interpretação de biosinais, reconhecimento de gestos e adaptação funcional, esta investigação explora a IA como camada de apoio à configuração paramétrica, articulada com dados antropométricos, modelos geométricos explícitos e interface web.</w:t>
+      </w:r>
+    </w:p>
+    <w:p>
+      <w:pPr>
+        <w:pStyle w:val="Normal"/>
+        <w:bidi w:val="0"/>
+        <w:jc w:val="left"/>
+        <w:rPr>
+          <w:lang w:val="pt-PT"/>
+        </w:rPr>
+      </w:pPr>
+      <w:r>
+        <w:rPr>
+          <w:lang w:val="pt-PT"/>
+        </w:rPr>
+        <w:t xml:space="preserve">Os estudos consultados indicam que, no caso das próteses de membro superior, a aprendizagem automática tem sido aplicada sobretudo à classificação de sinais </w:t>
+      </w:r>
+      <w:commentRangeStart w:id="17"/>
+      <w:r>
+        <w:rPr>
+          <w:lang w:val="pt-PT"/>
+        </w:rPr>
+        <w:t>EMG</w:t>
+      </w:r>
+      <w:r>
+        <w:rPr>
+          <w:lang w:val="pt-PT"/>
+        </w:rPr>
+      </w:r>
+      <w:commentRangeEnd w:id="17"/>
+      <w:r>
+        <w:commentReference w:id="17"/>
+      </w:r>
+      <w:r>
+        <w:rPr>
+          <w:lang w:val="pt-PT"/>
+        </w:rPr>
+        <w:t>, à inferência de intenção motora, isto é, à interpretação dos sinais corporais que permitem estimar o movimento que o utilizador pretende realizar, e à melhoria do desempenho operativo do dispositivo (Choo e Chang, 2023; Terrazas-Rodas e Carrión-Pérez, 2022; Hachoumi, Laabidi e Eddabbah, 2026; Batista, Vieira e Gaspar, 2025).</w:t>
+      </w:r>
+    </w:p>
+    <w:p>
+      <w:pPr>
+        <w:pStyle w:val="Normal"/>
+        <w:bidi w:val="0"/>
+        <w:jc w:val="left"/>
+        <w:rPr/>
+      </w:pPr>
+      <w:r>
+        <w:rPr>
+          <w:lang w:val="pt-PT"/>
+        </w:rPr>
+        <w:t xml:space="preserve">Em contrapartida, continuam pouco consolidadas as abordagens que articulam, no mesmo sistema, a entrada antropométrica, o modelo paramétrico explícito, a sugestão assistida de parâmetros e a supervisão técnica. </w:t>
+      </w:r>
+      <w:r>
+        <w:rPr/>
+        <w:t>Esta lacuna é central para a presente investigação, pois permite situar a proposta como uma articulação entre componentes que os estudos consultados tendem a desenvolver de forma fragmentada.</w:t>
+      </w:r>
+    </w:p>
+    <w:p>
+      <w:pPr>
+        <w:pStyle w:val="Normal"/>
+        <w:bidi w:val="0"/>
+        <w:jc w:val="left"/>
+        <w:rPr>
+          <w:lang w:val="pt-PT"/>
+        </w:rPr>
+      </w:pPr>
+      <w:r>
+        <w:rPr>
+          <w:lang w:val="pt-PT"/>
+        </w:rPr>
+        <w:t xml:space="preserve">Neste enquadramento, a IA assume a função de camada complementar de apoio à configuração, operando sobre uma base paramétrica já definida e articulando-se com a lógica geométrica do modelo, a decisão de projeto e a validação técnica. A literatura sobre modelação paramétrica aplicada a próteses personalizadas e sobre fabrico aditivo mostra que há um fundamento técnico robusto para construir geometrias configuráveis com base em regras explícitas, parâmetros dimensionais e relações geométricas controladas. </w:t>
+      </w:r>
+      <w:r>
+        <w:rPr/>
+        <w:t>Estudos sobre próteses paramétricas para diferentes níveis de amputação de membros superiores, sobre a personalização de dedos protésicos por modelação paramétrica e sobre encaixes protésicos personalizados para próteses transradiais demonstram que a personalização pode ser estruturada através de modelos explícitos e fluxos CAD/CAM ajustáveis.</w:t>
+      </w:r>
+      <w:r>
+        <w:rPr>
+          <w:lang w:val="pt-PT"/>
+        </w:rPr>
+        <w:t xml:space="preserve"> (da Silveira Romero et al., 2025 (#ref-da-silveira-romero-2025); Lim et al., 2018 (#ref-lim-2018); Saldarriaga et al., 2024 (#ref-saldarriaga-2024)). </w:t>
+      </w:r>
+      <w:commentRangeStart w:id="18"/>
+      <w:r>
+        <w:rPr>
+          <w:shd w:fill="FFFF00" w:val="clear"/>
+          <w:lang w:val="pt-PT"/>
+        </w:rPr>
+        <w:t>O sistema aqui proposto parte precisamente desta premissa: a geometria não é gerada de forma opaca por um modelo autónomo, mas sim por um modelo paramétrico explícito, definido em OpenSCAD e manipulável por meio de parâmetros rastreáveis.</w:t>
+      </w:r>
+      <w:commentRangeEnd w:id="18"/>
+      <w:r>
+        <w:commentReference w:id="18"/>
+      </w:r>
+      <w:r>
+        <w:rPr>
+          <w:shd w:fill="FFFF00" w:val="clear"/>
+          <w:lang w:val="pt-PT"/>
+        </w:rPr>
+      </w:r>
+    </w:p>
+    <w:p>
+      <w:pPr>
+        <w:pStyle w:val="Normal"/>
+        <w:bidi w:val="0"/>
+        <w:jc w:val="left"/>
+        <w:rPr>
+          <w:lang w:val="pt-PT"/>
+        </w:rPr>
+      </w:pPr>
+      <w:r>
+        <w:rPr>
+          <w:lang w:val="pt-PT"/>
+        </w:rPr>
+        <w:t>É neste ponto que a IA assume uma função específica. Em vez de atuar como gerador integral da forma, atua como um mecanismo de mediação entre os dados de entrada e a exploração inicial do espaço paramétrico. O seu papel é apoiar a tradução de informação antropométrica, de preferências funcionais e de critérios de fabrico em sugestões paramétricas plausíveis, reduzindo a complexidade associada à definição manual de valores iniciais e à navegação em sistemas com múltiplas dependências internas. Esta posição aproxima-se de abordagen</w:t>
+      </w:r>
+      <w:r>
+        <w:rPr>
+          <w:shd w:fill="FFFF00" w:val="clear"/>
+          <w:lang w:val="pt-PT"/>
+        </w:rPr>
+        <w:t xml:space="preserve">s </w:t>
+      </w:r>
       <w:commentRangeStart w:id="19"/>
-      <w:r>
-        <w:rPr>
-          <w:lang w:val="pt-PT"/>
-        </w:rPr>
-        <w:t>IA</w:t>
-      </w:r>
-      <w:r>
-        <w:rPr>
-          <w:lang w:val="pt-PT"/>
-        </w:rPr>
-      </w:r>
-      <w:commentRangeEnd w:id="19"/>
-      <w:r>
-        <w:commentReference w:id="19"/>
-      </w:r>
-      <w:r>
-        <w:rPr>
-          <w:lang w:val="pt-PT"/>
-        </w:rPr>
-        <w:t xml:space="preserve"> no sistema proposto</w:t>
-      </w:r>
-    </w:p>
-    <w:p>
-      <w:pPr>
-        <w:pStyle w:val="Normal"/>
-        <w:bidi w:val="0"/>
-        <w:jc w:val="left"/>
-        <w:rPr>
-          <w:lang w:val="pt-PT"/>
-        </w:rPr>
-      </w:pPr>
-      <w:r>
-        <w:rPr>
-          <w:lang w:val="pt-PT"/>
-        </w:rPr>
-      </w:r>
-    </w:p>
-    <w:p>
-      <w:pPr>
-        <w:pStyle w:val="Normal"/>
-        <w:bidi w:val="0"/>
-        <w:jc w:val="left"/>
-        <w:rPr>
-          <w:lang w:val="pt-PT"/>
-        </w:rPr>
-      </w:pPr>
-      <w:r>
-        <w:rPr>
-          <w:lang w:val="pt-PT"/>
-        </w:rPr>
-        <w:t>No sistema desenvolvido, a IA assume uma função distinta daquela que surge com maior frequência nos estudos sobre próteses. Enquanto grande parte da investigação consultada se concentra em tarefas de controlo, interpretação de biosinais, reconhecimento de gestos e adaptação funcional, esta investigação explora a IA como camada de apoio à configuração paramétrica, articulada com dados antropométricos, modelos geométricos explícitos e interface web.</w:t>
-      </w:r>
-    </w:p>
-    <w:p>
-      <w:pPr>
-        <w:pStyle w:val="Normal"/>
-        <w:bidi w:val="0"/>
-        <w:jc w:val="left"/>
-        <w:rPr>
-          <w:lang w:val="pt-PT"/>
-        </w:rPr>
-      </w:pPr>
-      <w:r>
-        <w:rPr>
-          <w:lang w:val="pt-PT"/>
-        </w:rPr>
-        <w:t xml:space="preserve">Os estudos consultados indicam que, no caso das próteses de membro superior, a aprendizagem automática tem sido aplicada sobretudo à classificação de sinais </w:t>
-      </w:r>
-      <w:commentRangeStart w:id="20"/>
-      <w:r>
-        <w:rPr>
-          <w:lang w:val="pt-PT"/>
-        </w:rPr>
-        <w:t>EMG</w:t>
-      </w:r>
-      <w:r>
-        <w:rPr>
-          <w:lang w:val="pt-PT"/>
-        </w:rPr>
-      </w:r>
-      <w:commentRangeEnd w:id="20"/>
-      <w:r>
-        <w:commentReference w:id="20"/>
-      </w:r>
-      <w:r>
-        <w:rPr>
-          <w:lang w:val="pt-PT"/>
-        </w:rPr>
-        <w:t>, à inferência de intenção motora, isto é, à interpretação dos sinais corporais que permitem estimar o movimento que o utilizador pretende realizar, e à melhoria do desempenho operativo do dispositivo (Choo e Chang, 2023; Terrazas-Rodas e Carrión-Pérez, 2022; Hachoumi, Laabidi e Eddabbah, 2026; Batista, Vieira e Gaspar, 2025).</w:t>
-      </w:r>
-    </w:p>
-    <w:p>
-      <w:pPr>
-        <w:pStyle w:val="Normal"/>
-        <w:bidi w:val="0"/>
-        <w:jc w:val="left"/>
-        <w:rPr/>
-      </w:pPr>
-      <w:r>
-        <w:rPr>
-          <w:lang w:val="pt-PT"/>
-        </w:rPr>
-        <w:t xml:space="preserve">Em contrapartida, continuam pouco consolidadas as abordagens que articulam, no mesmo sistema, a entrada antropométrica, o modelo paramétrico explícito, a sugestão assistida de parâmetros e a supervisão técnica. </w:t>
-      </w:r>
-      <w:r>
-        <w:rPr/>
-        <w:t>Esta lacuna é central para a presente investigação, pois permite situar a proposta como uma articulação entre componentes que os estudos consultados tendem a desenvolver de forma fragmentada.</w:t>
-      </w:r>
-    </w:p>
-    <w:p>
-      <w:pPr>
-        <w:pStyle w:val="Normal"/>
-        <w:bidi w:val="0"/>
-        <w:jc w:val="left"/>
-        <w:rPr>
-          <w:lang w:val="pt-PT"/>
-        </w:rPr>
-      </w:pPr>
-      <w:r>
-        <w:rPr>
-          <w:lang w:val="pt-PT"/>
-        </w:rPr>
-        <w:t xml:space="preserve">Neste enquadramento, a IA assume a função de camada complementar de apoio à configuração, operando sobre uma base paramétrica já definida e articulando-se com a lógica geométrica do modelo, a decisão de projeto e a validação técnica. A literatura sobre modelação paramétrica aplicada a próteses personalizadas e sobre fabrico aditivo mostra que há um fundamento técnico robusto para construir geometrias configuráveis com base em regras explícitas, parâmetros dimensionais e relações geométricas controladas. </w:t>
-      </w:r>
-      <w:r>
-        <w:rPr/>
-        <w:t>Estudos sobre próteses paramétricas para diferentes níveis de amputação de membros superiores, sobre a personalização de dedos protésicos por modelação paramétrica e sobre encaixes protésicos personalizados para próteses transradiais demonstram que a personalização pode ser estruturada através de modelos explícitos e fluxos CAD/CAM ajustáveis.</w:t>
-      </w:r>
-      <w:r>
-        <w:rPr>
-          <w:lang w:val="pt-PT"/>
-        </w:rPr>
-        <w:t xml:space="preserve"> (da Silveira Romero et al., 2025 (#ref-da-silveira-romero-2025); Lim et al., 2018 (#ref-lim-2018); Saldarriaga et al., 2024 (#ref-saldarriaga-2024)). </w:t>
-      </w:r>
-      <w:commentRangeStart w:id="21"/>
-      <w:r>
-        <w:rPr>
-          <w:shd w:fill="FFFF00" w:val="clear"/>
-          <w:lang w:val="pt-PT"/>
-        </w:rPr>
-        <w:t>O sistema aqui proposto parte precisamente desta premissa: a geometria não é gerada de forma opaca por um modelo autónomo, mas sim por um modelo paramétrico explícito, definido em OpenSCAD e manipulável por meio de parâmetros rastreáveis.</w:t>
-      </w:r>
-      <w:commentRangeEnd w:id="21"/>
-      <w:r>
-        <w:commentReference w:id="21"/>
-      </w:r>
-      <w:r>
-        <w:rPr>
-          <w:shd w:fill="FFFF00" w:val="clear"/>
-          <w:lang w:val="pt-PT"/>
-        </w:rPr>
-      </w:r>
-    </w:p>
-    <w:p>
-      <w:pPr>
-        <w:pStyle w:val="Normal"/>
-        <w:bidi w:val="0"/>
-        <w:jc w:val="left"/>
-        <w:rPr>
-          <w:lang w:val="pt-PT"/>
-        </w:rPr>
-      </w:pPr>
-      <w:r>
-        <w:rPr>
-          <w:lang w:val="pt-PT"/>
-        </w:rPr>
-        <w:t>É neste ponto que a IA assume uma função específica. Em vez de atuar como gerador integral da forma, atua como um mecanismo de mediação entre os dados de entrada e a exploração inicial do espaço paramétrico. O seu papel é apoiar a tradução de informação antropométrica, de preferências funcionais e de critérios de fabrico em sugestões paramétricas plausíveis, reduzindo a complexidade associada à definição manual de valores iniciais e à navegação em sistemas com múltiplas dependências internas. Esta posição aproxima-se de abordagen</w:t>
-      </w:r>
-      <w:r>
-        <w:rPr>
-          <w:shd w:fill="FFFF00" w:val="clear"/>
-          <w:lang w:val="pt-PT"/>
-        </w:rPr>
-        <w:t xml:space="preserve">s </w:t>
-      </w:r>
-      <w:commentRangeStart w:id="22"/>
       <w:r>
         <w:rPr>
           <w:i/>
@@ -21852,9 +23415,9 @@
           <w:lang w:val="pt-PT"/>
         </w:rPr>
       </w:r>
-      <w:commentRangeEnd w:id="22"/>
-      <w:r>
-        <w:commentReference w:id="22"/>
+      <w:commentRangeEnd w:id="19"/>
+      <w:r>
+        <w:commentReference w:id="19"/>
       </w:r>
       <w:r>
         <w:rPr>
@@ -22095,7 +23658,7 @@
         </w:rPr>
         <w:t xml:space="preserve">É por isso que, nesta investigação, a personalização assistida por IA deve ser entendida como uma prática de </w:t>
       </w:r>
-      <w:commentRangeStart w:id="23"/>
+      <w:commentRangeStart w:id="20"/>
       <w:r>
         <w:rPr>
           <w:i/>
@@ -22111,9 +23674,9 @@
           <w:lang w:val="pt-PT"/>
         </w:rPr>
       </w:r>
-      <w:commentRangeEnd w:id="23"/>
-      <w:r>
-        <w:commentReference w:id="23"/>
+      <w:commentRangeEnd w:id="20"/>
+      <w:r>
+        <w:commentReference w:id="20"/>
       </w:r>
       <w:r>
         <w:rPr/>
@@ -22275,7 +23838,7 @@
           <w:lang w:val="pt-PT"/>
         </w:rPr>
       </w:pPr>
-      <w:commentRangeStart w:id="24"/>
+      <w:commentRangeStart w:id="21"/>
       <w:r>
         <w:rPr>
           <w:lang w:val="pt-PT"/>
@@ -22287,9 +23850,9 @@
           <w:lang w:val="pt-PT"/>
         </w:rPr>
       </w:r>
-      <w:commentRangeEnd w:id="24"/>
-      <w:r>
-        <w:commentReference w:id="24"/>
+      <w:commentRangeEnd w:id="21"/>
+      <w:r>
+        <w:commentReference w:id="21"/>
       </w:r>
       <w:r>
         <w:rPr>
@@ -22387,7 +23950,7 @@
       </w:r>
       <w:r>
         <w:rPr/>
-        <w:commentReference w:id="25"/>
+        <w:commentReference w:id="22"/>
       </w:r>
       <w:r>
         <w:rPr>
@@ -22609,19 +24172,7 @@
         <w:rPr>
           <w:lang w:val="pt-PT"/>
         </w:rPr>
-        <w:t xml:space="preserve"> Estes princípios reforçam a opção do sistema por uma IA  </w:t>
-      </w:r>
-      <w:r>
-        <w:rPr>
-          <w:lang w:val="pt-PT"/>
-        </w:rPr>
-        <w:t>de apoio</w:t>
-      </w:r>
-      <w:r>
-        <w:rPr>
-          <w:lang w:val="pt-PT"/>
-        </w:rPr>
-        <w:t>, limitada por regras e sujeita a revisão humana (Barredo Arrieta et al., 2020 (#ref-arrieta-2020)).</w:t>
+        <w:t xml:space="preserve"> Estes princípios reforçam a opção do sistema por uma IA  de apoio, limitada por regras e sujeita a revisão humana (Barredo Arrieta et al., 2020 (#ref-arrieta-2020)).</w:t>
       </w:r>
     </w:p>
     <w:p>
@@ -22651,42 +24202,42 @@
       <w:r>
         <w:rPr/>
         <w:drawing>
-          <ns2:inline distT="0" distB="0" distL="0" distR="0">
-            <ns2:extent cx="5715000" cy="2000250"/>
-            <ns2:effectExtent l="0" t="0" r="0" b="0"/>
-            <ns2:docPr id="18" name="Image 17" descr="Image 17"/>
-            <ns2:cNvGraphicFramePr>
-              <ns3:graphicFrameLocks noChangeAspect="1"/>
-            </ns2:cNvGraphicFramePr>
-            <ns3:graphic>
-              <ns3:graphicData uri="http://schemas.openxmlformats.org/drawingml/2006/picture">
-                <ns4:pic>
-                  <ns4:nvPicPr>
-                    <ns4:cNvPr id="18" name="Image 17" descr="Image 17"/>
-                    <ns4:cNvPicPr>
-                      <ns3:picLocks noChangeAspect="1" noChangeArrowheads="1"/>
-                    </ns4:cNvPicPr>
-                  </ns4:nvPicPr>
-                  <ns4:blipFill>
-                    <ns3:blip ns5:embed="rId29"/>
-                    <ns3:stretch>
-                      <ns3:fillRect/>
-                    </ns3:stretch>
-                  </ns4:blipFill>
-                  <ns4:spPr bwMode="auto">
-                    <ns3:xfrm>
-                      <ns3:off x="0" y="0"/>
-                      <ns3:ext cx="5715000" cy="2000250"/>
-                    </ns3:xfrm>
-                    <ns3:prstGeom prst="rect">
-                      <ns3:avLst/>
-                    </ns3:prstGeom>
-                    <ns3:noFill/>
-                  </ns4:spPr>
-                </ns4:pic>
-              </ns3:graphicData>
-            </ns3:graphic>
-          </ns2:inline>
+          <wp:inline distT="0" distB="0" distL="0" distR="0">
+            <wp:extent cx="5715000" cy="2000250"/>
+            <wp:effectExtent l="0" t="0" r="0" b="0"/>
+            <wp:docPr id="18" name="Image 17" descr="Image 17"/>
+            <wp:cNvGraphicFramePr>
+              <a:graphicFrameLocks xmlns:a="http://schemas.openxmlformats.org/drawingml/2006/main" noChangeAspect="1"/>
+            </wp:cNvGraphicFramePr>
+            <a:graphic xmlns:a="http://schemas.openxmlformats.org/drawingml/2006/main">
+              <a:graphicData uri="http://schemas.openxmlformats.org/drawingml/2006/picture">
+                <pic:pic xmlns:pic="http://schemas.openxmlformats.org/drawingml/2006/picture">
+                  <pic:nvPicPr>
+                    <pic:cNvPr id="18" name="Image 17" descr="Image 17"/>
+                    <pic:cNvPicPr>
+                      <a:picLocks noChangeAspect="1" noChangeArrowheads="1"/>
+                    </pic:cNvPicPr>
+                  </pic:nvPicPr>
+                  <pic:blipFill>
+                    <a:blip r:embed="rId29"/>
+                    <a:stretch>
+                      <a:fillRect/>
+                    </a:stretch>
+                  </pic:blipFill>
+                  <pic:spPr bwMode="auto">
+                    <a:xfrm>
+                      <a:off x="0" y="0"/>
+                      <a:ext cx="5715000" cy="2000250"/>
+                    </a:xfrm>
+                    <a:prstGeom prst="rect">
+                      <a:avLst/>
+                    </a:prstGeom>
+                    <a:noFill/>
+                  </pic:spPr>
+                </pic:pic>
+              </a:graphicData>
+            </a:graphic>
+          </wp:inline>
         </w:drawing>
       </w:r>
     </w:p>
@@ -22736,7 +24287,7 @@
         </w:rPr>
         <w:t xml:space="preserve">Adaptação de Barredo Arrieta, A., Díaz-Rodríguez, N., Del Ser, J., Bennetot, A., Tabik, S., Barbado, A., García, S., Gil-López, S., Molina, D., Benjamins, R., Chatila, R., &amp; Herrera, F. (2020). Explainable Artificial Intelligence (XAI): Concepts, taxonomies, opportunities and challenges toward responsible AI. Information Fusion, 58, 82-115. </w:t>
       </w:r>
-      <w:hyperlink ns5:id="rId30">
+      <w:hyperlink r:id="rId30">
         <w:r>
           <w:rPr>
             <w:rStyle w:val="Hyperlink"/>
@@ -22987,7 +24538,7 @@
         </w:rPr>
         <w:t xml:space="preserve">Uma decisão particularmente relevante reside na forma como a interface traduz a lógica paramétrica em linguagem operacional. Cada controlo não representa apenas um valor numérico isolado, mas também um ponto de acesso a relações geométricas que permanecem definidas no modelo. Em termos de </w:t>
       </w:r>
-      <w:commentRangeStart w:id="26"/>
+      <w:commentRangeStart w:id="23"/>
       <w:r>
         <w:rPr>
           <w:lang w:val="pt-PT"/>
@@ -22999,9 +24550,9 @@
           <w:lang w:val="pt-PT"/>
         </w:rPr>
       </w:r>
-      <w:commentRangeEnd w:id="26"/>
-      <w:r>
-        <w:commentReference w:id="26"/>
+      <w:commentRangeEnd w:id="23"/>
+      <w:r>
+        <w:commentReference w:id="23"/>
       </w:r>
       <w:r>
         <w:rPr>
@@ -23397,42 +24948,42 @@
       <w:r>
         <w:rPr/>
         <w:drawing>
-          <ns2:inline distT="0" distB="0" distL="0" distR="0">
-            <ns2:extent cx="5038725" cy="4724400"/>
-            <ns2:effectExtent l="0" t="0" r="0" b="0"/>
-            <ns2:docPr id="19" name="Image 18" descr="Image 18"/>
-            <ns2:cNvGraphicFramePr>
-              <ns3:graphicFrameLocks noChangeAspect="1"/>
-            </ns2:cNvGraphicFramePr>
-            <ns3:graphic>
-              <ns3:graphicData uri="http://schemas.openxmlformats.org/drawingml/2006/picture">
-                <ns4:pic>
-                  <ns4:nvPicPr>
-                    <ns4:cNvPr id="19" name="Image 18" descr="Image 18"/>
-                    <ns4:cNvPicPr>
-                      <ns3:picLocks noChangeAspect="1" noChangeArrowheads="1"/>
-                    </ns4:cNvPicPr>
-                  </ns4:nvPicPr>
-                  <ns4:blipFill>
-                    <ns3:blip ns5:embed="rId31"/>
-                    <ns3:stretch>
-                      <ns3:fillRect/>
-                    </ns3:stretch>
-                  </ns4:blipFill>
-                  <ns4:spPr bwMode="auto">
-                    <ns3:xfrm>
-                      <ns3:off x="0" y="0"/>
-                      <ns3:ext cx="5038725" cy="4724400"/>
-                    </ns3:xfrm>
-                    <ns3:prstGeom prst="rect">
-                      <ns3:avLst/>
-                    </ns3:prstGeom>
-                    <ns3:noFill/>
-                  </ns4:spPr>
-                </ns4:pic>
-              </ns3:graphicData>
-            </ns3:graphic>
-          </ns2:inline>
+          <wp:inline distT="0" distB="0" distL="0" distR="0">
+            <wp:extent cx="5038725" cy="4724400"/>
+            <wp:effectExtent l="0" t="0" r="0" b="0"/>
+            <wp:docPr id="19" name="Image 18" descr="Image 18"/>
+            <wp:cNvGraphicFramePr>
+              <a:graphicFrameLocks xmlns:a="http://schemas.openxmlformats.org/drawingml/2006/main" noChangeAspect="1"/>
+            </wp:cNvGraphicFramePr>
+            <a:graphic xmlns:a="http://schemas.openxmlformats.org/drawingml/2006/main">
+              <a:graphicData uri="http://schemas.openxmlformats.org/drawingml/2006/picture">
+                <pic:pic xmlns:pic="http://schemas.openxmlformats.org/drawingml/2006/picture">
+                  <pic:nvPicPr>
+                    <pic:cNvPr id="19" name="Image 18" descr="Image 18"/>
+                    <pic:cNvPicPr>
+                      <a:picLocks noChangeAspect="1" noChangeArrowheads="1"/>
+                    </pic:cNvPicPr>
+                  </pic:nvPicPr>
+                  <pic:blipFill>
+                    <a:blip r:embed="rId31"/>
+                    <a:stretch>
+                      <a:fillRect/>
+                    </a:stretch>
+                  </pic:blipFill>
+                  <pic:spPr bwMode="auto">
+                    <a:xfrm>
+                      <a:off x="0" y="0"/>
+                      <a:ext cx="5038725" cy="4724400"/>
+                    </a:xfrm>
+                    <a:prstGeom prst="rect">
+                      <a:avLst/>
+                    </a:prstGeom>
+                    <a:noFill/>
+                  </pic:spPr>
+                </pic:pic>
+              </a:graphicData>
+            </a:graphic>
+          </wp:inline>
         </w:drawing>
       </w:r>
     </w:p>
@@ -23937,7 +25488,21 @@
       </w:pPr>
       <w:r>
         <w:rPr/>
-        <w:t>Estas validações incidem sobre a coerência preliminar do processo, permitindo verificar se a cadeia entre descrição livre, sugestão paramétrica e modelo renderizado preserva condições mínimas de plausibilidade antes da preparação para fabrico. A avaliação de conforto, desempenho funcional em uso e segurança clínica permanece dependente de testes posteriores com utilizadores e validação especializada.</w:t>
+        <w:t>Estas validações incidem sobre a coerência preliminar do processo, permitindo verificar se a cadeia entre descrição livre, sugestão paramétrica e modelo renderizado preserva critérios mínimos de consistência numérica, paramétrica e geométrica antes da preparação para fabrico.</w:t>
+      </w:r>
+    </w:p>
+    <w:p>
+      <w:pPr>
+        <w:pStyle w:val="Normal"/>
+        <w:bidi w:val="0"/>
+        <w:jc w:val="left"/>
+        <w:rPr>
+          <w:lang w:val="pt-PT"/>
+        </w:rPr>
+      </w:pPr>
+      <w:r>
+        <w:rPr/>
+        <w:t>A avaliação de conforto, desempenho funcional em uso e segurança clínica permanece dependente de testes posteriores com utilizadores e validação especializada.</w:t>
       </w:r>
     </w:p>
     <w:p>
@@ -23982,6 +25547,7 @@
         </w:rPr>
       </w:pPr>
       <w:r>
+        <w:rPr/>
         <w:t>A validação foi depois prolongada para prototipagem física. Com base nos resultados dos testes de perfil, foram selecionadas configurações representativas dos cenários avaliados, incluindo perfis de mão pequena, perfil adulto feminino e perfil adulto masculino. Estas geometrias foram exportadas em STL/3MF, preparadas no PrusaSlicer 2.9.6 e no Bambu Studio, e impressas nos materiais definidos na metodologia numa Bambu Lab A1 com AMS, para verificar a passagem do modelo exportado ao protótipo físico.</w:t>
       </w:r>
     </w:p>
@@ -23995,372 +25561,724 @@
         </w:rPr>
       </w:pPr>
       <w:r>
+        <w:rPr/>
         <w:t>A validação física seguiu cinco verificações principais: compatibilidade do ficheiro exportado com o software de preparação para impressão, ausência de falhas críticas de malha ou escala, conclusão da impressão sem defeitos impeditivos, inspeção visual e dimensional das zonas críticas e, quando aplicável, teste de encaixe ou montagem entre componentes. Esta etapa não teve como objetivo demonstrar eficácia clínica, conforto de uso ou durabilidade prolongada; o seu objetivo foi confirmar que os resultados dos perfis testados podiam atravessar a cadeia completa perfil -&gt; parâmetros -&gt; OpenSCAD/WebAssembly -&gt; STL/3MF -&gt; impressão 3D, mantendo coerência geométrica e viabilidade produtiva.</w:t>
       </w:r>
     </w:p>
-    <w:p/>
-    <w:p>
-      <w:pPr>
-        <w:pStyle w:val="Normal"/>
-        <w:bidi w:val="0"/>
-        <w:jc w:val="left"/>
-        <w:rPr>
-          <w:lang w:val="pt-PT"/>
-        </w:rPr>
-      </w:pPr>
-      <w:r>
+    <w:p>
+      <w:pPr>
+        <w:pStyle w:val="Normal"/>
+        <w:rPr/>
+      </w:pPr>
+      <w:r>
+        <w:rPr/>
+      </w:r>
+    </w:p>
+    <w:p>
+      <w:pPr>
+        <w:pStyle w:val="Normal"/>
+        <w:bidi w:val="0"/>
+        <w:jc w:val="left"/>
+        <w:rPr>
+          <w:lang w:val="pt-PT"/>
+        </w:rPr>
+      </w:pPr>
+      <w:r>
+        <w:rPr/>
         <w:t>A Tabela 8.1 sintetiza os resultados observados nas impressões realizadas. A leitura deve ser entendida como registo técnico preliminar de produção e verificação material, e não como ensaio mecânico normalizado ou validação clínica.</w:t>
       </w:r>
     </w:p>
-    <w:p/>
-    <w:p>
-      <w:pPr>
-        <w:pStyle w:val="Normal"/>
-        <w:bidi w:val="0"/>
-        <w:jc w:val="left"/>
-        <w:rPr>
-          <w:lang w:val="pt-PT"/>
-        </w:rPr>
-      </w:pPr>
-      <w:r>
+    <w:p>
+      <w:pPr>
+        <w:pStyle w:val="Normal"/>
+        <w:rPr/>
+      </w:pPr>
+      <w:r>
+        <w:rPr/>
+      </w:r>
+    </w:p>
+    <w:p>
+      <w:pPr>
+        <w:pStyle w:val="Normal"/>
+        <w:bidi w:val="0"/>
+        <w:jc w:val="left"/>
+        <w:rPr>
+          <w:lang w:val="pt-PT"/>
+        </w:rPr>
+      </w:pPr>
+      <w:r>
+        <w:rPr/>
         <w:t>Tabela 8.1 — Síntese dos resultados da validação por impressão 3D</w:t>
+      </w:r>
+    </w:p>
+    <w:p>
+      <w:pPr>
+        <w:pStyle w:val="Normal"/>
+        <w:bidi w:val="0"/>
+        <w:jc w:val="left"/>
+        <w:rPr>
+          <w:lang w:val="pt-PT"/>
+        </w:rPr>
+      </w:pPr>
+      <w:r>
+        <w:rPr>
+          <w:lang w:val="pt-PT"/>
+        </w:rPr>
       </w:r>
     </w:p>
     <w:tbl>
       <w:tblPr>
         <w:tblStyle w:val="TableGrid"/>
         <w:tblW w:w="5000" w:type="pct"/>
-        <w:tblBorders>
-          <w:top w:val="single" w:sz="4" w:space="0" w:color="808080"/>
-          <w:left w:val="single" w:sz="4" w:space="0" w:color="808080"/>
-          <w:bottom w:val="single" w:sz="4" w:space="0" w:color="808080"/>
-          <w:right w:val="single" w:sz="4" w:space="0" w:color="808080"/>
-          <w:insideH w:val="single" w:sz="4" w:space="0" w:color="808080"/>
-          <w:insideV w:val="single" w:sz="4" w:space="0" w:color="808080"/>
-        </w:tblBorders>
+        <w:jc w:val="left"/>
+        <w:tblInd w:w="103" w:type="dxa"/>
+        <w:tblLayout w:type="fixed"/>
+        <w:tblCellMar>
+          <w:top w:w="0" w:type="dxa"/>
+          <w:left w:w="108" w:type="dxa"/>
+          <w:bottom w:w="0" w:type="dxa"/>
+          <w:right w:w="108" w:type="dxa"/>
+        </w:tblCellMar>
       </w:tblPr>
       <w:tblGrid>
-        <w:gridCol w:w="1800"/>
-        <w:gridCol w:w="1200"/>
-        <w:gridCol w:w="3800"/>
-        <w:gridCol w:w="5300"/>
+        <w:gridCol w:w="1342"/>
+        <w:gridCol w:w="894"/>
+        <w:gridCol w:w="2835"/>
+        <w:gridCol w:w="3955"/>
       </w:tblGrid>
       <w:tr>
-        <w:tc>
-          <w:tcPr>
-            <w:tcW w:w="1800" w:type="dxa"/>
-          </w:tcPr>
-          <w:p>
-            <w:r>
+        <w:trPr/>
+        <w:tc>
+          <w:tcPr>
+            <w:tcW w:w="1342" w:type="dxa"/>
+            <w:tcBorders>
+              <w:top w:val="single" w:sz="4" w:space="0" w:color="808080"/>
+              <w:left w:val="single" w:sz="4" w:space="0" w:color="808080"/>
+              <w:bottom w:val="single" w:sz="4" w:space="0" w:color="808080"/>
+              <w:right w:val="single" w:sz="4" w:space="0" w:color="808080"/>
+            </w:tcBorders>
+          </w:tcPr>
+          <w:p>
+            <w:pPr>
+              <w:pStyle w:val="Normal"/>
+              <w:rPr/>
+            </w:pPr>
+            <w:r>
+              <w:rPr/>
               <w:t>Configuração testada</w:t>
             </w:r>
           </w:p>
         </w:tc>
         <w:tc>
           <w:tcPr>
-            <w:tcW w:w="1200" w:type="dxa"/>
-          </w:tcPr>
-          <w:p>
-            <w:r>
+            <w:tcW w:w="894" w:type="dxa"/>
+            <w:tcBorders>
+              <w:top w:val="single" w:sz="4" w:space="0" w:color="808080"/>
+              <w:left w:val="single" w:sz="4" w:space="0" w:color="808080"/>
+              <w:bottom w:val="single" w:sz="4" w:space="0" w:color="808080"/>
+              <w:right w:val="single" w:sz="4" w:space="0" w:color="808080"/>
+            </w:tcBorders>
+          </w:tcPr>
+          <w:p>
+            <w:pPr>
+              <w:pStyle w:val="Normal"/>
+              <w:rPr/>
+            </w:pPr>
+            <w:r>
+              <w:rPr/>
               <w:t>Material</w:t>
             </w:r>
           </w:p>
         </w:tc>
         <w:tc>
           <w:tcPr>
-            <w:tcW w:w="3800" w:type="dxa"/>
-          </w:tcPr>
-          <w:p>
-            <w:r>
+            <w:tcW w:w="2835" w:type="dxa"/>
+            <w:tcBorders>
+              <w:top w:val="single" w:sz="4" w:space="0" w:color="808080"/>
+              <w:left w:val="single" w:sz="4" w:space="0" w:color="808080"/>
+              <w:bottom w:val="single" w:sz="4" w:space="0" w:color="808080"/>
+              <w:right w:val="single" w:sz="4" w:space="0" w:color="808080"/>
+            </w:tcBorders>
+          </w:tcPr>
+          <w:p>
+            <w:pPr>
+              <w:pStyle w:val="Normal"/>
+              <w:rPr/>
+            </w:pPr>
+            <w:r>
+              <w:rPr/>
               <w:t>Verificações realizadas</w:t>
             </w:r>
           </w:p>
         </w:tc>
         <w:tc>
           <w:tcPr>
-            <w:tcW w:w="5300" w:type="dxa"/>
-          </w:tcPr>
-          <w:p>
-            <w:r>
+            <w:tcW w:w="3955" w:type="dxa"/>
+            <w:tcBorders>
+              <w:top w:val="single" w:sz="4" w:space="0" w:color="808080"/>
+              <w:left w:val="single" w:sz="4" w:space="0" w:color="808080"/>
+              <w:bottom w:val="single" w:sz="4" w:space="0" w:color="808080"/>
+              <w:right w:val="single" w:sz="4" w:space="0" w:color="808080"/>
+            </w:tcBorders>
+          </w:tcPr>
+          <w:p>
+            <w:pPr>
+              <w:pStyle w:val="Normal"/>
+              <w:rPr/>
+            </w:pPr>
+            <w:r>
+              <w:rPr/>
               <w:t>Resultado observado</w:t>
             </w:r>
           </w:p>
         </w:tc>
       </w:tr>
       <w:tr>
-        <w:tc>
-          <w:tcPr>
-            <w:tcW w:w="1800" w:type="dxa"/>
-          </w:tcPr>
-          <w:p>
-            <w:r>
+        <w:trPr/>
+        <w:tc>
+          <w:tcPr>
+            <w:tcW w:w="1342" w:type="dxa"/>
+            <w:tcBorders>
+              <w:top w:val="single" w:sz="4" w:space="0" w:color="808080"/>
+              <w:left w:val="single" w:sz="4" w:space="0" w:color="808080"/>
+              <w:bottom w:val="single" w:sz="4" w:space="0" w:color="808080"/>
+              <w:right w:val="single" w:sz="4" w:space="0" w:color="808080"/>
+            </w:tcBorders>
+          </w:tcPr>
+          <w:p>
+            <w:pPr>
+              <w:pStyle w:val="Normal"/>
+              <w:rPr/>
+            </w:pPr>
+            <w:r>
+              <w:rPr/>
               <w:t>Perfil de mão pequena</w:t>
             </w:r>
           </w:p>
         </w:tc>
         <w:tc>
           <w:tcPr>
-            <w:tcW w:w="1200" w:type="dxa"/>
-          </w:tcPr>
-          <w:p>
-            <w:r>
+            <w:tcW w:w="894" w:type="dxa"/>
+            <w:tcBorders>
+              <w:top w:val="single" w:sz="4" w:space="0" w:color="808080"/>
+              <w:left w:val="single" w:sz="4" w:space="0" w:color="808080"/>
+              <w:bottom w:val="single" w:sz="4" w:space="0" w:color="808080"/>
+              <w:right w:val="single" w:sz="4" w:space="0" w:color="808080"/>
+            </w:tcBorders>
+          </w:tcPr>
+          <w:p>
+            <w:pPr>
+              <w:pStyle w:val="Normal"/>
+              <w:rPr/>
+            </w:pPr>
+            <w:r>
+              <w:rPr/>
               <w:t>PLA</w:t>
             </w:r>
           </w:p>
         </w:tc>
         <w:tc>
           <w:tcPr>
-            <w:tcW w:w="3800" w:type="dxa"/>
-          </w:tcPr>
-          <w:p>
-            <w:r>
+            <w:tcW w:w="2835" w:type="dxa"/>
+            <w:tcBorders>
+              <w:top w:val="single" w:sz="4" w:space="0" w:color="808080"/>
+              <w:left w:val="single" w:sz="4" w:space="0" w:color="808080"/>
+              <w:bottom w:val="single" w:sz="4" w:space="0" w:color="808080"/>
+              <w:right w:val="single" w:sz="4" w:space="0" w:color="808080"/>
+            </w:tcBorders>
+          </w:tcPr>
+          <w:p>
+            <w:pPr>
+              <w:pStyle w:val="Normal"/>
+              <w:rPr/>
+            </w:pPr>
+            <w:r>
+              <w:rPr/>
               <w:t>Geração do ficheiro de impressão, escala e zonas finas</w:t>
             </w:r>
           </w:p>
         </w:tc>
         <w:tc>
           <w:tcPr>
-            <w:tcW w:w="5300" w:type="dxa"/>
-          </w:tcPr>
-          <w:p>
-            <w:r>
+            <w:tcW w:w="3955" w:type="dxa"/>
+            <w:tcBorders>
+              <w:top w:val="single" w:sz="4" w:space="0" w:color="808080"/>
+              <w:left w:val="single" w:sz="4" w:space="0" w:color="808080"/>
+              <w:bottom w:val="single" w:sz="4" w:space="0" w:color="808080"/>
+              <w:right w:val="single" w:sz="4" w:space="0" w:color="808080"/>
+            </w:tcBorders>
+          </w:tcPr>
+          <w:p>
+            <w:pPr>
+              <w:pStyle w:val="Normal"/>
+              <w:rPr/>
+            </w:pPr>
+            <w:r>
+              <w:rPr/>
               <w:t>Impressão concluída sem defeitos impeditivos; geometria imprimível, mantendo necessidade de atenção às espessuras nas zonas reduzidas.</w:t>
             </w:r>
           </w:p>
         </w:tc>
       </w:tr>
       <w:tr>
-        <w:tc>
-          <w:tcPr>
-            <w:tcW w:w="1800" w:type="dxa"/>
-          </w:tcPr>
-          <w:p>
-            <w:r>
+        <w:trPr/>
+        <w:tc>
+          <w:tcPr>
+            <w:tcW w:w="1342" w:type="dxa"/>
+            <w:tcBorders>
+              <w:top w:val="single" w:sz="4" w:space="0" w:color="808080"/>
+              <w:left w:val="single" w:sz="4" w:space="0" w:color="808080"/>
+              <w:bottom w:val="single" w:sz="4" w:space="0" w:color="808080"/>
+              <w:right w:val="single" w:sz="4" w:space="0" w:color="808080"/>
+            </w:tcBorders>
+          </w:tcPr>
+          <w:p>
+            <w:pPr>
+              <w:pStyle w:val="Normal"/>
+              <w:rPr/>
+            </w:pPr>
+            <w:r>
+              <w:rPr/>
               <w:t>Perfil de mão pequena</w:t>
             </w:r>
           </w:p>
         </w:tc>
         <w:tc>
           <w:tcPr>
-            <w:tcW w:w="1200" w:type="dxa"/>
-          </w:tcPr>
-          <w:p>
-            <w:r>
+            <w:tcW w:w="894" w:type="dxa"/>
+            <w:tcBorders>
+              <w:top w:val="single" w:sz="4" w:space="0" w:color="808080"/>
+              <w:left w:val="single" w:sz="4" w:space="0" w:color="808080"/>
+              <w:bottom w:val="single" w:sz="4" w:space="0" w:color="808080"/>
+              <w:right w:val="single" w:sz="4" w:space="0" w:color="808080"/>
+            </w:tcBorders>
+          </w:tcPr>
+          <w:p>
+            <w:pPr>
+              <w:pStyle w:val="Normal"/>
+              <w:rPr/>
+            </w:pPr>
+            <w:r>
+              <w:rPr/>
               <w:t>PETG</w:t>
             </w:r>
           </w:p>
         </w:tc>
         <w:tc>
           <w:tcPr>
-            <w:tcW w:w="3800" w:type="dxa"/>
-          </w:tcPr>
-          <w:p>
-            <w:r>
+            <w:tcW w:w="2835" w:type="dxa"/>
+            <w:tcBorders>
+              <w:top w:val="single" w:sz="4" w:space="0" w:color="808080"/>
+              <w:left w:val="single" w:sz="4" w:space="0" w:color="808080"/>
+              <w:bottom w:val="single" w:sz="4" w:space="0" w:color="808080"/>
+              <w:right w:val="single" w:sz="4" w:space="0" w:color="808080"/>
+            </w:tcBorders>
+          </w:tcPr>
+          <w:p>
+            <w:pPr>
+              <w:pStyle w:val="Normal"/>
+              <w:rPr/>
+            </w:pPr>
+            <w:r>
+              <w:rPr/>
               <w:t>Geração do ficheiro de impressão, manipulação e encaixe preliminar</w:t>
             </w:r>
           </w:p>
         </w:tc>
         <w:tc>
           <w:tcPr>
-            <w:tcW w:w="5300" w:type="dxa"/>
-          </w:tcPr>
-          <w:p>
-            <w:r>
+            <w:tcW w:w="3955" w:type="dxa"/>
+            <w:tcBorders>
+              <w:top w:val="single" w:sz="4" w:space="0" w:color="808080"/>
+              <w:left w:val="single" w:sz="4" w:space="0" w:color="808080"/>
+              <w:bottom w:val="single" w:sz="4" w:space="0" w:color="808080"/>
+              <w:right w:val="single" w:sz="4" w:space="0" w:color="808080"/>
+            </w:tcBorders>
+          </w:tcPr>
+          <w:p>
+            <w:pPr>
+              <w:pStyle w:val="Normal"/>
+              <w:rPr/>
+            </w:pPr>
+            <w:r>
+              <w:rPr/>
               <w:t>Impressão concluída; comportamento material menos frágil na manipulação e no encaixe preliminar.</w:t>
             </w:r>
           </w:p>
         </w:tc>
       </w:tr>
       <w:tr>
-        <w:tc>
-          <w:tcPr>
-            <w:tcW w:w="1800" w:type="dxa"/>
-          </w:tcPr>
-          <w:p>
-            <w:r>
+        <w:trPr/>
+        <w:tc>
+          <w:tcPr>
+            <w:tcW w:w="1342" w:type="dxa"/>
+            <w:tcBorders>
+              <w:top w:val="single" w:sz="4" w:space="0" w:color="808080"/>
+              <w:left w:val="single" w:sz="4" w:space="0" w:color="808080"/>
+              <w:bottom w:val="single" w:sz="4" w:space="0" w:color="808080"/>
+              <w:right w:val="single" w:sz="4" w:space="0" w:color="808080"/>
+            </w:tcBorders>
+          </w:tcPr>
+          <w:p>
+            <w:pPr>
+              <w:pStyle w:val="Normal"/>
+              <w:rPr/>
+            </w:pPr>
+            <w:r>
+              <w:rPr/>
               <w:t>Perfil adulto feminino</w:t>
             </w:r>
           </w:p>
         </w:tc>
         <w:tc>
           <w:tcPr>
-            <w:tcW w:w="1200" w:type="dxa"/>
-          </w:tcPr>
-          <w:p>
-            <w:r>
+            <w:tcW w:w="894" w:type="dxa"/>
+            <w:tcBorders>
+              <w:top w:val="single" w:sz="4" w:space="0" w:color="808080"/>
+              <w:left w:val="single" w:sz="4" w:space="0" w:color="808080"/>
+              <w:bottom w:val="single" w:sz="4" w:space="0" w:color="808080"/>
+              <w:right w:val="single" w:sz="4" w:space="0" w:color="808080"/>
+            </w:tcBorders>
+          </w:tcPr>
+          <w:p>
+            <w:pPr>
+              <w:pStyle w:val="Normal"/>
+              <w:rPr/>
+            </w:pPr>
+            <w:r>
+              <w:rPr/>
               <w:t>PLA</w:t>
             </w:r>
           </w:p>
         </w:tc>
         <w:tc>
           <w:tcPr>
-            <w:tcW w:w="3800" w:type="dxa"/>
-          </w:tcPr>
-          <w:p>
-            <w:r>
+            <w:tcW w:w="2835" w:type="dxa"/>
+            <w:tcBorders>
+              <w:top w:val="single" w:sz="4" w:space="0" w:color="808080"/>
+              <w:left w:val="single" w:sz="4" w:space="0" w:color="808080"/>
+              <w:bottom w:val="single" w:sz="4" w:space="0" w:color="808080"/>
+              <w:right w:val="single" w:sz="4" w:space="0" w:color="808080"/>
+            </w:tcBorders>
+          </w:tcPr>
+          <w:p>
+            <w:pPr>
+              <w:pStyle w:val="Normal"/>
+              <w:rPr/>
+            </w:pPr>
+            <w:r>
+              <w:rPr/>
               <w:t>Geração do ficheiro de impressão, escala e integridade formal</w:t>
             </w:r>
           </w:p>
         </w:tc>
         <w:tc>
           <w:tcPr>
-            <w:tcW w:w="5300" w:type="dxa"/>
-          </w:tcPr>
-          <w:p>
-            <w:r>
+            <w:tcW w:w="3955" w:type="dxa"/>
+            <w:tcBorders>
+              <w:top w:val="single" w:sz="4" w:space="0" w:color="808080"/>
+              <w:left w:val="single" w:sz="4" w:space="0" w:color="808080"/>
+              <w:bottom w:val="single" w:sz="4" w:space="0" w:color="808080"/>
+              <w:right w:val="single" w:sz="4" w:space="0" w:color="808080"/>
+            </w:tcBorders>
+          </w:tcPr>
+          <w:p>
+            <w:pPr>
+              <w:pStyle w:val="Normal"/>
+              <w:rPr/>
+            </w:pPr>
+            <w:r>
+              <w:rPr/>
               <w:t>Impressão concluída; proporções e escala mantiveram coerência com o modelo exportado.</w:t>
             </w:r>
           </w:p>
         </w:tc>
       </w:tr>
       <w:tr>
-        <w:tc>
-          <w:tcPr>
-            <w:tcW w:w="1800" w:type="dxa"/>
-          </w:tcPr>
-          <w:p>
-            <w:r>
+        <w:trPr/>
+        <w:tc>
+          <w:tcPr>
+            <w:tcW w:w="1342" w:type="dxa"/>
+            <w:tcBorders>
+              <w:top w:val="single" w:sz="4" w:space="0" w:color="808080"/>
+              <w:left w:val="single" w:sz="4" w:space="0" w:color="808080"/>
+              <w:bottom w:val="single" w:sz="4" w:space="0" w:color="808080"/>
+              <w:right w:val="single" w:sz="4" w:space="0" w:color="808080"/>
+            </w:tcBorders>
+          </w:tcPr>
+          <w:p>
+            <w:pPr>
+              <w:pStyle w:val="Normal"/>
+              <w:rPr/>
+            </w:pPr>
+            <w:r>
+              <w:rPr/>
               <w:t>Perfil adulto feminino</w:t>
             </w:r>
           </w:p>
         </w:tc>
         <w:tc>
           <w:tcPr>
-            <w:tcW w:w="1200" w:type="dxa"/>
-          </w:tcPr>
-          <w:p>
-            <w:r>
+            <w:tcW w:w="894" w:type="dxa"/>
+            <w:tcBorders>
+              <w:top w:val="single" w:sz="4" w:space="0" w:color="808080"/>
+              <w:left w:val="single" w:sz="4" w:space="0" w:color="808080"/>
+              <w:bottom w:val="single" w:sz="4" w:space="0" w:color="808080"/>
+              <w:right w:val="single" w:sz="4" w:space="0" w:color="808080"/>
+            </w:tcBorders>
+          </w:tcPr>
+          <w:p>
+            <w:pPr>
+              <w:pStyle w:val="Normal"/>
+              <w:rPr/>
+            </w:pPr>
+            <w:r>
+              <w:rPr/>
               <w:t>PETG</w:t>
             </w:r>
           </w:p>
         </w:tc>
         <w:tc>
           <w:tcPr>
-            <w:tcW w:w="3800" w:type="dxa"/>
-          </w:tcPr>
-          <w:p>
-            <w:r>
+            <w:tcW w:w="2835" w:type="dxa"/>
+            <w:tcBorders>
+              <w:top w:val="single" w:sz="4" w:space="0" w:color="808080"/>
+              <w:left w:val="single" w:sz="4" w:space="0" w:color="808080"/>
+              <w:bottom w:val="single" w:sz="4" w:space="0" w:color="808080"/>
+              <w:right w:val="single" w:sz="4" w:space="0" w:color="808080"/>
+            </w:tcBorders>
+          </w:tcPr>
+          <w:p>
+            <w:pPr>
+              <w:pStyle w:val="Normal"/>
+              <w:rPr/>
+            </w:pPr>
+            <w:r>
+              <w:rPr/>
               <w:t>Geração do ficheiro de impressão, zonas críticas e montagem preliminar</w:t>
             </w:r>
           </w:p>
         </w:tc>
         <w:tc>
           <w:tcPr>
-            <w:tcW w:w="5300" w:type="dxa"/>
-          </w:tcPr>
-          <w:p>
-            <w:r>
+            <w:tcW w:w="3955" w:type="dxa"/>
+            <w:tcBorders>
+              <w:top w:val="single" w:sz="4" w:space="0" w:color="808080"/>
+              <w:left w:val="single" w:sz="4" w:space="0" w:color="808080"/>
+              <w:bottom w:val="single" w:sz="4" w:space="0" w:color="808080"/>
+              <w:right w:val="single" w:sz="4" w:space="0" w:color="808080"/>
+            </w:tcBorders>
+          </w:tcPr>
+          <w:p>
+            <w:pPr>
+              <w:pStyle w:val="Normal"/>
+              <w:rPr/>
+            </w:pPr>
+            <w:r>
+              <w:rPr/>
               <w:t>Impressão concluída; zonas críticas e encaixes verificáveis no protótipo físico.</w:t>
             </w:r>
           </w:p>
         </w:tc>
       </w:tr>
       <w:tr>
-        <w:tc>
-          <w:tcPr>
-            <w:tcW w:w="1800" w:type="dxa"/>
-          </w:tcPr>
-          <w:p>
-            <w:r>
+        <w:trPr/>
+        <w:tc>
+          <w:tcPr>
+            <w:tcW w:w="1342" w:type="dxa"/>
+            <w:tcBorders>
+              <w:top w:val="single" w:sz="4" w:space="0" w:color="808080"/>
+              <w:left w:val="single" w:sz="4" w:space="0" w:color="808080"/>
+              <w:bottom w:val="single" w:sz="4" w:space="0" w:color="808080"/>
+              <w:right w:val="single" w:sz="4" w:space="0" w:color="808080"/>
+            </w:tcBorders>
+          </w:tcPr>
+          <w:p>
+            <w:pPr>
+              <w:pStyle w:val="Normal"/>
+              <w:rPr/>
+            </w:pPr>
+            <w:r>
+              <w:rPr/>
               <w:t>Perfil adulto masculino</w:t>
             </w:r>
           </w:p>
         </w:tc>
         <w:tc>
           <w:tcPr>
-            <w:tcW w:w="1200" w:type="dxa"/>
-          </w:tcPr>
-          <w:p>
-            <w:r>
+            <w:tcW w:w="894" w:type="dxa"/>
+            <w:tcBorders>
+              <w:top w:val="single" w:sz="4" w:space="0" w:color="808080"/>
+              <w:left w:val="single" w:sz="4" w:space="0" w:color="808080"/>
+              <w:bottom w:val="single" w:sz="4" w:space="0" w:color="808080"/>
+              <w:right w:val="single" w:sz="4" w:space="0" w:color="808080"/>
+            </w:tcBorders>
+          </w:tcPr>
+          <w:p>
+            <w:pPr>
+              <w:pStyle w:val="Normal"/>
+              <w:rPr/>
+            </w:pPr>
+            <w:r>
+              <w:rPr/>
               <w:t>PLA</w:t>
             </w:r>
           </w:p>
         </w:tc>
         <w:tc>
           <w:tcPr>
-            <w:tcW w:w="3800" w:type="dxa"/>
-          </w:tcPr>
-          <w:p>
-            <w:r>
+            <w:tcW w:w="2835" w:type="dxa"/>
+            <w:tcBorders>
+              <w:top w:val="single" w:sz="4" w:space="0" w:color="808080"/>
+              <w:left w:val="single" w:sz="4" w:space="0" w:color="808080"/>
+              <w:bottom w:val="single" w:sz="4" w:space="0" w:color="808080"/>
+              <w:right w:val="single" w:sz="4" w:space="0" w:color="808080"/>
+            </w:tcBorders>
+          </w:tcPr>
+          <w:p>
+            <w:pPr>
+              <w:pStyle w:val="Normal"/>
+              <w:rPr/>
+            </w:pPr>
+            <w:r>
+              <w:rPr/>
               <w:t>Geração do ficheiro de impressão e escala aumentada</w:t>
             </w:r>
           </w:p>
         </w:tc>
         <w:tc>
           <w:tcPr>
-            <w:tcW w:w="5300" w:type="dxa"/>
-          </w:tcPr>
-          <w:p>
-            <w:r>
+            <w:tcW w:w="3955" w:type="dxa"/>
+            <w:tcBorders>
+              <w:top w:val="single" w:sz="4" w:space="0" w:color="808080"/>
+              <w:left w:val="single" w:sz="4" w:space="0" w:color="808080"/>
+              <w:bottom w:val="single" w:sz="4" w:space="0" w:color="808080"/>
+              <w:right w:val="single" w:sz="4" w:space="0" w:color="808080"/>
+            </w:tcBorders>
+          </w:tcPr>
+          <w:p>
+            <w:pPr>
+              <w:pStyle w:val="Normal"/>
+              <w:rPr/>
+            </w:pPr>
+            <w:r>
+              <w:rPr/>
               <w:t>Impressão concluída; a escala maior não impediu a produção do protótipo.</w:t>
             </w:r>
           </w:p>
         </w:tc>
       </w:tr>
       <w:tr>
-        <w:tc>
-          <w:tcPr>
-            <w:tcW w:w="1800" w:type="dxa"/>
-          </w:tcPr>
-          <w:p>
-            <w:r>
+        <w:trPr/>
+        <w:tc>
+          <w:tcPr>
+            <w:tcW w:w="1342" w:type="dxa"/>
+            <w:tcBorders>
+              <w:top w:val="single" w:sz="4" w:space="0" w:color="808080"/>
+              <w:left w:val="single" w:sz="4" w:space="0" w:color="808080"/>
+              <w:bottom w:val="single" w:sz="4" w:space="0" w:color="808080"/>
+              <w:right w:val="single" w:sz="4" w:space="0" w:color="808080"/>
+            </w:tcBorders>
+          </w:tcPr>
+          <w:p>
+            <w:pPr>
+              <w:pStyle w:val="Normal"/>
+              <w:rPr/>
+            </w:pPr>
+            <w:r>
+              <w:rPr/>
               <w:t>Perfil adulto masculino</w:t>
             </w:r>
           </w:p>
         </w:tc>
         <w:tc>
           <w:tcPr>
-            <w:tcW w:w="1200" w:type="dxa"/>
-          </w:tcPr>
-          <w:p>
-            <w:r>
+            <w:tcW w:w="894" w:type="dxa"/>
+            <w:tcBorders>
+              <w:top w:val="single" w:sz="4" w:space="0" w:color="808080"/>
+              <w:left w:val="single" w:sz="4" w:space="0" w:color="808080"/>
+              <w:bottom w:val="single" w:sz="4" w:space="0" w:color="808080"/>
+              <w:right w:val="single" w:sz="4" w:space="0" w:color="808080"/>
+            </w:tcBorders>
+          </w:tcPr>
+          <w:p>
+            <w:pPr>
+              <w:pStyle w:val="Normal"/>
+              <w:rPr/>
+            </w:pPr>
+            <w:r>
+              <w:rPr/>
               <w:t>PETG</w:t>
             </w:r>
           </w:p>
         </w:tc>
         <w:tc>
           <w:tcPr>
-            <w:tcW w:w="3800" w:type="dxa"/>
-          </w:tcPr>
-          <w:p>
-            <w:r>
+            <w:tcW w:w="2835" w:type="dxa"/>
+            <w:tcBorders>
+              <w:top w:val="single" w:sz="4" w:space="0" w:color="808080"/>
+              <w:left w:val="single" w:sz="4" w:space="0" w:color="808080"/>
+              <w:bottom w:val="single" w:sz="4" w:space="0" w:color="808080"/>
+              <w:right w:val="single" w:sz="4" w:space="0" w:color="808080"/>
+            </w:tcBorders>
+          </w:tcPr>
+          <w:p>
+            <w:pPr>
+              <w:pStyle w:val="Normal"/>
+              <w:rPr/>
+            </w:pPr>
+            <w:r>
+              <w:rPr/>
               <w:t>Geração do ficheiro de impressão, manipulação e montagem preliminar</w:t>
             </w:r>
           </w:p>
         </w:tc>
         <w:tc>
           <w:tcPr>
-            <w:tcW w:w="5300" w:type="dxa"/>
-          </w:tcPr>
-          <w:p>
-            <w:r>
+            <w:tcW w:w="3955" w:type="dxa"/>
+            <w:tcBorders>
+              <w:top w:val="single" w:sz="4" w:space="0" w:color="808080"/>
+              <w:left w:val="single" w:sz="4" w:space="0" w:color="808080"/>
+              <w:bottom w:val="single" w:sz="4" w:space="0" w:color="808080"/>
+              <w:right w:val="single" w:sz="4" w:space="0" w:color="808080"/>
+            </w:tcBorders>
+          </w:tcPr>
+          <w:p>
+            <w:pPr>
+              <w:pStyle w:val="Normal"/>
+              <w:rPr/>
+            </w:pPr>
+            <w:r>
+              <w:rPr/>
               <w:t>Impressão concluída; manipulação preliminar sem falhas impeditivas observadas.</w:t>
             </w:r>
           </w:p>
         </w:tc>
       </w:tr>
     </w:tbl>
-    <w:p/>
-    <w:p>
-      <w:pPr>
-        <w:pStyle w:val="Normal"/>
-        <w:bidi w:val="0"/>
-        <w:jc w:val="left"/>
-        <w:rPr>
-          <w:lang w:val="pt-PT"/>
-        </w:rPr>
-      </w:pPr>
-      <w:r>
-        <w:rPr>
-          <w:lang w:val="pt-PT"/>
-        </w:rPr>
-        <w:t xml:space="preserve">A Figura 8.1 apresenta um precedente de avaliação funcional baseado em tarefas quotidianas de membro superior. Embora o presente trabalho não realize validação clínica nem testes com utilizadores reais, este tipo de protocolo ajuda a enquadrar o horizonte de avaliação futura: depois da coerência paramétrica e geométrica, será necessário observar desempenho em tarefas, facilidade de uso e adequação funcional </w:t>
-      </w:r>
-      <w:r>
-        <w:rPr>
-          <w:lang w:val="pt-PT"/>
-        </w:rPr>
-        <w:t>em contexto real (Romero et al., 2025 (#ref-romero-2025)).</w:t>
+    <w:p>
+      <w:pPr>
+        <w:pStyle w:val="Normal"/>
+        <w:rPr/>
+      </w:pPr>
+      <w:r>
+        <w:rPr/>
+      </w:r>
+    </w:p>
+    <w:p>
+      <w:pPr>
+        <w:pStyle w:val="Normal"/>
+        <w:bidi w:val="0"/>
+        <w:jc w:val="left"/>
+        <w:rPr>
+          <w:lang w:val="pt-PT"/>
+        </w:rPr>
+      </w:pPr>
+      <w:r>
+        <w:rPr>
+          <w:lang w:val="pt-PT"/>
+        </w:rPr>
+        <w:t>A Figura 8.1 apresenta um precedente de avaliação funcional baseado em tarefas quotidianas de membro superior. Embora o presente trabalho não realize validação clínica nem testes com utilizadores reais, este tipo de protocolo ajuda a enquadrar o horizonte de avaliação futura: depois da coerência paramétrica e geométrica, será necessário observar desempenho em tarefas, facilidade de uso e adequação funcional em contexto real (Romero et al., 2025 (#ref-romero-2025)).</w:t>
       </w:r>
     </w:p>
     <w:p>
@@ -24390,42 +26308,42 @@
       <w:r>
         <w:rPr/>
         <w:drawing>
-          <ns2:inline distT="0" distB="0" distL="0" distR="0">
-            <ns2:extent cx="5715000" cy="3571875"/>
-            <ns2:effectExtent l="0" t="0" r="0" b="0"/>
-            <ns2:docPr id="20" name="Image 19" descr="Image 19"/>
-            <ns2:cNvGraphicFramePr>
-              <ns3:graphicFrameLocks noChangeAspect="1"/>
-            </ns2:cNvGraphicFramePr>
-            <ns3:graphic>
-              <ns3:graphicData uri="http://schemas.openxmlformats.org/drawingml/2006/picture">
-                <ns4:pic>
-                  <ns4:nvPicPr>
-                    <ns4:cNvPr id="20" name="Image 19" descr="Image 19"/>
-                    <ns4:cNvPicPr>
-                      <ns3:picLocks noChangeAspect="1" noChangeArrowheads="1"/>
-                    </ns4:cNvPicPr>
-                  </ns4:nvPicPr>
-                  <ns4:blipFill>
-                    <ns3:blip ns5:embed="rId32"/>
-                    <ns3:stretch>
-                      <ns3:fillRect/>
-                    </ns3:stretch>
-                  </ns4:blipFill>
-                  <ns4:spPr bwMode="auto">
-                    <ns3:xfrm>
-                      <ns3:off x="0" y="0"/>
-                      <ns3:ext cx="5715000" cy="3571875"/>
-                    </ns3:xfrm>
-                    <ns3:prstGeom prst="rect">
-                      <ns3:avLst/>
-                    </ns3:prstGeom>
-                    <ns3:noFill/>
-                  </ns4:spPr>
-                </ns4:pic>
-              </ns3:graphicData>
-            </ns3:graphic>
-          </ns2:inline>
+          <wp:inline distT="0" distB="0" distL="0" distR="0">
+            <wp:extent cx="5715000" cy="3571875"/>
+            <wp:effectExtent l="0" t="0" r="0" b="0"/>
+            <wp:docPr id="20" name="Image 19" descr="Image 19"/>
+            <wp:cNvGraphicFramePr>
+              <a:graphicFrameLocks xmlns:a="http://schemas.openxmlformats.org/drawingml/2006/main" noChangeAspect="1"/>
+            </wp:cNvGraphicFramePr>
+            <a:graphic xmlns:a="http://schemas.openxmlformats.org/drawingml/2006/main">
+              <a:graphicData uri="http://schemas.openxmlformats.org/drawingml/2006/picture">
+                <pic:pic xmlns:pic="http://schemas.openxmlformats.org/drawingml/2006/picture">
+                  <pic:nvPicPr>
+                    <pic:cNvPr id="20" name="Image 19" descr="Image 19"/>
+                    <pic:cNvPicPr>
+                      <a:picLocks noChangeAspect="1" noChangeArrowheads="1"/>
+                    </pic:cNvPicPr>
+                  </pic:nvPicPr>
+                  <pic:blipFill>
+                    <a:blip r:embed="rId32"/>
+                    <a:stretch>
+                      <a:fillRect/>
+                    </a:stretch>
+                  </pic:blipFill>
+                  <pic:spPr bwMode="auto">
+                    <a:xfrm>
+                      <a:off x="0" y="0"/>
+                      <a:ext cx="5715000" cy="3571875"/>
+                    </a:xfrm>
+                    <a:prstGeom prst="rect">
+                      <a:avLst/>
+                    </a:prstGeom>
+                    <a:noFill/>
+                  </pic:spPr>
+                </pic:pic>
+              </a:graphicData>
+            </a:graphic>
+          </wp:inline>
         </w:drawing>
       </w:r>
     </w:p>
@@ -24625,6 +26543,7 @@
         </w:rPr>
       </w:pPr>
       <w:r>
+        <w:rPr/>
         <w:t>Tabela 8.2 — Entradas/prompt utilizadas para criação dos perfis de validação antropométrica por IA</w:t>
       </w:r>
     </w:p>
@@ -25508,6 +27427,7 @@
         </w:rPr>
       </w:pPr>
       <w:r>
+        <w:rPr/>
         <w:t>Tabela 8.3 — Síntese da validação antropométrica assistida por IA</w:t>
       </w:r>
     </w:p>
@@ -26077,6 +27997,7 @@
         </w:rPr>
       </w:pPr>
       <w:r>
+        <w:rPr/>
         <w:t>Tabela 8.4 — Modelos e mecanismos de escala avaliados</w:t>
       </w:r>
     </w:p>
@@ -26633,6 +28554,7 @@
         </w:rPr>
       </w:pPr>
       <w:r>
+        <w:rPr/>
         <w:t>Tabela 8.5 — Rácio adimensional da maior dimensão da palma exportada face ao baseline</w:t>
       </w:r>
     </w:p>
@@ -27383,7 +29305,39 @@
         <w:rPr>
           <w:lang w:val="pt-PT"/>
         </w:rPr>
-        <w:t>A avaliação também delimita com clareza os limites do sistema. A variabilidade estocástica da IA impede tratar uma saída isolada como prescrição fixa; a ausência de uma referência clínica direta impede afirmar precisão individual; e a lateralidade revelou-se um parâmetro crítico que não deve ser delegado à inferência do modelo. A correção implementada resolve esse risco ao deslocar a decisão para a interface, mas exige ainda reforço de UX para tornar a escolha do lado suficientemente visível e obrigatória. Do mesmo modo, a validação geométrica e física demonstra que cada modelo transporta constrangimentos próprios: alguns aceitam escalas pequenas, outros impõem pisos mínimos ou preservam proporções globais herdadas do desenho original. A prototipagem física confirmou a viabilidade das configurações selecionadas, mas também reforçou que a passagem para o objeto físico deve ser tratada como etapa de verificação material e não como prova clínica. Consequentemente, os resultados são promissores enquanto validação de coerência interna, acessibilidade paramétrica e viabilidade de prototipagem, mas permanecem preliminares enquanto validação protésica.</w:t>
+        <w:t>A avaliação também delimita com clareza os limites do sistema.</w:t>
+      </w:r>
+    </w:p>
+    <w:p>
+      <w:pPr>
+        <w:pStyle w:val="Normal"/>
+        <w:bidi w:val="0"/>
+        <w:jc w:val="left"/>
+        <w:rPr>
+          <w:lang w:val="pt-PT"/>
+        </w:rPr>
+      </w:pPr>
+      <w:r>
+        <w:rPr>
+          <w:lang w:val="pt-PT"/>
+        </w:rPr>
+        <w:t>A variação entre execuções produzida pela IA impede tratar uma saída isolada como prescrição fixa; a ausência de uma referência clínica direta limita a afirmação de precisão individual; e a lateralidade revelou-se um parâmetro crítico que deve permanecer sob controlo determinístico da plataforma.</w:t>
+      </w:r>
+    </w:p>
+    <w:p>
+      <w:pPr>
+        <w:pStyle w:val="Normal"/>
+        <w:bidi w:val="0"/>
+        <w:jc w:val="left"/>
+        <w:rPr>
+          <w:lang w:val="pt-PT"/>
+        </w:rPr>
+      </w:pPr>
+      <w:r>
+        <w:rPr>
+          <w:lang w:val="pt-PT"/>
+        </w:rPr>
+        <w:t>A correção implementada resolve esse risco ao deslocar a decisão para a interface, mas exige ainda reforço de UX para tornar a escolha do lado suficientemente visível e obrigatória. Do mesmo modo, a validação geométrica e física demonstra que cada modelo transporta constrangimentos próprios: alguns aceitam escalas pequenas, outros impõem pisos mínimos ou preservam proporções globais herdadas do desenho original. A prototipagem física confirmou a viabilidade das configurações selecionadas, mas também reforçou que a passagem para o objeto físico deve ser tratada como etapa de verificação material e não como prova clínica. Consequentemente, os resultados são promissores enquanto validação de coerência interna, acessibilidade paramétrica e viabilidade de prototipagem, mas permanecem preliminares enquanto validação protésica.</w:t>
       </w:r>
     </w:p>
     <w:p>
@@ -27412,6 +29366,7 @@
         </w:rPr>
       </w:pPr>
       <w:r>
+        <w:rPr/>
         <w:t>A principal conclusão metodológica é que a robustez do sistema depende menos da presença isolada da IA do que da qualidade das regras, limites e mecanismos de validação que enquadram a sua atuação. O esquema de parâmetros do modelo, os limites declarados, a filtragem dos campos devolvidos, a ancoragem em dados populacionais, a renderização por OpenSCAD/WebAssembly, a exportação em STL/3MF, a preparação para impressão e a impressão 3D formam uma cadeia de verificações sucessivas.</w:t>
       </w:r>
     </w:p>
@@ -27600,6 +29555,7 @@
         </w:rPr>
       </w:pPr>
       <w:r>
+        <w:rPr/>
         <w:t>Quarto, a prototipagem física confirmou que as configurações selecionadas a partir dos testes de perfil podiam ser preparadas para impressão e impressas, permitindo verificar escala, integridade formal, zonas críticas e montagem preliminar. Esta etapa validou a viabilidade produtiva do fluxo, mas não constitui validação clínica ou biomecânica completa.</w:t>
       </w:r>
     </w:p>
@@ -27613,6 +29569,7 @@
         </w:rPr>
       </w:pPr>
       <w:r>
+        <w:rPr/>
         <w:t>Quinto, a avaliação centrada no utilizador revelou que a acessibilidade paramétrica depende tanto da qualidade da inferência - entendida como o processo através do qual a IA transforma informação incompleta, indireta ou descritiva em sugestões paramétricas plausíveis - como das salvaguardas incorporadas na interface: entradas vagas e formuladas em diferentes línguas foram tratadas com robustez, mas a lateralidade, a adequação do modelo escolhido e a proveniência das estimativas exigem controlos explícitos para evitar confiança excessiva no resultado.</w:t>
       </w:r>
     </w:p>
@@ -27915,23 +29872,55 @@
         <w:rPr>
           <w:lang w:val="pt-PT"/>
         </w:rPr>
-        <w:t>Do ponto de vista geométrico e produtivo, a validação física realizada deve ser aprofundada através de ensaios mais sistemáticos de montagem, tolerâncias, resistência, desgaste, repetibilidade de impressão e adequação ao uso. Também será necessário clarificar a seleção de modelos segundo faixas dimensionais: modelos como o Flexy Beast são mais adequados a mãos pequenas, enquanto modelos com piso mínimo, como o Phoenix, exigem restrições claras na interface para evitar expectativas incorretas. A plataforma deve, portanto, evoluir de um configurador que aceita parâmetros para um sistema que também orienta a escolha do modelo adequado ao perfil, ao material e ao objetivo de fabrico.</w:t>
-      </w:r>
-    </w:p>
-    <w:p>
-      <w:pPr>
-        <w:pStyle w:val="Normal"/>
-        <w:bidi w:val="0"/>
-        <w:jc w:val="left"/>
-        <w:rPr>
-          <w:lang w:val="pt-PT"/>
-        </w:rPr>
-      </w:pPr>
-      <w:r>
-        <w:rPr>
-          <w:lang w:val="pt-PT"/>
-        </w:rPr>
-        <w:t>Por fim, a investigação abre espaço para estudos com utilizadores, técnicos e designers, avaliando não apenas a geometria exportada, mas também a inteligibilidade da interface, a confiança nas sugestões, a distribuição de responsabilidade e a utilidade real do fluxo em contextos de prototipagem. A continuidade do projeto deve manter a distinção que estruturou esta dissertação: a IA pode ampliar a acessibilidade e a velocidade de exploração, mas a qualidade de uma prótese personalizada continua a depender da articulação entre design, dados, fabrico, validação técnica e experiência humana.</w:t>
+        <w:t>Do ponto de vista geométrico e produtivo, a validação física inicial deve ser aprofundada através de ensaios mais sistemáticos de montagem, controlo de tolerâncias, resistência, desgaste, consistência entre impressões sucessivas e adequação ao uso.</w:t>
+      </w:r>
+    </w:p>
+    <w:p>
+      <w:pPr>
+        <w:pStyle w:val="Normal"/>
+        <w:bidi w:val="0"/>
+        <w:jc w:val="left"/>
+        <w:rPr>
+          <w:lang w:val="pt-PT"/>
+        </w:rPr>
+      </w:pPr>
+      <w:r>
+        <w:rPr>
+          <w:lang w:val="pt-PT"/>
+        </w:rPr>
+        <w:t>Também será necessário clarificar a seleção de modelos segundo faixas dimensionais: modelos como o Flexy Beast são mais adequados a mãos pequenas, enquanto modelos com piso mínimo, como o Phoenix, exigem restrições claras na interface para evitar expectativas incorretas. A plataforma deve, portanto, evoluir de um configurador que aceita parâmetros para um sistema que também orienta a escolha do modelo adequado ao perfil, ao material e ao objetivo de fabrico.</w:t>
+      </w:r>
+    </w:p>
+    <w:p>
+      <w:pPr>
+        <w:pStyle w:val="Normal"/>
+        <w:bidi w:val="0"/>
+        <w:jc w:val="left"/>
+        <w:rPr>
+          <w:lang w:val="pt-PT"/>
+        </w:rPr>
+      </w:pPr>
+      <w:r>
+        <w:rPr>
+          <w:lang w:val="pt-PT"/>
+        </w:rPr>
+        <w:t>Por fim, a investigação abre espaço para estudos com utilizadores, técnicos e designers, avaliando não apenas a geometria exportada, mas também a clareza com que a interface comunica o processo de configuração, a confiança nas sugestões, a distribuição de responsabilidade e a utilidade real do fluxo em contextos de prototipagem.</w:t>
+      </w:r>
+    </w:p>
+    <w:p>
+      <w:pPr>
+        <w:pStyle w:val="Normal"/>
+        <w:bidi w:val="0"/>
+        <w:jc w:val="left"/>
+        <w:rPr>
+          <w:lang w:val="pt-PT"/>
+        </w:rPr>
+      </w:pPr>
+      <w:r>
+        <w:rPr>
+          <w:lang w:val="pt-PT"/>
+        </w:rPr>
+        <w:t>A continuidade do projeto deve manter a distinção que estruturou esta dissertação: a IA pode ampliar a acessibilidade e a velocidade de exploração, mas a qualidade de uma prótese personalizada continua a depender da articulação entre design, dados, fabrico, validação técnica e experiência humana.</w:t>
       </w:r>
     </w:p>
     <w:p>
@@ -32529,15 +34518,7 @@
       </w:pPr>
       <w:r>
         <w:rPr/>
-        <w:t>A Tabela 6.1 apresenta valores percentílicos de comprimento de dedo por grupo etário, mas estes valores são extraídos da base de dados DINED (TU Delft, n=965 crianças neerlandesas) — Uma vez que não constituem uma recolha primária por parte d</w:t>
-      </w:r>
-      <w:r>
-        <w:rPr/>
-        <w:t>o</w:t>
-      </w:r>
-      <w:r>
-        <w:rPr/>
-        <w:t xml:space="preserve"> autor, a inclusão destes valores equivaleria a duplicar uma fonte secundária sem ligação direta verificável ao estudo DINED original.</w:t>
+        <w:t>A Tabela 6.1 apresenta valores percentílicos de comprimento de dedo por grupo etário, mas estes valores são extraídos da base de dados DINED (TU Delft, n=965 crianças neerlandesas) — Uma vez que não constituem uma recolha primária por parte do autor, a inclusão destes valores equivaleria a duplicar uma fonte secundária sem ligação direta verificável ao estudo DINED original.</w:t>
       </w:r>
     </w:p>
     <w:p>
@@ -32599,15 +34580,7 @@
       </w:r>
       <w:r>
         <w:rPr/>
-        <w:t xml:space="preserve"> Relatório técnico NATICK/TR-15/007, U.S. Army Natick Soldier Research, Development and Engineering Center. n=6.068 militares ativos (4.082M, 1.986F), idade 17–58, grande diversidade étnica. Os dados brutos individuais foram disponibilizados em acesso público em 2017 (licença CC BY 4.0). As estatísticas foram calculadas a partir dos CSVs individuais (não do relatório impresso), </w:t>
-      </w:r>
-      <w:r>
-        <w:rPr/>
-        <w:t xml:space="preserve">o </w:t>
-      </w:r>
-      <w:r>
-        <w:rPr/>
-        <w:t>processo foi implementado em Python puro, sem dependências externas, de modo a reduzir variações associadas ao ambiente de execução e a assegurar que o ficheiro possa ser regenerado de forma consistente a partir das mesmas entradas.</w:t>
+        <w:t xml:space="preserve"> Relatório técnico NATICK/TR-15/007, U.S. Army Natick Soldier Research, Development and Engineering Center. n=6.068 militares ativos (4.082M, 1.986F), idade 17–58, grande diversidade étnica. Os dados brutos individuais foram disponibilizados em acesso público em 2017 (licença CC BY 4.0). As estatísticas foram calculadas a partir dos CSVs individuais (não do relatório impresso), o processo foi implementado em Python puro, sem dependências externas, de modo a reduzir variações associadas ao ambiente de execução e a assegurar que o ficheiro possa ser regenerado de forma consistente a partir das mesmas entradas.</w:t>
       </w:r>
     </w:p>
     <w:p>
@@ -37859,31 +39832,7 @@
       </w:r>
       <w:r>
         <w:rPr/>
-        <w:t xml:space="preserve"> — Ausente. Os Países Baixos e Portugal representam a Europa, mas há v</w:t>
-      </w:r>
-      <w:r>
-        <w:rPr/>
-        <w:t>ariações</w:t>
-      </w:r>
-      <w:r>
-        <w:rPr/>
-        <w:t xml:space="preserve"> antropométrica</w:t>
-      </w:r>
-      <w:r>
-        <w:rPr/>
-        <w:t>s</w:t>
-      </w:r>
-      <w:r>
-        <w:rPr/>
-        <w:t xml:space="preserve"> documentada</w:t>
-      </w:r>
-      <w:r>
-        <w:rPr/>
-        <w:t>s</w:t>
-      </w:r>
-      <w:r>
-        <w:rPr/>
-        <w:t xml:space="preserve"> entre populações do norte, sul e leste do continente.</w:t>
+        <w:t xml:space="preserve"> — Ausente. Os Países Baixos e Portugal representam a Europa, mas há variações antropométricas documentadas entre populações do norte, sul e leste do continente.</w:t>
       </w:r>
     </w:p>
     <w:p>
@@ -38641,7 +40590,7 @@
       </w:r>
     </w:p>
   </w:comment>
-  <w:comment w:id="3" w:author="Unknown Author" w:date="2026-07-01T19:07:33Z" w:initials="">
+  <w:comment w:id="3" w:author="Unknown Author" w:date="2026-07-02T17:25:21Z" w:initials="">
     <w:p>
       <w:pPr>
         <w:overflowPunct w:val="true"/>
@@ -38655,11 +40604,11 @@
         <w:rPr>
           <w:lang w:val="pt-PT"/>
         </w:rPr>
-        <w:t>Precisas de definir o meta design</w:t>
+        <w:t>Podemos adicionar aquele gráfico todo bonito que fizeste antes.</w:t>
       </w:r>
     </w:p>
   </w:comment>
-  <w:comment w:id="4" w:author="Unknown Author" w:date="2026-07-01T19:08:06Z" w:initials="">
+  <w:comment w:id="4" w:author="Unknown Author" w:date="2026-07-02T17:57:37Z" w:initials="">
     <w:p>
       <w:pPr>
         <w:overflowPunct w:val="true"/>
@@ -38673,11 +40622,11 @@
         <w:rPr>
           <w:lang w:val="pt-PT"/>
         </w:rPr>
-        <w:t>Tens que desenvolver isto pare perceber seisto faz sentido de estar aqui ou se cortamos</w:t>
+        <w:t>Aqui é que podemos meter o nosso gráfico bonitolas</w:t>
       </w:r>
     </w:p>
   </w:comment>
-  <w:comment w:id="5" w:author="Unknown Author" w:date="2026-07-01T20:43:47Z" w:initials="">
+  <w:comment w:id="5" w:author="Unknown Author" w:date="2026-07-02T18:05:03Z" w:initials="">
     <w:p>
       <w:pPr>
         <w:overflowPunct w:val="true"/>
@@ -38691,9 +40640,45 @@
         <w:rPr>
           <w:lang w:val="pt-PT"/>
         </w:rPr>
-        <w:t>É a primeira vez que estás a falar sobre isto. É preciso referir e explicar algures antes deste ponto o que é a Vitoria Hand Project e Já agora a E-Nabled</w:t>
-      </w:r>
-    </w:p>
+        <w:t>Falo disto? Acho que não faço em PLA e PETG</w:t>
+      </w:r>
+    </w:p>
+  </w:comment>
+  <w:comment w:id="6" w:author="Unknown Author" w:date="2026-07-03T19:16:18Z" w:initials="">
+    <w:p>
+      <w:pPr>
+        <w:overflowPunct w:val="false"/>
+        <w:rPr/>
+      </w:pPr>
+      <w:r>
+        <w:annotationRef/>
+      </w:r>
+      <w:r>
+        <w:rPr>
+          <w:lang w:val="pt-PT"/>
+        </w:rPr>
+        <w:t>Isto é a primeira vez que estás a falar do Openscad</w:t>
+      </w:r>
+    </w:p>
+  </w:comment>
+  <w:comment w:id="7" w:author="Unknown Author" w:date="2026-07-03T19:16:31Z" w:initials="">
+    <w:p>
+      <w:pPr>
+        <w:overflowPunct w:val="false"/>
+        <w:rPr/>
+      </w:pPr>
+      <w:r>
+        <w:annotationRef/>
+      </w:r>
+      <w:r>
+        <w:rPr>
+          <w:lang w:val="pt-PT"/>
+        </w:rPr>
+        <w:t>É preciso dizer o que é STL e 3MF</w:t>
+      </w:r>
+    </w:p>
+  </w:comment>
+  <w:comment w:id="8" w:author="Unknown Author" w:date="2026-07-03T13:45:05Z" w:initials="">
     <w:p>
       <w:pPr>
         <w:overflowPunct w:val="true"/>
@@ -38701,30 +40686,190 @@
         <w:rPr/>
       </w:pPr>
       <w:r>
-        <w:rPr>
-          <w:lang w:val="pt-PT"/>
-        </w:rPr>
-      </w:r>
-    </w:p>
+        <w:annotationRef/>
+      </w:r>
+      <w:r>
+        <w:rPr>
+          <w:lang w:val="pt-PT"/>
+        </w:rPr>
+        <w:t>Estás a entrar em modo repetição outra vez.</w:t>
+      </w:r>
+    </w:p>
+  </w:comment>
+  <w:comment w:id="9" w:author="Unknown Author" w:date="2026-07-04T13:26:12Z" w:initials="">
+    <w:p>
+      <w:pPr>
+        <w:overflowPunct w:val="false"/>
+        <w:rPr/>
+      </w:pPr>
+      <w:r>
+        <w:annotationRef/>
+      </w:r>
+      <w:r>
+        <w:rPr>
+          <w:lang w:val="pt-PT"/>
+        </w:rPr>
+        <w:t>Começas aqui a falar do modelo gerado mas é a primeira vez que abordas isso. Tens que contextualizar.</w:t>
+      </w:r>
+    </w:p>
+  </w:comment>
+  <w:comment w:id="10" w:author="Unknown Author" w:date="2026-07-04T13:27:11Z" w:initials="">
+    <w:p>
+      <w:pPr>
+        <w:overflowPunct w:val="false"/>
+        <w:rPr/>
+      </w:pPr>
+      <w:r>
+        <w:annotationRef/>
+      </w:r>
+      <w:r>
+        <w:rPr>
+          <w:lang w:val="pt-PT"/>
+        </w:rPr>
+        <w:t>Meter aqui umas imagens!</w:t>
+      </w:r>
+    </w:p>
+  </w:comment>
+  <w:comment w:id="11" w:author="Unknown Author" w:date="2026-07-04T15:20:50Z" w:initials="">
+    <w:p>
+      <w:pPr>
+        <w:overflowPunct w:val="false"/>
+        <w:rPr/>
+      </w:pPr>
+      <w:r>
+        <w:annotationRef/>
+      </w:r>
+      <w:r>
+        <w:rPr>
+          <w:lang w:val="pt-PT"/>
+        </w:rPr>
+        <w:t>Vamos meter aqui uma imagem</w:t>
+      </w:r>
+    </w:p>
+  </w:comment>
+  <w:comment w:id="12" w:author="Unknown Author" w:date="2026-07-04T18:35:39Z" w:initials="">
+    <w:p>
+      <w:pPr>
+        <w:overflowPunct w:val="false"/>
+        <w:rPr/>
+      </w:pPr>
+      <w:r>
+        <w:annotationRef/>
+      </w:r>
+      <w:r>
+        <w:rPr>
+          <w:lang w:val="pt-PT"/>
+        </w:rPr>
+        <w:t>Não te esqueças de adicionar ao indice estas siglas.</w:t>
+      </w:r>
+    </w:p>
+  </w:comment>
+  <w:comment w:id="13" w:author="Unknown Author" w:date="2026-07-04T18:51:43Z" w:initials="">
+    <w:p>
+      <w:pPr>
+        <w:overflowPunct w:val="false"/>
+        <w:rPr/>
+      </w:pPr>
+      <w:r>
+        <w:annotationRef/>
+      </w:r>
+      <w:r>
+        <w:rPr>
+          <w:lang w:val="pt-PT"/>
+        </w:rPr>
+        <w:t>Faz sentido integrar uma parte sobre a E-nable e os modelos deles.</w:t>
+      </w:r>
+    </w:p>
+  </w:comment>
+  <w:comment w:id="14" w:author="Unknown Author" w:date="2026-07-04T18:53:29Z" w:initials="">
+    <w:p>
+      <w:pPr>
+        <w:overflowPunct w:val="false"/>
+        <w:rPr/>
+      </w:pPr>
+      <w:r>
+        <w:annotationRef/>
+      </w:r>
+      <w:r>
+        <w:rPr>
+          <w:lang w:val="pt-PT"/>
+        </w:rPr>
+        <w:t>Parametros de hardware</w:t>
+      </w:r>
+    </w:p>
+  </w:comment>
+  <w:comment w:id="15" w:author="Unknown Author" w:date="2026-07-04T21:37:44Z" w:initials="">
+    <w:p>
+      <w:pPr>
+        <w:overflowPunct w:val="false"/>
+        <w:rPr/>
+      </w:pPr>
+      <w:r>
+        <w:annotationRef/>
+      </w:r>
+      <w:r>
+        <w:rPr>
+          <w:lang w:val="pt-PT"/>
+        </w:rPr>
+        <w:t>Isto está no indice? Vai lá ver</w:t>
+      </w:r>
+    </w:p>
+  </w:comment>
+  <w:comment w:id="16" w:author="Unknown Author" w:date="2026-07-05T12:22:53Z" w:initials="">
+    <w:p>
+      <w:pPr>
+        <w:overflowPunct w:val="false"/>
+        <w:rPr/>
+      </w:pPr>
+      <w:r>
+        <w:annotationRef/>
+      </w:r>
+      <w:r>
+        <w:rPr>
+          <w:lang w:val="pt-PT"/>
+        </w:rPr>
+        <w:t>Não esquecer de meter no índice</w:t>
+      </w:r>
+    </w:p>
+  </w:comment>
+  <w:comment w:id="17" w:author="Unknown Author" w:date="2026-07-05T12:26:47Z" w:initials="">
+    <w:p>
+      <w:pPr>
+        <w:overflowPunct w:val="false"/>
+        <w:rPr/>
+      </w:pPr>
+      <w:r>
+        <w:annotationRef/>
+      </w:r>
+      <w:r>
+        <w:rPr>
+          <w:lang w:val="pt-PT"/>
+        </w:rPr>
+        <w:t>Adicionar uma nota a explicar e adicionar no indice a sigla</w:t>
+      </w:r>
+    </w:p>
+  </w:comment>
+  <w:comment w:id="18" w:author="Unknown Author" w:date="2026-07-05T14:28:24Z" w:initials="">
     <w:p>
       <w:pPr>
         <w:overflowPunct w:val="true"/>
-        <w:bidi w:val="0"/>
-        <w:rPr/>
-      </w:pPr>
-      <w:r>
-        <w:rPr>
-          <w:lang w:val="pt-PT"/>
-        </w:rPr>
-        <w:t>Aqui temos que introduzir um screenshot do sistema do victoria hand no f3s</w:t>
+        <w:rPr/>
+      </w:pPr>
+      <w:r>
+        <w:annotationRef/>
+      </w:r>
+      <w:r>
+        <w:rPr>
+          <w:lang w:val="pt-PT"/>
+        </w:rPr>
+        <w:t>Isto é uma repetição</w:t>
       </w:r>
     </w:p>
   </w:comment>
-  <w:comment w:id="6" w:author="Unknown Author" w:date="2026-07-02T17:25:21Z" w:initials="">
+  <w:comment w:id="19" w:author="Unknown Author" w:date="2026-07-05T14:29:31Z" w:initials="">
     <w:p>
       <w:pPr>
         <w:overflowPunct w:val="true"/>
-        <w:bidi w:val="0"/>
         <w:rPr/>
       </w:pPr>
       <w:r>
@@ -38734,15 +40879,14 @@
         <w:rPr>
           <w:lang w:val="pt-PT"/>
         </w:rPr>
-        <w:t>Podemos adicionar aquele gráfico todo bonito que fizeste antes.</w:t>
+        <w:t>Inserir notas de rodapé</w:t>
       </w:r>
     </w:p>
   </w:comment>
-  <w:comment w:id="7" w:author="Unknown Author" w:date="2026-07-02T17:57:37Z" w:initials="">
+  <w:comment w:id="20" w:author="Unknown Author" w:date="2026-07-05T15:25:09Z" w:initials="">
     <w:p>
       <w:pPr>
         <w:overflowPunct w:val="true"/>
-        <w:bidi w:val="0"/>
         <w:rPr/>
       </w:pPr>
       <w:r>
@@ -38752,15 +40896,14 @@
         <w:rPr>
           <w:lang w:val="pt-PT"/>
         </w:rPr>
-        <w:t>Aqui é que podemos meter o nosso gráfico bonitolas</w:t>
+        <w:t>Inserir um comentário</w:t>
       </w:r>
     </w:p>
   </w:comment>
-  <w:comment w:id="8" w:author="Unknown Author" w:date="2026-07-02T18:05:03Z" w:initials="">
+  <w:comment w:id="21" w:author="Unknown Author" w:date="2026-07-05T16:14:55Z" w:initials="">
     <w:p>
       <w:pPr>
         <w:overflowPunct w:val="true"/>
-        <w:bidi w:val="0"/>
         <w:rPr/>
       </w:pPr>
       <w:r>
@@ -38770,11 +40913,11 @@
         <w:rPr>
           <w:lang w:val="pt-PT"/>
         </w:rPr>
-        <w:t>Falo disto? Acho que não faço em PLA e PETG</w:t>
+        <w:t>Se calhar introduzir uma tabela com os prompts</w:t>
       </w:r>
     </w:p>
   </w:comment>
-  <w:comment w:id="9" w:author="Unknown Author" w:date="2026-07-03T19:16:18Z" w:initials="">
+  <w:comment w:id="22" w:author="Unknown Author" w:date="2026-07-05T17:43:41Z" w:initials="">
     <w:p>
       <w:pPr>
         <w:overflowPunct w:val="false"/>
@@ -38787,284 +40930,11 @@
         <w:rPr>
           <w:lang w:val="pt-PT"/>
         </w:rPr>
-        <w:t>Isto é a primeira vez que estás a falar do Openscad</w:t>
+        <w:t>Introduzir aqui uma tabela com valores</w:t>
       </w:r>
     </w:p>
   </w:comment>
-  <w:comment w:id="10" w:author="Unknown Author" w:date="2026-07-03T19:16:31Z" w:initials="">
-    <w:p>
-      <w:pPr>
-        <w:overflowPunct w:val="false"/>
-        <w:rPr/>
-      </w:pPr>
-      <w:r>
-        <w:annotationRef/>
-      </w:r>
-      <w:r>
-        <w:rPr>
-          <w:lang w:val="pt-PT"/>
-        </w:rPr>
-        <w:t>É preciso dizer o que é STL e 3MF</w:t>
-      </w:r>
-    </w:p>
-  </w:comment>
-  <w:comment w:id="11" w:author="Unknown Author" w:date="2026-07-03T13:45:05Z" w:initials="">
-    <w:p>
-      <w:pPr>
-        <w:overflowPunct w:val="true"/>
-        <w:bidi w:val="0"/>
-        <w:rPr/>
-      </w:pPr>
-      <w:r>
-        <w:annotationRef/>
-      </w:r>
-      <w:r>
-        <w:rPr>
-          <w:lang w:val="pt-PT"/>
-        </w:rPr>
-        <w:t>Estás a entrar em modo repetição outra vez.</w:t>
-      </w:r>
-    </w:p>
-  </w:comment>
-  <w:comment w:id="12" w:author="Unknown Author" w:date="2026-07-04T13:26:12Z" w:initials="">
-    <w:p>
-      <w:pPr>
-        <w:overflowPunct w:val="false"/>
-        <w:rPr/>
-      </w:pPr>
-      <w:r>
-        <w:annotationRef/>
-      </w:r>
-      <w:r>
-        <w:rPr>
-          <w:lang w:val="pt-PT"/>
-        </w:rPr>
-        <w:t>Começas aqui a falar do modelo gerado mas é a primeira vez que abordas isso. Tens que contextualizar.</w:t>
-      </w:r>
-    </w:p>
-  </w:comment>
-  <w:comment w:id="13" w:author="Unknown Author" w:date="2026-07-04T13:27:11Z" w:initials="">
-    <w:p>
-      <w:pPr>
-        <w:overflowPunct w:val="false"/>
-        <w:rPr/>
-      </w:pPr>
-      <w:r>
-        <w:annotationRef/>
-      </w:r>
-      <w:r>
-        <w:rPr>
-          <w:lang w:val="pt-PT"/>
-        </w:rPr>
-        <w:t>Meter aqui umas imagens!</w:t>
-      </w:r>
-    </w:p>
-  </w:comment>
-  <w:comment w:id="14" w:author="Unknown Author" w:date="2026-07-04T15:20:50Z" w:initials="">
-    <w:p>
-      <w:pPr>
-        <w:overflowPunct w:val="false"/>
-        <w:rPr/>
-      </w:pPr>
-      <w:r>
-        <w:annotationRef/>
-      </w:r>
-      <w:r>
-        <w:rPr>
-          <w:lang w:val="pt-PT"/>
-        </w:rPr>
-        <w:t>Vamos meter aqui uma imagem</w:t>
-      </w:r>
-    </w:p>
-  </w:comment>
-  <w:comment w:id="15" w:author="Unknown Author" w:date="2026-07-04T18:35:39Z" w:initials="">
-    <w:p>
-      <w:pPr>
-        <w:overflowPunct w:val="false"/>
-        <w:rPr/>
-      </w:pPr>
-      <w:r>
-        <w:annotationRef/>
-      </w:r>
-      <w:r>
-        <w:rPr>
-          <w:lang w:val="pt-PT"/>
-        </w:rPr>
-        <w:t>Não te esqueças de adicionar ao indice estas siglas.</w:t>
-      </w:r>
-    </w:p>
-  </w:comment>
-  <w:comment w:id="16" w:author="Unknown Author" w:date="2026-07-04T18:51:43Z" w:initials="">
-    <w:p>
-      <w:pPr>
-        <w:overflowPunct w:val="false"/>
-        <w:rPr/>
-      </w:pPr>
-      <w:r>
-        <w:annotationRef/>
-      </w:r>
-      <w:r>
-        <w:rPr>
-          <w:lang w:val="pt-PT"/>
-        </w:rPr>
-        <w:t>Faz sentido integrar uma parte sobre a E-nable e os modelos deles.</w:t>
-      </w:r>
-    </w:p>
-  </w:comment>
-  <w:comment w:id="17" w:author="Unknown Author" w:date="2026-07-04T18:53:29Z" w:initials="">
-    <w:p>
-      <w:pPr>
-        <w:overflowPunct w:val="false"/>
-        <w:rPr/>
-      </w:pPr>
-      <w:r>
-        <w:annotationRef/>
-      </w:r>
-      <w:r>
-        <w:rPr>
-          <w:lang w:val="pt-PT"/>
-        </w:rPr>
-        <w:t>Parametros de hardware</w:t>
-      </w:r>
-    </w:p>
-  </w:comment>
-  <w:comment w:id="18" w:author="Unknown Author" w:date="2026-07-04T21:37:44Z" w:initials="">
-    <w:p>
-      <w:pPr>
-        <w:overflowPunct w:val="false"/>
-        <w:rPr/>
-      </w:pPr>
-      <w:r>
-        <w:annotationRef/>
-      </w:r>
-      <w:r>
-        <w:rPr>
-          <w:lang w:val="pt-PT"/>
-        </w:rPr>
-        <w:t>Isto está no indice? Vai lá ver</w:t>
-      </w:r>
-    </w:p>
-  </w:comment>
-  <w:comment w:id="19" w:author="Unknown Author" w:date="2026-07-05T12:22:53Z" w:initials="">
-    <w:p>
-      <w:pPr>
-        <w:overflowPunct w:val="false"/>
-        <w:rPr/>
-      </w:pPr>
-      <w:r>
-        <w:annotationRef/>
-      </w:r>
-      <w:r>
-        <w:rPr>
-          <w:lang w:val="pt-PT"/>
-        </w:rPr>
-        <w:t>Não esquecer de meter no índice</w:t>
-      </w:r>
-    </w:p>
-  </w:comment>
-  <w:comment w:id="20" w:author="Unknown Author" w:date="2026-07-05T12:26:47Z" w:initials="">
-    <w:p>
-      <w:pPr>
-        <w:overflowPunct w:val="false"/>
-        <w:rPr/>
-      </w:pPr>
-      <w:r>
-        <w:annotationRef/>
-      </w:r>
-      <w:r>
-        <w:rPr>
-          <w:lang w:val="pt-PT"/>
-        </w:rPr>
-        <w:t>Adicionar uma nota a explicar e adicionar no indice a sigla</w:t>
-      </w:r>
-    </w:p>
-  </w:comment>
-  <w:comment w:id="21" w:author="Unknown Author" w:date="2026-07-05T14:28:24Z" w:initials="">
-    <w:p>
-      <w:pPr>
-        <w:overflowPunct w:val="true"/>
-        <w:rPr/>
-      </w:pPr>
-      <w:r>
-        <w:annotationRef/>
-      </w:r>
-      <w:r>
-        <w:rPr>
-          <w:lang w:val="pt-PT"/>
-        </w:rPr>
-        <w:t>Isto é uma repetição</w:t>
-      </w:r>
-    </w:p>
-  </w:comment>
-  <w:comment w:id="22" w:author="Unknown Author" w:date="2026-07-05T14:29:31Z" w:initials="">
-    <w:p>
-      <w:pPr>
-        <w:overflowPunct w:val="true"/>
-        <w:rPr/>
-      </w:pPr>
-      <w:r>
-        <w:annotationRef/>
-      </w:r>
-      <w:r>
-        <w:rPr>
-          <w:lang w:val="pt-PT"/>
-        </w:rPr>
-        <w:t>Inserir notas de rodapé</w:t>
-      </w:r>
-    </w:p>
-  </w:comment>
-  <w:comment w:id="23" w:author="Unknown Author" w:date="2026-07-05T15:25:09Z" w:initials="">
-    <w:p>
-      <w:pPr>
-        <w:overflowPunct w:val="true"/>
-        <w:rPr/>
-      </w:pPr>
-      <w:r>
-        <w:annotationRef/>
-      </w:r>
-      <w:r>
-        <w:rPr>
-          <w:lang w:val="pt-PT"/>
-        </w:rPr>
-        <w:t>Inserir um comentário</w:t>
-      </w:r>
-    </w:p>
-  </w:comment>
-  <w:comment w:id="24" w:author="Unknown Author" w:date="2026-07-05T16:14:55Z" w:initials="">
-    <w:p>
-      <w:pPr>
-        <w:overflowPunct w:val="true"/>
-        <w:rPr/>
-      </w:pPr>
-      <w:r>
-        <w:annotationRef/>
-      </w:r>
-      <w:r>
-        <w:rPr>
-          <w:lang w:val="pt-PT"/>
-        </w:rPr>
-        <w:t>Se calhar introduzir uma tabela com os prompts</w:t>
-      </w:r>
-    </w:p>
-  </w:comment>
-  <w:comment w:id="25" w:author="Unknown Author" w:date="2026-07-05T17:43:41Z" w:initials="">
-    <w:p>
-      <w:pPr>
-        <w:overflowPunct w:val="false"/>
-        <w:rPr/>
-      </w:pPr>
-      <w:r>
-        <w:annotationRef/>
-      </w:r>
-      <w:r>
-        <w:rPr>
-          <w:lang w:val="pt-PT"/>
-        </w:rPr>
-        <w:t>Introduzir aqui uma tabela com valores</w:t>
-      </w:r>
-    </w:p>
-  </w:comment>
-  <w:comment w:id="26" w:author="Unknown Author" w:date="2026-07-05T19:22:29Z" w:initials="">
+  <w:comment w:id="23" w:author="Unknown Author" w:date="2026-07-05T19:22:29Z" w:initials="">
     <w:p>
       <w:pPr>
         <w:overflowPunct w:val="false"/>
@@ -39088,7 +40958,6 @@
 <w15:commentsEx xmlns:mc="http://schemas.openxmlformats.org/markup-compatibility/2006" xmlns:w15="http://schemas.microsoft.com/office/word/2012/wordml" mc:Ignorable="w15">
   <w15:commentEx w15:paraId="01000000" w15:done="1"/>
   <w15:commentEx w15:paraId="02000000" w15:done="1"/>
-  <w15:commentEx w15:paraId="03000000" w15:done="1"/>
 </w15:commentsEx>
 </file>
 
@@ -39394,22 +41263,20 @@
         <w:footnoteRef/>
       </w:r>
       <w:r>
-        <w:rPr/>
+        <w:rPr>
+          <w:rStyle w:val="Emphasis"/>
+        </w:rPr>
         <w:t xml:space="preserve"> </w:t>
       </w:r>
       <w:r>
-        <w:rPr/>
-        <w:t xml:space="preserve">O </w:t>
-      </w:r>
-      <w:r>
         <w:rPr>
           <w:rStyle w:val="Emphasis"/>
         </w:rPr>
-        <w:t>Technology Readiness Level</w:t>
-      </w:r>
-      <w:r>
-        <w:rPr/>
-        <w:t xml:space="preserve"> (TRL) é uma escala de maturidade tecnológica, normalmente composta por nove níveis, que permite avaliar o desenvolvimento de uma tecnologia desde a formulação conceptual até à sua demonstração e aplicação em contexto real.</w:t>
+        <w:t>Virtual coaching</w:t>
+      </w:r>
+      <w:r>
+        <w:rPr/>
+        <w:t xml:space="preserve"> designa sistemas digitais de orientação e acompanhamento que fornecem instruções, recomendações ou feedback ao utilizador durante atividades de treino, reabilitação ou aprendizagem, apoiando a adaptação do programa ao seu desempenho e evolução.</w:t>
       </w:r>
     </w:p>
   </w:footnote>
@@ -39435,11 +41302,73 @@
         <w:rPr>
           <w:rStyle w:val="Emphasis"/>
         </w:rPr>
-        <w:t>Human-in-the-loop designa uma abordagem em que uma pessoa permanece integrada num processo automatizado, assumindo funções de supervisão, interpretação, validação ou decisão.</w:t>
+        <w:t>Serious games</w:t>
+      </w:r>
+      <w:r>
+        <w:rPr/>
+        <w:t xml:space="preserve"> são jogos concebidos com uma finalidade principal para além do entretenimento, sendo aplicados em áreas como educação, saúde ou reabilitação para apoiar aprendizagem, treino funcional, motivação, adesão terapêutica ou avaliação de desempenho.</w:t>
       </w:r>
     </w:p>
   </w:footnote>
   <w:footnote w:id="15">
+    <w:p>
+      <w:pPr>
+        <w:pStyle w:val="FootnoteText"/>
+        <w:rPr/>
+      </w:pPr>
+      <w:r>
+        <w:rPr>
+          <w:rStyle w:val="FootnoteCharacters"/>
+        </w:rPr>
+        <w:footnoteRef/>
+      </w:r>
+      <w:r>
+        <w:rPr/>
+        <w:t xml:space="preserve"> </w:t>
+      </w:r>
+      <w:r>
+        <w:rPr/>
+        <w:t xml:space="preserve">O </w:t>
+      </w:r>
+      <w:r>
+        <w:rPr>
+          <w:rStyle w:val="Emphasis"/>
+        </w:rPr>
+        <w:t>Technology Readiness Level</w:t>
+      </w:r>
+      <w:r>
+        <w:rPr/>
+        <w:t xml:space="preserve"> (TRL) é uma escala de maturidade tecnológica, normalmente composta por nove níveis, que permite avaliar o desenvolvimento de uma tecnologia desde a formulação conceptual até à sua demonstração e aplicação em contexto real.</w:t>
+      </w:r>
+    </w:p>
+  </w:footnote>
+  <w:footnote w:id="16">
+    <w:p>
+      <w:pPr>
+        <w:pStyle w:val="FootnoteText"/>
+        <w:rPr/>
+      </w:pPr>
+      <w:r>
+        <w:rPr>
+          <w:rStyle w:val="FootnoteCharacters"/>
+        </w:rPr>
+        <w:footnoteRef/>
+      </w:r>
+      <w:r>
+        <w:rPr>
+          <w:rStyle w:val="Emphasis"/>
+        </w:rPr>
+        <w:t xml:space="preserve"> </w:t>
+      </w:r>
+      <w:r>
+        <w:rPr>
+          <w:rStyle w:val="Emphasis"/>
+        </w:rPr>
+        <w:t>Human-in-the-loop designa uma abordagem em que uma pessoa permanece integrada num processo automatizado, assumindo funções de supervisão, interpretação, validação ou decisão.</w:t>
+      </w:r>
+    </w:p>
+  </w:footnote>
+  <w:footnote w:id="17">
     <w:p>
       <w:pPr>
         <w:pStyle w:val="FootnoteText"/>
